--- a/Linux/LPIC-3/security/331.docx
+++ b/Linux/LPIC-3/security/331.docx
@@ -2,7 +2,4538 @@
 <file path=word/document.xml><?xml version="1.0" encoding="utf-8"?>
 <w:document xmlns:wpc="http://schemas.microsoft.com/office/word/2010/wordprocessingCanvas" xmlns:cx="http://schemas.microsoft.com/office/drawing/2014/chartex" xmlns:cx1="http://schemas.microsoft.com/office/drawing/2015/9/8/chartex" xmlns:cx2="http://schemas.microsoft.com/office/drawing/2015/10/21/chartex" xmlns:cx3="http://schemas.microsoft.com/office/drawing/2016/5/9/chartex" xmlns:cx4="http://schemas.microsoft.com/office/drawing/2016/5/10/chartex" xmlns:cx5="http://schemas.microsoft.com/office/drawing/2016/5/11/chartex" xmlns:cx6="http://schemas.microsoft.com/office/drawing/2016/5/12/chartex" xmlns:cx7="http://schemas.microsoft.com/office/drawing/2016/5/13/chartex" xmlns:cx8="http://schemas.microsoft.com/office/drawing/2016/5/14/chartex" xmlns:mc="http://schemas.openxmlformats.org/markup-compatibility/2006" xmlns:aink="http://schemas.microsoft.com/office/drawing/2016/ink" xmlns:am3d="http://schemas.microsoft.com/office/drawing/2017/model3d" xmlns:o="urn:schemas-microsoft-com:office:office" xmlns:oel="http://schemas.microsoft.com/office/2019/extlst" xmlns:r="http://schemas.openxmlformats.org/officeDocument/2006/relationships" xmlns:m="http://schemas.openxmlformats.org/officeDocument/2006/math" xmlns:v="urn:schemas-microsoft-com:vml" xmlns:wp14="http://schemas.microsoft.com/office/word/2010/wordprocessingDrawing" xmlns:wp="http://schemas.openxmlformats.org/drawingml/2006/wordprocessingDrawing" xmlns:w10="urn:schemas-microsoft-com:office:word" xmlns:w="http://schemas.openxmlformats.org/wordprocessingml/2006/main" xmlns:w14="http://schemas.microsoft.com/office/word/2010/wordml" xmlns:w15="http://schemas.microsoft.com/office/word/2012/wordml" xmlns:w16cex="http://schemas.microsoft.com/office/word/2018/wordml/cex" xmlns:w16cid="http://schemas.microsoft.com/office/word/2016/wordml/cid" xmlns:w16="http://schemas.microsoft.com/office/word/2018/wordml" xmlns:w16du="http://schemas.microsoft.com/office/word/2023/wordml/word16du" xmlns:w16sdtdh="http://schemas.microsoft.com/office/word/2020/wordml/sdtdatahash" xmlns:w16sdtfl="http://schemas.microsoft.com/office/word/2024/wordml/sdtformatlock" xmlns:w16se="http://schemas.microsoft.com/office/word/2015/wordml/symex" xmlns:wpg="http://schemas.microsoft.com/office/word/2010/wordprocessingGroup" xmlns:wpi="http://schemas.microsoft.com/office/word/2010/wordprocessingInk" xmlns:wne="http://schemas.microsoft.com/office/word/2006/wordml" xmlns:wps="http://schemas.microsoft.com/office/word/2010/wordprocessingShape" mc:Ignorable="w14 w15 w16se w16cid w16 w16cex w16sdtdh w16sdtfl w16du wp14">
   <w:body>
-    <w:p/>
+    <w:p>
+      <w:pPr>
+        <w:spacing w:after="100"/>
+        <w:jc w:val="both"/>
+        <w:rPr>
+          <w:rFonts w:asciiTheme="majorBidi" w:hAnsiTheme="majorBidi" w:cstheme="majorBidi"/>
+          <w:b/>
+          <w:bCs/>
+          <w:sz w:val="36"/>
+          <w:szCs w:val="36"/>
+        </w:rPr>
+      </w:pPr>
+      <w:r>
+        <w:rPr>
+          <w:rFonts w:asciiTheme="majorBidi" w:hAnsiTheme="majorBidi" w:cstheme="majorBidi"/>
+          <w:b/>
+          <w:bCs/>
+          <w:sz w:val="36"/>
+          <w:szCs w:val="36"/>
+        </w:rPr>
+        <w:t>Security Triangle (CIA Triad)</w:t>
+      </w:r>
+    </w:p>
+    <w:p>
+      <w:pPr>
+        <w:spacing w:after="80"/>
+        <w:jc w:val="both"/>
+        <w:rPr>
+          <w:rFonts w:asciiTheme="majorBidi" w:hAnsiTheme="majorBidi" w:cstheme="majorBidi"/>
+          <w:sz w:val="28"/>
+          <w:szCs w:val="28"/>
+        </w:rPr>
+      </w:pPr>
+      <w:r>
+        <w:rPr>
+          <w:rFonts w:asciiTheme="majorBidi" w:hAnsiTheme="majorBidi" w:cstheme="majorBidi"/>
+          <w:sz w:val="28"/>
+          <w:szCs w:val="28"/>
+        </w:rPr>
+        <w:t>The CIA Triad is the foundation of information security. Every security control, policy, technology, or practice is designed to protect one or more of these three principles:</w:t>
+      </w:r>
+    </w:p>
+    <w:p>
+      <w:pPr>
+        <w:pStyle w:val="ListParagraph"/>
+        <w:numPr>
+          <w:ilvl w:val="0"/>
+          <w:numId w:val="1"/>
+        </w:numPr>
+        <w:ind w:left="360"/>
+        <w:jc w:val="both"/>
+        <w:rPr>
+          <w:rFonts w:asciiTheme="majorBidi" w:hAnsiTheme="majorBidi" w:cstheme="majorBidi"/>
+          <w:b/>
+          <w:bCs/>
+          <w:sz w:val="28"/>
+          <w:szCs w:val="28"/>
+        </w:rPr>
+      </w:pPr>
+      <w:r>
+        <w:rPr>
+          <w:rFonts w:asciiTheme="majorBidi" w:hAnsiTheme="majorBidi" w:cstheme="majorBidi"/>
+          <w:b/>
+          <w:bCs/>
+          <w:sz w:val="28"/>
+          <w:szCs w:val="28"/>
+        </w:rPr>
+        <w:t>Confidentiality</w:t>
+      </w:r>
+    </w:p>
+    <w:p>
+      <w:pPr>
+        <w:pStyle w:val="ListParagraph"/>
+        <w:numPr>
+          <w:ilvl w:val="0"/>
+          <w:numId w:val="1"/>
+        </w:numPr>
+        <w:ind w:left="360"/>
+        <w:jc w:val="both"/>
+        <w:rPr>
+          <w:rFonts w:asciiTheme="majorBidi" w:hAnsiTheme="majorBidi" w:cstheme="majorBidi"/>
+          <w:b/>
+          <w:bCs/>
+          <w:sz w:val="28"/>
+          <w:szCs w:val="28"/>
+        </w:rPr>
+      </w:pPr>
+      <w:r>
+        <w:rPr>
+          <w:rFonts w:asciiTheme="majorBidi" w:hAnsiTheme="majorBidi" w:cstheme="majorBidi"/>
+          <w:b/>
+          <w:bCs/>
+          <w:sz w:val="28"/>
+          <w:szCs w:val="28"/>
+        </w:rPr>
+        <w:t>Integrity</w:t>
+      </w:r>
+    </w:p>
+    <w:p>
+      <w:pPr>
+        <w:pStyle w:val="ListParagraph"/>
+        <w:numPr>
+          <w:ilvl w:val="0"/>
+          <w:numId w:val="1"/>
+        </w:numPr>
+        <w:spacing w:after="80"/>
+        <w:ind w:left="360"/>
+        <w:jc w:val="both"/>
+        <w:rPr>
+          <w:rFonts w:asciiTheme="majorBidi" w:hAnsiTheme="majorBidi" w:cstheme="majorBidi"/>
+          <w:b/>
+          <w:bCs/>
+          <w:sz w:val="28"/>
+          <w:szCs w:val="28"/>
+        </w:rPr>
+      </w:pPr>
+      <w:r>
+        <w:rPr>
+          <w:rFonts w:asciiTheme="majorBidi" w:hAnsiTheme="majorBidi" w:cstheme="majorBidi"/>
+          <w:b/>
+          <w:bCs/>
+          <w:sz w:val="28"/>
+          <w:szCs w:val="28"/>
+        </w:rPr>
+        <w:t>Availability</w:t>
+      </w:r>
+    </w:p>
+    <w:p>
+      <w:pPr>
+        <w:spacing w:after="80"/>
+        <w:jc w:val="both"/>
+        <w:rPr>
+          <w:rFonts w:asciiTheme="majorBidi" w:hAnsiTheme="majorBidi" w:cstheme="majorBidi"/>
+          <w:sz w:val="28"/>
+          <w:szCs w:val="28"/>
+        </w:rPr>
+      </w:pPr>
+      <w:r>
+        <w:rPr>
+          <w:rFonts w:asciiTheme="majorBidi" w:hAnsiTheme="majorBidi" w:cstheme="majorBidi"/>
+          <w:sz w:val="28"/>
+          <w:szCs w:val="28"/>
+        </w:rPr>
+        <w:t>Whenever you evaluate the security of a system, you should ask three questions:</w:t>
+      </w:r>
+    </w:p>
+    <w:p>
+      <w:pPr>
+        <w:pStyle w:val="ListParagraph"/>
+        <w:numPr>
+          <w:ilvl w:val="0"/>
+          <w:numId w:val="2"/>
+        </w:numPr>
+        <w:ind w:left="360"/>
+        <w:jc w:val="both"/>
+        <w:rPr>
+          <w:rFonts w:asciiTheme="majorBidi" w:hAnsiTheme="majorBidi" w:cstheme="majorBidi"/>
+          <w:sz w:val="28"/>
+          <w:szCs w:val="28"/>
+        </w:rPr>
+      </w:pPr>
+      <w:r>
+        <w:rPr>
+          <w:rFonts w:asciiTheme="majorBidi" w:hAnsiTheme="majorBidi" w:cstheme="majorBidi"/>
+          <w:sz w:val="28"/>
+          <w:szCs w:val="28"/>
+        </w:rPr>
+        <w:t>Can unauthorized people access the data? (</w:t>
+      </w:r>
+      <w:r>
+        <w:rPr>
+          <w:rFonts w:asciiTheme="majorBidi" w:hAnsiTheme="majorBidi" w:cstheme="majorBidi"/>
+          <w:b/>
+          <w:bCs/>
+          <w:sz w:val="28"/>
+          <w:szCs w:val="28"/>
+        </w:rPr>
+        <w:t>Confidentiality</w:t>
+      </w:r>
+      <w:r>
+        <w:rPr>
+          <w:rFonts w:asciiTheme="majorBidi" w:hAnsiTheme="majorBidi" w:cstheme="majorBidi"/>
+          <w:sz w:val="28"/>
+          <w:szCs w:val="28"/>
+        </w:rPr>
+        <w:t>)</w:t>
+      </w:r>
+    </w:p>
+    <w:p>
+      <w:pPr>
+        <w:pStyle w:val="ListParagraph"/>
+        <w:numPr>
+          <w:ilvl w:val="0"/>
+          <w:numId w:val="2"/>
+        </w:numPr>
+        <w:ind w:left="360"/>
+        <w:jc w:val="both"/>
+        <w:rPr>
+          <w:rFonts w:asciiTheme="majorBidi" w:hAnsiTheme="majorBidi" w:cstheme="majorBidi"/>
+          <w:sz w:val="28"/>
+          <w:szCs w:val="28"/>
+        </w:rPr>
+      </w:pPr>
+      <w:r>
+        <w:rPr>
+          <w:rFonts w:asciiTheme="majorBidi" w:hAnsiTheme="majorBidi" w:cstheme="majorBidi"/>
+          <w:sz w:val="28"/>
+          <w:szCs w:val="28"/>
+        </w:rPr>
+        <w:t>Can someone modify the data without permission? (</w:t>
+      </w:r>
+      <w:r>
+        <w:rPr>
+          <w:rFonts w:asciiTheme="majorBidi" w:hAnsiTheme="majorBidi" w:cstheme="majorBidi"/>
+          <w:b/>
+          <w:bCs/>
+          <w:sz w:val="28"/>
+          <w:szCs w:val="28"/>
+        </w:rPr>
+        <w:t>Integrity</w:t>
+      </w:r>
+      <w:r>
+        <w:rPr>
+          <w:rFonts w:asciiTheme="majorBidi" w:hAnsiTheme="majorBidi" w:cstheme="majorBidi"/>
+          <w:sz w:val="28"/>
+          <w:szCs w:val="28"/>
+        </w:rPr>
+        <w:t>)</w:t>
+      </w:r>
+    </w:p>
+    <w:p>
+      <w:pPr>
+        <w:pStyle w:val="ListParagraph"/>
+        <w:numPr>
+          <w:ilvl w:val="0"/>
+          <w:numId w:val="2"/>
+        </w:numPr>
+        <w:spacing w:after="80"/>
+        <w:ind w:left="360"/>
+        <w:jc w:val="both"/>
+        <w:rPr>
+          <w:rFonts w:asciiTheme="majorBidi" w:hAnsiTheme="majorBidi" w:cstheme="majorBidi"/>
+          <w:sz w:val="28"/>
+          <w:szCs w:val="28"/>
+        </w:rPr>
+      </w:pPr>
+      <w:r>
+        <w:rPr>
+          <w:rFonts w:asciiTheme="majorBidi" w:hAnsiTheme="majorBidi" w:cstheme="majorBidi"/>
+          <w:sz w:val="28"/>
+          <w:szCs w:val="28"/>
+        </w:rPr>
+        <w:t>Can authorized users access the data when needed? (</w:t>
+      </w:r>
+      <w:r>
+        <w:rPr>
+          <w:rFonts w:asciiTheme="majorBidi" w:hAnsiTheme="majorBidi" w:cstheme="majorBidi"/>
+          <w:b/>
+          <w:bCs/>
+          <w:sz w:val="28"/>
+          <w:szCs w:val="28"/>
+        </w:rPr>
+        <w:t>Availability</w:t>
+      </w:r>
+      <w:r>
+        <w:rPr>
+          <w:rFonts w:asciiTheme="majorBidi" w:hAnsiTheme="majorBidi" w:cstheme="majorBidi"/>
+          <w:sz w:val="28"/>
+          <w:szCs w:val="28"/>
+        </w:rPr>
+        <w:t>)</w:t>
+      </w:r>
+    </w:p>
+    <w:p>
+      <w:pPr>
+        <w:spacing w:after="120"/>
+        <w:jc w:val="both"/>
+        <w:rPr>
+          <w:rFonts w:asciiTheme="majorBidi" w:hAnsiTheme="majorBidi" w:cstheme="majorBidi"/>
+          <w:sz w:val="28"/>
+          <w:szCs w:val="28"/>
+        </w:rPr>
+      </w:pPr>
+      <w:r>
+        <w:rPr>
+          <w:rFonts w:asciiTheme="majorBidi" w:hAnsiTheme="majorBidi" w:cstheme="majorBidi"/>
+          <w:sz w:val="28"/>
+          <w:szCs w:val="28"/>
+        </w:rPr>
+        <w:t>These three principles often compete with one another. Improving one can sometimes reduce another. A good security design balances all three according to the organization's requirements.</w:t>
+      </w:r>
+    </w:p>
+    <w:p>
+      <w:pPr>
+        <w:spacing w:after="80"/>
+        <w:jc w:val="both"/>
+        <w:rPr>
+          <w:rFonts w:asciiTheme="majorBidi" w:hAnsiTheme="majorBidi" w:cstheme="majorBidi"/>
+          <w:sz w:val="28"/>
+          <w:szCs w:val="28"/>
+        </w:rPr>
+      </w:pPr>
+      <w:r>
+        <w:rPr>
+          <w:rFonts w:asciiTheme="majorBidi" w:hAnsiTheme="majorBidi" w:cstheme="majorBidi"/>
+          <w:sz w:val="28"/>
+          <w:szCs w:val="28"/>
+        </w:rPr>
+        <w:t>The CIA Triad is a security model that defines the three primary objectives of information security. It serves as a framework for designing, evaluating, and maintaining secure systems.</w:t>
+      </w:r>
+      <w:r>
+        <w:rPr>
+          <w:rFonts w:asciiTheme="majorBidi" w:hAnsiTheme="majorBidi" w:cstheme="majorBidi"/>
+          <w:sz w:val="28"/>
+          <w:szCs w:val="28"/>
+        </w:rPr>
+        <w:t xml:space="preserve"> </w:t>
+      </w:r>
+      <w:r>
+        <w:rPr>
+          <w:rFonts w:asciiTheme="majorBidi" w:hAnsiTheme="majorBidi" w:cstheme="majorBidi"/>
+          <w:sz w:val="28"/>
+          <w:szCs w:val="28"/>
+        </w:rPr>
+        <w:t>It is not a technology or protocol; rather, it is a conceptual model used throughout cybersecurity, network security, Linux security, cloud security, DevOps, and compliance frameworks such as ISO 27001, NIST, PCI DSS, and HIPAA.</w:t>
+      </w:r>
+    </w:p>
+    <w:p>
+      <w:pPr>
+        <w:spacing w:after="80"/>
+        <w:jc w:val="both"/>
+        <w:rPr>
+          <w:rFonts w:asciiTheme="majorBidi" w:hAnsiTheme="majorBidi" w:cstheme="majorBidi"/>
+          <w:sz w:val="28"/>
+          <w:szCs w:val="28"/>
+        </w:rPr>
+      </w:pPr>
+      <w:r>
+        <w:rPr>
+          <w:rFonts w:asciiTheme="majorBidi" w:hAnsiTheme="majorBidi" w:cstheme="majorBidi"/>
+          <w:sz w:val="28"/>
+          <w:szCs w:val="28"/>
+        </w:rPr>
+        <w:t>For example, imagine a web server:</w:t>
+      </w:r>
+    </w:p>
+    <w:p>
+      <w:pPr>
+        <w:pStyle w:val="ListParagraph"/>
+        <w:numPr>
+          <w:ilvl w:val="0"/>
+          <w:numId w:val="3"/>
+        </w:numPr>
+        <w:ind w:left="360"/>
+        <w:jc w:val="both"/>
+        <w:rPr>
+          <w:rFonts w:asciiTheme="majorBidi" w:hAnsiTheme="majorBidi" w:cstheme="majorBidi"/>
+          <w:sz w:val="28"/>
+          <w:szCs w:val="28"/>
+        </w:rPr>
+      </w:pPr>
+      <w:r>
+        <w:rPr>
+          <w:rFonts w:asciiTheme="majorBidi" w:hAnsiTheme="majorBidi" w:cstheme="majorBidi"/>
+          <w:sz w:val="28"/>
+          <w:szCs w:val="28"/>
+        </w:rPr>
+        <w:t xml:space="preserve">If everyone on the Internet can read your customer database, the system lacks </w:t>
+      </w:r>
+      <w:r>
+        <w:rPr>
+          <w:rFonts w:asciiTheme="majorBidi" w:hAnsiTheme="majorBidi" w:cstheme="majorBidi"/>
+          <w:b/>
+          <w:bCs/>
+          <w:sz w:val="28"/>
+          <w:szCs w:val="28"/>
+        </w:rPr>
+        <w:t>confidentiality</w:t>
+      </w:r>
+      <w:r>
+        <w:rPr>
+          <w:rFonts w:asciiTheme="majorBidi" w:hAnsiTheme="majorBidi" w:cstheme="majorBidi"/>
+          <w:sz w:val="28"/>
+          <w:szCs w:val="28"/>
+        </w:rPr>
+        <w:t>.</w:t>
+      </w:r>
+    </w:p>
+    <w:p>
+      <w:pPr>
+        <w:pStyle w:val="ListParagraph"/>
+        <w:numPr>
+          <w:ilvl w:val="0"/>
+          <w:numId w:val="3"/>
+        </w:numPr>
+        <w:ind w:left="360"/>
+        <w:jc w:val="both"/>
+        <w:rPr>
+          <w:rFonts w:asciiTheme="majorBidi" w:hAnsiTheme="majorBidi" w:cstheme="majorBidi"/>
+          <w:sz w:val="28"/>
+          <w:szCs w:val="28"/>
+        </w:rPr>
+      </w:pPr>
+      <w:r>
+        <w:rPr>
+          <w:rFonts w:asciiTheme="majorBidi" w:hAnsiTheme="majorBidi" w:cstheme="majorBidi"/>
+          <w:sz w:val="28"/>
+          <w:szCs w:val="28"/>
+        </w:rPr>
+        <w:t xml:space="preserve">If attackers can modify customer balances, the system lacks </w:t>
+      </w:r>
+      <w:r>
+        <w:rPr>
+          <w:rFonts w:asciiTheme="majorBidi" w:hAnsiTheme="majorBidi" w:cstheme="majorBidi"/>
+          <w:b/>
+          <w:bCs/>
+          <w:sz w:val="28"/>
+          <w:szCs w:val="28"/>
+        </w:rPr>
+        <w:t>integrity</w:t>
+      </w:r>
+      <w:r>
+        <w:rPr>
+          <w:rFonts w:asciiTheme="majorBidi" w:hAnsiTheme="majorBidi" w:cstheme="majorBidi"/>
+          <w:sz w:val="28"/>
+          <w:szCs w:val="28"/>
+        </w:rPr>
+        <w:t>.</w:t>
+      </w:r>
+    </w:p>
+    <w:p>
+      <w:pPr>
+        <w:pStyle w:val="ListParagraph"/>
+        <w:numPr>
+          <w:ilvl w:val="0"/>
+          <w:numId w:val="3"/>
+        </w:numPr>
+        <w:spacing w:after="100"/>
+        <w:ind w:left="360"/>
+        <w:jc w:val="both"/>
+        <w:rPr>
+          <w:rFonts w:asciiTheme="majorBidi" w:hAnsiTheme="majorBidi" w:cstheme="majorBidi"/>
+          <w:sz w:val="28"/>
+          <w:szCs w:val="28"/>
+        </w:rPr>
+      </w:pPr>
+      <w:r>
+        <w:rPr>
+          <w:rFonts w:asciiTheme="majorBidi" w:hAnsiTheme="majorBidi" w:cstheme="majorBidi"/>
+          <w:sz w:val="28"/>
+          <w:szCs w:val="28"/>
+        </w:rPr>
+        <w:t xml:space="preserve">If the website is unavailable due to a DDoS attack, the system lacks </w:t>
+      </w:r>
+      <w:r>
+        <w:rPr>
+          <w:rFonts w:asciiTheme="majorBidi" w:hAnsiTheme="majorBidi" w:cstheme="majorBidi"/>
+          <w:b/>
+          <w:bCs/>
+          <w:sz w:val="28"/>
+          <w:szCs w:val="28"/>
+        </w:rPr>
+        <w:t>availability</w:t>
+      </w:r>
+      <w:r>
+        <w:rPr>
+          <w:rFonts w:asciiTheme="majorBidi" w:hAnsiTheme="majorBidi" w:cstheme="majorBidi"/>
+          <w:sz w:val="28"/>
+          <w:szCs w:val="28"/>
+        </w:rPr>
+        <w:t>.</w:t>
+      </w:r>
+    </w:p>
+    <w:p>
+      <w:pPr>
+        <w:spacing w:after="80"/>
+        <w:jc w:val="both"/>
+        <w:rPr>
+          <w:rFonts w:asciiTheme="majorBidi" w:hAnsiTheme="majorBidi" w:cstheme="majorBidi"/>
+          <w:b/>
+          <w:bCs/>
+          <w:sz w:val="28"/>
+          <w:szCs w:val="28"/>
+        </w:rPr>
+      </w:pPr>
+      <w:r>
+        <w:rPr>
+          <w:rFonts w:asciiTheme="majorBidi" w:hAnsiTheme="majorBidi" w:cstheme="majorBidi"/>
+          <w:b/>
+          <w:bCs/>
+          <w:sz w:val="28"/>
+          <w:szCs w:val="28"/>
+        </w:rPr>
+        <w:t>The Three Principles</w:t>
+      </w:r>
+      <w:r>
+        <w:rPr>
+          <w:rFonts w:asciiTheme="majorBidi" w:hAnsiTheme="majorBidi" w:cstheme="majorBidi"/>
+          <w:b/>
+          <w:bCs/>
+          <w:sz w:val="28"/>
+          <w:szCs w:val="28"/>
+        </w:rPr>
+        <w:t>:</w:t>
+      </w:r>
+    </w:p>
+    <w:p>
+      <w:pPr>
+        <w:pStyle w:val="ListParagraph"/>
+        <w:numPr>
+          <w:ilvl w:val="0"/>
+          <w:numId w:val="4"/>
+        </w:numPr>
+        <w:spacing w:after="100"/>
+        <w:ind w:left="360"/>
+        <w:jc w:val="both"/>
+        <w:rPr>
+          <w:rFonts w:asciiTheme="majorBidi" w:hAnsiTheme="majorBidi" w:cstheme="majorBidi"/>
+          <w:b/>
+          <w:bCs/>
+          <w:sz w:val="36"/>
+          <w:szCs w:val="36"/>
+        </w:rPr>
+      </w:pPr>
+      <w:r>
+        <w:rPr>
+          <w:rFonts w:asciiTheme="majorBidi" w:hAnsiTheme="majorBidi" w:cstheme="majorBidi"/>
+          <w:b/>
+          <w:bCs/>
+          <w:sz w:val="36"/>
+          <w:szCs w:val="36"/>
+        </w:rPr>
+        <w:t>Confidentiality</w:t>
+      </w:r>
+    </w:p>
+    <w:p>
+      <w:pPr>
+        <w:spacing w:after="80"/>
+        <w:ind w:left="360"/>
+        <w:jc w:val="both"/>
+        <w:rPr>
+          <w:rFonts w:asciiTheme="majorBidi" w:hAnsiTheme="majorBidi" w:cstheme="majorBidi"/>
+          <w:sz w:val="28"/>
+          <w:szCs w:val="28"/>
+        </w:rPr>
+      </w:pPr>
+      <w:r>
+        <w:rPr>
+          <w:rFonts w:asciiTheme="majorBidi" w:hAnsiTheme="majorBidi" w:cstheme="majorBidi"/>
+          <w:sz w:val="28"/>
+          <w:szCs w:val="28"/>
+        </w:rPr>
+        <w:t>Confidentiality ensures that information is accessible only to authorized users, processes, or systems.</w:t>
+      </w:r>
+      <w:r>
+        <w:rPr>
+          <w:rFonts w:asciiTheme="majorBidi" w:hAnsiTheme="majorBidi" w:cstheme="majorBidi"/>
+          <w:sz w:val="28"/>
+          <w:szCs w:val="28"/>
+        </w:rPr>
+        <w:t xml:space="preserve"> </w:t>
+      </w:r>
+      <w:r>
+        <w:rPr>
+          <w:rFonts w:asciiTheme="majorBidi" w:hAnsiTheme="majorBidi" w:cstheme="majorBidi"/>
+          <w:sz w:val="28"/>
+          <w:szCs w:val="28"/>
+        </w:rPr>
+        <w:t>The goal is to prevent unauthorized disclosure of information.</w:t>
+      </w:r>
+    </w:p>
+    <w:p>
+      <w:pPr>
+        <w:spacing w:after="60"/>
+        <w:ind w:left="360"/>
+        <w:jc w:val="both"/>
+        <w:rPr>
+          <w:rFonts w:asciiTheme="majorBidi" w:hAnsiTheme="majorBidi" w:cstheme="majorBidi"/>
+          <w:b/>
+          <w:bCs/>
+          <w:sz w:val="28"/>
+          <w:szCs w:val="28"/>
+        </w:rPr>
+      </w:pPr>
+      <w:r>
+        <w:rPr>
+          <w:rFonts w:asciiTheme="majorBidi" w:hAnsiTheme="majorBidi" w:cstheme="majorBidi"/>
+          <w:b/>
+          <w:bCs/>
+          <w:sz w:val="28"/>
+          <w:szCs w:val="28"/>
+        </w:rPr>
+        <w:t>Threats to Confidentiality</w:t>
+      </w:r>
+    </w:p>
+    <w:p>
+      <w:pPr>
+        <w:pStyle w:val="ListParagraph"/>
+        <w:numPr>
+          <w:ilvl w:val="0"/>
+          <w:numId w:val="5"/>
+        </w:numPr>
+        <w:ind w:left="720"/>
+        <w:jc w:val="both"/>
+        <w:rPr>
+          <w:rFonts w:asciiTheme="majorBidi" w:hAnsiTheme="majorBidi" w:cstheme="majorBidi"/>
+          <w:sz w:val="28"/>
+          <w:szCs w:val="28"/>
+        </w:rPr>
+      </w:pPr>
+      <w:r>
+        <w:rPr>
+          <w:rFonts w:asciiTheme="majorBidi" w:hAnsiTheme="majorBidi" w:cstheme="majorBidi"/>
+          <w:sz w:val="28"/>
+          <w:szCs w:val="28"/>
+        </w:rPr>
+        <w:t>Stolen passwords</w:t>
+      </w:r>
+    </w:p>
+    <w:p>
+      <w:pPr>
+        <w:pStyle w:val="ListParagraph"/>
+        <w:numPr>
+          <w:ilvl w:val="0"/>
+          <w:numId w:val="5"/>
+        </w:numPr>
+        <w:ind w:left="720"/>
+        <w:jc w:val="both"/>
+        <w:rPr>
+          <w:rFonts w:asciiTheme="majorBidi" w:hAnsiTheme="majorBidi" w:cstheme="majorBidi"/>
+          <w:sz w:val="28"/>
+          <w:szCs w:val="28"/>
+        </w:rPr>
+      </w:pPr>
+      <w:r>
+        <w:rPr>
+          <w:rFonts w:asciiTheme="majorBidi" w:hAnsiTheme="majorBidi" w:cstheme="majorBidi"/>
+          <w:sz w:val="28"/>
+          <w:szCs w:val="28"/>
+        </w:rPr>
+        <w:t>Data breaches</w:t>
+      </w:r>
+    </w:p>
+    <w:p>
+      <w:pPr>
+        <w:pStyle w:val="ListParagraph"/>
+        <w:numPr>
+          <w:ilvl w:val="0"/>
+          <w:numId w:val="5"/>
+        </w:numPr>
+        <w:ind w:left="720"/>
+        <w:jc w:val="both"/>
+        <w:rPr>
+          <w:rFonts w:asciiTheme="majorBidi" w:hAnsiTheme="majorBidi" w:cstheme="majorBidi"/>
+          <w:sz w:val="28"/>
+          <w:szCs w:val="28"/>
+        </w:rPr>
+      </w:pPr>
+      <w:r>
+        <w:rPr>
+          <w:rFonts w:asciiTheme="majorBidi" w:hAnsiTheme="majorBidi" w:cstheme="majorBidi"/>
+          <w:sz w:val="28"/>
+          <w:szCs w:val="28"/>
+        </w:rPr>
+        <w:t>Insider attacks</w:t>
+      </w:r>
+    </w:p>
+    <w:p>
+      <w:pPr>
+        <w:pStyle w:val="ListParagraph"/>
+        <w:numPr>
+          <w:ilvl w:val="0"/>
+          <w:numId w:val="5"/>
+        </w:numPr>
+        <w:ind w:left="720"/>
+        <w:jc w:val="both"/>
+        <w:rPr>
+          <w:rFonts w:asciiTheme="majorBidi" w:hAnsiTheme="majorBidi" w:cstheme="majorBidi"/>
+          <w:sz w:val="28"/>
+          <w:szCs w:val="28"/>
+        </w:rPr>
+      </w:pPr>
+      <w:r>
+        <w:rPr>
+          <w:rFonts w:asciiTheme="majorBidi" w:hAnsiTheme="majorBidi" w:cstheme="majorBidi"/>
+          <w:sz w:val="28"/>
+          <w:szCs w:val="28"/>
+        </w:rPr>
+        <w:t>Misconfigured permissions</w:t>
+      </w:r>
+    </w:p>
+    <w:p>
+      <w:pPr>
+        <w:pStyle w:val="ListParagraph"/>
+        <w:numPr>
+          <w:ilvl w:val="0"/>
+          <w:numId w:val="5"/>
+        </w:numPr>
+        <w:ind w:left="720"/>
+        <w:jc w:val="both"/>
+        <w:rPr>
+          <w:rFonts w:asciiTheme="majorBidi" w:hAnsiTheme="majorBidi" w:cstheme="majorBidi"/>
+          <w:sz w:val="28"/>
+          <w:szCs w:val="28"/>
+        </w:rPr>
+      </w:pPr>
+      <w:r>
+        <w:rPr>
+          <w:rFonts w:asciiTheme="majorBidi" w:hAnsiTheme="majorBidi" w:cstheme="majorBidi"/>
+          <w:sz w:val="28"/>
+          <w:szCs w:val="28"/>
+        </w:rPr>
+        <w:t>Network sniffing</w:t>
+      </w:r>
+    </w:p>
+    <w:p>
+      <w:pPr>
+        <w:pStyle w:val="ListParagraph"/>
+        <w:numPr>
+          <w:ilvl w:val="0"/>
+          <w:numId w:val="5"/>
+        </w:numPr>
+        <w:ind w:left="720"/>
+        <w:jc w:val="both"/>
+        <w:rPr>
+          <w:rFonts w:asciiTheme="majorBidi" w:hAnsiTheme="majorBidi" w:cstheme="majorBidi"/>
+          <w:sz w:val="28"/>
+          <w:szCs w:val="28"/>
+        </w:rPr>
+      </w:pPr>
+      <w:r>
+        <w:rPr>
+          <w:rFonts w:asciiTheme="majorBidi" w:hAnsiTheme="majorBidi" w:cstheme="majorBidi"/>
+          <w:sz w:val="28"/>
+          <w:szCs w:val="28"/>
+        </w:rPr>
+        <w:t>Social engineering</w:t>
+      </w:r>
+    </w:p>
+    <w:p>
+      <w:pPr>
+        <w:pStyle w:val="ListParagraph"/>
+        <w:numPr>
+          <w:ilvl w:val="0"/>
+          <w:numId w:val="5"/>
+        </w:numPr>
+        <w:ind w:left="720"/>
+        <w:jc w:val="both"/>
+        <w:rPr>
+          <w:rFonts w:asciiTheme="majorBidi" w:hAnsiTheme="majorBidi" w:cstheme="majorBidi"/>
+          <w:sz w:val="28"/>
+          <w:szCs w:val="28"/>
+        </w:rPr>
+      </w:pPr>
+      <w:r>
+        <w:rPr>
+          <w:rFonts w:asciiTheme="majorBidi" w:hAnsiTheme="majorBidi" w:cstheme="majorBidi"/>
+          <w:sz w:val="28"/>
+          <w:szCs w:val="28"/>
+        </w:rPr>
+        <w:t>Phishing</w:t>
+      </w:r>
+    </w:p>
+    <w:p>
+      <w:pPr>
+        <w:pStyle w:val="ListParagraph"/>
+        <w:numPr>
+          <w:ilvl w:val="0"/>
+          <w:numId w:val="5"/>
+        </w:numPr>
+        <w:ind w:left="720"/>
+        <w:jc w:val="both"/>
+        <w:rPr>
+          <w:rFonts w:asciiTheme="majorBidi" w:hAnsiTheme="majorBidi" w:cstheme="majorBidi"/>
+          <w:sz w:val="28"/>
+          <w:szCs w:val="28"/>
+        </w:rPr>
+      </w:pPr>
+      <w:r>
+        <w:rPr>
+          <w:rFonts w:asciiTheme="majorBidi" w:hAnsiTheme="majorBidi" w:cstheme="majorBidi"/>
+          <w:sz w:val="28"/>
+          <w:szCs w:val="28"/>
+        </w:rPr>
+        <w:t>Malware</w:t>
+      </w:r>
+    </w:p>
+    <w:p>
+      <w:pPr>
+        <w:pStyle w:val="ListParagraph"/>
+        <w:numPr>
+          <w:ilvl w:val="0"/>
+          <w:numId w:val="5"/>
+        </w:numPr>
+        <w:spacing w:after="80"/>
+        <w:ind w:left="720"/>
+        <w:jc w:val="both"/>
+        <w:rPr>
+          <w:rFonts w:asciiTheme="majorBidi" w:hAnsiTheme="majorBidi" w:cstheme="majorBidi"/>
+          <w:sz w:val="28"/>
+          <w:szCs w:val="28"/>
+        </w:rPr>
+      </w:pPr>
+      <w:r>
+        <w:rPr>
+          <w:rFonts w:asciiTheme="majorBidi" w:hAnsiTheme="majorBidi" w:cstheme="majorBidi"/>
+          <w:sz w:val="28"/>
+          <w:szCs w:val="28"/>
+        </w:rPr>
+        <w:t>Public cloud storage exposed to the Internet</w:t>
+      </w:r>
+    </w:p>
+    <w:p>
+      <w:pPr>
+        <w:spacing w:after="60"/>
+        <w:ind w:left="360"/>
+        <w:jc w:val="both"/>
+        <w:rPr>
+          <w:rFonts w:asciiTheme="majorBidi" w:hAnsiTheme="majorBidi" w:cstheme="majorBidi"/>
+          <w:b/>
+          <w:bCs/>
+          <w:sz w:val="28"/>
+          <w:szCs w:val="28"/>
+        </w:rPr>
+      </w:pPr>
+      <w:r>
+        <w:rPr>
+          <w:rFonts w:asciiTheme="majorBidi" w:hAnsiTheme="majorBidi" w:cstheme="majorBidi"/>
+          <w:b/>
+          <w:bCs/>
+          <w:sz w:val="28"/>
+          <w:szCs w:val="28"/>
+        </w:rPr>
+        <w:t>Protection Mechanisms</w:t>
+      </w:r>
+    </w:p>
+    <w:p>
+      <w:pPr>
+        <w:pStyle w:val="ListParagraph"/>
+        <w:numPr>
+          <w:ilvl w:val="0"/>
+          <w:numId w:val="7"/>
+        </w:numPr>
+        <w:spacing w:after="60"/>
+        <w:ind w:left="720"/>
+        <w:jc w:val="both"/>
+        <w:rPr>
+          <w:rFonts w:asciiTheme="majorBidi" w:hAnsiTheme="majorBidi" w:cstheme="majorBidi"/>
+          <w:sz w:val="28"/>
+          <w:szCs w:val="28"/>
+        </w:rPr>
+      </w:pPr>
+      <w:r>
+        <w:rPr>
+          <w:rFonts w:asciiTheme="majorBidi" w:hAnsiTheme="majorBidi" w:cstheme="majorBidi"/>
+          <w:b/>
+          <w:bCs/>
+          <w:sz w:val="28"/>
+          <w:szCs w:val="28"/>
+        </w:rPr>
+        <w:lastRenderedPageBreak/>
+        <w:t>Authentication</w:t>
+      </w:r>
+      <w:r>
+        <w:rPr>
+          <w:rFonts w:asciiTheme="majorBidi" w:hAnsiTheme="majorBidi" w:cstheme="majorBidi"/>
+          <w:sz w:val="28"/>
+          <w:szCs w:val="28"/>
+        </w:rPr>
+        <w:t xml:space="preserve"> </w:t>
+      </w:r>
+    </w:p>
+    <w:p>
+      <w:pPr>
+        <w:spacing w:after="80"/>
+        <w:ind w:left="720"/>
+        <w:jc w:val="both"/>
+        <w:rPr>
+          <w:rFonts w:asciiTheme="majorBidi" w:hAnsiTheme="majorBidi" w:cstheme="majorBidi"/>
+          <w:sz w:val="28"/>
+          <w:szCs w:val="28"/>
+        </w:rPr>
+      </w:pPr>
+      <w:r>
+        <w:rPr>
+          <w:rFonts w:asciiTheme="majorBidi" w:hAnsiTheme="majorBidi" w:cstheme="majorBidi"/>
+          <w:sz w:val="28"/>
+          <w:szCs w:val="28"/>
+        </w:rPr>
+        <w:t>Verify user identity.</w:t>
+      </w:r>
+    </w:p>
+    <w:p>
+      <w:pPr>
+        <w:spacing w:after="80"/>
+        <w:ind w:left="720"/>
+        <w:jc w:val="both"/>
+        <w:rPr>
+          <w:rFonts w:asciiTheme="majorBidi" w:hAnsiTheme="majorBidi" w:cstheme="majorBidi"/>
+          <w:sz w:val="28"/>
+          <w:szCs w:val="28"/>
+          <w:u w:val="single"/>
+        </w:rPr>
+      </w:pPr>
+      <w:r>
+        <w:rPr>
+          <w:rFonts w:asciiTheme="majorBidi" w:hAnsiTheme="majorBidi" w:cstheme="majorBidi"/>
+          <w:sz w:val="28"/>
+          <w:szCs w:val="28"/>
+          <w:u w:val="single"/>
+        </w:rPr>
+        <w:t>Examples:</w:t>
+      </w:r>
+    </w:p>
+    <w:p>
+      <w:pPr>
+        <w:pStyle w:val="ListParagraph"/>
+        <w:numPr>
+          <w:ilvl w:val="0"/>
+          <w:numId w:val="8"/>
+        </w:numPr>
+        <w:jc w:val="both"/>
+        <w:rPr>
+          <w:rFonts w:asciiTheme="majorBidi" w:hAnsiTheme="majorBidi" w:cstheme="majorBidi"/>
+          <w:sz w:val="28"/>
+          <w:szCs w:val="28"/>
+        </w:rPr>
+      </w:pPr>
+      <w:r>
+        <w:rPr>
+          <w:rFonts w:asciiTheme="majorBidi" w:hAnsiTheme="majorBidi" w:cstheme="majorBidi"/>
+          <w:sz w:val="28"/>
+          <w:szCs w:val="28"/>
+        </w:rPr>
+        <w:t>Passwords</w:t>
+      </w:r>
+    </w:p>
+    <w:p>
+      <w:pPr>
+        <w:pStyle w:val="ListParagraph"/>
+        <w:numPr>
+          <w:ilvl w:val="0"/>
+          <w:numId w:val="8"/>
+        </w:numPr>
+        <w:jc w:val="both"/>
+        <w:rPr>
+          <w:rFonts w:asciiTheme="majorBidi" w:hAnsiTheme="majorBidi" w:cstheme="majorBidi"/>
+          <w:sz w:val="28"/>
+          <w:szCs w:val="28"/>
+        </w:rPr>
+      </w:pPr>
+      <w:r>
+        <w:rPr>
+          <w:rFonts w:asciiTheme="majorBidi" w:hAnsiTheme="majorBidi" w:cstheme="majorBidi"/>
+          <w:sz w:val="28"/>
+          <w:szCs w:val="28"/>
+        </w:rPr>
+        <w:t>SSH keys</w:t>
+      </w:r>
+    </w:p>
+    <w:p>
+      <w:pPr>
+        <w:pStyle w:val="ListParagraph"/>
+        <w:numPr>
+          <w:ilvl w:val="0"/>
+          <w:numId w:val="8"/>
+        </w:numPr>
+        <w:jc w:val="both"/>
+        <w:rPr>
+          <w:rFonts w:asciiTheme="majorBidi" w:hAnsiTheme="majorBidi" w:cstheme="majorBidi"/>
+          <w:sz w:val="28"/>
+          <w:szCs w:val="28"/>
+        </w:rPr>
+      </w:pPr>
+      <w:r>
+        <w:rPr>
+          <w:rFonts w:asciiTheme="majorBidi" w:hAnsiTheme="majorBidi" w:cstheme="majorBidi"/>
+          <w:sz w:val="28"/>
+          <w:szCs w:val="28"/>
+        </w:rPr>
+        <w:t>MFA</w:t>
+      </w:r>
+    </w:p>
+    <w:p>
+      <w:pPr>
+        <w:pStyle w:val="ListParagraph"/>
+        <w:numPr>
+          <w:ilvl w:val="0"/>
+          <w:numId w:val="8"/>
+        </w:numPr>
+        <w:jc w:val="both"/>
+        <w:rPr>
+          <w:rFonts w:asciiTheme="majorBidi" w:hAnsiTheme="majorBidi" w:cstheme="majorBidi"/>
+          <w:sz w:val="28"/>
+          <w:szCs w:val="28"/>
+        </w:rPr>
+      </w:pPr>
+      <w:r>
+        <w:rPr>
+          <w:rFonts w:asciiTheme="majorBidi" w:hAnsiTheme="majorBidi" w:cstheme="majorBidi"/>
+          <w:sz w:val="28"/>
+          <w:szCs w:val="28"/>
+        </w:rPr>
+        <w:t>Biometrics</w:t>
+      </w:r>
+    </w:p>
+    <w:p>
+      <w:pPr>
+        <w:pStyle w:val="ListParagraph"/>
+        <w:ind w:left="1080"/>
+        <w:jc w:val="both"/>
+        <w:rPr>
+          <w:rFonts w:asciiTheme="majorBidi" w:hAnsiTheme="majorBidi" w:cstheme="majorBidi"/>
+          <w:sz w:val="8"/>
+          <w:szCs w:val="8"/>
+        </w:rPr>
+      </w:pPr>
+    </w:p>
+    <w:p>
+      <w:pPr>
+        <w:pStyle w:val="ListParagraph"/>
+        <w:numPr>
+          <w:ilvl w:val="0"/>
+          <w:numId w:val="6"/>
+        </w:numPr>
+        <w:spacing w:after="60"/>
+        <w:ind w:left="720"/>
+        <w:jc w:val="both"/>
+        <w:rPr>
+          <w:rFonts w:asciiTheme="majorBidi" w:hAnsiTheme="majorBidi" w:cstheme="majorBidi"/>
+          <w:b/>
+          <w:bCs/>
+          <w:sz w:val="28"/>
+          <w:szCs w:val="28"/>
+        </w:rPr>
+      </w:pPr>
+      <w:r>
+        <w:rPr>
+          <w:rFonts w:asciiTheme="majorBidi" w:hAnsiTheme="majorBidi" w:cstheme="majorBidi"/>
+          <w:b/>
+          <w:bCs/>
+          <w:sz w:val="28"/>
+          <w:szCs w:val="28"/>
+        </w:rPr>
+        <w:t>Authorization</w:t>
+      </w:r>
+    </w:p>
+    <w:p>
+      <w:pPr>
+        <w:spacing w:after="60"/>
+        <w:ind w:left="720"/>
+        <w:jc w:val="both"/>
+        <w:rPr>
+          <w:rFonts w:asciiTheme="majorBidi" w:hAnsiTheme="majorBidi" w:cstheme="majorBidi"/>
+          <w:sz w:val="28"/>
+          <w:szCs w:val="28"/>
+        </w:rPr>
+      </w:pPr>
+      <w:r>
+        <w:rPr>
+          <w:rFonts w:asciiTheme="majorBidi" w:hAnsiTheme="majorBidi" w:cstheme="majorBidi"/>
+          <w:sz w:val="28"/>
+          <w:szCs w:val="28"/>
+        </w:rPr>
+        <w:t>Determine what authenticated users are allowed to access.</w:t>
+      </w:r>
+    </w:p>
+    <w:p>
+      <w:pPr>
+        <w:spacing w:after="60"/>
+        <w:ind w:left="720"/>
+        <w:jc w:val="both"/>
+        <w:rPr>
+          <w:rFonts w:asciiTheme="majorBidi" w:hAnsiTheme="majorBidi" w:cstheme="majorBidi"/>
+          <w:sz w:val="28"/>
+          <w:szCs w:val="28"/>
+          <w:u w:val="single"/>
+        </w:rPr>
+      </w:pPr>
+      <w:r>
+        <w:rPr>
+          <w:rFonts w:asciiTheme="majorBidi" w:hAnsiTheme="majorBidi" w:cstheme="majorBidi"/>
+          <w:sz w:val="28"/>
+          <w:szCs w:val="28"/>
+          <w:u w:val="single"/>
+        </w:rPr>
+        <w:t>Examples:</w:t>
+      </w:r>
+    </w:p>
+    <w:p>
+      <w:pPr>
+        <w:pStyle w:val="ListParagraph"/>
+        <w:numPr>
+          <w:ilvl w:val="0"/>
+          <w:numId w:val="9"/>
+        </w:numPr>
+        <w:ind w:left="1080"/>
+        <w:jc w:val="both"/>
+        <w:rPr>
+          <w:rFonts w:asciiTheme="majorBidi" w:hAnsiTheme="majorBidi" w:cstheme="majorBidi"/>
+          <w:sz w:val="28"/>
+          <w:szCs w:val="28"/>
+        </w:rPr>
+      </w:pPr>
+      <w:r>
+        <w:rPr>
+          <w:rFonts w:asciiTheme="majorBidi" w:hAnsiTheme="majorBidi" w:cstheme="majorBidi"/>
+          <w:sz w:val="28"/>
+          <w:szCs w:val="28"/>
+        </w:rPr>
+        <w:t>Linux file permissions</w:t>
+      </w:r>
+    </w:p>
+    <w:p>
+      <w:pPr>
+        <w:pStyle w:val="ListParagraph"/>
+        <w:numPr>
+          <w:ilvl w:val="0"/>
+          <w:numId w:val="9"/>
+        </w:numPr>
+        <w:ind w:left="1080"/>
+        <w:jc w:val="both"/>
+        <w:rPr>
+          <w:rFonts w:asciiTheme="majorBidi" w:hAnsiTheme="majorBidi" w:cstheme="majorBidi"/>
+          <w:sz w:val="28"/>
+          <w:szCs w:val="28"/>
+        </w:rPr>
+      </w:pPr>
+      <w:r>
+        <w:rPr>
+          <w:rFonts w:asciiTheme="majorBidi" w:hAnsiTheme="majorBidi" w:cstheme="majorBidi"/>
+          <w:sz w:val="28"/>
+          <w:szCs w:val="28"/>
+        </w:rPr>
+        <w:t>RBAC</w:t>
+      </w:r>
+    </w:p>
+    <w:p>
+      <w:pPr>
+        <w:pStyle w:val="ListParagraph"/>
+        <w:numPr>
+          <w:ilvl w:val="0"/>
+          <w:numId w:val="9"/>
+        </w:numPr>
+        <w:ind w:left="1080"/>
+        <w:jc w:val="both"/>
+        <w:rPr>
+          <w:rFonts w:asciiTheme="majorBidi" w:hAnsiTheme="majorBidi" w:cstheme="majorBidi"/>
+          <w:sz w:val="28"/>
+          <w:szCs w:val="28"/>
+        </w:rPr>
+      </w:pPr>
+      <w:r>
+        <w:rPr>
+          <w:rFonts w:asciiTheme="majorBidi" w:hAnsiTheme="majorBidi" w:cstheme="majorBidi"/>
+          <w:sz w:val="28"/>
+          <w:szCs w:val="28"/>
+        </w:rPr>
+        <w:t>ACLs</w:t>
+      </w:r>
+    </w:p>
+    <w:p>
+      <w:pPr>
+        <w:pStyle w:val="ListParagraph"/>
+        <w:numPr>
+          <w:ilvl w:val="0"/>
+          <w:numId w:val="9"/>
+        </w:numPr>
+        <w:ind w:left="1080"/>
+        <w:jc w:val="both"/>
+        <w:rPr>
+          <w:rFonts w:asciiTheme="majorBidi" w:hAnsiTheme="majorBidi" w:cstheme="majorBidi"/>
+          <w:sz w:val="28"/>
+          <w:szCs w:val="28"/>
+        </w:rPr>
+      </w:pPr>
+      <w:r>
+        <w:rPr>
+          <w:rFonts w:asciiTheme="majorBidi" w:hAnsiTheme="majorBidi" w:cstheme="majorBidi"/>
+          <w:sz w:val="28"/>
+          <w:szCs w:val="28"/>
+        </w:rPr>
+        <w:t>IAM policies</w:t>
+      </w:r>
+    </w:p>
+    <w:p>
+      <w:pPr>
+        <w:pStyle w:val="ListParagraph"/>
+        <w:ind w:left="1080"/>
+        <w:jc w:val="both"/>
+        <w:rPr>
+          <w:rFonts w:asciiTheme="majorBidi" w:hAnsiTheme="majorBidi" w:cstheme="majorBidi"/>
+          <w:sz w:val="8"/>
+          <w:szCs w:val="8"/>
+        </w:rPr>
+      </w:pPr>
+    </w:p>
+    <w:p>
+      <w:pPr>
+        <w:pStyle w:val="ListParagraph"/>
+        <w:numPr>
+          <w:ilvl w:val="0"/>
+          <w:numId w:val="10"/>
+        </w:numPr>
+        <w:spacing w:after="60"/>
+        <w:jc w:val="both"/>
+        <w:rPr>
+          <w:rFonts w:asciiTheme="majorBidi" w:hAnsiTheme="majorBidi" w:cstheme="majorBidi"/>
+          <w:b/>
+          <w:bCs/>
+          <w:sz w:val="28"/>
+          <w:szCs w:val="28"/>
+        </w:rPr>
+      </w:pPr>
+      <w:r>
+        <w:rPr>
+          <w:rFonts w:asciiTheme="majorBidi" w:hAnsiTheme="majorBidi" w:cstheme="majorBidi"/>
+          <w:b/>
+          <w:bCs/>
+          <w:sz w:val="28"/>
+          <w:szCs w:val="28"/>
+        </w:rPr>
+        <w:t>Encryption</w:t>
+      </w:r>
+    </w:p>
+    <w:p>
+      <w:pPr>
+        <w:spacing w:after="80"/>
+        <w:ind w:left="720"/>
+        <w:jc w:val="both"/>
+        <w:rPr>
+          <w:rFonts w:asciiTheme="majorBidi" w:hAnsiTheme="majorBidi" w:cstheme="majorBidi"/>
+          <w:sz w:val="28"/>
+          <w:szCs w:val="28"/>
+        </w:rPr>
+      </w:pPr>
+      <w:r>
+        <w:rPr>
+          <w:rFonts w:asciiTheme="majorBidi" w:hAnsiTheme="majorBidi" w:cstheme="majorBidi"/>
+          <w:sz w:val="28"/>
+          <w:szCs w:val="28"/>
+        </w:rPr>
+        <w:t>Protect data from unauthorized reading.</w:t>
+      </w:r>
+    </w:p>
+    <w:p>
+      <w:pPr>
+        <w:spacing w:after="60"/>
+        <w:ind w:left="720"/>
+        <w:jc w:val="both"/>
+        <w:rPr>
+          <w:rFonts w:asciiTheme="majorBidi" w:hAnsiTheme="majorBidi" w:cstheme="majorBidi"/>
+          <w:sz w:val="28"/>
+          <w:szCs w:val="28"/>
+        </w:rPr>
+      </w:pPr>
+      <w:r>
+        <w:rPr>
+          <w:rFonts w:asciiTheme="majorBidi" w:hAnsiTheme="majorBidi" w:cstheme="majorBidi"/>
+          <w:sz w:val="28"/>
+          <w:szCs w:val="28"/>
+        </w:rPr>
+        <w:t>Data at rest:</w:t>
+      </w:r>
+    </w:p>
+    <w:p>
+      <w:pPr>
+        <w:pStyle w:val="ListParagraph"/>
+        <w:numPr>
+          <w:ilvl w:val="0"/>
+          <w:numId w:val="11"/>
+        </w:numPr>
+        <w:ind w:left="1080"/>
+        <w:jc w:val="both"/>
+        <w:rPr>
+          <w:rFonts w:asciiTheme="majorBidi" w:hAnsiTheme="majorBidi" w:cstheme="majorBidi"/>
+          <w:sz w:val="28"/>
+          <w:szCs w:val="28"/>
+        </w:rPr>
+      </w:pPr>
+      <w:r>
+        <w:rPr>
+          <w:rFonts w:asciiTheme="majorBidi" w:hAnsiTheme="majorBidi" w:cstheme="majorBidi"/>
+          <w:sz w:val="28"/>
+          <w:szCs w:val="28"/>
+        </w:rPr>
+        <w:t>LUKS</w:t>
+      </w:r>
+    </w:p>
+    <w:p>
+      <w:pPr>
+        <w:pStyle w:val="ListParagraph"/>
+        <w:numPr>
+          <w:ilvl w:val="0"/>
+          <w:numId w:val="11"/>
+        </w:numPr>
+        <w:ind w:left="1080"/>
+        <w:jc w:val="both"/>
+        <w:rPr>
+          <w:rFonts w:asciiTheme="majorBidi" w:hAnsiTheme="majorBidi" w:cstheme="majorBidi"/>
+          <w:sz w:val="28"/>
+          <w:szCs w:val="28"/>
+        </w:rPr>
+      </w:pPr>
+      <w:r>
+        <w:rPr>
+          <w:rFonts w:asciiTheme="majorBidi" w:hAnsiTheme="majorBidi" w:cstheme="majorBidi"/>
+          <w:sz w:val="28"/>
+          <w:szCs w:val="28"/>
+        </w:rPr>
+        <w:t>BitLocker</w:t>
+      </w:r>
+    </w:p>
+    <w:p>
+      <w:pPr>
+        <w:pStyle w:val="ListParagraph"/>
+        <w:numPr>
+          <w:ilvl w:val="0"/>
+          <w:numId w:val="11"/>
+        </w:numPr>
+        <w:spacing w:after="80"/>
+        <w:ind w:left="1080"/>
+        <w:jc w:val="both"/>
+        <w:rPr>
+          <w:rFonts w:asciiTheme="majorBidi" w:hAnsiTheme="majorBidi" w:cstheme="majorBidi"/>
+          <w:sz w:val="28"/>
+          <w:szCs w:val="28"/>
+        </w:rPr>
+      </w:pPr>
+      <w:r>
+        <w:rPr>
+          <w:rFonts w:asciiTheme="majorBidi" w:hAnsiTheme="majorBidi" w:cstheme="majorBidi"/>
+          <w:sz w:val="28"/>
+          <w:szCs w:val="28"/>
+        </w:rPr>
+        <w:t>Database encryption</w:t>
+      </w:r>
+    </w:p>
+    <w:p>
+      <w:pPr>
+        <w:spacing w:after="60"/>
+        <w:ind w:left="720"/>
+        <w:jc w:val="both"/>
+        <w:rPr>
+          <w:rFonts w:asciiTheme="majorBidi" w:hAnsiTheme="majorBidi" w:cstheme="majorBidi"/>
+          <w:sz w:val="28"/>
+          <w:szCs w:val="28"/>
+        </w:rPr>
+      </w:pPr>
+      <w:r>
+        <w:rPr>
+          <w:rFonts w:asciiTheme="majorBidi" w:hAnsiTheme="majorBidi" w:cstheme="majorBidi"/>
+          <w:sz w:val="28"/>
+          <w:szCs w:val="28"/>
+        </w:rPr>
+        <w:t>Data in transit:</w:t>
+      </w:r>
+    </w:p>
+    <w:p>
+      <w:pPr>
+        <w:pStyle w:val="ListParagraph"/>
+        <w:numPr>
+          <w:ilvl w:val="0"/>
+          <w:numId w:val="12"/>
+        </w:numPr>
+        <w:ind w:left="1080"/>
+        <w:jc w:val="both"/>
+        <w:rPr>
+          <w:rFonts w:asciiTheme="majorBidi" w:hAnsiTheme="majorBidi" w:cstheme="majorBidi"/>
+          <w:sz w:val="28"/>
+          <w:szCs w:val="28"/>
+        </w:rPr>
+      </w:pPr>
+      <w:r>
+        <w:rPr>
+          <w:rFonts w:asciiTheme="majorBidi" w:hAnsiTheme="majorBidi" w:cstheme="majorBidi"/>
+          <w:sz w:val="28"/>
+          <w:szCs w:val="28"/>
+        </w:rPr>
+        <w:t>TLS</w:t>
+      </w:r>
+    </w:p>
+    <w:p>
+      <w:pPr>
+        <w:pStyle w:val="ListParagraph"/>
+        <w:numPr>
+          <w:ilvl w:val="0"/>
+          <w:numId w:val="12"/>
+        </w:numPr>
+        <w:ind w:left="1080"/>
+        <w:jc w:val="both"/>
+        <w:rPr>
+          <w:rFonts w:asciiTheme="majorBidi" w:hAnsiTheme="majorBidi" w:cstheme="majorBidi"/>
+          <w:sz w:val="28"/>
+          <w:szCs w:val="28"/>
+        </w:rPr>
+      </w:pPr>
+      <w:r>
+        <w:rPr>
+          <w:rFonts w:asciiTheme="majorBidi" w:hAnsiTheme="majorBidi" w:cstheme="majorBidi"/>
+          <w:sz w:val="28"/>
+          <w:szCs w:val="28"/>
+        </w:rPr>
+        <w:t>SSH</w:t>
+      </w:r>
+    </w:p>
+    <w:p>
+      <w:pPr>
+        <w:pStyle w:val="ListParagraph"/>
+        <w:numPr>
+          <w:ilvl w:val="0"/>
+          <w:numId w:val="12"/>
+        </w:numPr>
+        <w:ind w:left="1080"/>
+        <w:jc w:val="both"/>
+        <w:rPr>
+          <w:rFonts w:asciiTheme="majorBidi" w:hAnsiTheme="majorBidi" w:cstheme="majorBidi"/>
+          <w:sz w:val="28"/>
+          <w:szCs w:val="28"/>
+        </w:rPr>
+      </w:pPr>
+      <w:r>
+        <w:rPr>
+          <w:rFonts w:asciiTheme="majorBidi" w:hAnsiTheme="majorBidi" w:cstheme="majorBidi"/>
+          <w:sz w:val="28"/>
+          <w:szCs w:val="28"/>
+        </w:rPr>
+        <w:t>IPSec</w:t>
+      </w:r>
+    </w:p>
+    <w:p>
+      <w:pPr>
+        <w:pStyle w:val="ListParagraph"/>
+        <w:numPr>
+          <w:ilvl w:val="0"/>
+          <w:numId w:val="12"/>
+        </w:numPr>
+        <w:ind w:left="1080"/>
+        <w:jc w:val="both"/>
+        <w:rPr>
+          <w:rFonts w:asciiTheme="majorBidi" w:hAnsiTheme="majorBidi" w:cstheme="majorBidi"/>
+          <w:sz w:val="28"/>
+          <w:szCs w:val="28"/>
+        </w:rPr>
+      </w:pPr>
+      <w:r>
+        <w:rPr>
+          <w:rFonts w:asciiTheme="majorBidi" w:hAnsiTheme="majorBidi" w:cstheme="majorBidi"/>
+          <w:sz w:val="28"/>
+          <w:szCs w:val="28"/>
+        </w:rPr>
+        <w:t>VPNs</w:t>
+      </w:r>
+    </w:p>
+    <w:p>
+      <w:pPr>
+        <w:pStyle w:val="ListParagraph"/>
+        <w:ind w:left="1080"/>
+        <w:jc w:val="both"/>
+        <w:rPr>
+          <w:rFonts w:asciiTheme="majorBidi" w:hAnsiTheme="majorBidi" w:cstheme="majorBidi"/>
+          <w:sz w:val="8"/>
+          <w:szCs w:val="8"/>
+        </w:rPr>
+      </w:pPr>
+    </w:p>
+    <w:p>
+      <w:pPr>
+        <w:pStyle w:val="ListParagraph"/>
+        <w:numPr>
+          <w:ilvl w:val="0"/>
+          <w:numId w:val="13"/>
+        </w:numPr>
+        <w:spacing w:after="60"/>
+        <w:jc w:val="both"/>
+        <w:rPr>
+          <w:rFonts w:asciiTheme="majorBidi" w:hAnsiTheme="majorBidi" w:cstheme="majorBidi"/>
+          <w:b/>
+          <w:bCs/>
+          <w:sz w:val="28"/>
+          <w:szCs w:val="28"/>
+        </w:rPr>
+      </w:pPr>
+      <w:r>
+        <w:rPr>
+          <w:rFonts w:asciiTheme="majorBidi" w:hAnsiTheme="majorBidi" w:cstheme="majorBidi"/>
+          <w:b/>
+          <w:bCs/>
+          <w:sz w:val="28"/>
+          <w:szCs w:val="28"/>
+        </w:rPr>
+        <w:t>Access Control</w:t>
+      </w:r>
+    </w:p>
+    <w:p>
+      <w:pPr>
+        <w:spacing w:after="60"/>
+        <w:ind w:left="720"/>
+        <w:jc w:val="both"/>
+        <w:rPr>
+          <w:rFonts w:asciiTheme="majorBidi" w:hAnsiTheme="majorBidi" w:cstheme="majorBidi"/>
+          <w:sz w:val="28"/>
+          <w:szCs w:val="28"/>
+        </w:rPr>
+      </w:pPr>
+      <w:r>
+        <w:rPr>
+          <w:rFonts w:asciiTheme="majorBidi" w:hAnsiTheme="majorBidi" w:cstheme="majorBidi"/>
+          <w:sz w:val="28"/>
+          <w:szCs w:val="28"/>
+        </w:rPr>
+        <w:t>Limit resource access based on defined policies.</w:t>
+      </w:r>
+    </w:p>
+    <w:p>
+      <w:pPr>
+        <w:spacing w:after="80"/>
+        <w:ind w:left="720"/>
+        <w:jc w:val="both"/>
+        <w:rPr>
+          <w:rFonts w:asciiTheme="majorBidi" w:hAnsiTheme="majorBidi" w:cstheme="majorBidi"/>
+          <w:sz w:val="28"/>
+          <w:szCs w:val="28"/>
+          <w:u w:val="single"/>
+        </w:rPr>
+      </w:pPr>
+      <w:r>
+        <w:rPr>
+          <w:rFonts w:asciiTheme="majorBidi" w:hAnsiTheme="majorBidi" w:cstheme="majorBidi"/>
+          <w:sz w:val="28"/>
+          <w:szCs w:val="28"/>
+          <w:u w:val="single"/>
+        </w:rPr>
+        <w:t>Examples:</w:t>
+      </w:r>
+    </w:p>
+    <w:p>
+      <w:pPr>
+        <w:pStyle w:val="ListParagraph"/>
+        <w:numPr>
+          <w:ilvl w:val="0"/>
+          <w:numId w:val="14"/>
+        </w:numPr>
+        <w:ind w:left="1080"/>
+        <w:jc w:val="both"/>
+        <w:rPr>
+          <w:rFonts w:asciiTheme="majorBidi" w:hAnsiTheme="majorBidi" w:cstheme="majorBidi"/>
+          <w:sz w:val="28"/>
+          <w:szCs w:val="28"/>
+        </w:rPr>
+      </w:pPr>
+      <w:r>
+        <w:rPr>
+          <w:rFonts w:asciiTheme="majorBidi" w:hAnsiTheme="majorBidi" w:cstheme="majorBidi"/>
+          <w:sz w:val="28"/>
+          <w:szCs w:val="28"/>
+        </w:rPr>
+        <w:t>Least privilege</w:t>
+      </w:r>
+    </w:p>
+    <w:p>
+      <w:pPr>
+        <w:pStyle w:val="ListParagraph"/>
+        <w:numPr>
+          <w:ilvl w:val="0"/>
+          <w:numId w:val="14"/>
+        </w:numPr>
+        <w:ind w:left="1080"/>
+        <w:jc w:val="both"/>
+        <w:rPr>
+          <w:rFonts w:asciiTheme="majorBidi" w:hAnsiTheme="majorBidi" w:cstheme="majorBidi"/>
+          <w:sz w:val="28"/>
+          <w:szCs w:val="28"/>
+        </w:rPr>
+      </w:pPr>
+      <w:r>
+        <w:rPr>
+          <w:rFonts w:asciiTheme="majorBidi" w:hAnsiTheme="majorBidi" w:cstheme="majorBidi"/>
+          <w:sz w:val="28"/>
+          <w:szCs w:val="28"/>
+        </w:rPr>
+        <w:t>Need-to-know principle</w:t>
+      </w:r>
+    </w:p>
+    <w:p>
+      <w:pPr>
+        <w:pStyle w:val="ListParagraph"/>
+        <w:numPr>
+          <w:ilvl w:val="0"/>
+          <w:numId w:val="14"/>
+        </w:numPr>
+        <w:ind w:left="1080"/>
+        <w:jc w:val="both"/>
+        <w:rPr>
+          <w:rFonts w:asciiTheme="majorBidi" w:hAnsiTheme="majorBidi" w:cstheme="majorBidi"/>
+          <w:sz w:val="28"/>
+          <w:szCs w:val="28"/>
+        </w:rPr>
+      </w:pPr>
+      <w:r>
+        <w:rPr>
+          <w:rFonts w:asciiTheme="majorBidi" w:hAnsiTheme="majorBidi" w:cstheme="majorBidi"/>
+          <w:sz w:val="28"/>
+          <w:szCs w:val="28"/>
+        </w:rPr>
+        <w:t>Zero Trust</w:t>
+      </w:r>
+    </w:p>
+    <w:p>
+      <w:pPr>
+        <w:pStyle w:val="ListParagraph"/>
+        <w:ind w:left="1080"/>
+        <w:jc w:val="both"/>
+        <w:rPr>
+          <w:rFonts w:asciiTheme="majorBidi" w:hAnsiTheme="majorBidi" w:cstheme="majorBidi"/>
+          <w:sz w:val="8"/>
+          <w:szCs w:val="8"/>
+        </w:rPr>
+      </w:pPr>
+    </w:p>
+    <w:p>
+      <w:pPr>
+        <w:pStyle w:val="ListParagraph"/>
+        <w:numPr>
+          <w:ilvl w:val="0"/>
+          <w:numId w:val="15"/>
+        </w:numPr>
+        <w:spacing w:after="80"/>
+        <w:ind w:left="360"/>
+        <w:jc w:val="both"/>
+        <w:rPr>
+          <w:rFonts w:asciiTheme="majorBidi" w:hAnsiTheme="majorBidi" w:cstheme="majorBidi"/>
+          <w:b/>
+          <w:bCs/>
+          <w:sz w:val="36"/>
+          <w:szCs w:val="36"/>
+        </w:rPr>
+      </w:pPr>
+      <w:r>
+        <w:rPr>
+          <w:rFonts w:asciiTheme="majorBidi" w:hAnsiTheme="majorBidi" w:cstheme="majorBidi"/>
+          <w:b/>
+          <w:bCs/>
+          <w:sz w:val="36"/>
+          <w:szCs w:val="36"/>
+        </w:rPr>
+        <w:t>Integrity</w:t>
+      </w:r>
+    </w:p>
+    <w:p>
+      <w:pPr>
+        <w:ind w:left="360"/>
+        <w:jc w:val="both"/>
+        <w:rPr>
+          <w:rFonts w:asciiTheme="majorBidi" w:hAnsiTheme="majorBidi" w:cstheme="majorBidi"/>
+          <w:sz w:val="28"/>
+          <w:szCs w:val="28"/>
+        </w:rPr>
+      </w:pPr>
+      <w:r>
+        <w:rPr>
+          <w:rFonts w:asciiTheme="majorBidi" w:hAnsiTheme="majorBidi" w:cstheme="majorBidi"/>
+          <w:sz w:val="28"/>
+          <w:szCs w:val="28"/>
+        </w:rPr>
+        <w:t>Integrity ensures that information remains accurate, complete, and unaltered unless modified by an authorized entity through an approved process.</w:t>
+      </w:r>
+      <w:r>
+        <w:rPr>
+          <w:rFonts w:asciiTheme="majorBidi" w:hAnsiTheme="majorBidi" w:cstheme="majorBidi"/>
+          <w:sz w:val="28"/>
+          <w:szCs w:val="28"/>
+        </w:rPr>
+        <w:t xml:space="preserve"> </w:t>
+      </w:r>
+      <w:r>
+        <w:rPr>
+          <w:rFonts w:asciiTheme="majorBidi" w:hAnsiTheme="majorBidi" w:cstheme="majorBidi"/>
+          <w:sz w:val="28"/>
+          <w:szCs w:val="28"/>
+        </w:rPr>
+        <w:t>Integrity is about trustworthiness of data. Authorized changes are acceptable; unauthorized or accidental changes are not.</w:t>
+      </w:r>
+    </w:p>
+    <w:p>
+      <w:pPr>
+        <w:spacing w:after="60"/>
+        <w:ind w:left="360"/>
+        <w:jc w:val="both"/>
+        <w:rPr>
+          <w:rFonts w:asciiTheme="majorBidi" w:hAnsiTheme="majorBidi" w:cstheme="majorBidi"/>
+          <w:b/>
+          <w:bCs/>
+          <w:sz w:val="28"/>
+          <w:szCs w:val="28"/>
+        </w:rPr>
+      </w:pPr>
+      <w:r>
+        <w:rPr>
+          <w:rFonts w:asciiTheme="majorBidi" w:hAnsiTheme="majorBidi" w:cstheme="majorBidi"/>
+          <w:b/>
+          <w:bCs/>
+          <w:sz w:val="28"/>
+          <w:szCs w:val="28"/>
+        </w:rPr>
+        <w:lastRenderedPageBreak/>
+        <w:t>Questions Integrity Answers</w:t>
+      </w:r>
+    </w:p>
+    <w:p>
+      <w:pPr>
+        <w:pStyle w:val="ListParagraph"/>
+        <w:numPr>
+          <w:ilvl w:val="0"/>
+          <w:numId w:val="16"/>
+        </w:numPr>
+        <w:ind w:left="720"/>
+        <w:jc w:val="both"/>
+        <w:rPr>
+          <w:rFonts w:asciiTheme="majorBidi" w:hAnsiTheme="majorBidi" w:cstheme="majorBidi"/>
+          <w:sz w:val="28"/>
+          <w:szCs w:val="28"/>
+        </w:rPr>
+      </w:pPr>
+      <w:r>
+        <w:rPr>
+          <w:rFonts w:asciiTheme="majorBidi" w:hAnsiTheme="majorBidi" w:cstheme="majorBidi"/>
+          <w:sz w:val="28"/>
+          <w:szCs w:val="28"/>
+        </w:rPr>
+        <w:t>Has the data been modified?</w:t>
+      </w:r>
+    </w:p>
+    <w:p>
+      <w:pPr>
+        <w:pStyle w:val="ListParagraph"/>
+        <w:numPr>
+          <w:ilvl w:val="0"/>
+          <w:numId w:val="16"/>
+        </w:numPr>
+        <w:ind w:left="720"/>
+        <w:jc w:val="both"/>
+        <w:rPr>
+          <w:rFonts w:asciiTheme="majorBidi" w:hAnsiTheme="majorBidi" w:cstheme="majorBidi"/>
+          <w:sz w:val="28"/>
+          <w:szCs w:val="28"/>
+        </w:rPr>
+      </w:pPr>
+      <w:r>
+        <w:rPr>
+          <w:rFonts w:asciiTheme="majorBidi" w:hAnsiTheme="majorBidi" w:cstheme="majorBidi"/>
+          <w:sz w:val="28"/>
+          <w:szCs w:val="28"/>
+        </w:rPr>
+        <w:t>Was the modification authorized?</w:t>
+      </w:r>
+    </w:p>
+    <w:p>
+      <w:pPr>
+        <w:pStyle w:val="ListParagraph"/>
+        <w:numPr>
+          <w:ilvl w:val="0"/>
+          <w:numId w:val="16"/>
+        </w:numPr>
+        <w:ind w:left="720"/>
+        <w:jc w:val="both"/>
+        <w:rPr>
+          <w:rFonts w:asciiTheme="majorBidi" w:hAnsiTheme="majorBidi" w:cstheme="majorBidi"/>
+          <w:sz w:val="28"/>
+          <w:szCs w:val="28"/>
+        </w:rPr>
+      </w:pPr>
+      <w:r>
+        <w:rPr>
+          <w:rFonts w:asciiTheme="majorBidi" w:hAnsiTheme="majorBidi" w:cstheme="majorBidi"/>
+          <w:sz w:val="28"/>
+          <w:szCs w:val="28"/>
+        </w:rPr>
+        <w:t>Can we detect tampering?</w:t>
+      </w:r>
+    </w:p>
+    <w:p>
+      <w:pPr>
+        <w:pStyle w:val="ListParagraph"/>
+        <w:numPr>
+          <w:ilvl w:val="0"/>
+          <w:numId w:val="16"/>
+        </w:numPr>
+        <w:spacing w:after="80"/>
+        <w:ind w:left="720"/>
+        <w:jc w:val="both"/>
+        <w:rPr>
+          <w:rFonts w:asciiTheme="majorBidi" w:hAnsiTheme="majorBidi" w:cstheme="majorBidi"/>
+          <w:sz w:val="28"/>
+          <w:szCs w:val="28"/>
+        </w:rPr>
+      </w:pPr>
+      <w:r>
+        <w:rPr>
+          <w:rFonts w:asciiTheme="majorBidi" w:hAnsiTheme="majorBidi" w:cstheme="majorBidi"/>
+          <w:sz w:val="28"/>
+          <w:szCs w:val="28"/>
+        </w:rPr>
+        <w:t>Is the data still accurate?</w:t>
+      </w:r>
+    </w:p>
+    <w:p>
+      <w:pPr>
+        <w:spacing w:after="60"/>
+        <w:ind w:left="360"/>
+        <w:jc w:val="both"/>
+        <w:rPr>
+          <w:rFonts w:asciiTheme="majorBidi" w:hAnsiTheme="majorBidi" w:cstheme="majorBidi"/>
+          <w:b/>
+          <w:bCs/>
+          <w:sz w:val="28"/>
+          <w:szCs w:val="28"/>
+        </w:rPr>
+      </w:pPr>
+      <w:r>
+        <w:rPr>
+          <w:rFonts w:asciiTheme="majorBidi" w:hAnsiTheme="majorBidi" w:cstheme="majorBidi"/>
+          <w:b/>
+          <w:bCs/>
+          <w:sz w:val="28"/>
+          <w:szCs w:val="28"/>
+        </w:rPr>
+        <w:t>Threats to Integrity</w:t>
+      </w:r>
+    </w:p>
+    <w:p>
+      <w:pPr>
+        <w:pStyle w:val="ListParagraph"/>
+        <w:numPr>
+          <w:ilvl w:val="0"/>
+          <w:numId w:val="17"/>
+        </w:numPr>
+        <w:ind w:left="720"/>
+        <w:jc w:val="both"/>
+        <w:rPr>
+          <w:rFonts w:asciiTheme="majorBidi" w:hAnsiTheme="majorBidi" w:cstheme="majorBidi"/>
+          <w:sz w:val="28"/>
+          <w:szCs w:val="28"/>
+        </w:rPr>
+      </w:pPr>
+      <w:r>
+        <w:rPr>
+          <w:rFonts w:asciiTheme="majorBidi" w:hAnsiTheme="majorBidi" w:cstheme="majorBidi"/>
+          <w:sz w:val="28"/>
+          <w:szCs w:val="28"/>
+        </w:rPr>
+        <w:t>Malware</w:t>
+      </w:r>
+    </w:p>
+    <w:p>
+      <w:pPr>
+        <w:pStyle w:val="ListParagraph"/>
+        <w:numPr>
+          <w:ilvl w:val="0"/>
+          <w:numId w:val="17"/>
+        </w:numPr>
+        <w:ind w:left="720"/>
+        <w:jc w:val="both"/>
+        <w:rPr>
+          <w:rFonts w:asciiTheme="majorBidi" w:hAnsiTheme="majorBidi" w:cstheme="majorBidi"/>
+          <w:sz w:val="28"/>
+          <w:szCs w:val="28"/>
+        </w:rPr>
+      </w:pPr>
+      <w:r>
+        <w:rPr>
+          <w:rFonts w:asciiTheme="majorBidi" w:hAnsiTheme="majorBidi" w:cstheme="majorBidi"/>
+          <w:sz w:val="28"/>
+          <w:szCs w:val="28"/>
+        </w:rPr>
+        <w:t>File corruption</w:t>
+      </w:r>
+    </w:p>
+    <w:p>
+      <w:pPr>
+        <w:pStyle w:val="ListParagraph"/>
+        <w:numPr>
+          <w:ilvl w:val="0"/>
+          <w:numId w:val="17"/>
+        </w:numPr>
+        <w:ind w:left="720"/>
+        <w:jc w:val="both"/>
+        <w:rPr>
+          <w:rFonts w:asciiTheme="majorBidi" w:hAnsiTheme="majorBidi" w:cstheme="majorBidi"/>
+          <w:sz w:val="28"/>
+          <w:szCs w:val="28"/>
+        </w:rPr>
+      </w:pPr>
+      <w:r>
+        <w:rPr>
+          <w:rFonts w:asciiTheme="majorBidi" w:hAnsiTheme="majorBidi" w:cstheme="majorBidi"/>
+          <w:sz w:val="28"/>
+          <w:szCs w:val="28"/>
+        </w:rPr>
+        <w:t>Unauthorized modifications</w:t>
+      </w:r>
+    </w:p>
+    <w:p>
+      <w:pPr>
+        <w:pStyle w:val="ListParagraph"/>
+        <w:numPr>
+          <w:ilvl w:val="0"/>
+          <w:numId w:val="17"/>
+        </w:numPr>
+        <w:ind w:left="720"/>
+        <w:jc w:val="both"/>
+        <w:rPr>
+          <w:rFonts w:asciiTheme="majorBidi" w:hAnsiTheme="majorBidi" w:cstheme="majorBidi"/>
+          <w:sz w:val="28"/>
+          <w:szCs w:val="28"/>
+        </w:rPr>
+      </w:pPr>
+      <w:r>
+        <w:rPr>
+          <w:rFonts w:asciiTheme="majorBidi" w:hAnsiTheme="majorBidi" w:cstheme="majorBidi"/>
+          <w:sz w:val="28"/>
+          <w:szCs w:val="28"/>
+        </w:rPr>
+        <w:t>SQL injection</w:t>
+      </w:r>
+    </w:p>
+    <w:p>
+      <w:pPr>
+        <w:pStyle w:val="ListParagraph"/>
+        <w:numPr>
+          <w:ilvl w:val="0"/>
+          <w:numId w:val="17"/>
+        </w:numPr>
+        <w:ind w:left="720"/>
+        <w:jc w:val="both"/>
+        <w:rPr>
+          <w:rFonts w:asciiTheme="majorBidi" w:hAnsiTheme="majorBidi" w:cstheme="majorBidi"/>
+          <w:sz w:val="28"/>
+          <w:szCs w:val="28"/>
+        </w:rPr>
+      </w:pPr>
+      <w:r>
+        <w:rPr>
+          <w:rFonts w:asciiTheme="majorBidi" w:hAnsiTheme="majorBidi" w:cstheme="majorBidi"/>
+          <w:sz w:val="28"/>
+          <w:szCs w:val="28"/>
+        </w:rPr>
+        <w:t>Human error</w:t>
+      </w:r>
+    </w:p>
+    <w:p>
+      <w:pPr>
+        <w:pStyle w:val="ListParagraph"/>
+        <w:numPr>
+          <w:ilvl w:val="0"/>
+          <w:numId w:val="17"/>
+        </w:numPr>
+        <w:ind w:left="720"/>
+        <w:jc w:val="both"/>
+        <w:rPr>
+          <w:rFonts w:asciiTheme="majorBidi" w:hAnsiTheme="majorBidi" w:cstheme="majorBidi"/>
+          <w:sz w:val="28"/>
+          <w:szCs w:val="28"/>
+        </w:rPr>
+      </w:pPr>
+      <w:r>
+        <w:rPr>
+          <w:rFonts w:asciiTheme="majorBidi" w:hAnsiTheme="majorBidi" w:cstheme="majorBidi"/>
+          <w:sz w:val="28"/>
+          <w:szCs w:val="28"/>
+        </w:rPr>
+        <w:t>Disk failures</w:t>
+      </w:r>
+    </w:p>
+    <w:p>
+      <w:pPr>
+        <w:pStyle w:val="ListParagraph"/>
+        <w:numPr>
+          <w:ilvl w:val="0"/>
+          <w:numId w:val="17"/>
+        </w:numPr>
+        <w:ind w:left="720"/>
+        <w:jc w:val="both"/>
+        <w:rPr>
+          <w:rFonts w:asciiTheme="majorBidi" w:hAnsiTheme="majorBidi" w:cstheme="majorBidi"/>
+          <w:sz w:val="28"/>
+          <w:szCs w:val="28"/>
+        </w:rPr>
+      </w:pPr>
+      <w:r>
+        <w:rPr>
+          <w:rFonts w:asciiTheme="majorBidi" w:hAnsiTheme="majorBidi" w:cstheme="majorBidi"/>
+          <w:sz w:val="28"/>
+          <w:szCs w:val="28"/>
+        </w:rPr>
+        <w:t>Man-in-the-middle attacks altering traffic</w:t>
+      </w:r>
+    </w:p>
+    <w:p>
+      <w:pPr>
+        <w:pStyle w:val="ListParagraph"/>
+        <w:numPr>
+          <w:ilvl w:val="0"/>
+          <w:numId w:val="17"/>
+        </w:numPr>
+        <w:spacing w:after="100"/>
+        <w:ind w:left="720"/>
+        <w:jc w:val="both"/>
+        <w:rPr>
+          <w:rFonts w:asciiTheme="majorBidi" w:hAnsiTheme="majorBidi" w:cstheme="majorBidi"/>
+          <w:sz w:val="28"/>
+          <w:szCs w:val="28"/>
+        </w:rPr>
+      </w:pPr>
+      <w:r>
+        <w:rPr>
+          <w:rFonts w:asciiTheme="majorBidi" w:hAnsiTheme="majorBidi" w:cstheme="majorBidi"/>
+          <w:sz w:val="28"/>
+          <w:szCs w:val="28"/>
+        </w:rPr>
+        <w:t>Software bugs</w:t>
+      </w:r>
+    </w:p>
+    <w:p>
+      <w:pPr>
+        <w:spacing w:after="80"/>
+        <w:ind w:left="360"/>
+        <w:jc w:val="both"/>
+        <w:rPr>
+          <w:rFonts w:asciiTheme="majorBidi" w:hAnsiTheme="majorBidi" w:cstheme="majorBidi"/>
+          <w:b/>
+          <w:bCs/>
+          <w:sz w:val="28"/>
+          <w:szCs w:val="28"/>
+        </w:rPr>
+      </w:pPr>
+      <w:r>
+        <w:rPr>
+          <w:rFonts w:asciiTheme="majorBidi" w:hAnsiTheme="majorBidi" w:cstheme="majorBidi"/>
+          <w:b/>
+          <w:bCs/>
+          <w:sz w:val="28"/>
+          <w:szCs w:val="28"/>
+        </w:rPr>
+        <w:t>Protection Mechanisms</w:t>
+      </w:r>
+      <w:r>
+        <w:rPr>
+          <w:rFonts w:asciiTheme="majorBidi" w:hAnsiTheme="majorBidi" w:cstheme="majorBidi"/>
+          <w:b/>
+          <w:bCs/>
+          <w:sz w:val="28"/>
+          <w:szCs w:val="28"/>
+        </w:rPr>
+        <w:t>:</w:t>
+      </w:r>
+    </w:p>
+    <w:p>
+      <w:pPr>
+        <w:pStyle w:val="ListParagraph"/>
+        <w:numPr>
+          <w:ilvl w:val="0"/>
+          <w:numId w:val="18"/>
+        </w:numPr>
+        <w:spacing w:after="80"/>
+        <w:ind w:left="720"/>
+        <w:jc w:val="both"/>
+        <w:rPr>
+          <w:rFonts w:asciiTheme="majorBidi" w:hAnsiTheme="majorBidi" w:cstheme="majorBidi"/>
+          <w:b/>
+          <w:bCs/>
+          <w:sz w:val="28"/>
+          <w:szCs w:val="28"/>
+        </w:rPr>
+      </w:pPr>
+      <w:r>
+        <w:rPr>
+          <w:rFonts w:asciiTheme="majorBidi" w:hAnsiTheme="majorBidi" w:cstheme="majorBidi"/>
+          <w:b/>
+          <w:bCs/>
+          <w:sz w:val="28"/>
+          <w:szCs w:val="28"/>
+        </w:rPr>
+        <w:t>Hash Functions</w:t>
+      </w:r>
+    </w:p>
+    <w:p>
+      <w:pPr>
+        <w:spacing w:after="80"/>
+        <w:ind w:left="720"/>
+        <w:jc w:val="both"/>
+        <w:rPr>
+          <w:rFonts w:asciiTheme="majorBidi" w:hAnsiTheme="majorBidi" w:cstheme="majorBidi"/>
+          <w:sz w:val="28"/>
+          <w:szCs w:val="28"/>
+        </w:rPr>
+      </w:pPr>
+      <w:r>
+        <w:rPr>
+          <w:rFonts w:asciiTheme="majorBidi" w:hAnsiTheme="majorBidi" w:cstheme="majorBidi"/>
+          <w:sz w:val="28"/>
+          <w:szCs w:val="28"/>
+        </w:rPr>
+        <w:t>Verify that data has not changed.</w:t>
+      </w:r>
+    </w:p>
+    <w:p>
+      <w:pPr>
+        <w:spacing w:after="80"/>
+        <w:ind w:left="720"/>
+        <w:jc w:val="both"/>
+        <w:rPr>
+          <w:rFonts w:asciiTheme="majorBidi" w:hAnsiTheme="majorBidi" w:cstheme="majorBidi"/>
+          <w:sz w:val="28"/>
+          <w:szCs w:val="28"/>
+          <w:u w:val="single"/>
+        </w:rPr>
+      </w:pPr>
+      <w:r>
+        <w:rPr>
+          <w:rFonts w:asciiTheme="majorBidi" w:hAnsiTheme="majorBidi" w:cstheme="majorBidi"/>
+          <w:sz w:val="28"/>
+          <w:szCs w:val="28"/>
+          <w:u w:val="single"/>
+        </w:rPr>
+        <w:t>Examples:</w:t>
+      </w:r>
+    </w:p>
+    <w:p>
+      <w:pPr>
+        <w:pStyle w:val="ListParagraph"/>
+        <w:numPr>
+          <w:ilvl w:val="0"/>
+          <w:numId w:val="19"/>
+        </w:numPr>
+        <w:jc w:val="both"/>
+        <w:rPr>
+          <w:rFonts w:asciiTheme="majorBidi" w:hAnsiTheme="majorBidi" w:cstheme="majorBidi"/>
+          <w:sz w:val="28"/>
+          <w:szCs w:val="28"/>
+        </w:rPr>
+      </w:pPr>
+      <w:r>
+        <w:rPr>
+          <w:rFonts w:asciiTheme="majorBidi" w:hAnsiTheme="majorBidi" w:cstheme="majorBidi"/>
+          <w:sz w:val="28"/>
+          <w:szCs w:val="28"/>
+        </w:rPr>
+        <w:t>SHA-256</w:t>
+      </w:r>
+    </w:p>
+    <w:p>
+      <w:pPr>
+        <w:pStyle w:val="ListParagraph"/>
+        <w:numPr>
+          <w:ilvl w:val="0"/>
+          <w:numId w:val="19"/>
+        </w:numPr>
+        <w:jc w:val="both"/>
+        <w:rPr>
+          <w:rFonts w:asciiTheme="majorBidi" w:hAnsiTheme="majorBidi" w:cstheme="majorBidi"/>
+          <w:sz w:val="28"/>
+          <w:szCs w:val="28"/>
+        </w:rPr>
+      </w:pPr>
+      <w:r>
+        <w:rPr>
+          <w:rFonts w:asciiTheme="majorBidi" w:hAnsiTheme="majorBidi" w:cstheme="majorBidi"/>
+          <w:sz w:val="28"/>
+          <w:szCs w:val="28"/>
+        </w:rPr>
+        <w:t>SHA-512</w:t>
+      </w:r>
+    </w:p>
+    <w:p>
+      <w:pPr>
+        <w:pStyle w:val="ListParagraph"/>
+        <w:numPr>
+          <w:ilvl w:val="0"/>
+          <w:numId w:val="19"/>
+        </w:numPr>
+        <w:jc w:val="both"/>
+        <w:rPr>
+          <w:rFonts w:asciiTheme="majorBidi" w:hAnsiTheme="majorBidi" w:cstheme="majorBidi"/>
+          <w:sz w:val="28"/>
+          <w:szCs w:val="28"/>
+        </w:rPr>
+      </w:pPr>
+      <w:r>
+        <w:rPr>
+          <w:rFonts w:asciiTheme="majorBidi" w:hAnsiTheme="majorBidi" w:cstheme="majorBidi"/>
+          <w:sz w:val="28"/>
+          <w:szCs w:val="28"/>
+        </w:rPr>
+        <w:t>BLAKE2</w:t>
+      </w:r>
+    </w:p>
+    <w:p>
+      <w:pPr>
+        <w:pStyle w:val="ListParagraph"/>
+        <w:ind w:left="1080"/>
+        <w:jc w:val="both"/>
+        <w:rPr>
+          <w:rFonts w:asciiTheme="majorBidi" w:hAnsiTheme="majorBidi" w:cstheme="majorBidi"/>
+          <w:sz w:val="8"/>
+          <w:szCs w:val="8"/>
+        </w:rPr>
+      </w:pPr>
+    </w:p>
+    <w:p>
+      <w:pPr>
+        <w:pStyle w:val="ListParagraph"/>
+        <w:numPr>
+          <w:ilvl w:val="0"/>
+          <w:numId w:val="20"/>
+        </w:numPr>
+        <w:ind w:left="720"/>
+        <w:jc w:val="both"/>
+        <w:rPr>
+          <w:rFonts w:asciiTheme="majorBidi" w:hAnsiTheme="majorBidi" w:cstheme="majorBidi"/>
+          <w:b/>
+          <w:bCs/>
+          <w:sz w:val="28"/>
+          <w:szCs w:val="28"/>
+        </w:rPr>
+      </w:pPr>
+      <w:r>
+        <w:rPr>
+          <w:rFonts w:asciiTheme="majorBidi" w:hAnsiTheme="majorBidi" w:cstheme="majorBidi"/>
+          <w:b/>
+          <w:bCs/>
+          <w:sz w:val="28"/>
+          <w:szCs w:val="28"/>
+        </w:rPr>
+        <w:t>Digital Signatures</w:t>
+      </w:r>
+    </w:p>
+    <w:p>
+      <w:pPr>
+        <w:pStyle w:val="ListParagraph"/>
+        <w:jc w:val="both"/>
+        <w:rPr>
+          <w:rFonts w:asciiTheme="majorBidi" w:hAnsiTheme="majorBidi" w:cstheme="majorBidi"/>
+          <w:b/>
+          <w:bCs/>
+          <w:sz w:val="8"/>
+          <w:szCs w:val="8"/>
+        </w:rPr>
+      </w:pPr>
+    </w:p>
+    <w:p>
+      <w:pPr>
+        <w:pStyle w:val="ListParagraph"/>
+        <w:numPr>
+          <w:ilvl w:val="0"/>
+          <w:numId w:val="20"/>
+        </w:numPr>
+        <w:spacing w:after="80"/>
+        <w:ind w:left="720"/>
+        <w:jc w:val="both"/>
+        <w:rPr>
+          <w:rFonts w:asciiTheme="majorBidi" w:hAnsiTheme="majorBidi" w:cstheme="majorBidi"/>
+          <w:b/>
+          <w:bCs/>
+          <w:sz w:val="28"/>
+          <w:szCs w:val="28"/>
+        </w:rPr>
+      </w:pPr>
+      <w:r>
+        <w:rPr>
+          <w:rFonts w:asciiTheme="majorBidi" w:hAnsiTheme="majorBidi" w:cstheme="majorBidi"/>
+          <w:b/>
+          <w:bCs/>
+          <w:sz w:val="28"/>
+          <w:szCs w:val="28"/>
+        </w:rPr>
+        <w:t>Checksums</w:t>
+      </w:r>
+    </w:p>
+    <w:p>
+      <w:pPr>
+        <w:spacing w:after="80"/>
+        <w:ind w:left="720"/>
+        <w:jc w:val="both"/>
+        <w:rPr>
+          <w:rFonts w:asciiTheme="majorBidi" w:hAnsiTheme="majorBidi" w:cstheme="majorBidi"/>
+          <w:sz w:val="28"/>
+          <w:szCs w:val="28"/>
+        </w:rPr>
+      </w:pPr>
+      <w:r>
+        <w:rPr>
+          <w:rFonts w:asciiTheme="majorBidi" w:hAnsiTheme="majorBidi" w:cstheme="majorBidi"/>
+          <w:sz w:val="28"/>
+          <w:szCs w:val="28"/>
+        </w:rPr>
+        <w:t>Detect accidental corruption.</w:t>
+      </w:r>
+    </w:p>
+    <w:p>
+      <w:pPr>
+        <w:spacing w:after="80"/>
+        <w:ind w:left="720"/>
+        <w:jc w:val="both"/>
+        <w:rPr>
+          <w:rFonts w:asciiTheme="majorBidi" w:hAnsiTheme="majorBidi" w:cstheme="majorBidi"/>
+          <w:sz w:val="28"/>
+          <w:szCs w:val="28"/>
+          <w:u w:val="single"/>
+        </w:rPr>
+      </w:pPr>
+      <w:r>
+        <w:rPr>
+          <w:rFonts w:asciiTheme="majorBidi" w:hAnsiTheme="majorBidi" w:cstheme="majorBidi"/>
+          <w:sz w:val="28"/>
+          <w:szCs w:val="28"/>
+          <w:u w:val="single"/>
+        </w:rPr>
+        <w:t>Examples:</w:t>
+      </w:r>
+    </w:p>
+    <w:p>
+      <w:pPr>
+        <w:pStyle w:val="ListParagraph"/>
+        <w:numPr>
+          <w:ilvl w:val="0"/>
+          <w:numId w:val="21"/>
+        </w:numPr>
+        <w:jc w:val="both"/>
+        <w:rPr>
+          <w:rFonts w:asciiTheme="majorBidi" w:hAnsiTheme="majorBidi" w:cstheme="majorBidi"/>
+          <w:sz w:val="28"/>
+          <w:szCs w:val="28"/>
+        </w:rPr>
+      </w:pPr>
+      <w:r>
+        <w:rPr>
+          <w:rFonts w:asciiTheme="majorBidi" w:hAnsiTheme="majorBidi" w:cstheme="majorBidi"/>
+          <w:sz w:val="28"/>
+          <w:szCs w:val="28"/>
+        </w:rPr>
+        <w:t>CRC32</w:t>
+      </w:r>
+    </w:p>
+    <w:p>
+      <w:pPr>
+        <w:pStyle w:val="ListParagraph"/>
+        <w:numPr>
+          <w:ilvl w:val="0"/>
+          <w:numId w:val="21"/>
+        </w:numPr>
+        <w:jc w:val="both"/>
+        <w:rPr>
+          <w:rFonts w:asciiTheme="majorBidi" w:hAnsiTheme="majorBidi" w:cstheme="majorBidi"/>
+          <w:sz w:val="28"/>
+          <w:szCs w:val="28"/>
+        </w:rPr>
+      </w:pPr>
+      <w:r>
+        <w:rPr>
+          <w:rFonts w:asciiTheme="majorBidi" w:hAnsiTheme="majorBidi" w:cstheme="majorBidi"/>
+          <w:sz w:val="28"/>
+          <w:szCs w:val="28"/>
+        </w:rPr>
+        <w:t>MD5 (only for error detection, not security)</w:t>
+      </w:r>
+    </w:p>
+    <w:p>
+      <w:pPr>
+        <w:pStyle w:val="ListParagraph"/>
+        <w:numPr>
+          <w:ilvl w:val="0"/>
+          <w:numId w:val="21"/>
+        </w:numPr>
+        <w:jc w:val="both"/>
+        <w:rPr>
+          <w:rFonts w:asciiTheme="majorBidi" w:hAnsiTheme="majorBidi" w:cstheme="majorBidi"/>
+          <w:sz w:val="28"/>
+          <w:szCs w:val="28"/>
+        </w:rPr>
+      </w:pPr>
+      <w:r>
+        <w:rPr>
+          <w:rFonts w:asciiTheme="majorBidi" w:hAnsiTheme="majorBidi" w:cstheme="majorBidi"/>
+          <w:sz w:val="28"/>
+          <w:szCs w:val="28"/>
+        </w:rPr>
+        <w:t>SHA-256</w:t>
+      </w:r>
+    </w:p>
+    <w:p>
+      <w:pPr>
+        <w:pStyle w:val="ListParagraph"/>
+        <w:ind w:left="1080"/>
+        <w:jc w:val="both"/>
+        <w:rPr>
+          <w:rFonts w:asciiTheme="majorBidi" w:hAnsiTheme="majorBidi" w:cstheme="majorBidi"/>
+          <w:sz w:val="8"/>
+          <w:szCs w:val="8"/>
+        </w:rPr>
+      </w:pPr>
+    </w:p>
+    <w:p>
+      <w:pPr>
+        <w:pStyle w:val="ListParagraph"/>
+        <w:numPr>
+          <w:ilvl w:val="0"/>
+          <w:numId w:val="22"/>
+        </w:numPr>
+        <w:spacing w:after="80"/>
+        <w:ind w:left="720"/>
+        <w:jc w:val="both"/>
+        <w:rPr>
+          <w:rFonts w:asciiTheme="majorBidi" w:hAnsiTheme="majorBidi" w:cstheme="majorBidi"/>
+          <w:b/>
+          <w:bCs/>
+          <w:sz w:val="28"/>
+          <w:szCs w:val="28"/>
+        </w:rPr>
+      </w:pPr>
+      <w:r>
+        <w:rPr>
+          <w:rFonts w:asciiTheme="majorBidi" w:hAnsiTheme="majorBidi" w:cstheme="majorBidi"/>
+          <w:b/>
+          <w:bCs/>
+          <w:sz w:val="28"/>
+          <w:szCs w:val="28"/>
+        </w:rPr>
+        <w:t>File Permissions</w:t>
+      </w:r>
+    </w:p>
+    <w:p>
+      <w:pPr>
+        <w:spacing w:after="100"/>
+        <w:ind w:left="720"/>
+        <w:jc w:val="both"/>
+        <w:rPr>
+          <w:rFonts w:asciiTheme="majorBidi" w:hAnsiTheme="majorBidi" w:cstheme="majorBidi"/>
+          <w:sz w:val="28"/>
+          <w:szCs w:val="28"/>
+        </w:rPr>
+      </w:pPr>
+      <w:r>
+        <w:rPr>
+          <w:rFonts w:asciiTheme="majorBidi" w:hAnsiTheme="majorBidi" w:cstheme="majorBidi"/>
+          <w:sz w:val="28"/>
+          <w:szCs w:val="28"/>
+        </w:rPr>
+        <w:t>Prevent unauthorized modifications.</w:t>
+      </w:r>
+    </w:p>
+    <w:p>
+      <w:pPr>
+        <w:pStyle w:val="ListParagraph"/>
+        <w:numPr>
+          <w:ilvl w:val="0"/>
+          <w:numId w:val="22"/>
+        </w:numPr>
+        <w:spacing w:after="80"/>
+        <w:ind w:left="720"/>
+        <w:jc w:val="both"/>
+        <w:rPr>
+          <w:rFonts w:asciiTheme="majorBidi" w:hAnsiTheme="majorBidi" w:cstheme="majorBidi"/>
+          <w:b/>
+          <w:bCs/>
+          <w:sz w:val="28"/>
+          <w:szCs w:val="28"/>
+        </w:rPr>
+      </w:pPr>
+      <w:r>
+        <w:rPr>
+          <w:rFonts w:asciiTheme="majorBidi" w:hAnsiTheme="majorBidi" w:cstheme="majorBidi"/>
+          <w:b/>
+          <w:bCs/>
+          <w:sz w:val="28"/>
+          <w:szCs w:val="28"/>
+        </w:rPr>
+        <w:t>Version Control</w:t>
+      </w:r>
+    </w:p>
+    <w:p>
+      <w:pPr>
+        <w:ind w:left="720"/>
+        <w:jc w:val="both"/>
+        <w:rPr>
+          <w:rFonts w:asciiTheme="majorBidi" w:hAnsiTheme="majorBidi" w:cstheme="majorBidi"/>
+          <w:sz w:val="28"/>
+          <w:szCs w:val="28"/>
+        </w:rPr>
+      </w:pPr>
+      <w:r>
+        <w:rPr>
+          <w:rFonts w:asciiTheme="majorBidi" w:hAnsiTheme="majorBidi" w:cstheme="majorBidi"/>
+          <w:sz w:val="28"/>
+          <w:szCs w:val="28"/>
+        </w:rPr>
+        <w:t>Git maintains a complete history of changes, making unauthorized or accidental modifications easier to detect and recover from.</w:t>
+      </w:r>
+    </w:p>
+    <w:p>
+      <w:pPr>
+        <w:pStyle w:val="ListParagraph"/>
+        <w:numPr>
+          <w:ilvl w:val="0"/>
+          <w:numId w:val="23"/>
+        </w:numPr>
+        <w:spacing w:after="80"/>
+        <w:ind w:left="360"/>
+        <w:jc w:val="both"/>
+        <w:rPr>
+          <w:rFonts w:asciiTheme="majorBidi" w:hAnsiTheme="majorBidi" w:cstheme="majorBidi"/>
+          <w:b/>
+          <w:bCs/>
+          <w:sz w:val="36"/>
+          <w:szCs w:val="36"/>
+        </w:rPr>
+      </w:pPr>
+      <w:r>
+        <w:rPr>
+          <w:rFonts w:asciiTheme="majorBidi" w:hAnsiTheme="majorBidi" w:cstheme="majorBidi"/>
+          <w:b/>
+          <w:bCs/>
+          <w:sz w:val="36"/>
+          <w:szCs w:val="36"/>
+        </w:rPr>
+        <w:t>Availability</w:t>
+      </w:r>
+    </w:p>
+    <w:p>
+      <w:pPr>
+        <w:spacing w:after="60"/>
+        <w:ind w:left="360"/>
+        <w:jc w:val="both"/>
+        <w:rPr>
+          <w:rFonts w:asciiTheme="majorBidi" w:hAnsiTheme="majorBidi" w:cstheme="majorBidi"/>
+          <w:sz w:val="28"/>
+          <w:szCs w:val="28"/>
+        </w:rPr>
+      </w:pPr>
+      <w:r>
+        <w:rPr>
+          <w:rFonts w:asciiTheme="majorBidi" w:hAnsiTheme="majorBidi" w:cstheme="majorBidi"/>
+          <w:sz w:val="28"/>
+          <w:szCs w:val="28"/>
+        </w:rPr>
+        <w:t>Availability ensures that systems, services, and data are accessible to authorized users whenever needed.</w:t>
+      </w:r>
+      <w:r>
+        <w:rPr>
+          <w:rFonts w:asciiTheme="majorBidi" w:hAnsiTheme="majorBidi" w:cstheme="majorBidi"/>
+          <w:sz w:val="28"/>
+          <w:szCs w:val="28"/>
+        </w:rPr>
+        <w:t xml:space="preserve"> </w:t>
+      </w:r>
+    </w:p>
+    <w:p>
+      <w:pPr>
+        <w:ind w:left="360"/>
+        <w:jc w:val="both"/>
+        <w:rPr>
+          <w:rFonts w:asciiTheme="majorBidi" w:hAnsiTheme="majorBidi" w:cstheme="majorBidi"/>
+          <w:sz w:val="28"/>
+          <w:szCs w:val="28"/>
+        </w:rPr>
+      </w:pPr>
+      <w:r>
+        <w:rPr>
+          <w:rFonts w:asciiTheme="majorBidi" w:hAnsiTheme="majorBidi" w:cstheme="majorBidi"/>
+          <w:sz w:val="28"/>
+          <w:szCs w:val="28"/>
+        </w:rPr>
+        <w:lastRenderedPageBreak/>
+        <w:t>A perfectly confidential and accurate system is still a failure if legitimate users cannot access it.</w:t>
+      </w:r>
+    </w:p>
+    <w:p>
+      <w:pPr>
+        <w:spacing w:after="80"/>
+        <w:ind w:left="360"/>
+        <w:rPr>
+          <w:rFonts w:asciiTheme="majorBidi" w:hAnsiTheme="majorBidi" w:cstheme="majorBidi"/>
+          <w:b/>
+          <w:bCs/>
+          <w:sz w:val="28"/>
+          <w:szCs w:val="28"/>
+        </w:rPr>
+      </w:pPr>
+      <w:r>
+        <w:rPr>
+          <w:rFonts w:asciiTheme="majorBidi" w:hAnsiTheme="majorBidi" w:cstheme="majorBidi"/>
+          <w:b/>
+          <w:bCs/>
+          <w:sz w:val="28"/>
+          <w:szCs w:val="28"/>
+        </w:rPr>
+        <w:t>Threats to Availability</w:t>
+      </w:r>
+      <w:r>
+        <w:rPr>
+          <w:rFonts w:asciiTheme="majorBidi" w:hAnsiTheme="majorBidi" w:cstheme="majorBidi"/>
+          <w:b/>
+          <w:bCs/>
+          <w:sz w:val="28"/>
+          <w:szCs w:val="28"/>
+        </w:rPr>
+        <w:t>:</w:t>
+      </w:r>
+    </w:p>
+    <w:p>
+      <w:pPr>
+        <w:pStyle w:val="ListParagraph"/>
+        <w:numPr>
+          <w:ilvl w:val="0"/>
+          <w:numId w:val="24"/>
+        </w:numPr>
+        <w:ind w:left="720"/>
+        <w:rPr>
+          <w:rFonts w:asciiTheme="majorBidi" w:hAnsiTheme="majorBidi" w:cstheme="majorBidi"/>
+          <w:sz w:val="28"/>
+          <w:szCs w:val="28"/>
+        </w:rPr>
+      </w:pPr>
+      <w:r>
+        <w:rPr>
+          <w:rFonts w:asciiTheme="majorBidi" w:hAnsiTheme="majorBidi" w:cstheme="majorBidi"/>
+          <w:sz w:val="28"/>
+          <w:szCs w:val="28"/>
+        </w:rPr>
+        <w:t>DDoS attacks</w:t>
+      </w:r>
+    </w:p>
+    <w:p>
+      <w:pPr>
+        <w:pStyle w:val="ListParagraph"/>
+        <w:numPr>
+          <w:ilvl w:val="0"/>
+          <w:numId w:val="24"/>
+        </w:numPr>
+        <w:ind w:left="720"/>
+        <w:rPr>
+          <w:rFonts w:asciiTheme="majorBidi" w:hAnsiTheme="majorBidi" w:cstheme="majorBidi"/>
+          <w:sz w:val="28"/>
+          <w:szCs w:val="28"/>
+        </w:rPr>
+      </w:pPr>
+      <w:r>
+        <w:rPr>
+          <w:rFonts w:asciiTheme="majorBidi" w:hAnsiTheme="majorBidi" w:cstheme="majorBidi"/>
+          <w:sz w:val="28"/>
+          <w:szCs w:val="28"/>
+        </w:rPr>
+        <w:t>Hardware failures</w:t>
+      </w:r>
+    </w:p>
+    <w:p>
+      <w:pPr>
+        <w:pStyle w:val="ListParagraph"/>
+        <w:numPr>
+          <w:ilvl w:val="0"/>
+          <w:numId w:val="24"/>
+        </w:numPr>
+        <w:ind w:left="720"/>
+        <w:rPr>
+          <w:rFonts w:asciiTheme="majorBidi" w:hAnsiTheme="majorBidi" w:cstheme="majorBidi"/>
+          <w:sz w:val="28"/>
+          <w:szCs w:val="28"/>
+        </w:rPr>
+      </w:pPr>
+      <w:r>
+        <w:rPr>
+          <w:rFonts w:asciiTheme="majorBidi" w:hAnsiTheme="majorBidi" w:cstheme="majorBidi"/>
+          <w:sz w:val="28"/>
+          <w:szCs w:val="28"/>
+        </w:rPr>
+        <w:t>Power outages</w:t>
+      </w:r>
+    </w:p>
+    <w:p>
+      <w:pPr>
+        <w:pStyle w:val="ListParagraph"/>
+        <w:numPr>
+          <w:ilvl w:val="0"/>
+          <w:numId w:val="24"/>
+        </w:numPr>
+        <w:ind w:left="720"/>
+        <w:rPr>
+          <w:rFonts w:asciiTheme="majorBidi" w:hAnsiTheme="majorBidi" w:cstheme="majorBidi"/>
+          <w:sz w:val="28"/>
+          <w:szCs w:val="28"/>
+        </w:rPr>
+      </w:pPr>
+      <w:r>
+        <w:rPr>
+          <w:rFonts w:asciiTheme="majorBidi" w:hAnsiTheme="majorBidi" w:cstheme="majorBidi"/>
+          <w:sz w:val="28"/>
+          <w:szCs w:val="28"/>
+        </w:rPr>
+        <w:t>Disk failures</w:t>
+      </w:r>
+    </w:p>
+    <w:p>
+      <w:pPr>
+        <w:pStyle w:val="ListParagraph"/>
+        <w:numPr>
+          <w:ilvl w:val="0"/>
+          <w:numId w:val="24"/>
+        </w:numPr>
+        <w:ind w:left="720"/>
+        <w:rPr>
+          <w:rFonts w:asciiTheme="majorBidi" w:hAnsiTheme="majorBidi" w:cstheme="majorBidi"/>
+          <w:sz w:val="28"/>
+          <w:szCs w:val="28"/>
+        </w:rPr>
+      </w:pPr>
+      <w:r>
+        <w:rPr>
+          <w:rFonts w:asciiTheme="majorBidi" w:hAnsiTheme="majorBidi" w:cstheme="majorBidi"/>
+          <w:sz w:val="28"/>
+          <w:szCs w:val="28"/>
+        </w:rPr>
+        <w:t>Ransomware</w:t>
+      </w:r>
+    </w:p>
+    <w:p>
+      <w:pPr>
+        <w:pStyle w:val="ListParagraph"/>
+        <w:numPr>
+          <w:ilvl w:val="0"/>
+          <w:numId w:val="24"/>
+        </w:numPr>
+        <w:ind w:left="720"/>
+        <w:rPr>
+          <w:rFonts w:asciiTheme="majorBidi" w:hAnsiTheme="majorBidi" w:cstheme="majorBidi"/>
+          <w:sz w:val="28"/>
+          <w:szCs w:val="28"/>
+        </w:rPr>
+      </w:pPr>
+      <w:r>
+        <w:rPr>
+          <w:rFonts w:asciiTheme="majorBidi" w:hAnsiTheme="majorBidi" w:cstheme="majorBidi"/>
+          <w:sz w:val="28"/>
+          <w:szCs w:val="28"/>
+        </w:rPr>
+        <w:t>Natural disasters</w:t>
+      </w:r>
+    </w:p>
+    <w:p>
+      <w:pPr>
+        <w:pStyle w:val="ListParagraph"/>
+        <w:numPr>
+          <w:ilvl w:val="0"/>
+          <w:numId w:val="24"/>
+        </w:numPr>
+        <w:ind w:left="720"/>
+        <w:rPr>
+          <w:rFonts w:asciiTheme="majorBidi" w:hAnsiTheme="majorBidi" w:cstheme="majorBidi"/>
+          <w:sz w:val="28"/>
+          <w:szCs w:val="28"/>
+        </w:rPr>
+      </w:pPr>
+      <w:r>
+        <w:rPr>
+          <w:rFonts w:asciiTheme="majorBidi" w:hAnsiTheme="majorBidi" w:cstheme="majorBidi"/>
+          <w:sz w:val="28"/>
+          <w:szCs w:val="28"/>
+        </w:rPr>
+        <w:t>Network failures</w:t>
+      </w:r>
+    </w:p>
+    <w:p>
+      <w:pPr>
+        <w:pStyle w:val="ListParagraph"/>
+        <w:numPr>
+          <w:ilvl w:val="0"/>
+          <w:numId w:val="24"/>
+        </w:numPr>
+        <w:ind w:left="720"/>
+        <w:rPr>
+          <w:rFonts w:asciiTheme="majorBidi" w:hAnsiTheme="majorBidi" w:cstheme="majorBidi"/>
+          <w:sz w:val="28"/>
+          <w:szCs w:val="28"/>
+        </w:rPr>
+      </w:pPr>
+      <w:r>
+        <w:rPr>
+          <w:rFonts w:asciiTheme="majorBidi" w:hAnsiTheme="majorBidi" w:cstheme="majorBidi"/>
+          <w:sz w:val="28"/>
+          <w:szCs w:val="28"/>
+        </w:rPr>
+        <w:t>Misconfigurations</w:t>
+      </w:r>
+    </w:p>
+    <w:p>
+      <w:pPr>
+        <w:pStyle w:val="ListParagraph"/>
+        <w:numPr>
+          <w:ilvl w:val="0"/>
+          <w:numId w:val="24"/>
+        </w:numPr>
+        <w:spacing w:after="100"/>
+        <w:ind w:left="720"/>
+        <w:jc w:val="both"/>
+        <w:rPr>
+          <w:rFonts w:asciiTheme="majorBidi" w:hAnsiTheme="majorBidi" w:cstheme="majorBidi"/>
+          <w:sz w:val="28"/>
+          <w:szCs w:val="28"/>
+        </w:rPr>
+      </w:pPr>
+      <w:r>
+        <w:rPr>
+          <w:rFonts w:asciiTheme="majorBidi" w:hAnsiTheme="majorBidi" w:cstheme="majorBidi"/>
+          <w:sz w:val="28"/>
+          <w:szCs w:val="28"/>
+        </w:rPr>
+        <w:t>Resource exhaustion</w:t>
+      </w:r>
+    </w:p>
+    <w:p>
+      <w:pPr>
+        <w:spacing w:after="80"/>
+        <w:ind w:left="360"/>
+        <w:rPr>
+          <w:rFonts w:asciiTheme="majorBidi" w:hAnsiTheme="majorBidi" w:cstheme="majorBidi"/>
+          <w:b/>
+          <w:bCs/>
+          <w:sz w:val="28"/>
+          <w:szCs w:val="28"/>
+        </w:rPr>
+      </w:pPr>
+      <w:r>
+        <w:rPr>
+          <w:rFonts w:asciiTheme="majorBidi" w:hAnsiTheme="majorBidi" w:cstheme="majorBidi"/>
+          <w:b/>
+          <w:bCs/>
+          <w:sz w:val="28"/>
+          <w:szCs w:val="28"/>
+        </w:rPr>
+        <w:t>Protection Mechanisms</w:t>
+      </w:r>
+      <w:r>
+        <w:rPr>
+          <w:rFonts w:asciiTheme="majorBidi" w:hAnsiTheme="majorBidi" w:cstheme="majorBidi"/>
+          <w:b/>
+          <w:bCs/>
+          <w:sz w:val="28"/>
+          <w:szCs w:val="28"/>
+        </w:rPr>
+        <w:t>:</w:t>
+      </w:r>
+    </w:p>
+    <w:p>
+      <w:pPr>
+        <w:pStyle w:val="ListParagraph"/>
+        <w:numPr>
+          <w:ilvl w:val="0"/>
+          <w:numId w:val="25"/>
+        </w:numPr>
+        <w:spacing w:after="80"/>
+        <w:ind w:left="720"/>
+        <w:rPr>
+          <w:rFonts w:asciiTheme="majorBidi" w:hAnsiTheme="majorBidi" w:cstheme="majorBidi"/>
+          <w:b/>
+          <w:bCs/>
+          <w:sz w:val="28"/>
+          <w:szCs w:val="28"/>
+        </w:rPr>
+      </w:pPr>
+      <w:r>
+        <w:rPr>
+          <w:rFonts w:asciiTheme="majorBidi" w:hAnsiTheme="majorBidi" w:cstheme="majorBidi"/>
+          <w:b/>
+          <w:bCs/>
+          <w:sz w:val="28"/>
+          <w:szCs w:val="28"/>
+        </w:rPr>
+        <w:t>Redundancy</w:t>
+      </w:r>
+    </w:p>
+    <w:p>
+      <w:pPr>
+        <w:spacing w:after="80"/>
+        <w:ind w:left="720"/>
+        <w:rPr>
+          <w:rFonts w:asciiTheme="majorBidi" w:hAnsiTheme="majorBidi" w:cstheme="majorBidi"/>
+          <w:sz w:val="28"/>
+          <w:szCs w:val="28"/>
+        </w:rPr>
+      </w:pPr>
+      <w:r>
+        <w:rPr>
+          <w:rFonts w:asciiTheme="majorBidi" w:hAnsiTheme="majorBidi" w:cstheme="majorBidi"/>
+          <w:sz w:val="28"/>
+          <w:szCs w:val="28"/>
+        </w:rPr>
+        <w:t>Avoid single points of failure.</w:t>
+      </w:r>
+    </w:p>
+    <w:p>
+      <w:pPr>
+        <w:spacing w:after="80"/>
+        <w:ind w:left="720"/>
+        <w:rPr>
+          <w:rFonts w:asciiTheme="majorBidi" w:hAnsiTheme="majorBidi" w:cstheme="majorBidi"/>
+          <w:sz w:val="28"/>
+          <w:szCs w:val="28"/>
+          <w:u w:val="single"/>
+        </w:rPr>
+      </w:pPr>
+      <w:r>
+        <w:rPr>
+          <w:rFonts w:asciiTheme="majorBidi" w:hAnsiTheme="majorBidi" w:cstheme="majorBidi"/>
+          <w:sz w:val="28"/>
+          <w:szCs w:val="28"/>
+          <w:u w:val="single"/>
+        </w:rPr>
+        <w:t>Examples:</w:t>
+      </w:r>
+    </w:p>
+    <w:p>
+      <w:pPr>
+        <w:pStyle w:val="ListParagraph"/>
+        <w:numPr>
+          <w:ilvl w:val="0"/>
+          <w:numId w:val="26"/>
+        </w:numPr>
+        <w:rPr>
+          <w:rFonts w:asciiTheme="majorBidi" w:hAnsiTheme="majorBidi" w:cstheme="majorBidi"/>
+          <w:sz w:val="28"/>
+          <w:szCs w:val="28"/>
+        </w:rPr>
+      </w:pPr>
+      <w:r>
+        <w:rPr>
+          <w:rFonts w:asciiTheme="majorBidi" w:hAnsiTheme="majorBidi" w:cstheme="majorBidi"/>
+          <w:sz w:val="28"/>
+          <w:szCs w:val="28"/>
+        </w:rPr>
+        <w:t>Multiple servers</w:t>
+      </w:r>
+    </w:p>
+    <w:p>
+      <w:pPr>
+        <w:pStyle w:val="ListParagraph"/>
+        <w:numPr>
+          <w:ilvl w:val="0"/>
+          <w:numId w:val="26"/>
+        </w:numPr>
+        <w:rPr>
+          <w:rFonts w:asciiTheme="majorBidi" w:hAnsiTheme="majorBidi" w:cstheme="majorBidi"/>
+          <w:sz w:val="28"/>
+          <w:szCs w:val="28"/>
+        </w:rPr>
+      </w:pPr>
+      <w:r>
+        <w:rPr>
+          <w:rFonts w:asciiTheme="majorBidi" w:hAnsiTheme="majorBidi" w:cstheme="majorBidi"/>
+          <w:sz w:val="28"/>
+          <w:szCs w:val="28"/>
+        </w:rPr>
+        <w:t>RAID</w:t>
+      </w:r>
+    </w:p>
+    <w:p>
+      <w:pPr>
+        <w:pStyle w:val="ListParagraph"/>
+        <w:numPr>
+          <w:ilvl w:val="0"/>
+          <w:numId w:val="26"/>
+        </w:numPr>
+        <w:rPr>
+          <w:rFonts w:asciiTheme="majorBidi" w:hAnsiTheme="majorBidi" w:cstheme="majorBidi"/>
+          <w:sz w:val="28"/>
+          <w:szCs w:val="28"/>
+        </w:rPr>
+      </w:pPr>
+      <w:r>
+        <w:rPr>
+          <w:rFonts w:asciiTheme="majorBidi" w:hAnsiTheme="majorBidi" w:cstheme="majorBidi"/>
+          <w:sz w:val="28"/>
+          <w:szCs w:val="28"/>
+        </w:rPr>
+        <w:t>Multiple ISPs</w:t>
+      </w:r>
+    </w:p>
+    <w:p>
+      <w:pPr>
+        <w:pStyle w:val="ListParagraph"/>
+        <w:ind w:left="1080"/>
+        <w:rPr>
+          <w:rFonts w:asciiTheme="majorBidi" w:hAnsiTheme="majorBidi" w:cstheme="majorBidi"/>
+          <w:sz w:val="8"/>
+          <w:szCs w:val="8"/>
+        </w:rPr>
+      </w:pPr>
+    </w:p>
+    <w:p>
+      <w:pPr>
+        <w:pStyle w:val="ListParagraph"/>
+        <w:numPr>
+          <w:ilvl w:val="0"/>
+          <w:numId w:val="27"/>
+        </w:numPr>
+        <w:spacing w:after="80"/>
+        <w:ind w:left="720"/>
+        <w:rPr>
+          <w:rFonts w:asciiTheme="majorBidi" w:hAnsiTheme="majorBidi" w:cstheme="majorBidi"/>
+          <w:b/>
+          <w:bCs/>
+          <w:sz w:val="28"/>
+          <w:szCs w:val="28"/>
+        </w:rPr>
+      </w:pPr>
+      <w:r>
+        <w:rPr>
+          <w:rFonts w:asciiTheme="majorBidi" w:hAnsiTheme="majorBidi" w:cstheme="majorBidi"/>
+          <w:b/>
+          <w:bCs/>
+          <w:sz w:val="28"/>
+          <w:szCs w:val="28"/>
+        </w:rPr>
+        <w:t>Backups</w:t>
+      </w:r>
+    </w:p>
+    <w:p>
+      <w:pPr>
+        <w:spacing w:after="80"/>
+        <w:ind w:left="720"/>
+        <w:rPr>
+          <w:rFonts w:asciiTheme="majorBidi" w:hAnsiTheme="majorBidi" w:cstheme="majorBidi"/>
+          <w:sz w:val="28"/>
+          <w:szCs w:val="28"/>
+        </w:rPr>
+      </w:pPr>
+      <w:r>
+        <w:rPr>
+          <w:rFonts w:asciiTheme="majorBidi" w:hAnsiTheme="majorBidi" w:cstheme="majorBidi"/>
+          <w:sz w:val="28"/>
+          <w:szCs w:val="28"/>
+        </w:rPr>
+        <w:t>Recover lost or corrupted data.</w:t>
+      </w:r>
+    </w:p>
+    <w:p>
+      <w:pPr>
+        <w:pStyle w:val="ListParagraph"/>
+        <w:numPr>
+          <w:ilvl w:val="0"/>
+          <w:numId w:val="27"/>
+        </w:numPr>
+        <w:spacing w:after="80"/>
+        <w:ind w:left="720"/>
+        <w:rPr>
+          <w:rFonts w:asciiTheme="majorBidi" w:hAnsiTheme="majorBidi" w:cstheme="majorBidi"/>
+          <w:b/>
+          <w:bCs/>
+          <w:sz w:val="28"/>
+          <w:szCs w:val="28"/>
+        </w:rPr>
+      </w:pPr>
+      <w:r>
+        <w:rPr>
+          <w:rFonts w:asciiTheme="majorBidi" w:hAnsiTheme="majorBidi" w:cstheme="majorBidi"/>
+          <w:b/>
+          <w:bCs/>
+          <w:sz w:val="28"/>
+          <w:szCs w:val="28"/>
+        </w:rPr>
+        <w:t>Load Balancers</w:t>
+      </w:r>
+    </w:p>
+    <w:p>
+      <w:pPr>
+        <w:spacing w:after="80"/>
+        <w:ind w:left="720"/>
+        <w:rPr>
+          <w:rFonts w:asciiTheme="majorBidi" w:hAnsiTheme="majorBidi" w:cstheme="majorBidi"/>
+          <w:sz w:val="28"/>
+          <w:szCs w:val="28"/>
+        </w:rPr>
+      </w:pPr>
+      <w:r>
+        <w:rPr>
+          <w:rFonts w:asciiTheme="majorBidi" w:hAnsiTheme="majorBidi" w:cstheme="majorBidi"/>
+          <w:sz w:val="28"/>
+          <w:szCs w:val="28"/>
+        </w:rPr>
+        <w:t>Distribute traffic across multiple servers.</w:t>
+      </w:r>
+    </w:p>
+    <w:p>
+      <w:pPr>
+        <w:pStyle w:val="ListParagraph"/>
+        <w:numPr>
+          <w:ilvl w:val="0"/>
+          <w:numId w:val="27"/>
+        </w:numPr>
+        <w:spacing w:after="80"/>
+        <w:ind w:left="720"/>
+        <w:rPr>
+          <w:rFonts w:asciiTheme="majorBidi" w:hAnsiTheme="majorBidi" w:cstheme="majorBidi"/>
+          <w:b/>
+          <w:bCs/>
+          <w:sz w:val="28"/>
+          <w:szCs w:val="28"/>
+        </w:rPr>
+      </w:pPr>
+      <w:r>
+        <w:rPr>
+          <w:rFonts w:asciiTheme="majorBidi" w:hAnsiTheme="majorBidi" w:cstheme="majorBidi"/>
+          <w:b/>
+          <w:bCs/>
+          <w:sz w:val="28"/>
+          <w:szCs w:val="28"/>
+        </w:rPr>
+        <w:t>High Availability (HA)</w:t>
+      </w:r>
+    </w:p>
+    <w:p>
+      <w:pPr>
+        <w:spacing w:after="80"/>
+        <w:ind w:left="720"/>
+        <w:rPr>
+          <w:rFonts w:asciiTheme="majorBidi" w:hAnsiTheme="majorBidi" w:cstheme="majorBidi"/>
+          <w:sz w:val="28"/>
+          <w:szCs w:val="28"/>
+        </w:rPr>
+      </w:pPr>
+      <w:r>
+        <w:rPr>
+          <w:rFonts w:asciiTheme="majorBidi" w:hAnsiTheme="majorBidi" w:cstheme="majorBidi"/>
+          <w:sz w:val="28"/>
+          <w:szCs w:val="28"/>
+        </w:rPr>
+        <w:t>Keep services running even when components fail.</w:t>
+      </w:r>
+    </w:p>
+    <w:p>
+      <w:pPr>
+        <w:spacing w:after="80"/>
+        <w:ind w:left="720"/>
+        <w:rPr>
+          <w:rFonts w:asciiTheme="majorBidi" w:hAnsiTheme="majorBidi" w:cstheme="majorBidi"/>
+          <w:sz w:val="28"/>
+          <w:szCs w:val="28"/>
+          <w:u w:val="single"/>
+        </w:rPr>
+      </w:pPr>
+      <w:r>
+        <w:rPr>
+          <w:rFonts w:asciiTheme="majorBidi" w:hAnsiTheme="majorBidi" w:cstheme="majorBidi"/>
+          <w:sz w:val="28"/>
+          <w:szCs w:val="28"/>
+          <w:u w:val="single"/>
+        </w:rPr>
+        <w:t>Examples:</w:t>
+      </w:r>
+    </w:p>
+    <w:p>
+      <w:pPr>
+        <w:pStyle w:val="ListParagraph"/>
+        <w:numPr>
+          <w:ilvl w:val="0"/>
+          <w:numId w:val="28"/>
+        </w:numPr>
+        <w:rPr>
+          <w:rFonts w:asciiTheme="majorBidi" w:hAnsiTheme="majorBidi" w:cstheme="majorBidi"/>
+          <w:sz w:val="28"/>
+          <w:szCs w:val="28"/>
+        </w:rPr>
+      </w:pPr>
+      <w:r>
+        <w:rPr>
+          <w:rFonts w:asciiTheme="majorBidi" w:hAnsiTheme="majorBidi" w:cstheme="majorBidi"/>
+          <w:sz w:val="28"/>
+          <w:szCs w:val="28"/>
+        </w:rPr>
+        <w:t>Active-passive clusters</w:t>
+      </w:r>
+    </w:p>
+    <w:p>
+      <w:pPr>
+        <w:pStyle w:val="ListParagraph"/>
+        <w:numPr>
+          <w:ilvl w:val="0"/>
+          <w:numId w:val="28"/>
+        </w:numPr>
+        <w:rPr>
+          <w:rFonts w:asciiTheme="majorBidi" w:hAnsiTheme="majorBidi" w:cstheme="majorBidi"/>
+          <w:sz w:val="28"/>
+          <w:szCs w:val="28"/>
+        </w:rPr>
+      </w:pPr>
+      <w:r>
+        <w:rPr>
+          <w:rFonts w:asciiTheme="majorBidi" w:hAnsiTheme="majorBidi" w:cstheme="majorBidi"/>
+          <w:sz w:val="28"/>
+          <w:szCs w:val="28"/>
+        </w:rPr>
+        <w:t>Active-active clusters</w:t>
+      </w:r>
+    </w:p>
+    <w:p>
+      <w:pPr>
+        <w:pStyle w:val="ListParagraph"/>
+        <w:ind w:left="1080"/>
+        <w:rPr>
+          <w:rFonts w:asciiTheme="majorBidi" w:hAnsiTheme="majorBidi" w:cstheme="majorBidi"/>
+          <w:sz w:val="8"/>
+          <w:szCs w:val="8"/>
+        </w:rPr>
+      </w:pPr>
+    </w:p>
+    <w:p>
+      <w:pPr>
+        <w:pStyle w:val="ListParagraph"/>
+        <w:numPr>
+          <w:ilvl w:val="0"/>
+          <w:numId w:val="29"/>
+        </w:numPr>
+        <w:spacing w:after="80"/>
+        <w:ind w:left="720"/>
+        <w:rPr>
+          <w:rFonts w:asciiTheme="majorBidi" w:hAnsiTheme="majorBidi" w:cstheme="majorBidi"/>
+          <w:b/>
+          <w:bCs/>
+          <w:sz w:val="28"/>
+          <w:szCs w:val="28"/>
+        </w:rPr>
+      </w:pPr>
+      <w:r>
+        <w:rPr>
+          <w:rFonts w:asciiTheme="majorBidi" w:hAnsiTheme="majorBidi" w:cstheme="majorBidi"/>
+          <w:b/>
+          <w:bCs/>
+          <w:sz w:val="28"/>
+          <w:szCs w:val="28"/>
+        </w:rPr>
+        <w:t>Monitoring</w:t>
+      </w:r>
+    </w:p>
+    <w:p>
+      <w:pPr>
+        <w:spacing w:after="80"/>
+        <w:ind w:left="720"/>
+        <w:rPr>
+          <w:rFonts w:asciiTheme="majorBidi" w:hAnsiTheme="majorBidi" w:cstheme="majorBidi"/>
+          <w:sz w:val="28"/>
+          <w:szCs w:val="28"/>
+        </w:rPr>
+      </w:pPr>
+      <w:r>
+        <w:rPr>
+          <w:rFonts w:asciiTheme="majorBidi" w:hAnsiTheme="majorBidi" w:cstheme="majorBidi"/>
+          <w:sz w:val="28"/>
+          <w:szCs w:val="28"/>
+        </w:rPr>
+        <w:t>Detect failures quickly.</w:t>
+      </w:r>
+    </w:p>
+    <w:p>
+      <w:pPr>
+        <w:spacing w:after="80"/>
+        <w:ind w:left="720"/>
+        <w:rPr>
+          <w:rFonts w:asciiTheme="majorBidi" w:hAnsiTheme="majorBidi" w:cstheme="majorBidi"/>
+          <w:sz w:val="28"/>
+          <w:szCs w:val="28"/>
+        </w:rPr>
+      </w:pPr>
+      <w:r>
+        <w:rPr>
+          <w:rFonts w:asciiTheme="majorBidi" w:hAnsiTheme="majorBidi" w:cstheme="majorBidi"/>
+          <w:sz w:val="28"/>
+          <w:szCs w:val="28"/>
+        </w:rPr>
+        <w:t>Examples:</w:t>
+      </w:r>
+    </w:p>
+    <w:p>
+      <w:pPr>
+        <w:pStyle w:val="ListParagraph"/>
+        <w:numPr>
+          <w:ilvl w:val="0"/>
+          <w:numId w:val="30"/>
+        </w:numPr>
+        <w:rPr>
+          <w:rFonts w:asciiTheme="majorBidi" w:hAnsiTheme="majorBidi" w:cstheme="majorBidi"/>
+          <w:sz w:val="28"/>
+          <w:szCs w:val="28"/>
+        </w:rPr>
+      </w:pPr>
+      <w:r>
+        <w:rPr>
+          <w:rFonts w:asciiTheme="majorBidi" w:hAnsiTheme="majorBidi" w:cstheme="majorBidi"/>
+          <w:sz w:val="28"/>
+          <w:szCs w:val="28"/>
+        </w:rPr>
+        <w:t>Prometheus</w:t>
+      </w:r>
+    </w:p>
+    <w:p>
+      <w:pPr>
+        <w:pStyle w:val="ListParagraph"/>
+        <w:numPr>
+          <w:ilvl w:val="0"/>
+          <w:numId w:val="30"/>
+        </w:numPr>
+        <w:rPr>
+          <w:rFonts w:asciiTheme="majorBidi" w:hAnsiTheme="majorBidi" w:cstheme="majorBidi"/>
+          <w:sz w:val="28"/>
+          <w:szCs w:val="28"/>
+        </w:rPr>
+      </w:pPr>
+      <w:r>
+        <w:rPr>
+          <w:rFonts w:asciiTheme="majorBidi" w:hAnsiTheme="majorBidi" w:cstheme="majorBidi"/>
+          <w:sz w:val="28"/>
+          <w:szCs w:val="28"/>
+        </w:rPr>
+        <w:t>Grafana</w:t>
+      </w:r>
+    </w:p>
+    <w:p>
+      <w:pPr>
+        <w:pStyle w:val="ListParagraph"/>
+        <w:numPr>
+          <w:ilvl w:val="0"/>
+          <w:numId w:val="30"/>
+        </w:numPr>
+        <w:rPr>
+          <w:rFonts w:asciiTheme="majorBidi" w:hAnsiTheme="majorBidi" w:cstheme="majorBidi"/>
+          <w:sz w:val="28"/>
+          <w:szCs w:val="28"/>
+        </w:rPr>
+      </w:pPr>
+      <w:r>
+        <w:rPr>
+          <w:rFonts w:asciiTheme="majorBidi" w:hAnsiTheme="majorBidi" w:cstheme="majorBidi"/>
+          <w:sz w:val="28"/>
+          <w:szCs w:val="28"/>
+        </w:rPr>
+        <w:t>Nagios</w:t>
+      </w:r>
+    </w:p>
+    <w:p>
+      <w:pPr>
+        <w:pStyle w:val="ListParagraph"/>
+        <w:numPr>
+          <w:ilvl w:val="0"/>
+          <w:numId w:val="30"/>
+        </w:numPr>
+        <w:rPr>
+          <w:rFonts w:asciiTheme="majorBidi" w:hAnsiTheme="majorBidi" w:cstheme="majorBidi"/>
+          <w:sz w:val="28"/>
+          <w:szCs w:val="28"/>
+        </w:rPr>
+      </w:pPr>
+      <w:r>
+        <w:rPr>
+          <w:rFonts w:asciiTheme="majorBidi" w:hAnsiTheme="majorBidi" w:cstheme="majorBidi"/>
+          <w:sz w:val="28"/>
+          <w:szCs w:val="28"/>
+        </w:rPr>
+        <w:t>Zabbix</w:t>
+      </w:r>
+    </w:p>
+    <w:p>
+      <w:pPr>
+        <w:pStyle w:val="ListParagraph"/>
+        <w:ind w:left="1080"/>
+        <w:rPr>
+          <w:rFonts w:asciiTheme="majorBidi" w:hAnsiTheme="majorBidi" w:cstheme="majorBidi"/>
+          <w:sz w:val="8"/>
+          <w:szCs w:val="8"/>
+        </w:rPr>
+      </w:pPr>
+    </w:p>
+    <w:p>
+      <w:pPr>
+        <w:pStyle w:val="ListParagraph"/>
+        <w:numPr>
+          <w:ilvl w:val="0"/>
+          <w:numId w:val="31"/>
+        </w:numPr>
+        <w:spacing w:after="80"/>
+        <w:ind w:left="720"/>
+        <w:rPr>
+          <w:rFonts w:asciiTheme="majorBidi" w:hAnsiTheme="majorBidi" w:cstheme="majorBidi"/>
+          <w:sz w:val="28"/>
+          <w:szCs w:val="28"/>
+        </w:rPr>
+      </w:pPr>
+      <w:r>
+        <w:rPr>
+          <w:rFonts w:asciiTheme="majorBidi" w:hAnsiTheme="majorBidi" w:cstheme="majorBidi"/>
+          <w:sz w:val="28"/>
+          <w:szCs w:val="28"/>
+        </w:rPr>
+        <w:t>Disaster Recovery</w:t>
+      </w:r>
+    </w:p>
+    <w:p>
+      <w:pPr>
+        <w:spacing w:after="80"/>
+        <w:ind w:left="720"/>
+        <w:rPr>
+          <w:rFonts w:asciiTheme="majorBidi" w:hAnsiTheme="majorBidi" w:cstheme="majorBidi"/>
+          <w:sz w:val="28"/>
+          <w:szCs w:val="28"/>
+        </w:rPr>
+      </w:pPr>
+      <w:r>
+        <w:rPr>
+          <w:rFonts w:asciiTheme="majorBidi" w:hAnsiTheme="majorBidi" w:cstheme="majorBidi"/>
+          <w:sz w:val="28"/>
+          <w:szCs w:val="28"/>
+        </w:rPr>
+        <w:lastRenderedPageBreak/>
+        <w:t>Plan for catastrophic failures.</w:t>
+      </w:r>
+    </w:p>
+    <w:p>
+      <w:pPr>
+        <w:spacing w:after="80"/>
+        <w:ind w:left="720"/>
+        <w:rPr>
+          <w:rFonts w:asciiTheme="majorBidi" w:hAnsiTheme="majorBidi" w:cstheme="majorBidi"/>
+          <w:sz w:val="28"/>
+          <w:szCs w:val="28"/>
+          <w:u w:val="single"/>
+        </w:rPr>
+      </w:pPr>
+      <w:r>
+        <w:rPr>
+          <w:rFonts w:asciiTheme="majorBidi" w:hAnsiTheme="majorBidi" w:cstheme="majorBidi"/>
+          <w:sz w:val="28"/>
+          <w:szCs w:val="28"/>
+          <w:u w:val="single"/>
+        </w:rPr>
+        <w:t>Examples:</w:t>
+      </w:r>
+    </w:p>
+    <w:p>
+      <w:pPr>
+        <w:pStyle w:val="ListParagraph"/>
+        <w:numPr>
+          <w:ilvl w:val="0"/>
+          <w:numId w:val="32"/>
+        </w:numPr>
+        <w:rPr>
+          <w:rFonts w:asciiTheme="majorBidi" w:hAnsiTheme="majorBidi" w:cstheme="majorBidi"/>
+          <w:sz w:val="28"/>
+          <w:szCs w:val="28"/>
+        </w:rPr>
+      </w:pPr>
+      <w:r>
+        <w:rPr>
+          <w:rFonts w:asciiTheme="majorBidi" w:hAnsiTheme="majorBidi" w:cstheme="majorBidi"/>
+          <w:sz w:val="28"/>
+          <w:szCs w:val="28"/>
+        </w:rPr>
+        <w:t>Off-site backups</w:t>
+      </w:r>
+    </w:p>
+    <w:p>
+      <w:pPr>
+        <w:pStyle w:val="ListParagraph"/>
+        <w:numPr>
+          <w:ilvl w:val="0"/>
+          <w:numId w:val="32"/>
+        </w:numPr>
+        <w:rPr>
+          <w:rFonts w:asciiTheme="majorBidi" w:hAnsiTheme="majorBidi" w:cstheme="majorBidi"/>
+          <w:sz w:val="28"/>
+          <w:szCs w:val="28"/>
+        </w:rPr>
+      </w:pPr>
+      <w:r>
+        <w:rPr>
+          <w:rFonts w:asciiTheme="majorBidi" w:hAnsiTheme="majorBidi" w:cstheme="majorBidi"/>
+          <w:sz w:val="28"/>
+          <w:szCs w:val="28"/>
+        </w:rPr>
+        <w:t>Replication</w:t>
+      </w:r>
+    </w:p>
+    <w:p>
+      <w:pPr>
+        <w:pStyle w:val="ListParagraph"/>
+        <w:numPr>
+          <w:ilvl w:val="0"/>
+          <w:numId w:val="32"/>
+        </w:numPr>
+        <w:rPr>
+          <w:rFonts w:asciiTheme="majorBidi" w:hAnsiTheme="majorBidi" w:cstheme="majorBidi"/>
+          <w:sz w:val="28"/>
+          <w:szCs w:val="28"/>
+        </w:rPr>
+      </w:pPr>
+      <w:r>
+        <w:rPr>
+          <w:rFonts w:asciiTheme="majorBidi" w:hAnsiTheme="majorBidi" w:cstheme="majorBidi"/>
+          <w:sz w:val="28"/>
+          <w:szCs w:val="28"/>
+        </w:rPr>
+        <w:t>Recovery procedures</w:t>
+      </w:r>
+    </w:p>
+    <w:p>
+      <w:pPr>
+        <w:pStyle w:val="ListParagraph"/>
+        <w:numPr>
+          <w:ilvl w:val="0"/>
+          <w:numId w:val="32"/>
+        </w:numPr>
+        <w:jc w:val="both"/>
+        <w:rPr>
+          <w:rFonts w:asciiTheme="majorBidi" w:hAnsiTheme="majorBidi" w:cstheme="majorBidi"/>
+          <w:sz w:val="28"/>
+          <w:szCs w:val="28"/>
+        </w:rPr>
+      </w:pPr>
+      <w:r>
+        <w:rPr>
+          <w:rFonts w:asciiTheme="majorBidi" w:hAnsiTheme="majorBidi" w:cstheme="majorBidi"/>
+          <w:sz w:val="28"/>
+          <w:szCs w:val="28"/>
+        </w:rPr>
+        <w:t>Regular recovery testing</w:t>
+      </w:r>
+    </w:p>
+    <w:p>
+      <w:pPr>
+        <w:spacing w:after="80"/>
+        <w:rPr>
+          <w:rFonts w:asciiTheme="majorBidi" w:hAnsiTheme="majorBidi" w:cstheme="majorBidi"/>
+          <w:b/>
+          <w:bCs/>
+          <w:sz w:val="32"/>
+          <w:szCs w:val="32"/>
+        </w:rPr>
+      </w:pPr>
+      <w:r>
+        <w:rPr>
+          <w:rFonts w:asciiTheme="majorBidi" w:hAnsiTheme="majorBidi" w:cstheme="majorBidi"/>
+          <w:b/>
+          <w:bCs/>
+          <w:sz w:val="32"/>
+          <w:szCs w:val="32"/>
+        </w:rPr>
+        <w:t>Real-World DevOps Examples</w:t>
+      </w:r>
+      <w:r>
+        <w:rPr>
+          <w:rFonts w:asciiTheme="majorBidi" w:hAnsiTheme="majorBidi" w:cstheme="majorBidi"/>
+          <w:b/>
+          <w:bCs/>
+          <w:sz w:val="32"/>
+          <w:szCs w:val="32"/>
+        </w:rPr>
+        <w:t>:</w:t>
+      </w:r>
+    </w:p>
+    <w:p>
+      <w:pPr>
+        <w:pStyle w:val="ListParagraph"/>
+        <w:numPr>
+          <w:ilvl w:val="0"/>
+          <w:numId w:val="34"/>
+        </w:numPr>
+        <w:ind w:left="360"/>
+        <w:rPr>
+          <w:rFonts w:asciiTheme="majorBidi" w:hAnsiTheme="majorBidi" w:cstheme="majorBidi"/>
+          <w:sz w:val="28"/>
+          <w:szCs w:val="28"/>
+        </w:rPr>
+      </w:pPr>
+      <w:r>
+        <w:rPr>
+          <w:rFonts w:asciiTheme="majorBidi" w:hAnsiTheme="majorBidi" w:cstheme="majorBidi"/>
+          <w:sz w:val="28"/>
+          <w:szCs w:val="28"/>
+        </w:rPr>
+        <w:t>TLS encrypts HTTPS traffic</w:t>
+      </w:r>
+      <w:r>
+        <w:rPr>
+          <w:rFonts w:asciiTheme="majorBidi" w:hAnsiTheme="majorBidi" w:cstheme="majorBidi"/>
+          <w:sz w:val="28"/>
+          <w:szCs w:val="28"/>
+        </w:rPr>
+        <w:t xml:space="preserve"> </w:t>
+      </w:r>
+      <w:r>
+        <w:rPr>
+          <w:rFonts w:asciiTheme="majorBidi" w:hAnsiTheme="majorBidi" w:cstheme="majorBidi"/>
+          <w:sz w:val="28"/>
+          <w:szCs w:val="28"/>
+        </w:rPr>
+        <w:t xml:space="preserve">→ </w:t>
+      </w:r>
+      <w:r>
+        <w:rPr>
+          <w:rFonts w:asciiTheme="majorBidi" w:hAnsiTheme="majorBidi" w:cstheme="majorBidi"/>
+          <w:b/>
+          <w:bCs/>
+          <w:sz w:val="28"/>
+          <w:szCs w:val="28"/>
+        </w:rPr>
+        <w:t>Confidentiality</w:t>
+      </w:r>
+    </w:p>
+    <w:p>
+      <w:pPr>
+        <w:pStyle w:val="ListParagraph"/>
+        <w:numPr>
+          <w:ilvl w:val="0"/>
+          <w:numId w:val="34"/>
+        </w:numPr>
+        <w:ind w:left="360"/>
+        <w:rPr>
+          <w:rFonts w:asciiTheme="majorBidi" w:hAnsiTheme="majorBidi" w:cstheme="majorBidi"/>
+          <w:sz w:val="28"/>
+          <w:szCs w:val="28"/>
+        </w:rPr>
+      </w:pPr>
+      <w:r>
+        <w:rPr>
+          <w:rFonts w:asciiTheme="majorBidi" w:hAnsiTheme="majorBidi" w:cstheme="majorBidi"/>
+          <w:sz w:val="28"/>
+          <w:szCs w:val="28"/>
+        </w:rPr>
+        <w:t>Kubernetes RBAC limits API access</w:t>
+      </w:r>
+      <w:r>
+        <w:rPr>
+          <w:rFonts w:asciiTheme="majorBidi" w:hAnsiTheme="majorBidi" w:cstheme="majorBidi"/>
+          <w:sz w:val="28"/>
+          <w:szCs w:val="28"/>
+        </w:rPr>
+        <w:t xml:space="preserve"> </w:t>
+      </w:r>
+      <w:r>
+        <w:rPr>
+          <w:rFonts w:asciiTheme="majorBidi" w:hAnsiTheme="majorBidi" w:cstheme="majorBidi"/>
+          <w:sz w:val="28"/>
+          <w:szCs w:val="28"/>
+        </w:rPr>
+        <w:t xml:space="preserve">→ </w:t>
+      </w:r>
+      <w:r>
+        <w:rPr>
+          <w:rFonts w:asciiTheme="majorBidi" w:hAnsiTheme="majorBidi" w:cstheme="majorBidi"/>
+          <w:b/>
+          <w:bCs/>
+          <w:sz w:val="28"/>
+          <w:szCs w:val="28"/>
+        </w:rPr>
+        <w:t>Confidentiality</w:t>
+      </w:r>
+    </w:p>
+    <w:p>
+      <w:pPr>
+        <w:pStyle w:val="ListParagraph"/>
+        <w:numPr>
+          <w:ilvl w:val="0"/>
+          <w:numId w:val="34"/>
+        </w:numPr>
+        <w:ind w:left="360"/>
+        <w:rPr>
+          <w:rFonts w:asciiTheme="majorBidi" w:hAnsiTheme="majorBidi" w:cstheme="majorBidi"/>
+          <w:sz w:val="28"/>
+          <w:szCs w:val="28"/>
+        </w:rPr>
+      </w:pPr>
+      <w:r>
+        <w:rPr>
+          <w:rFonts w:asciiTheme="majorBidi" w:hAnsiTheme="majorBidi" w:cstheme="majorBidi"/>
+          <w:sz w:val="28"/>
+          <w:szCs w:val="28"/>
+        </w:rPr>
+        <w:t>Git commit signatures verify code authorship</w:t>
+      </w:r>
+      <w:r>
+        <w:rPr>
+          <w:rFonts w:asciiTheme="majorBidi" w:hAnsiTheme="majorBidi" w:cstheme="majorBidi"/>
+          <w:sz w:val="28"/>
+          <w:szCs w:val="28"/>
+        </w:rPr>
+        <w:t xml:space="preserve"> </w:t>
+      </w:r>
+      <w:r>
+        <w:rPr>
+          <w:rFonts w:asciiTheme="majorBidi" w:hAnsiTheme="majorBidi" w:cstheme="majorBidi"/>
+          <w:sz w:val="28"/>
+          <w:szCs w:val="28"/>
+        </w:rPr>
+        <w:t xml:space="preserve">→ </w:t>
+      </w:r>
+      <w:r>
+        <w:rPr>
+          <w:rFonts w:asciiTheme="majorBidi" w:hAnsiTheme="majorBidi" w:cstheme="majorBidi"/>
+          <w:b/>
+          <w:bCs/>
+          <w:sz w:val="28"/>
+          <w:szCs w:val="28"/>
+        </w:rPr>
+        <w:t>Integrity</w:t>
+      </w:r>
+    </w:p>
+    <w:p>
+      <w:pPr>
+        <w:pStyle w:val="ListParagraph"/>
+        <w:numPr>
+          <w:ilvl w:val="0"/>
+          <w:numId w:val="34"/>
+        </w:numPr>
+        <w:ind w:left="360"/>
+        <w:rPr>
+          <w:rFonts w:asciiTheme="majorBidi" w:hAnsiTheme="majorBidi" w:cstheme="majorBidi"/>
+          <w:sz w:val="28"/>
+          <w:szCs w:val="28"/>
+        </w:rPr>
+      </w:pPr>
+      <w:r>
+        <w:rPr>
+          <w:rFonts w:asciiTheme="majorBidi" w:hAnsiTheme="majorBidi" w:cstheme="majorBidi"/>
+          <w:sz w:val="28"/>
+          <w:szCs w:val="28"/>
+        </w:rPr>
+        <w:t>SHA-256 verifies downloaded software</w:t>
+      </w:r>
+      <w:r>
+        <w:rPr>
+          <w:rFonts w:asciiTheme="majorBidi" w:hAnsiTheme="majorBidi" w:cstheme="majorBidi"/>
+          <w:sz w:val="28"/>
+          <w:szCs w:val="28"/>
+        </w:rPr>
+        <w:t xml:space="preserve"> </w:t>
+      </w:r>
+      <w:r>
+        <w:rPr>
+          <w:rFonts w:asciiTheme="majorBidi" w:hAnsiTheme="majorBidi" w:cstheme="majorBidi"/>
+          <w:sz w:val="28"/>
+          <w:szCs w:val="28"/>
+        </w:rPr>
+        <w:t xml:space="preserve">→ </w:t>
+      </w:r>
+      <w:r>
+        <w:rPr>
+          <w:rFonts w:asciiTheme="majorBidi" w:hAnsiTheme="majorBidi" w:cstheme="majorBidi"/>
+          <w:b/>
+          <w:bCs/>
+          <w:sz w:val="28"/>
+          <w:szCs w:val="28"/>
+        </w:rPr>
+        <w:t>Integrity</w:t>
+      </w:r>
+    </w:p>
+    <w:p>
+      <w:pPr>
+        <w:pStyle w:val="ListParagraph"/>
+        <w:numPr>
+          <w:ilvl w:val="0"/>
+          <w:numId w:val="34"/>
+        </w:numPr>
+        <w:ind w:left="360"/>
+        <w:rPr>
+          <w:rFonts w:asciiTheme="majorBidi" w:hAnsiTheme="majorBidi" w:cstheme="majorBidi"/>
+          <w:sz w:val="28"/>
+          <w:szCs w:val="28"/>
+        </w:rPr>
+      </w:pPr>
+      <w:r>
+        <w:rPr>
+          <w:rFonts w:asciiTheme="majorBidi" w:hAnsiTheme="majorBidi" w:cstheme="majorBidi"/>
+          <w:sz w:val="28"/>
+          <w:szCs w:val="28"/>
+        </w:rPr>
+        <w:t>Database replication</w:t>
+      </w:r>
+      <w:r>
+        <w:rPr>
+          <w:rFonts w:asciiTheme="majorBidi" w:hAnsiTheme="majorBidi" w:cstheme="majorBidi"/>
+          <w:sz w:val="28"/>
+          <w:szCs w:val="28"/>
+        </w:rPr>
+        <w:t xml:space="preserve"> </w:t>
+      </w:r>
+      <w:r>
+        <w:rPr>
+          <w:rFonts w:asciiTheme="majorBidi" w:hAnsiTheme="majorBidi" w:cstheme="majorBidi"/>
+          <w:sz w:val="28"/>
+          <w:szCs w:val="28"/>
+        </w:rPr>
+        <w:t xml:space="preserve">→ </w:t>
+      </w:r>
+      <w:r>
+        <w:rPr>
+          <w:rFonts w:asciiTheme="majorBidi" w:hAnsiTheme="majorBidi" w:cstheme="majorBidi"/>
+          <w:b/>
+          <w:bCs/>
+          <w:sz w:val="28"/>
+          <w:szCs w:val="28"/>
+        </w:rPr>
+        <w:t>Availability</w:t>
+      </w:r>
+    </w:p>
+    <w:p>
+      <w:pPr>
+        <w:pStyle w:val="ListParagraph"/>
+        <w:numPr>
+          <w:ilvl w:val="0"/>
+          <w:numId w:val="34"/>
+        </w:numPr>
+        <w:ind w:left="360"/>
+        <w:rPr>
+          <w:rFonts w:asciiTheme="majorBidi" w:hAnsiTheme="majorBidi" w:cstheme="majorBidi"/>
+          <w:sz w:val="28"/>
+          <w:szCs w:val="28"/>
+        </w:rPr>
+      </w:pPr>
+      <w:r>
+        <w:rPr>
+          <w:rFonts w:asciiTheme="majorBidi" w:hAnsiTheme="majorBidi" w:cstheme="majorBidi"/>
+          <w:sz w:val="28"/>
+          <w:szCs w:val="28"/>
+        </w:rPr>
+        <w:t>Kubernetes automatically restarts failed Pods</w:t>
+      </w:r>
+      <w:r>
+        <w:rPr>
+          <w:rFonts w:asciiTheme="majorBidi" w:hAnsiTheme="majorBidi" w:cstheme="majorBidi"/>
+          <w:sz w:val="28"/>
+          <w:szCs w:val="28"/>
+        </w:rPr>
+        <w:t xml:space="preserve"> </w:t>
+      </w:r>
+      <w:r>
+        <w:rPr>
+          <w:rFonts w:asciiTheme="majorBidi" w:hAnsiTheme="majorBidi" w:cstheme="majorBidi"/>
+          <w:sz w:val="28"/>
+          <w:szCs w:val="28"/>
+        </w:rPr>
+        <w:t xml:space="preserve">→ </w:t>
+      </w:r>
+      <w:r>
+        <w:rPr>
+          <w:rFonts w:asciiTheme="majorBidi" w:hAnsiTheme="majorBidi" w:cstheme="majorBidi"/>
+          <w:b/>
+          <w:bCs/>
+          <w:sz w:val="28"/>
+          <w:szCs w:val="28"/>
+        </w:rPr>
+        <w:t>Availability</w:t>
+      </w:r>
+    </w:p>
+    <w:p>
+      <w:pPr>
+        <w:pStyle w:val="ListParagraph"/>
+        <w:numPr>
+          <w:ilvl w:val="0"/>
+          <w:numId w:val="34"/>
+        </w:numPr>
+        <w:ind w:left="360"/>
+        <w:rPr>
+          <w:rFonts w:asciiTheme="majorBidi" w:hAnsiTheme="majorBidi" w:cstheme="majorBidi"/>
+          <w:sz w:val="28"/>
+          <w:szCs w:val="28"/>
+        </w:rPr>
+      </w:pPr>
+      <w:r>
+        <w:rPr>
+          <w:rFonts w:asciiTheme="majorBidi" w:hAnsiTheme="majorBidi" w:cstheme="majorBidi"/>
+          <w:sz w:val="28"/>
+          <w:szCs w:val="28"/>
+        </w:rPr>
+        <w:t>Load balancer distributes traffic</w:t>
+      </w:r>
+      <w:r>
+        <w:rPr>
+          <w:rFonts w:asciiTheme="majorBidi" w:hAnsiTheme="majorBidi" w:cstheme="majorBidi"/>
+          <w:sz w:val="28"/>
+          <w:szCs w:val="28"/>
+        </w:rPr>
+        <w:t xml:space="preserve"> </w:t>
+      </w:r>
+      <w:r>
+        <w:rPr>
+          <w:rFonts w:asciiTheme="majorBidi" w:hAnsiTheme="majorBidi" w:cstheme="majorBidi"/>
+          <w:sz w:val="28"/>
+          <w:szCs w:val="28"/>
+        </w:rPr>
+        <w:t xml:space="preserve">→ </w:t>
+      </w:r>
+      <w:r>
+        <w:rPr>
+          <w:rFonts w:asciiTheme="majorBidi" w:hAnsiTheme="majorBidi" w:cstheme="majorBidi"/>
+          <w:b/>
+          <w:bCs/>
+          <w:sz w:val="28"/>
+          <w:szCs w:val="28"/>
+        </w:rPr>
+        <w:t>Availability</w:t>
+      </w:r>
+    </w:p>
+    <w:p>
+      <w:pPr>
+        <w:pStyle w:val="ListParagraph"/>
+        <w:numPr>
+          <w:ilvl w:val="0"/>
+          <w:numId w:val="34"/>
+        </w:numPr>
+        <w:ind w:left="360"/>
+        <w:jc w:val="both"/>
+        <w:rPr>
+          <w:rFonts w:asciiTheme="majorBidi" w:hAnsiTheme="majorBidi" w:cstheme="majorBidi"/>
+          <w:sz w:val="28"/>
+          <w:szCs w:val="28"/>
+        </w:rPr>
+      </w:pPr>
+      <w:r>
+        <w:rPr>
+          <w:rFonts w:asciiTheme="majorBidi" w:hAnsiTheme="majorBidi" w:cstheme="majorBidi"/>
+          <w:sz w:val="28"/>
+          <w:szCs w:val="28"/>
+        </w:rPr>
+        <w:t>Daily backups enable recovery after ransomware</w:t>
+      </w:r>
+      <w:r>
+        <w:rPr>
+          <w:rFonts w:asciiTheme="majorBidi" w:hAnsiTheme="majorBidi" w:cstheme="majorBidi"/>
+          <w:sz w:val="28"/>
+          <w:szCs w:val="28"/>
+        </w:rPr>
+        <w:t xml:space="preserve"> </w:t>
+      </w:r>
+      <w:r>
+        <w:rPr>
+          <w:rFonts w:asciiTheme="majorBidi" w:hAnsiTheme="majorBidi" w:cstheme="majorBidi"/>
+          <w:sz w:val="28"/>
+          <w:szCs w:val="28"/>
+        </w:rPr>
+        <w:t xml:space="preserve">→ </w:t>
+      </w:r>
+      <w:r>
+        <w:rPr>
+          <w:rFonts w:asciiTheme="majorBidi" w:hAnsiTheme="majorBidi" w:cstheme="majorBidi"/>
+          <w:b/>
+          <w:bCs/>
+          <w:sz w:val="28"/>
+          <w:szCs w:val="28"/>
+        </w:rPr>
+        <w:t>Availability</w:t>
+      </w:r>
+      <w:r>
+        <w:rPr>
+          <w:rFonts w:asciiTheme="majorBidi" w:hAnsiTheme="majorBidi" w:cstheme="majorBidi"/>
+          <w:sz w:val="28"/>
+          <w:szCs w:val="28"/>
+        </w:rPr>
+        <w:t xml:space="preserve"> + </w:t>
+      </w:r>
+      <w:r>
+        <w:rPr>
+          <w:rFonts w:asciiTheme="majorBidi" w:hAnsiTheme="majorBidi" w:cstheme="majorBidi"/>
+          <w:b/>
+          <w:bCs/>
+          <w:sz w:val="28"/>
+          <w:szCs w:val="28"/>
+        </w:rPr>
+        <w:t>Integrity</w:t>
+      </w:r>
+    </w:p>
+    <w:p>
+      <w:pPr>
+        <w:jc w:val="both"/>
+        <w:rPr>
+          <w:rFonts w:asciiTheme="majorBidi" w:hAnsiTheme="majorBidi" w:cstheme="majorBidi"/>
+          <w:b/>
+          <w:bCs/>
+          <w:sz w:val="36"/>
+          <w:szCs w:val="36"/>
+        </w:rPr>
+      </w:pPr>
+      <w:r>
+        <w:rPr>
+          <w:rFonts w:asciiTheme="majorBidi" w:hAnsiTheme="majorBidi" w:cstheme="majorBidi"/>
+          <w:b/>
+          <w:bCs/>
+          <w:sz w:val="36"/>
+          <w:szCs w:val="36"/>
+        </w:rPr>
+        <w:t>Summery:</w:t>
+      </w:r>
+    </w:p>
+    <w:tbl>
+      <w:tblPr>
+        <w:tblStyle w:val="GridTable3"/>
+        <w:tblW w:w="0" w:type="auto"/>
+        <w:tblLook w:val="04A0" w:firstRow="1" w:lastRow="0" w:firstColumn="1" w:lastColumn="0" w:noHBand="0" w:noVBand="1"/>
+      </w:tblPr>
+      <w:tblGrid>
+        <w:gridCol w:w="2021"/>
+        <w:gridCol w:w="2299"/>
+        <w:gridCol w:w="2700"/>
+        <w:gridCol w:w="3436"/>
+      </w:tblGrid>
+      <w:tr>
+        <w:trPr>
+          <w:cnfStyle w:val="100000000000" w:firstRow="1" w:lastRow="0" w:firstColumn="0" w:lastColumn="0" w:oddVBand="0" w:evenVBand="0" w:oddHBand="0" w:evenHBand="0" w:firstRowFirstColumn="0" w:firstRowLastColumn="0" w:lastRowFirstColumn="0" w:lastRowLastColumn="0"/>
+        </w:trPr>
+        <w:tc>
+          <w:tcPr>
+            <w:cnfStyle w:val="001000000100" w:firstRow="0" w:lastRow="0" w:firstColumn="1" w:lastColumn="0" w:oddVBand="0" w:evenVBand="0" w:oddHBand="0" w:evenHBand="0" w:firstRowFirstColumn="1" w:firstRowLastColumn="0" w:lastRowFirstColumn="0" w:lastRowLastColumn="0"/>
+            <w:tcW w:w="2021" w:type="dxa"/>
+            <w:tcBorders>
+              <w:top w:val="single" w:sz="12" w:space="0" w:color="000000"/>
+            </w:tcBorders>
+            <w:vAlign w:val="center"/>
+          </w:tcPr>
+          <w:p>
+            <w:pPr>
+              <w:spacing w:before="120" w:after="120"/>
+              <w:jc w:val="center"/>
+              <w:rPr>
+                <w:rFonts w:asciiTheme="majorBidi" w:hAnsiTheme="majorBidi" w:cstheme="majorBidi"/>
+                <w:b w:val="0"/>
+                <w:bCs w:val="0"/>
+                <w:sz w:val="28"/>
+                <w:szCs w:val="28"/>
+              </w:rPr>
+            </w:pPr>
+            <w:r>
+              <w:rPr>
+                <w:rFonts w:asciiTheme="majorBidi" w:hAnsiTheme="majorBidi" w:cstheme="majorBidi"/>
+                <w:b w:val="0"/>
+                <w:bCs w:val="0"/>
+                <w:sz w:val="28"/>
+                <w:szCs w:val="28"/>
+              </w:rPr>
+              <w:t>Principle</w:t>
+            </w:r>
+          </w:p>
+        </w:tc>
+        <w:tc>
+          <w:tcPr>
+            <w:tcW w:w="2299" w:type="dxa"/>
+            <w:tcBorders>
+              <w:top w:val="single" w:sz="12" w:space="0" w:color="000000"/>
+            </w:tcBorders>
+            <w:vAlign w:val="center"/>
+          </w:tcPr>
+          <w:p>
+            <w:pPr>
+              <w:spacing w:before="120" w:after="120"/>
+              <w:jc w:val="center"/>
+              <w:cnfStyle w:val="100000000000" w:firstRow="1" w:lastRow="0" w:firstColumn="0" w:lastColumn="0" w:oddVBand="0" w:evenVBand="0" w:oddHBand="0" w:evenHBand="0" w:firstRowFirstColumn="0" w:firstRowLastColumn="0" w:lastRowFirstColumn="0" w:lastRowLastColumn="0"/>
+              <w:rPr>
+                <w:rFonts w:asciiTheme="majorBidi" w:hAnsiTheme="majorBidi" w:cstheme="majorBidi"/>
+                <w:b w:val="0"/>
+                <w:bCs w:val="0"/>
+                <w:sz w:val="28"/>
+                <w:szCs w:val="28"/>
+              </w:rPr>
+            </w:pPr>
+            <w:r>
+              <w:rPr>
+                <w:rFonts w:asciiTheme="majorBidi" w:hAnsiTheme="majorBidi" w:cstheme="majorBidi"/>
+                <w:b w:val="0"/>
+                <w:bCs w:val="0"/>
+                <w:sz w:val="28"/>
+                <w:szCs w:val="28"/>
+              </w:rPr>
+              <w:t>Goal</w:t>
+            </w:r>
+          </w:p>
+        </w:tc>
+        <w:tc>
+          <w:tcPr>
+            <w:tcW w:w="2700" w:type="dxa"/>
+            <w:tcBorders>
+              <w:top w:val="single" w:sz="12" w:space="0" w:color="000000"/>
+            </w:tcBorders>
+            <w:vAlign w:val="center"/>
+          </w:tcPr>
+          <w:p>
+            <w:pPr>
+              <w:spacing w:before="120" w:after="120"/>
+              <w:jc w:val="center"/>
+              <w:cnfStyle w:val="100000000000" w:firstRow="1" w:lastRow="0" w:firstColumn="0" w:lastColumn="0" w:oddVBand="0" w:evenVBand="0" w:oddHBand="0" w:evenHBand="0" w:firstRowFirstColumn="0" w:firstRowLastColumn="0" w:lastRowFirstColumn="0" w:lastRowLastColumn="0"/>
+              <w:rPr>
+                <w:rFonts w:asciiTheme="majorBidi" w:hAnsiTheme="majorBidi" w:cstheme="majorBidi"/>
+                <w:b w:val="0"/>
+                <w:bCs w:val="0"/>
+                <w:sz w:val="28"/>
+                <w:szCs w:val="28"/>
+              </w:rPr>
+            </w:pPr>
+            <w:r>
+              <w:rPr>
+                <w:rFonts w:asciiTheme="majorBidi" w:hAnsiTheme="majorBidi" w:cstheme="majorBidi"/>
+                <w:b w:val="0"/>
+                <w:bCs w:val="0"/>
+                <w:sz w:val="28"/>
+                <w:szCs w:val="28"/>
+              </w:rPr>
+              <w:t>Typical Threats</w:t>
+            </w:r>
+          </w:p>
+        </w:tc>
+        <w:tc>
+          <w:tcPr>
+            <w:tcW w:w="3436" w:type="dxa"/>
+            <w:tcBorders>
+              <w:top w:val="single" w:sz="12" w:space="0" w:color="000000"/>
+            </w:tcBorders>
+            <w:vAlign w:val="center"/>
+          </w:tcPr>
+          <w:p>
+            <w:pPr>
+              <w:spacing w:before="120" w:after="120"/>
+              <w:jc w:val="center"/>
+              <w:cnfStyle w:val="100000000000" w:firstRow="1" w:lastRow="0" w:firstColumn="0" w:lastColumn="0" w:oddVBand="0" w:evenVBand="0" w:oddHBand="0" w:evenHBand="0" w:firstRowFirstColumn="0" w:firstRowLastColumn="0" w:lastRowFirstColumn="0" w:lastRowLastColumn="0"/>
+              <w:rPr>
+                <w:rFonts w:asciiTheme="majorBidi" w:hAnsiTheme="majorBidi" w:cstheme="majorBidi"/>
+                <w:b w:val="0"/>
+                <w:bCs w:val="0"/>
+                <w:sz w:val="28"/>
+                <w:szCs w:val="28"/>
+              </w:rPr>
+            </w:pPr>
+            <w:r>
+              <w:rPr>
+                <w:rFonts w:asciiTheme="majorBidi" w:hAnsiTheme="majorBidi" w:cstheme="majorBidi"/>
+                <w:b w:val="0"/>
+                <w:bCs w:val="0"/>
+                <w:sz w:val="28"/>
+                <w:szCs w:val="28"/>
+              </w:rPr>
+              <w:t>Common Controls</w:t>
+            </w:r>
+          </w:p>
+        </w:tc>
+      </w:tr>
+      <w:tr>
+        <w:trPr>
+          <w:cnfStyle w:val="000000100000" w:firstRow="0" w:lastRow="0" w:firstColumn="0" w:lastColumn="0" w:oddVBand="0" w:evenVBand="0" w:oddHBand="1" w:evenHBand="0" w:firstRowFirstColumn="0" w:firstRowLastColumn="0" w:lastRowFirstColumn="0" w:lastRowLastColumn="0"/>
+        </w:trPr>
+        <w:tc>
+          <w:tcPr>
+            <w:cnfStyle w:val="001000000000" w:firstRow="0" w:lastRow="0" w:firstColumn="1" w:lastColumn="0" w:oddVBand="0" w:evenVBand="0" w:oddHBand="0" w:evenHBand="0" w:firstRowFirstColumn="0" w:firstRowLastColumn="0" w:lastRowFirstColumn="0" w:lastRowLastColumn="0"/>
+            <w:tcW w:w="2021" w:type="dxa"/>
+            <w:vAlign w:val="center"/>
+          </w:tcPr>
+          <w:p>
+            <w:pPr>
+              <w:spacing w:before="120" w:after="120"/>
+              <w:jc w:val="center"/>
+              <w:rPr>
+                <w:rFonts w:asciiTheme="majorBidi" w:hAnsiTheme="majorBidi" w:cstheme="majorBidi"/>
+                <w:b/>
+                <w:bCs/>
+                <w:sz w:val="28"/>
+                <w:szCs w:val="28"/>
+              </w:rPr>
+            </w:pPr>
+            <w:r>
+              <w:rPr>
+                <w:rStyle w:val="Strong"/>
+                <w:rFonts w:asciiTheme="majorBidi" w:hAnsiTheme="majorBidi" w:cstheme="majorBidi"/>
+                <w:sz w:val="28"/>
+                <w:szCs w:val="28"/>
+              </w:rPr>
+              <w:t>Confidentiality</w:t>
+            </w:r>
+          </w:p>
+        </w:tc>
+        <w:tc>
+          <w:tcPr>
+            <w:tcW w:w="2299" w:type="dxa"/>
+            <w:vAlign w:val="center"/>
+          </w:tcPr>
+          <w:p>
+            <w:pPr>
+              <w:spacing w:before="120" w:after="120"/>
+              <w:jc w:val="center"/>
+              <w:cnfStyle w:val="000000100000" w:firstRow="0" w:lastRow="0" w:firstColumn="0" w:lastColumn="0" w:oddVBand="0" w:evenVBand="0" w:oddHBand="1" w:evenHBand="0" w:firstRowFirstColumn="0" w:firstRowLastColumn="0" w:lastRowFirstColumn="0" w:lastRowLastColumn="0"/>
+              <w:rPr>
+                <w:rFonts w:asciiTheme="majorBidi" w:hAnsiTheme="majorBidi" w:cstheme="majorBidi"/>
+                <w:b/>
+                <w:bCs/>
+                <w:sz w:val="28"/>
+                <w:szCs w:val="28"/>
+              </w:rPr>
+            </w:pPr>
+            <w:r>
+              <w:rPr>
+                <w:rFonts w:asciiTheme="majorBidi" w:hAnsiTheme="majorBidi" w:cstheme="majorBidi"/>
+                <w:sz w:val="28"/>
+                <w:szCs w:val="28"/>
+              </w:rPr>
+              <w:t>Prevent unauthorized disclosure</w:t>
+            </w:r>
+          </w:p>
+        </w:tc>
+        <w:tc>
+          <w:tcPr>
+            <w:tcW w:w="2700" w:type="dxa"/>
+            <w:vAlign w:val="center"/>
+          </w:tcPr>
+          <w:p>
+            <w:pPr>
+              <w:spacing w:before="120" w:after="120"/>
+              <w:jc w:val="center"/>
+              <w:cnfStyle w:val="000000100000" w:firstRow="0" w:lastRow="0" w:firstColumn="0" w:lastColumn="0" w:oddVBand="0" w:evenVBand="0" w:oddHBand="1" w:evenHBand="0" w:firstRowFirstColumn="0" w:firstRowLastColumn="0" w:lastRowFirstColumn="0" w:lastRowLastColumn="0"/>
+              <w:rPr>
+                <w:rFonts w:asciiTheme="majorBidi" w:hAnsiTheme="majorBidi" w:cstheme="majorBidi"/>
+                <w:b/>
+                <w:bCs/>
+                <w:sz w:val="28"/>
+                <w:szCs w:val="28"/>
+              </w:rPr>
+            </w:pPr>
+            <w:r>
+              <w:rPr>
+                <w:rFonts w:asciiTheme="majorBidi" w:hAnsiTheme="majorBidi" w:cstheme="majorBidi"/>
+                <w:sz w:val="28"/>
+                <w:szCs w:val="28"/>
+              </w:rPr>
+              <w:t>Data breaches, phishing, stolen credentials</w:t>
+            </w:r>
+          </w:p>
+        </w:tc>
+        <w:tc>
+          <w:tcPr>
+            <w:tcW w:w="3436" w:type="dxa"/>
+            <w:vAlign w:val="center"/>
+          </w:tcPr>
+          <w:p>
+            <w:pPr>
+              <w:spacing w:before="120" w:after="120"/>
+              <w:jc w:val="center"/>
+              <w:cnfStyle w:val="000000100000" w:firstRow="0" w:lastRow="0" w:firstColumn="0" w:lastColumn="0" w:oddVBand="0" w:evenVBand="0" w:oddHBand="1" w:evenHBand="0" w:firstRowFirstColumn="0" w:firstRowLastColumn="0" w:lastRowFirstColumn="0" w:lastRowLastColumn="0"/>
+              <w:rPr>
+                <w:rFonts w:asciiTheme="majorBidi" w:hAnsiTheme="majorBidi" w:cstheme="majorBidi"/>
+                <w:b/>
+                <w:bCs/>
+                <w:sz w:val="28"/>
+                <w:szCs w:val="28"/>
+              </w:rPr>
+            </w:pPr>
+            <w:r>
+              <w:rPr>
+                <w:rFonts w:asciiTheme="majorBidi" w:hAnsiTheme="majorBidi" w:cstheme="majorBidi"/>
+                <w:sz w:val="28"/>
+                <w:szCs w:val="28"/>
+              </w:rPr>
+              <w:t>Encryption, authentication, authorization, RBAC, ACLs</w:t>
+            </w:r>
+          </w:p>
+        </w:tc>
+      </w:tr>
+      <w:tr>
+        <w:tc>
+          <w:tcPr>
+            <w:cnfStyle w:val="001000000000" w:firstRow="0" w:lastRow="0" w:firstColumn="1" w:lastColumn="0" w:oddVBand="0" w:evenVBand="0" w:oddHBand="0" w:evenHBand="0" w:firstRowFirstColumn="0" w:firstRowLastColumn="0" w:lastRowFirstColumn="0" w:lastRowLastColumn="0"/>
+            <w:tcW w:w="2021" w:type="dxa"/>
+            <w:vAlign w:val="center"/>
+          </w:tcPr>
+          <w:p>
+            <w:pPr>
+              <w:spacing w:before="120" w:after="120"/>
+              <w:jc w:val="center"/>
+              <w:rPr>
+                <w:rFonts w:asciiTheme="majorBidi" w:hAnsiTheme="majorBidi" w:cstheme="majorBidi"/>
+                <w:b/>
+                <w:bCs/>
+                <w:sz w:val="28"/>
+                <w:szCs w:val="28"/>
+              </w:rPr>
+            </w:pPr>
+            <w:r>
+              <w:rPr>
+                <w:rStyle w:val="Strong"/>
+                <w:rFonts w:asciiTheme="majorBidi" w:hAnsiTheme="majorBidi" w:cstheme="majorBidi"/>
+                <w:sz w:val="28"/>
+                <w:szCs w:val="28"/>
+              </w:rPr>
+              <w:t>Integrity</w:t>
+            </w:r>
+          </w:p>
+        </w:tc>
+        <w:tc>
+          <w:tcPr>
+            <w:tcW w:w="2299" w:type="dxa"/>
+            <w:vAlign w:val="center"/>
+          </w:tcPr>
+          <w:p>
+            <w:pPr>
+              <w:spacing w:before="120" w:after="120"/>
+              <w:jc w:val="center"/>
+              <w:cnfStyle w:val="000000000000" w:firstRow="0" w:lastRow="0" w:firstColumn="0" w:lastColumn="0" w:oddVBand="0" w:evenVBand="0" w:oddHBand="0" w:evenHBand="0" w:firstRowFirstColumn="0" w:firstRowLastColumn="0" w:lastRowFirstColumn="0" w:lastRowLastColumn="0"/>
+              <w:rPr>
+                <w:rFonts w:asciiTheme="majorBidi" w:hAnsiTheme="majorBidi" w:cstheme="majorBidi"/>
+                <w:b/>
+                <w:bCs/>
+                <w:sz w:val="28"/>
+                <w:szCs w:val="28"/>
+              </w:rPr>
+            </w:pPr>
+            <w:r>
+              <w:rPr>
+                <w:rFonts w:asciiTheme="majorBidi" w:hAnsiTheme="majorBidi" w:cstheme="majorBidi"/>
+                <w:sz w:val="28"/>
+                <w:szCs w:val="28"/>
+              </w:rPr>
+              <w:t>Prevent unauthorized or accidental modification</w:t>
+            </w:r>
+          </w:p>
+        </w:tc>
+        <w:tc>
+          <w:tcPr>
+            <w:tcW w:w="2700" w:type="dxa"/>
+            <w:vAlign w:val="center"/>
+          </w:tcPr>
+          <w:p>
+            <w:pPr>
+              <w:spacing w:before="120" w:after="120"/>
+              <w:jc w:val="center"/>
+              <w:cnfStyle w:val="000000000000" w:firstRow="0" w:lastRow="0" w:firstColumn="0" w:lastColumn="0" w:oddVBand="0" w:evenVBand="0" w:oddHBand="0" w:evenHBand="0" w:firstRowFirstColumn="0" w:firstRowLastColumn="0" w:lastRowFirstColumn="0" w:lastRowLastColumn="0"/>
+              <w:rPr>
+                <w:rFonts w:asciiTheme="majorBidi" w:hAnsiTheme="majorBidi" w:cstheme="majorBidi"/>
+                <w:b/>
+                <w:bCs/>
+                <w:sz w:val="28"/>
+                <w:szCs w:val="28"/>
+              </w:rPr>
+            </w:pPr>
+            <w:r>
+              <w:rPr>
+                <w:rFonts w:asciiTheme="majorBidi" w:hAnsiTheme="majorBidi" w:cstheme="majorBidi"/>
+                <w:sz w:val="28"/>
+                <w:szCs w:val="28"/>
+              </w:rPr>
+              <w:t>Malware, tampering, corruption, SQL injection</w:t>
+            </w:r>
+          </w:p>
+        </w:tc>
+        <w:tc>
+          <w:tcPr>
+            <w:tcW w:w="3436" w:type="dxa"/>
+            <w:vAlign w:val="center"/>
+          </w:tcPr>
+          <w:p>
+            <w:pPr>
+              <w:spacing w:before="120" w:after="120"/>
+              <w:jc w:val="center"/>
+              <w:cnfStyle w:val="000000000000" w:firstRow="0" w:lastRow="0" w:firstColumn="0" w:lastColumn="0" w:oddVBand="0" w:evenVBand="0" w:oddHBand="0" w:evenHBand="0" w:firstRowFirstColumn="0" w:firstRowLastColumn="0" w:lastRowFirstColumn="0" w:lastRowLastColumn="0"/>
+              <w:rPr>
+                <w:rFonts w:asciiTheme="majorBidi" w:hAnsiTheme="majorBidi" w:cstheme="majorBidi"/>
+                <w:b/>
+                <w:bCs/>
+                <w:sz w:val="28"/>
+                <w:szCs w:val="28"/>
+              </w:rPr>
+            </w:pPr>
+            <w:r>
+              <w:rPr>
+                <w:rFonts w:asciiTheme="majorBidi" w:hAnsiTheme="majorBidi" w:cstheme="majorBidi"/>
+                <w:sz w:val="28"/>
+                <w:szCs w:val="28"/>
+              </w:rPr>
+              <w:t>Hashes, digital signatures, checksums, version control, permissions</w:t>
+            </w:r>
+          </w:p>
+        </w:tc>
+      </w:tr>
+      <w:tr>
+        <w:trPr>
+          <w:cnfStyle w:val="000000100000" w:firstRow="0" w:lastRow="0" w:firstColumn="0" w:lastColumn="0" w:oddVBand="0" w:evenVBand="0" w:oddHBand="1" w:evenHBand="0" w:firstRowFirstColumn="0" w:firstRowLastColumn="0" w:lastRowFirstColumn="0" w:lastRowLastColumn="0"/>
+        </w:trPr>
+        <w:tc>
+          <w:tcPr>
+            <w:cnfStyle w:val="001000000000" w:firstRow="0" w:lastRow="0" w:firstColumn="1" w:lastColumn="0" w:oddVBand="0" w:evenVBand="0" w:oddHBand="0" w:evenHBand="0" w:firstRowFirstColumn="0" w:firstRowLastColumn="0" w:lastRowFirstColumn="0" w:lastRowLastColumn="0"/>
+            <w:tcW w:w="2021" w:type="dxa"/>
+            <w:tcBorders>
+              <w:bottom w:val="single" w:sz="12" w:space="0" w:color="000000"/>
+            </w:tcBorders>
+            <w:vAlign w:val="center"/>
+          </w:tcPr>
+          <w:p>
+            <w:pPr>
+              <w:spacing w:before="120" w:after="120"/>
+              <w:jc w:val="center"/>
+              <w:rPr>
+                <w:rFonts w:asciiTheme="majorBidi" w:hAnsiTheme="majorBidi" w:cstheme="majorBidi"/>
+                <w:b/>
+                <w:bCs/>
+                <w:sz w:val="28"/>
+                <w:szCs w:val="28"/>
+              </w:rPr>
+            </w:pPr>
+            <w:r>
+              <w:rPr>
+                <w:rStyle w:val="Strong"/>
+                <w:rFonts w:asciiTheme="majorBidi" w:hAnsiTheme="majorBidi" w:cstheme="majorBidi"/>
+                <w:sz w:val="28"/>
+                <w:szCs w:val="28"/>
+              </w:rPr>
+              <w:t>Availability</w:t>
+            </w:r>
+          </w:p>
+        </w:tc>
+        <w:tc>
+          <w:tcPr>
+            <w:tcW w:w="2299" w:type="dxa"/>
+            <w:tcBorders>
+              <w:bottom w:val="single" w:sz="12" w:space="0" w:color="000000"/>
+            </w:tcBorders>
+            <w:vAlign w:val="center"/>
+          </w:tcPr>
+          <w:p>
+            <w:pPr>
+              <w:spacing w:before="120" w:after="120"/>
+              <w:jc w:val="center"/>
+              <w:cnfStyle w:val="000000100000" w:firstRow="0" w:lastRow="0" w:firstColumn="0" w:lastColumn="0" w:oddVBand="0" w:evenVBand="0" w:oddHBand="1" w:evenHBand="0" w:firstRowFirstColumn="0" w:firstRowLastColumn="0" w:lastRowFirstColumn="0" w:lastRowLastColumn="0"/>
+              <w:rPr>
+                <w:rFonts w:asciiTheme="majorBidi" w:hAnsiTheme="majorBidi" w:cstheme="majorBidi"/>
+                <w:b/>
+                <w:bCs/>
+                <w:sz w:val="28"/>
+                <w:szCs w:val="28"/>
+              </w:rPr>
+            </w:pPr>
+            <w:r>
+              <w:rPr>
+                <w:rFonts w:asciiTheme="majorBidi" w:hAnsiTheme="majorBidi" w:cstheme="majorBidi"/>
+                <w:sz w:val="28"/>
+                <w:szCs w:val="28"/>
+              </w:rPr>
+              <w:t>Ensure reliable access for authorized users</w:t>
+            </w:r>
+          </w:p>
+        </w:tc>
+        <w:tc>
+          <w:tcPr>
+            <w:tcW w:w="2700" w:type="dxa"/>
+            <w:tcBorders>
+              <w:bottom w:val="single" w:sz="12" w:space="0" w:color="000000"/>
+            </w:tcBorders>
+            <w:vAlign w:val="center"/>
+          </w:tcPr>
+          <w:p>
+            <w:pPr>
+              <w:spacing w:before="120" w:after="120"/>
+              <w:jc w:val="center"/>
+              <w:cnfStyle w:val="000000100000" w:firstRow="0" w:lastRow="0" w:firstColumn="0" w:lastColumn="0" w:oddVBand="0" w:evenVBand="0" w:oddHBand="1" w:evenHBand="0" w:firstRowFirstColumn="0" w:firstRowLastColumn="0" w:lastRowFirstColumn="0" w:lastRowLastColumn="0"/>
+              <w:rPr>
+                <w:rFonts w:asciiTheme="majorBidi" w:hAnsiTheme="majorBidi" w:cstheme="majorBidi"/>
+                <w:b/>
+                <w:bCs/>
+                <w:sz w:val="28"/>
+                <w:szCs w:val="28"/>
+              </w:rPr>
+            </w:pPr>
+            <w:r>
+              <w:rPr>
+                <w:rFonts w:asciiTheme="majorBidi" w:hAnsiTheme="majorBidi" w:cstheme="majorBidi"/>
+                <w:sz w:val="28"/>
+                <w:szCs w:val="28"/>
+              </w:rPr>
+              <w:t>DDoS, hardware failure, ransomware, outages</w:t>
+            </w:r>
+          </w:p>
+        </w:tc>
+        <w:tc>
+          <w:tcPr>
+            <w:tcW w:w="3436" w:type="dxa"/>
+            <w:tcBorders>
+              <w:bottom w:val="single" w:sz="12" w:space="0" w:color="000000"/>
+            </w:tcBorders>
+            <w:vAlign w:val="center"/>
+          </w:tcPr>
+          <w:p>
+            <w:pPr>
+              <w:spacing w:before="120" w:after="120"/>
+              <w:jc w:val="center"/>
+              <w:cnfStyle w:val="000000100000" w:firstRow="0" w:lastRow="0" w:firstColumn="0" w:lastColumn="0" w:oddVBand="0" w:evenVBand="0" w:oddHBand="1" w:evenHBand="0" w:firstRowFirstColumn="0" w:firstRowLastColumn="0" w:lastRowFirstColumn="0" w:lastRowLastColumn="0"/>
+              <w:rPr>
+                <w:rFonts w:asciiTheme="majorBidi" w:hAnsiTheme="majorBidi" w:cstheme="majorBidi"/>
+                <w:b/>
+                <w:bCs/>
+                <w:sz w:val="28"/>
+                <w:szCs w:val="28"/>
+              </w:rPr>
+            </w:pPr>
+            <w:r>
+              <w:rPr>
+                <w:rFonts w:asciiTheme="majorBidi" w:hAnsiTheme="majorBidi" w:cstheme="majorBidi"/>
+                <w:sz w:val="28"/>
+                <w:szCs w:val="28"/>
+              </w:rPr>
+              <w:t>Redundancy, HA, load balancing, backups, monitoring, disaster recovery</w:t>
+            </w:r>
+          </w:p>
+        </w:tc>
+      </w:tr>
+    </w:tbl>
+    <w:p>
+      <w:pPr>
+        <w:jc w:val="both"/>
+        <w:rPr>
+          <w:rFonts w:asciiTheme="majorBidi" w:hAnsiTheme="majorBidi" w:cstheme="majorBidi"/>
+          <w:b/>
+          <w:bCs/>
+          <w:sz w:val="28"/>
+          <w:szCs w:val="28"/>
+        </w:rPr>
+      </w:pPr>
+      <w:r>
+        <w:rPr>
+          <w:rFonts w:asciiTheme="majorBidi" w:hAnsiTheme="majorBidi" w:cstheme="majorBidi"/>
+          <w:b/>
+          <w:bCs/>
+          <w:sz w:val="28"/>
+          <w:szCs w:val="28"/>
+        </w:rPr>
+        <w:br/>
+      </w:r>
+    </w:p>
     <w:sectPr>
       <w:pgSz w:w="11906" w:h="16838" w:code="9"/>
       <w:pgMar w:top="720" w:right="720" w:bottom="720" w:left="720" w:header="720" w:footer="720" w:gutter="0"/>
@@ -11,6 +4542,3955 @@
     </w:sectPr>
   </w:body>
 </w:document>
+</file>
+
+<file path=word/numbering.xml><?xml version="1.0" encoding="utf-8"?>
+<w:numbering xmlns:wpc="http://schemas.microsoft.com/office/word/2010/wordprocessingCanvas" xmlns:cx="http://schemas.microsoft.com/office/drawing/2014/chartex" xmlns:cx1="http://schemas.microsoft.com/office/drawing/2015/9/8/chartex" xmlns:cx2="http://schemas.microsoft.com/office/drawing/2015/10/21/chartex" xmlns:cx3="http://schemas.microsoft.com/office/drawing/2016/5/9/chartex" xmlns:cx4="http://schemas.microsoft.com/office/drawing/2016/5/10/chartex" xmlns:cx5="http://schemas.microsoft.com/office/drawing/2016/5/11/chartex" xmlns:cx6="http://schemas.microsoft.com/office/drawing/2016/5/12/chartex" xmlns:cx7="http://schemas.microsoft.com/office/drawing/2016/5/13/chartex" xmlns:cx8="http://schemas.microsoft.com/office/drawing/2016/5/14/chartex" xmlns:mc="http://schemas.openxmlformats.org/markup-compatibility/2006" xmlns:aink="http://schemas.microsoft.com/office/drawing/2016/ink" xmlns:am3d="http://schemas.microsoft.com/office/drawing/2017/model3d" xmlns:o="urn:schemas-microsoft-com:office:office" xmlns:oel="http://schemas.microsoft.com/office/2019/extlst" xmlns:r="http://schemas.openxmlformats.org/officeDocument/2006/relationships" xmlns:m="http://schemas.openxmlformats.org/officeDocument/2006/math" xmlns:v="urn:schemas-microsoft-com:vml" xmlns:wp14="http://schemas.microsoft.com/office/word/2010/wordprocessingDrawing" xmlns:wp="http://schemas.openxmlformats.org/drawingml/2006/wordprocessingDrawing" xmlns:w10="urn:schemas-microsoft-com:office:word" xmlns:w="http://schemas.openxmlformats.org/wordprocessingml/2006/main" xmlns:w14="http://schemas.microsoft.com/office/word/2010/wordml" xmlns:w15="http://schemas.microsoft.com/office/word/2012/wordml" xmlns:w16cex="http://schemas.microsoft.com/office/word/2018/wordml/cex" xmlns:w16cid="http://schemas.microsoft.com/office/word/2016/wordml/cid" xmlns:w16="http://schemas.microsoft.com/office/word/2018/wordml" xmlns:w16du="http://schemas.microsoft.com/office/word/2023/wordml/word16du" xmlns:w16sdtdh="http://schemas.microsoft.com/office/word/2020/wordml/sdtdatahash" xmlns:w16sdtfl="http://schemas.microsoft.com/office/word/2024/wordml/sdtformatlock" xmlns:w16se="http://schemas.microsoft.com/office/word/2015/wordml/symex" xmlns:wpg="http://schemas.microsoft.com/office/word/2010/wordprocessingGroup" xmlns:wpi="http://schemas.microsoft.com/office/word/2010/wordprocessingInk" xmlns:wne="http://schemas.microsoft.com/office/word/2006/wordml" xmlns:wps="http://schemas.microsoft.com/office/word/2010/wordprocessingShape" mc:Ignorable="w14 w15 w16se w16cid w16 w16cex w16sdtdh w16sdtfl w16du wp14">
+  <w:abstractNum w:abstractNumId="0" w15:restartNumberingAfterBreak="0">
+    <w:nsid w:val="04820F27"/>
+    <w:multiLevelType w:val="hybridMultilevel"/>
+    <w:tmpl w:val="DD2A4C58"/>
+    <w:lvl w:ilvl="0" w:tplc="04090005">
+      <w:start w:val="1"/>
+      <w:numFmt w:val="bullet"/>
+      <w:lvlText w:val=""/>
+      <w:lvlJc w:val="left"/>
+      <w:pPr>
+        <w:ind w:left="1080" w:hanging="360"/>
+      </w:pPr>
+      <w:rPr>
+        <w:rFonts w:ascii="Wingdings" w:hAnsi="Wingdings" w:hint="default"/>
+      </w:rPr>
+    </w:lvl>
+    <w:lvl w:ilvl="1" w:tplc="04090003" w:tentative="1">
+      <w:start w:val="1"/>
+      <w:numFmt w:val="bullet"/>
+      <w:lvlText w:val="o"/>
+      <w:lvlJc w:val="left"/>
+      <w:pPr>
+        <w:ind w:left="1800" w:hanging="360"/>
+      </w:pPr>
+      <w:rPr>
+        <w:rFonts w:ascii="Courier New" w:hAnsi="Courier New" w:cs="Courier New" w:hint="default"/>
+      </w:rPr>
+    </w:lvl>
+    <w:lvl w:ilvl="2" w:tplc="04090005" w:tentative="1">
+      <w:start w:val="1"/>
+      <w:numFmt w:val="bullet"/>
+      <w:lvlText w:val=""/>
+      <w:lvlJc w:val="left"/>
+      <w:pPr>
+        <w:ind w:left="2520" w:hanging="360"/>
+      </w:pPr>
+      <w:rPr>
+        <w:rFonts w:ascii="Wingdings" w:hAnsi="Wingdings" w:hint="default"/>
+      </w:rPr>
+    </w:lvl>
+    <w:lvl w:ilvl="3" w:tplc="04090001" w:tentative="1">
+      <w:start w:val="1"/>
+      <w:numFmt w:val="bullet"/>
+      <w:lvlText w:val=""/>
+      <w:lvlJc w:val="left"/>
+      <w:pPr>
+        <w:ind w:left="3240" w:hanging="360"/>
+      </w:pPr>
+      <w:rPr>
+        <w:rFonts w:ascii="Symbol" w:hAnsi="Symbol" w:hint="default"/>
+      </w:rPr>
+    </w:lvl>
+    <w:lvl w:ilvl="4" w:tplc="04090003" w:tentative="1">
+      <w:start w:val="1"/>
+      <w:numFmt w:val="bullet"/>
+      <w:lvlText w:val="o"/>
+      <w:lvlJc w:val="left"/>
+      <w:pPr>
+        <w:ind w:left="3960" w:hanging="360"/>
+      </w:pPr>
+      <w:rPr>
+        <w:rFonts w:ascii="Courier New" w:hAnsi="Courier New" w:cs="Courier New" w:hint="default"/>
+      </w:rPr>
+    </w:lvl>
+    <w:lvl w:ilvl="5" w:tplc="04090005" w:tentative="1">
+      <w:start w:val="1"/>
+      <w:numFmt w:val="bullet"/>
+      <w:lvlText w:val=""/>
+      <w:lvlJc w:val="left"/>
+      <w:pPr>
+        <w:ind w:left="4680" w:hanging="360"/>
+      </w:pPr>
+      <w:rPr>
+        <w:rFonts w:ascii="Wingdings" w:hAnsi="Wingdings" w:hint="default"/>
+      </w:rPr>
+    </w:lvl>
+    <w:lvl w:ilvl="6" w:tplc="04090001" w:tentative="1">
+      <w:start w:val="1"/>
+      <w:numFmt w:val="bullet"/>
+      <w:lvlText w:val=""/>
+      <w:lvlJc w:val="left"/>
+      <w:pPr>
+        <w:ind w:left="5400" w:hanging="360"/>
+      </w:pPr>
+      <w:rPr>
+        <w:rFonts w:ascii="Symbol" w:hAnsi="Symbol" w:hint="default"/>
+      </w:rPr>
+    </w:lvl>
+    <w:lvl w:ilvl="7" w:tplc="04090003" w:tentative="1">
+      <w:start w:val="1"/>
+      <w:numFmt w:val="bullet"/>
+      <w:lvlText w:val="o"/>
+      <w:lvlJc w:val="left"/>
+      <w:pPr>
+        <w:ind w:left="6120" w:hanging="360"/>
+      </w:pPr>
+      <w:rPr>
+        <w:rFonts w:ascii="Courier New" w:hAnsi="Courier New" w:cs="Courier New" w:hint="default"/>
+      </w:rPr>
+    </w:lvl>
+    <w:lvl w:ilvl="8" w:tplc="04090005" w:tentative="1">
+      <w:start w:val="1"/>
+      <w:numFmt w:val="bullet"/>
+      <w:lvlText w:val=""/>
+      <w:lvlJc w:val="left"/>
+      <w:pPr>
+        <w:ind w:left="6840" w:hanging="360"/>
+      </w:pPr>
+      <w:rPr>
+        <w:rFonts w:ascii="Wingdings" w:hAnsi="Wingdings" w:hint="default"/>
+      </w:rPr>
+    </w:lvl>
+  </w:abstractNum>
+  <w:abstractNum w:abstractNumId="1" w15:restartNumberingAfterBreak="0">
+    <w:nsid w:val="05B70060"/>
+    <w:multiLevelType w:val="hybridMultilevel"/>
+    <w:tmpl w:val="F18C2BC6"/>
+    <w:lvl w:ilvl="0" w:tplc="04090003">
+      <w:start w:val="1"/>
+      <w:numFmt w:val="bullet"/>
+      <w:lvlText w:val="o"/>
+      <w:lvlJc w:val="left"/>
+      <w:pPr>
+        <w:ind w:left="1080" w:hanging="360"/>
+      </w:pPr>
+      <w:rPr>
+        <w:rFonts w:ascii="Courier New" w:hAnsi="Courier New" w:cs="Courier New" w:hint="default"/>
+      </w:rPr>
+    </w:lvl>
+    <w:lvl w:ilvl="1" w:tplc="04090003" w:tentative="1">
+      <w:start w:val="1"/>
+      <w:numFmt w:val="bullet"/>
+      <w:lvlText w:val="o"/>
+      <w:lvlJc w:val="left"/>
+      <w:pPr>
+        <w:ind w:left="1800" w:hanging="360"/>
+      </w:pPr>
+      <w:rPr>
+        <w:rFonts w:ascii="Courier New" w:hAnsi="Courier New" w:cs="Courier New" w:hint="default"/>
+      </w:rPr>
+    </w:lvl>
+    <w:lvl w:ilvl="2" w:tplc="04090005" w:tentative="1">
+      <w:start w:val="1"/>
+      <w:numFmt w:val="bullet"/>
+      <w:lvlText w:val=""/>
+      <w:lvlJc w:val="left"/>
+      <w:pPr>
+        <w:ind w:left="2520" w:hanging="360"/>
+      </w:pPr>
+      <w:rPr>
+        <w:rFonts w:ascii="Wingdings" w:hAnsi="Wingdings" w:hint="default"/>
+      </w:rPr>
+    </w:lvl>
+    <w:lvl w:ilvl="3" w:tplc="04090001" w:tentative="1">
+      <w:start w:val="1"/>
+      <w:numFmt w:val="bullet"/>
+      <w:lvlText w:val=""/>
+      <w:lvlJc w:val="left"/>
+      <w:pPr>
+        <w:ind w:left="3240" w:hanging="360"/>
+      </w:pPr>
+      <w:rPr>
+        <w:rFonts w:ascii="Symbol" w:hAnsi="Symbol" w:hint="default"/>
+      </w:rPr>
+    </w:lvl>
+    <w:lvl w:ilvl="4" w:tplc="04090003" w:tentative="1">
+      <w:start w:val="1"/>
+      <w:numFmt w:val="bullet"/>
+      <w:lvlText w:val="o"/>
+      <w:lvlJc w:val="left"/>
+      <w:pPr>
+        <w:ind w:left="3960" w:hanging="360"/>
+      </w:pPr>
+      <w:rPr>
+        <w:rFonts w:ascii="Courier New" w:hAnsi="Courier New" w:cs="Courier New" w:hint="default"/>
+      </w:rPr>
+    </w:lvl>
+    <w:lvl w:ilvl="5" w:tplc="04090005" w:tentative="1">
+      <w:start w:val="1"/>
+      <w:numFmt w:val="bullet"/>
+      <w:lvlText w:val=""/>
+      <w:lvlJc w:val="left"/>
+      <w:pPr>
+        <w:ind w:left="4680" w:hanging="360"/>
+      </w:pPr>
+      <w:rPr>
+        <w:rFonts w:ascii="Wingdings" w:hAnsi="Wingdings" w:hint="default"/>
+      </w:rPr>
+    </w:lvl>
+    <w:lvl w:ilvl="6" w:tplc="04090001" w:tentative="1">
+      <w:start w:val="1"/>
+      <w:numFmt w:val="bullet"/>
+      <w:lvlText w:val=""/>
+      <w:lvlJc w:val="left"/>
+      <w:pPr>
+        <w:ind w:left="5400" w:hanging="360"/>
+      </w:pPr>
+      <w:rPr>
+        <w:rFonts w:ascii="Symbol" w:hAnsi="Symbol" w:hint="default"/>
+      </w:rPr>
+    </w:lvl>
+    <w:lvl w:ilvl="7" w:tplc="04090003" w:tentative="1">
+      <w:start w:val="1"/>
+      <w:numFmt w:val="bullet"/>
+      <w:lvlText w:val="o"/>
+      <w:lvlJc w:val="left"/>
+      <w:pPr>
+        <w:ind w:left="6120" w:hanging="360"/>
+      </w:pPr>
+      <w:rPr>
+        <w:rFonts w:ascii="Courier New" w:hAnsi="Courier New" w:cs="Courier New" w:hint="default"/>
+      </w:rPr>
+    </w:lvl>
+    <w:lvl w:ilvl="8" w:tplc="04090005" w:tentative="1">
+      <w:start w:val="1"/>
+      <w:numFmt w:val="bullet"/>
+      <w:lvlText w:val=""/>
+      <w:lvlJc w:val="left"/>
+      <w:pPr>
+        <w:ind w:left="6840" w:hanging="360"/>
+      </w:pPr>
+      <w:rPr>
+        <w:rFonts w:ascii="Wingdings" w:hAnsi="Wingdings" w:hint="default"/>
+      </w:rPr>
+    </w:lvl>
+  </w:abstractNum>
+  <w:abstractNum w:abstractNumId="2" w15:restartNumberingAfterBreak="0">
+    <w:nsid w:val="0A0354D9"/>
+    <w:multiLevelType w:val="hybridMultilevel"/>
+    <w:tmpl w:val="9A6CD030"/>
+    <w:lvl w:ilvl="0" w:tplc="04090001">
+      <w:start w:val="1"/>
+      <w:numFmt w:val="bullet"/>
+      <w:lvlText w:val=""/>
+      <w:lvlJc w:val="left"/>
+      <w:pPr>
+        <w:ind w:left="720" w:hanging="360"/>
+      </w:pPr>
+      <w:rPr>
+        <w:rFonts w:ascii="Symbol" w:hAnsi="Symbol" w:hint="default"/>
+      </w:rPr>
+    </w:lvl>
+    <w:lvl w:ilvl="1" w:tplc="04090003" w:tentative="1">
+      <w:start w:val="1"/>
+      <w:numFmt w:val="bullet"/>
+      <w:lvlText w:val="o"/>
+      <w:lvlJc w:val="left"/>
+      <w:pPr>
+        <w:ind w:left="1440" w:hanging="360"/>
+      </w:pPr>
+      <w:rPr>
+        <w:rFonts w:ascii="Courier New" w:hAnsi="Courier New" w:cs="Courier New" w:hint="default"/>
+      </w:rPr>
+    </w:lvl>
+    <w:lvl w:ilvl="2" w:tplc="04090005" w:tentative="1">
+      <w:start w:val="1"/>
+      <w:numFmt w:val="bullet"/>
+      <w:lvlText w:val=""/>
+      <w:lvlJc w:val="left"/>
+      <w:pPr>
+        <w:ind w:left="2160" w:hanging="360"/>
+      </w:pPr>
+      <w:rPr>
+        <w:rFonts w:ascii="Wingdings" w:hAnsi="Wingdings" w:hint="default"/>
+      </w:rPr>
+    </w:lvl>
+    <w:lvl w:ilvl="3" w:tplc="04090001" w:tentative="1">
+      <w:start w:val="1"/>
+      <w:numFmt w:val="bullet"/>
+      <w:lvlText w:val=""/>
+      <w:lvlJc w:val="left"/>
+      <w:pPr>
+        <w:ind w:left="2880" w:hanging="360"/>
+      </w:pPr>
+      <w:rPr>
+        <w:rFonts w:ascii="Symbol" w:hAnsi="Symbol" w:hint="default"/>
+      </w:rPr>
+    </w:lvl>
+    <w:lvl w:ilvl="4" w:tplc="04090003" w:tentative="1">
+      <w:start w:val="1"/>
+      <w:numFmt w:val="bullet"/>
+      <w:lvlText w:val="o"/>
+      <w:lvlJc w:val="left"/>
+      <w:pPr>
+        <w:ind w:left="3600" w:hanging="360"/>
+      </w:pPr>
+      <w:rPr>
+        <w:rFonts w:ascii="Courier New" w:hAnsi="Courier New" w:cs="Courier New" w:hint="default"/>
+      </w:rPr>
+    </w:lvl>
+    <w:lvl w:ilvl="5" w:tplc="04090005" w:tentative="1">
+      <w:start w:val="1"/>
+      <w:numFmt w:val="bullet"/>
+      <w:lvlText w:val=""/>
+      <w:lvlJc w:val="left"/>
+      <w:pPr>
+        <w:ind w:left="4320" w:hanging="360"/>
+      </w:pPr>
+      <w:rPr>
+        <w:rFonts w:ascii="Wingdings" w:hAnsi="Wingdings" w:hint="default"/>
+      </w:rPr>
+    </w:lvl>
+    <w:lvl w:ilvl="6" w:tplc="04090001" w:tentative="1">
+      <w:start w:val="1"/>
+      <w:numFmt w:val="bullet"/>
+      <w:lvlText w:val=""/>
+      <w:lvlJc w:val="left"/>
+      <w:pPr>
+        <w:ind w:left="5040" w:hanging="360"/>
+      </w:pPr>
+      <w:rPr>
+        <w:rFonts w:ascii="Symbol" w:hAnsi="Symbol" w:hint="default"/>
+      </w:rPr>
+    </w:lvl>
+    <w:lvl w:ilvl="7" w:tplc="04090003" w:tentative="1">
+      <w:start w:val="1"/>
+      <w:numFmt w:val="bullet"/>
+      <w:lvlText w:val="o"/>
+      <w:lvlJc w:val="left"/>
+      <w:pPr>
+        <w:ind w:left="5760" w:hanging="360"/>
+      </w:pPr>
+      <w:rPr>
+        <w:rFonts w:ascii="Courier New" w:hAnsi="Courier New" w:cs="Courier New" w:hint="default"/>
+      </w:rPr>
+    </w:lvl>
+    <w:lvl w:ilvl="8" w:tplc="04090005" w:tentative="1">
+      <w:start w:val="1"/>
+      <w:numFmt w:val="bullet"/>
+      <w:lvlText w:val=""/>
+      <w:lvlJc w:val="left"/>
+      <w:pPr>
+        <w:ind w:left="6480" w:hanging="360"/>
+      </w:pPr>
+      <w:rPr>
+        <w:rFonts w:ascii="Wingdings" w:hAnsi="Wingdings" w:hint="default"/>
+      </w:rPr>
+    </w:lvl>
+  </w:abstractNum>
+  <w:abstractNum w:abstractNumId="3" w15:restartNumberingAfterBreak="0">
+    <w:nsid w:val="0A242CE1"/>
+    <w:multiLevelType w:val="hybridMultilevel"/>
+    <w:tmpl w:val="ED14A576"/>
+    <w:lvl w:ilvl="0" w:tplc="04090003">
+      <w:start w:val="1"/>
+      <w:numFmt w:val="bullet"/>
+      <w:lvlText w:val="o"/>
+      <w:lvlJc w:val="left"/>
+      <w:pPr>
+        <w:ind w:left="1080" w:hanging="360"/>
+      </w:pPr>
+      <w:rPr>
+        <w:rFonts w:ascii="Courier New" w:hAnsi="Courier New" w:cs="Courier New" w:hint="default"/>
+      </w:rPr>
+    </w:lvl>
+    <w:lvl w:ilvl="1" w:tplc="04090003" w:tentative="1">
+      <w:start w:val="1"/>
+      <w:numFmt w:val="bullet"/>
+      <w:lvlText w:val="o"/>
+      <w:lvlJc w:val="left"/>
+      <w:pPr>
+        <w:ind w:left="1800" w:hanging="360"/>
+      </w:pPr>
+      <w:rPr>
+        <w:rFonts w:ascii="Courier New" w:hAnsi="Courier New" w:cs="Courier New" w:hint="default"/>
+      </w:rPr>
+    </w:lvl>
+    <w:lvl w:ilvl="2" w:tplc="04090005" w:tentative="1">
+      <w:start w:val="1"/>
+      <w:numFmt w:val="bullet"/>
+      <w:lvlText w:val=""/>
+      <w:lvlJc w:val="left"/>
+      <w:pPr>
+        <w:ind w:left="2520" w:hanging="360"/>
+      </w:pPr>
+      <w:rPr>
+        <w:rFonts w:ascii="Wingdings" w:hAnsi="Wingdings" w:hint="default"/>
+      </w:rPr>
+    </w:lvl>
+    <w:lvl w:ilvl="3" w:tplc="04090001" w:tentative="1">
+      <w:start w:val="1"/>
+      <w:numFmt w:val="bullet"/>
+      <w:lvlText w:val=""/>
+      <w:lvlJc w:val="left"/>
+      <w:pPr>
+        <w:ind w:left="3240" w:hanging="360"/>
+      </w:pPr>
+      <w:rPr>
+        <w:rFonts w:ascii="Symbol" w:hAnsi="Symbol" w:hint="default"/>
+      </w:rPr>
+    </w:lvl>
+    <w:lvl w:ilvl="4" w:tplc="04090003" w:tentative="1">
+      <w:start w:val="1"/>
+      <w:numFmt w:val="bullet"/>
+      <w:lvlText w:val="o"/>
+      <w:lvlJc w:val="left"/>
+      <w:pPr>
+        <w:ind w:left="3960" w:hanging="360"/>
+      </w:pPr>
+      <w:rPr>
+        <w:rFonts w:ascii="Courier New" w:hAnsi="Courier New" w:cs="Courier New" w:hint="default"/>
+      </w:rPr>
+    </w:lvl>
+    <w:lvl w:ilvl="5" w:tplc="04090005" w:tentative="1">
+      <w:start w:val="1"/>
+      <w:numFmt w:val="bullet"/>
+      <w:lvlText w:val=""/>
+      <w:lvlJc w:val="left"/>
+      <w:pPr>
+        <w:ind w:left="4680" w:hanging="360"/>
+      </w:pPr>
+      <w:rPr>
+        <w:rFonts w:ascii="Wingdings" w:hAnsi="Wingdings" w:hint="default"/>
+      </w:rPr>
+    </w:lvl>
+    <w:lvl w:ilvl="6" w:tplc="04090001" w:tentative="1">
+      <w:start w:val="1"/>
+      <w:numFmt w:val="bullet"/>
+      <w:lvlText w:val=""/>
+      <w:lvlJc w:val="left"/>
+      <w:pPr>
+        <w:ind w:left="5400" w:hanging="360"/>
+      </w:pPr>
+      <w:rPr>
+        <w:rFonts w:ascii="Symbol" w:hAnsi="Symbol" w:hint="default"/>
+      </w:rPr>
+    </w:lvl>
+    <w:lvl w:ilvl="7" w:tplc="04090003" w:tentative="1">
+      <w:start w:val="1"/>
+      <w:numFmt w:val="bullet"/>
+      <w:lvlText w:val="o"/>
+      <w:lvlJc w:val="left"/>
+      <w:pPr>
+        <w:ind w:left="6120" w:hanging="360"/>
+      </w:pPr>
+      <w:rPr>
+        <w:rFonts w:ascii="Courier New" w:hAnsi="Courier New" w:cs="Courier New" w:hint="default"/>
+      </w:rPr>
+    </w:lvl>
+    <w:lvl w:ilvl="8" w:tplc="04090005" w:tentative="1">
+      <w:start w:val="1"/>
+      <w:numFmt w:val="bullet"/>
+      <w:lvlText w:val=""/>
+      <w:lvlJc w:val="left"/>
+      <w:pPr>
+        <w:ind w:left="6840" w:hanging="360"/>
+      </w:pPr>
+      <w:rPr>
+        <w:rFonts w:ascii="Wingdings" w:hAnsi="Wingdings" w:hint="default"/>
+      </w:rPr>
+    </w:lvl>
+  </w:abstractNum>
+  <w:abstractNum w:abstractNumId="4" w15:restartNumberingAfterBreak="0">
+    <w:nsid w:val="0A72601A"/>
+    <w:multiLevelType w:val="hybridMultilevel"/>
+    <w:tmpl w:val="CC86EBD6"/>
+    <w:lvl w:ilvl="0" w:tplc="04090003">
+      <w:start w:val="1"/>
+      <w:numFmt w:val="bullet"/>
+      <w:lvlText w:val="o"/>
+      <w:lvlJc w:val="left"/>
+      <w:pPr>
+        <w:ind w:left="1080" w:hanging="360"/>
+      </w:pPr>
+      <w:rPr>
+        <w:rFonts w:ascii="Courier New" w:hAnsi="Courier New" w:cs="Courier New" w:hint="default"/>
+      </w:rPr>
+    </w:lvl>
+    <w:lvl w:ilvl="1" w:tplc="04090003" w:tentative="1">
+      <w:start w:val="1"/>
+      <w:numFmt w:val="bullet"/>
+      <w:lvlText w:val="o"/>
+      <w:lvlJc w:val="left"/>
+      <w:pPr>
+        <w:ind w:left="1800" w:hanging="360"/>
+      </w:pPr>
+      <w:rPr>
+        <w:rFonts w:ascii="Courier New" w:hAnsi="Courier New" w:cs="Courier New" w:hint="default"/>
+      </w:rPr>
+    </w:lvl>
+    <w:lvl w:ilvl="2" w:tplc="04090005" w:tentative="1">
+      <w:start w:val="1"/>
+      <w:numFmt w:val="bullet"/>
+      <w:lvlText w:val=""/>
+      <w:lvlJc w:val="left"/>
+      <w:pPr>
+        <w:ind w:left="2520" w:hanging="360"/>
+      </w:pPr>
+      <w:rPr>
+        <w:rFonts w:ascii="Wingdings" w:hAnsi="Wingdings" w:hint="default"/>
+      </w:rPr>
+    </w:lvl>
+    <w:lvl w:ilvl="3" w:tplc="04090001" w:tentative="1">
+      <w:start w:val="1"/>
+      <w:numFmt w:val="bullet"/>
+      <w:lvlText w:val=""/>
+      <w:lvlJc w:val="left"/>
+      <w:pPr>
+        <w:ind w:left="3240" w:hanging="360"/>
+      </w:pPr>
+      <w:rPr>
+        <w:rFonts w:ascii="Symbol" w:hAnsi="Symbol" w:hint="default"/>
+      </w:rPr>
+    </w:lvl>
+    <w:lvl w:ilvl="4" w:tplc="04090003" w:tentative="1">
+      <w:start w:val="1"/>
+      <w:numFmt w:val="bullet"/>
+      <w:lvlText w:val="o"/>
+      <w:lvlJc w:val="left"/>
+      <w:pPr>
+        <w:ind w:left="3960" w:hanging="360"/>
+      </w:pPr>
+      <w:rPr>
+        <w:rFonts w:ascii="Courier New" w:hAnsi="Courier New" w:cs="Courier New" w:hint="default"/>
+      </w:rPr>
+    </w:lvl>
+    <w:lvl w:ilvl="5" w:tplc="04090005" w:tentative="1">
+      <w:start w:val="1"/>
+      <w:numFmt w:val="bullet"/>
+      <w:lvlText w:val=""/>
+      <w:lvlJc w:val="left"/>
+      <w:pPr>
+        <w:ind w:left="4680" w:hanging="360"/>
+      </w:pPr>
+      <w:rPr>
+        <w:rFonts w:ascii="Wingdings" w:hAnsi="Wingdings" w:hint="default"/>
+      </w:rPr>
+    </w:lvl>
+    <w:lvl w:ilvl="6" w:tplc="04090001" w:tentative="1">
+      <w:start w:val="1"/>
+      <w:numFmt w:val="bullet"/>
+      <w:lvlText w:val=""/>
+      <w:lvlJc w:val="left"/>
+      <w:pPr>
+        <w:ind w:left="5400" w:hanging="360"/>
+      </w:pPr>
+      <w:rPr>
+        <w:rFonts w:ascii="Symbol" w:hAnsi="Symbol" w:hint="default"/>
+      </w:rPr>
+    </w:lvl>
+    <w:lvl w:ilvl="7" w:tplc="04090003" w:tentative="1">
+      <w:start w:val="1"/>
+      <w:numFmt w:val="bullet"/>
+      <w:lvlText w:val="o"/>
+      <w:lvlJc w:val="left"/>
+      <w:pPr>
+        <w:ind w:left="6120" w:hanging="360"/>
+      </w:pPr>
+      <w:rPr>
+        <w:rFonts w:ascii="Courier New" w:hAnsi="Courier New" w:cs="Courier New" w:hint="default"/>
+      </w:rPr>
+    </w:lvl>
+    <w:lvl w:ilvl="8" w:tplc="04090005" w:tentative="1">
+      <w:start w:val="1"/>
+      <w:numFmt w:val="bullet"/>
+      <w:lvlText w:val=""/>
+      <w:lvlJc w:val="left"/>
+      <w:pPr>
+        <w:ind w:left="6840" w:hanging="360"/>
+      </w:pPr>
+      <w:rPr>
+        <w:rFonts w:ascii="Wingdings" w:hAnsi="Wingdings" w:hint="default"/>
+      </w:rPr>
+    </w:lvl>
+  </w:abstractNum>
+  <w:abstractNum w:abstractNumId="5" w15:restartNumberingAfterBreak="0">
+    <w:nsid w:val="17EF63FD"/>
+    <w:multiLevelType w:val="hybridMultilevel"/>
+    <w:tmpl w:val="7C7C1D2A"/>
+    <w:lvl w:ilvl="0" w:tplc="04090005">
+      <w:start w:val="1"/>
+      <w:numFmt w:val="bullet"/>
+      <w:lvlText w:val=""/>
+      <w:lvlJc w:val="left"/>
+      <w:pPr>
+        <w:ind w:left="720" w:hanging="360"/>
+      </w:pPr>
+      <w:rPr>
+        <w:rFonts w:ascii="Wingdings" w:hAnsi="Wingdings" w:hint="default"/>
+      </w:rPr>
+    </w:lvl>
+    <w:lvl w:ilvl="1" w:tplc="04090003" w:tentative="1">
+      <w:start w:val="1"/>
+      <w:numFmt w:val="bullet"/>
+      <w:lvlText w:val="o"/>
+      <w:lvlJc w:val="left"/>
+      <w:pPr>
+        <w:ind w:left="1440" w:hanging="360"/>
+      </w:pPr>
+      <w:rPr>
+        <w:rFonts w:ascii="Courier New" w:hAnsi="Courier New" w:cs="Courier New" w:hint="default"/>
+      </w:rPr>
+    </w:lvl>
+    <w:lvl w:ilvl="2" w:tplc="04090005" w:tentative="1">
+      <w:start w:val="1"/>
+      <w:numFmt w:val="bullet"/>
+      <w:lvlText w:val=""/>
+      <w:lvlJc w:val="left"/>
+      <w:pPr>
+        <w:ind w:left="2160" w:hanging="360"/>
+      </w:pPr>
+      <w:rPr>
+        <w:rFonts w:ascii="Wingdings" w:hAnsi="Wingdings" w:hint="default"/>
+      </w:rPr>
+    </w:lvl>
+    <w:lvl w:ilvl="3" w:tplc="04090001" w:tentative="1">
+      <w:start w:val="1"/>
+      <w:numFmt w:val="bullet"/>
+      <w:lvlText w:val=""/>
+      <w:lvlJc w:val="left"/>
+      <w:pPr>
+        <w:ind w:left="2880" w:hanging="360"/>
+      </w:pPr>
+      <w:rPr>
+        <w:rFonts w:ascii="Symbol" w:hAnsi="Symbol" w:hint="default"/>
+      </w:rPr>
+    </w:lvl>
+    <w:lvl w:ilvl="4" w:tplc="04090003" w:tentative="1">
+      <w:start w:val="1"/>
+      <w:numFmt w:val="bullet"/>
+      <w:lvlText w:val="o"/>
+      <w:lvlJc w:val="left"/>
+      <w:pPr>
+        <w:ind w:left="3600" w:hanging="360"/>
+      </w:pPr>
+      <w:rPr>
+        <w:rFonts w:ascii="Courier New" w:hAnsi="Courier New" w:cs="Courier New" w:hint="default"/>
+      </w:rPr>
+    </w:lvl>
+    <w:lvl w:ilvl="5" w:tplc="04090005" w:tentative="1">
+      <w:start w:val="1"/>
+      <w:numFmt w:val="bullet"/>
+      <w:lvlText w:val=""/>
+      <w:lvlJc w:val="left"/>
+      <w:pPr>
+        <w:ind w:left="4320" w:hanging="360"/>
+      </w:pPr>
+      <w:rPr>
+        <w:rFonts w:ascii="Wingdings" w:hAnsi="Wingdings" w:hint="default"/>
+      </w:rPr>
+    </w:lvl>
+    <w:lvl w:ilvl="6" w:tplc="04090001" w:tentative="1">
+      <w:start w:val="1"/>
+      <w:numFmt w:val="bullet"/>
+      <w:lvlText w:val=""/>
+      <w:lvlJc w:val="left"/>
+      <w:pPr>
+        <w:ind w:left="5040" w:hanging="360"/>
+      </w:pPr>
+      <w:rPr>
+        <w:rFonts w:ascii="Symbol" w:hAnsi="Symbol" w:hint="default"/>
+      </w:rPr>
+    </w:lvl>
+    <w:lvl w:ilvl="7" w:tplc="04090003" w:tentative="1">
+      <w:start w:val="1"/>
+      <w:numFmt w:val="bullet"/>
+      <w:lvlText w:val="o"/>
+      <w:lvlJc w:val="left"/>
+      <w:pPr>
+        <w:ind w:left="5760" w:hanging="360"/>
+      </w:pPr>
+      <w:rPr>
+        <w:rFonts w:ascii="Courier New" w:hAnsi="Courier New" w:cs="Courier New" w:hint="default"/>
+      </w:rPr>
+    </w:lvl>
+    <w:lvl w:ilvl="8" w:tplc="04090005" w:tentative="1">
+      <w:start w:val="1"/>
+      <w:numFmt w:val="bullet"/>
+      <w:lvlText w:val=""/>
+      <w:lvlJc w:val="left"/>
+      <w:pPr>
+        <w:ind w:left="6480" w:hanging="360"/>
+      </w:pPr>
+      <w:rPr>
+        <w:rFonts w:ascii="Wingdings" w:hAnsi="Wingdings" w:hint="default"/>
+      </w:rPr>
+    </w:lvl>
+  </w:abstractNum>
+  <w:abstractNum w:abstractNumId="6" w15:restartNumberingAfterBreak="0">
+    <w:nsid w:val="19BE4E2A"/>
+    <w:multiLevelType w:val="hybridMultilevel"/>
+    <w:tmpl w:val="AFFE4FA2"/>
+    <w:lvl w:ilvl="0" w:tplc="04090003">
+      <w:start w:val="1"/>
+      <w:numFmt w:val="bullet"/>
+      <w:lvlText w:val="o"/>
+      <w:lvlJc w:val="left"/>
+      <w:pPr>
+        <w:ind w:left="1080" w:hanging="360"/>
+      </w:pPr>
+      <w:rPr>
+        <w:rFonts w:ascii="Courier New" w:hAnsi="Courier New" w:cs="Courier New" w:hint="default"/>
+      </w:rPr>
+    </w:lvl>
+    <w:lvl w:ilvl="1" w:tplc="04090003" w:tentative="1">
+      <w:start w:val="1"/>
+      <w:numFmt w:val="bullet"/>
+      <w:lvlText w:val="o"/>
+      <w:lvlJc w:val="left"/>
+      <w:pPr>
+        <w:ind w:left="1800" w:hanging="360"/>
+      </w:pPr>
+      <w:rPr>
+        <w:rFonts w:ascii="Courier New" w:hAnsi="Courier New" w:cs="Courier New" w:hint="default"/>
+      </w:rPr>
+    </w:lvl>
+    <w:lvl w:ilvl="2" w:tplc="04090005" w:tentative="1">
+      <w:start w:val="1"/>
+      <w:numFmt w:val="bullet"/>
+      <w:lvlText w:val=""/>
+      <w:lvlJc w:val="left"/>
+      <w:pPr>
+        <w:ind w:left="2520" w:hanging="360"/>
+      </w:pPr>
+      <w:rPr>
+        <w:rFonts w:ascii="Wingdings" w:hAnsi="Wingdings" w:hint="default"/>
+      </w:rPr>
+    </w:lvl>
+    <w:lvl w:ilvl="3" w:tplc="04090001" w:tentative="1">
+      <w:start w:val="1"/>
+      <w:numFmt w:val="bullet"/>
+      <w:lvlText w:val=""/>
+      <w:lvlJc w:val="left"/>
+      <w:pPr>
+        <w:ind w:left="3240" w:hanging="360"/>
+      </w:pPr>
+      <w:rPr>
+        <w:rFonts w:ascii="Symbol" w:hAnsi="Symbol" w:hint="default"/>
+      </w:rPr>
+    </w:lvl>
+    <w:lvl w:ilvl="4" w:tplc="04090003" w:tentative="1">
+      <w:start w:val="1"/>
+      <w:numFmt w:val="bullet"/>
+      <w:lvlText w:val="o"/>
+      <w:lvlJc w:val="left"/>
+      <w:pPr>
+        <w:ind w:left="3960" w:hanging="360"/>
+      </w:pPr>
+      <w:rPr>
+        <w:rFonts w:ascii="Courier New" w:hAnsi="Courier New" w:cs="Courier New" w:hint="default"/>
+      </w:rPr>
+    </w:lvl>
+    <w:lvl w:ilvl="5" w:tplc="04090005" w:tentative="1">
+      <w:start w:val="1"/>
+      <w:numFmt w:val="bullet"/>
+      <w:lvlText w:val=""/>
+      <w:lvlJc w:val="left"/>
+      <w:pPr>
+        <w:ind w:left="4680" w:hanging="360"/>
+      </w:pPr>
+      <w:rPr>
+        <w:rFonts w:ascii="Wingdings" w:hAnsi="Wingdings" w:hint="default"/>
+      </w:rPr>
+    </w:lvl>
+    <w:lvl w:ilvl="6" w:tplc="04090001" w:tentative="1">
+      <w:start w:val="1"/>
+      <w:numFmt w:val="bullet"/>
+      <w:lvlText w:val=""/>
+      <w:lvlJc w:val="left"/>
+      <w:pPr>
+        <w:ind w:left="5400" w:hanging="360"/>
+      </w:pPr>
+      <w:rPr>
+        <w:rFonts w:ascii="Symbol" w:hAnsi="Symbol" w:hint="default"/>
+      </w:rPr>
+    </w:lvl>
+    <w:lvl w:ilvl="7" w:tplc="04090003" w:tentative="1">
+      <w:start w:val="1"/>
+      <w:numFmt w:val="bullet"/>
+      <w:lvlText w:val="o"/>
+      <w:lvlJc w:val="left"/>
+      <w:pPr>
+        <w:ind w:left="6120" w:hanging="360"/>
+      </w:pPr>
+      <w:rPr>
+        <w:rFonts w:ascii="Courier New" w:hAnsi="Courier New" w:cs="Courier New" w:hint="default"/>
+      </w:rPr>
+    </w:lvl>
+    <w:lvl w:ilvl="8" w:tplc="04090005" w:tentative="1">
+      <w:start w:val="1"/>
+      <w:numFmt w:val="bullet"/>
+      <w:lvlText w:val=""/>
+      <w:lvlJc w:val="left"/>
+      <w:pPr>
+        <w:ind w:left="6840" w:hanging="360"/>
+      </w:pPr>
+      <w:rPr>
+        <w:rFonts w:ascii="Wingdings" w:hAnsi="Wingdings" w:hint="default"/>
+      </w:rPr>
+    </w:lvl>
+  </w:abstractNum>
+  <w:abstractNum w:abstractNumId="7" w15:restartNumberingAfterBreak="0">
+    <w:nsid w:val="22413F68"/>
+    <w:multiLevelType w:val="hybridMultilevel"/>
+    <w:tmpl w:val="96CECF9C"/>
+    <w:lvl w:ilvl="0" w:tplc="04090001">
+      <w:start w:val="1"/>
+      <w:numFmt w:val="bullet"/>
+      <w:lvlText w:val=""/>
+      <w:lvlJc w:val="left"/>
+      <w:pPr>
+        <w:ind w:left="720" w:hanging="360"/>
+      </w:pPr>
+      <w:rPr>
+        <w:rFonts w:ascii="Symbol" w:hAnsi="Symbol" w:hint="default"/>
+      </w:rPr>
+    </w:lvl>
+    <w:lvl w:ilvl="1" w:tplc="04090003" w:tentative="1">
+      <w:start w:val="1"/>
+      <w:numFmt w:val="bullet"/>
+      <w:lvlText w:val="o"/>
+      <w:lvlJc w:val="left"/>
+      <w:pPr>
+        <w:ind w:left="1440" w:hanging="360"/>
+      </w:pPr>
+      <w:rPr>
+        <w:rFonts w:ascii="Courier New" w:hAnsi="Courier New" w:cs="Courier New" w:hint="default"/>
+      </w:rPr>
+    </w:lvl>
+    <w:lvl w:ilvl="2" w:tplc="04090005" w:tentative="1">
+      <w:start w:val="1"/>
+      <w:numFmt w:val="bullet"/>
+      <w:lvlText w:val=""/>
+      <w:lvlJc w:val="left"/>
+      <w:pPr>
+        <w:ind w:left="2160" w:hanging="360"/>
+      </w:pPr>
+      <w:rPr>
+        <w:rFonts w:ascii="Wingdings" w:hAnsi="Wingdings" w:hint="default"/>
+      </w:rPr>
+    </w:lvl>
+    <w:lvl w:ilvl="3" w:tplc="04090001" w:tentative="1">
+      <w:start w:val="1"/>
+      <w:numFmt w:val="bullet"/>
+      <w:lvlText w:val=""/>
+      <w:lvlJc w:val="left"/>
+      <w:pPr>
+        <w:ind w:left="2880" w:hanging="360"/>
+      </w:pPr>
+      <w:rPr>
+        <w:rFonts w:ascii="Symbol" w:hAnsi="Symbol" w:hint="default"/>
+      </w:rPr>
+    </w:lvl>
+    <w:lvl w:ilvl="4" w:tplc="04090003" w:tentative="1">
+      <w:start w:val="1"/>
+      <w:numFmt w:val="bullet"/>
+      <w:lvlText w:val="o"/>
+      <w:lvlJc w:val="left"/>
+      <w:pPr>
+        <w:ind w:left="3600" w:hanging="360"/>
+      </w:pPr>
+      <w:rPr>
+        <w:rFonts w:ascii="Courier New" w:hAnsi="Courier New" w:cs="Courier New" w:hint="default"/>
+      </w:rPr>
+    </w:lvl>
+    <w:lvl w:ilvl="5" w:tplc="04090005" w:tentative="1">
+      <w:start w:val="1"/>
+      <w:numFmt w:val="bullet"/>
+      <w:lvlText w:val=""/>
+      <w:lvlJc w:val="left"/>
+      <w:pPr>
+        <w:ind w:left="4320" w:hanging="360"/>
+      </w:pPr>
+      <w:rPr>
+        <w:rFonts w:ascii="Wingdings" w:hAnsi="Wingdings" w:hint="default"/>
+      </w:rPr>
+    </w:lvl>
+    <w:lvl w:ilvl="6" w:tplc="04090001" w:tentative="1">
+      <w:start w:val="1"/>
+      <w:numFmt w:val="bullet"/>
+      <w:lvlText w:val=""/>
+      <w:lvlJc w:val="left"/>
+      <w:pPr>
+        <w:ind w:left="5040" w:hanging="360"/>
+      </w:pPr>
+      <w:rPr>
+        <w:rFonts w:ascii="Symbol" w:hAnsi="Symbol" w:hint="default"/>
+      </w:rPr>
+    </w:lvl>
+    <w:lvl w:ilvl="7" w:tplc="04090003" w:tentative="1">
+      <w:start w:val="1"/>
+      <w:numFmt w:val="bullet"/>
+      <w:lvlText w:val="o"/>
+      <w:lvlJc w:val="left"/>
+      <w:pPr>
+        <w:ind w:left="5760" w:hanging="360"/>
+      </w:pPr>
+      <w:rPr>
+        <w:rFonts w:ascii="Courier New" w:hAnsi="Courier New" w:cs="Courier New" w:hint="default"/>
+      </w:rPr>
+    </w:lvl>
+    <w:lvl w:ilvl="8" w:tplc="04090005" w:tentative="1">
+      <w:start w:val="1"/>
+      <w:numFmt w:val="bullet"/>
+      <w:lvlText w:val=""/>
+      <w:lvlJc w:val="left"/>
+      <w:pPr>
+        <w:ind w:left="6480" w:hanging="360"/>
+      </w:pPr>
+      <w:rPr>
+        <w:rFonts w:ascii="Wingdings" w:hAnsi="Wingdings" w:hint="default"/>
+      </w:rPr>
+    </w:lvl>
+  </w:abstractNum>
+  <w:abstractNum w:abstractNumId="8" w15:restartNumberingAfterBreak="0">
+    <w:nsid w:val="2697179A"/>
+    <w:multiLevelType w:val="hybridMultilevel"/>
+    <w:tmpl w:val="60C8722A"/>
+    <w:lvl w:ilvl="0" w:tplc="04090001">
+      <w:start w:val="1"/>
+      <w:numFmt w:val="bullet"/>
+      <w:lvlText w:val=""/>
+      <w:lvlJc w:val="left"/>
+      <w:pPr>
+        <w:ind w:left="720" w:hanging="360"/>
+      </w:pPr>
+      <w:rPr>
+        <w:rFonts w:ascii="Symbol" w:hAnsi="Symbol" w:hint="default"/>
+      </w:rPr>
+    </w:lvl>
+    <w:lvl w:ilvl="1" w:tplc="04090003" w:tentative="1">
+      <w:start w:val="1"/>
+      <w:numFmt w:val="bullet"/>
+      <w:lvlText w:val="o"/>
+      <w:lvlJc w:val="left"/>
+      <w:pPr>
+        <w:ind w:left="1440" w:hanging="360"/>
+      </w:pPr>
+      <w:rPr>
+        <w:rFonts w:ascii="Courier New" w:hAnsi="Courier New" w:cs="Courier New" w:hint="default"/>
+      </w:rPr>
+    </w:lvl>
+    <w:lvl w:ilvl="2" w:tplc="04090005" w:tentative="1">
+      <w:start w:val="1"/>
+      <w:numFmt w:val="bullet"/>
+      <w:lvlText w:val=""/>
+      <w:lvlJc w:val="left"/>
+      <w:pPr>
+        <w:ind w:left="2160" w:hanging="360"/>
+      </w:pPr>
+      <w:rPr>
+        <w:rFonts w:ascii="Wingdings" w:hAnsi="Wingdings" w:hint="default"/>
+      </w:rPr>
+    </w:lvl>
+    <w:lvl w:ilvl="3" w:tplc="04090001" w:tentative="1">
+      <w:start w:val="1"/>
+      <w:numFmt w:val="bullet"/>
+      <w:lvlText w:val=""/>
+      <w:lvlJc w:val="left"/>
+      <w:pPr>
+        <w:ind w:left="2880" w:hanging="360"/>
+      </w:pPr>
+      <w:rPr>
+        <w:rFonts w:ascii="Symbol" w:hAnsi="Symbol" w:hint="default"/>
+      </w:rPr>
+    </w:lvl>
+    <w:lvl w:ilvl="4" w:tplc="04090003" w:tentative="1">
+      <w:start w:val="1"/>
+      <w:numFmt w:val="bullet"/>
+      <w:lvlText w:val="o"/>
+      <w:lvlJc w:val="left"/>
+      <w:pPr>
+        <w:ind w:left="3600" w:hanging="360"/>
+      </w:pPr>
+      <w:rPr>
+        <w:rFonts w:ascii="Courier New" w:hAnsi="Courier New" w:cs="Courier New" w:hint="default"/>
+      </w:rPr>
+    </w:lvl>
+    <w:lvl w:ilvl="5" w:tplc="04090005" w:tentative="1">
+      <w:start w:val="1"/>
+      <w:numFmt w:val="bullet"/>
+      <w:lvlText w:val=""/>
+      <w:lvlJc w:val="left"/>
+      <w:pPr>
+        <w:ind w:left="4320" w:hanging="360"/>
+      </w:pPr>
+      <w:rPr>
+        <w:rFonts w:ascii="Wingdings" w:hAnsi="Wingdings" w:hint="default"/>
+      </w:rPr>
+    </w:lvl>
+    <w:lvl w:ilvl="6" w:tplc="04090001" w:tentative="1">
+      <w:start w:val="1"/>
+      <w:numFmt w:val="bullet"/>
+      <w:lvlText w:val=""/>
+      <w:lvlJc w:val="left"/>
+      <w:pPr>
+        <w:ind w:left="5040" w:hanging="360"/>
+      </w:pPr>
+      <w:rPr>
+        <w:rFonts w:ascii="Symbol" w:hAnsi="Symbol" w:hint="default"/>
+      </w:rPr>
+    </w:lvl>
+    <w:lvl w:ilvl="7" w:tplc="04090003" w:tentative="1">
+      <w:start w:val="1"/>
+      <w:numFmt w:val="bullet"/>
+      <w:lvlText w:val="o"/>
+      <w:lvlJc w:val="left"/>
+      <w:pPr>
+        <w:ind w:left="5760" w:hanging="360"/>
+      </w:pPr>
+      <w:rPr>
+        <w:rFonts w:ascii="Courier New" w:hAnsi="Courier New" w:cs="Courier New" w:hint="default"/>
+      </w:rPr>
+    </w:lvl>
+    <w:lvl w:ilvl="8" w:tplc="04090005" w:tentative="1">
+      <w:start w:val="1"/>
+      <w:numFmt w:val="bullet"/>
+      <w:lvlText w:val=""/>
+      <w:lvlJc w:val="left"/>
+      <w:pPr>
+        <w:ind w:left="6480" w:hanging="360"/>
+      </w:pPr>
+      <w:rPr>
+        <w:rFonts w:ascii="Wingdings" w:hAnsi="Wingdings" w:hint="default"/>
+      </w:rPr>
+    </w:lvl>
+  </w:abstractNum>
+  <w:abstractNum w:abstractNumId="9" w15:restartNumberingAfterBreak="0">
+    <w:nsid w:val="28AB6556"/>
+    <w:multiLevelType w:val="hybridMultilevel"/>
+    <w:tmpl w:val="8514BF68"/>
+    <w:lvl w:ilvl="0" w:tplc="04090005">
+      <w:start w:val="1"/>
+      <w:numFmt w:val="bullet"/>
+      <w:lvlText w:val=""/>
+      <w:lvlJc w:val="left"/>
+      <w:pPr>
+        <w:ind w:left="1080" w:hanging="360"/>
+      </w:pPr>
+      <w:rPr>
+        <w:rFonts w:ascii="Wingdings" w:hAnsi="Wingdings" w:hint="default"/>
+      </w:rPr>
+    </w:lvl>
+    <w:lvl w:ilvl="1" w:tplc="04090003" w:tentative="1">
+      <w:start w:val="1"/>
+      <w:numFmt w:val="bullet"/>
+      <w:lvlText w:val="o"/>
+      <w:lvlJc w:val="left"/>
+      <w:pPr>
+        <w:ind w:left="1800" w:hanging="360"/>
+      </w:pPr>
+      <w:rPr>
+        <w:rFonts w:ascii="Courier New" w:hAnsi="Courier New" w:cs="Courier New" w:hint="default"/>
+      </w:rPr>
+    </w:lvl>
+    <w:lvl w:ilvl="2" w:tplc="04090005" w:tentative="1">
+      <w:start w:val="1"/>
+      <w:numFmt w:val="bullet"/>
+      <w:lvlText w:val=""/>
+      <w:lvlJc w:val="left"/>
+      <w:pPr>
+        <w:ind w:left="2520" w:hanging="360"/>
+      </w:pPr>
+      <w:rPr>
+        <w:rFonts w:ascii="Wingdings" w:hAnsi="Wingdings" w:hint="default"/>
+      </w:rPr>
+    </w:lvl>
+    <w:lvl w:ilvl="3" w:tplc="04090001" w:tentative="1">
+      <w:start w:val="1"/>
+      <w:numFmt w:val="bullet"/>
+      <w:lvlText w:val=""/>
+      <w:lvlJc w:val="left"/>
+      <w:pPr>
+        <w:ind w:left="3240" w:hanging="360"/>
+      </w:pPr>
+      <w:rPr>
+        <w:rFonts w:ascii="Symbol" w:hAnsi="Symbol" w:hint="default"/>
+      </w:rPr>
+    </w:lvl>
+    <w:lvl w:ilvl="4" w:tplc="04090003" w:tentative="1">
+      <w:start w:val="1"/>
+      <w:numFmt w:val="bullet"/>
+      <w:lvlText w:val="o"/>
+      <w:lvlJc w:val="left"/>
+      <w:pPr>
+        <w:ind w:left="3960" w:hanging="360"/>
+      </w:pPr>
+      <w:rPr>
+        <w:rFonts w:ascii="Courier New" w:hAnsi="Courier New" w:cs="Courier New" w:hint="default"/>
+      </w:rPr>
+    </w:lvl>
+    <w:lvl w:ilvl="5" w:tplc="04090005" w:tentative="1">
+      <w:start w:val="1"/>
+      <w:numFmt w:val="bullet"/>
+      <w:lvlText w:val=""/>
+      <w:lvlJc w:val="left"/>
+      <w:pPr>
+        <w:ind w:left="4680" w:hanging="360"/>
+      </w:pPr>
+      <w:rPr>
+        <w:rFonts w:ascii="Wingdings" w:hAnsi="Wingdings" w:hint="default"/>
+      </w:rPr>
+    </w:lvl>
+    <w:lvl w:ilvl="6" w:tplc="04090001" w:tentative="1">
+      <w:start w:val="1"/>
+      <w:numFmt w:val="bullet"/>
+      <w:lvlText w:val=""/>
+      <w:lvlJc w:val="left"/>
+      <w:pPr>
+        <w:ind w:left="5400" w:hanging="360"/>
+      </w:pPr>
+      <w:rPr>
+        <w:rFonts w:ascii="Symbol" w:hAnsi="Symbol" w:hint="default"/>
+      </w:rPr>
+    </w:lvl>
+    <w:lvl w:ilvl="7" w:tplc="04090003" w:tentative="1">
+      <w:start w:val="1"/>
+      <w:numFmt w:val="bullet"/>
+      <w:lvlText w:val="o"/>
+      <w:lvlJc w:val="left"/>
+      <w:pPr>
+        <w:ind w:left="6120" w:hanging="360"/>
+      </w:pPr>
+      <w:rPr>
+        <w:rFonts w:ascii="Courier New" w:hAnsi="Courier New" w:cs="Courier New" w:hint="default"/>
+      </w:rPr>
+    </w:lvl>
+    <w:lvl w:ilvl="8" w:tplc="04090005" w:tentative="1">
+      <w:start w:val="1"/>
+      <w:numFmt w:val="bullet"/>
+      <w:lvlText w:val=""/>
+      <w:lvlJc w:val="left"/>
+      <w:pPr>
+        <w:ind w:left="6840" w:hanging="360"/>
+      </w:pPr>
+      <w:rPr>
+        <w:rFonts w:ascii="Wingdings" w:hAnsi="Wingdings" w:hint="default"/>
+      </w:rPr>
+    </w:lvl>
+  </w:abstractNum>
+  <w:abstractNum w:abstractNumId="10" w15:restartNumberingAfterBreak="0">
+    <w:nsid w:val="2F0C2AB5"/>
+    <w:multiLevelType w:val="hybridMultilevel"/>
+    <w:tmpl w:val="3F503026"/>
+    <w:lvl w:ilvl="0" w:tplc="04090005">
+      <w:start w:val="1"/>
+      <w:numFmt w:val="bullet"/>
+      <w:lvlText w:val=""/>
+      <w:lvlJc w:val="left"/>
+      <w:pPr>
+        <w:ind w:left="1080" w:hanging="360"/>
+      </w:pPr>
+      <w:rPr>
+        <w:rFonts w:ascii="Wingdings" w:hAnsi="Wingdings" w:hint="default"/>
+      </w:rPr>
+    </w:lvl>
+    <w:lvl w:ilvl="1" w:tplc="04090003" w:tentative="1">
+      <w:start w:val="1"/>
+      <w:numFmt w:val="bullet"/>
+      <w:lvlText w:val="o"/>
+      <w:lvlJc w:val="left"/>
+      <w:pPr>
+        <w:ind w:left="1800" w:hanging="360"/>
+      </w:pPr>
+      <w:rPr>
+        <w:rFonts w:ascii="Courier New" w:hAnsi="Courier New" w:cs="Courier New" w:hint="default"/>
+      </w:rPr>
+    </w:lvl>
+    <w:lvl w:ilvl="2" w:tplc="04090005" w:tentative="1">
+      <w:start w:val="1"/>
+      <w:numFmt w:val="bullet"/>
+      <w:lvlText w:val=""/>
+      <w:lvlJc w:val="left"/>
+      <w:pPr>
+        <w:ind w:left="2520" w:hanging="360"/>
+      </w:pPr>
+      <w:rPr>
+        <w:rFonts w:ascii="Wingdings" w:hAnsi="Wingdings" w:hint="default"/>
+      </w:rPr>
+    </w:lvl>
+    <w:lvl w:ilvl="3" w:tplc="04090001" w:tentative="1">
+      <w:start w:val="1"/>
+      <w:numFmt w:val="bullet"/>
+      <w:lvlText w:val=""/>
+      <w:lvlJc w:val="left"/>
+      <w:pPr>
+        <w:ind w:left="3240" w:hanging="360"/>
+      </w:pPr>
+      <w:rPr>
+        <w:rFonts w:ascii="Symbol" w:hAnsi="Symbol" w:hint="default"/>
+      </w:rPr>
+    </w:lvl>
+    <w:lvl w:ilvl="4" w:tplc="04090003" w:tentative="1">
+      <w:start w:val="1"/>
+      <w:numFmt w:val="bullet"/>
+      <w:lvlText w:val="o"/>
+      <w:lvlJc w:val="left"/>
+      <w:pPr>
+        <w:ind w:left="3960" w:hanging="360"/>
+      </w:pPr>
+      <w:rPr>
+        <w:rFonts w:ascii="Courier New" w:hAnsi="Courier New" w:cs="Courier New" w:hint="default"/>
+      </w:rPr>
+    </w:lvl>
+    <w:lvl w:ilvl="5" w:tplc="04090005" w:tentative="1">
+      <w:start w:val="1"/>
+      <w:numFmt w:val="bullet"/>
+      <w:lvlText w:val=""/>
+      <w:lvlJc w:val="left"/>
+      <w:pPr>
+        <w:ind w:left="4680" w:hanging="360"/>
+      </w:pPr>
+      <w:rPr>
+        <w:rFonts w:ascii="Wingdings" w:hAnsi="Wingdings" w:hint="default"/>
+      </w:rPr>
+    </w:lvl>
+    <w:lvl w:ilvl="6" w:tplc="04090001" w:tentative="1">
+      <w:start w:val="1"/>
+      <w:numFmt w:val="bullet"/>
+      <w:lvlText w:val=""/>
+      <w:lvlJc w:val="left"/>
+      <w:pPr>
+        <w:ind w:left="5400" w:hanging="360"/>
+      </w:pPr>
+      <w:rPr>
+        <w:rFonts w:ascii="Symbol" w:hAnsi="Symbol" w:hint="default"/>
+      </w:rPr>
+    </w:lvl>
+    <w:lvl w:ilvl="7" w:tplc="04090003" w:tentative="1">
+      <w:start w:val="1"/>
+      <w:numFmt w:val="bullet"/>
+      <w:lvlText w:val="o"/>
+      <w:lvlJc w:val="left"/>
+      <w:pPr>
+        <w:ind w:left="6120" w:hanging="360"/>
+      </w:pPr>
+      <w:rPr>
+        <w:rFonts w:ascii="Courier New" w:hAnsi="Courier New" w:cs="Courier New" w:hint="default"/>
+      </w:rPr>
+    </w:lvl>
+    <w:lvl w:ilvl="8" w:tplc="04090005" w:tentative="1">
+      <w:start w:val="1"/>
+      <w:numFmt w:val="bullet"/>
+      <w:lvlText w:val=""/>
+      <w:lvlJc w:val="left"/>
+      <w:pPr>
+        <w:ind w:left="6840" w:hanging="360"/>
+      </w:pPr>
+      <w:rPr>
+        <w:rFonts w:ascii="Wingdings" w:hAnsi="Wingdings" w:hint="default"/>
+      </w:rPr>
+    </w:lvl>
+  </w:abstractNum>
+  <w:abstractNum w:abstractNumId="11" w15:restartNumberingAfterBreak="0">
+    <w:nsid w:val="30375830"/>
+    <w:multiLevelType w:val="hybridMultilevel"/>
+    <w:tmpl w:val="B98A8A82"/>
+    <w:lvl w:ilvl="0" w:tplc="04090005">
+      <w:start w:val="1"/>
+      <w:numFmt w:val="bullet"/>
+      <w:lvlText w:val=""/>
+      <w:lvlJc w:val="left"/>
+      <w:pPr>
+        <w:ind w:left="1080" w:hanging="360"/>
+      </w:pPr>
+      <w:rPr>
+        <w:rFonts w:ascii="Wingdings" w:hAnsi="Wingdings" w:hint="default"/>
+      </w:rPr>
+    </w:lvl>
+    <w:lvl w:ilvl="1" w:tplc="FFFFFFFF" w:tentative="1">
+      <w:start w:val="1"/>
+      <w:numFmt w:val="bullet"/>
+      <w:lvlText w:val="o"/>
+      <w:lvlJc w:val="left"/>
+      <w:pPr>
+        <w:ind w:left="1800" w:hanging="360"/>
+      </w:pPr>
+      <w:rPr>
+        <w:rFonts w:ascii="Courier New" w:hAnsi="Courier New" w:cs="Courier New" w:hint="default"/>
+      </w:rPr>
+    </w:lvl>
+    <w:lvl w:ilvl="2" w:tplc="FFFFFFFF" w:tentative="1">
+      <w:start w:val="1"/>
+      <w:numFmt w:val="bullet"/>
+      <w:lvlText w:val=""/>
+      <w:lvlJc w:val="left"/>
+      <w:pPr>
+        <w:ind w:left="2520" w:hanging="360"/>
+      </w:pPr>
+      <w:rPr>
+        <w:rFonts w:ascii="Wingdings" w:hAnsi="Wingdings" w:hint="default"/>
+      </w:rPr>
+    </w:lvl>
+    <w:lvl w:ilvl="3" w:tplc="FFFFFFFF" w:tentative="1">
+      <w:start w:val="1"/>
+      <w:numFmt w:val="bullet"/>
+      <w:lvlText w:val=""/>
+      <w:lvlJc w:val="left"/>
+      <w:pPr>
+        <w:ind w:left="3240" w:hanging="360"/>
+      </w:pPr>
+      <w:rPr>
+        <w:rFonts w:ascii="Symbol" w:hAnsi="Symbol" w:hint="default"/>
+      </w:rPr>
+    </w:lvl>
+    <w:lvl w:ilvl="4" w:tplc="FFFFFFFF" w:tentative="1">
+      <w:start w:val="1"/>
+      <w:numFmt w:val="bullet"/>
+      <w:lvlText w:val="o"/>
+      <w:lvlJc w:val="left"/>
+      <w:pPr>
+        <w:ind w:left="3960" w:hanging="360"/>
+      </w:pPr>
+      <w:rPr>
+        <w:rFonts w:ascii="Courier New" w:hAnsi="Courier New" w:cs="Courier New" w:hint="default"/>
+      </w:rPr>
+    </w:lvl>
+    <w:lvl w:ilvl="5" w:tplc="FFFFFFFF" w:tentative="1">
+      <w:start w:val="1"/>
+      <w:numFmt w:val="bullet"/>
+      <w:lvlText w:val=""/>
+      <w:lvlJc w:val="left"/>
+      <w:pPr>
+        <w:ind w:left="4680" w:hanging="360"/>
+      </w:pPr>
+      <w:rPr>
+        <w:rFonts w:ascii="Wingdings" w:hAnsi="Wingdings" w:hint="default"/>
+      </w:rPr>
+    </w:lvl>
+    <w:lvl w:ilvl="6" w:tplc="FFFFFFFF" w:tentative="1">
+      <w:start w:val="1"/>
+      <w:numFmt w:val="bullet"/>
+      <w:lvlText w:val=""/>
+      <w:lvlJc w:val="left"/>
+      <w:pPr>
+        <w:ind w:left="5400" w:hanging="360"/>
+      </w:pPr>
+      <w:rPr>
+        <w:rFonts w:ascii="Symbol" w:hAnsi="Symbol" w:hint="default"/>
+      </w:rPr>
+    </w:lvl>
+    <w:lvl w:ilvl="7" w:tplc="FFFFFFFF" w:tentative="1">
+      <w:start w:val="1"/>
+      <w:numFmt w:val="bullet"/>
+      <w:lvlText w:val="o"/>
+      <w:lvlJc w:val="left"/>
+      <w:pPr>
+        <w:ind w:left="6120" w:hanging="360"/>
+      </w:pPr>
+      <w:rPr>
+        <w:rFonts w:ascii="Courier New" w:hAnsi="Courier New" w:cs="Courier New" w:hint="default"/>
+      </w:rPr>
+    </w:lvl>
+    <w:lvl w:ilvl="8" w:tplc="FFFFFFFF" w:tentative="1">
+      <w:start w:val="1"/>
+      <w:numFmt w:val="bullet"/>
+      <w:lvlText w:val=""/>
+      <w:lvlJc w:val="left"/>
+      <w:pPr>
+        <w:ind w:left="6840" w:hanging="360"/>
+      </w:pPr>
+      <w:rPr>
+        <w:rFonts w:ascii="Wingdings" w:hAnsi="Wingdings" w:hint="default"/>
+      </w:rPr>
+    </w:lvl>
+  </w:abstractNum>
+  <w:abstractNum w:abstractNumId="12" w15:restartNumberingAfterBreak="0">
+    <w:nsid w:val="323F4C83"/>
+    <w:multiLevelType w:val="hybridMultilevel"/>
+    <w:tmpl w:val="F7AE6460"/>
+    <w:lvl w:ilvl="0" w:tplc="04090005">
+      <w:start w:val="1"/>
+      <w:numFmt w:val="bullet"/>
+      <w:lvlText w:val=""/>
+      <w:lvlJc w:val="left"/>
+      <w:pPr>
+        <w:ind w:left="1080" w:hanging="360"/>
+      </w:pPr>
+      <w:rPr>
+        <w:rFonts w:ascii="Wingdings" w:hAnsi="Wingdings" w:hint="default"/>
+      </w:rPr>
+    </w:lvl>
+    <w:lvl w:ilvl="1" w:tplc="04090003" w:tentative="1">
+      <w:start w:val="1"/>
+      <w:numFmt w:val="bullet"/>
+      <w:lvlText w:val="o"/>
+      <w:lvlJc w:val="left"/>
+      <w:pPr>
+        <w:ind w:left="1800" w:hanging="360"/>
+      </w:pPr>
+      <w:rPr>
+        <w:rFonts w:ascii="Courier New" w:hAnsi="Courier New" w:cs="Courier New" w:hint="default"/>
+      </w:rPr>
+    </w:lvl>
+    <w:lvl w:ilvl="2" w:tplc="04090005" w:tentative="1">
+      <w:start w:val="1"/>
+      <w:numFmt w:val="bullet"/>
+      <w:lvlText w:val=""/>
+      <w:lvlJc w:val="left"/>
+      <w:pPr>
+        <w:ind w:left="2520" w:hanging="360"/>
+      </w:pPr>
+      <w:rPr>
+        <w:rFonts w:ascii="Wingdings" w:hAnsi="Wingdings" w:hint="default"/>
+      </w:rPr>
+    </w:lvl>
+    <w:lvl w:ilvl="3" w:tplc="04090001" w:tentative="1">
+      <w:start w:val="1"/>
+      <w:numFmt w:val="bullet"/>
+      <w:lvlText w:val=""/>
+      <w:lvlJc w:val="left"/>
+      <w:pPr>
+        <w:ind w:left="3240" w:hanging="360"/>
+      </w:pPr>
+      <w:rPr>
+        <w:rFonts w:ascii="Symbol" w:hAnsi="Symbol" w:hint="default"/>
+      </w:rPr>
+    </w:lvl>
+    <w:lvl w:ilvl="4" w:tplc="04090003" w:tentative="1">
+      <w:start w:val="1"/>
+      <w:numFmt w:val="bullet"/>
+      <w:lvlText w:val="o"/>
+      <w:lvlJc w:val="left"/>
+      <w:pPr>
+        <w:ind w:left="3960" w:hanging="360"/>
+      </w:pPr>
+      <w:rPr>
+        <w:rFonts w:ascii="Courier New" w:hAnsi="Courier New" w:cs="Courier New" w:hint="default"/>
+      </w:rPr>
+    </w:lvl>
+    <w:lvl w:ilvl="5" w:tplc="04090005" w:tentative="1">
+      <w:start w:val="1"/>
+      <w:numFmt w:val="bullet"/>
+      <w:lvlText w:val=""/>
+      <w:lvlJc w:val="left"/>
+      <w:pPr>
+        <w:ind w:left="4680" w:hanging="360"/>
+      </w:pPr>
+      <w:rPr>
+        <w:rFonts w:ascii="Wingdings" w:hAnsi="Wingdings" w:hint="default"/>
+      </w:rPr>
+    </w:lvl>
+    <w:lvl w:ilvl="6" w:tplc="04090001" w:tentative="1">
+      <w:start w:val="1"/>
+      <w:numFmt w:val="bullet"/>
+      <w:lvlText w:val=""/>
+      <w:lvlJc w:val="left"/>
+      <w:pPr>
+        <w:ind w:left="5400" w:hanging="360"/>
+      </w:pPr>
+      <w:rPr>
+        <w:rFonts w:ascii="Symbol" w:hAnsi="Symbol" w:hint="default"/>
+      </w:rPr>
+    </w:lvl>
+    <w:lvl w:ilvl="7" w:tplc="04090003" w:tentative="1">
+      <w:start w:val="1"/>
+      <w:numFmt w:val="bullet"/>
+      <w:lvlText w:val="o"/>
+      <w:lvlJc w:val="left"/>
+      <w:pPr>
+        <w:ind w:left="6120" w:hanging="360"/>
+      </w:pPr>
+      <w:rPr>
+        <w:rFonts w:ascii="Courier New" w:hAnsi="Courier New" w:cs="Courier New" w:hint="default"/>
+      </w:rPr>
+    </w:lvl>
+    <w:lvl w:ilvl="8" w:tplc="04090005" w:tentative="1">
+      <w:start w:val="1"/>
+      <w:numFmt w:val="bullet"/>
+      <w:lvlText w:val=""/>
+      <w:lvlJc w:val="left"/>
+      <w:pPr>
+        <w:ind w:left="6840" w:hanging="360"/>
+      </w:pPr>
+      <w:rPr>
+        <w:rFonts w:ascii="Wingdings" w:hAnsi="Wingdings" w:hint="default"/>
+      </w:rPr>
+    </w:lvl>
+  </w:abstractNum>
+  <w:abstractNum w:abstractNumId="13" w15:restartNumberingAfterBreak="0">
+    <w:nsid w:val="396C16B0"/>
+    <w:multiLevelType w:val="hybridMultilevel"/>
+    <w:tmpl w:val="19289018"/>
+    <w:lvl w:ilvl="0" w:tplc="04090005">
+      <w:start w:val="1"/>
+      <w:numFmt w:val="bullet"/>
+      <w:lvlText w:val=""/>
+      <w:lvlJc w:val="left"/>
+      <w:pPr>
+        <w:ind w:left="1080" w:hanging="360"/>
+      </w:pPr>
+      <w:rPr>
+        <w:rFonts w:ascii="Wingdings" w:hAnsi="Wingdings" w:hint="default"/>
+      </w:rPr>
+    </w:lvl>
+    <w:lvl w:ilvl="1" w:tplc="04090003" w:tentative="1">
+      <w:start w:val="1"/>
+      <w:numFmt w:val="bullet"/>
+      <w:lvlText w:val="o"/>
+      <w:lvlJc w:val="left"/>
+      <w:pPr>
+        <w:ind w:left="1800" w:hanging="360"/>
+      </w:pPr>
+      <w:rPr>
+        <w:rFonts w:ascii="Courier New" w:hAnsi="Courier New" w:cs="Courier New" w:hint="default"/>
+      </w:rPr>
+    </w:lvl>
+    <w:lvl w:ilvl="2" w:tplc="04090005" w:tentative="1">
+      <w:start w:val="1"/>
+      <w:numFmt w:val="bullet"/>
+      <w:lvlText w:val=""/>
+      <w:lvlJc w:val="left"/>
+      <w:pPr>
+        <w:ind w:left="2520" w:hanging="360"/>
+      </w:pPr>
+      <w:rPr>
+        <w:rFonts w:ascii="Wingdings" w:hAnsi="Wingdings" w:hint="default"/>
+      </w:rPr>
+    </w:lvl>
+    <w:lvl w:ilvl="3" w:tplc="04090001" w:tentative="1">
+      <w:start w:val="1"/>
+      <w:numFmt w:val="bullet"/>
+      <w:lvlText w:val=""/>
+      <w:lvlJc w:val="left"/>
+      <w:pPr>
+        <w:ind w:left="3240" w:hanging="360"/>
+      </w:pPr>
+      <w:rPr>
+        <w:rFonts w:ascii="Symbol" w:hAnsi="Symbol" w:hint="default"/>
+      </w:rPr>
+    </w:lvl>
+    <w:lvl w:ilvl="4" w:tplc="04090003" w:tentative="1">
+      <w:start w:val="1"/>
+      <w:numFmt w:val="bullet"/>
+      <w:lvlText w:val="o"/>
+      <w:lvlJc w:val="left"/>
+      <w:pPr>
+        <w:ind w:left="3960" w:hanging="360"/>
+      </w:pPr>
+      <w:rPr>
+        <w:rFonts w:ascii="Courier New" w:hAnsi="Courier New" w:cs="Courier New" w:hint="default"/>
+      </w:rPr>
+    </w:lvl>
+    <w:lvl w:ilvl="5" w:tplc="04090005" w:tentative="1">
+      <w:start w:val="1"/>
+      <w:numFmt w:val="bullet"/>
+      <w:lvlText w:val=""/>
+      <w:lvlJc w:val="left"/>
+      <w:pPr>
+        <w:ind w:left="4680" w:hanging="360"/>
+      </w:pPr>
+      <w:rPr>
+        <w:rFonts w:ascii="Wingdings" w:hAnsi="Wingdings" w:hint="default"/>
+      </w:rPr>
+    </w:lvl>
+    <w:lvl w:ilvl="6" w:tplc="04090001" w:tentative="1">
+      <w:start w:val="1"/>
+      <w:numFmt w:val="bullet"/>
+      <w:lvlText w:val=""/>
+      <w:lvlJc w:val="left"/>
+      <w:pPr>
+        <w:ind w:left="5400" w:hanging="360"/>
+      </w:pPr>
+      <w:rPr>
+        <w:rFonts w:ascii="Symbol" w:hAnsi="Symbol" w:hint="default"/>
+      </w:rPr>
+    </w:lvl>
+    <w:lvl w:ilvl="7" w:tplc="04090003" w:tentative="1">
+      <w:start w:val="1"/>
+      <w:numFmt w:val="bullet"/>
+      <w:lvlText w:val="o"/>
+      <w:lvlJc w:val="left"/>
+      <w:pPr>
+        <w:ind w:left="6120" w:hanging="360"/>
+      </w:pPr>
+      <w:rPr>
+        <w:rFonts w:ascii="Courier New" w:hAnsi="Courier New" w:cs="Courier New" w:hint="default"/>
+      </w:rPr>
+    </w:lvl>
+    <w:lvl w:ilvl="8" w:tplc="04090005" w:tentative="1">
+      <w:start w:val="1"/>
+      <w:numFmt w:val="bullet"/>
+      <w:lvlText w:val=""/>
+      <w:lvlJc w:val="left"/>
+      <w:pPr>
+        <w:ind w:left="6840" w:hanging="360"/>
+      </w:pPr>
+      <w:rPr>
+        <w:rFonts w:ascii="Wingdings" w:hAnsi="Wingdings" w:hint="default"/>
+      </w:rPr>
+    </w:lvl>
+  </w:abstractNum>
+  <w:abstractNum w:abstractNumId="14" w15:restartNumberingAfterBreak="0">
+    <w:nsid w:val="3A242734"/>
+    <w:multiLevelType w:val="hybridMultilevel"/>
+    <w:tmpl w:val="3B5CB518"/>
+    <w:lvl w:ilvl="0" w:tplc="04090001">
+      <w:start w:val="1"/>
+      <w:numFmt w:val="bullet"/>
+      <w:lvlText w:val=""/>
+      <w:lvlJc w:val="left"/>
+      <w:pPr>
+        <w:ind w:left="720" w:hanging="360"/>
+      </w:pPr>
+      <w:rPr>
+        <w:rFonts w:ascii="Symbol" w:hAnsi="Symbol" w:hint="default"/>
+      </w:rPr>
+    </w:lvl>
+    <w:lvl w:ilvl="1" w:tplc="04090003" w:tentative="1">
+      <w:start w:val="1"/>
+      <w:numFmt w:val="bullet"/>
+      <w:lvlText w:val="o"/>
+      <w:lvlJc w:val="left"/>
+      <w:pPr>
+        <w:ind w:left="1440" w:hanging="360"/>
+      </w:pPr>
+      <w:rPr>
+        <w:rFonts w:ascii="Courier New" w:hAnsi="Courier New" w:cs="Courier New" w:hint="default"/>
+      </w:rPr>
+    </w:lvl>
+    <w:lvl w:ilvl="2" w:tplc="04090005" w:tentative="1">
+      <w:start w:val="1"/>
+      <w:numFmt w:val="bullet"/>
+      <w:lvlText w:val=""/>
+      <w:lvlJc w:val="left"/>
+      <w:pPr>
+        <w:ind w:left="2160" w:hanging="360"/>
+      </w:pPr>
+      <w:rPr>
+        <w:rFonts w:ascii="Wingdings" w:hAnsi="Wingdings" w:hint="default"/>
+      </w:rPr>
+    </w:lvl>
+    <w:lvl w:ilvl="3" w:tplc="04090001" w:tentative="1">
+      <w:start w:val="1"/>
+      <w:numFmt w:val="bullet"/>
+      <w:lvlText w:val=""/>
+      <w:lvlJc w:val="left"/>
+      <w:pPr>
+        <w:ind w:left="2880" w:hanging="360"/>
+      </w:pPr>
+      <w:rPr>
+        <w:rFonts w:ascii="Symbol" w:hAnsi="Symbol" w:hint="default"/>
+      </w:rPr>
+    </w:lvl>
+    <w:lvl w:ilvl="4" w:tplc="04090003" w:tentative="1">
+      <w:start w:val="1"/>
+      <w:numFmt w:val="bullet"/>
+      <w:lvlText w:val="o"/>
+      <w:lvlJc w:val="left"/>
+      <w:pPr>
+        <w:ind w:left="3600" w:hanging="360"/>
+      </w:pPr>
+      <w:rPr>
+        <w:rFonts w:ascii="Courier New" w:hAnsi="Courier New" w:cs="Courier New" w:hint="default"/>
+      </w:rPr>
+    </w:lvl>
+    <w:lvl w:ilvl="5" w:tplc="04090005" w:tentative="1">
+      <w:start w:val="1"/>
+      <w:numFmt w:val="bullet"/>
+      <w:lvlText w:val=""/>
+      <w:lvlJc w:val="left"/>
+      <w:pPr>
+        <w:ind w:left="4320" w:hanging="360"/>
+      </w:pPr>
+      <w:rPr>
+        <w:rFonts w:ascii="Wingdings" w:hAnsi="Wingdings" w:hint="default"/>
+      </w:rPr>
+    </w:lvl>
+    <w:lvl w:ilvl="6" w:tplc="04090001" w:tentative="1">
+      <w:start w:val="1"/>
+      <w:numFmt w:val="bullet"/>
+      <w:lvlText w:val=""/>
+      <w:lvlJc w:val="left"/>
+      <w:pPr>
+        <w:ind w:left="5040" w:hanging="360"/>
+      </w:pPr>
+      <w:rPr>
+        <w:rFonts w:ascii="Symbol" w:hAnsi="Symbol" w:hint="default"/>
+      </w:rPr>
+    </w:lvl>
+    <w:lvl w:ilvl="7" w:tplc="04090003" w:tentative="1">
+      <w:start w:val="1"/>
+      <w:numFmt w:val="bullet"/>
+      <w:lvlText w:val="o"/>
+      <w:lvlJc w:val="left"/>
+      <w:pPr>
+        <w:ind w:left="5760" w:hanging="360"/>
+      </w:pPr>
+      <w:rPr>
+        <w:rFonts w:ascii="Courier New" w:hAnsi="Courier New" w:cs="Courier New" w:hint="default"/>
+      </w:rPr>
+    </w:lvl>
+    <w:lvl w:ilvl="8" w:tplc="04090005" w:tentative="1">
+      <w:start w:val="1"/>
+      <w:numFmt w:val="bullet"/>
+      <w:lvlText w:val=""/>
+      <w:lvlJc w:val="left"/>
+      <w:pPr>
+        <w:ind w:left="6480" w:hanging="360"/>
+      </w:pPr>
+      <w:rPr>
+        <w:rFonts w:ascii="Wingdings" w:hAnsi="Wingdings" w:hint="default"/>
+      </w:rPr>
+    </w:lvl>
+  </w:abstractNum>
+  <w:abstractNum w:abstractNumId="15" w15:restartNumberingAfterBreak="0">
+    <w:nsid w:val="3B9E4E5C"/>
+    <w:multiLevelType w:val="hybridMultilevel"/>
+    <w:tmpl w:val="E2A0D4EC"/>
+    <w:lvl w:ilvl="0" w:tplc="04090005">
+      <w:start w:val="1"/>
+      <w:numFmt w:val="bullet"/>
+      <w:lvlText w:val=""/>
+      <w:lvlJc w:val="left"/>
+      <w:pPr>
+        <w:ind w:left="720" w:hanging="360"/>
+      </w:pPr>
+      <w:rPr>
+        <w:rFonts w:ascii="Wingdings" w:hAnsi="Wingdings" w:hint="default"/>
+      </w:rPr>
+    </w:lvl>
+    <w:lvl w:ilvl="1" w:tplc="04090003" w:tentative="1">
+      <w:start w:val="1"/>
+      <w:numFmt w:val="bullet"/>
+      <w:lvlText w:val="o"/>
+      <w:lvlJc w:val="left"/>
+      <w:pPr>
+        <w:ind w:left="1440" w:hanging="360"/>
+      </w:pPr>
+      <w:rPr>
+        <w:rFonts w:ascii="Courier New" w:hAnsi="Courier New" w:cs="Courier New" w:hint="default"/>
+      </w:rPr>
+    </w:lvl>
+    <w:lvl w:ilvl="2" w:tplc="04090005" w:tentative="1">
+      <w:start w:val="1"/>
+      <w:numFmt w:val="bullet"/>
+      <w:lvlText w:val=""/>
+      <w:lvlJc w:val="left"/>
+      <w:pPr>
+        <w:ind w:left="2160" w:hanging="360"/>
+      </w:pPr>
+      <w:rPr>
+        <w:rFonts w:ascii="Wingdings" w:hAnsi="Wingdings" w:hint="default"/>
+      </w:rPr>
+    </w:lvl>
+    <w:lvl w:ilvl="3" w:tplc="04090001" w:tentative="1">
+      <w:start w:val="1"/>
+      <w:numFmt w:val="bullet"/>
+      <w:lvlText w:val=""/>
+      <w:lvlJc w:val="left"/>
+      <w:pPr>
+        <w:ind w:left="2880" w:hanging="360"/>
+      </w:pPr>
+      <w:rPr>
+        <w:rFonts w:ascii="Symbol" w:hAnsi="Symbol" w:hint="default"/>
+      </w:rPr>
+    </w:lvl>
+    <w:lvl w:ilvl="4" w:tplc="04090003" w:tentative="1">
+      <w:start w:val="1"/>
+      <w:numFmt w:val="bullet"/>
+      <w:lvlText w:val="o"/>
+      <w:lvlJc w:val="left"/>
+      <w:pPr>
+        <w:ind w:left="3600" w:hanging="360"/>
+      </w:pPr>
+      <w:rPr>
+        <w:rFonts w:ascii="Courier New" w:hAnsi="Courier New" w:cs="Courier New" w:hint="default"/>
+      </w:rPr>
+    </w:lvl>
+    <w:lvl w:ilvl="5" w:tplc="04090005" w:tentative="1">
+      <w:start w:val="1"/>
+      <w:numFmt w:val="bullet"/>
+      <w:lvlText w:val=""/>
+      <w:lvlJc w:val="left"/>
+      <w:pPr>
+        <w:ind w:left="4320" w:hanging="360"/>
+      </w:pPr>
+      <w:rPr>
+        <w:rFonts w:ascii="Wingdings" w:hAnsi="Wingdings" w:hint="default"/>
+      </w:rPr>
+    </w:lvl>
+    <w:lvl w:ilvl="6" w:tplc="04090001" w:tentative="1">
+      <w:start w:val="1"/>
+      <w:numFmt w:val="bullet"/>
+      <w:lvlText w:val=""/>
+      <w:lvlJc w:val="left"/>
+      <w:pPr>
+        <w:ind w:left="5040" w:hanging="360"/>
+      </w:pPr>
+      <w:rPr>
+        <w:rFonts w:ascii="Symbol" w:hAnsi="Symbol" w:hint="default"/>
+      </w:rPr>
+    </w:lvl>
+    <w:lvl w:ilvl="7" w:tplc="04090003" w:tentative="1">
+      <w:start w:val="1"/>
+      <w:numFmt w:val="bullet"/>
+      <w:lvlText w:val="o"/>
+      <w:lvlJc w:val="left"/>
+      <w:pPr>
+        <w:ind w:left="5760" w:hanging="360"/>
+      </w:pPr>
+      <w:rPr>
+        <w:rFonts w:ascii="Courier New" w:hAnsi="Courier New" w:cs="Courier New" w:hint="default"/>
+      </w:rPr>
+    </w:lvl>
+    <w:lvl w:ilvl="8" w:tplc="04090005" w:tentative="1">
+      <w:start w:val="1"/>
+      <w:numFmt w:val="bullet"/>
+      <w:lvlText w:val=""/>
+      <w:lvlJc w:val="left"/>
+      <w:pPr>
+        <w:ind w:left="6480" w:hanging="360"/>
+      </w:pPr>
+      <w:rPr>
+        <w:rFonts w:ascii="Wingdings" w:hAnsi="Wingdings" w:hint="default"/>
+      </w:rPr>
+    </w:lvl>
+  </w:abstractNum>
+  <w:abstractNum w:abstractNumId="16" w15:restartNumberingAfterBreak="0">
+    <w:nsid w:val="3C2508E3"/>
+    <w:multiLevelType w:val="hybridMultilevel"/>
+    <w:tmpl w:val="8480AFB8"/>
+    <w:lvl w:ilvl="0" w:tplc="04090003">
+      <w:start w:val="1"/>
+      <w:numFmt w:val="bullet"/>
+      <w:lvlText w:val="o"/>
+      <w:lvlJc w:val="left"/>
+      <w:pPr>
+        <w:ind w:left="720" w:hanging="360"/>
+      </w:pPr>
+      <w:rPr>
+        <w:rFonts w:ascii="Courier New" w:hAnsi="Courier New" w:cs="Courier New" w:hint="default"/>
+      </w:rPr>
+    </w:lvl>
+    <w:lvl w:ilvl="1" w:tplc="FFFFFFFF" w:tentative="1">
+      <w:start w:val="1"/>
+      <w:numFmt w:val="bullet"/>
+      <w:lvlText w:val="o"/>
+      <w:lvlJc w:val="left"/>
+      <w:pPr>
+        <w:ind w:left="1440" w:hanging="360"/>
+      </w:pPr>
+      <w:rPr>
+        <w:rFonts w:ascii="Courier New" w:hAnsi="Courier New" w:cs="Courier New" w:hint="default"/>
+      </w:rPr>
+    </w:lvl>
+    <w:lvl w:ilvl="2" w:tplc="FFFFFFFF" w:tentative="1">
+      <w:start w:val="1"/>
+      <w:numFmt w:val="bullet"/>
+      <w:lvlText w:val=""/>
+      <w:lvlJc w:val="left"/>
+      <w:pPr>
+        <w:ind w:left="2160" w:hanging="360"/>
+      </w:pPr>
+      <w:rPr>
+        <w:rFonts w:ascii="Wingdings" w:hAnsi="Wingdings" w:hint="default"/>
+      </w:rPr>
+    </w:lvl>
+    <w:lvl w:ilvl="3" w:tplc="FFFFFFFF" w:tentative="1">
+      <w:start w:val="1"/>
+      <w:numFmt w:val="bullet"/>
+      <w:lvlText w:val=""/>
+      <w:lvlJc w:val="left"/>
+      <w:pPr>
+        <w:ind w:left="2880" w:hanging="360"/>
+      </w:pPr>
+      <w:rPr>
+        <w:rFonts w:ascii="Symbol" w:hAnsi="Symbol" w:hint="default"/>
+      </w:rPr>
+    </w:lvl>
+    <w:lvl w:ilvl="4" w:tplc="FFFFFFFF" w:tentative="1">
+      <w:start w:val="1"/>
+      <w:numFmt w:val="bullet"/>
+      <w:lvlText w:val="o"/>
+      <w:lvlJc w:val="left"/>
+      <w:pPr>
+        <w:ind w:left="3600" w:hanging="360"/>
+      </w:pPr>
+      <w:rPr>
+        <w:rFonts w:ascii="Courier New" w:hAnsi="Courier New" w:cs="Courier New" w:hint="default"/>
+      </w:rPr>
+    </w:lvl>
+    <w:lvl w:ilvl="5" w:tplc="FFFFFFFF" w:tentative="1">
+      <w:start w:val="1"/>
+      <w:numFmt w:val="bullet"/>
+      <w:lvlText w:val=""/>
+      <w:lvlJc w:val="left"/>
+      <w:pPr>
+        <w:ind w:left="4320" w:hanging="360"/>
+      </w:pPr>
+      <w:rPr>
+        <w:rFonts w:ascii="Wingdings" w:hAnsi="Wingdings" w:hint="default"/>
+      </w:rPr>
+    </w:lvl>
+    <w:lvl w:ilvl="6" w:tplc="FFFFFFFF" w:tentative="1">
+      <w:start w:val="1"/>
+      <w:numFmt w:val="bullet"/>
+      <w:lvlText w:val=""/>
+      <w:lvlJc w:val="left"/>
+      <w:pPr>
+        <w:ind w:left="5040" w:hanging="360"/>
+      </w:pPr>
+      <w:rPr>
+        <w:rFonts w:ascii="Symbol" w:hAnsi="Symbol" w:hint="default"/>
+      </w:rPr>
+    </w:lvl>
+    <w:lvl w:ilvl="7" w:tplc="FFFFFFFF" w:tentative="1">
+      <w:start w:val="1"/>
+      <w:numFmt w:val="bullet"/>
+      <w:lvlText w:val="o"/>
+      <w:lvlJc w:val="left"/>
+      <w:pPr>
+        <w:ind w:left="5760" w:hanging="360"/>
+      </w:pPr>
+      <w:rPr>
+        <w:rFonts w:ascii="Courier New" w:hAnsi="Courier New" w:cs="Courier New" w:hint="default"/>
+      </w:rPr>
+    </w:lvl>
+    <w:lvl w:ilvl="8" w:tplc="FFFFFFFF" w:tentative="1">
+      <w:start w:val="1"/>
+      <w:numFmt w:val="bullet"/>
+      <w:lvlText w:val=""/>
+      <w:lvlJc w:val="left"/>
+      <w:pPr>
+        <w:ind w:left="6480" w:hanging="360"/>
+      </w:pPr>
+      <w:rPr>
+        <w:rFonts w:ascii="Wingdings" w:hAnsi="Wingdings" w:hint="default"/>
+      </w:rPr>
+    </w:lvl>
+  </w:abstractNum>
+  <w:abstractNum w:abstractNumId="17" w15:restartNumberingAfterBreak="0">
+    <w:nsid w:val="47B40C5E"/>
+    <w:multiLevelType w:val="hybridMultilevel"/>
+    <w:tmpl w:val="6430F76E"/>
+    <w:lvl w:ilvl="0" w:tplc="04090003">
+      <w:start w:val="1"/>
+      <w:numFmt w:val="bullet"/>
+      <w:lvlText w:val="o"/>
+      <w:lvlJc w:val="left"/>
+      <w:pPr>
+        <w:ind w:left="720" w:hanging="360"/>
+      </w:pPr>
+      <w:rPr>
+        <w:rFonts w:ascii="Courier New" w:hAnsi="Courier New" w:cs="Courier New" w:hint="default"/>
+      </w:rPr>
+    </w:lvl>
+    <w:lvl w:ilvl="1" w:tplc="04090003" w:tentative="1">
+      <w:start w:val="1"/>
+      <w:numFmt w:val="bullet"/>
+      <w:lvlText w:val="o"/>
+      <w:lvlJc w:val="left"/>
+      <w:pPr>
+        <w:ind w:left="1440" w:hanging="360"/>
+      </w:pPr>
+      <w:rPr>
+        <w:rFonts w:ascii="Courier New" w:hAnsi="Courier New" w:cs="Courier New" w:hint="default"/>
+      </w:rPr>
+    </w:lvl>
+    <w:lvl w:ilvl="2" w:tplc="04090005" w:tentative="1">
+      <w:start w:val="1"/>
+      <w:numFmt w:val="bullet"/>
+      <w:lvlText w:val=""/>
+      <w:lvlJc w:val="left"/>
+      <w:pPr>
+        <w:ind w:left="2160" w:hanging="360"/>
+      </w:pPr>
+      <w:rPr>
+        <w:rFonts w:ascii="Wingdings" w:hAnsi="Wingdings" w:hint="default"/>
+      </w:rPr>
+    </w:lvl>
+    <w:lvl w:ilvl="3" w:tplc="04090001" w:tentative="1">
+      <w:start w:val="1"/>
+      <w:numFmt w:val="bullet"/>
+      <w:lvlText w:val=""/>
+      <w:lvlJc w:val="left"/>
+      <w:pPr>
+        <w:ind w:left="2880" w:hanging="360"/>
+      </w:pPr>
+      <w:rPr>
+        <w:rFonts w:ascii="Symbol" w:hAnsi="Symbol" w:hint="default"/>
+      </w:rPr>
+    </w:lvl>
+    <w:lvl w:ilvl="4" w:tplc="04090003" w:tentative="1">
+      <w:start w:val="1"/>
+      <w:numFmt w:val="bullet"/>
+      <w:lvlText w:val="o"/>
+      <w:lvlJc w:val="left"/>
+      <w:pPr>
+        <w:ind w:left="3600" w:hanging="360"/>
+      </w:pPr>
+      <w:rPr>
+        <w:rFonts w:ascii="Courier New" w:hAnsi="Courier New" w:cs="Courier New" w:hint="default"/>
+      </w:rPr>
+    </w:lvl>
+    <w:lvl w:ilvl="5" w:tplc="04090005" w:tentative="1">
+      <w:start w:val="1"/>
+      <w:numFmt w:val="bullet"/>
+      <w:lvlText w:val=""/>
+      <w:lvlJc w:val="left"/>
+      <w:pPr>
+        <w:ind w:left="4320" w:hanging="360"/>
+      </w:pPr>
+      <w:rPr>
+        <w:rFonts w:ascii="Wingdings" w:hAnsi="Wingdings" w:hint="default"/>
+      </w:rPr>
+    </w:lvl>
+    <w:lvl w:ilvl="6" w:tplc="04090001" w:tentative="1">
+      <w:start w:val="1"/>
+      <w:numFmt w:val="bullet"/>
+      <w:lvlText w:val=""/>
+      <w:lvlJc w:val="left"/>
+      <w:pPr>
+        <w:ind w:left="5040" w:hanging="360"/>
+      </w:pPr>
+      <w:rPr>
+        <w:rFonts w:ascii="Symbol" w:hAnsi="Symbol" w:hint="default"/>
+      </w:rPr>
+    </w:lvl>
+    <w:lvl w:ilvl="7" w:tplc="04090003" w:tentative="1">
+      <w:start w:val="1"/>
+      <w:numFmt w:val="bullet"/>
+      <w:lvlText w:val="o"/>
+      <w:lvlJc w:val="left"/>
+      <w:pPr>
+        <w:ind w:left="5760" w:hanging="360"/>
+      </w:pPr>
+      <w:rPr>
+        <w:rFonts w:ascii="Courier New" w:hAnsi="Courier New" w:cs="Courier New" w:hint="default"/>
+      </w:rPr>
+    </w:lvl>
+    <w:lvl w:ilvl="8" w:tplc="04090005" w:tentative="1">
+      <w:start w:val="1"/>
+      <w:numFmt w:val="bullet"/>
+      <w:lvlText w:val=""/>
+      <w:lvlJc w:val="left"/>
+      <w:pPr>
+        <w:ind w:left="6480" w:hanging="360"/>
+      </w:pPr>
+      <w:rPr>
+        <w:rFonts w:ascii="Wingdings" w:hAnsi="Wingdings" w:hint="default"/>
+      </w:rPr>
+    </w:lvl>
+  </w:abstractNum>
+  <w:abstractNum w:abstractNumId="18" w15:restartNumberingAfterBreak="0">
+    <w:nsid w:val="49F20AD7"/>
+    <w:multiLevelType w:val="hybridMultilevel"/>
+    <w:tmpl w:val="3B3E2452"/>
+    <w:lvl w:ilvl="0" w:tplc="04090001">
+      <w:start w:val="1"/>
+      <w:numFmt w:val="bullet"/>
+      <w:lvlText w:val=""/>
+      <w:lvlJc w:val="left"/>
+      <w:pPr>
+        <w:ind w:left="720" w:hanging="360"/>
+      </w:pPr>
+      <w:rPr>
+        <w:rFonts w:ascii="Symbol" w:hAnsi="Symbol" w:hint="default"/>
+      </w:rPr>
+    </w:lvl>
+    <w:lvl w:ilvl="1" w:tplc="04090003" w:tentative="1">
+      <w:start w:val="1"/>
+      <w:numFmt w:val="bullet"/>
+      <w:lvlText w:val="o"/>
+      <w:lvlJc w:val="left"/>
+      <w:pPr>
+        <w:ind w:left="1440" w:hanging="360"/>
+      </w:pPr>
+      <w:rPr>
+        <w:rFonts w:ascii="Courier New" w:hAnsi="Courier New" w:cs="Courier New" w:hint="default"/>
+      </w:rPr>
+    </w:lvl>
+    <w:lvl w:ilvl="2" w:tplc="04090005" w:tentative="1">
+      <w:start w:val="1"/>
+      <w:numFmt w:val="bullet"/>
+      <w:lvlText w:val=""/>
+      <w:lvlJc w:val="left"/>
+      <w:pPr>
+        <w:ind w:left="2160" w:hanging="360"/>
+      </w:pPr>
+      <w:rPr>
+        <w:rFonts w:ascii="Wingdings" w:hAnsi="Wingdings" w:hint="default"/>
+      </w:rPr>
+    </w:lvl>
+    <w:lvl w:ilvl="3" w:tplc="04090001" w:tentative="1">
+      <w:start w:val="1"/>
+      <w:numFmt w:val="bullet"/>
+      <w:lvlText w:val=""/>
+      <w:lvlJc w:val="left"/>
+      <w:pPr>
+        <w:ind w:left="2880" w:hanging="360"/>
+      </w:pPr>
+      <w:rPr>
+        <w:rFonts w:ascii="Symbol" w:hAnsi="Symbol" w:hint="default"/>
+      </w:rPr>
+    </w:lvl>
+    <w:lvl w:ilvl="4" w:tplc="04090003" w:tentative="1">
+      <w:start w:val="1"/>
+      <w:numFmt w:val="bullet"/>
+      <w:lvlText w:val="o"/>
+      <w:lvlJc w:val="left"/>
+      <w:pPr>
+        <w:ind w:left="3600" w:hanging="360"/>
+      </w:pPr>
+      <w:rPr>
+        <w:rFonts w:ascii="Courier New" w:hAnsi="Courier New" w:cs="Courier New" w:hint="default"/>
+      </w:rPr>
+    </w:lvl>
+    <w:lvl w:ilvl="5" w:tplc="04090005" w:tentative="1">
+      <w:start w:val="1"/>
+      <w:numFmt w:val="bullet"/>
+      <w:lvlText w:val=""/>
+      <w:lvlJc w:val="left"/>
+      <w:pPr>
+        <w:ind w:left="4320" w:hanging="360"/>
+      </w:pPr>
+      <w:rPr>
+        <w:rFonts w:ascii="Wingdings" w:hAnsi="Wingdings" w:hint="default"/>
+      </w:rPr>
+    </w:lvl>
+    <w:lvl w:ilvl="6" w:tplc="04090001" w:tentative="1">
+      <w:start w:val="1"/>
+      <w:numFmt w:val="bullet"/>
+      <w:lvlText w:val=""/>
+      <w:lvlJc w:val="left"/>
+      <w:pPr>
+        <w:ind w:left="5040" w:hanging="360"/>
+      </w:pPr>
+      <w:rPr>
+        <w:rFonts w:ascii="Symbol" w:hAnsi="Symbol" w:hint="default"/>
+      </w:rPr>
+    </w:lvl>
+    <w:lvl w:ilvl="7" w:tplc="04090003" w:tentative="1">
+      <w:start w:val="1"/>
+      <w:numFmt w:val="bullet"/>
+      <w:lvlText w:val="o"/>
+      <w:lvlJc w:val="left"/>
+      <w:pPr>
+        <w:ind w:left="5760" w:hanging="360"/>
+      </w:pPr>
+      <w:rPr>
+        <w:rFonts w:ascii="Courier New" w:hAnsi="Courier New" w:cs="Courier New" w:hint="default"/>
+      </w:rPr>
+    </w:lvl>
+    <w:lvl w:ilvl="8" w:tplc="04090005" w:tentative="1">
+      <w:start w:val="1"/>
+      <w:numFmt w:val="bullet"/>
+      <w:lvlText w:val=""/>
+      <w:lvlJc w:val="left"/>
+      <w:pPr>
+        <w:ind w:left="6480" w:hanging="360"/>
+      </w:pPr>
+      <w:rPr>
+        <w:rFonts w:ascii="Wingdings" w:hAnsi="Wingdings" w:hint="default"/>
+      </w:rPr>
+    </w:lvl>
+  </w:abstractNum>
+  <w:abstractNum w:abstractNumId="19" w15:restartNumberingAfterBreak="0">
+    <w:nsid w:val="4EF37595"/>
+    <w:multiLevelType w:val="hybridMultilevel"/>
+    <w:tmpl w:val="35DED0D2"/>
+    <w:lvl w:ilvl="0" w:tplc="04090003">
+      <w:start w:val="1"/>
+      <w:numFmt w:val="bullet"/>
+      <w:lvlText w:val="o"/>
+      <w:lvlJc w:val="left"/>
+      <w:pPr>
+        <w:ind w:left="1080" w:hanging="360"/>
+      </w:pPr>
+      <w:rPr>
+        <w:rFonts w:ascii="Courier New" w:hAnsi="Courier New" w:cs="Courier New" w:hint="default"/>
+      </w:rPr>
+    </w:lvl>
+    <w:lvl w:ilvl="1" w:tplc="04090003" w:tentative="1">
+      <w:start w:val="1"/>
+      <w:numFmt w:val="bullet"/>
+      <w:lvlText w:val="o"/>
+      <w:lvlJc w:val="left"/>
+      <w:pPr>
+        <w:ind w:left="1800" w:hanging="360"/>
+      </w:pPr>
+      <w:rPr>
+        <w:rFonts w:ascii="Courier New" w:hAnsi="Courier New" w:cs="Courier New" w:hint="default"/>
+      </w:rPr>
+    </w:lvl>
+    <w:lvl w:ilvl="2" w:tplc="04090005" w:tentative="1">
+      <w:start w:val="1"/>
+      <w:numFmt w:val="bullet"/>
+      <w:lvlText w:val=""/>
+      <w:lvlJc w:val="left"/>
+      <w:pPr>
+        <w:ind w:left="2520" w:hanging="360"/>
+      </w:pPr>
+      <w:rPr>
+        <w:rFonts w:ascii="Wingdings" w:hAnsi="Wingdings" w:hint="default"/>
+      </w:rPr>
+    </w:lvl>
+    <w:lvl w:ilvl="3" w:tplc="04090001" w:tentative="1">
+      <w:start w:val="1"/>
+      <w:numFmt w:val="bullet"/>
+      <w:lvlText w:val=""/>
+      <w:lvlJc w:val="left"/>
+      <w:pPr>
+        <w:ind w:left="3240" w:hanging="360"/>
+      </w:pPr>
+      <w:rPr>
+        <w:rFonts w:ascii="Symbol" w:hAnsi="Symbol" w:hint="default"/>
+      </w:rPr>
+    </w:lvl>
+    <w:lvl w:ilvl="4" w:tplc="04090003" w:tentative="1">
+      <w:start w:val="1"/>
+      <w:numFmt w:val="bullet"/>
+      <w:lvlText w:val="o"/>
+      <w:lvlJc w:val="left"/>
+      <w:pPr>
+        <w:ind w:left="3960" w:hanging="360"/>
+      </w:pPr>
+      <w:rPr>
+        <w:rFonts w:ascii="Courier New" w:hAnsi="Courier New" w:cs="Courier New" w:hint="default"/>
+      </w:rPr>
+    </w:lvl>
+    <w:lvl w:ilvl="5" w:tplc="04090005" w:tentative="1">
+      <w:start w:val="1"/>
+      <w:numFmt w:val="bullet"/>
+      <w:lvlText w:val=""/>
+      <w:lvlJc w:val="left"/>
+      <w:pPr>
+        <w:ind w:left="4680" w:hanging="360"/>
+      </w:pPr>
+      <w:rPr>
+        <w:rFonts w:ascii="Wingdings" w:hAnsi="Wingdings" w:hint="default"/>
+      </w:rPr>
+    </w:lvl>
+    <w:lvl w:ilvl="6" w:tplc="04090001" w:tentative="1">
+      <w:start w:val="1"/>
+      <w:numFmt w:val="bullet"/>
+      <w:lvlText w:val=""/>
+      <w:lvlJc w:val="left"/>
+      <w:pPr>
+        <w:ind w:left="5400" w:hanging="360"/>
+      </w:pPr>
+      <w:rPr>
+        <w:rFonts w:ascii="Symbol" w:hAnsi="Symbol" w:hint="default"/>
+      </w:rPr>
+    </w:lvl>
+    <w:lvl w:ilvl="7" w:tplc="04090003" w:tentative="1">
+      <w:start w:val="1"/>
+      <w:numFmt w:val="bullet"/>
+      <w:lvlText w:val="o"/>
+      <w:lvlJc w:val="left"/>
+      <w:pPr>
+        <w:ind w:left="6120" w:hanging="360"/>
+      </w:pPr>
+      <w:rPr>
+        <w:rFonts w:ascii="Courier New" w:hAnsi="Courier New" w:cs="Courier New" w:hint="default"/>
+      </w:rPr>
+    </w:lvl>
+    <w:lvl w:ilvl="8" w:tplc="04090005" w:tentative="1">
+      <w:start w:val="1"/>
+      <w:numFmt w:val="bullet"/>
+      <w:lvlText w:val=""/>
+      <w:lvlJc w:val="left"/>
+      <w:pPr>
+        <w:ind w:left="6840" w:hanging="360"/>
+      </w:pPr>
+      <w:rPr>
+        <w:rFonts w:ascii="Wingdings" w:hAnsi="Wingdings" w:hint="default"/>
+      </w:rPr>
+    </w:lvl>
+  </w:abstractNum>
+  <w:abstractNum w:abstractNumId="20" w15:restartNumberingAfterBreak="0">
+    <w:nsid w:val="55696DD4"/>
+    <w:multiLevelType w:val="hybridMultilevel"/>
+    <w:tmpl w:val="D0C47C6C"/>
+    <w:lvl w:ilvl="0" w:tplc="04090003">
+      <w:start w:val="1"/>
+      <w:numFmt w:val="bullet"/>
+      <w:lvlText w:val="o"/>
+      <w:lvlJc w:val="left"/>
+      <w:pPr>
+        <w:ind w:left="1080" w:hanging="360"/>
+      </w:pPr>
+      <w:rPr>
+        <w:rFonts w:ascii="Courier New" w:hAnsi="Courier New" w:cs="Courier New" w:hint="default"/>
+      </w:rPr>
+    </w:lvl>
+    <w:lvl w:ilvl="1" w:tplc="04090003" w:tentative="1">
+      <w:start w:val="1"/>
+      <w:numFmt w:val="bullet"/>
+      <w:lvlText w:val="o"/>
+      <w:lvlJc w:val="left"/>
+      <w:pPr>
+        <w:ind w:left="1800" w:hanging="360"/>
+      </w:pPr>
+      <w:rPr>
+        <w:rFonts w:ascii="Courier New" w:hAnsi="Courier New" w:cs="Courier New" w:hint="default"/>
+      </w:rPr>
+    </w:lvl>
+    <w:lvl w:ilvl="2" w:tplc="04090005" w:tentative="1">
+      <w:start w:val="1"/>
+      <w:numFmt w:val="bullet"/>
+      <w:lvlText w:val=""/>
+      <w:lvlJc w:val="left"/>
+      <w:pPr>
+        <w:ind w:left="2520" w:hanging="360"/>
+      </w:pPr>
+      <w:rPr>
+        <w:rFonts w:ascii="Wingdings" w:hAnsi="Wingdings" w:hint="default"/>
+      </w:rPr>
+    </w:lvl>
+    <w:lvl w:ilvl="3" w:tplc="04090001" w:tentative="1">
+      <w:start w:val="1"/>
+      <w:numFmt w:val="bullet"/>
+      <w:lvlText w:val=""/>
+      <w:lvlJc w:val="left"/>
+      <w:pPr>
+        <w:ind w:left="3240" w:hanging="360"/>
+      </w:pPr>
+      <w:rPr>
+        <w:rFonts w:ascii="Symbol" w:hAnsi="Symbol" w:hint="default"/>
+      </w:rPr>
+    </w:lvl>
+    <w:lvl w:ilvl="4" w:tplc="04090003" w:tentative="1">
+      <w:start w:val="1"/>
+      <w:numFmt w:val="bullet"/>
+      <w:lvlText w:val="o"/>
+      <w:lvlJc w:val="left"/>
+      <w:pPr>
+        <w:ind w:left="3960" w:hanging="360"/>
+      </w:pPr>
+      <w:rPr>
+        <w:rFonts w:ascii="Courier New" w:hAnsi="Courier New" w:cs="Courier New" w:hint="default"/>
+      </w:rPr>
+    </w:lvl>
+    <w:lvl w:ilvl="5" w:tplc="04090005" w:tentative="1">
+      <w:start w:val="1"/>
+      <w:numFmt w:val="bullet"/>
+      <w:lvlText w:val=""/>
+      <w:lvlJc w:val="left"/>
+      <w:pPr>
+        <w:ind w:left="4680" w:hanging="360"/>
+      </w:pPr>
+      <w:rPr>
+        <w:rFonts w:ascii="Wingdings" w:hAnsi="Wingdings" w:hint="default"/>
+      </w:rPr>
+    </w:lvl>
+    <w:lvl w:ilvl="6" w:tplc="04090001" w:tentative="1">
+      <w:start w:val="1"/>
+      <w:numFmt w:val="bullet"/>
+      <w:lvlText w:val=""/>
+      <w:lvlJc w:val="left"/>
+      <w:pPr>
+        <w:ind w:left="5400" w:hanging="360"/>
+      </w:pPr>
+      <w:rPr>
+        <w:rFonts w:ascii="Symbol" w:hAnsi="Symbol" w:hint="default"/>
+      </w:rPr>
+    </w:lvl>
+    <w:lvl w:ilvl="7" w:tplc="04090003" w:tentative="1">
+      <w:start w:val="1"/>
+      <w:numFmt w:val="bullet"/>
+      <w:lvlText w:val="o"/>
+      <w:lvlJc w:val="left"/>
+      <w:pPr>
+        <w:ind w:left="6120" w:hanging="360"/>
+      </w:pPr>
+      <w:rPr>
+        <w:rFonts w:ascii="Courier New" w:hAnsi="Courier New" w:cs="Courier New" w:hint="default"/>
+      </w:rPr>
+    </w:lvl>
+    <w:lvl w:ilvl="8" w:tplc="04090005" w:tentative="1">
+      <w:start w:val="1"/>
+      <w:numFmt w:val="bullet"/>
+      <w:lvlText w:val=""/>
+      <w:lvlJc w:val="left"/>
+      <w:pPr>
+        <w:ind w:left="6840" w:hanging="360"/>
+      </w:pPr>
+      <w:rPr>
+        <w:rFonts w:ascii="Wingdings" w:hAnsi="Wingdings" w:hint="default"/>
+      </w:rPr>
+    </w:lvl>
+  </w:abstractNum>
+  <w:abstractNum w:abstractNumId="21" w15:restartNumberingAfterBreak="0">
+    <w:nsid w:val="58B608AA"/>
+    <w:multiLevelType w:val="hybridMultilevel"/>
+    <w:tmpl w:val="E2D6AA0C"/>
+    <w:lvl w:ilvl="0" w:tplc="04090003">
+      <w:start w:val="1"/>
+      <w:numFmt w:val="bullet"/>
+      <w:lvlText w:val="o"/>
+      <w:lvlJc w:val="left"/>
+      <w:pPr>
+        <w:ind w:left="1080" w:hanging="360"/>
+      </w:pPr>
+      <w:rPr>
+        <w:rFonts w:ascii="Courier New" w:hAnsi="Courier New" w:cs="Courier New" w:hint="default"/>
+      </w:rPr>
+    </w:lvl>
+    <w:lvl w:ilvl="1" w:tplc="FFFFFFFF" w:tentative="1">
+      <w:start w:val="1"/>
+      <w:numFmt w:val="bullet"/>
+      <w:lvlText w:val="o"/>
+      <w:lvlJc w:val="left"/>
+      <w:pPr>
+        <w:ind w:left="1800" w:hanging="360"/>
+      </w:pPr>
+      <w:rPr>
+        <w:rFonts w:ascii="Courier New" w:hAnsi="Courier New" w:cs="Courier New" w:hint="default"/>
+      </w:rPr>
+    </w:lvl>
+    <w:lvl w:ilvl="2" w:tplc="FFFFFFFF" w:tentative="1">
+      <w:start w:val="1"/>
+      <w:numFmt w:val="bullet"/>
+      <w:lvlText w:val=""/>
+      <w:lvlJc w:val="left"/>
+      <w:pPr>
+        <w:ind w:left="2520" w:hanging="360"/>
+      </w:pPr>
+      <w:rPr>
+        <w:rFonts w:ascii="Wingdings" w:hAnsi="Wingdings" w:hint="default"/>
+      </w:rPr>
+    </w:lvl>
+    <w:lvl w:ilvl="3" w:tplc="FFFFFFFF" w:tentative="1">
+      <w:start w:val="1"/>
+      <w:numFmt w:val="bullet"/>
+      <w:lvlText w:val=""/>
+      <w:lvlJc w:val="left"/>
+      <w:pPr>
+        <w:ind w:left="3240" w:hanging="360"/>
+      </w:pPr>
+      <w:rPr>
+        <w:rFonts w:ascii="Symbol" w:hAnsi="Symbol" w:hint="default"/>
+      </w:rPr>
+    </w:lvl>
+    <w:lvl w:ilvl="4" w:tplc="FFFFFFFF" w:tentative="1">
+      <w:start w:val="1"/>
+      <w:numFmt w:val="bullet"/>
+      <w:lvlText w:val="o"/>
+      <w:lvlJc w:val="left"/>
+      <w:pPr>
+        <w:ind w:left="3960" w:hanging="360"/>
+      </w:pPr>
+      <w:rPr>
+        <w:rFonts w:ascii="Courier New" w:hAnsi="Courier New" w:cs="Courier New" w:hint="default"/>
+      </w:rPr>
+    </w:lvl>
+    <w:lvl w:ilvl="5" w:tplc="FFFFFFFF" w:tentative="1">
+      <w:start w:val="1"/>
+      <w:numFmt w:val="bullet"/>
+      <w:lvlText w:val=""/>
+      <w:lvlJc w:val="left"/>
+      <w:pPr>
+        <w:ind w:left="4680" w:hanging="360"/>
+      </w:pPr>
+      <w:rPr>
+        <w:rFonts w:ascii="Wingdings" w:hAnsi="Wingdings" w:hint="default"/>
+      </w:rPr>
+    </w:lvl>
+    <w:lvl w:ilvl="6" w:tplc="FFFFFFFF" w:tentative="1">
+      <w:start w:val="1"/>
+      <w:numFmt w:val="bullet"/>
+      <w:lvlText w:val=""/>
+      <w:lvlJc w:val="left"/>
+      <w:pPr>
+        <w:ind w:left="5400" w:hanging="360"/>
+      </w:pPr>
+      <w:rPr>
+        <w:rFonts w:ascii="Symbol" w:hAnsi="Symbol" w:hint="default"/>
+      </w:rPr>
+    </w:lvl>
+    <w:lvl w:ilvl="7" w:tplc="FFFFFFFF" w:tentative="1">
+      <w:start w:val="1"/>
+      <w:numFmt w:val="bullet"/>
+      <w:lvlText w:val="o"/>
+      <w:lvlJc w:val="left"/>
+      <w:pPr>
+        <w:ind w:left="6120" w:hanging="360"/>
+      </w:pPr>
+      <w:rPr>
+        <w:rFonts w:ascii="Courier New" w:hAnsi="Courier New" w:cs="Courier New" w:hint="default"/>
+      </w:rPr>
+    </w:lvl>
+    <w:lvl w:ilvl="8" w:tplc="FFFFFFFF" w:tentative="1">
+      <w:start w:val="1"/>
+      <w:numFmt w:val="bullet"/>
+      <w:lvlText w:val=""/>
+      <w:lvlJc w:val="left"/>
+      <w:pPr>
+        <w:ind w:left="6840" w:hanging="360"/>
+      </w:pPr>
+      <w:rPr>
+        <w:rFonts w:ascii="Wingdings" w:hAnsi="Wingdings" w:hint="default"/>
+      </w:rPr>
+    </w:lvl>
+  </w:abstractNum>
+  <w:abstractNum w:abstractNumId="22" w15:restartNumberingAfterBreak="0">
+    <w:nsid w:val="5B230B0C"/>
+    <w:multiLevelType w:val="hybridMultilevel"/>
+    <w:tmpl w:val="07F80D84"/>
+    <w:lvl w:ilvl="0" w:tplc="04090005">
+      <w:start w:val="1"/>
+      <w:numFmt w:val="bullet"/>
+      <w:lvlText w:val=""/>
+      <w:lvlJc w:val="left"/>
+      <w:pPr>
+        <w:ind w:left="720" w:hanging="360"/>
+      </w:pPr>
+      <w:rPr>
+        <w:rFonts w:ascii="Wingdings" w:hAnsi="Wingdings" w:hint="default"/>
+      </w:rPr>
+    </w:lvl>
+    <w:lvl w:ilvl="1" w:tplc="04090003" w:tentative="1">
+      <w:start w:val="1"/>
+      <w:numFmt w:val="bullet"/>
+      <w:lvlText w:val="o"/>
+      <w:lvlJc w:val="left"/>
+      <w:pPr>
+        <w:ind w:left="1440" w:hanging="360"/>
+      </w:pPr>
+      <w:rPr>
+        <w:rFonts w:ascii="Courier New" w:hAnsi="Courier New" w:cs="Courier New" w:hint="default"/>
+      </w:rPr>
+    </w:lvl>
+    <w:lvl w:ilvl="2" w:tplc="04090005" w:tentative="1">
+      <w:start w:val="1"/>
+      <w:numFmt w:val="bullet"/>
+      <w:lvlText w:val=""/>
+      <w:lvlJc w:val="left"/>
+      <w:pPr>
+        <w:ind w:left="2160" w:hanging="360"/>
+      </w:pPr>
+      <w:rPr>
+        <w:rFonts w:ascii="Wingdings" w:hAnsi="Wingdings" w:hint="default"/>
+      </w:rPr>
+    </w:lvl>
+    <w:lvl w:ilvl="3" w:tplc="04090001" w:tentative="1">
+      <w:start w:val="1"/>
+      <w:numFmt w:val="bullet"/>
+      <w:lvlText w:val=""/>
+      <w:lvlJc w:val="left"/>
+      <w:pPr>
+        <w:ind w:left="2880" w:hanging="360"/>
+      </w:pPr>
+      <w:rPr>
+        <w:rFonts w:ascii="Symbol" w:hAnsi="Symbol" w:hint="default"/>
+      </w:rPr>
+    </w:lvl>
+    <w:lvl w:ilvl="4" w:tplc="04090003" w:tentative="1">
+      <w:start w:val="1"/>
+      <w:numFmt w:val="bullet"/>
+      <w:lvlText w:val="o"/>
+      <w:lvlJc w:val="left"/>
+      <w:pPr>
+        <w:ind w:left="3600" w:hanging="360"/>
+      </w:pPr>
+      <w:rPr>
+        <w:rFonts w:ascii="Courier New" w:hAnsi="Courier New" w:cs="Courier New" w:hint="default"/>
+      </w:rPr>
+    </w:lvl>
+    <w:lvl w:ilvl="5" w:tplc="04090005" w:tentative="1">
+      <w:start w:val="1"/>
+      <w:numFmt w:val="bullet"/>
+      <w:lvlText w:val=""/>
+      <w:lvlJc w:val="left"/>
+      <w:pPr>
+        <w:ind w:left="4320" w:hanging="360"/>
+      </w:pPr>
+      <w:rPr>
+        <w:rFonts w:ascii="Wingdings" w:hAnsi="Wingdings" w:hint="default"/>
+      </w:rPr>
+    </w:lvl>
+    <w:lvl w:ilvl="6" w:tplc="04090001" w:tentative="1">
+      <w:start w:val="1"/>
+      <w:numFmt w:val="bullet"/>
+      <w:lvlText w:val=""/>
+      <w:lvlJc w:val="left"/>
+      <w:pPr>
+        <w:ind w:left="5040" w:hanging="360"/>
+      </w:pPr>
+      <w:rPr>
+        <w:rFonts w:ascii="Symbol" w:hAnsi="Symbol" w:hint="default"/>
+      </w:rPr>
+    </w:lvl>
+    <w:lvl w:ilvl="7" w:tplc="04090003" w:tentative="1">
+      <w:start w:val="1"/>
+      <w:numFmt w:val="bullet"/>
+      <w:lvlText w:val="o"/>
+      <w:lvlJc w:val="left"/>
+      <w:pPr>
+        <w:ind w:left="5760" w:hanging="360"/>
+      </w:pPr>
+      <w:rPr>
+        <w:rFonts w:ascii="Courier New" w:hAnsi="Courier New" w:cs="Courier New" w:hint="default"/>
+      </w:rPr>
+    </w:lvl>
+    <w:lvl w:ilvl="8" w:tplc="04090005" w:tentative="1">
+      <w:start w:val="1"/>
+      <w:numFmt w:val="bullet"/>
+      <w:lvlText w:val=""/>
+      <w:lvlJc w:val="left"/>
+      <w:pPr>
+        <w:ind w:left="6480" w:hanging="360"/>
+      </w:pPr>
+      <w:rPr>
+        <w:rFonts w:ascii="Wingdings" w:hAnsi="Wingdings" w:hint="default"/>
+      </w:rPr>
+    </w:lvl>
+  </w:abstractNum>
+  <w:abstractNum w:abstractNumId="23" w15:restartNumberingAfterBreak="0">
+    <w:nsid w:val="5EC56FB9"/>
+    <w:multiLevelType w:val="hybridMultilevel"/>
+    <w:tmpl w:val="A7F6F450"/>
+    <w:lvl w:ilvl="0" w:tplc="04090005">
+      <w:start w:val="1"/>
+      <w:numFmt w:val="bullet"/>
+      <w:lvlText w:val=""/>
+      <w:lvlJc w:val="left"/>
+      <w:pPr>
+        <w:ind w:left="1080" w:hanging="360"/>
+      </w:pPr>
+      <w:rPr>
+        <w:rFonts w:ascii="Wingdings" w:hAnsi="Wingdings" w:hint="default"/>
+      </w:rPr>
+    </w:lvl>
+    <w:lvl w:ilvl="1" w:tplc="04090003" w:tentative="1">
+      <w:start w:val="1"/>
+      <w:numFmt w:val="bullet"/>
+      <w:lvlText w:val="o"/>
+      <w:lvlJc w:val="left"/>
+      <w:pPr>
+        <w:ind w:left="1800" w:hanging="360"/>
+      </w:pPr>
+      <w:rPr>
+        <w:rFonts w:ascii="Courier New" w:hAnsi="Courier New" w:cs="Courier New" w:hint="default"/>
+      </w:rPr>
+    </w:lvl>
+    <w:lvl w:ilvl="2" w:tplc="04090005" w:tentative="1">
+      <w:start w:val="1"/>
+      <w:numFmt w:val="bullet"/>
+      <w:lvlText w:val=""/>
+      <w:lvlJc w:val="left"/>
+      <w:pPr>
+        <w:ind w:left="2520" w:hanging="360"/>
+      </w:pPr>
+      <w:rPr>
+        <w:rFonts w:ascii="Wingdings" w:hAnsi="Wingdings" w:hint="default"/>
+      </w:rPr>
+    </w:lvl>
+    <w:lvl w:ilvl="3" w:tplc="04090001" w:tentative="1">
+      <w:start w:val="1"/>
+      <w:numFmt w:val="bullet"/>
+      <w:lvlText w:val=""/>
+      <w:lvlJc w:val="left"/>
+      <w:pPr>
+        <w:ind w:left="3240" w:hanging="360"/>
+      </w:pPr>
+      <w:rPr>
+        <w:rFonts w:ascii="Symbol" w:hAnsi="Symbol" w:hint="default"/>
+      </w:rPr>
+    </w:lvl>
+    <w:lvl w:ilvl="4" w:tplc="04090003" w:tentative="1">
+      <w:start w:val="1"/>
+      <w:numFmt w:val="bullet"/>
+      <w:lvlText w:val="o"/>
+      <w:lvlJc w:val="left"/>
+      <w:pPr>
+        <w:ind w:left="3960" w:hanging="360"/>
+      </w:pPr>
+      <w:rPr>
+        <w:rFonts w:ascii="Courier New" w:hAnsi="Courier New" w:cs="Courier New" w:hint="default"/>
+      </w:rPr>
+    </w:lvl>
+    <w:lvl w:ilvl="5" w:tplc="04090005" w:tentative="1">
+      <w:start w:val="1"/>
+      <w:numFmt w:val="bullet"/>
+      <w:lvlText w:val=""/>
+      <w:lvlJc w:val="left"/>
+      <w:pPr>
+        <w:ind w:left="4680" w:hanging="360"/>
+      </w:pPr>
+      <w:rPr>
+        <w:rFonts w:ascii="Wingdings" w:hAnsi="Wingdings" w:hint="default"/>
+      </w:rPr>
+    </w:lvl>
+    <w:lvl w:ilvl="6" w:tplc="04090001" w:tentative="1">
+      <w:start w:val="1"/>
+      <w:numFmt w:val="bullet"/>
+      <w:lvlText w:val=""/>
+      <w:lvlJc w:val="left"/>
+      <w:pPr>
+        <w:ind w:left="5400" w:hanging="360"/>
+      </w:pPr>
+      <w:rPr>
+        <w:rFonts w:ascii="Symbol" w:hAnsi="Symbol" w:hint="default"/>
+      </w:rPr>
+    </w:lvl>
+    <w:lvl w:ilvl="7" w:tplc="04090003" w:tentative="1">
+      <w:start w:val="1"/>
+      <w:numFmt w:val="bullet"/>
+      <w:lvlText w:val="o"/>
+      <w:lvlJc w:val="left"/>
+      <w:pPr>
+        <w:ind w:left="6120" w:hanging="360"/>
+      </w:pPr>
+      <w:rPr>
+        <w:rFonts w:ascii="Courier New" w:hAnsi="Courier New" w:cs="Courier New" w:hint="default"/>
+      </w:rPr>
+    </w:lvl>
+    <w:lvl w:ilvl="8" w:tplc="04090005" w:tentative="1">
+      <w:start w:val="1"/>
+      <w:numFmt w:val="bullet"/>
+      <w:lvlText w:val=""/>
+      <w:lvlJc w:val="left"/>
+      <w:pPr>
+        <w:ind w:left="6840" w:hanging="360"/>
+      </w:pPr>
+      <w:rPr>
+        <w:rFonts w:ascii="Wingdings" w:hAnsi="Wingdings" w:hint="default"/>
+      </w:rPr>
+    </w:lvl>
+  </w:abstractNum>
+  <w:abstractNum w:abstractNumId="24" w15:restartNumberingAfterBreak="0">
+    <w:nsid w:val="607E17D6"/>
+    <w:multiLevelType w:val="hybridMultilevel"/>
+    <w:tmpl w:val="5CA23714"/>
+    <w:lvl w:ilvl="0" w:tplc="04090003">
+      <w:start w:val="1"/>
+      <w:numFmt w:val="bullet"/>
+      <w:lvlText w:val="o"/>
+      <w:lvlJc w:val="left"/>
+      <w:pPr>
+        <w:ind w:left="1080" w:hanging="360"/>
+      </w:pPr>
+      <w:rPr>
+        <w:rFonts w:ascii="Courier New" w:hAnsi="Courier New" w:cs="Courier New" w:hint="default"/>
+      </w:rPr>
+    </w:lvl>
+    <w:lvl w:ilvl="1" w:tplc="04090003" w:tentative="1">
+      <w:start w:val="1"/>
+      <w:numFmt w:val="bullet"/>
+      <w:lvlText w:val="o"/>
+      <w:lvlJc w:val="left"/>
+      <w:pPr>
+        <w:ind w:left="1800" w:hanging="360"/>
+      </w:pPr>
+      <w:rPr>
+        <w:rFonts w:ascii="Courier New" w:hAnsi="Courier New" w:cs="Courier New" w:hint="default"/>
+      </w:rPr>
+    </w:lvl>
+    <w:lvl w:ilvl="2" w:tplc="04090005" w:tentative="1">
+      <w:start w:val="1"/>
+      <w:numFmt w:val="bullet"/>
+      <w:lvlText w:val=""/>
+      <w:lvlJc w:val="left"/>
+      <w:pPr>
+        <w:ind w:left="2520" w:hanging="360"/>
+      </w:pPr>
+      <w:rPr>
+        <w:rFonts w:ascii="Wingdings" w:hAnsi="Wingdings" w:hint="default"/>
+      </w:rPr>
+    </w:lvl>
+    <w:lvl w:ilvl="3" w:tplc="04090001" w:tentative="1">
+      <w:start w:val="1"/>
+      <w:numFmt w:val="bullet"/>
+      <w:lvlText w:val=""/>
+      <w:lvlJc w:val="left"/>
+      <w:pPr>
+        <w:ind w:left="3240" w:hanging="360"/>
+      </w:pPr>
+      <w:rPr>
+        <w:rFonts w:ascii="Symbol" w:hAnsi="Symbol" w:hint="default"/>
+      </w:rPr>
+    </w:lvl>
+    <w:lvl w:ilvl="4" w:tplc="04090003" w:tentative="1">
+      <w:start w:val="1"/>
+      <w:numFmt w:val="bullet"/>
+      <w:lvlText w:val="o"/>
+      <w:lvlJc w:val="left"/>
+      <w:pPr>
+        <w:ind w:left="3960" w:hanging="360"/>
+      </w:pPr>
+      <w:rPr>
+        <w:rFonts w:ascii="Courier New" w:hAnsi="Courier New" w:cs="Courier New" w:hint="default"/>
+      </w:rPr>
+    </w:lvl>
+    <w:lvl w:ilvl="5" w:tplc="04090005" w:tentative="1">
+      <w:start w:val="1"/>
+      <w:numFmt w:val="bullet"/>
+      <w:lvlText w:val=""/>
+      <w:lvlJc w:val="left"/>
+      <w:pPr>
+        <w:ind w:left="4680" w:hanging="360"/>
+      </w:pPr>
+      <w:rPr>
+        <w:rFonts w:ascii="Wingdings" w:hAnsi="Wingdings" w:hint="default"/>
+      </w:rPr>
+    </w:lvl>
+    <w:lvl w:ilvl="6" w:tplc="04090001" w:tentative="1">
+      <w:start w:val="1"/>
+      <w:numFmt w:val="bullet"/>
+      <w:lvlText w:val=""/>
+      <w:lvlJc w:val="left"/>
+      <w:pPr>
+        <w:ind w:left="5400" w:hanging="360"/>
+      </w:pPr>
+      <w:rPr>
+        <w:rFonts w:ascii="Symbol" w:hAnsi="Symbol" w:hint="default"/>
+      </w:rPr>
+    </w:lvl>
+    <w:lvl w:ilvl="7" w:tplc="04090003" w:tentative="1">
+      <w:start w:val="1"/>
+      <w:numFmt w:val="bullet"/>
+      <w:lvlText w:val="o"/>
+      <w:lvlJc w:val="left"/>
+      <w:pPr>
+        <w:ind w:left="6120" w:hanging="360"/>
+      </w:pPr>
+      <w:rPr>
+        <w:rFonts w:ascii="Courier New" w:hAnsi="Courier New" w:cs="Courier New" w:hint="default"/>
+      </w:rPr>
+    </w:lvl>
+    <w:lvl w:ilvl="8" w:tplc="04090005" w:tentative="1">
+      <w:start w:val="1"/>
+      <w:numFmt w:val="bullet"/>
+      <w:lvlText w:val=""/>
+      <w:lvlJc w:val="left"/>
+      <w:pPr>
+        <w:ind w:left="6840" w:hanging="360"/>
+      </w:pPr>
+      <w:rPr>
+        <w:rFonts w:ascii="Wingdings" w:hAnsi="Wingdings" w:hint="default"/>
+      </w:rPr>
+    </w:lvl>
+  </w:abstractNum>
+  <w:abstractNum w:abstractNumId="25" w15:restartNumberingAfterBreak="0">
+    <w:nsid w:val="61C043FF"/>
+    <w:multiLevelType w:val="hybridMultilevel"/>
+    <w:tmpl w:val="C2EC4964"/>
+    <w:lvl w:ilvl="0" w:tplc="04090003">
+      <w:start w:val="1"/>
+      <w:numFmt w:val="bullet"/>
+      <w:lvlText w:val="o"/>
+      <w:lvlJc w:val="left"/>
+      <w:pPr>
+        <w:ind w:left="1080" w:hanging="360"/>
+      </w:pPr>
+      <w:rPr>
+        <w:rFonts w:ascii="Courier New" w:hAnsi="Courier New" w:cs="Courier New" w:hint="default"/>
+      </w:rPr>
+    </w:lvl>
+    <w:lvl w:ilvl="1" w:tplc="04090003" w:tentative="1">
+      <w:start w:val="1"/>
+      <w:numFmt w:val="bullet"/>
+      <w:lvlText w:val="o"/>
+      <w:lvlJc w:val="left"/>
+      <w:pPr>
+        <w:ind w:left="1800" w:hanging="360"/>
+      </w:pPr>
+      <w:rPr>
+        <w:rFonts w:ascii="Courier New" w:hAnsi="Courier New" w:cs="Courier New" w:hint="default"/>
+      </w:rPr>
+    </w:lvl>
+    <w:lvl w:ilvl="2" w:tplc="04090005" w:tentative="1">
+      <w:start w:val="1"/>
+      <w:numFmt w:val="bullet"/>
+      <w:lvlText w:val=""/>
+      <w:lvlJc w:val="left"/>
+      <w:pPr>
+        <w:ind w:left="2520" w:hanging="360"/>
+      </w:pPr>
+      <w:rPr>
+        <w:rFonts w:ascii="Wingdings" w:hAnsi="Wingdings" w:hint="default"/>
+      </w:rPr>
+    </w:lvl>
+    <w:lvl w:ilvl="3" w:tplc="04090001" w:tentative="1">
+      <w:start w:val="1"/>
+      <w:numFmt w:val="bullet"/>
+      <w:lvlText w:val=""/>
+      <w:lvlJc w:val="left"/>
+      <w:pPr>
+        <w:ind w:left="3240" w:hanging="360"/>
+      </w:pPr>
+      <w:rPr>
+        <w:rFonts w:ascii="Symbol" w:hAnsi="Symbol" w:hint="default"/>
+      </w:rPr>
+    </w:lvl>
+    <w:lvl w:ilvl="4" w:tplc="04090003" w:tentative="1">
+      <w:start w:val="1"/>
+      <w:numFmt w:val="bullet"/>
+      <w:lvlText w:val="o"/>
+      <w:lvlJc w:val="left"/>
+      <w:pPr>
+        <w:ind w:left="3960" w:hanging="360"/>
+      </w:pPr>
+      <w:rPr>
+        <w:rFonts w:ascii="Courier New" w:hAnsi="Courier New" w:cs="Courier New" w:hint="default"/>
+      </w:rPr>
+    </w:lvl>
+    <w:lvl w:ilvl="5" w:tplc="04090005" w:tentative="1">
+      <w:start w:val="1"/>
+      <w:numFmt w:val="bullet"/>
+      <w:lvlText w:val=""/>
+      <w:lvlJc w:val="left"/>
+      <w:pPr>
+        <w:ind w:left="4680" w:hanging="360"/>
+      </w:pPr>
+      <w:rPr>
+        <w:rFonts w:ascii="Wingdings" w:hAnsi="Wingdings" w:hint="default"/>
+      </w:rPr>
+    </w:lvl>
+    <w:lvl w:ilvl="6" w:tplc="04090001" w:tentative="1">
+      <w:start w:val="1"/>
+      <w:numFmt w:val="bullet"/>
+      <w:lvlText w:val=""/>
+      <w:lvlJc w:val="left"/>
+      <w:pPr>
+        <w:ind w:left="5400" w:hanging="360"/>
+      </w:pPr>
+      <w:rPr>
+        <w:rFonts w:ascii="Symbol" w:hAnsi="Symbol" w:hint="default"/>
+      </w:rPr>
+    </w:lvl>
+    <w:lvl w:ilvl="7" w:tplc="04090003" w:tentative="1">
+      <w:start w:val="1"/>
+      <w:numFmt w:val="bullet"/>
+      <w:lvlText w:val="o"/>
+      <w:lvlJc w:val="left"/>
+      <w:pPr>
+        <w:ind w:left="6120" w:hanging="360"/>
+      </w:pPr>
+      <w:rPr>
+        <w:rFonts w:ascii="Courier New" w:hAnsi="Courier New" w:cs="Courier New" w:hint="default"/>
+      </w:rPr>
+    </w:lvl>
+    <w:lvl w:ilvl="8" w:tplc="04090005" w:tentative="1">
+      <w:start w:val="1"/>
+      <w:numFmt w:val="bullet"/>
+      <w:lvlText w:val=""/>
+      <w:lvlJc w:val="left"/>
+      <w:pPr>
+        <w:ind w:left="6840" w:hanging="360"/>
+      </w:pPr>
+      <w:rPr>
+        <w:rFonts w:ascii="Wingdings" w:hAnsi="Wingdings" w:hint="default"/>
+      </w:rPr>
+    </w:lvl>
+  </w:abstractNum>
+  <w:abstractNum w:abstractNumId="26" w15:restartNumberingAfterBreak="0">
+    <w:nsid w:val="67656C52"/>
+    <w:multiLevelType w:val="hybridMultilevel"/>
+    <w:tmpl w:val="856AD2B6"/>
+    <w:lvl w:ilvl="0" w:tplc="04090001">
+      <w:start w:val="1"/>
+      <w:numFmt w:val="bullet"/>
+      <w:lvlText w:val=""/>
+      <w:lvlJc w:val="left"/>
+      <w:pPr>
+        <w:ind w:left="720" w:hanging="360"/>
+      </w:pPr>
+      <w:rPr>
+        <w:rFonts w:ascii="Symbol" w:hAnsi="Symbol" w:hint="default"/>
+      </w:rPr>
+    </w:lvl>
+    <w:lvl w:ilvl="1" w:tplc="04090003" w:tentative="1">
+      <w:start w:val="1"/>
+      <w:numFmt w:val="bullet"/>
+      <w:lvlText w:val="o"/>
+      <w:lvlJc w:val="left"/>
+      <w:pPr>
+        <w:ind w:left="1440" w:hanging="360"/>
+      </w:pPr>
+      <w:rPr>
+        <w:rFonts w:ascii="Courier New" w:hAnsi="Courier New" w:cs="Courier New" w:hint="default"/>
+      </w:rPr>
+    </w:lvl>
+    <w:lvl w:ilvl="2" w:tplc="04090005" w:tentative="1">
+      <w:start w:val="1"/>
+      <w:numFmt w:val="bullet"/>
+      <w:lvlText w:val=""/>
+      <w:lvlJc w:val="left"/>
+      <w:pPr>
+        <w:ind w:left="2160" w:hanging="360"/>
+      </w:pPr>
+      <w:rPr>
+        <w:rFonts w:ascii="Wingdings" w:hAnsi="Wingdings" w:hint="default"/>
+      </w:rPr>
+    </w:lvl>
+    <w:lvl w:ilvl="3" w:tplc="04090001" w:tentative="1">
+      <w:start w:val="1"/>
+      <w:numFmt w:val="bullet"/>
+      <w:lvlText w:val=""/>
+      <w:lvlJc w:val="left"/>
+      <w:pPr>
+        <w:ind w:left="2880" w:hanging="360"/>
+      </w:pPr>
+      <w:rPr>
+        <w:rFonts w:ascii="Symbol" w:hAnsi="Symbol" w:hint="default"/>
+      </w:rPr>
+    </w:lvl>
+    <w:lvl w:ilvl="4" w:tplc="04090003" w:tentative="1">
+      <w:start w:val="1"/>
+      <w:numFmt w:val="bullet"/>
+      <w:lvlText w:val="o"/>
+      <w:lvlJc w:val="left"/>
+      <w:pPr>
+        <w:ind w:left="3600" w:hanging="360"/>
+      </w:pPr>
+      <w:rPr>
+        <w:rFonts w:ascii="Courier New" w:hAnsi="Courier New" w:cs="Courier New" w:hint="default"/>
+      </w:rPr>
+    </w:lvl>
+    <w:lvl w:ilvl="5" w:tplc="04090005" w:tentative="1">
+      <w:start w:val="1"/>
+      <w:numFmt w:val="bullet"/>
+      <w:lvlText w:val=""/>
+      <w:lvlJc w:val="left"/>
+      <w:pPr>
+        <w:ind w:left="4320" w:hanging="360"/>
+      </w:pPr>
+      <w:rPr>
+        <w:rFonts w:ascii="Wingdings" w:hAnsi="Wingdings" w:hint="default"/>
+      </w:rPr>
+    </w:lvl>
+    <w:lvl w:ilvl="6" w:tplc="04090001" w:tentative="1">
+      <w:start w:val="1"/>
+      <w:numFmt w:val="bullet"/>
+      <w:lvlText w:val=""/>
+      <w:lvlJc w:val="left"/>
+      <w:pPr>
+        <w:ind w:left="5040" w:hanging="360"/>
+      </w:pPr>
+      <w:rPr>
+        <w:rFonts w:ascii="Symbol" w:hAnsi="Symbol" w:hint="default"/>
+      </w:rPr>
+    </w:lvl>
+    <w:lvl w:ilvl="7" w:tplc="04090003" w:tentative="1">
+      <w:start w:val="1"/>
+      <w:numFmt w:val="bullet"/>
+      <w:lvlText w:val="o"/>
+      <w:lvlJc w:val="left"/>
+      <w:pPr>
+        <w:ind w:left="5760" w:hanging="360"/>
+      </w:pPr>
+      <w:rPr>
+        <w:rFonts w:ascii="Courier New" w:hAnsi="Courier New" w:cs="Courier New" w:hint="default"/>
+      </w:rPr>
+    </w:lvl>
+    <w:lvl w:ilvl="8" w:tplc="04090005" w:tentative="1">
+      <w:start w:val="1"/>
+      <w:numFmt w:val="bullet"/>
+      <w:lvlText w:val=""/>
+      <w:lvlJc w:val="left"/>
+      <w:pPr>
+        <w:ind w:left="6480" w:hanging="360"/>
+      </w:pPr>
+      <w:rPr>
+        <w:rFonts w:ascii="Wingdings" w:hAnsi="Wingdings" w:hint="default"/>
+      </w:rPr>
+    </w:lvl>
+  </w:abstractNum>
+  <w:abstractNum w:abstractNumId="27" w15:restartNumberingAfterBreak="0">
+    <w:nsid w:val="691C2A77"/>
+    <w:multiLevelType w:val="hybridMultilevel"/>
+    <w:tmpl w:val="B3042A5C"/>
+    <w:lvl w:ilvl="0" w:tplc="04090003">
+      <w:start w:val="1"/>
+      <w:numFmt w:val="bullet"/>
+      <w:lvlText w:val="o"/>
+      <w:lvlJc w:val="left"/>
+      <w:pPr>
+        <w:ind w:left="1080" w:hanging="360"/>
+      </w:pPr>
+      <w:rPr>
+        <w:rFonts w:ascii="Courier New" w:hAnsi="Courier New" w:cs="Courier New" w:hint="default"/>
+      </w:rPr>
+    </w:lvl>
+    <w:lvl w:ilvl="1" w:tplc="04090003" w:tentative="1">
+      <w:start w:val="1"/>
+      <w:numFmt w:val="bullet"/>
+      <w:lvlText w:val="o"/>
+      <w:lvlJc w:val="left"/>
+      <w:pPr>
+        <w:ind w:left="1800" w:hanging="360"/>
+      </w:pPr>
+      <w:rPr>
+        <w:rFonts w:ascii="Courier New" w:hAnsi="Courier New" w:cs="Courier New" w:hint="default"/>
+      </w:rPr>
+    </w:lvl>
+    <w:lvl w:ilvl="2" w:tplc="04090005" w:tentative="1">
+      <w:start w:val="1"/>
+      <w:numFmt w:val="bullet"/>
+      <w:lvlText w:val=""/>
+      <w:lvlJc w:val="left"/>
+      <w:pPr>
+        <w:ind w:left="2520" w:hanging="360"/>
+      </w:pPr>
+      <w:rPr>
+        <w:rFonts w:ascii="Wingdings" w:hAnsi="Wingdings" w:hint="default"/>
+      </w:rPr>
+    </w:lvl>
+    <w:lvl w:ilvl="3" w:tplc="04090001" w:tentative="1">
+      <w:start w:val="1"/>
+      <w:numFmt w:val="bullet"/>
+      <w:lvlText w:val=""/>
+      <w:lvlJc w:val="left"/>
+      <w:pPr>
+        <w:ind w:left="3240" w:hanging="360"/>
+      </w:pPr>
+      <w:rPr>
+        <w:rFonts w:ascii="Symbol" w:hAnsi="Symbol" w:hint="default"/>
+      </w:rPr>
+    </w:lvl>
+    <w:lvl w:ilvl="4" w:tplc="04090003" w:tentative="1">
+      <w:start w:val="1"/>
+      <w:numFmt w:val="bullet"/>
+      <w:lvlText w:val="o"/>
+      <w:lvlJc w:val="left"/>
+      <w:pPr>
+        <w:ind w:left="3960" w:hanging="360"/>
+      </w:pPr>
+      <w:rPr>
+        <w:rFonts w:ascii="Courier New" w:hAnsi="Courier New" w:cs="Courier New" w:hint="default"/>
+      </w:rPr>
+    </w:lvl>
+    <w:lvl w:ilvl="5" w:tplc="04090005" w:tentative="1">
+      <w:start w:val="1"/>
+      <w:numFmt w:val="bullet"/>
+      <w:lvlText w:val=""/>
+      <w:lvlJc w:val="left"/>
+      <w:pPr>
+        <w:ind w:left="4680" w:hanging="360"/>
+      </w:pPr>
+      <w:rPr>
+        <w:rFonts w:ascii="Wingdings" w:hAnsi="Wingdings" w:hint="default"/>
+      </w:rPr>
+    </w:lvl>
+    <w:lvl w:ilvl="6" w:tplc="04090001" w:tentative="1">
+      <w:start w:val="1"/>
+      <w:numFmt w:val="bullet"/>
+      <w:lvlText w:val=""/>
+      <w:lvlJc w:val="left"/>
+      <w:pPr>
+        <w:ind w:left="5400" w:hanging="360"/>
+      </w:pPr>
+      <w:rPr>
+        <w:rFonts w:ascii="Symbol" w:hAnsi="Symbol" w:hint="default"/>
+      </w:rPr>
+    </w:lvl>
+    <w:lvl w:ilvl="7" w:tplc="04090003" w:tentative="1">
+      <w:start w:val="1"/>
+      <w:numFmt w:val="bullet"/>
+      <w:lvlText w:val="o"/>
+      <w:lvlJc w:val="left"/>
+      <w:pPr>
+        <w:ind w:left="6120" w:hanging="360"/>
+      </w:pPr>
+      <w:rPr>
+        <w:rFonts w:ascii="Courier New" w:hAnsi="Courier New" w:cs="Courier New" w:hint="default"/>
+      </w:rPr>
+    </w:lvl>
+    <w:lvl w:ilvl="8" w:tplc="04090005" w:tentative="1">
+      <w:start w:val="1"/>
+      <w:numFmt w:val="bullet"/>
+      <w:lvlText w:val=""/>
+      <w:lvlJc w:val="left"/>
+      <w:pPr>
+        <w:ind w:left="6840" w:hanging="360"/>
+      </w:pPr>
+      <w:rPr>
+        <w:rFonts w:ascii="Wingdings" w:hAnsi="Wingdings" w:hint="default"/>
+      </w:rPr>
+    </w:lvl>
+  </w:abstractNum>
+  <w:abstractNum w:abstractNumId="28" w15:restartNumberingAfterBreak="0">
+    <w:nsid w:val="6D1508F0"/>
+    <w:multiLevelType w:val="hybridMultilevel"/>
+    <w:tmpl w:val="8542CE7C"/>
+    <w:lvl w:ilvl="0" w:tplc="04090003">
+      <w:start w:val="1"/>
+      <w:numFmt w:val="bullet"/>
+      <w:lvlText w:val="o"/>
+      <w:lvlJc w:val="left"/>
+      <w:pPr>
+        <w:ind w:left="1080" w:hanging="360"/>
+      </w:pPr>
+      <w:rPr>
+        <w:rFonts w:ascii="Courier New" w:hAnsi="Courier New" w:cs="Courier New" w:hint="default"/>
+      </w:rPr>
+    </w:lvl>
+    <w:lvl w:ilvl="1" w:tplc="04090003" w:tentative="1">
+      <w:start w:val="1"/>
+      <w:numFmt w:val="bullet"/>
+      <w:lvlText w:val="o"/>
+      <w:lvlJc w:val="left"/>
+      <w:pPr>
+        <w:ind w:left="1800" w:hanging="360"/>
+      </w:pPr>
+      <w:rPr>
+        <w:rFonts w:ascii="Courier New" w:hAnsi="Courier New" w:cs="Courier New" w:hint="default"/>
+      </w:rPr>
+    </w:lvl>
+    <w:lvl w:ilvl="2" w:tplc="04090005" w:tentative="1">
+      <w:start w:val="1"/>
+      <w:numFmt w:val="bullet"/>
+      <w:lvlText w:val=""/>
+      <w:lvlJc w:val="left"/>
+      <w:pPr>
+        <w:ind w:left="2520" w:hanging="360"/>
+      </w:pPr>
+      <w:rPr>
+        <w:rFonts w:ascii="Wingdings" w:hAnsi="Wingdings" w:hint="default"/>
+      </w:rPr>
+    </w:lvl>
+    <w:lvl w:ilvl="3" w:tplc="04090001" w:tentative="1">
+      <w:start w:val="1"/>
+      <w:numFmt w:val="bullet"/>
+      <w:lvlText w:val=""/>
+      <w:lvlJc w:val="left"/>
+      <w:pPr>
+        <w:ind w:left="3240" w:hanging="360"/>
+      </w:pPr>
+      <w:rPr>
+        <w:rFonts w:ascii="Symbol" w:hAnsi="Symbol" w:hint="default"/>
+      </w:rPr>
+    </w:lvl>
+    <w:lvl w:ilvl="4" w:tplc="04090003" w:tentative="1">
+      <w:start w:val="1"/>
+      <w:numFmt w:val="bullet"/>
+      <w:lvlText w:val="o"/>
+      <w:lvlJc w:val="left"/>
+      <w:pPr>
+        <w:ind w:left="3960" w:hanging="360"/>
+      </w:pPr>
+      <w:rPr>
+        <w:rFonts w:ascii="Courier New" w:hAnsi="Courier New" w:cs="Courier New" w:hint="default"/>
+      </w:rPr>
+    </w:lvl>
+    <w:lvl w:ilvl="5" w:tplc="04090005" w:tentative="1">
+      <w:start w:val="1"/>
+      <w:numFmt w:val="bullet"/>
+      <w:lvlText w:val=""/>
+      <w:lvlJc w:val="left"/>
+      <w:pPr>
+        <w:ind w:left="4680" w:hanging="360"/>
+      </w:pPr>
+      <w:rPr>
+        <w:rFonts w:ascii="Wingdings" w:hAnsi="Wingdings" w:hint="default"/>
+      </w:rPr>
+    </w:lvl>
+    <w:lvl w:ilvl="6" w:tplc="04090001" w:tentative="1">
+      <w:start w:val="1"/>
+      <w:numFmt w:val="bullet"/>
+      <w:lvlText w:val=""/>
+      <w:lvlJc w:val="left"/>
+      <w:pPr>
+        <w:ind w:left="5400" w:hanging="360"/>
+      </w:pPr>
+      <w:rPr>
+        <w:rFonts w:ascii="Symbol" w:hAnsi="Symbol" w:hint="default"/>
+      </w:rPr>
+    </w:lvl>
+    <w:lvl w:ilvl="7" w:tplc="04090003" w:tentative="1">
+      <w:start w:val="1"/>
+      <w:numFmt w:val="bullet"/>
+      <w:lvlText w:val="o"/>
+      <w:lvlJc w:val="left"/>
+      <w:pPr>
+        <w:ind w:left="6120" w:hanging="360"/>
+      </w:pPr>
+      <w:rPr>
+        <w:rFonts w:ascii="Courier New" w:hAnsi="Courier New" w:cs="Courier New" w:hint="default"/>
+      </w:rPr>
+    </w:lvl>
+    <w:lvl w:ilvl="8" w:tplc="04090005" w:tentative="1">
+      <w:start w:val="1"/>
+      <w:numFmt w:val="bullet"/>
+      <w:lvlText w:val=""/>
+      <w:lvlJc w:val="left"/>
+      <w:pPr>
+        <w:ind w:left="6840" w:hanging="360"/>
+      </w:pPr>
+      <w:rPr>
+        <w:rFonts w:ascii="Wingdings" w:hAnsi="Wingdings" w:hint="default"/>
+      </w:rPr>
+    </w:lvl>
+  </w:abstractNum>
+  <w:abstractNum w:abstractNumId="29" w15:restartNumberingAfterBreak="0">
+    <w:nsid w:val="6F0F6A4F"/>
+    <w:multiLevelType w:val="hybridMultilevel"/>
+    <w:tmpl w:val="4986E9C8"/>
+    <w:lvl w:ilvl="0" w:tplc="04090005">
+      <w:start w:val="1"/>
+      <w:numFmt w:val="bullet"/>
+      <w:lvlText w:val=""/>
+      <w:lvlJc w:val="left"/>
+      <w:pPr>
+        <w:ind w:left="720" w:hanging="360"/>
+      </w:pPr>
+      <w:rPr>
+        <w:rFonts w:ascii="Wingdings" w:hAnsi="Wingdings" w:hint="default"/>
+      </w:rPr>
+    </w:lvl>
+    <w:lvl w:ilvl="1" w:tplc="04090003" w:tentative="1">
+      <w:start w:val="1"/>
+      <w:numFmt w:val="bullet"/>
+      <w:lvlText w:val="o"/>
+      <w:lvlJc w:val="left"/>
+      <w:pPr>
+        <w:ind w:left="1440" w:hanging="360"/>
+      </w:pPr>
+      <w:rPr>
+        <w:rFonts w:ascii="Courier New" w:hAnsi="Courier New" w:cs="Courier New" w:hint="default"/>
+      </w:rPr>
+    </w:lvl>
+    <w:lvl w:ilvl="2" w:tplc="04090005" w:tentative="1">
+      <w:start w:val="1"/>
+      <w:numFmt w:val="bullet"/>
+      <w:lvlText w:val=""/>
+      <w:lvlJc w:val="left"/>
+      <w:pPr>
+        <w:ind w:left="2160" w:hanging="360"/>
+      </w:pPr>
+      <w:rPr>
+        <w:rFonts w:ascii="Wingdings" w:hAnsi="Wingdings" w:hint="default"/>
+      </w:rPr>
+    </w:lvl>
+    <w:lvl w:ilvl="3" w:tplc="04090001" w:tentative="1">
+      <w:start w:val="1"/>
+      <w:numFmt w:val="bullet"/>
+      <w:lvlText w:val=""/>
+      <w:lvlJc w:val="left"/>
+      <w:pPr>
+        <w:ind w:left="2880" w:hanging="360"/>
+      </w:pPr>
+      <w:rPr>
+        <w:rFonts w:ascii="Symbol" w:hAnsi="Symbol" w:hint="default"/>
+      </w:rPr>
+    </w:lvl>
+    <w:lvl w:ilvl="4" w:tplc="04090003" w:tentative="1">
+      <w:start w:val="1"/>
+      <w:numFmt w:val="bullet"/>
+      <w:lvlText w:val="o"/>
+      <w:lvlJc w:val="left"/>
+      <w:pPr>
+        <w:ind w:left="3600" w:hanging="360"/>
+      </w:pPr>
+      <w:rPr>
+        <w:rFonts w:ascii="Courier New" w:hAnsi="Courier New" w:cs="Courier New" w:hint="default"/>
+      </w:rPr>
+    </w:lvl>
+    <w:lvl w:ilvl="5" w:tplc="04090005" w:tentative="1">
+      <w:start w:val="1"/>
+      <w:numFmt w:val="bullet"/>
+      <w:lvlText w:val=""/>
+      <w:lvlJc w:val="left"/>
+      <w:pPr>
+        <w:ind w:left="4320" w:hanging="360"/>
+      </w:pPr>
+      <w:rPr>
+        <w:rFonts w:ascii="Wingdings" w:hAnsi="Wingdings" w:hint="default"/>
+      </w:rPr>
+    </w:lvl>
+    <w:lvl w:ilvl="6" w:tplc="04090001" w:tentative="1">
+      <w:start w:val="1"/>
+      <w:numFmt w:val="bullet"/>
+      <w:lvlText w:val=""/>
+      <w:lvlJc w:val="left"/>
+      <w:pPr>
+        <w:ind w:left="5040" w:hanging="360"/>
+      </w:pPr>
+      <w:rPr>
+        <w:rFonts w:ascii="Symbol" w:hAnsi="Symbol" w:hint="default"/>
+      </w:rPr>
+    </w:lvl>
+    <w:lvl w:ilvl="7" w:tplc="04090003" w:tentative="1">
+      <w:start w:val="1"/>
+      <w:numFmt w:val="bullet"/>
+      <w:lvlText w:val="o"/>
+      <w:lvlJc w:val="left"/>
+      <w:pPr>
+        <w:ind w:left="5760" w:hanging="360"/>
+      </w:pPr>
+      <w:rPr>
+        <w:rFonts w:ascii="Courier New" w:hAnsi="Courier New" w:cs="Courier New" w:hint="default"/>
+      </w:rPr>
+    </w:lvl>
+    <w:lvl w:ilvl="8" w:tplc="04090005" w:tentative="1">
+      <w:start w:val="1"/>
+      <w:numFmt w:val="bullet"/>
+      <w:lvlText w:val=""/>
+      <w:lvlJc w:val="left"/>
+      <w:pPr>
+        <w:ind w:left="6480" w:hanging="360"/>
+      </w:pPr>
+      <w:rPr>
+        <w:rFonts w:ascii="Wingdings" w:hAnsi="Wingdings" w:hint="default"/>
+      </w:rPr>
+    </w:lvl>
+  </w:abstractNum>
+  <w:abstractNum w:abstractNumId="30" w15:restartNumberingAfterBreak="0">
+    <w:nsid w:val="7213112F"/>
+    <w:multiLevelType w:val="hybridMultilevel"/>
+    <w:tmpl w:val="B14058A0"/>
+    <w:lvl w:ilvl="0" w:tplc="04090003">
+      <w:start w:val="1"/>
+      <w:numFmt w:val="bullet"/>
+      <w:lvlText w:val="o"/>
+      <w:lvlJc w:val="left"/>
+      <w:pPr>
+        <w:ind w:left="1080" w:hanging="360"/>
+      </w:pPr>
+      <w:rPr>
+        <w:rFonts w:ascii="Courier New" w:hAnsi="Courier New" w:cs="Courier New" w:hint="default"/>
+      </w:rPr>
+    </w:lvl>
+    <w:lvl w:ilvl="1" w:tplc="04090003" w:tentative="1">
+      <w:start w:val="1"/>
+      <w:numFmt w:val="bullet"/>
+      <w:lvlText w:val="o"/>
+      <w:lvlJc w:val="left"/>
+      <w:pPr>
+        <w:ind w:left="1800" w:hanging="360"/>
+      </w:pPr>
+      <w:rPr>
+        <w:rFonts w:ascii="Courier New" w:hAnsi="Courier New" w:cs="Courier New" w:hint="default"/>
+      </w:rPr>
+    </w:lvl>
+    <w:lvl w:ilvl="2" w:tplc="04090005" w:tentative="1">
+      <w:start w:val="1"/>
+      <w:numFmt w:val="bullet"/>
+      <w:lvlText w:val=""/>
+      <w:lvlJc w:val="left"/>
+      <w:pPr>
+        <w:ind w:left="2520" w:hanging="360"/>
+      </w:pPr>
+      <w:rPr>
+        <w:rFonts w:ascii="Wingdings" w:hAnsi="Wingdings" w:hint="default"/>
+      </w:rPr>
+    </w:lvl>
+    <w:lvl w:ilvl="3" w:tplc="04090001" w:tentative="1">
+      <w:start w:val="1"/>
+      <w:numFmt w:val="bullet"/>
+      <w:lvlText w:val=""/>
+      <w:lvlJc w:val="left"/>
+      <w:pPr>
+        <w:ind w:left="3240" w:hanging="360"/>
+      </w:pPr>
+      <w:rPr>
+        <w:rFonts w:ascii="Symbol" w:hAnsi="Symbol" w:hint="default"/>
+      </w:rPr>
+    </w:lvl>
+    <w:lvl w:ilvl="4" w:tplc="04090003" w:tentative="1">
+      <w:start w:val="1"/>
+      <w:numFmt w:val="bullet"/>
+      <w:lvlText w:val="o"/>
+      <w:lvlJc w:val="left"/>
+      <w:pPr>
+        <w:ind w:left="3960" w:hanging="360"/>
+      </w:pPr>
+      <w:rPr>
+        <w:rFonts w:ascii="Courier New" w:hAnsi="Courier New" w:cs="Courier New" w:hint="default"/>
+      </w:rPr>
+    </w:lvl>
+    <w:lvl w:ilvl="5" w:tplc="04090005" w:tentative="1">
+      <w:start w:val="1"/>
+      <w:numFmt w:val="bullet"/>
+      <w:lvlText w:val=""/>
+      <w:lvlJc w:val="left"/>
+      <w:pPr>
+        <w:ind w:left="4680" w:hanging="360"/>
+      </w:pPr>
+      <w:rPr>
+        <w:rFonts w:ascii="Wingdings" w:hAnsi="Wingdings" w:hint="default"/>
+      </w:rPr>
+    </w:lvl>
+    <w:lvl w:ilvl="6" w:tplc="04090001" w:tentative="1">
+      <w:start w:val="1"/>
+      <w:numFmt w:val="bullet"/>
+      <w:lvlText w:val=""/>
+      <w:lvlJc w:val="left"/>
+      <w:pPr>
+        <w:ind w:left="5400" w:hanging="360"/>
+      </w:pPr>
+      <w:rPr>
+        <w:rFonts w:ascii="Symbol" w:hAnsi="Symbol" w:hint="default"/>
+      </w:rPr>
+    </w:lvl>
+    <w:lvl w:ilvl="7" w:tplc="04090003" w:tentative="1">
+      <w:start w:val="1"/>
+      <w:numFmt w:val="bullet"/>
+      <w:lvlText w:val="o"/>
+      <w:lvlJc w:val="left"/>
+      <w:pPr>
+        <w:ind w:left="6120" w:hanging="360"/>
+      </w:pPr>
+      <w:rPr>
+        <w:rFonts w:ascii="Courier New" w:hAnsi="Courier New" w:cs="Courier New" w:hint="default"/>
+      </w:rPr>
+    </w:lvl>
+    <w:lvl w:ilvl="8" w:tplc="04090005" w:tentative="1">
+      <w:start w:val="1"/>
+      <w:numFmt w:val="bullet"/>
+      <w:lvlText w:val=""/>
+      <w:lvlJc w:val="left"/>
+      <w:pPr>
+        <w:ind w:left="6840" w:hanging="360"/>
+      </w:pPr>
+      <w:rPr>
+        <w:rFonts w:ascii="Wingdings" w:hAnsi="Wingdings" w:hint="default"/>
+      </w:rPr>
+    </w:lvl>
+  </w:abstractNum>
+  <w:abstractNum w:abstractNumId="31" w15:restartNumberingAfterBreak="0">
+    <w:nsid w:val="727364C2"/>
+    <w:multiLevelType w:val="hybridMultilevel"/>
+    <w:tmpl w:val="81B21AA6"/>
+    <w:lvl w:ilvl="0" w:tplc="04090005">
+      <w:start w:val="1"/>
+      <w:numFmt w:val="bullet"/>
+      <w:lvlText w:val=""/>
+      <w:lvlJc w:val="left"/>
+      <w:pPr>
+        <w:ind w:left="720" w:hanging="360"/>
+      </w:pPr>
+      <w:rPr>
+        <w:rFonts w:ascii="Wingdings" w:hAnsi="Wingdings" w:hint="default"/>
+      </w:rPr>
+    </w:lvl>
+    <w:lvl w:ilvl="1" w:tplc="04090003" w:tentative="1">
+      <w:start w:val="1"/>
+      <w:numFmt w:val="bullet"/>
+      <w:lvlText w:val="o"/>
+      <w:lvlJc w:val="left"/>
+      <w:pPr>
+        <w:ind w:left="1440" w:hanging="360"/>
+      </w:pPr>
+      <w:rPr>
+        <w:rFonts w:ascii="Courier New" w:hAnsi="Courier New" w:cs="Courier New" w:hint="default"/>
+      </w:rPr>
+    </w:lvl>
+    <w:lvl w:ilvl="2" w:tplc="04090005" w:tentative="1">
+      <w:start w:val="1"/>
+      <w:numFmt w:val="bullet"/>
+      <w:lvlText w:val=""/>
+      <w:lvlJc w:val="left"/>
+      <w:pPr>
+        <w:ind w:left="2160" w:hanging="360"/>
+      </w:pPr>
+      <w:rPr>
+        <w:rFonts w:ascii="Wingdings" w:hAnsi="Wingdings" w:hint="default"/>
+      </w:rPr>
+    </w:lvl>
+    <w:lvl w:ilvl="3" w:tplc="04090001" w:tentative="1">
+      <w:start w:val="1"/>
+      <w:numFmt w:val="bullet"/>
+      <w:lvlText w:val=""/>
+      <w:lvlJc w:val="left"/>
+      <w:pPr>
+        <w:ind w:left="2880" w:hanging="360"/>
+      </w:pPr>
+      <w:rPr>
+        <w:rFonts w:ascii="Symbol" w:hAnsi="Symbol" w:hint="default"/>
+      </w:rPr>
+    </w:lvl>
+    <w:lvl w:ilvl="4" w:tplc="04090003" w:tentative="1">
+      <w:start w:val="1"/>
+      <w:numFmt w:val="bullet"/>
+      <w:lvlText w:val="o"/>
+      <w:lvlJc w:val="left"/>
+      <w:pPr>
+        <w:ind w:left="3600" w:hanging="360"/>
+      </w:pPr>
+      <w:rPr>
+        <w:rFonts w:ascii="Courier New" w:hAnsi="Courier New" w:cs="Courier New" w:hint="default"/>
+      </w:rPr>
+    </w:lvl>
+    <w:lvl w:ilvl="5" w:tplc="04090005" w:tentative="1">
+      <w:start w:val="1"/>
+      <w:numFmt w:val="bullet"/>
+      <w:lvlText w:val=""/>
+      <w:lvlJc w:val="left"/>
+      <w:pPr>
+        <w:ind w:left="4320" w:hanging="360"/>
+      </w:pPr>
+      <w:rPr>
+        <w:rFonts w:ascii="Wingdings" w:hAnsi="Wingdings" w:hint="default"/>
+      </w:rPr>
+    </w:lvl>
+    <w:lvl w:ilvl="6" w:tplc="04090001" w:tentative="1">
+      <w:start w:val="1"/>
+      <w:numFmt w:val="bullet"/>
+      <w:lvlText w:val=""/>
+      <w:lvlJc w:val="left"/>
+      <w:pPr>
+        <w:ind w:left="5040" w:hanging="360"/>
+      </w:pPr>
+      <w:rPr>
+        <w:rFonts w:ascii="Symbol" w:hAnsi="Symbol" w:hint="default"/>
+      </w:rPr>
+    </w:lvl>
+    <w:lvl w:ilvl="7" w:tplc="04090003" w:tentative="1">
+      <w:start w:val="1"/>
+      <w:numFmt w:val="bullet"/>
+      <w:lvlText w:val="o"/>
+      <w:lvlJc w:val="left"/>
+      <w:pPr>
+        <w:ind w:left="5760" w:hanging="360"/>
+      </w:pPr>
+      <w:rPr>
+        <w:rFonts w:ascii="Courier New" w:hAnsi="Courier New" w:cs="Courier New" w:hint="default"/>
+      </w:rPr>
+    </w:lvl>
+    <w:lvl w:ilvl="8" w:tplc="04090005" w:tentative="1">
+      <w:start w:val="1"/>
+      <w:numFmt w:val="bullet"/>
+      <w:lvlText w:val=""/>
+      <w:lvlJc w:val="left"/>
+      <w:pPr>
+        <w:ind w:left="6480" w:hanging="360"/>
+      </w:pPr>
+      <w:rPr>
+        <w:rFonts w:ascii="Wingdings" w:hAnsi="Wingdings" w:hint="default"/>
+      </w:rPr>
+    </w:lvl>
+  </w:abstractNum>
+  <w:abstractNum w:abstractNumId="32" w15:restartNumberingAfterBreak="0">
+    <w:nsid w:val="7CFC33C7"/>
+    <w:multiLevelType w:val="hybridMultilevel"/>
+    <w:tmpl w:val="2CFAD560"/>
+    <w:lvl w:ilvl="0" w:tplc="04090001">
+      <w:start w:val="1"/>
+      <w:numFmt w:val="bullet"/>
+      <w:lvlText w:val=""/>
+      <w:lvlJc w:val="left"/>
+      <w:pPr>
+        <w:ind w:left="720" w:hanging="360"/>
+      </w:pPr>
+      <w:rPr>
+        <w:rFonts w:ascii="Symbol" w:hAnsi="Symbol" w:hint="default"/>
+      </w:rPr>
+    </w:lvl>
+    <w:lvl w:ilvl="1" w:tplc="FFFFFFFF" w:tentative="1">
+      <w:start w:val="1"/>
+      <w:numFmt w:val="bullet"/>
+      <w:lvlText w:val="o"/>
+      <w:lvlJc w:val="left"/>
+      <w:pPr>
+        <w:ind w:left="1440" w:hanging="360"/>
+      </w:pPr>
+      <w:rPr>
+        <w:rFonts w:ascii="Courier New" w:hAnsi="Courier New" w:cs="Courier New" w:hint="default"/>
+      </w:rPr>
+    </w:lvl>
+    <w:lvl w:ilvl="2" w:tplc="FFFFFFFF" w:tentative="1">
+      <w:start w:val="1"/>
+      <w:numFmt w:val="bullet"/>
+      <w:lvlText w:val=""/>
+      <w:lvlJc w:val="left"/>
+      <w:pPr>
+        <w:ind w:left="2160" w:hanging="360"/>
+      </w:pPr>
+      <w:rPr>
+        <w:rFonts w:ascii="Wingdings" w:hAnsi="Wingdings" w:hint="default"/>
+      </w:rPr>
+    </w:lvl>
+    <w:lvl w:ilvl="3" w:tplc="FFFFFFFF" w:tentative="1">
+      <w:start w:val="1"/>
+      <w:numFmt w:val="bullet"/>
+      <w:lvlText w:val=""/>
+      <w:lvlJc w:val="left"/>
+      <w:pPr>
+        <w:ind w:left="2880" w:hanging="360"/>
+      </w:pPr>
+      <w:rPr>
+        <w:rFonts w:ascii="Symbol" w:hAnsi="Symbol" w:hint="default"/>
+      </w:rPr>
+    </w:lvl>
+    <w:lvl w:ilvl="4" w:tplc="FFFFFFFF" w:tentative="1">
+      <w:start w:val="1"/>
+      <w:numFmt w:val="bullet"/>
+      <w:lvlText w:val="o"/>
+      <w:lvlJc w:val="left"/>
+      <w:pPr>
+        <w:ind w:left="3600" w:hanging="360"/>
+      </w:pPr>
+      <w:rPr>
+        <w:rFonts w:ascii="Courier New" w:hAnsi="Courier New" w:cs="Courier New" w:hint="default"/>
+      </w:rPr>
+    </w:lvl>
+    <w:lvl w:ilvl="5" w:tplc="FFFFFFFF" w:tentative="1">
+      <w:start w:val="1"/>
+      <w:numFmt w:val="bullet"/>
+      <w:lvlText w:val=""/>
+      <w:lvlJc w:val="left"/>
+      <w:pPr>
+        <w:ind w:left="4320" w:hanging="360"/>
+      </w:pPr>
+      <w:rPr>
+        <w:rFonts w:ascii="Wingdings" w:hAnsi="Wingdings" w:hint="default"/>
+      </w:rPr>
+    </w:lvl>
+    <w:lvl w:ilvl="6" w:tplc="FFFFFFFF" w:tentative="1">
+      <w:start w:val="1"/>
+      <w:numFmt w:val="bullet"/>
+      <w:lvlText w:val=""/>
+      <w:lvlJc w:val="left"/>
+      <w:pPr>
+        <w:ind w:left="5040" w:hanging="360"/>
+      </w:pPr>
+      <w:rPr>
+        <w:rFonts w:ascii="Symbol" w:hAnsi="Symbol" w:hint="default"/>
+      </w:rPr>
+    </w:lvl>
+    <w:lvl w:ilvl="7" w:tplc="FFFFFFFF" w:tentative="1">
+      <w:start w:val="1"/>
+      <w:numFmt w:val="bullet"/>
+      <w:lvlText w:val="o"/>
+      <w:lvlJc w:val="left"/>
+      <w:pPr>
+        <w:ind w:left="5760" w:hanging="360"/>
+      </w:pPr>
+      <w:rPr>
+        <w:rFonts w:ascii="Courier New" w:hAnsi="Courier New" w:cs="Courier New" w:hint="default"/>
+      </w:rPr>
+    </w:lvl>
+    <w:lvl w:ilvl="8" w:tplc="FFFFFFFF" w:tentative="1">
+      <w:start w:val="1"/>
+      <w:numFmt w:val="bullet"/>
+      <w:lvlText w:val=""/>
+      <w:lvlJc w:val="left"/>
+      <w:pPr>
+        <w:ind w:left="6480" w:hanging="360"/>
+      </w:pPr>
+      <w:rPr>
+        <w:rFonts w:ascii="Wingdings" w:hAnsi="Wingdings" w:hint="default"/>
+      </w:rPr>
+    </w:lvl>
+  </w:abstractNum>
+  <w:abstractNum w:abstractNumId="33" w15:restartNumberingAfterBreak="0">
+    <w:nsid w:val="7FAA66C4"/>
+    <w:multiLevelType w:val="hybridMultilevel"/>
+    <w:tmpl w:val="8D6833F8"/>
+    <w:lvl w:ilvl="0" w:tplc="04090003">
+      <w:start w:val="1"/>
+      <w:numFmt w:val="bullet"/>
+      <w:lvlText w:val="o"/>
+      <w:lvlJc w:val="left"/>
+      <w:pPr>
+        <w:ind w:left="1080" w:hanging="360"/>
+      </w:pPr>
+      <w:rPr>
+        <w:rFonts w:ascii="Courier New" w:hAnsi="Courier New" w:cs="Courier New" w:hint="default"/>
+      </w:rPr>
+    </w:lvl>
+    <w:lvl w:ilvl="1" w:tplc="04090003" w:tentative="1">
+      <w:start w:val="1"/>
+      <w:numFmt w:val="bullet"/>
+      <w:lvlText w:val="o"/>
+      <w:lvlJc w:val="left"/>
+      <w:pPr>
+        <w:ind w:left="1800" w:hanging="360"/>
+      </w:pPr>
+      <w:rPr>
+        <w:rFonts w:ascii="Courier New" w:hAnsi="Courier New" w:cs="Courier New" w:hint="default"/>
+      </w:rPr>
+    </w:lvl>
+    <w:lvl w:ilvl="2" w:tplc="04090005" w:tentative="1">
+      <w:start w:val="1"/>
+      <w:numFmt w:val="bullet"/>
+      <w:lvlText w:val=""/>
+      <w:lvlJc w:val="left"/>
+      <w:pPr>
+        <w:ind w:left="2520" w:hanging="360"/>
+      </w:pPr>
+      <w:rPr>
+        <w:rFonts w:ascii="Wingdings" w:hAnsi="Wingdings" w:hint="default"/>
+      </w:rPr>
+    </w:lvl>
+    <w:lvl w:ilvl="3" w:tplc="04090001" w:tentative="1">
+      <w:start w:val="1"/>
+      <w:numFmt w:val="bullet"/>
+      <w:lvlText w:val=""/>
+      <w:lvlJc w:val="left"/>
+      <w:pPr>
+        <w:ind w:left="3240" w:hanging="360"/>
+      </w:pPr>
+      <w:rPr>
+        <w:rFonts w:ascii="Symbol" w:hAnsi="Symbol" w:hint="default"/>
+      </w:rPr>
+    </w:lvl>
+    <w:lvl w:ilvl="4" w:tplc="04090003" w:tentative="1">
+      <w:start w:val="1"/>
+      <w:numFmt w:val="bullet"/>
+      <w:lvlText w:val="o"/>
+      <w:lvlJc w:val="left"/>
+      <w:pPr>
+        <w:ind w:left="3960" w:hanging="360"/>
+      </w:pPr>
+      <w:rPr>
+        <w:rFonts w:ascii="Courier New" w:hAnsi="Courier New" w:cs="Courier New" w:hint="default"/>
+      </w:rPr>
+    </w:lvl>
+    <w:lvl w:ilvl="5" w:tplc="04090005" w:tentative="1">
+      <w:start w:val="1"/>
+      <w:numFmt w:val="bullet"/>
+      <w:lvlText w:val=""/>
+      <w:lvlJc w:val="left"/>
+      <w:pPr>
+        <w:ind w:left="4680" w:hanging="360"/>
+      </w:pPr>
+      <w:rPr>
+        <w:rFonts w:ascii="Wingdings" w:hAnsi="Wingdings" w:hint="default"/>
+      </w:rPr>
+    </w:lvl>
+    <w:lvl w:ilvl="6" w:tplc="04090001" w:tentative="1">
+      <w:start w:val="1"/>
+      <w:numFmt w:val="bullet"/>
+      <w:lvlText w:val=""/>
+      <w:lvlJc w:val="left"/>
+      <w:pPr>
+        <w:ind w:left="5400" w:hanging="360"/>
+      </w:pPr>
+      <w:rPr>
+        <w:rFonts w:ascii="Symbol" w:hAnsi="Symbol" w:hint="default"/>
+      </w:rPr>
+    </w:lvl>
+    <w:lvl w:ilvl="7" w:tplc="04090003" w:tentative="1">
+      <w:start w:val="1"/>
+      <w:numFmt w:val="bullet"/>
+      <w:lvlText w:val="o"/>
+      <w:lvlJc w:val="left"/>
+      <w:pPr>
+        <w:ind w:left="6120" w:hanging="360"/>
+      </w:pPr>
+      <w:rPr>
+        <w:rFonts w:ascii="Courier New" w:hAnsi="Courier New" w:cs="Courier New" w:hint="default"/>
+      </w:rPr>
+    </w:lvl>
+    <w:lvl w:ilvl="8" w:tplc="04090005" w:tentative="1">
+      <w:start w:val="1"/>
+      <w:numFmt w:val="bullet"/>
+      <w:lvlText w:val=""/>
+      <w:lvlJc w:val="left"/>
+      <w:pPr>
+        <w:ind w:left="6840" w:hanging="360"/>
+      </w:pPr>
+      <w:rPr>
+        <w:rFonts w:ascii="Wingdings" w:hAnsi="Wingdings" w:hint="default"/>
+      </w:rPr>
+    </w:lvl>
+  </w:abstractNum>
+  <w:num w:numId="1" w16cid:durableId="1404445511">
+    <w:abstractNumId w:val="7"/>
+  </w:num>
+  <w:num w:numId="2" w16cid:durableId="135075702">
+    <w:abstractNumId w:val="14"/>
+  </w:num>
+  <w:num w:numId="3" w16cid:durableId="426999478">
+    <w:abstractNumId w:val="26"/>
+  </w:num>
+  <w:num w:numId="4" w16cid:durableId="759179344">
+    <w:abstractNumId w:val="18"/>
+  </w:num>
+  <w:num w:numId="5" w16cid:durableId="1533221845">
+    <w:abstractNumId w:val="25"/>
+  </w:num>
+  <w:num w:numId="6" w16cid:durableId="967665146">
+    <w:abstractNumId w:val="1"/>
+  </w:num>
+  <w:num w:numId="7" w16cid:durableId="1211921095">
+    <w:abstractNumId w:val="3"/>
+  </w:num>
+  <w:num w:numId="8" w16cid:durableId="7949669">
+    <w:abstractNumId w:val="11"/>
+  </w:num>
+  <w:num w:numId="9" w16cid:durableId="627472917">
+    <w:abstractNumId w:val="22"/>
+  </w:num>
+  <w:num w:numId="10" w16cid:durableId="209466052">
+    <w:abstractNumId w:val="16"/>
+  </w:num>
+  <w:num w:numId="11" w16cid:durableId="820925520">
+    <w:abstractNumId w:val="15"/>
+  </w:num>
+  <w:num w:numId="12" w16cid:durableId="2109813136">
+    <w:abstractNumId w:val="5"/>
+  </w:num>
+  <w:num w:numId="13" w16cid:durableId="1727875702">
+    <w:abstractNumId w:val="17"/>
+  </w:num>
+  <w:num w:numId="14" w16cid:durableId="198209018">
+    <w:abstractNumId w:val="29"/>
+  </w:num>
+  <w:num w:numId="15" w16cid:durableId="156310306">
+    <w:abstractNumId w:val="8"/>
+  </w:num>
+  <w:num w:numId="16" w16cid:durableId="1739552430">
+    <w:abstractNumId w:val="19"/>
+  </w:num>
+  <w:num w:numId="17" w16cid:durableId="1876771666">
+    <w:abstractNumId w:val="27"/>
+  </w:num>
+  <w:num w:numId="18" w16cid:durableId="1382512560">
+    <w:abstractNumId w:val="33"/>
+  </w:num>
+  <w:num w:numId="19" w16cid:durableId="1473791295">
+    <w:abstractNumId w:val="12"/>
+  </w:num>
+  <w:num w:numId="20" w16cid:durableId="1857038387">
+    <w:abstractNumId w:val="20"/>
+  </w:num>
+  <w:num w:numId="21" w16cid:durableId="2059933351">
+    <w:abstractNumId w:val="13"/>
+  </w:num>
+  <w:num w:numId="22" w16cid:durableId="71464753">
+    <w:abstractNumId w:val="28"/>
+  </w:num>
+  <w:num w:numId="23" w16cid:durableId="219174063">
+    <w:abstractNumId w:val="2"/>
+  </w:num>
+  <w:num w:numId="24" w16cid:durableId="606304463">
+    <w:abstractNumId w:val="24"/>
+  </w:num>
+  <w:num w:numId="25" w16cid:durableId="549995690">
+    <w:abstractNumId w:val="30"/>
+  </w:num>
+  <w:num w:numId="26" w16cid:durableId="807825198">
+    <w:abstractNumId w:val="0"/>
+  </w:num>
+  <w:num w:numId="27" w16cid:durableId="1995333027">
+    <w:abstractNumId w:val="4"/>
+  </w:num>
+  <w:num w:numId="28" w16cid:durableId="149293805">
+    <w:abstractNumId w:val="23"/>
+  </w:num>
+  <w:num w:numId="29" w16cid:durableId="1184126508">
+    <w:abstractNumId w:val="6"/>
+  </w:num>
+  <w:num w:numId="30" w16cid:durableId="157502072">
+    <w:abstractNumId w:val="9"/>
+  </w:num>
+  <w:num w:numId="31" w16cid:durableId="65690779">
+    <w:abstractNumId w:val="21"/>
+  </w:num>
+  <w:num w:numId="32" w16cid:durableId="1335454861">
+    <w:abstractNumId w:val="10"/>
+  </w:num>
+  <w:num w:numId="33" w16cid:durableId="2090225505">
+    <w:abstractNumId w:val="31"/>
+  </w:num>
+  <w:num w:numId="34" w16cid:durableId="543180691">
+    <w:abstractNumId w:val="32"/>
+  </w:num>
+</w:numbering>
 </file>
 
 <file path=word/styles.xml><?xml version="1.0" encoding="utf-8"?>
@@ -930,6 +9410,172 @@
       <w:spacing w:val="5"/>
     </w:rPr>
   </w:style>
+  <w:style w:type="table" w:styleId="TableGrid">
+    <w:name w:val="Table Grid"/>
+    <w:basedOn w:val="TableNormal"/>
+    <w:uiPriority w:val="39"/>
+    <w:rsid w:val="00BF6CA4"/>
+    <w:pPr>
+      <w:spacing w:after="0" w:line="240" w:lineRule="auto"/>
+    </w:pPr>
+    <w:tblPr>
+      <w:tblBorders>
+        <w:top w:val="single" w:sz="4" w:space="0" w:color="auto"/>
+        <w:left w:val="single" w:sz="4" w:space="0" w:color="auto"/>
+        <w:bottom w:val="single" w:sz="4" w:space="0" w:color="auto"/>
+        <w:right w:val="single" w:sz="4" w:space="0" w:color="auto"/>
+        <w:insideH w:val="single" w:sz="4" w:space="0" w:color="auto"/>
+        <w:insideV w:val="single" w:sz="4" w:space="0" w:color="auto"/>
+      </w:tblBorders>
+    </w:tblPr>
+  </w:style>
+  <w:style w:type="character" w:styleId="Strong">
+    <w:name w:val="Strong"/>
+    <w:basedOn w:val="DefaultParagraphFont"/>
+    <w:uiPriority w:val="22"/>
+    <w:qFormat/>
+    <w:rsid w:val="00BF6CA4"/>
+    <w:rPr>
+      <w:b/>
+      <w:bCs/>
+    </w:rPr>
+  </w:style>
+  <w:style w:type="table" w:styleId="GridTable3">
+    <w:name w:val="Grid Table 3"/>
+    <w:basedOn w:val="TableNormal"/>
+    <w:uiPriority w:val="48"/>
+    <w:rsid w:val="00BF6CA4"/>
+    <w:pPr>
+      <w:spacing w:after="0" w:line="240" w:lineRule="auto"/>
+    </w:pPr>
+    <w:tblPr>
+      <w:tblStyleRowBandSize w:val="1"/>
+      <w:tblStyleColBandSize w:val="1"/>
+      <w:tblBorders>
+        <w:top w:val="single" w:sz="4" w:space="0" w:color="666666" w:themeColor="text1" w:themeTint="99"/>
+        <w:left w:val="single" w:sz="4" w:space="0" w:color="666666" w:themeColor="text1" w:themeTint="99"/>
+        <w:bottom w:val="single" w:sz="4" w:space="0" w:color="666666" w:themeColor="text1" w:themeTint="99"/>
+        <w:right w:val="single" w:sz="4" w:space="0" w:color="666666" w:themeColor="text1" w:themeTint="99"/>
+        <w:insideH w:val="single" w:sz="4" w:space="0" w:color="666666" w:themeColor="text1" w:themeTint="99"/>
+        <w:insideV w:val="single" w:sz="4" w:space="0" w:color="666666" w:themeColor="text1" w:themeTint="99"/>
+      </w:tblBorders>
+    </w:tblPr>
+    <w:tblStylePr w:type="firstRow">
+      <w:rPr>
+        <w:b/>
+        <w:bCs/>
+      </w:rPr>
+      <w:tblPr/>
+      <w:tcPr>
+        <w:tcBorders>
+          <w:top w:val="nil"/>
+          <w:left w:val="nil"/>
+          <w:right w:val="nil"/>
+          <w:insideH w:val="nil"/>
+          <w:insideV w:val="nil"/>
+        </w:tcBorders>
+        <w:shd w:val="clear" w:color="auto" w:fill="FFFFFF" w:themeFill="background1"/>
+      </w:tcPr>
+    </w:tblStylePr>
+    <w:tblStylePr w:type="lastRow">
+      <w:rPr>
+        <w:b/>
+        <w:bCs/>
+      </w:rPr>
+      <w:tblPr/>
+      <w:tcPr>
+        <w:tcBorders>
+          <w:left w:val="nil"/>
+          <w:bottom w:val="nil"/>
+          <w:right w:val="nil"/>
+          <w:insideH w:val="nil"/>
+          <w:insideV w:val="nil"/>
+        </w:tcBorders>
+        <w:shd w:val="clear" w:color="auto" w:fill="FFFFFF" w:themeFill="background1"/>
+      </w:tcPr>
+    </w:tblStylePr>
+    <w:tblStylePr w:type="firstCol">
+      <w:pPr>
+        <w:jc w:val="right"/>
+      </w:pPr>
+      <w:rPr>
+        <w:i/>
+        <w:iCs/>
+      </w:rPr>
+      <w:tblPr/>
+      <w:tcPr>
+        <w:tcBorders>
+          <w:top w:val="nil"/>
+          <w:left w:val="nil"/>
+          <w:bottom w:val="nil"/>
+          <w:insideH w:val="nil"/>
+          <w:insideV w:val="nil"/>
+        </w:tcBorders>
+        <w:shd w:val="clear" w:color="auto" w:fill="FFFFFF" w:themeFill="background1"/>
+      </w:tcPr>
+    </w:tblStylePr>
+    <w:tblStylePr w:type="lastCol">
+      <w:rPr>
+        <w:i/>
+        <w:iCs/>
+      </w:rPr>
+      <w:tblPr/>
+      <w:tcPr>
+        <w:tcBorders>
+          <w:top w:val="nil"/>
+          <w:bottom w:val="nil"/>
+          <w:right w:val="nil"/>
+          <w:insideH w:val="nil"/>
+          <w:insideV w:val="nil"/>
+        </w:tcBorders>
+        <w:shd w:val="clear" w:color="auto" w:fill="FFFFFF" w:themeFill="background1"/>
+      </w:tcPr>
+    </w:tblStylePr>
+    <w:tblStylePr w:type="band1Vert">
+      <w:tblPr/>
+      <w:tcPr>
+        <w:shd w:val="clear" w:color="auto" w:fill="CCCCCC" w:themeFill="text1" w:themeFillTint="33"/>
+      </w:tcPr>
+    </w:tblStylePr>
+    <w:tblStylePr w:type="band1Horz">
+      <w:tblPr/>
+      <w:tcPr>
+        <w:shd w:val="clear" w:color="auto" w:fill="CCCCCC" w:themeFill="text1" w:themeFillTint="33"/>
+      </w:tcPr>
+    </w:tblStylePr>
+    <w:tblStylePr w:type="neCell">
+      <w:tblPr/>
+      <w:tcPr>
+        <w:tcBorders>
+          <w:bottom w:val="single" w:sz="4" w:space="0" w:color="666666" w:themeColor="text1" w:themeTint="99"/>
+        </w:tcBorders>
+      </w:tcPr>
+    </w:tblStylePr>
+    <w:tblStylePr w:type="nwCell">
+      <w:tblPr/>
+      <w:tcPr>
+        <w:tcBorders>
+          <w:bottom w:val="single" w:sz="4" w:space="0" w:color="666666" w:themeColor="text1" w:themeTint="99"/>
+        </w:tcBorders>
+      </w:tcPr>
+    </w:tblStylePr>
+    <w:tblStylePr w:type="seCell">
+      <w:tblPr/>
+      <w:tcPr>
+        <w:tcBorders>
+          <w:top w:val="single" w:sz="4" w:space="0" w:color="666666" w:themeColor="text1" w:themeTint="99"/>
+        </w:tcBorders>
+      </w:tcPr>
+    </w:tblStylePr>
+    <w:tblStylePr w:type="swCell">
+      <w:tblPr/>
+      <w:tcPr>
+        <w:tcBorders>
+          <w:top w:val="single" w:sz="4" w:space="0" w:color="666666" w:themeColor="text1" w:themeTint="99"/>
+        </w:tcBorders>
+      </w:tcPr>
+    </w:tblStylePr>
+  </w:style>
 </w:styles>
 </file>
 
@@ -1226,4 +9872,16 @@
     </a:ext>
   </a:extLst>
 </a:theme>
+</file>
+
+<file path=customXml/item1.xml><?xml version="1.0" encoding="utf-8"?>
+<b:Sources xmlns:b="http://schemas.openxmlformats.org/officeDocument/2006/bibliography" xmlns="http://schemas.openxmlformats.org/officeDocument/2006/bibliography" SelectedStyle="\APASixthEditionOfficeOnline.xsl" StyleName="APA" Version="6"/>
+</file>
+
+<file path=customXml/itemProps1.xml><?xml version="1.0" encoding="utf-8"?>
+<ds:datastoreItem xmlns:ds="http://schemas.openxmlformats.org/officeDocument/2006/customXml" ds:itemID="{DCFA4972-1445-4C81-B636-891EEF7F0EE9}">
+  <ds:schemaRefs>
+    <ds:schemaRef ds:uri="http://schemas.openxmlformats.org/officeDocument/2006/bibliography"/>
+  </ds:schemaRefs>
+</ds:datastoreItem>
 </file>
--- a/Linux/LPIC-3/security/331.docx
+++ b/Linux/LPIC-3/security/331.docx
@@ -4737,41 +4737,15 @@
           <w:sz w:val="28"/>
           <w:szCs w:val="28"/>
         </w:rPr>
-        <w:t>substitution cipher</w:t>
-      </w:r>
-      <w:r>
-        <w:rPr>
-          <w:rFonts w:asciiTheme="majorBidi" w:hAnsiTheme="majorBidi" w:cstheme="majorBidi"/>
-          <w:b/>
-          <w:bCs/>
-          <w:sz w:val="28"/>
-          <w:szCs w:val="28"/>
-        </w:rPr>
-        <w:t xml:space="preserve"> </w:t>
-      </w:r>
-      <w:r>
-        <w:rPr>
-          <w:rFonts w:asciiTheme="majorBidi" w:hAnsiTheme="majorBidi" w:cstheme="majorBidi"/>
-          <w:sz w:val="28"/>
-          <w:szCs w:val="28"/>
-        </w:rPr>
-        <w:t>in which each plaintext letter is shifted by a fixed number of positions in the alphabet. For example, using a shift of 3, A → D,</w:t>
-      </w:r>
-      <w:r>
-        <w:rPr>
-          <w:rFonts w:asciiTheme="majorBidi" w:hAnsiTheme="majorBidi" w:cstheme="majorBidi"/>
-          <w:sz w:val="28"/>
-          <w:szCs w:val="28"/>
-        </w:rPr>
-        <w:t xml:space="preserve"> </w:t>
-      </w:r>
-      <w:r>
-        <w:rPr>
-          <w:rFonts w:asciiTheme="majorBidi" w:hAnsiTheme="majorBidi" w:cstheme="majorBidi"/>
-          <w:sz w:val="28"/>
-          <w:szCs w:val="28"/>
-        </w:rPr>
-        <w:t>B → E, C → F, and so on. Mathematically, the encryption can be expressed as:</w:t>
+        <w:t xml:space="preserve">substitution cipher </w:t>
+      </w:r>
+      <w:r>
+        <w:rPr>
+          <w:rFonts w:asciiTheme="majorBidi" w:hAnsiTheme="majorBidi" w:cstheme="majorBidi"/>
+          <w:sz w:val="28"/>
+          <w:szCs w:val="28"/>
+        </w:rPr>
+        <w:t>in which each plaintext letter is shifted by a fixed number of positions in the alphabet. For example, using a shift of 3, A → D, B → E, C → F, and so on. Mathematically, the encryption can be expressed as:</w:t>
       </w:r>
     </w:p>
     <w:p>
@@ -5129,17 +5103,7 @@
           <w:sz w:val="40"/>
           <w:szCs w:val="40"/>
         </w:rPr>
-        <w:t>Symmetric cryptography</w:t>
-      </w:r>
-      <w:r>
-        <w:rPr>
-          <w:rFonts w:asciiTheme="majorBidi" w:hAnsiTheme="majorBidi" w:cstheme="majorBidi"/>
-          <w:b/>
-          <w:bCs/>
-          <w:sz w:val="40"/>
-          <w:szCs w:val="40"/>
-        </w:rPr>
-        <w:t>:</w:t>
+        <w:t>Symmetric cryptography:</w:t>
       </w:r>
     </w:p>
     <w:p>
@@ -8915,17 +8879,7 @@
                                 <w:sz w:val="28"/>
                                 <w:szCs w:val="28"/>
                               </w:rPr>
-                              <w:t>Example</w:t>
-                            </w:r>
-                            <w:r>
-                              <w:rPr>
-                                <w:rFonts w:asciiTheme="majorBidi" w:hAnsiTheme="majorBidi" w:cstheme="majorBidi"/>
-                                <w:b/>
-                                <w:bCs/>
-                                <w:sz w:val="28"/>
-                                <w:szCs w:val="28"/>
-                              </w:rPr>
-                              <w:t>s Algorithms:</w:t>
+                              <w:t>Examples Algorithms:</w:t>
                             </w:r>
                           </w:p>
                           <w:p>
@@ -10513,17 +10467,7 @@
                           <w:sz w:val="28"/>
                           <w:szCs w:val="28"/>
                         </w:rPr>
-                        <w:t>Example</w:t>
-                      </w:r>
-                      <w:r>
-                        <w:rPr>
-                          <w:rFonts w:asciiTheme="majorBidi" w:hAnsiTheme="majorBidi" w:cstheme="majorBidi"/>
-                          <w:b/>
-                          <w:bCs/>
-                          <w:sz w:val="28"/>
-                          <w:szCs w:val="28"/>
-                        </w:rPr>
-                        <w:t>s Algorithms:</w:t>
+                        <w:t>Examples Algorithms:</w:t>
                       </w:r>
                     </w:p>
                     <w:p>
@@ -11448,16 +11392,7 @@
                                 <w:szCs w:val="28"/>
                                 <w:u w:val="single"/>
                               </w:rPr>
-                              <w:t>Example</w:t>
-                            </w:r>
-                            <w:r>
-                              <w:rPr>
-                                <w:rFonts w:asciiTheme="majorBidi" w:hAnsiTheme="majorBidi" w:cstheme="majorBidi"/>
-                                <w:sz w:val="28"/>
-                                <w:szCs w:val="28"/>
-                                <w:u w:val="single"/>
-                              </w:rPr>
-                              <w:t>:</w:t>
+                              <w:t>Example:</w:t>
                             </w:r>
                           </w:p>
                           <w:p>
@@ -11543,23 +11478,7 @@
                                 <w:sz w:val="28"/>
                                 <w:szCs w:val="28"/>
                               </w:rPr>
-                              <w:t>Hello</w:t>
-                            </w:r>
-                            <w:r>
-                              <w:rPr>
-                                <w:rFonts w:asciiTheme="majorBidi" w:hAnsiTheme="majorBidi" w:cstheme="majorBidi"/>
-                                <w:sz w:val="28"/>
-                                <w:szCs w:val="28"/>
-                              </w:rPr>
-                              <w:t xml:space="preserve"> </w:t>
-                            </w:r>
-                            <w:r>
-                              <w:rPr>
-                                <w:rFonts w:asciiTheme="majorBidi" w:hAnsiTheme="majorBidi" w:cstheme="majorBidi"/>
-                                <w:sz w:val="28"/>
-                                <w:szCs w:val="28"/>
-                              </w:rPr>
-                              <w:t>→ 185f8db3...</w:t>
+                              <w:t>Hello → 185f8db3...</w:t>
                             </w:r>
                           </w:p>
                           <w:p>
@@ -11583,31 +11502,7 @@
                                 <w:sz w:val="28"/>
                                 <w:szCs w:val="28"/>
                               </w:rPr>
-                              <w:t>h</w:t>
-                            </w:r>
-                            <w:r>
-                              <w:rPr>
-                                <w:rFonts w:asciiTheme="majorBidi" w:hAnsiTheme="majorBidi" w:cstheme="majorBidi"/>
-                                <w:sz w:val="28"/>
-                                <w:szCs w:val="28"/>
-                              </w:rPr>
-                              <w:t>ello</w:t>
-                            </w:r>
-                            <w:r>
-                              <w:rPr>
-                                <w:rFonts w:asciiTheme="majorBidi" w:hAnsiTheme="majorBidi" w:cstheme="majorBidi"/>
-                                <w:sz w:val="28"/>
-                                <w:szCs w:val="28"/>
-                              </w:rPr>
-                              <w:t xml:space="preserve"> </w:t>
-                            </w:r>
-                            <w:r>
-                              <w:rPr>
-                                <w:rFonts w:asciiTheme="majorBidi" w:hAnsiTheme="majorBidi" w:cstheme="majorBidi"/>
-                                <w:sz w:val="28"/>
-                                <w:szCs w:val="28"/>
-                              </w:rPr>
-                              <w:t>→ 2cf24dba...</w:t>
+                              <w:t>hello → 2cf24dba...</w:t>
                             </w:r>
                           </w:p>
                           <w:p>
@@ -11915,17 +11810,7 @@
                                 <w:sz w:val="28"/>
                                 <w:szCs w:val="28"/>
                               </w:rPr>
-                              <w:t>Examples</w:t>
-                            </w:r>
-                            <w:r>
-                              <w:rPr>
-                                <w:rFonts w:asciiTheme="majorBidi" w:hAnsiTheme="majorBidi" w:cstheme="majorBidi"/>
-                                <w:b/>
-                                <w:bCs/>
-                                <w:sz w:val="28"/>
-                                <w:szCs w:val="28"/>
-                              </w:rPr>
-                              <w:t xml:space="preserve"> Algorithms:</w:t>
+                              <w:t>Examples Algorithms:</w:t>
                             </w:r>
                           </w:p>
                           <w:p>
@@ -12408,16 +12293,7 @@
                           <w:szCs w:val="28"/>
                           <w:u w:val="single"/>
                         </w:rPr>
-                        <w:t>Example</w:t>
-                      </w:r>
-                      <w:r>
-                        <w:rPr>
-                          <w:rFonts w:asciiTheme="majorBidi" w:hAnsiTheme="majorBidi" w:cstheme="majorBidi"/>
-                          <w:sz w:val="28"/>
-                          <w:szCs w:val="28"/>
-                          <w:u w:val="single"/>
-                        </w:rPr>
-                        <w:t>:</w:t>
+                        <w:t>Example:</w:t>
                       </w:r>
                     </w:p>
                     <w:p>
@@ -12503,23 +12379,7 @@
                           <w:sz w:val="28"/>
                           <w:szCs w:val="28"/>
                         </w:rPr>
-                        <w:t>Hello</w:t>
-                      </w:r>
-                      <w:r>
-                        <w:rPr>
-                          <w:rFonts w:asciiTheme="majorBidi" w:hAnsiTheme="majorBidi" w:cstheme="majorBidi"/>
-                          <w:sz w:val="28"/>
-                          <w:szCs w:val="28"/>
-                        </w:rPr>
-                        <w:t xml:space="preserve"> </w:t>
-                      </w:r>
-                      <w:r>
-                        <w:rPr>
-                          <w:rFonts w:asciiTheme="majorBidi" w:hAnsiTheme="majorBidi" w:cstheme="majorBidi"/>
-                          <w:sz w:val="28"/>
-                          <w:szCs w:val="28"/>
-                        </w:rPr>
-                        <w:t>→ 185f8db3...</w:t>
+                        <w:t>Hello → 185f8db3...</w:t>
                       </w:r>
                     </w:p>
                     <w:p>
@@ -12543,31 +12403,7 @@
                           <w:sz w:val="28"/>
                           <w:szCs w:val="28"/>
                         </w:rPr>
-                        <w:t>h</w:t>
-                      </w:r>
-                      <w:r>
-                        <w:rPr>
-                          <w:rFonts w:asciiTheme="majorBidi" w:hAnsiTheme="majorBidi" w:cstheme="majorBidi"/>
-                          <w:sz w:val="28"/>
-                          <w:szCs w:val="28"/>
-                        </w:rPr>
-                        <w:t>ello</w:t>
-                      </w:r>
-                      <w:r>
-                        <w:rPr>
-                          <w:rFonts w:asciiTheme="majorBidi" w:hAnsiTheme="majorBidi" w:cstheme="majorBidi"/>
-                          <w:sz w:val="28"/>
-                          <w:szCs w:val="28"/>
-                        </w:rPr>
-                        <w:t xml:space="preserve"> </w:t>
-                      </w:r>
-                      <w:r>
-                        <w:rPr>
-                          <w:rFonts w:asciiTheme="majorBidi" w:hAnsiTheme="majorBidi" w:cstheme="majorBidi"/>
-                          <w:sz w:val="28"/>
-                          <w:szCs w:val="28"/>
-                        </w:rPr>
-                        <w:t>→ 2cf24dba...</w:t>
+                        <w:t>hello → 2cf24dba...</w:t>
                       </w:r>
                     </w:p>
                     <w:p>
@@ -12875,17 +12711,7 @@
                           <w:sz w:val="28"/>
                           <w:szCs w:val="28"/>
                         </w:rPr>
-                        <w:t>Examples</w:t>
-                      </w:r>
-                      <w:r>
-                        <w:rPr>
-                          <w:rFonts w:asciiTheme="majorBidi" w:hAnsiTheme="majorBidi" w:cstheme="majorBidi"/>
-                          <w:b/>
-                          <w:bCs/>
-                          <w:sz w:val="28"/>
-                          <w:szCs w:val="28"/>
-                        </w:rPr>
-                        <w:t xml:space="preserve"> Algorithms:</w:t>
+                        <w:t>Examples Algorithms:</w:t>
                       </w:r>
                     </w:p>
                     <w:p>
@@ -14527,15 +14353,7 @@
           <w:sz w:val="28"/>
           <w:szCs w:val="28"/>
         </w:rPr>
-        <w:t xml:space="preserve"> </w:t>
-      </w:r>
-      <w:r>
-        <w:rPr>
-          <w:rFonts w:asciiTheme="majorBidi" w:hAnsiTheme="majorBidi" w:cstheme="majorBidi"/>
-          <w:sz w:val="28"/>
-          <w:szCs w:val="28"/>
-        </w:rPr>
-        <w:t>→ Verify hashes from a checksum file.</w:t>
+        <w:t xml:space="preserve"> → Verify hashes from a checksum file.</w:t>
       </w:r>
     </w:p>
     <w:p>
@@ -14570,15 +14388,7 @@
           <w:sz w:val="28"/>
           <w:szCs w:val="28"/>
         </w:rPr>
-        <w:t xml:space="preserve"> </w:t>
-      </w:r>
-      <w:r>
-        <w:rPr>
-          <w:rFonts w:asciiTheme="majorBidi" w:hAnsiTheme="majorBidi" w:cstheme="majorBidi"/>
-          <w:sz w:val="28"/>
-          <w:szCs w:val="28"/>
-        </w:rPr>
-        <w:t>→ Only report failures.</w:t>
+        <w:t xml:space="preserve"> → Only report failures.</w:t>
       </w:r>
     </w:p>
     <w:p>
@@ -14613,15 +14423,7 @@
           <w:sz w:val="28"/>
           <w:szCs w:val="28"/>
         </w:rPr>
-        <w:t xml:space="preserve"> </w:t>
-      </w:r>
-      <w:r>
-        <w:rPr>
-          <w:rFonts w:asciiTheme="majorBidi" w:hAnsiTheme="majorBidi" w:cstheme="majorBidi"/>
-          <w:sz w:val="28"/>
-          <w:szCs w:val="28"/>
-        </w:rPr>
-        <w:t>→ Produce no output; use the exit status only.</w:t>
+        <w:t xml:space="preserve"> → Produce no output; use the exit status only.</w:t>
       </w:r>
     </w:p>
     <w:p>
@@ -14657,15 +14459,7 @@
           <w:sz w:val="28"/>
           <w:szCs w:val="28"/>
         </w:rPr>
-        <w:t xml:space="preserve"> </w:t>
-      </w:r>
-      <w:r>
-        <w:rPr>
-          <w:rFonts w:asciiTheme="majorBidi" w:hAnsiTheme="majorBidi" w:cstheme="majorBidi"/>
-          <w:sz w:val="28"/>
-          <w:szCs w:val="28"/>
-        </w:rPr>
-        <w:t>→ Skip files that do not exist.</w:t>
+        <w:t xml:space="preserve"> → Skip files that do not exist.</w:t>
       </w:r>
     </w:p>
     <w:p>
@@ -14717,23 +14511,7 @@
           <w:sz w:val="28"/>
           <w:szCs w:val="28"/>
         </w:rPr>
-        <w:t>md5sum file.txt</w:t>
-      </w:r>
-      <w:r>
-        <w:rPr>
-          <w:rFonts w:asciiTheme="majorBidi" w:hAnsiTheme="majorBidi" w:cstheme="majorBidi"/>
-          <w:sz w:val="28"/>
-          <w:szCs w:val="28"/>
-        </w:rPr>
-        <w:t xml:space="preserve"> </w:t>
-      </w:r>
-      <w:r>
-        <w:rPr>
-          <w:rFonts w:asciiTheme="majorBidi" w:hAnsiTheme="majorBidi" w:cstheme="majorBidi"/>
-          <w:sz w:val="28"/>
-          <w:szCs w:val="28"/>
-        </w:rPr>
-        <w:t>→ Generate a hash</w:t>
+        <w:t>md5sum file.txt → Generate a hash</w:t>
       </w:r>
     </w:p>
     <w:p>
@@ -14756,39 +14534,7 @@
           <w:sz w:val="28"/>
           <w:szCs w:val="28"/>
         </w:rPr>
-        <w:t>md5sum file1.txt file2.txt file3.txt</w:t>
-      </w:r>
-      <w:r>
-        <w:rPr>
-          <w:rFonts w:asciiTheme="majorBidi" w:hAnsiTheme="majorBidi" w:cstheme="majorBidi"/>
-          <w:sz w:val="28"/>
-          <w:szCs w:val="28"/>
-        </w:rPr>
-        <w:t xml:space="preserve"> </w:t>
-      </w:r>
-      <w:r>
-        <w:rPr>
-          <w:rFonts w:asciiTheme="majorBidi" w:hAnsiTheme="majorBidi" w:cstheme="majorBidi"/>
-          <w:sz w:val="28"/>
-          <w:szCs w:val="28"/>
-        </w:rPr>
-        <w:t>→</w:t>
-      </w:r>
-      <w:r>
-        <w:rPr>
-          <w:rFonts w:asciiTheme="majorBidi" w:hAnsiTheme="majorBidi" w:cstheme="majorBidi"/>
-          <w:sz w:val="28"/>
-          <w:szCs w:val="28"/>
-        </w:rPr>
-        <w:t xml:space="preserve"> </w:t>
-      </w:r>
-      <w:r>
-        <w:rPr>
-          <w:rFonts w:asciiTheme="majorBidi" w:hAnsiTheme="majorBidi" w:cstheme="majorBidi"/>
-          <w:sz w:val="28"/>
-          <w:szCs w:val="28"/>
-        </w:rPr>
-        <w:t>Hash multiple files</w:t>
+        <w:t>md5sum file1.txt file2.txt file3.txt → Hash multiple files</w:t>
       </w:r>
     </w:p>
     <w:p>
@@ -14812,39 +14558,7 @@
           <w:sz w:val="28"/>
           <w:szCs w:val="28"/>
         </w:rPr>
-        <w:t>md5sum -c checksums.md5</w:t>
-      </w:r>
-      <w:r>
-        <w:rPr>
-          <w:rFonts w:asciiTheme="majorBidi" w:hAnsiTheme="majorBidi" w:cstheme="majorBidi"/>
-          <w:sz w:val="28"/>
-          <w:szCs w:val="28"/>
-        </w:rPr>
-        <w:t xml:space="preserve"> </w:t>
-      </w:r>
-      <w:r>
-        <w:rPr>
-          <w:rFonts w:asciiTheme="majorBidi" w:hAnsiTheme="majorBidi" w:cstheme="majorBidi"/>
-          <w:sz w:val="28"/>
-          <w:szCs w:val="28"/>
-        </w:rPr>
-        <w:t>→</w:t>
-      </w:r>
-      <w:r>
-        <w:rPr>
-          <w:rFonts w:asciiTheme="majorBidi" w:hAnsiTheme="majorBidi" w:cstheme="majorBidi"/>
-          <w:sz w:val="28"/>
-          <w:szCs w:val="28"/>
-        </w:rPr>
-        <w:t xml:space="preserve"> </w:t>
-      </w:r>
-      <w:r>
-        <w:rPr>
-          <w:rFonts w:asciiTheme="majorBidi" w:hAnsiTheme="majorBidi" w:cstheme="majorBidi"/>
-          <w:sz w:val="28"/>
-          <w:szCs w:val="28"/>
-        </w:rPr>
-        <w:t>Verify file integrity</w:t>
+        <w:t>md5sum -c checksums.md5 → Verify file integrity</w:t>
       </w:r>
     </w:p>
     <w:p>
@@ -14954,6 +14668,6334 @@
           <w:szCs w:val="28"/>
         </w:rPr>
       </w:pPr>
+    </w:p>
+    <w:p>
+      <w:pPr>
+        <w:jc w:val="both"/>
+        <w:rPr>
+          <w:rFonts w:asciiTheme="majorBidi" w:hAnsiTheme="majorBidi" w:cstheme="majorBidi"/>
+          <w:sz w:val="28"/>
+          <w:szCs w:val="28"/>
+        </w:rPr>
+      </w:pPr>
+    </w:p>
+    <w:p>
+      <w:pPr>
+        <w:jc w:val="both"/>
+        <w:rPr>
+          <w:rFonts w:asciiTheme="majorBidi" w:hAnsiTheme="majorBidi" w:cstheme="majorBidi"/>
+          <w:sz w:val="28"/>
+          <w:szCs w:val="28"/>
+        </w:rPr>
+      </w:pPr>
+    </w:p>
+    <w:p>
+      <w:pPr>
+        <w:jc w:val="both"/>
+        <w:rPr>
+          <w:rFonts w:asciiTheme="majorBidi" w:hAnsiTheme="majorBidi" w:cstheme="majorBidi"/>
+          <w:b/>
+          <w:bCs/>
+          <w:sz w:val="48"/>
+          <w:szCs w:val="48"/>
+        </w:rPr>
+      </w:pPr>
+      <w:r>
+        <w:rPr>
+          <w:rFonts w:asciiTheme="majorBidi" w:hAnsiTheme="majorBidi" w:cstheme="majorBidi"/>
+          <w:b/>
+          <w:bCs/>
+          <w:sz w:val="48"/>
+          <w:szCs w:val="48"/>
+        </w:rPr>
+        <w:lastRenderedPageBreak/>
+        <w:t>GPG</w:t>
+      </w:r>
+      <w:r>
+        <w:rPr>
+          <w:rFonts w:asciiTheme="majorBidi" w:hAnsiTheme="majorBidi" w:cstheme="majorBidi"/>
+          <w:b/>
+          <w:bCs/>
+          <w:sz w:val="48"/>
+          <w:szCs w:val="48"/>
+        </w:rPr>
+        <w:t>:</w:t>
+      </w:r>
+    </w:p>
+    <w:p>
+      <w:pPr>
+        <w:jc w:val="both"/>
+        <w:rPr>
+          <w:rFonts w:asciiTheme="majorBidi" w:hAnsiTheme="majorBidi" w:cstheme="majorBidi"/>
+          <w:sz w:val="28"/>
+          <w:szCs w:val="28"/>
+        </w:rPr>
+      </w:pPr>
+    </w:p>
+    <w:p>
+      <w:pPr>
+        <w:jc w:val="both"/>
+        <w:rPr>
+          <w:rFonts w:asciiTheme="majorBidi" w:hAnsiTheme="majorBidi" w:cstheme="majorBidi"/>
+          <w:sz w:val="28"/>
+          <w:szCs w:val="28"/>
+        </w:rPr>
+      </w:pPr>
+    </w:p>
+    <w:p>
+      <w:pPr>
+        <w:jc w:val="both"/>
+        <w:rPr>
+          <w:rFonts w:asciiTheme="majorBidi" w:hAnsiTheme="majorBidi" w:cstheme="majorBidi"/>
+          <w:sz w:val="28"/>
+          <w:szCs w:val="28"/>
+        </w:rPr>
+      </w:pPr>
+    </w:p>
+    <w:p>
+      <w:pPr>
+        <w:jc w:val="both"/>
+        <w:rPr>
+          <w:rFonts w:asciiTheme="majorBidi" w:hAnsiTheme="majorBidi" w:cstheme="majorBidi"/>
+          <w:sz w:val="28"/>
+          <w:szCs w:val="28"/>
+        </w:rPr>
+      </w:pPr>
+    </w:p>
+    <w:p>
+      <w:pPr>
+        <w:jc w:val="both"/>
+        <w:rPr>
+          <w:rFonts w:asciiTheme="majorBidi" w:hAnsiTheme="majorBidi" w:cstheme="majorBidi"/>
+          <w:sz w:val="28"/>
+          <w:szCs w:val="28"/>
+        </w:rPr>
+      </w:pPr>
+    </w:p>
+    <w:p>
+      <w:pPr>
+        <w:jc w:val="both"/>
+        <w:rPr>
+          <w:rFonts w:asciiTheme="majorBidi" w:hAnsiTheme="majorBidi" w:cstheme="majorBidi"/>
+          <w:sz w:val="28"/>
+          <w:szCs w:val="28"/>
+        </w:rPr>
+      </w:pPr>
+    </w:p>
+    <w:p>
+      <w:pPr>
+        <w:jc w:val="both"/>
+        <w:rPr>
+          <w:rFonts w:asciiTheme="majorBidi" w:hAnsiTheme="majorBidi" w:cstheme="majorBidi"/>
+          <w:sz w:val="28"/>
+          <w:szCs w:val="28"/>
+        </w:rPr>
+      </w:pPr>
+    </w:p>
+    <w:p>
+      <w:pPr>
+        <w:jc w:val="both"/>
+        <w:rPr>
+          <w:rFonts w:asciiTheme="majorBidi" w:hAnsiTheme="majorBidi" w:cstheme="majorBidi"/>
+          <w:sz w:val="28"/>
+          <w:szCs w:val="28"/>
+        </w:rPr>
+      </w:pPr>
+    </w:p>
+    <w:p>
+      <w:pPr>
+        <w:jc w:val="both"/>
+        <w:rPr>
+          <w:rFonts w:asciiTheme="majorBidi" w:hAnsiTheme="majorBidi" w:cstheme="majorBidi"/>
+          <w:sz w:val="28"/>
+          <w:szCs w:val="28"/>
+        </w:rPr>
+      </w:pPr>
+    </w:p>
+    <w:p>
+      <w:pPr>
+        <w:jc w:val="both"/>
+        <w:rPr>
+          <w:rFonts w:asciiTheme="majorBidi" w:hAnsiTheme="majorBidi" w:cstheme="majorBidi"/>
+          <w:sz w:val="28"/>
+          <w:szCs w:val="28"/>
+        </w:rPr>
+      </w:pPr>
+    </w:p>
+    <w:p>
+      <w:pPr>
+        <w:jc w:val="both"/>
+        <w:rPr>
+          <w:rFonts w:asciiTheme="majorBidi" w:hAnsiTheme="majorBidi" w:cstheme="majorBidi"/>
+          <w:sz w:val="28"/>
+          <w:szCs w:val="28"/>
+        </w:rPr>
+      </w:pPr>
+    </w:p>
+    <w:p>
+      <w:pPr>
+        <w:jc w:val="both"/>
+        <w:rPr>
+          <w:rFonts w:asciiTheme="majorBidi" w:hAnsiTheme="majorBidi" w:cstheme="majorBidi"/>
+          <w:sz w:val="28"/>
+          <w:szCs w:val="28"/>
+        </w:rPr>
+      </w:pPr>
+    </w:p>
+    <w:p>
+      <w:pPr>
+        <w:jc w:val="both"/>
+        <w:rPr>
+          <w:rFonts w:asciiTheme="majorBidi" w:hAnsiTheme="majorBidi" w:cstheme="majorBidi"/>
+          <w:sz w:val="28"/>
+          <w:szCs w:val="28"/>
+        </w:rPr>
+      </w:pPr>
+    </w:p>
+    <w:p>
+      <w:pPr>
+        <w:jc w:val="both"/>
+        <w:rPr>
+          <w:rFonts w:asciiTheme="majorBidi" w:hAnsiTheme="majorBidi" w:cstheme="majorBidi"/>
+          <w:sz w:val="28"/>
+          <w:szCs w:val="28"/>
+        </w:rPr>
+      </w:pPr>
+    </w:p>
+    <w:p>
+      <w:pPr>
+        <w:jc w:val="both"/>
+        <w:rPr>
+          <w:rFonts w:asciiTheme="majorBidi" w:hAnsiTheme="majorBidi" w:cstheme="majorBidi"/>
+          <w:sz w:val="28"/>
+          <w:szCs w:val="28"/>
+        </w:rPr>
+      </w:pPr>
+    </w:p>
+    <w:p>
+      <w:pPr>
+        <w:jc w:val="both"/>
+        <w:rPr>
+          <w:rFonts w:asciiTheme="majorBidi" w:hAnsiTheme="majorBidi" w:cstheme="majorBidi"/>
+          <w:sz w:val="28"/>
+          <w:szCs w:val="28"/>
+        </w:rPr>
+      </w:pPr>
+    </w:p>
+    <w:p>
+      <w:pPr>
+        <w:jc w:val="both"/>
+        <w:rPr>
+          <w:rFonts w:asciiTheme="majorBidi" w:hAnsiTheme="majorBidi" w:cstheme="majorBidi"/>
+          <w:sz w:val="28"/>
+          <w:szCs w:val="28"/>
+        </w:rPr>
+      </w:pPr>
+    </w:p>
+    <w:p>
+      <w:pPr>
+        <w:jc w:val="both"/>
+        <w:rPr>
+          <w:rFonts w:asciiTheme="majorBidi" w:hAnsiTheme="majorBidi" w:cstheme="majorBidi"/>
+          <w:sz w:val="28"/>
+          <w:szCs w:val="28"/>
+        </w:rPr>
+      </w:pPr>
+    </w:p>
+    <w:p>
+      <w:pPr>
+        <w:jc w:val="both"/>
+        <w:rPr>
+          <w:rFonts w:asciiTheme="majorBidi" w:hAnsiTheme="majorBidi" w:cstheme="majorBidi"/>
+          <w:sz w:val="28"/>
+          <w:szCs w:val="28"/>
+        </w:rPr>
+      </w:pPr>
+    </w:p>
+    <w:p>
+      <w:pPr>
+        <w:jc w:val="both"/>
+        <w:rPr>
+          <w:rFonts w:asciiTheme="majorBidi" w:hAnsiTheme="majorBidi" w:cstheme="majorBidi"/>
+          <w:sz w:val="28"/>
+          <w:szCs w:val="28"/>
+        </w:rPr>
+      </w:pPr>
+    </w:p>
+    <w:p>
+      <w:pPr>
+        <w:jc w:val="both"/>
+        <w:rPr>
+          <w:rFonts w:asciiTheme="majorBidi" w:hAnsiTheme="majorBidi" w:cstheme="majorBidi"/>
+          <w:sz w:val="28"/>
+          <w:szCs w:val="28"/>
+        </w:rPr>
+      </w:pPr>
+    </w:p>
+    <w:p>
+      <w:pPr>
+        <w:jc w:val="both"/>
+        <w:rPr>
+          <w:rFonts w:asciiTheme="majorBidi" w:hAnsiTheme="majorBidi" w:cstheme="majorBidi"/>
+          <w:sz w:val="28"/>
+          <w:szCs w:val="28"/>
+        </w:rPr>
+      </w:pPr>
+    </w:p>
+    <w:p>
+      <w:pPr>
+        <w:jc w:val="both"/>
+        <w:rPr>
+          <w:rFonts w:asciiTheme="majorBidi" w:hAnsiTheme="majorBidi" w:cstheme="majorBidi"/>
+          <w:sz w:val="28"/>
+          <w:szCs w:val="28"/>
+        </w:rPr>
+      </w:pPr>
+    </w:p>
+    <w:p>
+      <w:pPr>
+        <w:jc w:val="both"/>
+        <w:rPr>
+          <w:rFonts w:asciiTheme="majorBidi" w:hAnsiTheme="majorBidi" w:cstheme="majorBidi"/>
+          <w:sz w:val="28"/>
+          <w:szCs w:val="28"/>
+        </w:rPr>
+      </w:pPr>
+    </w:p>
+    <w:p>
+      <w:pPr>
+        <w:jc w:val="both"/>
+        <w:rPr>
+          <w:rFonts w:asciiTheme="majorBidi" w:hAnsiTheme="majorBidi" w:cstheme="majorBidi"/>
+          <w:sz w:val="28"/>
+          <w:szCs w:val="28"/>
+        </w:rPr>
+      </w:pPr>
+    </w:p>
+    <w:p>
+      <w:pPr>
+        <w:jc w:val="both"/>
+        <w:rPr>
+          <w:rFonts w:asciiTheme="majorBidi" w:hAnsiTheme="majorBidi" w:cstheme="majorBidi"/>
+          <w:sz w:val="28"/>
+          <w:szCs w:val="28"/>
+        </w:rPr>
+      </w:pPr>
+    </w:p>
+    <w:p>
+      <w:pPr>
+        <w:jc w:val="both"/>
+        <w:rPr>
+          <w:rFonts w:asciiTheme="majorBidi" w:hAnsiTheme="majorBidi" w:cstheme="majorBidi"/>
+          <w:sz w:val="28"/>
+          <w:szCs w:val="28"/>
+        </w:rPr>
+      </w:pPr>
+    </w:p>
+    <w:p>
+      <w:pPr>
+        <w:spacing w:after="80"/>
+        <w:jc w:val="both"/>
+        <w:rPr>
+          <w:rFonts w:asciiTheme="majorBidi" w:hAnsiTheme="majorBidi" w:cstheme="majorBidi"/>
+          <w:b/>
+          <w:bCs/>
+          <w:sz w:val="48"/>
+          <w:szCs w:val="48"/>
+        </w:rPr>
+      </w:pPr>
+      <w:r>
+        <w:rPr>
+          <w:rFonts w:asciiTheme="majorBidi" w:hAnsiTheme="majorBidi" w:cstheme="majorBidi"/>
+          <w:b/>
+          <w:bCs/>
+          <w:sz w:val="48"/>
+          <w:szCs w:val="48"/>
+        </w:rPr>
+        <w:lastRenderedPageBreak/>
+        <w:t>SSL (Secure Sockets Layer)</w:t>
+      </w:r>
+      <w:r>
+        <w:rPr>
+          <w:rFonts w:asciiTheme="majorBidi" w:hAnsiTheme="majorBidi" w:cstheme="majorBidi"/>
+          <w:b/>
+          <w:bCs/>
+          <w:sz w:val="48"/>
+          <w:szCs w:val="48"/>
+        </w:rPr>
+        <w:t>:</w:t>
+      </w:r>
+    </w:p>
+    <w:p>
+      <w:pPr>
+        <w:spacing w:after="80"/>
+        <w:jc w:val="both"/>
+        <w:rPr>
+          <w:rFonts w:asciiTheme="majorBidi" w:hAnsiTheme="majorBidi" w:cstheme="majorBidi"/>
+          <w:sz w:val="28"/>
+          <w:szCs w:val="28"/>
+        </w:rPr>
+      </w:pPr>
+      <w:r>
+        <w:rPr>
+          <w:rFonts w:asciiTheme="majorBidi" w:hAnsiTheme="majorBidi" w:cstheme="majorBidi"/>
+          <w:sz w:val="28"/>
+          <w:szCs w:val="28"/>
+        </w:rPr>
+        <w:t>SSL (Secure Sockets Layer) is a cryptographic protocol designed to secure communication between a client and a server over an untrusted network, such as the Internet.</w:t>
+      </w:r>
+    </w:p>
+    <w:p>
+      <w:pPr>
+        <w:spacing w:after="100"/>
+        <w:jc w:val="both"/>
+        <w:rPr>
+          <w:rFonts w:asciiTheme="majorBidi" w:hAnsiTheme="majorBidi" w:cstheme="majorBidi"/>
+          <w:sz w:val="28"/>
+          <w:szCs w:val="28"/>
+        </w:rPr>
+      </w:pPr>
+      <w:r>
+        <w:rPr>
+          <w:rFonts w:asciiTheme="majorBidi" w:hAnsiTheme="majorBidi" w:cstheme="majorBidi"/>
+          <w:sz w:val="28"/>
+          <w:szCs w:val="28"/>
+        </w:rPr>
+        <w:t>Its successor is TLS (Transport Layer Security). Although SSL has been deprecated due to security vulnerabilities, the term SSL is still commonly used to refer to TLS (e.g., "SSL certificate" or "SSL/TLS").</w:t>
+      </w:r>
+    </w:p>
+    <w:p>
+      <w:pPr>
+        <w:spacing w:after="80"/>
+        <w:jc w:val="both"/>
+        <w:rPr>
+          <w:rFonts w:asciiTheme="majorBidi" w:hAnsiTheme="majorBidi" w:cstheme="majorBidi"/>
+          <w:sz w:val="28"/>
+          <w:szCs w:val="28"/>
+        </w:rPr>
+      </w:pPr>
+      <w:r>
+        <w:rPr>
+          <w:rFonts w:asciiTheme="majorBidi" w:hAnsiTheme="majorBidi" w:cstheme="majorBidi"/>
+          <w:sz w:val="28"/>
+          <w:szCs w:val="28"/>
+        </w:rPr>
+        <w:t>SSL/TLS provides:</w:t>
+      </w:r>
+    </w:p>
+    <w:p>
+      <w:pPr>
+        <w:pStyle w:val="ListParagraph"/>
+        <w:numPr>
+          <w:ilvl w:val="0"/>
+          <w:numId w:val="64"/>
+        </w:numPr>
+        <w:ind w:left="360"/>
+        <w:jc w:val="both"/>
+        <w:rPr>
+          <w:rFonts w:asciiTheme="majorBidi" w:hAnsiTheme="majorBidi" w:cstheme="majorBidi"/>
+          <w:sz w:val="28"/>
+          <w:szCs w:val="28"/>
+        </w:rPr>
+      </w:pPr>
+      <w:r>
+        <w:rPr>
+          <w:rFonts w:asciiTheme="majorBidi" w:hAnsiTheme="majorBidi" w:cstheme="majorBidi"/>
+          <w:sz w:val="28"/>
+          <w:szCs w:val="28"/>
+        </w:rPr>
+        <w:t>Confidentiality through encryption.</w:t>
+      </w:r>
+    </w:p>
+    <w:p>
+      <w:pPr>
+        <w:pStyle w:val="ListParagraph"/>
+        <w:numPr>
+          <w:ilvl w:val="0"/>
+          <w:numId w:val="64"/>
+        </w:numPr>
+        <w:ind w:left="360"/>
+        <w:jc w:val="both"/>
+        <w:rPr>
+          <w:rFonts w:asciiTheme="majorBidi" w:hAnsiTheme="majorBidi" w:cstheme="majorBidi"/>
+          <w:sz w:val="28"/>
+          <w:szCs w:val="28"/>
+        </w:rPr>
+      </w:pPr>
+      <w:r>
+        <w:rPr>
+          <w:rFonts w:asciiTheme="majorBidi" w:hAnsiTheme="majorBidi" w:cstheme="majorBidi"/>
+          <w:sz w:val="28"/>
+          <w:szCs w:val="28"/>
+        </w:rPr>
+        <w:t>Integrity by detecting message tampering.</w:t>
+      </w:r>
+    </w:p>
+    <w:p>
+      <w:pPr>
+        <w:pStyle w:val="ListParagraph"/>
+        <w:numPr>
+          <w:ilvl w:val="0"/>
+          <w:numId w:val="64"/>
+        </w:numPr>
+        <w:spacing w:after="120"/>
+        <w:ind w:left="360"/>
+        <w:jc w:val="both"/>
+        <w:rPr>
+          <w:rFonts w:asciiTheme="majorBidi" w:hAnsiTheme="majorBidi" w:cstheme="majorBidi"/>
+          <w:sz w:val="28"/>
+          <w:szCs w:val="28"/>
+        </w:rPr>
+      </w:pPr>
+      <w:r>
+        <w:rPr>
+          <w:rFonts w:asciiTheme="majorBidi" w:hAnsiTheme="majorBidi" w:cstheme="majorBidi"/>
+          <w:sz w:val="28"/>
+          <w:szCs w:val="28"/>
+        </w:rPr>
+        <w:t>Authentication by verifying the server's identity using digital certificates.</w:t>
+      </w:r>
+    </w:p>
+    <w:p>
+      <w:pPr>
+        <w:spacing w:after="80"/>
+        <w:jc w:val="both"/>
+        <w:rPr>
+          <w:rFonts w:asciiTheme="majorBidi" w:hAnsiTheme="majorBidi" w:cstheme="majorBidi"/>
+          <w:sz w:val="28"/>
+          <w:szCs w:val="28"/>
+        </w:rPr>
+      </w:pPr>
+      <w:r>
+        <w:rPr>
+          <w:rFonts w:asciiTheme="majorBidi" w:hAnsiTheme="majorBidi" w:cstheme="majorBidi"/>
+          <w:sz w:val="28"/>
+          <w:szCs w:val="28"/>
+        </w:rPr>
+        <w:t>SSL/TLS operates between the Application Layer and the Transport Layer.</w:t>
+      </w:r>
+      <w:r>
+        <w:rPr>
+          <w:rFonts w:asciiTheme="majorBidi" w:hAnsiTheme="majorBidi" w:cstheme="majorBidi"/>
+          <w:sz w:val="28"/>
+          <w:szCs w:val="28"/>
+        </w:rPr>
+        <w:t xml:space="preserve"> </w:t>
+      </w:r>
+      <w:r>
+        <w:rPr>
+          <w:rFonts w:asciiTheme="majorBidi" w:hAnsiTheme="majorBidi" w:cstheme="majorBidi"/>
+          <w:sz w:val="28"/>
+          <w:szCs w:val="28"/>
+        </w:rPr>
+        <w:t>It can secure many TCP-based protocols, such as:</w:t>
+      </w:r>
+    </w:p>
+    <w:p>
+      <w:pPr>
+        <w:pStyle w:val="ListParagraph"/>
+        <w:numPr>
+          <w:ilvl w:val="0"/>
+          <w:numId w:val="65"/>
+        </w:numPr>
+        <w:ind w:left="360"/>
+        <w:jc w:val="both"/>
+        <w:rPr>
+          <w:rFonts w:asciiTheme="majorBidi" w:hAnsiTheme="majorBidi" w:cstheme="majorBidi"/>
+          <w:sz w:val="28"/>
+          <w:szCs w:val="28"/>
+        </w:rPr>
+      </w:pPr>
+      <w:r>
+        <w:rPr>
+          <w:rFonts w:asciiTheme="majorBidi" w:hAnsiTheme="majorBidi" w:cstheme="majorBidi"/>
+          <w:sz w:val="28"/>
+          <w:szCs w:val="28"/>
+        </w:rPr>
+        <w:t>HTTP → HTTPS</w:t>
+      </w:r>
+    </w:p>
+    <w:p>
+      <w:pPr>
+        <w:pStyle w:val="ListParagraph"/>
+        <w:numPr>
+          <w:ilvl w:val="0"/>
+          <w:numId w:val="65"/>
+        </w:numPr>
+        <w:ind w:left="360"/>
+        <w:jc w:val="both"/>
+        <w:rPr>
+          <w:rFonts w:asciiTheme="majorBidi" w:hAnsiTheme="majorBidi" w:cstheme="majorBidi"/>
+          <w:sz w:val="28"/>
+          <w:szCs w:val="28"/>
+        </w:rPr>
+      </w:pPr>
+      <w:r>
+        <w:rPr>
+          <w:rFonts w:asciiTheme="majorBidi" w:hAnsiTheme="majorBidi" w:cstheme="majorBidi"/>
+          <w:sz w:val="28"/>
+          <w:szCs w:val="28"/>
+        </w:rPr>
+        <w:t>SMTP → SMTPS / STARTTLS</w:t>
+      </w:r>
+    </w:p>
+    <w:p>
+      <w:pPr>
+        <w:pStyle w:val="ListParagraph"/>
+        <w:numPr>
+          <w:ilvl w:val="0"/>
+          <w:numId w:val="65"/>
+        </w:numPr>
+        <w:ind w:left="360"/>
+        <w:jc w:val="both"/>
+        <w:rPr>
+          <w:rFonts w:asciiTheme="majorBidi" w:hAnsiTheme="majorBidi" w:cstheme="majorBidi"/>
+          <w:sz w:val="28"/>
+          <w:szCs w:val="28"/>
+        </w:rPr>
+      </w:pPr>
+      <w:r>
+        <w:rPr>
+          <w:rFonts w:asciiTheme="majorBidi" w:hAnsiTheme="majorBidi" w:cstheme="majorBidi"/>
+          <w:sz w:val="28"/>
+          <w:szCs w:val="28"/>
+        </w:rPr>
+        <w:t>IMAP → IMAPS</w:t>
+      </w:r>
+    </w:p>
+    <w:p>
+      <w:pPr>
+        <w:pStyle w:val="ListParagraph"/>
+        <w:numPr>
+          <w:ilvl w:val="0"/>
+          <w:numId w:val="65"/>
+        </w:numPr>
+        <w:ind w:left="360"/>
+        <w:jc w:val="both"/>
+        <w:rPr>
+          <w:rFonts w:asciiTheme="majorBidi" w:hAnsiTheme="majorBidi" w:cstheme="majorBidi"/>
+          <w:sz w:val="28"/>
+          <w:szCs w:val="28"/>
+        </w:rPr>
+      </w:pPr>
+      <w:r>
+        <w:rPr>
+          <w:rFonts w:asciiTheme="majorBidi" w:hAnsiTheme="majorBidi" w:cstheme="majorBidi"/>
+          <w:sz w:val="28"/>
+          <w:szCs w:val="28"/>
+        </w:rPr>
+        <w:t>POP3 → POP3S</w:t>
+      </w:r>
+    </w:p>
+    <w:p>
+      <w:pPr>
+        <w:pStyle w:val="ListParagraph"/>
+        <w:numPr>
+          <w:ilvl w:val="0"/>
+          <w:numId w:val="65"/>
+        </w:numPr>
+        <w:ind w:left="360"/>
+        <w:jc w:val="both"/>
+        <w:rPr>
+          <w:rFonts w:asciiTheme="majorBidi" w:hAnsiTheme="majorBidi" w:cstheme="majorBidi"/>
+          <w:sz w:val="28"/>
+          <w:szCs w:val="28"/>
+        </w:rPr>
+      </w:pPr>
+      <w:r>
+        <w:rPr>
+          <w:rFonts w:asciiTheme="majorBidi" w:hAnsiTheme="majorBidi" w:cstheme="majorBidi"/>
+          <w:sz w:val="28"/>
+          <w:szCs w:val="28"/>
+        </w:rPr>
+        <w:t>LDAP → LDAPS</w:t>
+      </w:r>
+    </w:p>
+    <w:p>
+      <w:pPr>
+        <w:spacing w:after="80"/>
+        <w:jc w:val="both"/>
+        <w:rPr>
+          <w:rFonts w:asciiTheme="majorBidi" w:hAnsiTheme="majorBidi" w:cstheme="majorBidi"/>
+          <w:b/>
+          <w:bCs/>
+          <w:sz w:val="32"/>
+          <w:szCs w:val="32"/>
+        </w:rPr>
+      </w:pPr>
+      <w:r>
+        <w:rPr>
+          <w:rFonts w:asciiTheme="majorBidi" w:hAnsiTheme="majorBidi" w:cstheme="majorBidi"/>
+          <w:b/>
+          <w:bCs/>
+          <w:noProof/>
+          <w:sz w:val="32"/>
+          <w:szCs w:val="32"/>
+        </w:rPr>
+        <mc:AlternateContent>
+          <mc:Choice Requires="wps">
+            <w:drawing>
+              <wp:anchor distT="0" distB="0" distL="114300" distR="114300" simplePos="0" relativeHeight="251662336" behindDoc="0" locked="0" layoutInCell="1" allowOverlap="1" wp14:anchorId="551B0833" wp14:editId="69D077E6">
+                <wp:simplePos x="0" y="0"/>
+                <wp:positionH relativeFrom="margin">
+                  <wp:align>left</wp:align>
+                </wp:positionH>
+                <wp:positionV relativeFrom="paragraph">
+                  <wp:posOffset>318391</wp:posOffset>
+                </wp:positionV>
+                <wp:extent cx="3911173" cy="2720148"/>
+                <wp:effectExtent l="0" t="0" r="13335" b="23495"/>
+                <wp:wrapNone/>
+                <wp:docPr id="244524427" name="Rectangle 4"/>
+                <wp:cNvGraphicFramePr/>
+                <a:graphic xmlns:a="http://schemas.openxmlformats.org/drawingml/2006/main">
+                  <a:graphicData uri="http://schemas.microsoft.com/office/word/2010/wordprocessingShape">
+                    <wps:wsp>
+                      <wps:cNvSpPr/>
+                      <wps:spPr>
+                        <a:xfrm>
+                          <a:off x="0" y="0"/>
+                          <a:ext cx="3911173" cy="2720148"/>
+                        </a:xfrm>
+                        <a:prstGeom prst="rect">
+                          <a:avLst/>
+                        </a:prstGeom>
+                      </wps:spPr>
+                      <wps:style>
+                        <a:lnRef idx="2">
+                          <a:schemeClr val="dk1">
+                            <a:shade val="15000"/>
+                          </a:schemeClr>
+                        </a:lnRef>
+                        <a:fillRef idx="1">
+                          <a:schemeClr val="dk1"/>
+                        </a:fillRef>
+                        <a:effectRef idx="0">
+                          <a:schemeClr val="dk1"/>
+                        </a:effectRef>
+                        <a:fontRef idx="minor">
+                          <a:schemeClr val="lt1"/>
+                        </a:fontRef>
+                      </wps:style>
+                      <wps:txbx>
+                        <w:txbxContent>
+                          <w:p>
+                            <w:pPr>
+                              <w:spacing w:after="0"/>
+                              <w:rPr>
+                                <w:rFonts w:asciiTheme="majorBidi" w:hAnsiTheme="majorBidi" w:cstheme="majorBidi"/>
+                                <w:b/>
+                                <w:bCs/>
+                                <w:i/>
+                                <w:iCs/>
+                                <w:sz w:val="28"/>
+                                <w:szCs w:val="28"/>
+                              </w:rPr>
+                            </w:pPr>
+                            <w:r>
+                              <w:rPr>
+                                <w:rFonts w:asciiTheme="majorBidi" w:hAnsiTheme="majorBidi" w:cstheme="majorBidi"/>
+                                <w:b/>
+                                <w:bCs/>
+                                <w:i/>
+                                <w:iCs/>
+                                <w:sz w:val="28"/>
+                                <w:szCs w:val="28"/>
+                              </w:rPr>
+                              <w:t>TCP Handshake</w:t>
+                            </w:r>
+                          </w:p>
+                          <w:p>
+                            <w:pPr>
+                              <w:spacing w:after="0"/>
+                              <w:rPr>
+                                <w:rFonts w:asciiTheme="majorBidi" w:hAnsiTheme="majorBidi" w:cstheme="majorBidi"/>
+                                <w:b/>
+                                <w:bCs/>
+                                <w:sz w:val="28"/>
+                                <w:szCs w:val="28"/>
+                              </w:rPr>
+                            </w:pPr>
+                            <w:r>
+                              <w:rPr>
+                                <w:rFonts w:asciiTheme="majorBidi" w:hAnsiTheme="majorBidi" w:cstheme="majorBidi"/>
+                                <w:b/>
+                                <w:bCs/>
+                                <w:sz w:val="28"/>
+                                <w:szCs w:val="28"/>
+                              </w:rPr>
+                              <w:t>│</w:t>
+                            </w:r>
+                          </w:p>
+                          <w:p>
+                            <w:pPr>
+                              <w:spacing w:after="0"/>
+                              <w:rPr>
+                                <w:rFonts w:asciiTheme="majorBidi" w:hAnsiTheme="majorBidi" w:cstheme="majorBidi"/>
+                                <w:b/>
+                                <w:bCs/>
+                                <w:i/>
+                                <w:iCs/>
+                                <w:sz w:val="28"/>
+                                <w:szCs w:val="28"/>
+                              </w:rPr>
+                            </w:pPr>
+                            <w:r>
+                              <w:rPr>
+                                <w:rFonts w:asciiTheme="majorBidi" w:hAnsiTheme="majorBidi" w:cstheme="majorBidi"/>
+                                <w:b/>
+                                <w:bCs/>
+                                <w:i/>
+                                <w:iCs/>
+                                <w:sz w:val="28"/>
+                                <w:szCs w:val="28"/>
+                              </w:rPr>
+                              <w:t>TLS Handshake</w:t>
+                            </w:r>
+                          </w:p>
+                          <w:p>
+                            <w:pPr>
+                              <w:spacing w:after="0"/>
+                              <w:rPr>
+                                <w:rFonts w:asciiTheme="majorBidi" w:hAnsiTheme="majorBidi" w:cstheme="majorBidi"/>
+                                <w:b/>
+                                <w:bCs/>
+                                <w:sz w:val="28"/>
+                                <w:szCs w:val="28"/>
+                              </w:rPr>
+                            </w:pPr>
+                            <w:r>
+                              <w:rPr>
+                                <w:rFonts w:asciiTheme="majorBidi" w:hAnsiTheme="majorBidi" w:cstheme="majorBidi"/>
+                                <w:b/>
+                                <w:bCs/>
+                                <w:sz w:val="28"/>
+                                <w:szCs w:val="28"/>
+                              </w:rPr>
+                              <w:t>│</w:t>
+                            </w:r>
+                          </w:p>
+                          <w:p>
+                            <w:pPr>
+                              <w:spacing w:after="0"/>
+                              <w:rPr>
+                                <w:rFonts w:asciiTheme="majorBidi" w:hAnsiTheme="majorBidi" w:cstheme="majorBidi"/>
+                                <w:b/>
+                                <w:bCs/>
+                                <w:i/>
+                                <w:iCs/>
+                                <w:sz w:val="28"/>
+                                <w:szCs w:val="28"/>
+                              </w:rPr>
+                            </w:pPr>
+                            <w:r>
+                              <w:rPr>
+                                <w:rFonts w:asciiTheme="majorBidi" w:hAnsiTheme="majorBidi" w:cstheme="majorBidi"/>
+                                <w:b/>
+                                <w:bCs/>
+                                <w:i/>
+                                <w:iCs/>
+                                <w:sz w:val="28"/>
+                                <w:szCs w:val="28"/>
+                              </w:rPr>
+                              <w:t>├── Server sends certificate (contains public key)</w:t>
+                            </w:r>
+                          </w:p>
+                          <w:p>
+                            <w:pPr>
+                              <w:spacing w:after="0"/>
+                              <w:rPr>
+                                <w:rFonts w:asciiTheme="majorBidi" w:hAnsiTheme="majorBidi" w:cstheme="majorBidi"/>
+                                <w:b/>
+                                <w:bCs/>
+                                <w:sz w:val="28"/>
+                                <w:szCs w:val="28"/>
+                              </w:rPr>
+                            </w:pPr>
+                            <w:r>
+                              <w:rPr>
+                                <w:rFonts w:asciiTheme="majorBidi" w:hAnsiTheme="majorBidi" w:cstheme="majorBidi"/>
+                                <w:b/>
+                                <w:bCs/>
+                                <w:sz w:val="28"/>
+                                <w:szCs w:val="28"/>
+                              </w:rPr>
+                              <w:t xml:space="preserve">├── </w:t>
+                            </w:r>
+                            <w:r>
+                              <w:rPr>
+                                <w:rFonts w:asciiTheme="majorBidi" w:hAnsiTheme="majorBidi" w:cstheme="majorBidi"/>
+                                <w:b/>
+                                <w:bCs/>
+                                <w:i/>
+                                <w:iCs/>
+                                <w:sz w:val="28"/>
+                                <w:szCs w:val="28"/>
+                              </w:rPr>
+                              <w:t>Client verifies certificate</w:t>
+                            </w:r>
+                          </w:p>
+                          <w:p>
+                            <w:pPr>
+                              <w:spacing w:after="0"/>
+                              <w:rPr>
+                                <w:rFonts w:asciiTheme="majorBidi" w:hAnsiTheme="majorBidi" w:cstheme="majorBidi"/>
+                                <w:b/>
+                                <w:bCs/>
+                                <w:i/>
+                                <w:iCs/>
+                                <w:sz w:val="28"/>
+                                <w:szCs w:val="28"/>
+                              </w:rPr>
+                            </w:pPr>
+                            <w:r>
+                              <w:rPr>
+                                <w:rFonts w:asciiTheme="majorBidi" w:hAnsiTheme="majorBidi" w:cstheme="majorBidi"/>
+                                <w:b/>
+                                <w:bCs/>
+                                <w:i/>
+                                <w:iCs/>
+                                <w:sz w:val="28"/>
+                                <w:szCs w:val="28"/>
+                              </w:rPr>
+                              <w:t>├── Shared symmetric session key is established</w:t>
+                            </w:r>
+                          </w:p>
+                          <w:p>
+                            <w:pPr>
+                              <w:spacing w:after="0"/>
+                              <w:rPr>
+                                <w:rFonts w:asciiTheme="majorBidi" w:hAnsiTheme="majorBidi" w:cstheme="majorBidi"/>
+                                <w:b/>
+                                <w:bCs/>
+                                <w:sz w:val="28"/>
+                                <w:szCs w:val="28"/>
+                              </w:rPr>
+                            </w:pPr>
+                            <w:r>
+                              <w:rPr>
+                                <w:rFonts w:asciiTheme="majorBidi" w:hAnsiTheme="majorBidi" w:cstheme="majorBidi"/>
+                                <w:b/>
+                                <w:bCs/>
+                                <w:sz w:val="28"/>
+                                <w:szCs w:val="28"/>
+                              </w:rPr>
+                              <w:t>│</w:t>
+                            </w:r>
+                          </w:p>
+                          <w:p>
+                            <w:pPr>
+                              <w:spacing w:after="0"/>
+                              <w:rPr>
+                                <w:rFonts w:asciiTheme="majorBidi" w:hAnsiTheme="majorBidi" w:cstheme="majorBidi"/>
+                                <w:b/>
+                                <w:bCs/>
+                                <w:i/>
+                                <w:iCs/>
+                                <w:sz w:val="28"/>
+                                <w:szCs w:val="28"/>
+                              </w:rPr>
+                            </w:pPr>
+                            <w:r>
+                              <w:rPr>
+                                <w:rFonts w:asciiTheme="majorBidi" w:hAnsiTheme="majorBidi" w:cstheme="majorBidi"/>
+                                <w:b/>
+                                <w:bCs/>
+                                <w:i/>
+                                <w:iCs/>
+                                <w:sz w:val="28"/>
+                                <w:szCs w:val="28"/>
+                              </w:rPr>
+                              <w:t>Secure Communication</w:t>
+                            </w:r>
+                          </w:p>
+                          <w:p>
+                            <w:pPr>
+                              <w:spacing w:after="0"/>
+                              <w:rPr>
+                                <w:rFonts w:asciiTheme="majorBidi" w:hAnsiTheme="majorBidi" w:cstheme="majorBidi"/>
+                                <w:b/>
+                                <w:bCs/>
+                                <w:sz w:val="28"/>
+                                <w:szCs w:val="28"/>
+                              </w:rPr>
+                            </w:pPr>
+                            <w:r>
+                              <w:rPr>
+                                <w:rFonts w:asciiTheme="majorBidi" w:hAnsiTheme="majorBidi" w:cstheme="majorBidi"/>
+                                <w:b/>
+                                <w:bCs/>
+                                <w:sz w:val="28"/>
+                                <w:szCs w:val="28"/>
+                              </w:rPr>
+                              <w:t>│</w:t>
+                            </w:r>
+                          </w:p>
+                          <w:p>
+                            <w:pPr>
+                              <w:spacing w:after="0"/>
+                              <w:rPr>
+                                <w:rFonts w:asciiTheme="majorBidi" w:hAnsiTheme="majorBidi" w:cstheme="majorBidi"/>
+                                <w:b/>
+                                <w:bCs/>
+                                <w:i/>
+                                <w:iCs/>
+                                <w:sz w:val="28"/>
+                                <w:szCs w:val="28"/>
+                              </w:rPr>
+                            </w:pPr>
+                            <w:r>
+                              <w:rPr>
+                                <w:rFonts w:asciiTheme="majorBidi" w:hAnsiTheme="majorBidi" w:cstheme="majorBidi"/>
+                                <w:b/>
+                                <w:bCs/>
+                                <w:i/>
+                                <w:iCs/>
+                                <w:sz w:val="28"/>
+                                <w:szCs w:val="28"/>
+                              </w:rPr>
+                              <w:t>All data encrypted with symmetric encryption</w:t>
+                            </w:r>
+                          </w:p>
+                          <w:p>
+                            <w:pPr>
+                              <w:spacing w:after="0"/>
+                              <w:jc w:val="center"/>
+                            </w:pPr>
+                          </w:p>
+                        </w:txbxContent>
+                      </wps:txbx>
+                      <wps:bodyPr rot="0" spcFirstLastPara="0" vertOverflow="overflow" horzOverflow="overflow" vert="horz" wrap="square" lIns="91440" tIns="45720" rIns="91440" bIns="45720" numCol="1" spcCol="0" rtlCol="0" fromWordArt="0" anchor="ctr" anchorCtr="0" forceAA="0" compatLnSpc="1">
+                        <a:prstTxWarp prst="textNoShape">
+                          <a:avLst/>
+                        </a:prstTxWarp>
+                        <a:noAutofit/>
+                      </wps:bodyPr>
+                    </wps:wsp>
+                  </a:graphicData>
+                </a:graphic>
+                <wp14:sizeRelH relativeFrom="margin">
+                  <wp14:pctWidth>0</wp14:pctWidth>
+                </wp14:sizeRelH>
+                <wp14:sizeRelV relativeFrom="margin">
+                  <wp14:pctHeight>0</wp14:pctHeight>
+                </wp14:sizeRelV>
+              </wp:anchor>
+            </w:drawing>
+          </mc:Choice>
+          <mc:Fallback>
+            <w:pict>
+              <v:rect w14:anchorId="551B0833" id="Rectangle 4" o:spid="_x0000_s1029" style="position:absolute;left:0;text-align:left;margin-left:0;margin-top:25.05pt;width:307.95pt;height:214.2pt;z-index:251662336;visibility:visible;mso-wrap-style:square;mso-width-percent:0;mso-height-percent:0;mso-wrap-distance-left:9pt;mso-wrap-distance-top:0;mso-wrap-distance-right:9pt;mso-wrap-distance-bottom:0;mso-position-horizontal:left;mso-position-horizontal-relative:margin;mso-position-vertical:absolute;mso-position-vertical-relative:text;mso-width-percent:0;mso-height-percent:0;mso-width-relative:margin;mso-height-relative:margin;v-text-anchor:middle" o:gfxdata="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" fillcolor="black [3200]" strokecolor="black [480]" strokeweight="1pt">
+                <v:textbox>
+                  <w:txbxContent>
+                    <w:p>
+                      <w:pPr>
+                        <w:spacing w:after="0"/>
+                        <w:rPr>
+                          <w:rFonts w:asciiTheme="majorBidi" w:hAnsiTheme="majorBidi" w:cstheme="majorBidi"/>
+                          <w:b/>
+                          <w:bCs/>
+                          <w:i/>
+                          <w:iCs/>
+                          <w:sz w:val="28"/>
+                          <w:szCs w:val="28"/>
+                        </w:rPr>
+                      </w:pPr>
+                      <w:r>
+                        <w:rPr>
+                          <w:rFonts w:asciiTheme="majorBidi" w:hAnsiTheme="majorBidi" w:cstheme="majorBidi"/>
+                          <w:b/>
+                          <w:bCs/>
+                          <w:i/>
+                          <w:iCs/>
+                          <w:sz w:val="28"/>
+                          <w:szCs w:val="28"/>
+                        </w:rPr>
+                        <w:t>TCP Handshake</w:t>
+                      </w:r>
+                    </w:p>
+                    <w:p>
+                      <w:pPr>
+                        <w:spacing w:after="0"/>
+                        <w:rPr>
+                          <w:rFonts w:asciiTheme="majorBidi" w:hAnsiTheme="majorBidi" w:cstheme="majorBidi"/>
+                          <w:b/>
+                          <w:bCs/>
+                          <w:sz w:val="28"/>
+                          <w:szCs w:val="28"/>
+                        </w:rPr>
+                      </w:pPr>
+                      <w:r>
+                        <w:rPr>
+                          <w:rFonts w:asciiTheme="majorBidi" w:hAnsiTheme="majorBidi" w:cstheme="majorBidi"/>
+                          <w:b/>
+                          <w:bCs/>
+                          <w:sz w:val="28"/>
+                          <w:szCs w:val="28"/>
+                        </w:rPr>
+                        <w:t>│</w:t>
+                      </w:r>
+                    </w:p>
+                    <w:p>
+                      <w:pPr>
+                        <w:spacing w:after="0"/>
+                        <w:rPr>
+                          <w:rFonts w:asciiTheme="majorBidi" w:hAnsiTheme="majorBidi" w:cstheme="majorBidi"/>
+                          <w:b/>
+                          <w:bCs/>
+                          <w:i/>
+                          <w:iCs/>
+                          <w:sz w:val="28"/>
+                          <w:szCs w:val="28"/>
+                        </w:rPr>
+                      </w:pPr>
+                      <w:r>
+                        <w:rPr>
+                          <w:rFonts w:asciiTheme="majorBidi" w:hAnsiTheme="majorBidi" w:cstheme="majorBidi"/>
+                          <w:b/>
+                          <w:bCs/>
+                          <w:i/>
+                          <w:iCs/>
+                          <w:sz w:val="28"/>
+                          <w:szCs w:val="28"/>
+                        </w:rPr>
+                        <w:t>TLS Handshake</w:t>
+                      </w:r>
+                    </w:p>
+                    <w:p>
+                      <w:pPr>
+                        <w:spacing w:after="0"/>
+                        <w:rPr>
+                          <w:rFonts w:asciiTheme="majorBidi" w:hAnsiTheme="majorBidi" w:cstheme="majorBidi"/>
+                          <w:b/>
+                          <w:bCs/>
+                          <w:sz w:val="28"/>
+                          <w:szCs w:val="28"/>
+                        </w:rPr>
+                      </w:pPr>
+                      <w:r>
+                        <w:rPr>
+                          <w:rFonts w:asciiTheme="majorBidi" w:hAnsiTheme="majorBidi" w:cstheme="majorBidi"/>
+                          <w:b/>
+                          <w:bCs/>
+                          <w:sz w:val="28"/>
+                          <w:szCs w:val="28"/>
+                        </w:rPr>
+                        <w:t>│</w:t>
+                      </w:r>
+                    </w:p>
+                    <w:p>
+                      <w:pPr>
+                        <w:spacing w:after="0"/>
+                        <w:rPr>
+                          <w:rFonts w:asciiTheme="majorBidi" w:hAnsiTheme="majorBidi" w:cstheme="majorBidi"/>
+                          <w:b/>
+                          <w:bCs/>
+                          <w:i/>
+                          <w:iCs/>
+                          <w:sz w:val="28"/>
+                          <w:szCs w:val="28"/>
+                        </w:rPr>
+                      </w:pPr>
+                      <w:r>
+                        <w:rPr>
+                          <w:rFonts w:asciiTheme="majorBidi" w:hAnsiTheme="majorBidi" w:cstheme="majorBidi"/>
+                          <w:b/>
+                          <w:bCs/>
+                          <w:i/>
+                          <w:iCs/>
+                          <w:sz w:val="28"/>
+                          <w:szCs w:val="28"/>
+                        </w:rPr>
+                        <w:t>├── Server sends certificate (contains public key)</w:t>
+                      </w:r>
+                    </w:p>
+                    <w:p>
+                      <w:pPr>
+                        <w:spacing w:after="0"/>
+                        <w:rPr>
+                          <w:rFonts w:asciiTheme="majorBidi" w:hAnsiTheme="majorBidi" w:cstheme="majorBidi"/>
+                          <w:b/>
+                          <w:bCs/>
+                          <w:sz w:val="28"/>
+                          <w:szCs w:val="28"/>
+                        </w:rPr>
+                      </w:pPr>
+                      <w:r>
+                        <w:rPr>
+                          <w:rFonts w:asciiTheme="majorBidi" w:hAnsiTheme="majorBidi" w:cstheme="majorBidi"/>
+                          <w:b/>
+                          <w:bCs/>
+                          <w:sz w:val="28"/>
+                          <w:szCs w:val="28"/>
+                        </w:rPr>
+                        <w:t xml:space="preserve">├── </w:t>
+                      </w:r>
+                      <w:r>
+                        <w:rPr>
+                          <w:rFonts w:asciiTheme="majorBidi" w:hAnsiTheme="majorBidi" w:cstheme="majorBidi"/>
+                          <w:b/>
+                          <w:bCs/>
+                          <w:i/>
+                          <w:iCs/>
+                          <w:sz w:val="28"/>
+                          <w:szCs w:val="28"/>
+                        </w:rPr>
+                        <w:t>Client verifies certificate</w:t>
+                      </w:r>
+                    </w:p>
+                    <w:p>
+                      <w:pPr>
+                        <w:spacing w:after="0"/>
+                        <w:rPr>
+                          <w:rFonts w:asciiTheme="majorBidi" w:hAnsiTheme="majorBidi" w:cstheme="majorBidi"/>
+                          <w:b/>
+                          <w:bCs/>
+                          <w:i/>
+                          <w:iCs/>
+                          <w:sz w:val="28"/>
+                          <w:szCs w:val="28"/>
+                        </w:rPr>
+                      </w:pPr>
+                      <w:r>
+                        <w:rPr>
+                          <w:rFonts w:asciiTheme="majorBidi" w:hAnsiTheme="majorBidi" w:cstheme="majorBidi"/>
+                          <w:b/>
+                          <w:bCs/>
+                          <w:i/>
+                          <w:iCs/>
+                          <w:sz w:val="28"/>
+                          <w:szCs w:val="28"/>
+                        </w:rPr>
+                        <w:t>├── Shared symmetric session key is established</w:t>
+                      </w:r>
+                    </w:p>
+                    <w:p>
+                      <w:pPr>
+                        <w:spacing w:after="0"/>
+                        <w:rPr>
+                          <w:rFonts w:asciiTheme="majorBidi" w:hAnsiTheme="majorBidi" w:cstheme="majorBidi"/>
+                          <w:b/>
+                          <w:bCs/>
+                          <w:sz w:val="28"/>
+                          <w:szCs w:val="28"/>
+                        </w:rPr>
+                      </w:pPr>
+                      <w:r>
+                        <w:rPr>
+                          <w:rFonts w:asciiTheme="majorBidi" w:hAnsiTheme="majorBidi" w:cstheme="majorBidi"/>
+                          <w:b/>
+                          <w:bCs/>
+                          <w:sz w:val="28"/>
+                          <w:szCs w:val="28"/>
+                        </w:rPr>
+                        <w:t>│</w:t>
+                      </w:r>
+                    </w:p>
+                    <w:p>
+                      <w:pPr>
+                        <w:spacing w:after="0"/>
+                        <w:rPr>
+                          <w:rFonts w:asciiTheme="majorBidi" w:hAnsiTheme="majorBidi" w:cstheme="majorBidi"/>
+                          <w:b/>
+                          <w:bCs/>
+                          <w:i/>
+                          <w:iCs/>
+                          <w:sz w:val="28"/>
+                          <w:szCs w:val="28"/>
+                        </w:rPr>
+                      </w:pPr>
+                      <w:r>
+                        <w:rPr>
+                          <w:rFonts w:asciiTheme="majorBidi" w:hAnsiTheme="majorBidi" w:cstheme="majorBidi"/>
+                          <w:b/>
+                          <w:bCs/>
+                          <w:i/>
+                          <w:iCs/>
+                          <w:sz w:val="28"/>
+                          <w:szCs w:val="28"/>
+                        </w:rPr>
+                        <w:t>Secure Communication</w:t>
+                      </w:r>
+                    </w:p>
+                    <w:p>
+                      <w:pPr>
+                        <w:spacing w:after="0"/>
+                        <w:rPr>
+                          <w:rFonts w:asciiTheme="majorBidi" w:hAnsiTheme="majorBidi" w:cstheme="majorBidi"/>
+                          <w:b/>
+                          <w:bCs/>
+                          <w:sz w:val="28"/>
+                          <w:szCs w:val="28"/>
+                        </w:rPr>
+                      </w:pPr>
+                      <w:r>
+                        <w:rPr>
+                          <w:rFonts w:asciiTheme="majorBidi" w:hAnsiTheme="majorBidi" w:cstheme="majorBidi"/>
+                          <w:b/>
+                          <w:bCs/>
+                          <w:sz w:val="28"/>
+                          <w:szCs w:val="28"/>
+                        </w:rPr>
+                        <w:t>│</w:t>
+                      </w:r>
+                    </w:p>
+                    <w:p>
+                      <w:pPr>
+                        <w:spacing w:after="0"/>
+                        <w:rPr>
+                          <w:rFonts w:asciiTheme="majorBidi" w:hAnsiTheme="majorBidi" w:cstheme="majorBidi"/>
+                          <w:b/>
+                          <w:bCs/>
+                          <w:i/>
+                          <w:iCs/>
+                          <w:sz w:val="28"/>
+                          <w:szCs w:val="28"/>
+                        </w:rPr>
+                      </w:pPr>
+                      <w:r>
+                        <w:rPr>
+                          <w:rFonts w:asciiTheme="majorBidi" w:hAnsiTheme="majorBidi" w:cstheme="majorBidi"/>
+                          <w:b/>
+                          <w:bCs/>
+                          <w:i/>
+                          <w:iCs/>
+                          <w:sz w:val="28"/>
+                          <w:szCs w:val="28"/>
+                        </w:rPr>
+                        <w:t>All data encrypted with symmetric encryption</w:t>
+                      </w:r>
+                    </w:p>
+                    <w:p>
+                      <w:pPr>
+                        <w:spacing w:after="0"/>
+                        <w:jc w:val="center"/>
+                      </w:pPr>
+                    </w:p>
+                  </w:txbxContent>
+                </v:textbox>
+                <w10:wrap anchorx="margin"/>
+              </v:rect>
+            </w:pict>
+          </mc:Fallback>
+        </mc:AlternateContent>
+      </w:r>
+      <w:r>
+        <w:rPr>
+          <w:rFonts w:asciiTheme="majorBidi" w:hAnsiTheme="majorBidi" w:cstheme="majorBidi"/>
+          <w:b/>
+          <w:bCs/>
+          <w:sz w:val="32"/>
+          <w:szCs w:val="32"/>
+        </w:rPr>
+        <w:t>How SSL/TLS</w:t>
+      </w:r>
+      <w:r>
+        <w:rPr>
+          <w:rFonts w:asciiTheme="majorBidi" w:hAnsiTheme="majorBidi" w:cstheme="majorBidi"/>
+          <w:b/>
+          <w:bCs/>
+          <w:sz w:val="32"/>
+          <w:szCs w:val="32"/>
+        </w:rPr>
+        <w:t>:</w:t>
+      </w:r>
+    </w:p>
+    <w:p>
+      <w:pPr>
+        <w:jc w:val="both"/>
+        <w:rPr>
+          <w:rFonts w:asciiTheme="majorBidi" w:hAnsiTheme="majorBidi" w:cstheme="majorBidi"/>
+          <w:sz w:val="28"/>
+          <w:szCs w:val="28"/>
+        </w:rPr>
+      </w:pPr>
+    </w:p>
+    <w:p>
+      <w:pPr>
+        <w:jc w:val="both"/>
+        <w:rPr>
+          <w:rFonts w:asciiTheme="majorBidi" w:hAnsiTheme="majorBidi" w:cstheme="majorBidi"/>
+          <w:sz w:val="28"/>
+          <w:szCs w:val="28"/>
+        </w:rPr>
+      </w:pPr>
+    </w:p>
+    <w:p>
+      <w:pPr>
+        <w:jc w:val="both"/>
+        <w:rPr>
+          <w:rFonts w:asciiTheme="majorBidi" w:hAnsiTheme="majorBidi" w:cstheme="majorBidi"/>
+          <w:sz w:val="28"/>
+          <w:szCs w:val="28"/>
+        </w:rPr>
+      </w:pPr>
+    </w:p>
+    <w:p>
+      <w:pPr>
+        <w:jc w:val="both"/>
+        <w:rPr>
+          <w:rFonts w:asciiTheme="majorBidi" w:hAnsiTheme="majorBidi" w:cstheme="majorBidi"/>
+          <w:sz w:val="28"/>
+          <w:szCs w:val="28"/>
+        </w:rPr>
+      </w:pPr>
+    </w:p>
+    <w:p>
+      <w:pPr>
+        <w:jc w:val="both"/>
+        <w:rPr>
+          <w:rFonts w:asciiTheme="majorBidi" w:hAnsiTheme="majorBidi" w:cstheme="majorBidi"/>
+          <w:sz w:val="28"/>
+          <w:szCs w:val="28"/>
+        </w:rPr>
+      </w:pPr>
+    </w:p>
+    <w:p>
+      <w:pPr>
+        <w:jc w:val="both"/>
+        <w:rPr>
+          <w:rFonts w:asciiTheme="majorBidi" w:hAnsiTheme="majorBidi" w:cstheme="majorBidi"/>
+          <w:sz w:val="28"/>
+          <w:szCs w:val="28"/>
+        </w:rPr>
+      </w:pPr>
+    </w:p>
+    <w:p>
+      <w:pPr>
+        <w:jc w:val="both"/>
+        <w:rPr>
+          <w:rFonts w:asciiTheme="majorBidi" w:hAnsiTheme="majorBidi" w:cstheme="majorBidi"/>
+          <w:sz w:val="28"/>
+          <w:szCs w:val="28"/>
+        </w:rPr>
+      </w:pPr>
+    </w:p>
+    <w:p>
+      <w:pPr>
+        <w:jc w:val="both"/>
+        <w:rPr>
+          <w:rFonts w:asciiTheme="majorBidi" w:hAnsiTheme="majorBidi" w:cstheme="majorBidi"/>
+          <w:sz w:val="36"/>
+          <w:szCs w:val="36"/>
+        </w:rPr>
+      </w:pPr>
+    </w:p>
+    <w:p>
+      <w:pPr>
+        <w:spacing w:after="120"/>
+        <w:jc w:val="both"/>
+        <w:rPr>
+          <w:rFonts w:asciiTheme="majorBidi" w:hAnsiTheme="majorBidi" w:cstheme="majorBidi"/>
+          <w:sz w:val="28"/>
+          <w:szCs w:val="28"/>
+        </w:rPr>
+      </w:pPr>
+      <w:r>
+        <w:rPr>
+          <w:rFonts w:asciiTheme="majorBidi" w:hAnsiTheme="majorBidi" w:cstheme="majorBidi"/>
+          <w:sz w:val="28"/>
+          <w:szCs w:val="28"/>
+        </w:rPr>
+        <w:t>Asymmetric cryptography is used only during the handshake to authenticate the server and establish a shared session key. Once the handshake is complete, all application data is encrypted with a symmetric algorithm such as AES or ChaCha20 because it is much faster.</w:t>
+      </w:r>
+    </w:p>
+    <w:p>
+      <w:pPr>
+        <w:spacing w:after="80"/>
+        <w:jc w:val="both"/>
+        <w:rPr>
+          <w:rFonts w:asciiTheme="majorBidi" w:hAnsiTheme="majorBidi" w:cstheme="majorBidi"/>
+          <w:b/>
+          <w:bCs/>
+          <w:sz w:val="32"/>
+          <w:szCs w:val="32"/>
+        </w:rPr>
+      </w:pPr>
+      <w:r>
+        <w:rPr>
+          <w:rFonts w:asciiTheme="majorBidi" w:hAnsiTheme="majorBidi" w:cstheme="majorBidi"/>
+          <w:b/>
+          <w:bCs/>
+          <w:sz w:val="32"/>
+          <w:szCs w:val="32"/>
+        </w:rPr>
+        <w:t>Digital Certificate</w:t>
+      </w:r>
+      <w:r>
+        <w:rPr>
+          <w:rFonts w:asciiTheme="majorBidi" w:hAnsiTheme="majorBidi" w:cstheme="majorBidi"/>
+          <w:b/>
+          <w:bCs/>
+          <w:sz w:val="32"/>
+          <w:szCs w:val="32"/>
+        </w:rPr>
+        <w:t>:</w:t>
+      </w:r>
+    </w:p>
+    <w:p>
+      <w:pPr>
+        <w:spacing w:after="80"/>
+        <w:jc w:val="both"/>
+        <w:rPr>
+          <w:rFonts w:asciiTheme="majorBidi" w:hAnsiTheme="majorBidi" w:cstheme="majorBidi"/>
+          <w:sz w:val="28"/>
+          <w:szCs w:val="28"/>
+        </w:rPr>
+      </w:pPr>
+      <w:r>
+        <w:rPr>
+          <w:rFonts w:asciiTheme="majorBidi" w:hAnsiTheme="majorBidi" w:cstheme="majorBidi"/>
+          <w:sz w:val="28"/>
+          <w:szCs w:val="28"/>
+        </w:rPr>
+        <w:t>A digital certificate binds a server's identity to its public key.</w:t>
+      </w:r>
+      <w:r>
+        <w:rPr>
+          <w:rFonts w:asciiTheme="majorBidi" w:hAnsiTheme="majorBidi" w:cstheme="majorBidi"/>
+          <w:sz w:val="28"/>
+          <w:szCs w:val="28"/>
+        </w:rPr>
+        <w:t xml:space="preserve"> </w:t>
+      </w:r>
+      <w:r>
+        <w:rPr>
+          <w:rFonts w:asciiTheme="majorBidi" w:hAnsiTheme="majorBidi" w:cstheme="majorBidi"/>
+          <w:sz w:val="28"/>
+          <w:szCs w:val="28"/>
+        </w:rPr>
+        <w:t>It contains information such as:</w:t>
+      </w:r>
+    </w:p>
+    <w:p>
+      <w:pPr>
+        <w:pStyle w:val="ListParagraph"/>
+        <w:numPr>
+          <w:ilvl w:val="0"/>
+          <w:numId w:val="66"/>
+        </w:numPr>
+        <w:ind w:left="360"/>
+        <w:jc w:val="both"/>
+        <w:rPr>
+          <w:rFonts w:asciiTheme="majorBidi" w:hAnsiTheme="majorBidi" w:cstheme="majorBidi"/>
+          <w:sz w:val="28"/>
+          <w:szCs w:val="28"/>
+        </w:rPr>
+      </w:pPr>
+      <w:r>
+        <w:rPr>
+          <w:rFonts w:asciiTheme="majorBidi" w:hAnsiTheme="majorBidi" w:cstheme="majorBidi"/>
+          <w:sz w:val="28"/>
+          <w:szCs w:val="28"/>
+        </w:rPr>
+        <w:t>Domain name</w:t>
+      </w:r>
+    </w:p>
+    <w:p>
+      <w:pPr>
+        <w:pStyle w:val="ListParagraph"/>
+        <w:numPr>
+          <w:ilvl w:val="0"/>
+          <w:numId w:val="66"/>
+        </w:numPr>
+        <w:ind w:left="360"/>
+        <w:jc w:val="both"/>
+        <w:rPr>
+          <w:rFonts w:asciiTheme="majorBidi" w:hAnsiTheme="majorBidi" w:cstheme="majorBidi"/>
+          <w:sz w:val="28"/>
+          <w:szCs w:val="28"/>
+        </w:rPr>
+      </w:pPr>
+      <w:r>
+        <w:rPr>
+          <w:rFonts w:asciiTheme="majorBidi" w:hAnsiTheme="majorBidi" w:cstheme="majorBidi"/>
+          <w:sz w:val="28"/>
+          <w:szCs w:val="28"/>
+        </w:rPr>
+        <w:t>Public key</w:t>
+      </w:r>
+    </w:p>
+    <w:p>
+      <w:pPr>
+        <w:pStyle w:val="ListParagraph"/>
+        <w:numPr>
+          <w:ilvl w:val="0"/>
+          <w:numId w:val="66"/>
+        </w:numPr>
+        <w:ind w:left="360"/>
+        <w:jc w:val="both"/>
+        <w:rPr>
+          <w:rFonts w:asciiTheme="majorBidi" w:hAnsiTheme="majorBidi" w:cstheme="majorBidi"/>
+          <w:sz w:val="28"/>
+          <w:szCs w:val="28"/>
+        </w:rPr>
+      </w:pPr>
+      <w:r>
+        <w:rPr>
+          <w:rFonts w:asciiTheme="majorBidi" w:hAnsiTheme="majorBidi" w:cstheme="majorBidi"/>
+          <w:sz w:val="28"/>
+          <w:szCs w:val="28"/>
+        </w:rPr>
+        <w:lastRenderedPageBreak/>
+        <w:t>Certificate issuer (CA)</w:t>
+      </w:r>
+    </w:p>
+    <w:p>
+      <w:pPr>
+        <w:pStyle w:val="ListParagraph"/>
+        <w:numPr>
+          <w:ilvl w:val="0"/>
+          <w:numId w:val="66"/>
+        </w:numPr>
+        <w:ind w:left="360"/>
+        <w:jc w:val="both"/>
+        <w:rPr>
+          <w:rFonts w:asciiTheme="majorBidi" w:hAnsiTheme="majorBidi" w:cstheme="majorBidi"/>
+          <w:sz w:val="28"/>
+          <w:szCs w:val="28"/>
+        </w:rPr>
+      </w:pPr>
+      <w:r>
+        <w:rPr>
+          <w:rFonts w:asciiTheme="majorBidi" w:hAnsiTheme="majorBidi" w:cstheme="majorBidi"/>
+          <w:sz w:val="28"/>
+          <w:szCs w:val="28"/>
+        </w:rPr>
+        <w:t>Validity period</w:t>
+      </w:r>
+    </w:p>
+    <w:p>
+      <w:pPr>
+        <w:pStyle w:val="ListParagraph"/>
+        <w:numPr>
+          <w:ilvl w:val="0"/>
+          <w:numId w:val="66"/>
+        </w:numPr>
+        <w:spacing w:after="80"/>
+        <w:ind w:left="360"/>
+        <w:jc w:val="both"/>
+        <w:rPr>
+          <w:rFonts w:asciiTheme="majorBidi" w:hAnsiTheme="majorBidi" w:cstheme="majorBidi"/>
+          <w:sz w:val="28"/>
+          <w:szCs w:val="28"/>
+        </w:rPr>
+      </w:pPr>
+      <w:r>
+        <w:rPr>
+          <w:rFonts w:asciiTheme="majorBidi" w:hAnsiTheme="majorBidi" w:cstheme="majorBidi"/>
+          <w:sz w:val="28"/>
+          <w:szCs w:val="28"/>
+        </w:rPr>
+        <w:t>Digital signature of the CA</w:t>
+      </w:r>
+    </w:p>
+    <w:p>
+      <w:pPr>
+        <w:jc w:val="both"/>
+        <w:rPr>
+          <w:rFonts w:asciiTheme="majorBidi" w:hAnsiTheme="majorBidi" w:cstheme="majorBidi"/>
+          <w:sz w:val="28"/>
+          <w:szCs w:val="28"/>
+        </w:rPr>
+      </w:pPr>
+      <w:r>
+        <w:rPr>
+          <w:rFonts w:asciiTheme="majorBidi" w:hAnsiTheme="majorBidi" w:cstheme="majorBidi"/>
+          <w:sz w:val="28"/>
+          <w:szCs w:val="28"/>
+        </w:rPr>
+        <w:t>When a client connects, it verifies the certificate before trusting the server's public key.</w:t>
+      </w:r>
+    </w:p>
+    <w:p>
+      <w:pPr>
+        <w:spacing w:after="80"/>
+        <w:jc w:val="both"/>
+        <w:rPr>
+          <w:rFonts w:asciiTheme="majorBidi" w:hAnsiTheme="majorBidi" w:cstheme="majorBidi"/>
+          <w:b/>
+          <w:bCs/>
+          <w:sz w:val="32"/>
+          <w:szCs w:val="32"/>
+        </w:rPr>
+      </w:pPr>
+      <w:r>
+        <w:rPr>
+          <w:rFonts w:asciiTheme="majorBidi" w:hAnsiTheme="majorBidi" w:cstheme="majorBidi"/>
+          <w:b/>
+          <w:bCs/>
+          <w:sz w:val="32"/>
+          <w:szCs w:val="32"/>
+        </w:rPr>
+        <w:t>Certificate Authority (CA)</w:t>
+      </w:r>
+      <w:r>
+        <w:rPr>
+          <w:rFonts w:asciiTheme="majorBidi" w:hAnsiTheme="majorBidi" w:cstheme="majorBidi"/>
+          <w:b/>
+          <w:bCs/>
+          <w:sz w:val="32"/>
+          <w:szCs w:val="32"/>
+        </w:rPr>
+        <w:t>:</w:t>
+      </w:r>
+    </w:p>
+    <w:p>
+      <w:pPr>
+        <w:spacing w:after="80"/>
+        <w:jc w:val="both"/>
+        <w:rPr>
+          <w:rFonts w:asciiTheme="majorBidi" w:hAnsiTheme="majorBidi" w:cstheme="majorBidi"/>
+          <w:sz w:val="28"/>
+          <w:szCs w:val="28"/>
+        </w:rPr>
+      </w:pPr>
+      <w:r>
+        <w:rPr>
+          <w:rFonts w:asciiTheme="majorBidi" w:hAnsiTheme="majorBidi" w:cstheme="majorBidi"/>
+          <w:sz w:val="28"/>
+          <w:szCs w:val="28"/>
+        </w:rPr>
+        <w:t>A Certificate Authority (CA) is a trusted organization that issues and signs digital certificates.</w:t>
+      </w:r>
+    </w:p>
+    <w:p>
+      <w:pPr>
+        <w:spacing w:after="80"/>
+        <w:jc w:val="both"/>
+        <w:rPr>
+          <w:rFonts w:asciiTheme="majorBidi" w:hAnsiTheme="majorBidi" w:cstheme="majorBidi"/>
+          <w:sz w:val="28"/>
+          <w:szCs w:val="28"/>
+          <w:u w:val="single"/>
+        </w:rPr>
+      </w:pPr>
+      <w:r>
+        <w:rPr>
+          <w:rFonts w:asciiTheme="majorBidi" w:hAnsiTheme="majorBidi" w:cstheme="majorBidi"/>
+          <w:sz w:val="28"/>
+          <w:szCs w:val="28"/>
+          <w:u w:val="single"/>
+        </w:rPr>
+        <w:t>Examples include:</w:t>
+      </w:r>
+    </w:p>
+    <w:p>
+      <w:pPr>
+        <w:pStyle w:val="ListParagraph"/>
+        <w:numPr>
+          <w:ilvl w:val="0"/>
+          <w:numId w:val="67"/>
+        </w:numPr>
+        <w:ind w:left="360"/>
+        <w:jc w:val="both"/>
+        <w:rPr>
+          <w:rFonts w:asciiTheme="majorBidi" w:hAnsiTheme="majorBidi" w:cstheme="majorBidi"/>
+          <w:sz w:val="28"/>
+          <w:szCs w:val="28"/>
+        </w:rPr>
+      </w:pPr>
+      <w:r>
+        <w:rPr>
+          <w:rFonts w:asciiTheme="majorBidi" w:hAnsiTheme="majorBidi" w:cstheme="majorBidi"/>
+          <w:sz w:val="28"/>
+          <w:szCs w:val="28"/>
+        </w:rPr>
+        <w:t>Let's Encrypt</w:t>
+      </w:r>
+    </w:p>
+    <w:p>
+      <w:pPr>
+        <w:pStyle w:val="ListParagraph"/>
+        <w:numPr>
+          <w:ilvl w:val="0"/>
+          <w:numId w:val="67"/>
+        </w:numPr>
+        <w:ind w:left="360"/>
+        <w:jc w:val="both"/>
+        <w:rPr>
+          <w:rFonts w:asciiTheme="majorBidi" w:hAnsiTheme="majorBidi" w:cstheme="majorBidi"/>
+          <w:sz w:val="28"/>
+          <w:szCs w:val="28"/>
+        </w:rPr>
+      </w:pPr>
+      <w:r>
+        <w:rPr>
+          <w:rFonts w:asciiTheme="majorBidi" w:hAnsiTheme="majorBidi" w:cstheme="majorBidi"/>
+          <w:sz w:val="28"/>
+          <w:szCs w:val="28"/>
+        </w:rPr>
+        <w:t>DigiCert</w:t>
+      </w:r>
+    </w:p>
+    <w:p>
+      <w:pPr>
+        <w:pStyle w:val="ListParagraph"/>
+        <w:numPr>
+          <w:ilvl w:val="0"/>
+          <w:numId w:val="67"/>
+        </w:numPr>
+        <w:spacing w:after="80"/>
+        <w:ind w:left="360"/>
+        <w:jc w:val="both"/>
+        <w:rPr>
+          <w:rFonts w:asciiTheme="majorBidi" w:hAnsiTheme="majorBidi" w:cstheme="majorBidi"/>
+          <w:sz w:val="28"/>
+          <w:szCs w:val="28"/>
+        </w:rPr>
+      </w:pPr>
+      <w:r>
+        <w:rPr>
+          <w:rFonts w:asciiTheme="majorBidi" w:hAnsiTheme="majorBidi" w:cstheme="majorBidi"/>
+          <w:sz w:val="28"/>
+          <w:szCs w:val="28"/>
+        </w:rPr>
+        <w:t>GlobalSign</w:t>
+      </w:r>
+    </w:p>
+    <w:p>
+      <w:pPr>
+        <w:jc w:val="both"/>
+        <w:rPr>
+          <w:rFonts w:asciiTheme="majorBidi" w:hAnsiTheme="majorBidi" w:cstheme="majorBidi"/>
+          <w:sz w:val="28"/>
+          <w:szCs w:val="28"/>
+        </w:rPr>
+      </w:pPr>
+      <w:r>
+        <w:rPr>
+          <w:rFonts w:asciiTheme="majorBidi" w:hAnsiTheme="majorBidi" w:cstheme="majorBidi"/>
+          <w:sz w:val="28"/>
+          <w:szCs w:val="28"/>
+        </w:rPr>
+        <w:t>Browsers and operating systems maintain a list of trusted CAs. If a certificate is signed by one of them and passes validation, the server is considered authentic.</w:t>
+      </w:r>
+    </w:p>
+    <w:p>
+      <w:pPr>
+        <w:spacing w:after="120"/>
+        <w:jc w:val="both"/>
+        <w:rPr>
+          <w:rFonts w:asciiTheme="majorBidi" w:hAnsiTheme="majorBidi" w:cstheme="majorBidi"/>
+          <w:b/>
+          <w:bCs/>
+          <w:sz w:val="36"/>
+          <w:szCs w:val="36"/>
+        </w:rPr>
+      </w:pPr>
+      <w:r>
+        <w:rPr>
+          <w:rFonts w:asciiTheme="majorBidi" w:hAnsiTheme="majorBidi" w:cstheme="majorBidi"/>
+          <w:b/>
+          <w:bCs/>
+          <w:sz w:val="36"/>
+          <w:szCs w:val="36"/>
+        </w:rPr>
+        <w:t>SSL vs TLS</w:t>
+      </w:r>
+      <w:r>
+        <w:rPr>
+          <w:rFonts w:asciiTheme="majorBidi" w:hAnsiTheme="majorBidi" w:cstheme="majorBidi"/>
+          <w:b/>
+          <w:bCs/>
+          <w:sz w:val="36"/>
+          <w:szCs w:val="36"/>
+        </w:rPr>
+        <w:t>:</w:t>
+      </w:r>
+    </w:p>
+    <w:tbl>
+      <w:tblPr>
+        <w:tblStyle w:val="GridTable3"/>
+        <w:tblW w:w="0" w:type="auto"/>
+        <w:tblLook w:val="04A0" w:firstRow="1" w:lastRow="0" w:firstColumn="1" w:lastColumn="0" w:noHBand="0" w:noVBand="1"/>
+      </w:tblPr>
+      <w:tblGrid>
+        <w:gridCol w:w="3485"/>
+        <w:gridCol w:w="3485"/>
+        <w:gridCol w:w="3486"/>
+      </w:tblGrid>
+      <w:tr>
+        <w:trPr>
+          <w:cnfStyle w:val="100000000000" w:firstRow="1" w:lastRow="0" w:firstColumn="0" w:lastColumn="0" w:oddVBand="0" w:evenVBand="0" w:oddHBand="0" w:evenHBand="0" w:firstRowFirstColumn="0" w:firstRowLastColumn="0" w:lastRowFirstColumn="0" w:lastRowLastColumn="0"/>
+        </w:trPr>
+        <w:tc>
+          <w:tcPr>
+            <w:cnfStyle w:val="001000000100" w:firstRow="0" w:lastRow="0" w:firstColumn="1" w:lastColumn="0" w:oddVBand="0" w:evenVBand="0" w:oddHBand="0" w:evenHBand="0" w:firstRowFirstColumn="1" w:firstRowLastColumn="0" w:lastRowFirstColumn="0" w:lastRowLastColumn="0"/>
+            <w:tcW w:w="3485" w:type="dxa"/>
+            <w:tcBorders>
+              <w:top w:val="single" w:sz="12" w:space="0" w:color="000000"/>
+            </w:tcBorders>
+            <w:vAlign w:val="center"/>
+          </w:tcPr>
+          <w:p>
+            <w:pPr>
+              <w:spacing w:before="120" w:after="120"/>
+              <w:jc w:val="center"/>
+              <w:rPr>
+                <w:rFonts w:asciiTheme="majorBidi" w:hAnsiTheme="majorBidi" w:cstheme="majorBidi"/>
+                <w:i w:val="0"/>
+                <w:iCs w:val="0"/>
+                <w:sz w:val="28"/>
+                <w:szCs w:val="28"/>
+              </w:rPr>
+            </w:pPr>
+            <w:r>
+              <w:rPr>
+                <w:rFonts w:asciiTheme="majorBidi" w:hAnsiTheme="majorBidi" w:cstheme="majorBidi"/>
+                <w:i w:val="0"/>
+                <w:iCs w:val="0"/>
+                <w:sz w:val="28"/>
+                <w:szCs w:val="28"/>
+              </w:rPr>
+              <w:t>Feature</w:t>
+            </w:r>
+          </w:p>
+        </w:tc>
+        <w:tc>
+          <w:tcPr>
+            <w:tcW w:w="3485" w:type="dxa"/>
+            <w:tcBorders>
+              <w:top w:val="single" w:sz="12" w:space="0" w:color="000000"/>
+            </w:tcBorders>
+            <w:vAlign w:val="center"/>
+          </w:tcPr>
+          <w:p>
+            <w:pPr>
+              <w:spacing w:before="120" w:after="120"/>
+              <w:jc w:val="center"/>
+              <w:cnfStyle w:val="100000000000" w:firstRow="1" w:lastRow="0" w:firstColumn="0" w:lastColumn="0" w:oddVBand="0" w:evenVBand="0" w:oddHBand="0" w:evenHBand="0" w:firstRowFirstColumn="0" w:firstRowLastColumn="0" w:lastRowFirstColumn="0" w:lastRowLastColumn="0"/>
+              <w:rPr>
+                <w:rFonts w:asciiTheme="majorBidi" w:hAnsiTheme="majorBidi" w:cstheme="majorBidi"/>
+                <w:sz w:val="28"/>
+                <w:szCs w:val="28"/>
+              </w:rPr>
+            </w:pPr>
+            <w:r>
+              <w:rPr>
+                <w:rFonts w:asciiTheme="majorBidi" w:hAnsiTheme="majorBidi" w:cstheme="majorBidi"/>
+                <w:sz w:val="28"/>
+                <w:szCs w:val="28"/>
+              </w:rPr>
+              <w:t>SSL</w:t>
+            </w:r>
+          </w:p>
+        </w:tc>
+        <w:tc>
+          <w:tcPr>
+            <w:tcW w:w="3486" w:type="dxa"/>
+            <w:tcBorders>
+              <w:top w:val="single" w:sz="12" w:space="0" w:color="000000"/>
+            </w:tcBorders>
+            <w:vAlign w:val="center"/>
+          </w:tcPr>
+          <w:p>
+            <w:pPr>
+              <w:spacing w:before="120" w:after="120"/>
+              <w:jc w:val="center"/>
+              <w:cnfStyle w:val="100000000000" w:firstRow="1" w:lastRow="0" w:firstColumn="0" w:lastColumn="0" w:oddVBand="0" w:evenVBand="0" w:oddHBand="0" w:evenHBand="0" w:firstRowFirstColumn="0" w:firstRowLastColumn="0" w:lastRowFirstColumn="0" w:lastRowLastColumn="0"/>
+              <w:rPr>
+                <w:rFonts w:asciiTheme="majorBidi" w:hAnsiTheme="majorBidi" w:cstheme="majorBidi"/>
+                <w:sz w:val="28"/>
+                <w:szCs w:val="28"/>
+              </w:rPr>
+            </w:pPr>
+            <w:r>
+              <w:rPr>
+                <w:rFonts w:asciiTheme="majorBidi" w:hAnsiTheme="majorBidi" w:cstheme="majorBidi"/>
+                <w:sz w:val="28"/>
+                <w:szCs w:val="28"/>
+              </w:rPr>
+              <w:t>TLS</w:t>
+            </w:r>
+          </w:p>
+        </w:tc>
+      </w:tr>
+      <w:tr>
+        <w:trPr>
+          <w:cnfStyle w:val="000000100000" w:firstRow="0" w:lastRow="0" w:firstColumn="0" w:lastColumn="0" w:oddVBand="0" w:evenVBand="0" w:oddHBand="1" w:evenHBand="0" w:firstRowFirstColumn="0" w:firstRowLastColumn="0" w:lastRowFirstColumn="0" w:lastRowLastColumn="0"/>
+        </w:trPr>
+        <w:tc>
+          <w:tcPr>
+            <w:cnfStyle w:val="001000000000" w:firstRow="0" w:lastRow="0" w:firstColumn="1" w:lastColumn="0" w:oddVBand="0" w:evenVBand="0" w:oddHBand="0" w:evenHBand="0" w:firstRowFirstColumn="0" w:firstRowLastColumn="0" w:lastRowFirstColumn="0" w:lastRowLastColumn="0"/>
+            <w:tcW w:w="3485" w:type="dxa"/>
+            <w:vAlign w:val="center"/>
+          </w:tcPr>
+          <w:p>
+            <w:pPr>
+              <w:spacing w:before="120" w:after="120"/>
+              <w:jc w:val="center"/>
+              <w:rPr>
+                <w:rFonts w:asciiTheme="majorBidi" w:hAnsiTheme="majorBidi" w:cstheme="majorBidi"/>
+                <w:b/>
+                <w:bCs/>
+                <w:sz w:val="28"/>
+                <w:szCs w:val="28"/>
+              </w:rPr>
+            </w:pPr>
+            <w:r>
+              <w:rPr>
+                <w:rFonts w:asciiTheme="majorBidi" w:hAnsiTheme="majorBidi" w:cstheme="majorBidi"/>
+                <w:b/>
+                <w:bCs/>
+                <w:sz w:val="28"/>
+                <w:szCs w:val="28"/>
+              </w:rPr>
+              <w:t>Status</w:t>
+            </w:r>
+          </w:p>
+        </w:tc>
+        <w:tc>
+          <w:tcPr>
+            <w:tcW w:w="3485" w:type="dxa"/>
+            <w:vAlign w:val="center"/>
+          </w:tcPr>
+          <w:p>
+            <w:pPr>
+              <w:spacing w:before="120" w:after="120"/>
+              <w:jc w:val="center"/>
+              <w:cnfStyle w:val="000000100000" w:firstRow="0" w:lastRow="0" w:firstColumn="0" w:lastColumn="0" w:oddVBand="0" w:evenVBand="0" w:oddHBand="1" w:evenHBand="0" w:firstRowFirstColumn="0" w:firstRowLastColumn="0" w:lastRowFirstColumn="0" w:lastRowLastColumn="0"/>
+              <w:rPr>
+                <w:rFonts w:asciiTheme="majorBidi" w:hAnsiTheme="majorBidi" w:cstheme="majorBidi"/>
+                <w:sz w:val="28"/>
+                <w:szCs w:val="28"/>
+              </w:rPr>
+            </w:pPr>
+            <w:r>
+              <w:rPr>
+                <w:rFonts w:asciiTheme="majorBidi" w:hAnsiTheme="majorBidi" w:cstheme="majorBidi"/>
+                <w:sz w:val="28"/>
+                <w:szCs w:val="28"/>
+              </w:rPr>
+              <w:t>Obsolete</w:t>
+            </w:r>
+          </w:p>
+        </w:tc>
+        <w:tc>
+          <w:tcPr>
+            <w:tcW w:w="3486" w:type="dxa"/>
+            <w:vAlign w:val="center"/>
+          </w:tcPr>
+          <w:p>
+            <w:pPr>
+              <w:spacing w:before="120" w:after="120"/>
+              <w:jc w:val="center"/>
+              <w:cnfStyle w:val="000000100000" w:firstRow="0" w:lastRow="0" w:firstColumn="0" w:lastColumn="0" w:oddVBand="0" w:evenVBand="0" w:oddHBand="1" w:evenHBand="0" w:firstRowFirstColumn="0" w:firstRowLastColumn="0" w:lastRowFirstColumn="0" w:lastRowLastColumn="0"/>
+              <w:rPr>
+                <w:rFonts w:asciiTheme="majorBidi" w:hAnsiTheme="majorBidi" w:cstheme="majorBidi"/>
+                <w:sz w:val="28"/>
+                <w:szCs w:val="28"/>
+              </w:rPr>
+            </w:pPr>
+            <w:r>
+              <w:rPr>
+                <w:rFonts w:asciiTheme="majorBidi" w:hAnsiTheme="majorBidi" w:cstheme="majorBidi"/>
+                <w:sz w:val="28"/>
+                <w:szCs w:val="28"/>
+              </w:rPr>
+              <w:t>Current standard</w:t>
+            </w:r>
+          </w:p>
+        </w:tc>
+      </w:tr>
+      <w:tr>
+        <w:tc>
+          <w:tcPr>
+            <w:cnfStyle w:val="001000000000" w:firstRow="0" w:lastRow="0" w:firstColumn="1" w:lastColumn="0" w:oddVBand="0" w:evenVBand="0" w:oddHBand="0" w:evenHBand="0" w:firstRowFirstColumn="0" w:firstRowLastColumn="0" w:lastRowFirstColumn="0" w:lastRowLastColumn="0"/>
+            <w:tcW w:w="3485" w:type="dxa"/>
+            <w:vAlign w:val="center"/>
+          </w:tcPr>
+          <w:p>
+            <w:pPr>
+              <w:spacing w:before="120" w:after="120"/>
+              <w:jc w:val="center"/>
+              <w:rPr>
+                <w:rFonts w:asciiTheme="majorBidi" w:hAnsiTheme="majorBidi" w:cstheme="majorBidi"/>
+                <w:b/>
+                <w:bCs/>
+                <w:sz w:val="28"/>
+                <w:szCs w:val="28"/>
+              </w:rPr>
+            </w:pPr>
+            <w:r>
+              <w:rPr>
+                <w:rFonts w:asciiTheme="majorBidi" w:hAnsiTheme="majorBidi" w:cstheme="majorBidi"/>
+                <w:b/>
+                <w:bCs/>
+                <w:sz w:val="28"/>
+                <w:szCs w:val="28"/>
+              </w:rPr>
+              <w:t>Security</w:t>
+            </w:r>
+          </w:p>
+        </w:tc>
+        <w:tc>
+          <w:tcPr>
+            <w:tcW w:w="3485" w:type="dxa"/>
+            <w:vAlign w:val="center"/>
+          </w:tcPr>
+          <w:p>
+            <w:pPr>
+              <w:spacing w:before="120" w:after="120"/>
+              <w:jc w:val="center"/>
+              <w:cnfStyle w:val="000000000000" w:firstRow="0" w:lastRow="0" w:firstColumn="0" w:lastColumn="0" w:oddVBand="0" w:evenVBand="0" w:oddHBand="0" w:evenHBand="0" w:firstRowFirstColumn="0" w:firstRowLastColumn="0" w:lastRowFirstColumn="0" w:lastRowLastColumn="0"/>
+              <w:rPr>
+                <w:rFonts w:asciiTheme="majorBidi" w:hAnsiTheme="majorBidi" w:cstheme="majorBidi"/>
+                <w:sz w:val="28"/>
+                <w:szCs w:val="28"/>
+              </w:rPr>
+            </w:pPr>
+            <w:r>
+              <w:rPr>
+                <w:rFonts w:asciiTheme="majorBidi" w:hAnsiTheme="majorBidi" w:cstheme="majorBidi"/>
+                <w:sz w:val="28"/>
+                <w:szCs w:val="28"/>
+              </w:rPr>
+              <w:t>Vulnerable</w:t>
+            </w:r>
+          </w:p>
+        </w:tc>
+        <w:tc>
+          <w:tcPr>
+            <w:tcW w:w="3486" w:type="dxa"/>
+            <w:vAlign w:val="center"/>
+          </w:tcPr>
+          <w:p>
+            <w:pPr>
+              <w:spacing w:before="120" w:after="120"/>
+              <w:jc w:val="center"/>
+              <w:cnfStyle w:val="000000000000" w:firstRow="0" w:lastRow="0" w:firstColumn="0" w:lastColumn="0" w:oddVBand="0" w:evenVBand="0" w:oddHBand="0" w:evenHBand="0" w:firstRowFirstColumn="0" w:firstRowLastColumn="0" w:lastRowFirstColumn="0" w:lastRowLastColumn="0"/>
+              <w:rPr>
+                <w:rFonts w:asciiTheme="majorBidi" w:hAnsiTheme="majorBidi" w:cstheme="majorBidi"/>
+                <w:sz w:val="28"/>
+                <w:szCs w:val="28"/>
+              </w:rPr>
+            </w:pPr>
+            <w:r>
+              <w:rPr>
+                <w:rFonts w:asciiTheme="majorBidi" w:hAnsiTheme="majorBidi" w:cstheme="majorBidi"/>
+                <w:sz w:val="28"/>
+                <w:szCs w:val="28"/>
+              </w:rPr>
+              <w:t>Secure</w:t>
+            </w:r>
+          </w:p>
+        </w:tc>
+      </w:tr>
+      <w:tr>
+        <w:trPr>
+          <w:cnfStyle w:val="000000100000" w:firstRow="0" w:lastRow="0" w:firstColumn="0" w:lastColumn="0" w:oddVBand="0" w:evenVBand="0" w:oddHBand="1" w:evenHBand="0" w:firstRowFirstColumn="0" w:firstRowLastColumn="0" w:lastRowFirstColumn="0" w:lastRowLastColumn="0"/>
+        </w:trPr>
+        <w:tc>
+          <w:tcPr>
+            <w:cnfStyle w:val="001000000000" w:firstRow="0" w:lastRow="0" w:firstColumn="1" w:lastColumn="0" w:oddVBand="0" w:evenVBand="0" w:oddHBand="0" w:evenHBand="0" w:firstRowFirstColumn="0" w:firstRowLastColumn="0" w:lastRowFirstColumn="0" w:lastRowLastColumn="0"/>
+            <w:tcW w:w="3485" w:type="dxa"/>
+            <w:vAlign w:val="center"/>
+          </w:tcPr>
+          <w:p>
+            <w:pPr>
+              <w:spacing w:before="120" w:after="120"/>
+              <w:jc w:val="center"/>
+              <w:rPr>
+                <w:rFonts w:asciiTheme="majorBidi" w:hAnsiTheme="majorBidi" w:cstheme="majorBidi"/>
+                <w:b/>
+                <w:bCs/>
+                <w:sz w:val="28"/>
+                <w:szCs w:val="28"/>
+              </w:rPr>
+            </w:pPr>
+            <w:r>
+              <w:rPr>
+                <w:rFonts w:asciiTheme="majorBidi" w:hAnsiTheme="majorBidi" w:cstheme="majorBidi"/>
+                <w:b/>
+                <w:bCs/>
+                <w:sz w:val="28"/>
+                <w:szCs w:val="28"/>
+              </w:rPr>
+              <w:t>Latest Version</w:t>
+            </w:r>
+          </w:p>
+        </w:tc>
+        <w:tc>
+          <w:tcPr>
+            <w:tcW w:w="3485" w:type="dxa"/>
+            <w:vAlign w:val="center"/>
+          </w:tcPr>
+          <w:p>
+            <w:pPr>
+              <w:spacing w:before="120" w:after="120"/>
+              <w:jc w:val="center"/>
+              <w:cnfStyle w:val="000000100000" w:firstRow="0" w:lastRow="0" w:firstColumn="0" w:lastColumn="0" w:oddVBand="0" w:evenVBand="0" w:oddHBand="1" w:evenHBand="0" w:firstRowFirstColumn="0" w:firstRowLastColumn="0" w:lastRowFirstColumn="0" w:lastRowLastColumn="0"/>
+              <w:rPr>
+                <w:rFonts w:asciiTheme="majorBidi" w:hAnsiTheme="majorBidi" w:cstheme="majorBidi"/>
+                <w:sz w:val="28"/>
+                <w:szCs w:val="28"/>
+              </w:rPr>
+            </w:pPr>
+            <w:r>
+              <w:rPr>
+                <w:rFonts w:asciiTheme="majorBidi" w:hAnsiTheme="majorBidi" w:cstheme="majorBidi"/>
+                <w:sz w:val="28"/>
+                <w:szCs w:val="28"/>
+              </w:rPr>
+              <w:t>SSL 3.0</w:t>
+            </w:r>
+          </w:p>
+        </w:tc>
+        <w:tc>
+          <w:tcPr>
+            <w:tcW w:w="3486" w:type="dxa"/>
+            <w:vAlign w:val="center"/>
+          </w:tcPr>
+          <w:p>
+            <w:pPr>
+              <w:spacing w:before="120" w:after="120"/>
+              <w:jc w:val="center"/>
+              <w:cnfStyle w:val="000000100000" w:firstRow="0" w:lastRow="0" w:firstColumn="0" w:lastColumn="0" w:oddVBand="0" w:evenVBand="0" w:oddHBand="1" w:evenHBand="0" w:firstRowFirstColumn="0" w:firstRowLastColumn="0" w:lastRowFirstColumn="0" w:lastRowLastColumn="0"/>
+              <w:rPr>
+                <w:rFonts w:asciiTheme="majorBidi" w:hAnsiTheme="majorBidi" w:cstheme="majorBidi"/>
+                <w:sz w:val="28"/>
+                <w:szCs w:val="28"/>
+              </w:rPr>
+            </w:pPr>
+            <w:r>
+              <w:rPr>
+                <w:rFonts w:asciiTheme="majorBidi" w:hAnsiTheme="majorBidi" w:cstheme="majorBidi"/>
+                <w:sz w:val="28"/>
+                <w:szCs w:val="28"/>
+              </w:rPr>
+              <w:t>TLS 1.3</w:t>
+            </w:r>
+          </w:p>
+        </w:tc>
+      </w:tr>
+      <w:tr>
+        <w:tc>
+          <w:tcPr>
+            <w:cnfStyle w:val="001000000000" w:firstRow="0" w:lastRow="0" w:firstColumn="1" w:lastColumn="0" w:oddVBand="0" w:evenVBand="0" w:oddHBand="0" w:evenHBand="0" w:firstRowFirstColumn="0" w:firstRowLastColumn="0" w:lastRowFirstColumn="0" w:lastRowLastColumn="0"/>
+            <w:tcW w:w="3485" w:type="dxa"/>
+            <w:tcBorders>
+              <w:bottom w:val="single" w:sz="12" w:space="0" w:color="000000"/>
+            </w:tcBorders>
+            <w:vAlign w:val="center"/>
+          </w:tcPr>
+          <w:p>
+            <w:pPr>
+              <w:spacing w:before="120" w:after="120"/>
+              <w:jc w:val="center"/>
+              <w:rPr>
+                <w:rFonts w:asciiTheme="majorBidi" w:hAnsiTheme="majorBidi" w:cstheme="majorBidi"/>
+                <w:b/>
+                <w:bCs/>
+                <w:sz w:val="28"/>
+                <w:szCs w:val="28"/>
+              </w:rPr>
+            </w:pPr>
+            <w:r>
+              <w:rPr>
+                <w:rFonts w:asciiTheme="majorBidi" w:hAnsiTheme="majorBidi" w:cstheme="majorBidi"/>
+                <w:b/>
+                <w:bCs/>
+                <w:sz w:val="28"/>
+                <w:szCs w:val="28"/>
+              </w:rPr>
+              <w:t>Use Today</w:t>
+            </w:r>
+          </w:p>
+        </w:tc>
+        <w:tc>
+          <w:tcPr>
+            <w:tcW w:w="3485" w:type="dxa"/>
+            <w:tcBorders>
+              <w:bottom w:val="single" w:sz="12" w:space="0" w:color="000000"/>
+            </w:tcBorders>
+            <w:vAlign w:val="center"/>
+          </w:tcPr>
+          <w:p>
+            <w:pPr>
+              <w:spacing w:before="120" w:after="120"/>
+              <w:jc w:val="center"/>
+              <w:cnfStyle w:val="000000000000" w:firstRow="0" w:lastRow="0" w:firstColumn="0" w:lastColumn="0" w:oddVBand="0" w:evenVBand="0" w:oddHBand="0" w:evenHBand="0" w:firstRowFirstColumn="0" w:firstRowLastColumn="0" w:lastRowFirstColumn="0" w:lastRowLastColumn="0"/>
+              <w:rPr>
+                <w:rFonts w:asciiTheme="majorBidi" w:hAnsiTheme="majorBidi" w:cstheme="majorBidi"/>
+                <w:sz w:val="28"/>
+                <w:szCs w:val="28"/>
+              </w:rPr>
+            </w:pPr>
+            <w:r>
+              <w:rPr>
+                <w:rFonts w:asciiTheme="majorBidi" w:hAnsiTheme="majorBidi" w:cstheme="majorBidi"/>
+                <w:sz w:val="28"/>
+                <w:szCs w:val="28"/>
+              </w:rPr>
+              <w:t>No</w:t>
+            </w:r>
+          </w:p>
+        </w:tc>
+        <w:tc>
+          <w:tcPr>
+            <w:tcW w:w="3486" w:type="dxa"/>
+            <w:tcBorders>
+              <w:bottom w:val="single" w:sz="12" w:space="0" w:color="000000"/>
+            </w:tcBorders>
+            <w:vAlign w:val="center"/>
+          </w:tcPr>
+          <w:p>
+            <w:pPr>
+              <w:spacing w:before="120" w:after="120"/>
+              <w:jc w:val="center"/>
+              <w:cnfStyle w:val="000000000000" w:firstRow="0" w:lastRow="0" w:firstColumn="0" w:lastColumn="0" w:oddVBand="0" w:evenVBand="0" w:oddHBand="0" w:evenHBand="0" w:firstRowFirstColumn="0" w:firstRowLastColumn="0" w:lastRowFirstColumn="0" w:lastRowLastColumn="0"/>
+              <w:rPr>
+                <w:rFonts w:asciiTheme="majorBidi" w:hAnsiTheme="majorBidi" w:cstheme="majorBidi"/>
+                <w:sz w:val="28"/>
+                <w:szCs w:val="28"/>
+              </w:rPr>
+            </w:pPr>
+            <w:r>
+              <w:rPr>
+                <w:rFonts w:asciiTheme="majorBidi" w:hAnsiTheme="majorBidi" w:cstheme="majorBidi"/>
+                <w:sz w:val="28"/>
+                <w:szCs w:val="28"/>
+              </w:rPr>
+              <w:t>Yes</w:t>
+            </w:r>
+          </w:p>
+        </w:tc>
+      </w:tr>
+    </w:tbl>
+    <w:p>
+      <w:pPr>
+        <w:spacing w:after="120"/>
+        <w:jc w:val="both"/>
+        <w:rPr>
+          <w:rFonts w:asciiTheme="majorBidi" w:hAnsiTheme="majorBidi" w:cstheme="majorBidi"/>
+          <w:sz w:val="2"/>
+          <w:szCs w:val="2"/>
+        </w:rPr>
+      </w:pPr>
+    </w:p>
+    <w:p>
+      <w:pPr>
+        <w:spacing w:after="80"/>
+        <w:jc w:val="both"/>
+        <w:rPr>
+          <w:rFonts w:asciiTheme="majorBidi" w:hAnsiTheme="majorBidi" w:cstheme="majorBidi"/>
+          <w:b/>
+          <w:bCs/>
+          <w:sz w:val="28"/>
+          <w:szCs w:val="28"/>
+        </w:rPr>
+      </w:pPr>
+      <w:r>
+        <w:rPr>
+          <w:rFonts w:asciiTheme="majorBidi" w:hAnsiTheme="majorBidi" w:cstheme="majorBidi"/>
+          <w:b/>
+          <w:bCs/>
+          <w:sz w:val="28"/>
+          <w:szCs w:val="28"/>
+        </w:rPr>
+        <w:t>Common TLS Versions</w:t>
+      </w:r>
+    </w:p>
+    <w:p>
+      <w:pPr>
+        <w:pStyle w:val="ListParagraph"/>
+        <w:numPr>
+          <w:ilvl w:val="0"/>
+          <w:numId w:val="68"/>
+        </w:numPr>
+        <w:ind w:left="360"/>
+        <w:jc w:val="both"/>
+        <w:rPr>
+          <w:rFonts w:asciiTheme="majorBidi" w:hAnsiTheme="majorBidi" w:cstheme="majorBidi"/>
+          <w:sz w:val="28"/>
+          <w:szCs w:val="28"/>
+        </w:rPr>
+      </w:pPr>
+      <w:r>
+        <w:rPr>
+          <w:rFonts w:asciiTheme="majorBidi" w:hAnsiTheme="majorBidi" w:cstheme="majorBidi"/>
+          <w:sz w:val="28"/>
+          <w:szCs w:val="28"/>
+        </w:rPr>
+        <w:t>SSL 2.0</w:t>
+      </w:r>
+      <w:r>
+        <w:rPr>
+          <w:rFonts w:asciiTheme="majorBidi" w:hAnsiTheme="majorBidi" w:cstheme="majorBidi"/>
+          <w:sz w:val="28"/>
+          <w:szCs w:val="28"/>
+        </w:rPr>
+        <w:t xml:space="preserve"> </w:t>
+      </w:r>
+      <w:r>
+        <w:rPr>
+          <w:rFonts w:asciiTheme="majorBidi" w:hAnsiTheme="majorBidi" w:cstheme="majorBidi"/>
+          <w:sz w:val="28"/>
+          <w:szCs w:val="28"/>
+        </w:rPr>
+        <w:t>→ Deprecated</w:t>
+      </w:r>
+    </w:p>
+    <w:p>
+      <w:pPr>
+        <w:pStyle w:val="ListParagraph"/>
+        <w:numPr>
+          <w:ilvl w:val="0"/>
+          <w:numId w:val="68"/>
+        </w:numPr>
+        <w:ind w:left="360"/>
+        <w:jc w:val="both"/>
+        <w:rPr>
+          <w:rFonts w:asciiTheme="majorBidi" w:hAnsiTheme="majorBidi" w:cstheme="majorBidi"/>
+          <w:sz w:val="28"/>
+          <w:szCs w:val="28"/>
+        </w:rPr>
+      </w:pPr>
+      <w:r>
+        <w:rPr>
+          <w:rFonts w:asciiTheme="majorBidi" w:hAnsiTheme="majorBidi" w:cstheme="majorBidi"/>
+          <w:sz w:val="28"/>
+          <w:szCs w:val="28"/>
+        </w:rPr>
+        <w:t>SSL 3.0</w:t>
+      </w:r>
+      <w:r>
+        <w:rPr>
+          <w:rFonts w:asciiTheme="majorBidi" w:hAnsiTheme="majorBidi" w:cstheme="majorBidi"/>
+          <w:sz w:val="28"/>
+          <w:szCs w:val="28"/>
+        </w:rPr>
+        <w:t xml:space="preserve"> </w:t>
+      </w:r>
+      <w:r>
+        <w:rPr>
+          <w:rFonts w:asciiTheme="majorBidi" w:hAnsiTheme="majorBidi" w:cstheme="majorBidi"/>
+          <w:sz w:val="28"/>
+          <w:szCs w:val="28"/>
+        </w:rPr>
+        <w:t>→ Deprecated</w:t>
+      </w:r>
+    </w:p>
+    <w:p>
+      <w:pPr>
+        <w:pStyle w:val="ListParagraph"/>
+        <w:numPr>
+          <w:ilvl w:val="0"/>
+          <w:numId w:val="68"/>
+        </w:numPr>
+        <w:ind w:left="360"/>
+        <w:jc w:val="both"/>
+        <w:rPr>
+          <w:rFonts w:asciiTheme="majorBidi" w:hAnsiTheme="majorBidi" w:cstheme="majorBidi"/>
+          <w:sz w:val="28"/>
+          <w:szCs w:val="28"/>
+        </w:rPr>
+      </w:pPr>
+      <w:r>
+        <w:rPr>
+          <w:rFonts w:asciiTheme="majorBidi" w:hAnsiTheme="majorBidi" w:cstheme="majorBidi"/>
+          <w:sz w:val="28"/>
+          <w:szCs w:val="28"/>
+        </w:rPr>
+        <w:t>TLS 1.0</w:t>
+      </w:r>
+      <w:r>
+        <w:rPr>
+          <w:rFonts w:asciiTheme="majorBidi" w:hAnsiTheme="majorBidi" w:cstheme="majorBidi"/>
+          <w:sz w:val="28"/>
+          <w:szCs w:val="28"/>
+        </w:rPr>
+        <w:t xml:space="preserve"> </w:t>
+      </w:r>
+      <w:r>
+        <w:rPr>
+          <w:rFonts w:asciiTheme="majorBidi" w:hAnsiTheme="majorBidi" w:cstheme="majorBidi"/>
+          <w:sz w:val="28"/>
+          <w:szCs w:val="28"/>
+        </w:rPr>
+        <w:t>→ Deprecated</w:t>
+      </w:r>
+    </w:p>
+    <w:p>
+      <w:pPr>
+        <w:pStyle w:val="ListParagraph"/>
+        <w:numPr>
+          <w:ilvl w:val="0"/>
+          <w:numId w:val="68"/>
+        </w:numPr>
+        <w:ind w:left="360"/>
+        <w:jc w:val="both"/>
+        <w:rPr>
+          <w:rFonts w:asciiTheme="majorBidi" w:hAnsiTheme="majorBidi" w:cstheme="majorBidi"/>
+          <w:sz w:val="28"/>
+          <w:szCs w:val="28"/>
+        </w:rPr>
+      </w:pPr>
+      <w:r>
+        <w:rPr>
+          <w:rFonts w:asciiTheme="majorBidi" w:hAnsiTheme="majorBidi" w:cstheme="majorBidi"/>
+          <w:sz w:val="28"/>
+          <w:szCs w:val="28"/>
+        </w:rPr>
+        <w:t>TLS 1.1</w:t>
+      </w:r>
+      <w:r>
+        <w:rPr>
+          <w:rFonts w:asciiTheme="majorBidi" w:hAnsiTheme="majorBidi" w:cstheme="majorBidi"/>
+          <w:sz w:val="28"/>
+          <w:szCs w:val="28"/>
+        </w:rPr>
+        <w:t xml:space="preserve"> </w:t>
+      </w:r>
+      <w:r>
+        <w:rPr>
+          <w:rFonts w:asciiTheme="majorBidi" w:hAnsiTheme="majorBidi" w:cstheme="majorBidi"/>
+          <w:sz w:val="28"/>
+          <w:szCs w:val="28"/>
+        </w:rPr>
+        <w:t>→ Deprecated</w:t>
+      </w:r>
+    </w:p>
+    <w:p>
+      <w:pPr>
+        <w:pStyle w:val="ListParagraph"/>
+        <w:numPr>
+          <w:ilvl w:val="0"/>
+          <w:numId w:val="68"/>
+        </w:numPr>
+        <w:ind w:left="360"/>
+        <w:jc w:val="both"/>
+        <w:rPr>
+          <w:rFonts w:asciiTheme="majorBidi" w:hAnsiTheme="majorBidi" w:cstheme="majorBidi"/>
+          <w:sz w:val="28"/>
+          <w:szCs w:val="28"/>
+        </w:rPr>
+      </w:pPr>
+      <w:r>
+        <w:rPr>
+          <w:rFonts w:asciiTheme="majorBidi" w:hAnsiTheme="majorBidi" w:cstheme="majorBidi"/>
+          <w:sz w:val="28"/>
+          <w:szCs w:val="28"/>
+        </w:rPr>
+        <w:t>TLS 1.2</w:t>
+      </w:r>
+      <w:r>
+        <w:rPr>
+          <w:rFonts w:asciiTheme="majorBidi" w:hAnsiTheme="majorBidi" w:cstheme="majorBidi"/>
+          <w:sz w:val="28"/>
+          <w:szCs w:val="28"/>
+        </w:rPr>
+        <w:t xml:space="preserve"> </w:t>
+      </w:r>
+      <w:r>
+        <w:rPr>
+          <w:rFonts w:asciiTheme="majorBidi" w:hAnsiTheme="majorBidi" w:cstheme="majorBidi"/>
+          <w:sz w:val="28"/>
+          <w:szCs w:val="28"/>
+        </w:rPr>
+        <w:t>→ Widely supported</w:t>
+      </w:r>
+    </w:p>
+    <w:p>
+      <w:pPr>
+        <w:pStyle w:val="ListParagraph"/>
+        <w:numPr>
+          <w:ilvl w:val="0"/>
+          <w:numId w:val="68"/>
+        </w:numPr>
+        <w:ind w:left="360"/>
+        <w:jc w:val="both"/>
+        <w:rPr>
+          <w:rFonts w:asciiTheme="majorBidi" w:hAnsiTheme="majorBidi" w:cstheme="majorBidi"/>
+          <w:sz w:val="28"/>
+          <w:szCs w:val="28"/>
+        </w:rPr>
+      </w:pPr>
+      <w:r>
+        <w:rPr>
+          <w:rFonts w:asciiTheme="majorBidi" w:hAnsiTheme="majorBidi" w:cstheme="majorBidi"/>
+          <w:sz w:val="28"/>
+          <w:szCs w:val="28"/>
+        </w:rPr>
+        <w:t>TLS 1.3</w:t>
+      </w:r>
+      <w:r>
+        <w:rPr>
+          <w:rFonts w:asciiTheme="majorBidi" w:hAnsiTheme="majorBidi" w:cstheme="majorBidi"/>
+          <w:sz w:val="28"/>
+          <w:szCs w:val="28"/>
+        </w:rPr>
+        <w:t xml:space="preserve"> </w:t>
+      </w:r>
+      <w:r>
+        <w:rPr>
+          <w:rFonts w:asciiTheme="majorBidi" w:hAnsiTheme="majorBidi" w:cstheme="majorBidi"/>
+          <w:sz w:val="28"/>
+          <w:szCs w:val="28"/>
+        </w:rPr>
+        <w:t>→ Recommended</w:t>
+      </w:r>
+    </w:p>
+    <w:p>
+      <w:pPr>
+        <w:spacing w:after="80"/>
+        <w:jc w:val="both"/>
+        <w:rPr>
+          <w:rFonts w:asciiTheme="majorBidi" w:hAnsiTheme="majorBidi" w:cstheme="majorBidi"/>
+          <w:b/>
+          <w:bCs/>
+          <w:sz w:val="32"/>
+          <w:szCs w:val="32"/>
+        </w:rPr>
+      </w:pPr>
+      <w:r>
+        <w:rPr>
+          <w:rFonts w:asciiTheme="majorBidi" w:hAnsiTheme="majorBidi" w:cstheme="majorBidi"/>
+          <w:b/>
+          <w:bCs/>
+          <w:sz w:val="32"/>
+          <w:szCs w:val="32"/>
+        </w:rPr>
+        <w:t>Real-World Example</w:t>
+      </w:r>
+      <w:r>
+        <w:rPr>
+          <w:rFonts w:asciiTheme="majorBidi" w:hAnsiTheme="majorBidi" w:cstheme="majorBidi"/>
+          <w:b/>
+          <w:bCs/>
+          <w:sz w:val="32"/>
+          <w:szCs w:val="32"/>
+        </w:rPr>
+        <w:t>:</w:t>
+      </w:r>
+    </w:p>
+    <w:p>
+      <w:pPr>
+        <w:spacing w:after="80"/>
+        <w:jc w:val="both"/>
+        <w:rPr>
+          <w:rFonts w:asciiTheme="majorBidi" w:hAnsiTheme="majorBidi" w:cstheme="majorBidi"/>
+          <w:sz w:val="28"/>
+          <w:szCs w:val="28"/>
+        </w:rPr>
+      </w:pPr>
+      <w:r>
+        <w:rPr>
+          <w:rFonts w:asciiTheme="majorBidi" w:hAnsiTheme="majorBidi" w:cstheme="majorBidi"/>
+          <w:sz w:val="28"/>
+          <w:szCs w:val="28"/>
+        </w:rPr>
+        <w:t>When you visit:</w:t>
+      </w:r>
+      <w:r>
+        <w:rPr>
+          <w:rFonts w:asciiTheme="majorBidi" w:hAnsiTheme="majorBidi" w:cstheme="majorBidi"/>
+          <w:sz w:val="28"/>
+          <w:szCs w:val="28"/>
+        </w:rPr>
+        <w:t xml:space="preserve"> </w:t>
+      </w:r>
+      <w:r>
+        <w:rPr>
+          <w:rFonts w:asciiTheme="majorBidi" w:hAnsiTheme="majorBidi" w:cstheme="majorBidi"/>
+          <w:b/>
+          <w:bCs/>
+          <w:i/>
+          <w:iCs/>
+          <w:sz w:val="28"/>
+          <w:szCs w:val="28"/>
+        </w:rPr>
+        <w:t>https://example.com</w:t>
+      </w:r>
+    </w:p>
+    <w:p>
+      <w:pPr>
+        <w:pStyle w:val="ListParagraph"/>
+        <w:numPr>
+          <w:ilvl w:val="0"/>
+          <w:numId w:val="69"/>
+        </w:numPr>
+        <w:ind w:left="360"/>
+        <w:jc w:val="both"/>
+        <w:rPr>
+          <w:rFonts w:asciiTheme="majorBidi" w:hAnsiTheme="majorBidi" w:cstheme="majorBidi"/>
+          <w:sz w:val="28"/>
+          <w:szCs w:val="28"/>
+        </w:rPr>
+      </w:pPr>
+      <w:r>
+        <w:rPr>
+          <w:rFonts w:asciiTheme="majorBidi" w:hAnsiTheme="majorBidi" w:cstheme="majorBidi"/>
+          <w:sz w:val="28"/>
+          <w:szCs w:val="28"/>
+        </w:rPr>
+        <w:t>TCP connection is established.</w:t>
+      </w:r>
+    </w:p>
+    <w:p>
+      <w:pPr>
+        <w:pStyle w:val="ListParagraph"/>
+        <w:numPr>
+          <w:ilvl w:val="0"/>
+          <w:numId w:val="69"/>
+        </w:numPr>
+        <w:ind w:left="360"/>
+        <w:jc w:val="both"/>
+        <w:rPr>
+          <w:rFonts w:asciiTheme="majorBidi" w:hAnsiTheme="majorBidi" w:cstheme="majorBidi"/>
+          <w:sz w:val="28"/>
+          <w:szCs w:val="28"/>
+        </w:rPr>
+      </w:pPr>
+      <w:r>
+        <w:rPr>
+          <w:rFonts w:asciiTheme="majorBidi" w:hAnsiTheme="majorBidi" w:cstheme="majorBidi"/>
+          <w:sz w:val="28"/>
+          <w:szCs w:val="28"/>
+        </w:rPr>
+        <w:t>TLS handshake begins.</w:t>
+      </w:r>
+    </w:p>
+    <w:p>
+      <w:pPr>
+        <w:pStyle w:val="ListParagraph"/>
+        <w:numPr>
+          <w:ilvl w:val="0"/>
+          <w:numId w:val="69"/>
+        </w:numPr>
+        <w:ind w:left="360"/>
+        <w:jc w:val="both"/>
+        <w:rPr>
+          <w:rFonts w:asciiTheme="majorBidi" w:hAnsiTheme="majorBidi" w:cstheme="majorBidi"/>
+          <w:sz w:val="28"/>
+          <w:szCs w:val="28"/>
+        </w:rPr>
+      </w:pPr>
+      <w:r>
+        <w:rPr>
+          <w:rFonts w:asciiTheme="majorBidi" w:hAnsiTheme="majorBidi" w:cstheme="majorBidi"/>
+          <w:sz w:val="28"/>
+          <w:szCs w:val="28"/>
+        </w:rPr>
+        <w:t>The server sends its certificate.</w:t>
+      </w:r>
+    </w:p>
+    <w:p>
+      <w:pPr>
+        <w:pStyle w:val="ListParagraph"/>
+        <w:numPr>
+          <w:ilvl w:val="0"/>
+          <w:numId w:val="69"/>
+        </w:numPr>
+        <w:ind w:left="360"/>
+        <w:jc w:val="both"/>
+        <w:rPr>
+          <w:rFonts w:asciiTheme="majorBidi" w:hAnsiTheme="majorBidi" w:cstheme="majorBidi"/>
+          <w:sz w:val="28"/>
+          <w:szCs w:val="28"/>
+        </w:rPr>
+      </w:pPr>
+      <w:r>
+        <w:rPr>
+          <w:rFonts w:asciiTheme="majorBidi" w:hAnsiTheme="majorBidi" w:cstheme="majorBidi"/>
+          <w:sz w:val="28"/>
+          <w:szCs w:val="28"/>
+        </w:rPr>
+        <w:t>The browser verifies the certificate.</w:t>
+      </w:r>
+    </w:p>
+    <w:p>
+      <w:pPr>
+        <w:pStyle w:val="ListParagraph"/>
+        <w:numPr>
+          <w:ilvl w:val="0"/>
+          <w:numId w:val="69"/>
+        </w:numPr>
+        <w:ind w:left="360"/>
+        <w:jc w:val="both"/>
+        <w:rPr>
+          <w:rFonts w:asciiTheme="majorBidi" w:hAnsiTheme="majorBidi" w:cstheme="majorBidi"/>
+          <w:sz w:val="28"/>
+          <w:szCs w:val="28"/>
+        </w:rPr>
+      </w:pPr>
+      <w:r>
+        <w:rPr>
+          <w:rFonts w:asciiTheme="majorBidi" w:hAnsiTheme="majorBidi" w:cstheme="majorBidi"/>
+          <w:sz w:val="28"/>
+          <w:szCs w:val="28"/>
+        </w:rPr>
+        <w:t>A shared session key is established.</w:t>
+      </w:r>
+    </w:p>
+    <w:p>
+      <w:pPr>
+        <w:pStyle w:val="ListParagraph"/>
+        <w:numPr>
+          <w:ilvl w:val="0"/>
+          <w:numId w:val="69"/>
+        </w:numPr>
+        <w:spacing w:after="80"/>
+        <w:ind w:left="360"/>
+        <w:jc w:val="both"/>
+        <w:rPr>
+          <w:rFonts w:asciiTheme="majorBidi" w:hAnsiTheme="majorBidi" w:cstheme="majorBidi"/>
+          <w:sz w:val="28"/>
+          <w:szCs w:val="28"/>
+        </w:rPr>
+      </w:pPr>
+      <w:r>
+        <w:rPr>
+          <w:rFonts w:asciiTheme="majorBidi" w:hAnsiTheme="majorBidi" w:cstheme="majorBidi"/>
+          <w:sz w:val="28"/>
+          <w:szCs w:val="28"/>
+        </w:rPr>
+        <w:t>HTTP requests and responses are encrypted using the session key.</w:t>
+      </w:r>
+    </w:p>
+    <w:p>
+      <w:pPr>
+        <w:jc w:val="both"/>
+        <w:rPr>
+          <w:rFonts w:asciiTheme="majorBidi" w:hAnsiTheme="majorBidi" w:cstheme="majorBidi"/>
+          <w:sz w:val="28"/>
+          <w:szCs w:val="28"/>
+        </w:rPr>
+      </w:pPr>
+      <w:r>
+        <w:rPr>
+          <w:rFonts w:asciiTheme="majorBidi" w:hAnsiTheme="majorBidi" w:cstheme="majorBidi"/>
+          <w:sz w:val="28"/>
+          <w:szCs w:val="28"/>
+        </w:rPr>
+        <w:lastRenderedPageBreak/>
+        <w:t>Without TLS, anyone between the client and server could read or modify the traffic.</w:t>
+      </w:r>
+    </w:p>
+    <w:p>
+      <w:pPr>
+        <w:spacing w:after="80"/>
+        <w:jc w:val="both"/>
+        <w:rPr>
+          <w:rFonts w:asciiTheme="majorBidi" w:hAnsiTheme="majorBidi" w:cstheme="majorBidi"/>
+          <w:b/>
+          <w:bCs/>
+          <w:sz w:val="36"/>
+          <w:szCs w:val="36"/>
+        </w:rPr>
+      </w:pPr>
+      <w:r>
+        <w:rPr>
+          <w:rFonts w:asciiTheme="majorBidi" w:hAnsiTheme="majorBidi" w:cstheme="majorBidi"/>
+          <w:b/>
+          <w:bCs/>
+          <w:sz w:val="36"/>
+          <w:szCs w:val="36"/>
+        </w:rPr>
+        <w:t>SSL/TLS Certificate Issuance and Verification Process</w:t>
+      </w:r>
+      <w:r>
+        <w:rPr>
+          <w:rFonts w:asciiTheme="majorBidi" w:hAnsiTheme="majorBidi" w:cstheme="majorBidi"/>
+          <w:b/>
+          <w:bCs/>
+          <w:sz w:val="36"/>
+          <w:szCs w:val="36"/>
+        </w:rPr>
+        <w:t>:</w:t>
+      </w:r>
+    </w:p>
+    <w:p>
+      <w:pPr>
+        <w:spacing w:after="80"/>
+        <w:jc w:val="both"/>
+        <w:rPr>
+          <w:rFonts w:asciiTheme="majorBidi" w:hAnsiTheme="majorBidi" w:cstheme="majorBidi"/>
+          <w:sz w:val="28"/>
+          <w:szCs w:val="28"/>
+        </w:rPr>
+      </w:pPr>
+      <w:r>
+        <w:rPr>
+          <w:rFonts w:asciiTheme="majorBidi" w:hAnsiTheme="majorBidi" w:cstheme="majorBidi"/>
+          <w:sz w:val="28"/>
+          <w:szCs w:val="28"/>
+        </w:rPr>
+        <w:t>The process of obtaining an SSL/TLS certificate begins by generating a **private key**. This is the most important secret and must never be shared. From the private key, you can mathematically derive the corresponding **public key**, but it is computationally infeasible to derive the private key from the public key.</w:t>
+      </w:r>
+    </w:p>
+    <w:p>
+      <w:pPr>
+        <w:spacing w:after="80"/>
+        <w:jc w:val="both"/>
+        <w:rPr>
+          <w:rFonts w:asciiTheme="majorBidi" w:hAnsiTheme="majorBidi" w:cstheme="majorBidi"/>
+          <w:sz w:val="28"/>
+          <w:szCs w:val="28"/>
+        </w:rPr>
+      </w:pPr>
+      <w:r>
+        <w:rPr>
+          <w:rFonts w:asciiTheme="majorBidi" w:hAnsiTheme="majorBidi" w:cstheme="majorBidi"/>
+          <w:sz w:val="28"/>
+          <w:szCs w:val="28"/>
+        </w:rPr>
+        <w:t>Next, you create a **Certificate Signing Request (CSR)** from the private key. The CSR contains your **public key** along with identifying information such as the domain name (Common Name), organization, organizational unit (optional), locality, state, and country. The CSR does **not** contain your private key. Its purpose is to ask a **Certificate Authority (CA)** to issue a certificate for your public key.</w:t>
+      </w:r>
+    </w:p>
+    <w:p>
+      <w:pPr>
+        <w:spacing w:after="80"/>
+        <w:jc w:val="both"/>
+        <w:rPr>
+          <w:rFonts w:asciiTheme="majorBidi" w:hAnsiTheme="majorBidi" w:cstheme="majorBidi"/>
+          <w:sz w:val="28"/>
+          <w:szCs w:val="28"/>
+        </w:rPr>
+      </w:pPr>
+      <w:r>
+        <w:rPr>
+          <w:rFonts w:asciiTheme="majorBidi" w:hAnsiTheme="majorBidi" w:cstheme="majorBidi"/>
+          <w:sz w:val="28"/>
+          <w:szCs w:val="28"/>
+        </w:rPr>
+        <w:t>You then send the CSR to a trusted CA. After validating your identity or ownership of the domain (depending on the certificate type), the CA creates a **digital certificate** (commonly stored as a `.</w:t>
+      </w:r>
+      <w:proofErr w:type="spellStart"/>
+      <w:r>
+        <w:rPr>
+          <w:rFonts w:asciiTheme="majorBidi" w:hAnsiTheme="majorBidi" w:cstheme="majorBidi"/>
+          <w:sz w:val="28"/>
+          <w:szCs w:val="28"/>
+        </w:rPr>
+        <w:t>crt</w:t>
+      </w:r>
+      <w:proofErr w:type="spellEnd"/>
+      <w:r>
+        <w:rPr>
+          <w:rFonts w:asciiTheme="majorBidi" w:hAnsiTheme="majorBidi" w:cstheme="majorBidi"/>
+          <w:sz w:val="28"/>
+          <w:szCs w:val="28"/>
+        </w:rPr>
+        <w:t xml:space="preserve">` or </w:t>
+      </w:r>
+      <w:proofErr w:type="gramStart"/>
+      <w:r>
+        <w:rPr>
+          <w:rFonts w:asciiTheme="majorBidi" w:hAnsiTheme="majorBidi" w:cstheme="majorBidi"/>
+          <w:sz w:val="28"/>
+          <w:szCs w:val="28"/>
+        </w:rPr>
+        <w:t>`.</w:t>
+      </w:r>
+      <w:proofErr w:type="spellStart"/>
+      <w:r>
+        <w:rPr>
+          <w:rFonts w:asciiTheme="majorBidi" w:hAnsiTheme="majorBidi" w:cstheme="majorBidi"/>
+          <w:sz w:val="28"/>
+          <w:szCs w:val="28"/>
+        </w:rPr>
+        <w:t>pem</w:t>
+      </w:r>
+      <w:proofErr w:type="spellEnd"/>
+      <w:proofErr w:type="gramEnd"/>
+      <w:r>
+        <w:rPr>
+          <w:rFonts w:asciiTheme="majorBidi" w:hAnsiTheme="majorBidi" w:cstheme="majorBidi"/>
+          <w:sz w:val="28"/>
+          <w:szCs w:val="28"/>
+        </w:rPr>
+        <w:t>` file). The certificate contains your public key, your identity information, the certificate's validity period, the issuing CA's information, and the CA's **digital signature**. The CA signs the certificate using **its private key**, allowing others to verify that it was issued by that CA and has not been modified.</w:t>
+      </w:r>
+    </w:p>
+    <w:p>
+      <w:pPr>
+        <w:jc w:val="both"/>
+        <w:rPr>
+          <w:rFonts w:asciiTheme="majorBidi" w:hAnsiTheme="majorBidi" w:cstheme="majorBidi"/>
+          <w:sz w:val="28"/>
+          <w:szCs w:val="28"/>
+        </w:rPr>
+      </w:pPr>
+      <w:r>
+        <w:rPr>
+          <w:rFonts w:asciiTheme="majorBidi" w:hAnsiTheme="majorBidi" w:cstheme="majorBidi"/>
+          <w:sz w:val="28"/>
+          <w:szCs w:val="28"/>
+        </w:rPr>
+        <w:t>When a client connects to your website over HTTPS, the server sends its certificate to the client during the TLS handshake. The client's browser or operating system already contains a **trusted store of CA certificates**, each including the CA's public key. Using the appropriate CA public key, the browser verifies the CA's digital signature on the server's certificate. If the signature is valid, the certificate is trusted, the domain name matches the requested website, and the certificate is within its validity period, the browser accepts the server's public key and proceeds with establishing a secure TLS session.</w:t>
+      </w:r>
+    </w:p>
+    <w:p>
+      <w:pPr>
+        <w:spacing w:after="80"/>
+        <w:jc w:val="both"/>
+        <w:rPr>
+          <w:rFonts w:asciiTheme="majorBidi" w:hAnsiTheme="majorBidi" w:cstheme="majorBidi"/>
+          <w:b/>
+          <w:bCs/>
+          <w:sz w:val="40"/>
+          <w:szCs w:val="40"/>
+        </w:rPr>
+      </w:pPr>
+      <w:r>
+        <w:rPr>
+          <w:rFonts w:asciiTheme="majorBidi" w:hAnsiTheme="majorBidi" w:cstheme="majorBidi"/>
+          <w:b/>
+          <w:bCs/>
+          <w:sz w:val="40"/>
+          <w:szCs w:val="40"/>
+        </w:rPr>
+        <w:t>PKI, PKCS, and X.509</w:t>
+      </w:r>
+      <w:r>
+        <w:rPr>
+          <w:rFonts w:asciiTheme="majorBidi" w:hAnsiTheme="majorBidi" w:cstheme="majorBidi"/>
+          <w:b/>
+          <w:bCs/>
+          <w:sz w:val="40"/>
+          <w:szCs w:val="40"/>
+        </w:rPr>
+        <w:t>:</w:t>
+      </w:r>
+    </w:p>
+    <w:p>
+      <w:pPr>
+        <w:spacing w:after="80"/>
+        <w:jc w:val="both"/>
+        <w:rPr>
+          <w:rFonts w:asciiTheme="majorBidi" w:hAnsiTheme="majorBidi" w:cstheme="majorBidi"/>
+          <w:sz w:val="28"/>
+          <w:szCs w:val="28"/>
+        </w:rPr>
+      </w:pPr>
+      <w:r>
+        <w:rPr>
+          <w:rFonts w:asciiTheme="majorBidi" w:hAnsiTheme="majorBidi" w:cstheme="majorBidi"/>
+          <w:sz w:val="28"/>
+          <w:szCs w:val="28"/>
+        </w:rPr>
+        <w:t>These three terms are closely related but refer to different things:</w:t>
+      </w:r>
+    </w:p>
+    <w:p>
+      <w:pPr>
+        <w:pStyle w:val="ListParagraph"/>
+        <w:numPr>
+          <w:ilvl w:val="0"/>
+          <w:numId w:val="70"/>
+        </w:numPr>
+        <w:ind w:left="360"/>
+        <w:jc w:val="both"/>
+        <w:rPr>
+          <w:rFonts w:asciiTheme="majorBidi" w:hAnsiTheme="majorBidi" w:cstheme="majorBidi"/>
+          <w:sz w:val="28"/>
+          <w:szCs w:val="28"/>
+        </w:rPr>
+      </w:pPr>
+      <w:r>
+        <w:rPr>
+          <w:rFonts w:asciiTheme="majorBidi" w:hAnsiTheme="majorBidi" w:cstheme="majorBidi"/>
+          <w:b/>
+          <w:bCs/>
+          <w:sz w:val="28"/>
+          <w:szCs w:val="28"/>
+        </w:rPr>
+        <w:t>PKI</w:t>
+      </w:r>
+      <w:r>
+        <w:rPr>
+          <w:rFonts w:asciiTheme="majorBidi" w:hAnsiTheme="majorBidi" w:cstheme="majorBidi"/>
+          <w:sz w:val="28"/>
+          <w:szCs w:val="28"/>
+        </w:rPr>
+        <w:t xml:space="preserve"> is the infrastructure that manages public-key cryptography.</w:t>
+      </w:r>
+    </w:p>
+    <w:p>
+      <w:pPr>
+        <w:pStyle w:val="ListParagraph"/>
+        <w:numPr>
+          <w:ilvl w:val="0"/>
+          <w:numId w:val="70"/>
+        </w:numPr>
+        <w:ind w:left="360"/>
+        <w:jc w:val="both"/>
+        <w:rPr>
+          <w:rFonts w:asciiTheme="majorBidi" w:hAnsiTheme="majorBidi" w:cstheme="majorBidi"/>
+          <w:sz w:val="28"/>
+          <w:szCs w:val="28"/>
+        </w:rPr>
+      </w:pPr>
+      <w:r>
+        <w:rPr>
+          <w:rFonts w:asciiTheme="majorBidi" w:hAnsiTheme="majorBidi" w:cstheme="majorBidi"/>
+          <w:b/>
+          <w:bCs/>
+          <w:sz w:val="28"/>
+          <w:szCs w:val="28"/>
+        </w:rPr>
+        <w:t>PKCS</w:t>
+      </w:r>
+      <w:r>
+        <w:rPr>
+          <w:rFonts w:asciiTheme="majorBidi" w:hAnsiTheme="majorBidi" w:cstheme="majorBidi"/>
+          <w:sz w:val="28"/>
+          <w:szCs w:val="28"/>
+        </w:rPr>
+        <w:t xml:space="preserve"> is a collection of standards that define how cryptographic objects are generated, stored, and exchanged.</w:t>
+      </w:r>
+    </w:p>
+    <w:p>
+      <w:pPr>
+        <w:pStyle w:val="ListParagraph"/>
+        <w:numPr>
+          <w:ilvl w:val="0"/>
+          <w:numId w:val="70"/>
+        </w:numPr>
+        <w:ind w:left="360"/>
+        <w:jc w:val="both"/>
+        <w:rPr>
+          <w:rFonts w:asciiTheme="majorBidi" w:hAnsiTheme="majorBidi" w:cstheme="majorBidi"/>
+          <w:sz w:val="28"/>
+          <w:szCs w:val="28"/>
+        </w:rPr>
+      </w:pPr>
+      <w:r>
+        <w:rPr>
+          <w:rFonts w:asciiTheme="majorBidi" w:hAnsiTheme="majorBidi" w:cstheme="majorBidi"/>
+          <w:b/>
+          <w:bCs/>
+          <w:sz w:val="28"/>
+          <w:szCs w:val="28"/>
+        </w:rPr>
+        <w:t>X.509</w:t>
+      </w:r>
+      <w:r>
+        <w:rPr>
+          <w:rFonts w:asciiTheme="majorBidi" w:hAnsiTheme="majorBidi" w:cstheme="majorBidi"/>
+          <w:sz w:val="28"/>
+          <w:szCs w:val="28"/>
+        </w:rPr>
+        <w:t xml:space="preserve"> is the standard that defines digital certificates.</w:t>
+      </w:r>
+    </w:p>
+    <w:p>
+      <w:pPr>
+        <w:spacing w:after="80"/>
+        <w:jc w:val="both"/>
+        <w:rPr>
+          <w:rFonts w:asciiTheme="majorBidi" w:hAnsiTheme="majorBidi" w:cstheme="majorBidi"/>
+          <w:b/>
+          <w:bCs/>
+          <w:sz w:val="36"/>
+          <w:szCs w:val="36"/>
+        </w:rPr>
+      </w:pPr>
+      <w:r>
+        <w:rPr>
+          <w:rFonts w:asciiTheme="majorBidi" w:hAnsiTheme="majorBidi" w:cstheme="majorBidi"/>
+          <w:b/>
+          <w:bCs/>
+          <w:sz w:val="36"/>
+          <w:szCs w:val="36"/>
+        </w:rPr>
+        <w:t>PKI (Public Key Infrastructure)</w:t>
+      </w:r>
+      <w:r>
+        <w:rPr>
+          <w:rFonts w:asciiTheme="majorBidi" w:hAnsiTheme="majorBidi" w:cstheme="majorBidi"/>
+          <w:b/>
+          <w:bCs/>
+          <w:sz w:val="36"/>
+          <w:szCs w:val="36"/>
+        </w:rPr>
+        <w:t>:</w:t>
+      </w:r>
+    </w:p>
+    <w:p>
+      <w:pPr>
+        <w:spacing w:after="80"/>
+        <w:jc w:val="both"/>
+        <w:rPr>
+          <w:rFonts w:asciiTheme="majorBidi" w:hAnsiTheme="majorBidi" w:cstheme="majorBidi"/>
+          <w:sz w:val="28"/>
+          <w:szCs w:val="28"/>
+        </w:rPr>
+      </w:pPr>
+      <w:r>
+        <w:rPr>
+          <w:rFonts w:asciiTheme="majorBidi" w:hAnsiTheme="majorBidi" w:cstheme="majorBidi"/>
+          <w:sz w:val="28"/>
+          <w:szCs w:val="28"/>
+        </w:rPr>
+        <w:t>PKI is the complete system that enables the secure use of public-key cryptography. It manages the creation, distribution, validation, renewal, and revocation of digital certificates.</w:t>
+      </w:r>
+    </w:p>
+    <w:p>
+      <w:pPr>
+        <w:spacing w:after="100"/>
+        <w:jc w:val="both"/>
+        <w:rPr>
+          <w:rFonts w:asciiTheme="majorBidi" w:hAnsiTheme="majorBidi" w:cstheme="majorBidi"/>
+          <w:sz w:val="28"/>
+          <w:szCs w:val="28"/>
+        </w:rPr>
+      </w:pPr>
+      <w:r>
+        <w:rPr>
+          <w:rFonts w:asciiTheme="majorBidi" w:hAnsiTheme="majorBidi" w:cstheme="majorBidi"/>
+          <w:sz w:val="28"/>
+          <w:szCs w:val="28"/>
+        </w:rPr>
+        <w:t>Without PKI, there would be no reliable way to verify that a public key actually belongs to its claimed owner.</w:t>
+      </w:r>
+    </w:p>
+    <w:p>
+      <w:pPr>
+        <w:jc w:val="both"/>
+        <w:rPr>
+          <w:rFonts w:asciiTheme="majorBidi" w:hAnsiTheme="majorBidi" w:cstheme="majorBidi"/>
+          <w:b/>
+          <w:bCs/>
+          <w:sz w:val="32"/>
+          <w:szCs w:val="32"/>
+        </w:rPr>
+      </w:pPr>
+      <w:r>
+        <w:rPr>
+          <w:rFonts w:asciiTheme="majorBidi" w:hAnsiTheme="majorBidi" w:cstheme="majorBidi"/>
+          <w:b/>
+          <w:bCs/>
+          <w:sz w:val="32"/>
+          <w:szCs w:val="32"/>
+        </w:rPr>
+        <w:t>Components</w:t>
+      </w:r>
+      <w:r>
+        <w:rPr>
+          <w:rFonts w:asciiTheme="majorBidi" w:hAnsiTheme="majorBidi" w:cstheme="majorBidi"/>
+          <w:b/>
+          <w:bCs/>
+          <w:sz w:val="32"/>
+          <w:szCs w:val="32"/>
+        </w:rPr>
+        <w:t>:</w:t>
+      </w:r>
+    </w:p>
+    <w:p>
+      <w:pPr>
+        <w:jc w:val="both"/>
+        <w:rPr>
+          <w:rFonts w:asciiTheme="majorBidi" w:hAnsiTheme="majorBidi" w:cstheme="majorBidi"/>
+          <w:sz w:val="28"/>
+          <w:szCs w:val="28"/>
+        </w:rPr>
+      </w:pPr>
+      <w:r>
+        <w:rPr>
+          <w:rFonts w:asciiTheme="majorBidi" w:hAnsiTheme="majorBidi" w:cstheme="majorBidi"/>
+          <w:sz w:val="28"/>
+          <w:szCs w:val="28"/>
+        </w:rPr>
+        <w:lastRenderedPageBreak/>
+        <w:t>User/Server</w:t>
+      </w:r>
+      <w:r>
+        <w:rPr>
+          <w:rFonts w:asciiTheme="majorBidi" w:hAnsiTheme="majorBidi" w:cstheme="majorBidi"/>
+          <w:sz w:val="28"/>
+          <w:szCs w:val="28"/>
+        </w:rPr>
+        <w:t xml:space="preserve"> (</w:t>
+      </w:r>
+      <w:r>
+        <w:rPr>
+          <w:rFonts w:asciiTheme="majorBidi" w:hAnsiTheme="majorBidi" w:cstheme="majorBidi"/>
+          <w:sz w:val="28"/>
+          <w:szCs w:val="28"/>
+        </w:rPr>
+        <w:t>Private Key + Public Key</w:t>
+      </w:r>
+      <w:r>
+        <w:rPr>
+          <w:rFonts w:asciiTheme="majorBidi" w:hAnsiTheme="majorBidi" w:cstheme="majorBidi"/>
+          <w:sz w:val="28"/>
+          <w:szCs w:val="28"/>
+        </w:rPr>
+        <w:t xml:space="preserve">) </w:t>
+      </w:r>
+      <w:r>
+        <w:rPr>
+          <w:rFonts w:asciiTheme="majorBidi" w:hAnsiTheme="majorBidi" w:cstheme="majorBidi"/>
+          <w:sz w:val="28"/>
+          <w:szCs w:val="28"/>
+        </w:rPr>
+        <w:t xml:space="preserve">→ </w:t>
+      </w:r>
+      <w:r>
+        <w:rPr>
+          <w:rFonts w:asciiTheme="majorBidi" w:hAnsiTheme="majorBidi" w:cstheme="majorBidi"/>
+          <w:sz w:val="28"/>
+          <w:szCs w:val="28"/>
+        </w:rPr>
+        <w:t>Certificate Signing Request (CSR)</w:t>
+      </w:r>
+      <w:r>
+        <w:rPr>
+          <w:rFonts w:asciiTheme="majorBidi" w:hAnsiTheme="majorBidi" w:cstheme="majorBidi"/>
+          <w:sz w:val="28"/>
+          <w:szCs w:val="28"/>
+        </w:rPr>
+        <w:t xml:space="preserve"> </w:t>
+      </w:r>
+      <w:r>
+        <w:rPr>
+          <w:rFonts w:asciiTheme="majorBidi" w:hAnsiTheme="majorBidi" w:cstheme="majorBidi"/>
+          <w:sz w:val="28"/>
+          <w:szCs w:val="28"/>
+        </w:rPr>
+        <w:t xml:space="preserve">→ </w:t>
+      </w:r>
+      <w:r>
+        <w:rPr>
+          <w:rFonts w:asciiTheme="majorBidi" w:hAnsiTheme="majorBidi" w:cstheme="majorBidi"/>
+          <w:sz w:val="28"/>
+          <w:szCs w:val="28"/>
+        </w:rPr>
+        <w:t>Certificate Authority (CA)</w:t>
+      </w:r>
+      <w:r>
+        <w:rPr>
+          <w:rFonts w:asciiTheme="majorBidi" w:hAnsiTheme="majorBidi" w:cstheme="majorBidi"/>
+          <w:sz w:val="28"/>
+          <w:szCs w:val="28"/>
+        </w:rPr>
+        <w:t xml:space="preserve"> </w:t>
+      </w:r>
+      <w:r>
+        <w:rPr>
+          <w:rFonts w:asciiTheme="majorBidi" w:hAnsiTheme="majorBidi" w:cstheme="majorBidi"/>
+          <w:sz w:val="28"/>
+          <w:szCs w:val="28"/>
+        </w:rPr>
+        <w:t xml:space="preserve">→ </w:t>
+      </w:r>
+      <w:r>
+        <w:rPr>
+          <w:rFonts w:asciiTheme="majorBidi" w:hAnsiTheme="majorBidi" w:cstheme="majorBidi"/>
+          <w:sz w:val="28"/>
+          <w:szCs w:val="28"/>
+        </w:rPr>
+        <w:t>Signs Certificate</w:t>
+      </w:r>
+      <w:r>
+        <w:rPr>
+          <w:rFonts w:asciiTheme="majorBidi" w:hAnsiTheme="majorBidi" w:cstheme="majorBidi"/>
+          <w:sz w:val="28"/>
+          <w:szCs w:val="28"/>
+        </w:rPr>
+        <w:t xml:space="preserve"> </w:t>
+      </w:r>
+      <w:r>
+        <w:rPr>
+          <w:rFonts w:asciiTheme="majorBidi" w:hAnsiTheme="majorBidi" w:cstheme="majorBidi"/>
+          <w:sz w:val="28"/>
+          <w:szCs w:val="28"/>
+        </w:rPr>
+        <w:t xml:space="preserve">→ </w:t>
+      </w:r>
+      <w:r>
+        <w:rPr>
+          <w:rFonts w:asciiTheme="majorBidi" w:hAnsiTheme="majorBidi" w:cstheme="majorBidi"/>
+          <w:sz w:val="28"/>
+          <w:szCs w:val="28"/>
+        </w:rPr>
+        <w:t>X.509 Certificate</w:t>
+      </w:r>
+      <w:r>
+        <w:rPr>
+          <w:rFonts w:asciiTheme="majorBidi" w:hAnsiTheme="majorBidi" w:cstheme="majorBidi"/>
+          <w:sz w:val="28"/>
+          <w:szCs w:val="28"/>
+        </w:rPr>
+        <w:t xml:space="preserve"> </w:t>
+      </w:r>
+      <w:r>
+        <w:rPr>
+          <w:rFonts w:asciiTheme="majorBidi" w:hAnsiTheme="majorBidi" w:cstheme="majorBidi"/>
+          <w:sz w:val="28"/>
+          <w:szCs w:val="28"/>
+        </w:rPr>
+        <w:t xml:space="preserve">→ </w:t>
+      </w:r>
+      <w:r>
+        <w:rPr>
+          <w:rFonts w:asciiTheme="majorBidi" w:hAnsiTheme="majorBidi" w:cstheme="majorBidi"/>
+          <w:sz w:val="28"/>
+          <w:szCs w:val="28"/>
+        </w:rPr>
+        <w:t>Clients verify using CA Public Key</w:t>
+      </w:r>
+    </w:p>
+    <w:p>
+      <w:pPr>
+        <w:spacing w:after="80"/>
+        <w:jc w:val="both"/>
+        <w:rPr>
+          <w:rFonts w:asciiTheme="majorBidi" w:hAnsiTheme="majorBidi" w:cstheme="majorBidi"/>
+          <w:sz w:val="28"/>
+          <w:szCs w:val="28"/>
+        </w:rPr>
+      </w:pPr>
+      <w:r>
+        <w:rPr>
+          <w:rFonts w:asciiTheme="majorBidi" w:hAnsiTheme="majorBidi" w:cstheme="majorBidi"/>
+          <w:sz w:val="28"/>
+          <w:szCs w:val="28"/>
+        </w:rPr>
+        <w:t>A typical PKI consists of:</w:t>
+      </w:r>
+    </w:p>
+    <w:p>
+      <w:pPr>
+        <w:pStyle w:val="ListParagraph"/>
+        <w:numPr>
+          <w:ilvl w:val="0"/>
+          <w:numId w:val="71"/>
+        </w:numPr>
+        <w:ind w:left="360"/>
+        <w:jc w:val="both"/>
+        <w:rPr>
+          <w:rFonts w:asciiTheme="majorBidi" w:hAnsiTheme="majorBidi" w:cstheme="majorBidi"/>
+          <w:sz w:val="28"/>
+          <w:szCs w:val="28"/>
+        </w:rPr>
+      </w:pPr>
+      <w:r>
+        <w:rPr>
+          <w:rFonts w:asciiTheme="majorBidi" w:hAnsiTheme="majorBidi" w:cstheme="majorBidi"/>
+          <w:b/>
+          <w:bCs/>
+          <w:sz w:val="28"/>
+          <w:szCs w:val="28"/>
+        </w:rPr>
+        <w:t>Certificate Authority (CA):</w:t>
+      </w:r>
+      <w:r>
+        <w:rPr>
+          <w:rFonts w:asciiTheme="majorBidi" w:hAnsiTheme="majorBidi" w:cstheme="majorBidi"/>
+          <w:sz w:val="28"/>
+          <w:szCs w:val="28"/>
+        </w:rPr>
+        <w:t xml:space="preserve"> Issues and signs certificates.</w:t>
+      </w:r>
+    </w:p>
+    <w:p>
+      <w:pPr>
+        <w:pStyle w:val="ListParagraph"/>
+        <w:numPr>
+          <w:ilvl w:val="0"/>
+          <w:numId w:val="71"/>
+        </w:numPr>
+        <w:ind w:left="360"/>
+        <w:jc w:val="both"/>
+        <w:rPr>
+          <w:rFonts w:asciiTheme="majorBidi" w:hAnsiTheme="majorBidi" w:cstheme="majorBidi"/>
+          <w:sz w:val="28"/>
+          <w:szCs w:val="28"/>
+        </w:rPr>
+      </w:pPr>
+      <w:r>
+        <w:rPr>
+          <w:rFonts w:asciiTheme="majorBidi" w:hAnsiTheme="majorBidi" w:cstheme="majorBidi"/>
+          <w:b/>
+          <w:bCs/>
+          <w:sz w:val="28"/>
+          <w:szCs w:val="28"/>
+        </w:rPr>
+        <w:t>Registration Authority (RA):</w:t>
+      </w:r>
+      <w:r>
+        <w:rPr>
+          <w:rFonts w:asciiTheme="majorBidi" w:hAnsiTheme="majorBidi" w:cstheme="majorBidi"/>
+          <w:sz w:val="28"/>
+          <w:szCs w:val="28"/>
+        </w:rPr>
+        <w:t xml:space="preserve"> Verifies identities before the CA issues a certificate (optional).</w:t>
+      </w:r>
+    </w:p>
+    <w:p>
+      <w:pPr>
+        <w:pStyle w:val="ListParagraph"/>
+        <w:numPr>
+          <w:ilvl w:val="0"/>
+          <w:numId w:val="71"/>
+        </w:numPr>
+        <w:ind w:left="360"/>
+        <w:jc w:val="both"/>
+        <w:rPr>
+          <w:rFonts w:asciiTheme="majorBidi" w:hAnsiTheme="majorBidi" w:cstheme="majorBidi"/>
+          <w:sz w:val="28"/>
+          <w:szCs w:val="28"/>
+        </w:rPr>
+      </w:pPr>
+      <w:r>
+        <w:rPr>
+          <w:rFonts w:asciiTheme="majorBidi" w:hAnsiTheme="majorBidi" w:cstheme="majorBidi"/>
+          <w:b/>
+          <w:bCs/>
+          <w:sz w:val="28"/>
+          <w:szCs w:val="28"/>
+        </w:rPr>
+        <w:t>Certificate Repository:</w:t>
+      </w:r>
+      <w:r>
+        <w:rPr>
+          <w:rFonts w:asciiTheme="majorBidi" w:hAnsiTheme="majorBidi" w:cstheme="majorBidi"/>
+          <w:sz w:val="28"/>
+          <w:szCs w:val="28"/>
+        </w:rPr>
+        <w:t xml:space="preserve"> Stores issued certificates.</w:t>
+      </w:r>
+    </w:p>
+    <w:p>
+      <w:pPr>
+        <w:pStyle w:val="ListParagraph"/>
+        <w:numPr>
+          <w:ilvl w:val="0"/>
+          <w:numId w:val="71"/>
+        </w:numPr>
+        <w:ind w:left="360"/>
+        <w:jc w:val="both"/>
+        <w:rPr>
+          <w:rFonts w:asciiTheme="majorBidi" w:hAnsiTheme="majorBidi" w:cstheme="majorBidi"/>
+          <w:sz w:val="28"/>
+          <w:szCs w:val="28"/>
+        </w:rPr>
+      </w:pPr>
+      <w:r>
+        <w:rPr>
+          <w:rFonts w:asciiTheme="majorBidi" w:hAnsiTheme="majorBidi" w:cstheme="majorBidi"/>
+          <w:b/>
+          <w:bCs/>
+          <w:sz w:val="28"/>
+          <w:szCs w:val="28"/>
+        </w:rPr>
+        <w:t>Certificate Revocation List (CRL) / OCSP</w:t>
+      </w:r>
+      <w:r>
+        <w:rPr>
+          <w:rFonts w:asciiTheme="majorBidi" w:hAnsiTheme="majorBidi" w:cstheme="majorBidi"/>
+          <w:sz w:val="28"/>
+          <w:szCs w:val="28"/>
+        </w:rPr>
+        <w:t>: Allows clients to determine whether a certificate has been revoked.</w:t>
+      </w:r>
+    </w:p>
+    <w:p>
+      <w:pPr>
+        <w:pStyle w:val="ListParagraph"/>
+        <w:numPr>
+          <w:ilvl w:val="0"/>
+          <w:numId w:val="71"/>
+        </w:numPr>
+        <w:spacing w:after="100"/>
+        <w:ind w:left="360"/>
+        <w:jc w:val="both"/>
+        <w:rPr>
+          <w:rFonts w:asciiTheme="majorBidi" w:hAnsiTheme="majorBidi" w:cstheme="majorBidi"/>
+          <w:sz w:val="28"/>
+          <w:szCs w:val="28"/>
+        </w:rPr>
+      </w:pPr>
+      <w:r>
+        <w:rPr>
+          <w:rFonts w:asciiTheme="majorBidi" w:hAnsiTheme="majorBidi" w:cstheme="majorBidi"/>
+          <w:b/>
+          <w:bCs/>
+          <w:sz w:val="28"/>
+          <w:szCs w:val="28"/>
+        </w:rPr>
+        <w:t>End Entities:</w:t>
+      </w:r>
+      <w:r>
+        <w:rPr>
+          <w:rFonts w:asciiTheme="majorBidi" w:hAnsiTheme="majorBidi" w:cstheme="majorBidi"/>
+          <w:sz w:val="28"/>
+          <w:szCs w:val="28"/>
+        </w:rPr>
+        <w:t xml:space="preserve"> Users, servers, or devices that own certificates.</w:t>
+      </w:r>
+    </w:p>
+    <w:p>
+      <w:pPr>
+        <w:spacing w:after="80"/>
+        <w:jc w:val="both"/>
+        <w:rPr>
+          <w:rFonts w:asciiTheme="majorBidi" w:hAnsiTheme="majorBidi" w:cstheme="majorBidi"/>
+          <w:b/>
+          <w:bCs/>
+          <w:sz w:val="28"/>
+          <w:szCs w:val="28"/>
+        </w:rPr>
+      </w:pPr>
+      <w:r>
+        <w:rPr>
+          <w:rFonts w:asciiTheme="majorBidi" w:hAnsiTheme="majorBidi" w:cstheme="majorBidi"/>
+          <w:b/>
+          <w:bCs/>
+          <w:sz w:val="28"/>
+          <w:szCs w:val="28"/>
+        </w:rPr>
+        <w:t>Uses</w:t>
+      </w:r>
+      <w:r>
+        <w:rPr>
+          <w:rFonts w:asciiTheme="majorBidi" w:hAnsiTheme="majorBidi" w:cstheme="majorBidi"/>
+          <w:b/>
+          <w:bCs/>
+          <w:sz w:val="28"/>
+          <w:szCs w:val="28"/>
+        </w:rPr>
+        <w:t>:</w:t>
+      </w:r>
+    </w:p>
+    <w:p>
+      <w:pPr>
+        <w:pStyle w:val="ListParagraph"/>
+        <w:numPr>
+          <w:ilvl w:val="0"/>
+          <w:numId w:val="72"/>
+        </w:numPr>
+        <w:ind w:left="360"/>
+        <w:jc w:val="both"/>
+        <w:rPr>
+          <w:rFonts w:asciiTheme="majorBidi" w:hAnsiTheme="majorBidi" w:cstheme="majorBidi"/>
+          <w:sz w:val="28"/>
+          <w:szCs w:val="28"/>
+        </w:rPr>
+      </w:pPr>
+      <w:r>
+        <w:rPr>
+          <w:rFonts w:asciiTheme="majorBidi" w:hAnsiTheme="majorBidi" w:cstheme="majorBidi"/>
+          <w:sz w:val="28"/>
+          <w:szCs w:val="28"/>
+        </w:rPr>
+        <w:t>HTTPS</w:t>
+      </w:r>
+    </w:p>
+    <w:p>
+      <w:pPr>
+        <w:pStyle w:val="ListParagraph"/>
+        <w:numPr>
+          <w:ilvl w:val="0"/>
+          <w:numId w:val="72"/>
+        </w:numPr>
+        <w:ind w:left="360"/>
+        <w:jc w:val="both"/>
+        <w:rPr>
+          <w:rFonts w:asciiTheme="majorBidi" w:hAnsiTheme="majorBidi" w:cstheme="majorBidi"/>
+          <w:sz w:val="28"/>
+          <w:szCs w:val="28"/>
+        </w:rPr>
+      </w:pPr>
+      <w:r>
+        <w:rPr>
+          <w:rFonts w:asciiTheme="majorBidi" w:hAnsiTheme="majorBidi" w:cstheme="majorBidi"/>
+          <w:sz w:val="28"/>
+          <w:szCs w:val="28"/>
+        </w:rPr>
+        <w:t>VPNs</w:t>
+      </w:r>
+    </w:p>
+    <w:p>
+      <w:pPr>
+        <w:pStyle w:val="ListParagraph"/>
+        <w:numPr>
+          <w:ilvl w:val="0"/>
+          <w:numId w:val="72"/>
+        </w:numPr>
+        <w:ind w:left="360"/>
+        <w:jc w:val="both"/>
+        <w:rPr>
+          <w:rFonts w:asciiTheme="majorBidi" w:hAnsiTheme="majorBidi" w:cstheme="majorBidi"/>
+          <w:sz w:val="28"/>
+          <w:szCs w:val="28"/>
+        </w:rPr>
+      </w:pPr>
+      <w:r>
+        <w:rPr>
+          <w:rFonts w:asciiTheme="majorBidi" w:hAnsiTheme="majorBidi" w:cstheme="majorBidi"/>
+          <w:sz w:val="28"/>
+          <w:szCs w:val="28"/>
+        </w:rPr>
+        <w:t>SSH certificates</w:t>
+      </w:r>
+    </w:p>
+    <w:p>
+      <w:pPr>
+        <w:pStyle w:val="ListParagraph"/>
+        <w:numPr>
+          <w:ilvl w:val="0"/>
+          <w:numId w:val="72"/>
+        </w:numPr>
+        <w:ind w:left="360"/>
+        <w:jc w:val="both"/>
+        <w:rPr>
+          <w:rFonts w:asciiTheme="majorBidi" w:hAnsiTheme="majorBidi" w:cstheme="majorBidi"/>
+          <w:sz w:val="28"/>
+          <w:szCs w:val="28"/>
+        </w:rPr>
+      </w:pPr>
+      <w:r>
+        <w:rPr>
+          <w:rFonts w:asciiTheme="majorBidi" w:hAnsiTheme="majorBidi" w:cstheme="majorBidi"/>
+          <w:sz w:val="28"/>
+          <w:szCs w:val="28"/>
+        </w:rPr>
+        <w:t>Code signing</w:t>
+      </w:r>
+    </w:p>
+    <w:p>
+      <w:pPr>
+        <w:pStyle w:val="ListParagraph"/>
+        <w:numPr>
+          <w:ilvl w:val="0"/>
+          <w:numId w:val="72"/>
+        </w:numPr>
+        <w:ind w:left="360"/>
+        <w:jc w:val="both"/>
+        <w:rPr>
+          <w:rFonts w:asciiTheme="majorBidi" w:hAnsiTheme="majorBidi" w:cstheme="majorBidi"/>
+          <w:sz w:val="28"/>
+          <w:szCs w:val="28"/>
+        </w:rPr>
+      </w:pPr>
+      <w:r>
+        <w:rPr>
+          <w:rFonts w:asciiTheme="majorBidi" w:hAnsiTheme="majorBidi" w:cstheme="majorBidi"/>
+          <w:sz w:val="28"/>
+          <w:szCs w:val="28"/>
+        </w:rPr>
+        <w:t>Email encryption (S/MIME)</w:t>
+      </w:r>
+    </w:p>
+    <w:p>
+      <w:pPr>
+        <w:pStyle w:val="ListParagraph"/>
+        <w:numPr>
+          <w:ilvl w:val="0"/>
+          <w:numId w:val="72"/>
+        </w:numPr>
+        <w:ind w:left="360"/>
+        <w:jc w:val="both"/>
+        <w:rPr>
+          <w:rFonts w:asciiTheme="majorBidi" w:hAnsiTheme="majorBidi" w:cstheme="majorBidi"/>
+          <w:sz w:val="28"/>
+          <w:szCs w:val="28"/>
+        </w:rPr>
+      </w:pPr>
+      <w:r>
+        <w:rPr>
+          <w:rFonts w:asciiTheme="majorBidi" w:hAnsiTheme="majorBidi" w:cstheme="majorBidi"/>
+          <w:sz w:val="28"/>
+          <w:szCs w:val="28"/>
+        </w:rPr>
+        <w:t>Client authentication</w:t>
+      </w:r>
+    </w:p>
+    <w:p>
+      <w:pPr>
+        <w:spacing w:after="80"/>
+        <w:jc w:val="both"/>
+        <w:rPr>
+          <w:rFonts w:asciiTheme="majorBidi" w:hAnsiTheme="majorBidi" w:cstheme="majorBidi"/>
+          <w:b/>
+          <w:bCs/>
+          <w:sz w:val="36"/>
+          <w:szCs w:val="36"/>
+        </w:rPr>
+      </w:pPr>
+      <w:r>
+        <w:rPr>
+          <w:rFonts w:asciiTheme="majorBidi" w:hAnsiTheme="majorBidi" w:cstheme="majorBidi"/>
+          <w:b/>
+          <w:bCs/>
+          <w:sz w:val="36"/>
+          <w:szCs w:val="36"/>
+        </w:rPr>
+        <w:t>PKCS (Public-Key Cryptography Standards)</w:t>
+      </w:r>
+      <w:r>
+        <w:rPr>
+          <w:rFonts w:asciiTheme="majorBidi" w:hAnsiTheme="majorBidi" w:cstheme="majorBidi"/>
+          <w:b/>
+          <w:bCs/>
+          <w:sz w:val="36"/>
+          <w:szCs w:val="36"/>
+        </w:rPr>
+        <w:t>:</w:t>
+      </w:r>
+    </w:p>
+    <w:p>
+      <w:pPr>
+        <w:spacing w:after="80"/>
+        <w:jc w:val="both"/>
+        <w:rPr>
+          <w:rFonts w:asciiTheme="majorBidi" w:hAnsiTheme="majorBidi" w:cstheme="majorBidi"/>
+          <w:sz w:val="28"/>
+          <w:szCs w:val="28"/>
+        </w:rPr>
+      </w:pPr>
+      <w:r>
+        <w:rPr>
+          <w:rFonts w:asciiTheme="majorBidi" w:hAnsiTheme="majorBidi" w:cstheme="majorBidi"/>
+          <w:sz w:val="28"/>
+          <w:szCs w:val="28"/>
+        </w:rPr>
+        <w:t>PKCS is a family of standards originally developed by RSA Laboratories. They define formats and protocols for public-key cryptography so that different software and systems can interoperate.</w:t>
+      </w:r>
+    </w:p>
+    <w:p>
+      <w:pPr>
+        <w:spacing w:after="100"/>
+        <w:jc w:val="both"/>
+        <w:rPr>
+          <w:rFonts w:asciiTheme="majorBidi" w:hAnsiTheme="majorBidi" w:cstheme="majorBidi"/>
+          <w:sz w:val="28"/>
+          <w:szCs w:val="28"/>
+        </w:rPr>
+      </w:pPr>
+      <w:r>
+        <w:rPr>
+          <w:rFonts w:asciiTheme="majorBidi" w:hAnsiTheme="majorBidi" w:cstheme="majorBidi"/>
+          <w:sz w:val="28"/>
+          <w:szCs w:val="28"/>
+        </w:rPr>
+        <w:t>PKCS does not define encryption algorithms; it defines how cryptographic data is represented and exchanged.</w:t>
+      </w:r>
+    </w:p>
+    <w:p>
+      <w:pPr>
+        <w:spacing w:after="80"/>
+        <w:jc w:val="both"/>
+        <w:rPr>
+          <w:rFonts w:asciiTheme="majorBidi" w:hAnsiTheme="majorBidi" w:cstheme="majorBidi"/>
+          <w:b/>
+          <w:bCs/>
+          <w:sz w:val="32"/>
+          <w:szCs w:val="32"/>
+        </w:rPr>
+      </w:pPr>
+      <w:r>
+        <w:rPr>
+          <w:rFonts w:asciiTheme="majorBidi" w:hAnsiTheme="majorBidi" w:cstheme="majorBidi"/>
+          <w:b/>
+          <w:bCs/>
+          <w:sz w:val="32"/>
+          <w:szCs w:val="32"/>
+        </w:rPr>
+        <w:t>Common PKCS Standards</w:t>
+      </w:r>
+    </w:p>
+    <w:p>
+      <w:pPr>
+        <w:pStyle w:val="ListParagraph"/>
+        <w:numPr>
+          <w:ilvl w:val="0"/>
+          <w:numId w:val="73"/>
+        </w:numPr>
+        <w:ind w:left="360"/>
+        <w:jc w:val="both"/>
+        <w:rPr>
+          <w:rFonts w:asciiTheme="majorBidi" w:hAnsiTheme="majorBidi" w:cstheme="majorBidi"/>
+          <w:sz w:val="28"/>
+          <w:szCs w:val="28"/>
+        </w:rPr>
+      </w:pPr>
+      <w:r>
+        <w:rPr>
+          <w:rFonts w:asciiTheme="majorBidi" w:hAnsiTheme="majorBidi" w:cstheme="majorBidi"/>
+          <w:b/>
+          <w:bCs/>
+          <w:sz w:val="28"/>
+          <w:szCs w:val="28"/>
+        </w:rPr>
+        <w:t>PKCS #1</w:t>
+      </w:r>
+      <w:r>
+        <w:rPr>
+          <w:rFonts w:asciiTheme="majorBidi" w:hAnsiTheme="majorBidi" w:cstheme="majorBidi"/>
+          <w:sz w:val="28"/>
+          <w:szCs w:val="28"/>
+        </w:rPr>
+        <w:t xml:space="preserve"> </w:t>
+      </w:r>
+      <w:r>
+        <w:rPr>
+          <w:rFonts w:asciiTheme="majorBidi" w:hAnsiTheme="majorBidi" w:cstheme="majorBidi"/>
+          <w:sz w:val="28"/>
+          <w:szCs w:val="28"/>
+        </w:rPr>
+        <w:t>→ RSA cryptography</w:t>
+      </w:r>
+    </w:p>
+    <w:p>
+      <w:pPr>
+        <w:pStyle w:val="ListParagraph"/>
+        <w:numPr>
+          <w:ilvl w:val="0"/>
+          <w:numId w:val="73"/>
+        </w:numPr>
+        <w:ind w:left="360"/>
+        <w:jc w:val="both"/>
+        <w:rPr>
+          <w:rFonts w:asciiTheme="majorBidi" w:hAnsiTheme="majorBidi" w:cstheme="majorBidi"/>
+          <w:sz w:val="28"/>
+          <w:szCs w:val="28"/>
+        </w:rPr>
+      </w:pPr>
+      <w:r>
+        <w:rPr>
+          <w:rFonts w:asciiTheme="majorBidi" w:hAnsiTheme="majorBidi" w:cstheme="majorBidi"/>
+          <w:b/>
+          <w:bCs/>
+          <w:sz w:val="28"/>
+          <w:szCs w:val="28"/>
+        </w:rPr>
+        <w:t>PKCS #7</w:t>
+      </w:r>
+      <w:r>
+        <w:rPr>
+          <w:rFonts w:asciiTheme="majorBidi" w:hAnsiTheme="majorBidi" w:cstheme="majorBidi"/>
+          <w:sz w:val="28"/>
+          <w:szCs w:val="28"/>
+        </w:rPr>
+        <w:t xml:space="preserve"> </w:t>
+      </w:r>
+      <w:r>
+        <w:rPr>
+          <w:rFonts w:asciiTheme="majorBidi" w:hAnsiTheme="majorBidi" w:cstheme="majorBidi"/>
+          <w:sz w:val="28"/>
+          <w:szCs w:val="28"/>
+        </w:rPr>
+        <w:t>→ Cryptographically signed/encrypted messages (basis of CMS)</w:t>
+      </w:r>
+    </w:p>
+    <w:p>
+      <w:pPr>
+        <w:pStyle w:val="ListParagraph"/>
+        <w:numPr>
+          <w:ilvl w:val="0"/>
+          <w:numId w:val="73"/>
+        </w:numPr>
+        <w:ind w:left="360"/>
+        <w:jc w:val="both"/>
+        <w:rPr>
+          <w:rFonts w:asciiTheme="majorBidi" w:hAnsiTheme="majorBidi" w:cstheme="majorBidi"/>
+          <w:sz w:val="28"/>
+          <w:szCs w:val="28"/>
+        </w:rPr>
+      </w:pPr>
+      <w:r>
+        <w:rPr>
+          <w:rFonts w:asciiTheme="majorBidi" w:hAnsiTheme="majorBidi" w:cstheme="majorBidi"/>
+          <w:b/>
+          <w:bCs/>
+          <w:sz w:val="28"/>
+          <w:szCs w:val="28"/>
+        </w:rPr>
+        <w:t>PKCS #8</w:t>
+      </w:r>
+      <w:r>
+        <w:rPr>
+          <w:rFonts w:asciiTheme="majorBidi" w:hAnsiTheme="majorBidi" w:cstheme="majorBidi"/>
+          <w:sz w:val="28"/>
+          <w:szCs w:val="28"/>
+        </w:rPr>
+        <w:t xml:space="preserve"> </w:t>
+      </w:r>
+      <w:r>
+        <w:rPr>
+          <w:rFonts w:asciiTheme="majorBidi" w:hAnsiTheme="majorBidi" w:cstheme="majorBidi"/>
+          <w:sz w:val="28"/>
+          <w:szCs w:val="28"/>
+        </w:rPr>
+        <w:t>→ Private key format</w:t>
+      </w:r>
+    </w:p>
+    <w:p>
+      <w:pPr>
+        <w:pStyle w:val="ListParagraph"/>
+        <w:numPr>
+          <w:ilvl w:val="0"/>
+          <w:numId w:val="73"/>
+        </w:numPr>
+        <w:ind w:left="360"/>
+        <w:jc w:val="both"/>
+        <w:rPr>
+          <w:rFonts w:asciiTheme="majorBidi" w:hAnsiTheme="majorBidi" w:cstheme="majorBidi"/>
+          <w:sz w:val="28"/>
+          <w:szCs w:val="28"/>
+        </w:rPr>
+      </w:pPr>
+      <w:r>
+        <w:rPr>
+          <w:rFonts w:asciiTheme="majorBidi" w:hAnsiTheme="majorBidi" w:cstheme="majorBidi"/>
+          <w:b/>
+          <w:bCs/>
+          <w:sz w:val="28"/>
+          <w:szCs w:val="28"/>
+        </w:rPr>
+        <w:t>PKCS #10</w:t>
+      </w:r>
+      <w:r>
+        <w:rPr>
+          <w:rFonts w:asciiTheme="majorBidi" w:hAnsiTheme="majorBidi" w:cstheme="majorBidi"/>
+          <w:sz w:val="28"/>
+          <w:szCs w:val="28"/>
+        </w:rPr>
+        <w:t xml:space="preserve"> </w:t>
+      </w:r>
+      <w:r>
+        <w:rPr>
+          <w:rFonts w:asciiTheme="majorBidi" w:hAnsiTheme="majorBidi" w:cstheme="majorBidi"/>
+          <w:sz w:val="28"/>
+          <w:szCs w:val="28"/>
+        </w:rPr>
+        <w:t>→ Certificate Signing Request (CSR) format</w:t>
+      </w:r>
+    </w:p>
+    <w:p>
+      <w:pPr>
+        <w:pStyle w:val="ListParagraph"/>
+        <w:numPr>
+          <w:ilvl w:val="0"/>
+          <w:numId w:val="73"/>
+        </w:numPr>
+        <w:spacing w:after="80"/>
+        <w:ind w:left="360"/>
+        <w:jc w:val="both"/>
+        <w:rPr>
+          <w:rFonts w:asciiTheme="majorBidi" w:hAnsiTheme="majorBidi" w:cstheme="majorBidi"/>
+          <w:sz w:val="28"/>
+          <w:szCs w:val="28"/>
+        </w:rPr>
+      </w:pPr>
+      <w:r>
+        <w:rPr>
+          <w:rFonts w:asciiTheme="majorBidi" w:hAnsiTheme="majorBidi" w:cstheme="majorBidi"/>
+          <w:b/>
+          <w:bCs/>
+          <w:sz w:val="28"/>
+          <w:szCs w:val="28"/>
+        </w:rPr>
+        <w:t>PKCS #12</w:t>
+      </w:r>
+      <w:r>
+        <w:rPr>
+          <w:rFonts w:asciiTheme="majorBidi" w:hAnsiTheme="majorBidi" w:cstheme="majorBidi"/>
+          <w:sz w:val="28"/>
+          <w:szCs w:val="28"/>
+        </w:rPr>
+        <w:t xml:space="preserve"> </w:t>
+      </w:r>
+      <w:r>
+        <w:rPr>
+          <w:rFonts w:asciiTheme="majorBidi" w:hAnsiTheme="majorBidi" w:cstheme="majorBidi"/>
+          <w:sz w:val="28"/>
+          <w:szCs w:val="28"/>
+        </w:rPr>
+        <w:t xml:space="preserve">→ Stores certificates and private keys together </w:t>
+      </w:r>
+      <w:proofErr w:type="gramStart"/>
+      <w:r>
+        <w:rPr>
+          <w:rFonts w:asciiTheme="majorBidi" w:hAnsiTheme="majorBidi" w:cstheme="majorBidi"/>
+          <w:sz w:val="28"/>
+          <w:szCs w:val="28"/>
+        </w:rPr>
+        <w:t>(.p</w:t>
+      </w:r>
+      <w:proofErr w:type="gramEnd"/>
+      <w:r>
+        <w:rPr>
+          <w:rFonts w:asciiTheme="majorBidi" w:hAnsiTheme="majorBidi" w:cstheme="majorBidi"/>
+          <w:sz w:val="28"/>
+          <w:szCs w:val="28"/>
+        </w:rPr>
+        <w:t>12, .</w:t>
+      </w:r>
+      <w:proofErr w:type="spellStart"/>
+      <w:r>
+        <w:rPr>
+          <w:rFonts w:asciiTheme="majorBidi" w:hAnsiTheme="majorBidi" w:cstheme="majorBidi"/>
+          <w:sz w:val="28"/>
+          <w:szCs w:val="28"/>
+        </w:rPr>
+        <w:t>pfx</w:t>
+      </w:r>
+      <w:proofErr w:type="spellEnd"/>
+      <w:r>
+        <w:rPr>
+          <w:rFonts w:asciiTheme="majorBidi" w:hAnsiTheme="majorBidi" w:cstheme="majorBidi"/>
+          <w:sz w:val="28"/>
+          <w:szCs w:val="28"/>
+        </w:rPr>
+        <w:t>)</w:t>
+      </w:r>
+    </w:p>
+    <w:p>
+      <w:pPr>
+        <w:spacing w:after="100"/>
+        <w:jc w:val="both"/>
+        <w:rPr>
+          <w:rFonts w:asciiTheme="majorBidi" w:hAnsiTheme="majorBidi" w:cstheme="majorBidi"/>
+          <w:sz w:val="28"/>
+          <w:szCs w:val="28"/>
+        </w:rPr>
+      </w:pPr>
+      <w:r>
+        <w:rPr>
+          <w:rFonts w:asciiTheme="majorBidi" w:hAnsiTheme="majorBidi" w:cstheme="majorBidi"/>
+          <w:sz w:val="28"/>
+          <w:szCs w:val="28"/>
+        </w:rPr>
+        <w:t>The most commonly encountered are PKCS #8, PKCS #10, and PKCS #12.</w:t>
+      </w:r>
+    </w:p>
+    <w:p>
+      <w:pPr>
+        <w:spacing w:after="80"/>
+        <w:jc w:val="both"/>
+        <w:rPr>
+          <w:rFonts w:asciiTheme="majorBidi" w:hAnsiTheme="majorBidi" w:cstheme="majorBidi"/>
+          <w:b/>
+          <w:bCs/>
+          <w:sz w:val="36"/>
+          <w:szCs w:val="36"/>
+        </w:rPr>
+      </w:pPr>
+      <w:r>
+        <w:rPr>
+          <w:rFonts w:asciiTheme="majorBidi" w:hAnsiTheme="majorBidi" w:cstheme="majorBidi"/>
+          <w:b/>
+          <w:bCs/>
+          <w:sz w:val="36"/>
+          <w:szCs w:val="36"/>
+        </w:rPr>
+        <w:t>X.509</w:t>
+      </w:r>
+      <w:r>
+        <w:rPr>
+          <w:rFonts w:asciiTheme="majorBidi" w:hAnsiTheme="majorBidi" w:cstheme="majorBidi"/>
+          <w:b/>
+          <w:bCs/>
+          <w:sz w:val="36"/>
+          <w:szCs w:val="36"/>
+        </w:rPr>
+        <w:t>:</w:t>
+      </w:r>
+    </w:p>
+    <w:p>
+      <w:pPr>
+        <w:spacing w:after="80"/>
+        <w:jc w:val="both"/>
+        <w:rPr>
+          <w:rFonts w:asciiTheme="majorBidi" w:hAnsiTheme="majorBidi" w:cstheme="majorBidi"/>
+          <w:sz w:val="28"/>
+          <w:szCs w:val="28"/>
+        </w:rPr>
+      </w:pPr>
+      <w:r>
+        <w:rPr>
+          <w:rFonts w:asciiTheme="majorBidi" w:hAnsiTheme="majorBidi" w:cstheme="majorBidi"/>
+          <w:sz w:val="28"/>
+          <w:szCs w:val="28"/>
+        </w:rPr>
+        <w:t>X.509 is the international standard that defines the structure and contents of a digital certificate.</w:t>
+      </w:r>
+    </w:p>
+    <w:p>
+      <w:pPr>
+        <w:spacing w:after="100"/>
+        <w:jc w:val="both"/>
+        <w:rPr>
+          <w:rFonts w:asciiTheme="majorBidi" w:hAnsiTheme="majorBidi" w:cstheme="majorBidi"/>
+          <w:sz w:val="28"/>
+          <w:szCs w:val="28"/>
+        </w:rPr>
+      </w:pPr>
+      <w:r>
+        <w:rPr>
+          <w:rFonts w:asciiTheme="majorBidi" w:hAnsiTheme="majorBidi" w:cstheme="majorBidi"/>
+          <w:sz w:val="28"/>
+          <w:szCs w:val="28"/>
+        </w:rPr>
+        <w:t>An X.509 certificate binds an identity (such as a domain or organization) to a public key and is digitally signed by a Certificate Authority.</w:t>
+      </w:r>
+    </w:p>
+    <w:p>
+      <w:pPr>
+        <w:spacing w:after="80"/>
+        <w:jc w:val="both"/>
+        <w:rPr>
+          <w:rFonts w:asciiTheme="majorBidi" w:hAnsiTheme="majorBidi" w:cstheme="majorBidi"/>
+          <w:b/>
+          <w:bCs/>
+          <w:sz w:val="32"/>
+          <w:szCs w:val="32"/>
+        </w:rPr>
+      </w:pPr>
+      <w:r>
+        <w:rPr>
+          <w:rFonts w:asciiTheme="majorBidi" w:hAnsiTheme="majorBidi" w:cstheme="majorBidi"/>
+          <w:b/>
+          <w:bCs/>
+          <w:sz w:val="32"/>
+          <w:szCs w:val="32"/>
+        </w:rPr>
+        <w:lastRenderedPageBreak/>
+        <w:t>Typical Certificate Contents</w:t>
+      </w:r>
+      <w:r>
+        <w:rPr>
+          <w:rFonts w:asciiTheme="majorBidi" w:hAnsiTheme="majorBidi" w:cstheme="majorBidi"/>
+          <w:b/>
+          <w:bCs/>
+          <w:sz w:val="32"/>
+          <w:szCs w:val="32"/>
+        </w:rPr>
+        <w:t>:</w:t>
+      </w:r>
+    </w:p>
+    <w:p>
+      <w:pPr>
+        <w:pStyle w:val="ListParagraph"/>
+        <w:numPr>
+          <w:ilvl w:val="0"/>
+          <w:numId w:val="74"/>
+        </w:numPr>
+        <w:spacing w:after="100"/>
+        <w:ind w:left="360"/>
+        <w:jc w:val="both"/>
+        <w:rPr>
+          <w:rFonts w:asciiTheme="majorBidi" w:hAnsiTheme="majorBidi" w:cstheme="majorBidi"/>
+          <w:sz w:val="28"/>
+          <w:szCs w:val="28"/>
+        </w:rPr>
+      </w:pPr>
+      <w:r>
+        <w:rPr>
+          <w:rFonts w:asciiTheme="majorBidi" w:hAnsiTheme="majorBidi" w:cstheme="majorBidi"/>
+          <w:sz w:val="28"/>
+          <w:szCs w:val="28"/>
+        </w:rPr>
+        <w:t>Subject (owner)</w:t>
+      </w:r>
+    </w:p>
+    <w:p>
+      <w:pPr>
+        <w:pStyle w:val="ListParagraph"/>
+        <w:numPr>
+          <w:ilvl w:val="0"/>
+          <w:numId w:val="74"/>
+        </w:numPr>
+        <w:spacing w:after="100"/>
+        <w:ind w:left="360"/>
+        <w:jc w:val="both"/>
+        <w:rPr>
+          <w:rFonts w:asciiTheme="majorBidi" w:hAnsiTheme="majorBidi" w:cstheme="majorBidi"/>
+          <w:sz w:val="28"/>
+          <w:szCs w:val="28"/>
+        </w:rPr>
+      </w:pPr>
+      <w:r>
+        <w:rPr>
+          <w:rFonts w:asciiTheme="majorBidi" w:hAnsiTheme="majorBidi" w:cstheme="majorBidi"/>
+          <w:sz w:val="28"/>
+          <w:szCs w:val="28"/>
+        </w:rPr>
+        <w:t>Subject public key</w:t>
+      </w:r>
+    </w:p>
+    <w:p>
+      <w:pPr>
+        <w:pStyle w:val="ListParagraph"/>
+        <w:numPr>
+          <w:ilvl w:val="0"/>
+          <w:numId w:val="74"/>
+        </w:numPr>
+        <w:spacing w:after="100"/>
+        <w:ind w:left="360"/>
+        <w:jc w:val="both"/>
+        <w:rPr>
+          <w:rFonts w:asciiTheme="majorBidi" w:hAnsiTheme="majorBidi" w:cstheme="majorBidi"/>
+          <w:sz w:val="28"/>
+          <w:szCs w:val="28"/>
+        </w:rPr>
+      </w:pPr>
+      <w:r>
+        <w:rPr>
+          <w:rFonts w:asciiTheme="majorBidi" w:hAnsiTheme="majorBidi" w:cstheme="majorBidi"/>
+          <w:sz w:val="28"/>
+          <w:szCs w:val="28"/>
+        </w:rPr>
+        <w:t>Issuer (CA)</w:t>
+      </w:r>
+    </w:p>
+    <w:p>
+      <w:pPr>
+        <w:pStyle w:val="ListParagraph"/>
+        <w:numPr>
+          <w:ilvl w:val="0"/>
+          <w:numId w:val="74"/>
+        </w:numPr>
+        <w:spacing w:after="100"/>
+        <w:ind w:left="360"/>
+        <w:jc w:val="both"/>
+        <w:rPr>
+          <w:rFonts w:asciiTheme="majorBidi" w:hAnsiTheme="majorBidi" w:cstheme="majorBidi"/>
+          <w:sz w:val="28"/>
+          <w:szCs w:val="28"/>
+        </w:rPr>
+      </w:pPr>
+      <w:r>
+        <w:rPr>
+          <w:rFonts w:asciiTheme="majorBidi" w:hAnsiTheme="majorBidi" w:cstheme="majorBidi"/>
+          <w:sz w:val="28"/>
+          <w:szCs w:val="28"/>
+        </w:rPr>
+        <w:t>Serial number</w:t>
+      </w:r>
+    </w:p>
+    <w:p>
+      <w:pPr>
+        <w:pStyle w:val="ListParagraph"/>
+        <w:numPr>
+          <w:ilvl w:val="0"/>
+          <w:numId w:val="74"/>
+        </w:numPr>
+        <w:spacing w:after="100"/>
+        <w:ind w:left="360"/>
+        <w:jc w:val="both"/>
+        <w:rPr>
+          <w:rFonts w:asciiTheme="majorBidi" w:hAnsiTheme="majorBidi" w:cstheme="majorBidi"/>
+          <w:sz w:val="28"/>
+          <w:szCs w:val="28"/>
+        </w:rPr>
+      </w:pPr>
+      <w:r>
+        <w:rPr>
+          <w:rFonts w:asciiTheme="majorBidi" w:hAnsiTheme="majorBidi" w:cstheme="majorBidi"/>
+          <w:sz w:val="28"/>
+          <w:szCs w:val="28"/>
+        </w:rPr>
+        <w:t>Validity period</w:t>
+      </w:r>
+    </w:p>
+    <w:p>
+      <w:pPr>
+        <w:pStyle w:val="ListParagraph"/>
+        <w:numPr>
+          <w:ilvl w:val="0"/>
+          <w:numId w:val="74"/>
+        </w:numPr>
+        <w:spacing w:after="100"/>
+        <w:ind w:left="360"/>
+        <w:jc w:val="both"/>
+        <w:rPr>
+          <w:rFonts w:asciiTheme="majorBidi" w:hAnsiTheme="majorBidi" w:cstheme="majorBidi"/>
+          <w:sz w:val="28"/>
+          <w:szCs w:val="28"/>
+        </w:rPr>
+      </w:pPr>
+      <w:r>
+        <w:rPr>
+          <w:rFonts w:asciiTheme="majorBidi" w:hAnsiTheme="majorBidi" w:cstheme="majorBidi"/>
+          <w:sz w:val="28"/>
+          <w:szCs w:val="28"/>
+        </w:rPr>
+        <w:t>Version</w:t>
+      </w:r>
+    </w:p>
+    <w:p>
+      <w:pPr>
+        <w:pStyle w:val="ListParagraph"/>
+        <w:numPr>
+          <w:ilvl w:val="0"/>
+          <w:numId w:val="74"/>
+        </w:numPr>
+        <w:spacing w:after="100"/>
+        <w:ind w:left="360"/>
+        <w:jc w:val="both"/>
+        <w:rPr>
+          <w:rFonts w:asciiTheme="majorBidi" w:hAnsiTheme="majorBidi" w:cstheme="majorBidi"/>
+          <w:sz w:val="28"/>
+          <w:szCs w:val="28"/>
+        </w:rPr>
+      </w:pPr>
+      <w:r>
+        <w:rPr>
+          <w:rFonts w:asciiTheme="majorBidi" w:hAnsiTheme="majorBidi" w:cstheme="majorBidi"/>
+          <w:sz w:val="28"/>
+          <w:szCs w:val="28"/>
+        </w:rPr>
+        <w:t>Extensions (e.g., Subject Alternative Name, Key Usage)</w:t>
+      </w:r>
+    </w:p>
+    <w:p>
+      <w:pPr>
+        <w:pStyle w:val="ListParagraph"/>
+        <w:numPr>
+          <w:ilvl w:val="0"/>
+          <w:numId w:val="74"/>
+        </w:numPr>
+        <w:spacing w:after="100"/>
+        <w:ind w:left="360"/>
+        <w:jc w:val="both"/>
+        <w:rPr>
+          <w:rFonts w:asciiTheme="majorBidi" w:hAnsiTheme="majorBidi" w:cstheme="majorBidi"/>
+          <w:sz w:val="28"/>
+          <w:szCs w:val="28"/>
+        </w:rPr>
+      </w:pPr>
+      <w:r>
+        <w:rPr>
+          <w:rFonts w:asciiTheme="majorBidi" w:hAnsiTheme="majorBidi" w:cstheme="majorBidi"/>
+          <w:sz w:val="28"/>
+          <w:szCs w:val="28"/>
+        </w:rPr>
+        <w:t>CA digital signature</w:t>
+      </w:r>
+    </w:p>
+    <w:p>
+      <w:pPr>
+        <w:spacing w:after="80"/>
+        <w:jc w:val="both"/>
+        <w:rPr>
+          <w:rFonts w:asciiTheme="majorBidi" w:hAnsiTheme="majorBidi" w:cstheme="majorBidi"/>
+          <w:b/>
+          <w:bCs/>
+          <w:sz w:val="32"/>
+          <w:szCs w:val="32"/>
+        </w:rPr>
+      </w:pPr>
+      <w:r>
+        <w:rPr>
+          <w:rFonts w:asciiTheme="majorBidi" w:hAnsiTheme="majorBidi" w:cstheme="majorBidi"/>
+          <w:b/>
+          <w:bCs/>
+          <w:sz w:val="32"/>
+          <w:szCs w:val="32"/>
+        </w:rPr>
+        <w:t>How It Fits into PKI</w:t>
+      </w:r>
+      <w:r>
+        <w:rPr>
+          <w:rFonts w:asciiTheme="majorBidi" w:hAnsiTheme="majorBidi" w:cstheme="majorBidi"/>
+          <w:b/>
+          <w:bCs/>
+          <w:sz w:val="32"/>
+          <w:szCs w:val="32"/>
+        </w:rPr>
+        <w:t>:</w:t>
+      </w:r>
+    </w:p>
+    <w:p>
+      <w:pPr>
+        <w:spacing w:after="120"/>
+        <w:jc w:val="both"/>
+        <w:rPr>
+          <w:rFonts w:asciiTheme="majorBidi" w:hAnsiTheme="majorBidi" w:cstheme="majorBidi"/>
+          <w:sz w:val="28"/>
+          <w:szCs w:val="28"/>
+        </w:rPr>
+      </w:pPr>
+      <w:r>
+        <w:rPr>
+          <w:rFonts w:asciiTheme="majorBidi" w:hAnsiTheme="majorBidi" w:cstheme="majorBidi"/>
+          <w:sz w:val="28"/>
+          <w:szCs w:val="28"/>
+        </w:rPr>
+        <w:t>Private Key</w:t>
+      </w:r>
+      <w:r>
+        <w:rPr>
+          <w:rFonts w:asciiTheme="majorBidi" w:hAnsiTheme="majorBidi" w:cstheme="majorBidi"/>
+          <w:sz w:val="28"/>
+          <w:szCs w:val="28"/>
+        </w:rPr>
+        <w:t xml:space="preserve"> </w:t>
+      </w:r>
+      <w:r>
+        <w:rPr>
+          <w:rFonts w:asciiTheme="majorBidi" w:hAnsiTheme="majorBidi" w:cstheme="majorBidi"/>
+          <w:sz w:val="28"/>
+          <w:szCs w:val="28"/>
+        </w:rPr>
+        <w:t xml:space="preserve">→ </w:t>
+      </w:r>
+      <w:r>
+        <w:rPr>
+          <w:rFonts w:asciiTheme="majorBidi" w:hAnsiTheme="majorBidi" w:cstheme="majorBidi"/>
+          <w:sz w:val="28"/>
+          <w:szCs w:val="28"/>
+        </w:rPr>
+        <w:t>Generate CSR (PKCS #10)</w:t>
+      </w:r>
+      <w:r>
+        <w:rPr>
+          <w:rFonts w:asciiTheme="majorBidi" w:hAnsiTheme="majorBidi" w:cstheme="majorBidi"/>
+          <w:sz w:val="28"/>
+          <w:szCs w:val="28"/>
+        </w:rPr>
+        <w:t xml:space="preserve"> </w:t>
+      </w:r>
+      <w:r>
+        <w:rPr>
+          <w:rFonts w:asciiTheme="majorBidi" w:hAnsiTheme="majorBidi" w:cstheme="majorBidi"/>
+          <w:sz w:val="28"/>
+          <w:szCs w:val="28"/>
+        </w:rPr>
+        <w:t xml:space="preserve">→ </w:t>
+      </w:r>
+      <w:r>
+        <w:rPr>
+          <w:rFonts w:asciiTheme="majorBidi" w:hAnsiTheme="majorBidi" w:cstheme="majorBidi"/>
+          <w:sz w:val="28"/>
+          <w:szCs w:val="28"/>
+        </w:rPr>
+        <w:t>Certificate Authority</w:t>
+      </w:r>
+      <w:r>
+        <w:rPr>
+          <w:rFonts w:asciiTheme="majorBidi" w:hAnsiTheme="majorBidi" w:cstheme="majorBidi"/>
+          <w:sz w:val="28"/>
+          <w:szCs w:val="28"/>
+        </w:rPr>
+        <w:t xml:space="preserve"> – </w:t>
+      </w:r>
+      <w:r>
+        <w:rPr>
+          <w:rFonts w:asciiTheme="majorBidi" w:hAnsiTheme="majorBidi" w:cstheme="majorBidi"/>
+          <w:sz w:val="28"/>
+          <w:szCs w:val="28"/>
+        </w:rPr>
+        <w:t>Signs</w:t>
+      </w:r>
+      <w:r>
+        <w:rPr>
+          <w:rFonts w:asciiTheme="majorBidi" w:hAnsiTheme="majorBidi" w:cstheme="majorBidi"/>
+          <w:sz w:val="28"/>
+          <w:szCs w:val="28"/>
+        </w:rPr>
+        <w:t xml:space="preserve"> </w:t>
+      </w:r>
+      <w:r>
+        <w:rPr>
+          <w:rFonts w:asciiTheme="majorBidi" w:hAnsiTheme="majorBidi" w:cstheme="majorBidi"/>
+          <w:sz w:val="28"/>
+          <w:szCs w:val="28"/>
+        </w:rPr>
+        <w:t xml:space="preserve">→ </w:t>
+      </w:r>
+      <w:r>
+        <w:rPr>
+          <w:rFonts w:asciiTheme="majorBidi" w:hAnsiTheme="majorBidi" w:cstheme="majorBidi"/>
+          <w:sz w:val="28"/>
+          <w:szCs w:val="28"/>
+        </w:rPr>
+        <w:t>X.509 Certificate</w:t>
+      </w:r>
+      <w:r>
+        <w:rPr>
+          <w:rFonts w:asciiTheme="majorBidi" w:hAnsiTheme="majorBidi" w:cstheme="majorBidi"/>
+          <w:sz w:val="28"/>
+          <w:szCs w:val="28"/>
+        </w:rPr>
+        <w:t xml:space="preserve"> </w:t>
+      </w:r>
+      <w:r>
+        <w:rPr>
+          <w:rFonts w:asciiTheme="majorBidi" w:hAnsiTheme="majorBidi" w:cstheme="majorBidi"/>
+          <w:sz w:val="28"/>
+          <w:szCs w:val="28"/>
+        </w:rPr>
+        <w:t xml:space="preserve">→ </w:t>
+      </w:r>
+      <w:r>
+        <w:rPr>
+          <w:rFonts w:asciiTheme="majorBidi" w:hAnsiTheme="majorBidi" w:cstheme="majorBidi"/>
+          <w:sz w:val="28"/>
+          <w:szCs w:val="28"/>
+        </w:rPr>
+        <w:t xml:space="preserve">Stored as </w:t>
+      </w:r>
+      <w:r>
+        <w:rPr>
+          <w:rFonts w:asciiTheme="majorBidi" w:hAnsiTheme="majorBidi" w:cstheme="majorBidi"/>
+          <w:b/>
+          <w:bCs/>
+          <w:i/>
+          <w:iCs/>
+          <w:sz w:val="28"/>
+          <w:szCs w:val="28"/>
+        </w:rPr>
+        <w:t>.</w:t>
+      </w:r>
+      <w:proofErr w:type="spellStart"/>
+      <w:r>
+        <w:rPr>
+          <w:rFonts w:asciiTheme="majorBidi" w:hAnsiTheme="majorBidi" w:cstheme="majorBidi"/>
+          <w:b/>
+          <w:bCs/>
+          <w:i/>
+          <w:iCs/>
+          <w:sz w:val="28"/>
+          <w:szCs w:val="28"/>
+        </w:rPr>
+        <w:t>crt</w:t>
+      </w:r>
+      <w:proofErr w:type="spellEnd"/>
+      <w:r>
+        <w:rPr>
+          <w:rFonts w:asciiTheme="majorBidi" w:hAnsiTheme="majorBidi" w:cstheme="majorBidi"/>
+          <w:sz w:val="28"/>
+          <w:szCs w:val="28"/>
+        </w:rPr>
+        <w:t xml:space="preserve"> </w:t>
+      </w:r>
+      <w:proofErr w:type="gramStart"/>
+      <w:r>
+        <w:rPr>
+          <w:rFonts w:asciiTheme="majorBidi" w:hAnsiTheme="majorBidi" w:cstheme="majorBidi"/>
+          <w:sz w:val="28"/>
+          <w:szCs w:val="28"/>
+        </w:rPr>
+        <w:t xml:space="preserve">or </w:t>
+      </w:r>
+      <w:r>
+        <w:rPr>
+          <w:rFonts w:asciiTheme="majorBidi" w:hAnsiTheme="majorBidi" w:cstheme="majorBidi"/>
+          <w:b/>
+          <w:bCs/>
+          <w:i/>
+          <w:iCs/>
+          <w:sz w:val="28"/>
+          <w:szCs w:val="28"/>
+        </w:rPr>
+        <w:t>.</w:t>
+      </w:r>
+      <w:proofErr w:type="spellStart"/>
+      <w:r>
+        <w:rPr>
+          <w:rFonts w:asciiTheme="majorBidi" w:hAnsiTheme="majorBidi" w:cstheme="majorBidi"/>
+          <w:b/>
+          <w:bCs/>
+          <w:i/>
+          <w:iCs/>
+          <w:sz w:val="28"/>
+          <w:szCs w:val="28"/>
+        </w:rPr>
+        <w:t>pem</w:t>
+      </w:r>
+      <w:proofErr w:type="spellEnd"/>
+      <w:proofErr w:type="gramEnd"/>
+      <w:r>
+        <w:rPr>
+          <w:rFonts w:asciiTheme="majorBidi" w:hAnsiTheme="majorBidi" w:cstheme="majorBidi"/>
+          <w:sz w:val="28"/>
+          <w:szCs w:val="28"/>
+        </w:rPr>
+        <w:t xml:space="preserve"> </w:t>
+      </w:r>
+      <w:r>
+        <w:rPr>
+          <w:rFonts w:asciiTheme="majorBidi" w:hAnsiTheme="majorBidi" w:cstheme="majorBidi"/>
+          <w:sz w:val="28"/>
+          <w:szCs w:val="28"/>
+        </w:rPr>
+        <w:t xml:space="preserve">→ </w:t>
+      </w:r>
+      <w:r>
+        <w:rPr>
+          <w:rFonts w:asciiTheme="majorBidi" w:hAnsiTheme="majorBidi" w:cstheme="majorBidi"/>
+          <w:sz w:val="28"/>
+          <w:szCs w:val="28"/>
+        </w:rPr>
+        <w:t>Verified by Clients</w:t>
+      </w:r>
+    </w:p>
+    <w:p>
+      <w:pPr>
+        <w:rPr>
+          <w:rFonts w:asciiTheme="majorBidi" w:hAnsiTheme="majorBidi" w:cstheme="majorBidi"/>
+          <w:b/>
+          <w:bCs/>
+          <w:sz w:val="32"/>
+          <w:szCs w:val="32"/>
+        </w:rPr>
+      </w:pPr>
+      <w:r>
+        <w:rPr>
+          <w:rFonts w:asciiTheme="majorBidi" w:hAnsiTheme="majorBidi" w:cstheme="majorBidi"/>
+          <w:b/>
+          <w:bCs/>
+          <w:noProof/>
+          <w:sz w:val="32"/>
+          <w:szCs w:val="32"/>
+        </w:rPr>
+        <mc:AlternateContent>
+          <mc:Choice Requires="wps">
+            <w:drawing>
+              <wp:anchor distT="0" distB="0" distL="114300" distR="114300" simplePos="0" relativeHeight="251663360" behindDoc="0" locked="0" layoutInCell="1" allowOverlap="1" wp14:anchorId="022FABE5" wp14:editId="168738F6">
+                <wp:simplePos x="0" y="0"/>
+                <wp:positionH relativeFrom="margin">
+                  <wp:align>left</wp:align>
+                </wp:positionH>
+                <wp:positionV relativeFrom="paragraph">
+                  <wp:posOffset>323813</wp:posOffset>
+                </wp:positionV>
+                <wp:extent cx="4779469" cy="2550987"/>
+                <wp:effectExtent l="0" t="0" r="21590" b="20955"/>
+                <wp:wrapNone/>
+                <wp:docPr id="1965357646" name="Rectangle 5"/>
+                <wp:cNvGraphicFramePr/>
+                <a:graphic xmlns:a="http://schemas.openxmlformats.org/drawingml/2006/main">
+                  <a:graphicData uri="http://schemas.microsoft.com/office/word/2010/wordprocessingShape">
+                    <wps:wsp>
+                      <wps:cNvSpPr/>
+                      <wps:spPr>
+                        <a:xfrm>
+                          <a:off x="0" y="0"/>
+                          <a:ext cx="4779469" cy="2550987"/>
+                        </a:xfrm>
+                        <a:prstGeom prst="rect">
+                          <a:avLst/>
+                        </a:prstGeom>
+                      </wps:spPr>
+                      <wps:style>
+                        <a:lnRef idx="2">
+                          <a:schemeClr val="dk1">
+                            <a:shade val="15000"/>
+                          </a:schemeClr>
+                        </a:lnRef>
+                        <a:fillRef idx="1">
+                          <a:schemeClr val="dk1"/>
+                        </a:fillRef>
+                        <a:effectRef idx="0">
+                          <a:schemeClr val="dk1"/>
+                        </a:effectRef>
+                        <a:fontRef idx="minor">
+                          <a:schemeClr val="lt1"/>
+                        </a:fontRef>
+                      </wps:style>
+                      <wps:txbx>
+                        <w:txbxContent>
+                          <w:p>
+                            <w:pPr>
+                              <w:spacing w:after="0"/>
+                              <w:rPr>
+                                <w:rFonts w:asciiTheme="majorBidi" w:hAnsiTheme="majorBidi" w:cstheme="majorBidi"/>
+                                <w:b/>
+                                <w:bCs/>
+                                <w:sz w:val="28"/>
+                                <w:szCs w:val="28"/>
+                              </w:rPr>
+                            </w:pPr>
+                            <w:r>
+                              <w:rPr>
+                                <w:rFonts w:asciiTheme="majorBidi" w:hAnsiTheme="majorBidi" w:cstheme="majorBidi"/>
+                                <w:b/>
+                                <w:bCs/>
+                                <w:sz w:val="28"/>
+                                <w:szCs w:val="28"/>
+                              </w:rPr>
+                              <w:t>PKI</w:t>
+                            </w:r>
+                          </w:p>
+                          <w:p>
+                            <w:pPr>
+                              <w:spacing w:after="0"/>
+                              <w:rPr>
+                                <w:rFonts w:asciiTheme="majorBidi" w:hAnsiTheme="majorBidi" w:cstheme="majorBidi"/>
+                                <w:b/>
+                                <w:bCs/>
+                                <w:sz w:val="28"/>
+                                <w:szCs w:val="28"/>
+                              </w:rPr>
+                            </w:pPr>
+                            <w:r>
+                              <w:rPr>
+                                <w:rFonts w:asciiTheme="majorBidi" w:hAnsiTheme="majorBidi" w:cstheme="majorBidi"/>
+                                <w:b/>
+                                <w:bCs/>
+                                <w:sz w:val="28"/>
+                                <w:szCs w:val="28"/>
+                              </w:rPr>
+                              <w:t xml:space="preserve"> │</w:t>
+                            </w:r>
+                          </w:p>
+                          <w:p>
+                            <w:pPr>
+                              <w:spacing w:after="0"/>
+                              <w:rPr>
+                                <w:rFonts w:asciiTheme="majorBidi" w:hAnsiTheme="majorBidi" w:cstheme="majorBidi"/>
+                                <w:b/>
+                                <w:bCs/>
+                                <w:sz w:val="28"/>
+                                <w:szCs w:val="28"/>
+                              </w:rPr>
+                            </w:pPr>
+                            <w:r>
+                              <w:rPr>
+                                <w:rFonts w:asciiTheme="majorBidi" w:hAnsiTheme="majorBidi" w:cstheme="majorBidi"/>
+                                <w:b/>
+                                <w:bCs/>
+                                <w:sz w:val="28"/>
+                                <w:szCs w:val="28"/>
+                              </w:rPr>
+                              <w:t xml:space="preserve"> ├── Uses X.509 certificates</w:t>
+                            </w:r>
+                          </w:p>
+                          <w:p>
+                            <w:pPr>
+                              <w:spacing w:after="0"/>
+                              <w:rPr>
+                                <w:rFonts w:asciiTheme="majorBidi" w:hAnsiTheme="majorBidi" w:cstheme="majorBidi"/>
+                                <w:b/>
+                                <w:bCs/>
+                                <w:sz w:val="28"/>
+                                <w:szCs w:val="28"/>
+                              </w:rPr>
+                            </w:pPr>
+                            <w:r>
+                              <w:rPr>
+                                <w:rFonts w:asciiTheme="majorBidi" w:hAnsiTheme="majorBidi" w:cstheme="majorBidi"/>
+                                <w:b/>
+                                <w:bCs/>
+                                <w:sz w:val="28"/>
+                                <w:szCs w:val="28"/>
+                              </w:rPr>
+                              <w:t xml:space="preserve"> │</w:t>
+                            </w:r>
+                          </w:p>
+                          <w:p>
+                            <w:pPr>
+                              <w:spacing w:after="0"/>
+                              <w:rPr>
+                                <w:rFonts w:asciiTheme="majorBidi" w:hAnsiTheme="majorBidi" w:cstheme="majorBidi"/>
+                                <w:b/>
+                                <w:bCs/>
+                                <w:sz w:val="28"/>
+                                <w:szCs w:val="28"/>
+                              </w:rPr>
+                            </w:pPr>
+                            <w:r>
+                              <w:rPr>
+                                <w:rFonts w:asciiTheme="majorBidi" w:hAnsiTheme="majorBidi" w:cstheme="majorBidi"/>
+                                <w:b/>
+                                <w:bCs/>
+                                <w:sz w:val="28"/>
+                                <w:szCs w:val="28"/>
+                              </w:rPr>
+                              <w:t xml:space="preserve"> ├── Uses PKCS standards</w:t>
+                            </w:r>
+                          </w:p>
+                          <w:p>
+                            <w:pPr>
+                              <w:spacing w:after="0"/>
+                              <w:rPr>
+                                <w:rFonts w:asciiTheme="majorBidi" w:hAnsiTheme="majorBidi" w:cstheme="majorBidi"/>
+                                <w:b/>
+                                <w:bCs/>
+                                <w:sz w:val="28"/>
+                                <w:szCs w:val="28"/>
+                              </w:rPr>
+                            </w:pPr>
+                            <w:r>
+                              <w:rPr>
+                                <w:rFonts w:asciiTheme="majorBidi" w:hAnsiTheme="majorBidi" w:cstheme="majorBidi"/>
+                                <w:b/>
+                                <w:bCs/>
+                                <w:sz w:val="28"/>
+                                <w:szCs w:val="28"/>
+                              </w:rPr>
+                              <w:t xml:space="preserve"> │  </w:t>
+                            </w:r>
+                            <w:r>
+                              <w:rPr>
+                                <w:rFonts w:asciiTheme="majorBidi" w:hAnsiTheme="majorBidi" w:cstheme="majorBidi"/>
+                                <w:b/>
+                                <w:bCs/>
+                                <w:sz w:val="28"/>
+                                <w:szCs w:val="28"/>
+                              </w:rPr>
+                              <w:t xml:space="preserve">    </w:t>
+                            </w:r>
+                            <w:r>
+                              <w:rPr>
+                                <w:rFonts w:asciiTheme="majorBidi" w:hAnsiTheme="majorBidi" w:cstheme="majorBidi"/>
+                                <w:b/>
+                                <w:bCs/>
+                                <w:sz w:val="28"/>
+                                <w:szCs w:val="28"/>
+                              </w:rPr>
+                              <w:t xml:space="preserve">    ├── PKCS #8 → Private keys</w:t>
+                            </w:r>
+                          </w:p>
+                          <w:p>
+                            <w:pPr>
+                              <w:spacing w:after="0"/>
+                              <w:rPr>
+                                <w:rFonts w:asciiTheme="majorBidi" w:hAnsiTheme="majorBidi" w:cstheme="majorBidi"/>
+                                <w:b/>
+                                <w:bCs/>
+                                <w:sz w:val="28"/>
+                                <w:szCs w:val="28"/>
+                              </w:rPr>
+                            </w:pPr>
+                            <w:r>
+                              <w:rPr>
+                                <w:rFonts w:asciiTheme="majorBidi" w:hAnsiTheme="majorBidi" w:cstheme="majorBidi"/>
+                                <w:b/>
+                                <w:bCs/>
+                                <w:sz w:val="28"/>
+                                <w:szCs w:val="28"/>
+                              </w:rPr>
+                              <w:t xml:space="preserve"> │     </w:t>
+                            </w:r>
+                            <w:r>
+                              <w:rPr>
+                                <w:rFonts w:asciiTheme="majorBidi" w:hAnsiTheme="majorBidi" w:cstheme="majorBidi"/>
+                                <w:b/>
+                                <w:bCs/>
+                                <w:sz w:val="28"/>
+                                <w:szCs w:val="28"/>
+                              </w:rPr>
+                              <w:t xml:space="preserve">    </w:t>
+                            </w:r>
+                            <w:r>
+                              <w:rPr>
+                                <w:rFonts w:asciiTheme="majorBidi" w:hAnsiTheme="majorBidi" w:cstheme="majorBidi"/>
+                                <w:b/>
+                                <w:bCs/>
+                                <w:sz w:val="28"/>
+                                <w:szCs w:val="28"/>
+                              </w:rPr>
+                              <w:t xml:space="preserve"> ├── PKCS #10 → CSRs</w:t>
+                            </w:r>
+                          </w:p>
+                          <w:p>
+                            <w:pPr>
+                              <w:spacing w:after="0"/>
+                              <w:rPr>
+                                <w:rFonts w:asciiTheme="majorBidi" w:hAnsiTheme="majorBidi" w:cstheme="majorBidi"/>
+                                <w:b/>
+                                <w:bCs/>
+                                <w:sz w:val="28"/>
+                                <w:szCs w:val="28"/>
+                              </w:rPr>
+                            </w:pPr>
+                            <w:r>
+                              <w:rPr>
+                                <w:rFonts w:asciiTheme="majorBidi" w:hAnsiTheme="majorBidi" w:cstheme="majorBidi"/>
+                                <w:b/>
+                                <w:bCs/>
+                                <w:sz w:val="28"/>
+                                <w:szCs w:val="28"/>
+                              </w:rPr>
+                              <w:t xml:space="preserve"> │     </w:t>
+                            </w:r>
+                            <w:r>
+                              <w:rPr>
+                                <w:rFonts w:asciiTheme="majorBidi" w:hAnsiTheme="majorBidi" w:cstheme="majorBidi"/>
+                                <w:b/>
+                                <w:bCs/>
+                                <w:sz w:val="28"/>
+                                <w:szCs w:val="28"/>
+                              </w:rPr>
+                              <w:t xml:space="preserve">    </w:t>
+                            </w:r>
+                            <w:r>
+                              <w:rPr>
+                                <w:rFonts w:asciiTheme="majorBidi" w:hAnsiTheme="majorBidi" w:cstheme="majorBidi"/>
+                                <w:b/>
+                                <w:bCs/>
+                                <w:sz w:val="28"/>
+                                <w:szCs w:val="28"/>
+                              </w:rPr>
+                              <w:t xml:space="preserve"> └── PKCS #12 → Certificate + Private Key bundle</w:t>
+                            </w:r>
+                          </w:p>
+                          <w:p>
+                            <w:pPr>
+                              <w:spacing w:after="0"/>
+                              <w:rPr>
+                                <w:rFonts w:asciiTheme="majorBidi" w:hAnsiTheme="majorBidi" w:cstheme="majorBidi"/>
+                                <w:b/>
+                                <w:bCs/>
+                                <w:sz w:val="28"/>
+                                <w:szCs w:val="28"/>
+                              </w:rPr>
+                            </w:pPr>
+                            <w:r>
+                              <w:rPr>
+                                <w:rFonts w:asciiTheme="majorBidi" w:hAnsiTheme="majorBidi" w:cstheme="majorBidi"/>
+                                <w:b/>
+                                <w:bCs/>
+                                <w:sz w:val="28"/>
+                                <w:szCs w:val="28"/>
+                              </w:rPr>
+                              <w:t xml:space="preserve"> │</w:t>
+                            </w:r>
+                          </w:p>
+                          <w:p>
+                            <w:pPr>
+                              <w:spacing w:after="0"/>
+                              <w:jc w:val="both"/>
+                              <w:rPr>
+                                <w:rFonts w:asciiTheme="majorBidi" w:hAnsiTheme="majorBidi" w:cstheme="majorBidi"/>
+                                <w:b/>
+                                <w:bCs/>
+                                <w:sz w:val="28"/>
+                                <w:szCs w:val="28"/>
+                              </w:rPr>
+                            </w:pPr>
+                            <w:r>
+                              <w:rPr>
+                                <w:rFonts w:asciiTheme="majorBidi" w:hAnsiTheme="majorBidi" w:cstheme="majorBidi"/>
+                                <w:b/>
+                                <w:bCs/>
+                                <w:sz w:val="28"/>
+                                <w:szCs w:val="28"/>
+                              </w:rPr>
+                              <w:t xml:space="preserve"> └── Managed by CAs, RAs, CRLs, and clients</w:t>
+                            </w:r>
+                          </w:p>
+                          <w:p>
+                            <w:pPr>
+                              <w:jc w:val="center"/>
+                            </w:pPr>
+                          </w:p>
+                        </w:txbxContent>
+                      </wps:txbx>
+                      <wps:bodyPr rot="0" spcFirstLastPara="0" vertOverflow="overflow" horzOverflow="overflow" vert="horz" wrap="square" lIns="91440" tIns="45720" rIns="91440" bIns="45720" numCol="1" spcCol="0" rtlCol="0" fromWordArt="0" anchor="ctr" anchorCtr="0" forceAA="0" compatLnSpc="1">
+                        <a:prstTxWarp prst="textNoShape">
+                          <a:avLst/>
+                        </a:prstTxWarp>
+                        <a:noAutofit/>
+                      </wps:bodyPr>
+                    </wps:wsp>
+                  </a:graphicData>
+                </a:graphic>
+                <wp14:sizeRelH relativeFrom="margin">
+                  <wp14:pctWidth>0</wp14:pctWidth>
+                </wp14:sizeRelH>
+                <wp14:sizeRelV relativeFrom="margin">
+                  <wp14:pctHeight>0</wp14:pctHeight>
+                </wp14:sizeRelV>
+              </wp:anchor>
+            </w:drawing>
+          </mc:Choice>
+          <mc:Fallback>
+            <w:pict>
+              <v:rect w14:anchorId="022FABE5" id="Rectangle 5" o:spid="_x0000_s1030" style="position:absolute;margin-left:0;margin-top:25.5pt;width:376.35pt;height:200.85pt;z-index:251663360;visibility:visible;mso-wrap-style:square;mso-width-percent:0;mso-height-percent:0;mso-wrap-distance-left:9pt;mso-wrap-distance-top:0;mso-wrap-distance-right:9pt;mso-wrap-distance-bottom:0;mso-position-horizontal:left;mso-position-horizontal-relative:margin;mso-position-vertical:absolute;mso-position-vertical-relative:text;mso-width-percent:0;mso-height-percent:0;mso-width-relative:margin;mso-height-relative:margin;v-text-anchor:middle" o:gfxdata="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" fillcolor="black [3200]" strokecolor="black [480]" strokeweight="1pt">
+                <v:textbox>
+                  <w:txbxContent>
+                    <w:p>
+                      <w:pPr>
+                        <w:spacing w:after="0"/>
+                        <w:rPr>
+                          <w:rFonts w:asciiTheme="majorBidi" w:hAnsiTheme="majorBidi" w:cstheme="majorBidi"/>
+                          <w:b/>
+                          <w:bCs/>
+                          <w:sz w:val="28"/>
+                          <w:szCs w:val="28"/>
+                        </w:rPr>
+                      </w:pPr>
+                      <w:r>
+                        <w:rPr>
+                          <w:rFonts w:asciiTheme="majorBidi" w:hAnsiTheme="majorBidi" w:cstheme="majorBidi"/>
+                          <w:b/>
+                          <w:bCs/>
+                          <w:sz w:val="28"/>
+                          <w:szCs w:val="28"/>
+                        </w:rPr>
+                        <w:t>PKI</w:t>
+                      </w:r>
+                    </w:p>
+                    <w:p>
+                      <w:pPr>
+                        <w:spacing w:after="0"/>
+                        <w:rPr>
+                          <w:rFonts w:asciiTheme="majorBidi" w:hAnsiTheme="majorBidi" w:cstheme="majorBidi"/>
+                          <w:b/>
+                          <w:bCs/>
+                          <w:sz w:val="28"/>
+                          <w:szCs w:val="28"/>
+                        </w:rPr>
+                      </w:pPr>
+                      <w:r>
+                        <w:rPr>
+                          <w:rFonts w:asciiTheme="majorBidi" w:hAnsiTheme="majorBidi" w:cstheme="majorBidi"/>
+                          <w:b/>
+                          <w:bCs/>
+                          <w:sz w:val="28"/>
+                          <w:szCs w:val="28"/>
+                        </w:rPr>
+                        <w:t xml:space="preserve"> │</w:t>
+                      </w:r>
+                    </w:p>
+                    <w:p>
+                      <w:pPr>
+                        <w:spacing w:after="0"/>
+                        <w:rPr>
+                          <w:rFonts w:asciiTheme="majorBidi" w:hAnsiTheme="majorBidi" w:cstheme="majorBidi"/>
+                          <w:b/>
+                          <w:bCs/>
+                          <w:sz w:val="28"/>
+                          <w:szCs w:val="28"/>
+                        </w:rPr>
+                      </w:pPr>
+                      <w:r>
+                        <w:rPr>
+                          <w:rFonts w:asciiTheme="majorBidi" w:hAnsiTheme="majorBidi" w:cstheme="majorBidi"/>
+                          <w:b/>
+                          <w:bCs/>
+                          <w:sz w:val="28"/>
+                          <w:szCs w:val="28"/>
+                        </w:rPr>
+                        <w:t xml:space="preserve"> ├── Uses X.509 certificates</w:t>
+                      </w:r>
+                    </w:p>
+                    <w:p>
+                      <w:pPr>
+                        <w:spacing w:after="0"/>
+                        <w:rPr>
+                          <w:rFonts w:asciiTheme="majorBidi" w:hAnsiTheme="majorBidi" w:cstheme="majorBidi"/>
+                          <w:b/>
+                          <w:bCs/>
+                          <w:sz w:val="28"/>
+                          <w:szCs w:val="28"/>
+                        </w:rPr>
+                      </w:pPr>
+                      <w:r>
+                        <w:rPr>
+                          <w:rFonts w:asciiTheme="majorBidi" w:hAnsiTheme="majorBidi" w:cstheme="majorBidi"/>
+                          <w:b/>
+                          <w:bCs/>
+                          <w:sz w:val="28"/>
+                          <w:szCs w:val="28"/>
+                        </w:rPr>
+                        <w:t xml:space="preserve"> │</w:t>
+                      </w:r>
+                    </w:p>
+                    <w:p>
+                      <w:pPr>
+                        <w:spacing w:after="0"/>
+                        <w:rPr>
+                          <w:rFonts w:asciiTheme="majorBidi" w:hAnsiTheme="majorBidi" w:cstheme="majorBidi"/>
+                          <w:b/>
+                          <w:bCs/>
+                          <w:sz w:val="28"/>
+                          <w:szCs w:val="28"/>
+                        </w:rPr>
+                      </w:pPr>
+                      <w:r>
+                        <w:rPr>
+                          <w:rFonts w:asciiTheme="majorBidi" w:hAnsiTheme="majorBidi" w:cstheme="majorBidi"/>
+                          <w:b/>
+                          <w:bCs/>
+                          <w:sz w:val="28"/>
+                          <w:szCs w:val="28"/>
+                        </w:rPr>
+                        <w:t xml:space="preserve"> ├── Uses PKCS standards</w:t>
+                      </w:r>
+                    </w:p>
+                    <w:p>
+                      <w:pPr>
+                        <w:spacing w:after="0"/>
+                        <w:rPr>
+                          <w:rFonts w:asciiTheme="majorBidi" w:hAnsiTheme="majorBidi" w:cstheme="majorBidi"/>
+                          <w:b/>
+                          <w:bCs/>
+                          <w:sz w:val="28"/>
+                          <w:szCs w:val="28"/>
+                        </w:rPr>
+                      </w:pPr>
+                      <w:r>
+                        <w:rPr>
+                          <w:rFonts w:asciiTheme="majorBidi" w:hAnsiTheme="majorBidi" w:cstheme="majorBidi"/>
+                          <w:b/>
+                          <w:bCs/>
+                          <w:sz w:val="28"/>
+                          <w:szCs w:val="28"/>
+                        </w:rPr>
+                        <w:t xml:space="preserve"> │  </w:t>
+                      </w:r>
+                      <w:r>
+                        <w:rPr>
+                          <w:rFonts w:asciiTheme="majorBidi" w:hAnsiTheme="majorBidi" w:cstheme="majorBidi"/>
+                          <w:b/>
+                          <w:bCs/>
+                          <w:sz w:val="28"/>
+                          <w:szCs w:val="28"/>
+                        </w:rPr>
+                        <w:t xml:space="preserve">    </w:t>
+                      </w:r>
+                      <w:r>
+                        <w:rPr>
+                          <w:rFonts w:asciiTheme="majorBidi" w:hAnsiTheme="majorBidi" w:cstheme="majorBidi"/>
+                          <w:b/>
+                          <w:bCs/>
+                          <w:sz w:val="28"/>
+                          <w:szCs w:val="28"/>
+                        </w:rPr>
+                        <w:t xml:space="preserve">    ├── PKCS #8 → Private keys</w:t>
+                      </w:r>
+                    </w:p>
+                    <w:p>
+                      <w:pPr>
+                        <w:spacing w:after="0"/>
+                        <w:rPr>
+                          <w:rFonts w:asciiTheme="majorBidi" w:hAnsiTheme="majorBidi" w:cstheme="majorBidi"/>
+                          <w:b/>
+                          <w:bCs/>
+                          <w:sz w:val="28"/>
+                          <w:szCs w:val="28"/>
+                        </w:rPr>
+                      </w:pPr>
+                      <w:r>
+                        <w:rPr>
+                          <w:rFonts w:asciiTheme="majorBidi" w:hAnsiTheme="majorBidi" w:cstheme="majorBidi"/>
+                          <w:b/>
+                          <w:bCs/>
+                          <w:sz w:val="28"/>
+                          <w:szCs w:val="28"/>
+                        </w:rPr>
+                        <w:t xml:space="preserve"> │     </w:t>
+                      </w:r>
+                      <w:r>
+                        <w:rPr>
+                          <w:rFonts w:asciiTheme="majorBidi" w:hAnsiTheme="majorBidi" w:cstheme="majorBidi"/>
+                          <w:b/>
+                          <w:bCs/>
+                          <w:sz w:val="28"/>
+                          <w:szCs w:val="28"/>
+                        </w:rPr>
+                        <w:t xml:space="preserve">    </w:t>
+                      </w:r>
+                      <w:r>
+                        <w:rPr>
+                          <w:rFonts w:asciiTheme="majorBidi" w:hAnsiTheme="majorBidi" w:cstheme="majorBidi"/>
+                          <w:b/>
+                          <w:bCs/>
+                          <w:sz w:val="28"/>
+                          <w:szCs w:val="28"/>
+                        </w:rPr>
+                        <w:t xml:space="preserve"> ├── PKCS #10 → CSRs</w:t>
+                      </w:r>
+                    </w:p>
+                    <w:p>
+                      <w:pPr>
+                        <w:spacing w:after="0"/>
+                        <w:rPr>
+                          <w:rFonts w:asciiTheme="majorBidi" w:hAnsiTheme="majorBidi" w:cstheme="majorBidi"/>
+                          <w:b/>
+                          <w:bCs/>
+                          <w:sz w:val="28"/>
+                          <w:szCs w:val="28"/>
+                        </w:rPr>
+                      </w:pPr>
+                      <w:r>
+                        <w:rPr>
+                          <w:rFonts w:asciiTheme="majorBidi" w:hAnsiTheme="majorBidi" w:cstheme="majorBidi"/>
+                          <w:b/>
+                          <w:bCs/>
+                          <w:sz w:val="28"/>
+                          <w:szCs w:val="28"/>
+                        </w:rPr>
+                        <w:t xml:space="preserve"> │     </w:t>
+                      </w:r>
+                      <w:r>
+                        <w:rPr>
+                          <w:rFonts w:asciiTheme="majorBidi" w:hAnsiTheme="majorBidi" w:cstheme="majorBidi"/>
+                          <w:b/>
+                          <w:bCs/>
+                          <w:sz w:val="28"/>
+                          <w:szCs w:val="28"/>
+                        </w:rPr>
+                        <w:t xml:space="preserve">    </w:t>
+                      </w:r>
+                      <w:r>
+                        <w:rPr>
+                          <w:rFonts w:asciiTheme="majorBidi" w:hAnsiTheme="majorBidi" w:cstheme="majorBidi"/>
+                          <w:b/>
+                          <w:bCs/>
+                          <w:sz w:val="28"/>
+                          <w:szCs w:val="28"/>
+                        </w:rPr>
+                        <w:t xml:space="preserve"> └── PKCS #12 → Certificate + Private Key bundle</w:t>
+                      </w:r>
+                    </w:p>
+                    <w:p>
+                      <w:pPr>
+                        <w:spacing w:after="0"/>
+                        <w:rPr>
+                          <w:rFonts w:asciiTheme="majorBidi" w:hAnsiTheme="majorBidi" w:cstheme="majorBidi"/>
+                          <w:b/>
+                          <w:bCs/>
+                          <w:sz w:val="28"/>
+                          <w:szCs w:val="28"/>
+                        </w:rPr>
+                      </w:pPr>
+                      <w:r>
+                        <w:rPr>
+                          <w:rFonts w:asciiTheme="majorBidi" w:hAnsiTheme="majorBidi" w:cstheme="majorBidi"/>
+                          <w:b/>
+                          <w:bCs/>
+                          <w:sz w:val="28"/>
+                          <w:szCs w:val="28"/>
+                        </w:rPr>
+                        <w:t xml:space="preserve"> │</w:t>
+                      </w:r>
+                    </w:p>
+                    <w:p>
+                      <w:pPr>
+                        <w:spacing w:after="0"/>
+                        <w:jc w:val="both"/>
+                        <w:rPr>
+                          <w:rFonts w:asciiTheme="majorBidi" w:hAnsiTheme="majorBidi" w:cstheme="majorBidi"/>
+                          <w:b/>
+                          <w:bCs/>
+                          <w:sz w:val="28"/>
+                          <w:szCs w:val="28"/>
+                        </w:rPr>
+                      </w:pPr>
+                      <w:r>
+                        <w:rPr>
+                          <w:rFonts w:asciiTheme="majorBidi" w:hAnsiTheme="majorBidi" w:cstheme="majorBidi"/>
+                          <w:b/>
+                          <w:bCs/>
+                          <w:sz w:val="28"/>
+                          <w:szCs w:val="28"/>
+                        </w:rPr>
+                        <w:t xml:space="preserve"> └── Managed by CAs, RAs, CRLs, and clients</w:t>
+                      </w:r>
+                    </w:p>
+                    <w:p>
+                      <w:pPr>
+                        <w:jc w:val="center"/>
+                      </w:pPr>
+                    </w:p>
+                  </w:txbxContent>
+                </v:textbox>
+                <w10:wrap anchorx="margin"/>
+              </v:rect>
+            </w:pict>
+          </mc:Fallback>
+        </mc:AlternateContent>
+      </w:r>
+      <w:r>
+        <w:rPr>
+          <w:rFonts w:asciiTheme="majorBidi" w:hAnsiTheme="majorBidi" w:cstheme="majorBidi"/>
+          <w:b/>
+          <w:bCs/>
+          <w:sz w:val="32"/>
+          <w:szCs w:val="32"/>
+        </w:rPr>
+        <w:t>Relationship Between Them</w:t>
+      </w:r>
+    </w:p>
+    <w:p>
+      <w:pPr>
+        <w:jc w:val="both"/>
+        <w:rPr>
+          <w:rFonts w:asciiTheme="majorBidi" w:hAnsiTheme="majorBidi" w:cstheme="majorBidi"/>
+          <w:sz w:val="28"/>
+          <w:szCs w:val="28"/>
+        </w:rPr>
+      </w:pPr>
+    </w:p>
+    <w:p>
+      <w:pPr>
+        <w:jc w:val="both"/>
+        <w:rPr>
+          <w:rFonts w:asciiTheme="majorBidi" w:hAnsiTheme="majorBidi" w:cstheme="majorBidi"/>
+          <w:sz w:val="28"/>
+          <w:szCs w:val="28"/>
+        </w:rPr>
+      </w:pPr>
+    </w:p>
+    <w:p>
+      <w:pPr>
+        <w:jc w:val="both"/>
+        <w:rPr>
+          <w:rFonts w:asciiTheme="majorBidi" w:hAnsiTheme="majorBidi" w:cstheme="majorBidi"/>
+          <w:sz w:val="28"/>
+          <w:szCs w:val="28"/>
+        </w:rPr>
+      </w:pPr>
+    </w:p>
+    <w:p>
+      <w:pPr>
+        <w:jc w:val="both"/>
+        <w:rPr>
+          <w:rFonts w:asciiTheme="majorBidi" w:hAnsiTheme="majorBidi" w:cstheme="majorBidi"/>
+          <w:sz w:val="28"/>
+          <w:szCs w:val="28"/>
+        </w:rPr>
+      </w:pPr>
+    </w:p>
+    <w:p>
+      <w:pPr>
+        <w:jc w:val="both"/>
+        <w:rPr>
+          <w:rFonts w:asciiTheme="majorBidi" w:hAnsiTheme="majorBidi" w:cstheme="majorBidi"/>
+          <w:sz w:val="28"/>
+          <w:szCs w:val="28"/>
+        </w:rPr>
+      </w:pPr>
+    </w:p>
+    <w:p>
+      <w:pPr>
+        <w:jc w:val="both"/>
+        <w:rPr>
+          <w:rFonts w:asciiTheme="majorBidi" w:hAnsiTheme="majorBidi" w:cstheme="majorBidi"/>
+          <w:sz w:val="28"/>
+          <w:szCs w:val="28"/>
+        </w:rPr>
+      </w:pPr>
+    </w:p>
+    <w:p>
+      <w:pPr>
+        <w:jc w:val="both"/>
+        <w:rPr>
+          <w:rFonts w:asciiTheme="majorBidi" w:hAnsiTheme="majorBidi" w:cstheme="majorBidi"/>
+          <w:sz w:val="28"/>
+          <w:szCs w:val="28"/>
+        </w:rPr>
+      </w:pPr>
+    </w:p>
+    <w:p>
+      <w:pPr>
+        <w:jc w:val="both"/>
+        <w:rPr>
+          <w:rFonts w:asciiTheme="majorBidi" w:hAnsiTheme="majorBidi" w:cstheme="majorBidi"/>
+          <w:sz w:val="14"/>
+          <w:szCs w:val="14"/>
+        </w:rPr>
+      </w:pPr>
+    </w:p>
+    <w:p>
+      <w:pPr>
+        <w:jc w:val="both"/>
+        <w:rPr>
+          <w:rFonts w:asciiTheme="majorBidi" w:hAnsiTheme="majorBidi" w:cstheme="majorBidi"/>
+          <w:b/>
+          <w:bCs/>
+          <w:sz w:val="32"/>
+          <w:szCs w:val="32"/>
+        </w:rPr>
+      </w:pPr>
+      <w:r>
+        <w:rPr>
+          <w:rFonts w:asciiTheme="majorBidi" w:hAnsiTheme="majorBidi" w:cstheme="majorBidi"/>
+          <w:b/>
+          <w:bCs/>
+          <w:sz w:val="32"/>
+          <w:szCs w:val="32"/>
+        </w:rPr>
+        <w:t>Comparison</w:t>
+      </w:r>
+      <w:r>
+        <w:rPr>
+          <w:rFonts w:asciiTheme="majorBidi" w:hAnsiTheme="majorBidi" w:cstheme="majorBidi"/>
+          <w:b/>
+          <w:bCs/>
+          <w:sz w:val="32"/>
+          <w:szCs w:val="32"/>
+        </w:rPr>
+        <w:t>:</w:t>
+      </w:r>
+    </w:p>
+    <w:tbl>
+      <w:tblPr>
+        <w:tblStyle w:val="GridTable3"/>
+        <w:tblW w:w="0" w:type="auto"/>
+        <w:tblLook w:val="04A0" w:firstRow="1" w:lastRow="0" w:firstColumn="1" w:lastColumn="0" w:noHBand="0" w:noVBand="1"/>
+      </w:tblPr>
+      <w:tblGrid>
+        <w:gridCol w:w="1440"/>
+        <w:gridCol w:w="3420"/>
+        <w:gridCol w:w="2982"/>
+        <w:gridCol w:w="2614"/>
+      </w:tblGrid>
+      <w:tr>
+        <w:trPr>
+          <w:cnfStyle w:val="100000000000" w:firstRow="1" w:lastRow="0" w:firstColumn="0" w:lastColumn="0" w:oddVBand="0" w:evenVBand="0" w:oddHBand="0" w:evenHBand="0" w:firstRowFirstColumn="0" w:firstRowLastColumn="0" w:lastRowFirstColumn="0" w:lastRowLastColumn="0"/>
+        </w:trPr>
+        <w:tc>
+          <w:tcPr>
+            <w:cnfStyle w:val="001000000100" w:firstRow="0" w:lastRow="0" w:firstColumn="1" w:lastColumn="0" w:oddVBand="0" w:evenVBand="0" w:oddHBand="0" w:evenHBand="0" w:firstRowFirstColumn="1" w:firstRowLastColumn="0" w:lastRowFirstColumn="0" w:lastRowLastColumn="0"/>
+            <w:tcW w:w="1440" w:type="dxa"/>
+            <w:tcBorders>
+              <w:top w:val="single" w:sz="12" w:space="0" w:color="000000"/>
+            </w:tcBorders>
+            <w:vAlign w:val="center"/>
+          </w:tcPr>
+          <w:p>
+            <w:pPr>
+              <w:spacing w:before="120" w:after="120"/>
+              <w:jc w:val="center"/>
+              <w:rPr>
+                <w:rFonts w:asciiTheme="majorBidi" w:hAnsiTheme="majorBidi" w:cstheme="majorBidi"/>
+                <w:i w:val="0"/>
+                <w:iCs w:val="0"/>
+                <w:sz w:val="28"/>
+                <w:szCs w:val="28"/>
+              </w:rPr>
+            </w:pPr>
+            <w:r>
+              <w:rPr>
+                <w:rFonts w:asciiTheme="majorBidi" w:hAnsiTheme="majorBidi" w:cstheme="majorBidi"/>
+                <w:i w:val="0"/>
+                <w:iCs w:val="0"/>
+                <w:sz w:val="28"/>
+                <w:szCs w:val="28"/>
+              </w:rPr>
+              <w:t>Feature</w:t>
+            </w:r>
+          </w:p>
+        </w:tc>
+        <w:tc>
+          <w:tcPr>
+            <w:tcW w:w="3420" w:type="dxa"/>
+            <w:tcBorders>
+              <w:top w:val="single" w:sz="12" w:space="0" w:color="000000"/>
+            </w:tcBorders>
+            <w:vAlign w:val="center"/>
+          </w:tcPr>
+          <w:p>
+            <w:pPr>
+              <w:spacing w:before="120" w:after="120"/>
+              <w:jc w:val="center"/>
+              <w:cnfStyle w:val="100000000000" w:firstRow="1" w:lastRow="0" w:firstColumn="0" w:lastColumn="0" w:oddVBand="0" w:evenVBand="0" w:oddHBand="0" w:evenHBand="0" w:firstRowFirstColumn="0" w:firstRowLastColumn="0" w:lastRowFirstColumn="0" w:lastRowLastColumn="0"/>
+              <w:rPr>
+                <w:rFonts w:asciiTheme="majorBidi" w:hAnsiTheme="majorBidi" w:cstheme="majorBidi"/>
+                <w:sz w:val="28"/>
+                <w:szCs w:val="28"/>
+              </w:rPr>
+            </w:pPr>
+            <w:r>
+              <w:rPr>
+                <w:rFonts w:asciiTheme="majorBidi" w:hAnsiTheme="majorBidi" w:cstheme="majorBidi"/>
+                <w:sz w:val="28"/>
+                <w:szCs w:val="28"/>
+              </w:rPr>
+              <w:t>PKI</w:t>
+            </w:r>
+          </w:p>
+        </w:tc>
+        <w:tc>
+          <w:tcPr>
+            <w:tcW w:w="2982" w:type="dxa"/>
+            <w:tcBorders>
+              <w:top w:val="single" w:sz="12" w:space="0" w:color="000000"/>
+            </w:tcBorders>
+            <w:vAlign w:val="center"/>
+          </w:tcPr>
+          <w:p>
+            <w:pPr>
+              <w:spacing w:before="120" w:after="120"/>
+              <w:jc w:val="center"/>
+              <w:cnfStyle w:val="100000000000" w:firstRow="1" w:lastRow="0" w:firstColumn="0" w:lastColumn="0" w:oddVBand="0" w:evenVBand="0" w:oddHBand="0" w:evenHBand="0" w:firstRowFirstColumn="0" w:firstRowLastColumn="0" w:lastRowFirstColumn="0" w:lastRowLastColumn="0"/>
+              <w:rPr>
+                <w:rFonts w:asciiTheme="majorBidi" w:hAnsiTheme="majorBidi" w:cstheme="majorBidi"/>
+                <w:sz w:val="28"/>
+                <w:szCs w:val="28"/>
+              </w:rPr>
+            </w:pPr>
+            <w:r>
+              <w:rPr>
+                <w:rFonts w:asciiTheme="majorBidi" w:hAnsiTheme="majorBidi" w:cstheme="majorBidi"/>
+                <w:sz w:val="28"/>
+                <w:szCs w:val="28"/>
+              </w:rPr>
+              <w:t>PKCS</w:t>
+            </w:r>
+          </w:p>
+        </w:tc>
+        <w:tc>
+          <w:tcPr>
+            <w:tcW w:w="2614" w:type="dxa"/>
+            <w:tcBorders>
+              <w:top w:val="single" w:sz="12" w:space="0" w:color="000000"/>
+            </w:tcBorders>
+            <w:vAlign w:val="center"/>
+          </w:tcPr>
+          <w:p>
+            <w:pPr>
+              <w:spacing w:before="120" w:after="120"/>
+              <w:jc w:val="center"/>
+              <w:cnfStyle w:val="100000000000" w:firstRow="1" w:lastRow="0" w:firstColumn="0" w:lastColumn="0" w:oddVBand="0" w:evenVBand="0" w:oddHBand="0" w:evenHBand="0" w:firstRowFirstColumn="0" w:firstRowLastColumn="0" w:lastRowFirstColumn="0" w:lastRowLastColumn="0"/>
+              <w:rPr>
+                <w:rFonts w:asciiTheme="majorBidi" w:hAnsiTheme="majorBidi" w:cstheme="majorBidi"/>
+                <w:sz w:val="28"/>
+                <w:szCs w:val="28"/>
+              </w:rPr>
+            </w:pPr>
+            <w:r>
+              <w:rPr>
+                <w:rFonts w:asciiTheme="majorBidi" w:hAnsiTheme="majorBidi" w:cstheme="majorBidi"/>
+                <w:sz w:val="28"/>
+                <w:szCs w:val="28"/>
+              </w:rPr>
+              <w:t>X.509</w:t>
+            </w:r>
+          </w:p>
+        </w:tc>
+      </w:tr>
+      <w:tr>
+        <w:trPr>
+          <w:cnfStyle w:val="000000100000" w:firstRow="0" w:lastRow="0" w:firstColumn="0" w:lastColumn="0" w:oddVBand="0" w:evenVBand="0" w:oddHBand="1" w:evenHBand="0" w:firstRowFirstColumn="0" w:firstRowLastColumn="0" w:lastRowFirstColumn="0" w:lastRowLastColumn="0"/>
+        </w:trPr>
+        <w:tc>
+          <w:tcPr>
+            <w:cnfStyle w:val="001000000000" w:firstRow="0" w:lastRow="0" w:firstColumn="1" w:lastColumn="0" w:oddVBand="0" w:evenVBand="0" w:oddHBand="0" w:evenHBand="0" w:firstRowFirstColumn="0" w:firstRowLastColumn="0" w:lastRowFirstColumn="0" w:lastRowLastColumn="0"/>
+            <w:tcW w:w="1440" w:type="dxa"/>
+            <w:vAlign w:val="center"/>
+          </w:tcPr>
+          <w:p>
+            <w:pPr>
+              <w:spacing w:before="120" w:after="120"/>
+              <w:jc w:val="center"/>
+              <w:rPr>
+                <w:rFonts w:asciiTheme="majorBidi" w:hAnsiTheme="majorBidi" w:cstheme="majorBidi"/>
+                <w:b/>
+                <w:bCs/>
+                <w:sz w:val="28"/>
+                <w:szCs w:val="28"/>
+              </w:rPr>
+            </w:pPr>
+            <w:r>
+              <w:rPr>
+                <w:rFonts w:asciiTheme="majorBidi" w:hAnsiTheme="majorBidi" w:cstheme="majorBidi"/>
+                <w:b/>
+                <w:bCs/>
+                <w:sz w:val="28"/>
+                <w:szCs w:val="28"/>
+              </w:rPr>
+              <w:t>Type</w:t>
+            </w:r>
+          </w:p>
+        </w:tc>
+        <w:tc>
+          <w:tcPr>
+            <w:tcW w:w="3420" w:type="dxa"/>
+            <w:vAlign w:val="center"/>
+          </w:tcPr>
+          <w:p>
+            <w:pPr>
+              <w:spacing w:before="120" w:after="120"/>
+              <w:jc w:val="center"/>
+              <w:cnfStyle w:val="000000100000" w:firstRow="0" w:lastRow="0" w:firstColumn="0" w:lastColumn="0" w:oddVBand="0" w:evenVBand="0" w:oddHBand="1" w:evenHBand="0" w:firstRowFirstColumn="0" w:firstRowLastColumn="0" w:lastRowFirstColumn="0" w:lastRowLastColumn="0"/>
+              <w:rPr>
+                <w:rFonts w:asciiTheme="majorBidi" w:hAnsiTheme="majorBidi" w:cstheme="majorBidi"/>
+                <w:sz w:val="28"/>
+                <w:szCs w:val="28"/>
+              </w:rPr>
+            </w:pPr>
+            <w:r>
+              <w:rPr>
+                <w:rFonts w:asciiTheme="majorBidi" w:hAnsiTheme="majorBidi" w:cstheme="majorBidi"/>
+                <w:sz w:val="28"/>
+                <w:szCs w:val="28"/>
+              </w:rPr>
+              <w:t>Infrastructure</w:t>
+            </w:r>
+          </w:p>
+        </w:tc>
+        <w:tc>
+          <w:tcPr>
+            <w:tcW w:w="2982" w:type="dxa"/>
+            <w:vAlign w:val="center"/>
+          </w:tcPr>
+          <w:p>
+            <w:pPr>
+              <w:spacing w:before="120" w:after="120"/>
+              <w:jc w:val="center"/>
+              <w:cnfStyle w:val="000000100000" w:firstRow="0" w:lastRow="0" w:firstColumn="0" w:lastColumn="0" w:oddVBand="0" w:evenVBand="0" w:oddHBand="1" w:evenHBand="0" w:firstRowFirstColumn="0" w:firstRowLastColumn="0" w:lastRowFirstColumn="0" w:lastRowLastColumn="0"/>
+              <w:rPr>
+                <w:rFonts w:asciiTheme="majorBidi" w:hAnsiTheme="majorBidi" w:cstheme="majorBidi"/>
+                <w:sz w:val="28"/>
+                <w:szCs w:val="28"/>
+              </w:rPr>
+            </w:pPr>
+            <w:r>
+              <w:rPr>
+                <w:rFonts w:asciiTheme="majorBidi" w:hAnsiTheme="majorBidi" w:cstheme="majorBidi"/>
+                <w:sz w:val="28"/>
+                <w:szCs w:val="28"/>
+              </w:rPr>
+              <w:t>Collection of standards</w:t>
+            </w:r>
+          </w:p>
+        </w:tc>
+        <w:tc>
+          <w:tcPr>
+            <w:tcW w:w="2614" w:type="dxa"/>
+            <w:vAlign w:val="center"/>
+          </w:tcPr>
+          <w:p>
+            <w:pPr>
+              <w:spacing w:before="120" w:after="120"/>
+              <w:jc w:val="center"/>
+              <w:cnfStyle w:val="000000100000" w:firstRow="0" w:lastRow="0" w:firstColumn="0" w:lastColumn="0" w:oddVBand="0" w:evenVBand="0" w:oddHBand="1" w:evenHBand="0" w:firstRowFirstColumn="0" w:firstRowLastColumn="0" w:lastRowFirstColumn="0" w:lastRowLastColumn="0"/>
+              <w:rPr>
+                <w:rFonts w:asciiTheme="majorBidi" w:hAnsiTheme="majorBidi" w:cstheme="majorBidi"/>
+                <w:sz w:val="28"/>
+                <w:szCs w:val="28"/>
+              </w:rPr>
+            </w:pPr>
+            <w:r>
+              <w:rPr>
+                <w:rFonts w:asciiTheme="majorBidi" w:hAnsiTheme="majorBidi" w:cstheme="majorBidi"/>
+                <w:sz w:val="28"/>
+                <w:szCs w:val="28"/>
+              </w:rPr>
+              <w:t>Certificate standard</w:t>
+            </w:r>
+          </w:p>
+        </w:tc>
+      </w:tr>
+      <w:tr>
+        <w:tc>
+          <w:tcPr>
+            <w:cnfStyle w:val="001000000000" w:firstRow="0" w:lastRow="0" w:firstColumn="1" w:lastColumn="0" w:oddVBand="0" w:evenVBand="0" w:oddHBand="0" w:evenHBand="0" w:firstRowFirstColumn="0" w:firstRowLastColumn="0" w:lastRowFirstColumn="0" w:lastRowLastColumn="0"/>
+            <w:tcW w:w="1440" w:type="dxa"/>
+            <w:vAlign w:val="center"/>
+          </w:tcPr>
+          <w:p>
+            <w:pPr>
+              <w:spacing w:before="120" w:after="120"/>
+              <w:jc w:val="center"/>
+              <w:rPr>
+                <w:rFonts w:asciiTheme="majorBidi" w:hAnsiTheme="majorBidi" w:cstheme="majorBidi"/>
+                <w:b/>
+                <w:bCs/>
+                <w:sz w:val="28"/>
+                <w:szCs w:val="28"/>
+              </w:rPr>
+            </w:pPr>
+            <w:r>
+              <w:rPr>
+                <w:rFonts w:asciiTheme="majorBidi" w:hAnsiTheme="majorBidi" w:cstheme="majorBidi"/>
+                <w:b/>
+                <w:bCs/>
+                <w:sz w:val="28"/>
+                <w:szCs w:val="28"/>
+              </w:rPr>
+              <w:t>Purpose</w:t>
+            </w:r>
+          </w:p>
+        </w:tc>
+        <w:tc>
+          <w:tcPr>
+            <w:tcW w:w="3420" w:type="dxa"/>
+            <w:vAlign w:val="center"/>
+          </w:tcPr>
+          <w:p>
+            <w:pPr>
+              <w:spacing w:before="120" w:after="120"/>
+              <w:jc w:val="center"/>
+              <w:cnfStyle w:val="000000000000" w:firstRow="0" w:lastRow="0" w:firstColumn="0" w:lastColumn="0" w:oddVBand="0" w:evenVBand="0" w:oddHBand="0" w:evenHBand="0" w:firstRowFirstColumn="0" w:firstRowLastColumn="0" w:lastRowFirstColumn="0" w:lastRowLastColumn="0"/>
+              <w:rPr>
+                <w:rFonts w:asciiTheme="majorBidi" w:hAnsiTheme="majorBidi" w:cstheme="majorBidi"/>
+                <w:sz w:val="28"/>
+                <w:szCs w:val="28"/>
+              </w:rPr>
+            </w:pPr>
+            <w:r>
+              <w:rPr>
+                <w:rFonts w:asciiTheme="majorBidi" w:hAnsiTheme="majorBidi" w:cstheme="majorBidi"/>
+                <w:sz w:val="28"/>
+                <w:szCs w:val="28"/>
+              </w:rPr>
+              <w:t>Manage trust and certificates</w:t>
+            </w:r>
+          </w:p>
+        </w:tc>
+        <w:tc>
+          <w:tcPr>
+            <w:tcW w:w="2982" w:type="dxa"/>
+            <w:vAlign w:val="center"/>
+          </w:tcPr>
+          <w:p>
+            <w:pPr>
+              <w:spacing w:before="120" w:after="120"/>
+              <w:jc w:val="center"/>
+              <w:cnfStyle w:val="000000000000" w:firstRow="0" w:lastRow="0" w:firstColumn="0" w:lastColumn="0" w:oddVBand="0" w:evenVBand="0" w:oddHBand="0" w:evenHBand="0" w:firstRowFirstColumn="0" w:firstRowLastColumn="0" w:lastRowFirstColumn="0" w:lastRowLastColumn="0"/>
+              <w:rPr>
+                <w:rFonts w:asciiTheme="majorBidi" w:hAnsiTheme="majorBidi" w:cstheme="majorBidi"/>
+                <w:sz w:val="28"/>
+                <w:szCs w:val="28"/>
+              </w:rPr>
+            </w:pPr>
+            <w:r>
+              <w:rPr>
+                <w:rFonts w:asciiTheme="majorBidi" w:hAnsiTheme="majorBidi" w:cstheme="majorBidi"/>
+                <w:sz w:val="28"/>
+                <w:szCs w:val="28"/>
+              </w:rPr>
+              <w:t>Define cryptographic formats</w:t>
+            </w:r>
+          </w:p>
+        </w:tc>
+        <w:tc>
+          <w:tcPr>
+            <w:tcW w:w="2614" w:type="dxa"/>
+            <w:vAlign w:val="center"/>
+          </w:tcPr>
+          <w:p>
+            <w:pPr>
+              <w:spacing w:before="120" w:after="120"/>
+              <w:jc w:val="center"/>
+              <w:cnfStyle w:val="000000000000" w:firstRow="0" w:lastRow="0" w:firstColumn="0" w:lastColumn="0" w:oddVBand="0" w:evenVBand="0" w:oddHBand="0" w:evenHBand="0" w:firstRowFirstColumn="0" w:firstRowLastColumn="0" w:lastRowFirstColumn="0" w:lastRowLastColumn="0"/>
+              <w:rPr>
+                <w:rFonts w:asciiTheme="majorBidi" w:hAnsiTheme="majorBidi" w:cstheme="majorBidi"/>
+                <w:sz w:val="28"/>
+                <w:szCs w:val="28"/>
+              </w:rPr>
+            </w:pPr>
+            <w:r>
+              <w:rPr>
+                <w:rFonts w:asciiTheme="majorBidi" w:hAnsiTheme="majorBidi" w:cstheme="majorBidi"/>
+                <w:sz w:val="28"/>
+                <w:szCs w:val="28"/>
+              </w:rPr>
+              <w:t>Define certificate structure</w:t>
+            </w:r>
+          </w:p>
+        </w:tc>
+      </w:tr>
+      <w:tr>
+        <w:trPr>
+          <w:cnfStyle w:val="000000100000" w:firstRow="0" w:lastRow="0" w:firstColumn="0" w:lastColumn="0" w:oddVBand="0" w:evenVBand="0" w:oddHBand="1" w:evenHBand="0" w:firstRowFirstColumn="0" w:firstRowLastColumn="0" w:lastRowFirstColumn="0" w:lastRowLastColumn="0"/>
+        </w:trPr>
+        <w:tc>
+          <w:tcPr>
+            <w:cnfStyle w:val="001000000000" w:firstRow="0" w:lastRow="0" w:firstColumn="1" w:lastColumn="0" w:oddVBand="0" w:evenVBand="0" w:oddHBand="0" w:evenHBand="0" w:firstRowFirstColumn="0" w:firstRowLastColumn="0" w:lastRowFirstColumn="0" w:lastRowLastColumn="0"/>
+            <w:tcW w:w="1440" w:type="dxa"/>
+            <w:vAlign w:val="center"/>
+          </w:tcPr>
+          <w:p>
+            <w:pPr>
+              <w:spacing w:before="120" w:after="120"/>
+              <w:jc w:val="center"/>
+              <w:rPr>
+                <w:rFonts w:asciiTheme="majorBidi" w:hAnsiTheme="majorBidi" w:cstheme="majorBidi"/>
+                <w:b/>
+                <w:bCs/>
+                <w:sz w:val="28"/>
+                <w:szCs w:val="28"/>
+              </w:rPr>
+            </w:pPr>
+            <w:r>
+              <w:rPr>
+                <w:rFonts w:asciiTheme="majorBidi" w:hAnsiTheme="majorBidi" w:cstheme="majorBidi"/>
+                <w:b/>
+                <w:bCs/>
+                <w:sz w:val="28"/>
+                <w:szCs w:val="28"/>
+              </w:rPr>
+              <w:t>Includes</w:t>
+            </w:r>
+          </w:p>
+        </w:tc>
+        <w:tc>
+          <w:tcPr>
+            <w:tcW w:w="3420" w:type="dxa"/>
+            <w:vAlign w:val="center"/>
+          </w:tcPr>
+          <w:p>
+            <w:pPr>
+              <w:spacing w:before="120" w:after="120"/>
+              <w:jc w:val="center"/>
+              <w:cnfStyle w:val="000000100000" w:firstRow="0" w:lastRow="0" w:firstColumn="0" w:lastColumn="0" w:oddVBand="0" w:evenVBand="0" w:oddHBand="1" w:evenHBand="0" w:firstRowFirstColumn="0" w:firstRowLastColumn="0" w:lastRowFirstColumn="0" w:lastRowLastColumn="0"/>
+              <w:rPr>
+                <w:rFonts w:asciiTheme="majorBidi" w:hAnsiTheme="majorBidi" w:cstheme="majorBidi"/>
+                <w:sz w:val="28"/>
+                <w:szCs w:val="28"/>
+              </w:rPr>
+            </w:pPr>
+            <w:r>
+              <w:rPr>
+                <w:rFonts w:asciiTheme="majorBidi" w:hAnsiTheme="majorBidi" w:cstheme="majorBidi"/>
+                <w:sz w:val="28"/>
+                <w:szCs w:val="28"/>
+              </w:rPr>
+              <w:t>CAs, certificates, revocation, policies</w:t>
+            </w:r>
+          </w:p>
+        </w:tc>
+        <w:tc>
+          <w:tcPr>
+            <w:tcW w:w="2982" w:type="dxa"/>
+            <w:vAlign w:val="center"/>
+          </w:tcPr>
+          <w:p>
+            <w:pPr>
+              <w:spacing w:before="120" w:after="120"/>
+              <w:jc w:val="center"/>
+              <w:cnfStyle w:val="000000100000" w:firstRow="0" w:lastRow="0" w:firstColumn="0" w:lastColumn="0" w:oddVBand="0" w:evenVBand="0" w:oddHBand="1" w:evenHBand="0" w:firstRowFirstColumn="0" w:firstRowLastColumn="0" w:lastRowFirstColumn="0" w:lastRowLastColumn="0"/>
+              <w:rPr>
+                <w:rFonts w:asciiTheme="majorBidi" w:hAnsiTheme="majorBidi" w:cstheme="majorBidi"/>
+                <w:sz w:val="28"/>
+                <w:szCs w:val="28"/>
+              </w:rPr>
+            </w:pPr>
+            <w:r>
+              <w:rPr>
+                <w:rFonts w:asciiTheme="majorBidi" w:hAnsiTheme="majorBidi" w:cstheme="majorBidi"/>
+                <w:sz w:val="28"/>
+                <w:szCs w:val="28"/>
+              </w:rPr>
+              <w:t>CSR, private key, key container formats</w:t>
+            </w:r>
+          </w:p>
+        </w:tc>
+        <w:tc>
+          <w:tcPr>
+            <w:tcW w:w="2614" w:type="dxa"/>
+            <w:vAlign w:val="center"/>
+          </w:tcPr>
+          <w:p>
+            <w:pPr>
+              <w:spacing w:before="120" w:after="120"/>
+              <w:jc w:val="center"/>
+              <w:cnfStyle w:val="000000100000" w:firstRow="0" w:lastRow="0" w:firstColumn="0" w:lastColumn="0" w:oddVBand="0" w:evenVBand="0" w:oddHBand="1" w:evenHBand="0" w:firstRowFirstColumn="0" w:firstRowLastColumn="0" w:lastRowFirstColumn="0" w:lastRowLastColumn="0"/>
+              <w:rPr>
+                <w:rFonts w:asciiTheme="majorBidi" w:hAnsiTheme="majorBidi" w:cstheme="majorBidi"/>
+                <w:sz w:val="28"/>
+                <w:szCs w:val="28"/>
+              </w:rPr>
+            </w:pPr>
+            <w:r>
+              <w:rPr>
+                <w:rFonts w:asciiTheme="majorBidi" w:hAnsiTheme="majorBidi" w:cstheme="majorBidi"/>
+                <w:sz w:val="28"/>
+                <w:szCs w:val="28"/>
+              </w:rPr>
+              <w:t>Public key certificate</w:t>
+            </w:r>
+          </w:p>
+        </w:tc>
+      </w:tr>
+      <w:tr>
+        <w:tc>
+          <w:tcPr>
+            <w:cnfStyle w:val="001000000000" w:firstRow="0" w:lastRow="0" w:firstColumn="1" w:lastColumn="0" w:oddVBand="0" w:evenVBand="0" w:oddHBand="0" w:evenHBand="0" w:firstRowFirstColumn="0" w:firstRowLastColumn="0" w:lastRowFirstColumn="0" w:lastRowLastColumn="0"/>
+            <w:tcW w:w="1440" w:type="dxa"/>
+            <w:tcBorders>
+              <w:bottom w:val="single" w:sz="12" w:space="0" w:color="000000"/>
+            </w:tcBorders>
+            <w:vAlign w:val="center"/>
+          </w:tcPr>
+          <w:p>
+            <w:pPr>
+              <w:spacing w:before="120" w:after="120"/>
+              <w:jc w:val="center"/>
+              <w:rPr>
+                <w:rFonts w:asciiTheme="majorBidi" w:hAnsiTheme="majorBidi" w:cstheme="majorBidi"/>
+                <w:b/>
+                <w:bCs/>
+                <w:sz w:val="28"/>
+                <w:szCs w:val="28"/>
+              </w:rPr>
+            </w:pPr>
+            <w:r>
+              <w:rPr>
+                <w:rFonts w:asciiTheme="majorBidi" w:hAnsiTheme="majorBidi" w:cstheme="majorBidi"/>
+                <w:b/>
+                <w:bCs/>
+                <w:sz w:val="28"/>
+                <w:szCs w:val="28"/>
+              </w:rPr>
+              <w:t>Example</w:t>
+            </w:r>
+          </w:p>
+        </w:tc>
+        <w:tc>
+          <w:tcPr>
+            <w:tcW w:w="3420" w:type="dxa"/>
+            <w:tcBorders>
+              <w:bottom w:val="single" w:sz="12" w:space="0" w:color="000000"/>
+            </w:tcBorders>
+            <w:vAlign w:val="center"/>
+          </w:tcPr>
+          <w:p>
+            <w:pPr>
+              <w:spacing w:before="120" w:after="120"/>
+              <w:jc w:val="center"/>
+              <w:cnfStyle w:val="000000000000" w:firstRow="0" w:lastRow="0" w:firstColumn="0" w:lastColumn="0" w:oddVBand="0" w:evenVBand="0" w:oddHBand="0" w:evenHBand="0" w:firstRowFirstColumn="0" w:firstRowLastColumn="0" w:lastRowFirstColumn="0" w:lastRowLastColumn="0"/>
+              <w:rPr>
+                <w:rFonts w:asciiTheme="majorBidi" w:hAnsiTheme="majorBidi" w:cstheme="majorBidi"/>
+                <w:sz w:val="28"/>
+                <w:szCs w:val="28"/>
+              </w:rPr>
+            </w:pPr>
+            <w:r>
+              <w:rPr>
+                <w:rFonts w:asciiTheme="majorBidi" w:hAnsiTheme="majorBidi" w:cstheme="majorBidi"/>
+                <w:sz w:val="28"/>
+                <w:szCs w:val="28"/>
+              </w:rPr>
+              <w:t>Enterprise PKI</w:t>
+            </w:r>
+          </w:p>
+        </w:tc>
+        <w:tc>
+          <w:tcPr>
+            <w:tcW w:w="2982" w:type="dxa"/>
+            <w:tcBorders>
+              <w:bottom w:val="single" w:sz="12" w:space="0" w:color="000000"/>
+            </w:tcBorders>
+            <w:vAlign w:val="center"/>
+          </w:tcPr>
+          <w:p>
+            <w:pPr>
+              <w:spacing w:before="120" w:after="120"/>
+              <w:jc w:val="center"/>
+              <w:cnfStyle w:val="000000000000" w:firstRow="0" w:lastRow="0" w:firstColumn="0" w:lastColumn="0" w:oddVBand="0" w:evenVBand="0" w:oddHBand="0" w:evenHBand="0" w:firstRowFirstColumn="0" w:firstRowLastColumn="0" w:lastRowFirstColumn="0" w:lastRowLastColumn="0"/>
+              <w:rPr>
+                <w:rFonts w:asciiTheme="majorBidi" w:hAnsiTheme="majorBidi" w:cstheme="majorBidi"/>
+                <w:sz w:val="28"/>
+                <w:szCs w:val="28"/>
+              </w:rPr>
+            </w:pPr>
+            <w:r>
+              <w:rPr>
+                <w:rFonts w:asciiTheme="majorBidi" w:hAnsiTheme="majorBidi" w:cstheme="majorBidi"/>
+                <w:sz w:val="28"/>
+                <w:szCs w:val="28"/>
+              </w:rPr>
+              <w:t xml:space="preserve">PKCS #10 CSR, PKCS #12 </w:t>
+            </w:r>
+            <w:r>
+              <w:rPr>
+                <w:rStyle w:val="HTMLCode"/>
+                <w:rFonts w:asciiTheme="majorBidi" w:eastAsiaTheme="minorHAnsi" w:hAnsiTheme="majorBidi" w:cstheme="majorBidi"/>
+                <w:sz w:val="28"/>
+                <w:szCs w:val="28"/>
+              </w:rPr>
+              <w:t>.</w:t>
+            </w:r>
+            <w:proofErr w:type="spellStart"/>
+            <w:r>
+              <w:rPr>
+                <w:rStyle w:val="HTMLCode"/>
+                <w:rFonts w:asciiTheme="majorBidi" w:eastAsiaTheme="minorHAnsi" w:hAnsiTheme="majorBidi" w:cstheme="majorBidi"/>
+                <w:sz w:val="28"/>
+                <w:szCs w:val="28"/>
+              </w:rPr>
+              <w:t>pfx</w:t>
+            </w:r>
+            <w:proofErr w:type="spellEnd"/>
+          </w:p>
+        </w:tc>
+        <w:tc>
+          <w:tcPr>
+            <w:tcW w:w="2614" w:type="dxa"/>
+            <w:tcBorders>
+              <w:bottom w:val="single" w:sz="12" w:space="0" w:color="000000"/>
+            </w:tcBorders>
+            <w:vAlign w:val="center"/>
+          </w:tcPr>
+          <w:p>
+            <w:pPr>
+              <w:spacing w:before="120" w:after="120"/>
+              <w:jc w:val="center"/>
+              <w:cnfStyle w:val="000000000000" w:firstRow="0" w:lastRow="0" w:firstColumn="0" w:lastColumn="0" w:oddVBand="0" w:evenVBand="0" w:oddHBand="0" w:evenHBand="0" w:firstRowFirstColumn="0" w:firstRowLastColumn="0" w:lastRowFirstColumn="0" w:lastRowLastColumn="0"/>
+              <w:rPr>
+                <w:rFonts w:asciiTheme="majorBidi" w:hAnsiTheme="majorBidi" w:cstheme="majorBidi"/>
+                <w:sz w:val="28"/>
+                <w:szCs w:val="28"/>
+              </w:rPr>
+            </w:pPr>
+            <w:r>
+              <w:rPr>
+                <w:rFonts w:asciiTheme="majorBidi" w:hAnsiTheme="majorBidi" w:cstheme="majorBidi"/>
+                <w:sz w:val="28"/>
+                <w:szCs w:val="28"/>
+              </w:rPr>
+              <w:t>SSL/TLS certificate</w:t>
+            </w:r>
+          </w:p>
+        </w:tc>
+      </w:tr>
+    </w:tbl>
+    <w:p>
+      <w:pPr>
+        <w:rPr>
+          <w:rFonts w:asciiTheme="majorBidi" w:hAnsiTheme="majorBidi" w:cstheme="majorBidi"/>
+          <w:sz w:val="2"/>
+          <w:szCs w:val="2"/>
+        </w:rPr>
+      </w:pPr>
+    </w:p>
+    <w:p>
+      <w:pPr>
+        <w:spacing w:after="80"/>
+        <w:jc w:val="both"/>
+        <w:rPr>
+          <w:rFonts w:asciiTheme="majorBidi" w:hAnsiTheme="majorBidi" w:cstheme="majorBidi"/>
+          <w:b/>
+          <w:bCs/>
+          <w:sz w:val="32"/>
+          <w:szCs w:val="32"/>
+        </w:rPr>
+      </w:pPr>
+      <w:r>
+        <w:rPr>
+          <w:rFonts w:asciiTheme="majorBidi" w:hAnsiTheme="majorBidi" w:cstheme="majorBidi"/>
+          <w:b/>
+          <w:bCs/>
+          <w:sz w:val="32"/>
+          <w:szCs w:val="32"/>
+        </w:rPr>
+        <w:t>Key Takeaways</w:t>
+      </w:r>
+    </w:p>
+    <w:p>
+      <w:pPr>
+        <w:pStyle w:val="ListParagraph"/>
+        <w:numPr>
+          <w:ilvl w:val="0"/>
+          <w:numId w:val="75"/>
+        </w:numPr>
+        <w:ind w:left="360"/>
+        <w:jc w:val="both"/>
+        <w:rPr>
+          <w:rFonts w:asciiTheme="majorBidi" w:hAnsiTheme="majorBidi" w:cstheme="majorBidi"/>
+          <w:sz w:val="28"/>
+          <w:szCs w:val="28"/>
+        </w:rPr>
+      </w:pPr>
+      <w:r>
+        <w:rPr>
+          <w:rFonts w:asciiTheme="majorBidi" w:hAnsiTheme="majorBidi" w:cstheme="majorBidi"/>
+          <w:sz w:val="28"/>
+          <w:szCs w:val="28"/>
+        </w:rPr>
+        <w:t>PKI is the complete trust infrastructure for public-key cryptography.</w:t>
+      </w:r>
+    </w:p>
+    <w:p>
+      <w:pPr>
+        <w:pStyle w:val="ListParagraph"/>
+        <w:numPr>
+          <w:ilvl w:val="0"/>
+          <w:numId w:val="75"/>
+        </w:numPr>
+        <w:ind w:left="360"/>
+        <w:jc w:val="both"/>
+        <w:rPr>
+          <w:rFonts w:asciiTheme="majorBidi" w:hAnsiTheme="majorBidi" w:cstheme="majorBidi"/>
+          <w:sz w:val="28"/>
+          <w:szCs w:val="28"/>
+        </w:rPr>
+      </w:pPr>
+      <w:r>
+        <w:rPr>
+          <w:rFonts w:asciiTheme="majorBidi" w:hAnsiTheme="majorBidi" w:cstheme="majorBidi"/>
+          <w:sz w:val="28"/>
+          <w:szCs w:val="28"/>
+        </w:rPr>
+        <w:lastRenderedPageBreak/>
+        <w:t>PKCS defines standard formats for cryptographic objects such as private keys, CSRs, and certificate bundles.</w:t>
+      </w:r>
+    </w:p>
+    <w:p>
+      <w:pPr>
+        <w:pStyle w:val="ListParagraph"/>
+        <w:numPr>
+          <w:ilvl w:val="0"/>
+          <w:numId w:val="75"/>
+        </w:numPr>
+        <w:ind w:left="360"/>
+        <w:jc w:val="both"/>
+        <w:rPr>
+          <w:rFonts w:asciiTheme="majorBidi" w:hAnsiTheme="majorBidi" w:cstheme="majorBidi"/>
+          <w:sz w:val="28"/>
+          <w:szCs w:val="28"/>
+        </w:rPr>
+      </w:pPr>
+      <w:r>
+        <w:rPr>
+          <w:rFonts w:asciiTheme="majorBidi" w:hAnsiTheme="majorBidi" w:cstheme="majorBidi"/>
+          <w:sz w:val="28"/>
+          <w:szCs w:val="28"/>
+        </w:rPr>
+        <w:t>X.509 defines the format of digital certificates used by PKI.</w:t>
+      </w:r>
+    </w:p>
+    <w:p>
+      <w:pPr>
+        <w:pStyle w:val="ListParagraph"/>
+        <w:numPr>
+          <w:ilvl w:val="0"/>
+          <w:numId w:val="75"/>
+        </w:numPr>
+        <w:ind w:left="360"/>
+        <w:jc w:val="both"/>
+        <w:rPr>
+          <w:rFonts w:asciiTheme="majorBidi" w:hAnsiTheme="majorBidi" w:cstheme="majorBidi"/>
+          <w:sz w:val="28"/>
+          <w:szCs w:val="28"/>
+        </w:rPr>
+      </w:pPr>
+      <w:r>
+        <w:rPr>
+          <w:rFonts w:asciiTheme="majorBidi" w:hAnsiTheme="majorBidi" w:cstheme="majorBidi"/>
+          <w:sz w:val="28"/>
+          <w:szCs w:val="28"/>
+        </w:rPr>
+        <w:t>In a typical TLS workflow:</w:t>
+      </w:r>
+    </w:p>
+    <w:p>
+      <w:pPr>
+        <w:pStyle w:val="ListParagraph"/>
+        <w:numPr>
+          <w:ilvl w:val="0"/>
+          <w:numId w:val="76"/>
+        </w:numPr>
+        <w:jc w:val="both"/>
+        <w:rPr>
+          <w:rFonts w:asciiTheme="majorBidi" w:hAnsiTheme="majorBidi" w:cstheme="majorBidi"/>
+          <w:sz w:val="28"/>
+          <w:szCs w:val="28"/>
+        </w:rPr>
+      </w:pPr>
+      <w:r>
+        <w:rPr>
+          <w:rFonts w:asciiTheme="majorBidi" w:hAnsiTheme="majorBidi" w:cstheme="majorBidi"/>
+          <w:sz w:val="28"/>
+          <w:szCs w:val="28"/>
+        </w:rPr>
+        <w:t>Your private key is commonly stored in PKCS #8 format.</w:t>
+      </w:r>
+    </w:p>
+    <w:p>
+      <w:pPr>
+        <w:pStyle w:val="ListParagraph"/>
+        <w:numPr>
+          <w:ilvl w:val="0"/>
+          <w:numId w:val="76"/>
+        </w:numPr>
+        <w:jc w:val="both"/>
+        <w:rPr>
+          <w:rFonts w:asciiTheme="majorBidi" w:hAnsiTheme="majorBidi" w:cstheme="majorBidi"/>
+          <w:sz w:val="28"/>
+          <w:szCs w:val="28"/>
+        </w:rPr>
+      </w:pPr>
+      <w:r>
+        <w:rPr>
+          <w:rFonts w:asciiTheme="majorBidi" w:hAnsiTheme="majorBidi" w:cstheme="majorBidi"/>
+          <w:sz w:val="28"/>
+          <w:szCs w:val="28"/>
+        </w:rPr>
+        <w:t>Your CSR follows the PKCS #10 standard.</w:t>
+      </w:r>
+    </w:p>
+    <w:p>
+      <w:pPr>
+        <w:pStyle w:val="ListParagraph"/>
+        <w:numPr>
+          <w:ilvl w:val="0"/>
+          <w:numId w:val="76"/>
+        </w:numPr>
+        <w:jc w:val="both"/>
+        <w:rPr>
+          <w:rFonts w:asciiTheme="majorBidi" w:hAnsiTheme="majorBidi" w:cstheme="majorBidi"/>
+          <w:sz w:val="28"/>
+          <w:szCs w:val="28"/>
+        </w:rPr>
+      </w:pPr>
+      <w:r>
+        <w:rPr>
+          <w:rFonts w:asciiTheme="majorBidi" w:hAnsiTheme="majorBidi" w:cstheme="majorBidi"/>
+          <w:sz w:val="28"/>
+          <w:szCs w:val="28"/>
+        </w:rPr>
+        <w:t>The CA issues an X.509 certificate.</w:t>
+      </w:r>
+    </w:p>
+    <w:p>
+      <w:pPr>
+        <w:pStyle w:val="ListParagraph"/>
+        <w:numPr>
+          <w:ilvl w:val="0"/>
+          <w:numId w:val="76"/>
+        </w:numPr>
+        <w:jc w:val="both"/>
+        <w:rPr>
+          <w:rFonts w:asciiTheme="majorBidi" w:hAnsiTheme="majorBidi" w:cstheme="majorBidi"/>
+          <w:sz w:val="28"/>
+          <w:szCs w:val="28"/>
+        </w:rPr>
+      </w:pPr>
+      <w:r>
+        <w:rPr>
+          <w:rFonts w:asciiTheme="majorBidi" w:hAnsiTheme="majorBidi" w:cstheme="majorBidi"/>
+          <w:sz w:val="28"/>
+          <w:szCs w:val="28"/>
+        </w:rPr>
+        <w:t xml:space="preserve">The certificate and private key may be distributed together in a PKCS #12 </w:t>
+      </w:r>
+      <w:proofErr w:type="gramStart"/>
+      <w:r>
+        <w:rPr>
+          <w:rFonts w:asciiTheme="majorBidi" w:hAnsiTheme="majorBidi" w:cstheme="majorBidi"/>
+          <w:sz w:val="28"/>
+          <w:szCs w:val="28"/>
+        </w:rPr>
+        <w:t>(.p</w:t>
+      </w:r>
+      <w:proofErr w:type="gramEnd"/>
+      <w:r>
+        <w:rPr>
+          <w:rFonts w:asciiTheme="majorBidi" w:hAnsiTheme="majorBidi" w:cstheme="majorBidi"/>
+          <w:sz w:val="28"/>
+          <w:szCs w:val="28"/>
+        </w:rPr>
+        <w:t>12/.</w:t>
+      </w:r>
+      <w:proofErr w:type="spellStart"/>
+      <w:r>
+        <w:rPr>
+          <w:rFonts w:asciiTheme="majorBidi" w:hAnsiTheme="majorBidi" w:cstheme="majorBidi"/>
+          <w:sz w:val="28"/>
+          <w:szCs w:val="28"/>
+        </w:rPr>
+        <w:t>pfx</w:t>
+      </w:r>
+      <w:proofErr w:type="spellEnd"/>
+      <w:r>
+        <w:rPr>
+          <w:rFonts w:asciiTheme="majorBidi" w:hAnsiTheme="majorBidi" w:cstheme="majorBidi"/>
+          <w:sz w:val="28"/>
+          <w:szCs w:val="28"/>
+        </w:rPr>
+        <w:t>) file.</w:t>
+      </w:r>
     </w:p>
     <w:p>
       <w:pPr>
@@ -15763,6 +21805,119 @@
     </w:lvl>
   </w:abstractNum>
   <w:abstractNum w:abstractNumId="5" w15:restartNumberingAfterBreak="0">
+    <w:nsid w:val="09176493"/>
+    <w:multiLevelType w:val="hybridMultilevel"/>
+    <w:tmpl w:val="649049E6"/>
+    <w:lvl w:ilvl="0" w:tplc="04090001">
+      <w:start w:val="1"/>
+      <w:numFmt w:val="bullet"/>
+      <w:lvlText w:val=""/>
+      <w:lvlJc w:val="left"/>
+      <w:pPr>
+        <w:ind w:left="720" w:hanging="360"/>
+      </w:pPr>
+      <w:rPr>
+        <w:rFonts w:ascii="Symbol" w:hAnsi="Symbol" w:hint="default"/>
+      </w:rPr>
+    </w:lvl>
+    <w:lvl w:ilvl="1" w:tplc="04090003" w:tentative="1">
+      <w:start w:val="1"/>
+      <w:numFmt w:val="bullet"/>
+      <w:lvlText w:val="o"/>
+      <w:lvlJc w:val="left"/>
+      <w:pPr>
+        <w:ind w:left="1440" w:hanging="360"/>
+      </w:pPr>
+      <w:rPr>
+        <w:rFonts w:ascii="Courier New" w:hAnsi="Courier New" w:cs="Courier New" w:hint="default"/>
+      </w:rPr>
+    </w:lvl>
+    <w:lvl w:ilvl="2" w:tplc="04090005" w:tentative="1">
+      <w:start w:val="1"/>
+      <w:numFmt w:val="bullet"/>
+      <w:lvlText w:val=""/>
+      <w:lvlJc w:val="left"/>
+      <w:pPr>
+        <w:ind w:left="2160" w:hanging="360"/>
+      </w:pPr>
+      <w:rPr>
+        <w:rFonts w:ascii="Wingdings" w:hAnsi="Wingdings" w:hint="default"/>
+      </w:rPr>
+    </w:lvl>
+    <w:lvl w:ilvl="3" w:tplc="04090001" w:tentative="1">
+      <w:start w:val="1"/>
+      <w:numFmt w:val="bullet"/>
+      <w:lvlText w:val=""/>
+      <w:lvlJc w:val="left"/>
+      <w:pPr>
+        <w:ind w:left="2880" w:hanging="360"/>
+      </w:pPr>
+      <w:rPr>
+        <w:rFonts w:ascii="Symbol" w:hAnsi="Symbol" w:hint="default"/>
+      </w:rPr>
+    </w:lvl>
+    <w:lvl w:ilvl="4" w:tplc="04090003" w:tentative="1">
+      <w:start w:val="1"/>
+      <w:numFmt w:val="bullet"/>
+      <w:lvlText w:val="o"/>
+      <w:lvlJc w:val="left"/>
+      <w:pPr>
+        <w:ind w:left="3600" w:hanging="360"/>
+      </w:pPr>
+      <w:rPr>
+        <w:rFonts w:ascii="Courier New" w:hAnsi="Courier New" w:cs="Courier New" w:hint="default"/>
+      </w:rPr>
+    </w:lvl>
+    <w:lvl w:ilvl="5" w:tplc="04090005" w:tentative="1">
+      <w:start w:val="1"/>
+      <w:numFmt w:val="bullet"/>
+      <w:lvlText w:val=""/>
+      <w:lvlJc w:val="left"/>
+      <w:pPr>
+        <w:ind w:left="4320" w:hanging="360"/>
+      </w:pPr>
+      <w:rPr>
+        <w:rFonts w:ascii="Wingdings" w:hAnsi="Wingdings" w:hint="default"/>
+      </w:rPr>
+    </w:lvl>
+    <w:lvl w:ilvl="6" w:tplc="04090001" w:tentative="1">
+      <w:start w:val="1"/>
+      <w:numFmt w:val="bullet"/>
+      <w:lvlText w:val=""/>
+      <w:lvlJc w:val="left"/>
+      <w:pPr>
+        <w:ind w:left="5040" w:hanging="360"/>
+      </w:pPr>
+      <w:rPr>
+        <w:rFonts w:ascii="Symbol" w:hAnsi="Symbol" w:hint="default"/>
+      </w:rPr>
+    </w:lvl>
+    <w:lvl w:ilvl="7" w:tplc="04090003" w:tentative="1">
+      <w:start w:val="1"/>
+      <w:numFmt w:val="bullet"/>
+      <w:lvlText w:val="o"/>
+      <w:lvlJc w:val="left"/>
+      <w:pPr>
+        <w:ind w:left="5760" w:hanging="360"/>
+      </w:pPr>
+      <w:rPr>
+        <w:rFonts w:ascii="Courier New" w:hAnsi="Courier New" w:cs="Courier New" w:hint="default"/>
+      </w:rPr>
+    </w:lvl>
+    <w:lvl w:ilvl="8" w:tplc="04090005" w:tentative="1">
+      <w:start w:val="1"/>
+      <w:numFmt w:val="bullet"/>
+      <w:lvlText w:val=""/>
+      <w:lvlJc w:val="left"/>
+      <w:pPr>
+        <w:ind w:left="6480" w:hanging="360"/>
+      </w:pPr>
+      <w:rPr>
+        <w:rFonts w:ascii="Wingdings" w:hAnsi="Wingdings" w:hint="default"/>
+      </w:rPr>
+    </w:lvl>
+  </w:abstractNum>
+  <w:abstractNum w:abstractNumId="6" w15:restartNumberingAfterBreak="0">
     <w:nsid w:val="09BC1F3E"/>
     <w:multiLevelType w:val="hybridMultilevel"/>
     <w:tmpl w:val="79FC3F92"/>
@@ -15875,7 +22030,7 @@
       </w:rPr>
     </w:lvl>
   </w:abstractNum>
-  <w:abstractNum w:abstractNumId="6" w15:restartNumberingAfterBreak="0">
+  <w:abstractNum w:abstractNumId="7" w15:restartNumberingAfterBreak="0">
     <w:nsid w:val="0A0354D9"/>
     <w:multiLevelType w:val="hybridMultilevel"/>
     <w:tmpl w:val="9A6CD030"/>
@@ -15988,7 +22143,7 @@
       </w:rPr>
     </w:lvl>
   </w:abstractNum>
-  <w:abstractNum w:abstractNumId="7" w15:restartNumberingAfterBreak="0">
+  <w:abstractNum w:abstractNumId="8" w15:restartNumberingAfterBreak="0">
     <w:nsid w:val="0A242CE1"/>
     <w:multiLevelType w:val="hybridMultilevel"/>
     <w:tmpl w:val="ED14A576"/>
@@ -16101,7 +22256,7 @@
       </w:rPr>
     </w:lvl>
   </w:abstractNum>
-  <w:abstractNum w:abstractNumId="8" w15:restartNumberingAfterBreak="0">
+  <w:abstractNum w:abstractNumId="9" w15:restartNumberingAfterBreak="0">
     <w:nsid w:val="0A6C7C20"/>
     <w:multiLevelType w:val="hybridMultilevel"/>
     <w:tmpl w:val="6FB0164A"/>
@@ -16214,7 +22369,7 @@
       </w:rPr>
     </w:lvl>
   </w:abstractNum>
-  <w:abstractNum w:abstractNumId="9" w15:restartNumberingAfterBreak="0">
+  <w:abstractNum w:abstractNumId="10" w15:restartNumberingAfterBreak="0">
     <w:nsid w:val="0A72601A"/>
     <w:multiLevelType w:val="hybridMultilevel"/>
     <w:tmpl w:val="CC86EBD6"/>
@@ -16327,7 +22482,7 @@
       </w:rPr>
     </w:lvl>
   </w:abstractNum>
-  <w:abstractNum w:abstractNumId="10" w15:restartNumberingAfterBreak="0">
+  <w:abstractNum w:abstractNumId="11" w15:restartNumberingAfterBreak="0">
     <w:nsid w:val="0BCD5FCD"/>
     <w:multiLevelType w:val="hybridMultilevel"/>
     <w:tmpl w:val="FE72F30C"/>
@@ -16440,7 +22595,7 @@
       </w:rPr>
     </w:lvl>
   </w:abstractNum>
-  <w:abstractNum w:abstractNumId="11" w15:restartNumberingAfterBreak="0">
+  <w:abstractNum w:abstractNumId="12" w15:restartNumberingAfterBreak="0">
     <w:nsid w:val="0ED71287"/>
     <w:multiLevelType w:val="hybridMultilevel"/>
     <w:tmpl w:val="EF74FD9E"/>
@@ -16553,7 +22708,7 @@
       </w:rPr>
     </w:lvl>
   </w:abstractNum>
-  <w:abstractNum w:abstractNumId="12" w15:restartNumberingAfterBreak="0">
+  <w:abstractNum w:abstractNumId="13" w15:restartNumberingAfterBreak="0">
     <w:nsid w:val="0EEE045D"/>
     <w:multiLevelType w:val="hybridMultilevel"/>
     <w:tmpl w:val="25CEA2C8"/>
@@ -16639,7 +22794,7 @@
       </w:pPr>
     </w:lvl>
   </w:abstractNum>
-  <w:abstractNum w:abstractNumId="13" w15:restartNumberingAfterBreak="0">
+  <w:abstractNum w:abstractNumId="14" w15:restartNumberingAfterBreak="0">
     <w:nsid w:val="0F4D2FD8"/>
     <w:multiLevelType w:val="hybridMultilevel"/>
     <w:tmpl w:val="427CF02E"/>
@@ -16752,7 +22907,120 @@
       </w:rPr>
     </w:lvl>
   </w:abstractNum>
-  <w:abstractNum w:abstractNumId="14" w15:restartNumberingAfterBreak="0">
+  <w:abstractNum w:abstractNumId="15" w15:restartNumberingAfterBreak="0">
+    <w:nsid w:val="0F79465A"/>
+    <w:multiLevelType w:val="hybridMultilevel"/>
+    <w:tmpl w:val="39827F06"/>
+    <w:lvl w:ilvl="0" w:tplc="04090001">
+      <w:start w:val="1"/>
+      <w:numFmt w:val="bullet"/>
+      <w:lvlText w:val=""/>
+      <w:lvlJc w:val="left"/>
+      <w:pPr>
+        <w:ind w:left="720" w:hanging="360"/>
+      </w:pPr>
+      <w:rPr>
+        <w:rFonts w:ascii="Symbol" w:hAnsi="Symbol" w:hint="default"/>
+      </w:rPr>
+    </w:lvl>
+    <w:lvl w:ilvl="1" w:tplc="04090003" w:tentative="1">
+      <w:start w:val="1"/>
+      <w:numFmt w:val="bullet"/>
+      <w:lvlText w:val="o"/>
+      <w:lvlJc w:val="left"/>
+      <w:pPr>
+        <w:ind w:left="1440" w:hanging="360"/>
+      </w:pPr>
+      <w:rPr>
+        <w:rFonts w:ascii="Courier New" w:hAnsi="Courier New" w:cs="Courier New" w:hint="default"/>
+      </w:rPr>
+    </w:lvl>
+    <w:lvl w:ilvl="2" w:tplc="04090005" w:tentative="1">
+      <w:start w:val="1"/>
+      <w:numFmt w:val="bullet"/>
+      <w:lvlText w:val=""/>
+      <w:lvlJc w:val="left"/>
+      <w:pPr>
+        <w:ind w:left="2160" w:hanging="360"/>
+      </w:pPr>
+      <w:rPr>
+        <w:rFonts w:ascii="Wingdings" w:hAnsi="Wingdings" w:hint="default"/>
+      </w:rPr>
+    </w:lvl>
+    <w:lvl w:ilvl="3" w:tplc="04090001" w:tentative="1">
+      <w:start w:val="1"/>
+      <w:numFmt w:val="bullet"/>
+      <w:lvlText w:val=""/>
+      <w:lvlJc w:val="left"/>
+      <w:pPr>
+        <w:ind w:left="2880" w:hanging="360"/>
+      </w:pPr>
+      <w:rPr>
+        <w:rFonts w:ascii="Symbol" w:hAnsi="Symbol" w:hint="default"/>
+      </w:rPr>
+    </w:lvl>
+    <w:lvl w:ilvl="4" w:tplc="04090003" w:tentative="1">
+      <w:start w:val="1"/>
+      <w:numFmt w:val="bullet"/>
+      <w:lvlText w:val="o"/>
+      <w:lvlJc w:val="left"/>
+      <w:pPr>
+        <w:ind w:left="3600" w:hanging="360"/>
+      </w:pPr>
+      <w:rPr>
+        <w:rFonts w:ascii="Courier New" w:hAnsi="Courier New" w:cs="Courier New" w:hint="default"/>
+      </w:rPr>
+    </w:lvl>
+    <w:lvl w:ilvl="5" w:tplc="04090005" w:tentative="1">
+      <w:start w:val="1"/>
+      <w:numFmt w:val="bullet"/>
+      <w:lvlText w:val=""/>
+      <w:lvlJc w:val="left"/>
+      <w:pPr>
+        <w:ind w:left="4320" w:hanging="360"/>
+      </w:pPr>
+      <w:rPr>
+        <w:rFonts w:ascii="Wingdings" w:hAnsi="Wingdings" w:hint="default"/>
+      </w:rPr>
+    </w:lvl>
+    <w:lvl w:ilvl="6" w:tplc="04090001" w:tentative="1">
+      <w:start w:val="1"/>
+      <w:numFmt w:val="bullet"/>
+      <w:lvlText w:val=""/>
+      <w:lvlJc w:val="left"/>
+      <w:pPr>
+        <w:ind w:left="5040" w:hanging="360"/>
+      </w:pPr>
+      <w:rPr>
+        <w:rFonts w:ascii="Symbol" w:hAnsi="Symbol" w:hint="default"/>
+      </w:rPr>
+    </w:lvl>
+    <w:lvl w:ilvl="7" w:tplc="04090003" w:tentative="1">
+      <w:start w:val="1"/>
+      <w:numFmt w:val="bullet"/>
+      <w:lvlText w:val="o"/>
+      <w:lvlJc w:val="left"/>
+      <w:pPr>
+        <w:ind w:left="5760" w:hanging="360"/>
+      </w:pPr>
+      <w:rPr>
+        <w:rFonts w:ascii="Courier New" w:hAnsi="Courier New" w:cs="Courier New" w:hint="default"/>
+      </w:rPr>
+    </w:lvl>
+    <w:lvl w:ilvl="8" w:tplc="04090005" w:tentative="1">
+      <w:start w:val="1"/>
+      <w:numFmt w:val="bullet"/>
+      <w:lvlText w:val=""/>
+      <w:lvlJc w:val="left"/>
+      <w:pPr>
+        <w:ind w:left="6480" w:hanging="360"/>
+      </w:pPr>
+      <w:rPr>
+        <w:rFonts w:ascii="Wingdings" w:hAnsi="Wingdings" w:hint="default"/>
+      </w:rPr>
+    </w:lvl>
+  </w:abstractNum>
+  <w:abstractNum w:abstractNumId="16" w15:restartNumberingAfterBreak="0">
     <w:nsid w:val="110D54E6"/>
     <w:multiLevelType w:val="hybridMultilevel"/>
     <w:tmpl w:val="7EF60E92"/>
@@ -16865,7 +23133,120 @@
       </w:rPr>
     </w:lvl>
   </w:abstractNum>
-  <w:abstractNum w:abstractNumId="15" w15:restartNumberingAfterBreak="0">
+  <w:abstractNum w:abstractNumId="17" w15:restartNumberingAfterBreak="0">
+    <w:nsid w:val="110E6FC3"/>
+    <w:multiLevelType w:val="hybridMultilevel"/>
+    <w:tmpl w:val="95E27784"/>
+    <w:lvl w:ilvl="0" w:tplc="04090001">
+      <w:start w:val="1"/>
+      <w:numFmt w:val="bullet"/>
+      <w:lvlText w:val=""/>
+      <w:lvlJc w:val="left"/>
+      <w:pPr>
+        <w:ind w:left="720" w:hanging="360"/>
+      </w:pPr>
+      <w:rPr>
+        <w:rFonts w:ascii="Symbol" w:hAnsi="Symbol" w:hint="default"/>
+      </w:rPr>
+    </w:lvl>
+    <w:lvl w:ilvl="1" w:tplc="04090003" w:tentative="1">
+      <w:start w:val="1"/>
+      <w:numFmt w:val="bullet"/>
+      <w:lvlText w:val="o"/>
+      <w:lvlJc w:val="left"/>
+      <w:pPr>
+        <w:ind w:left="1440" w:hanging="360"/>
+      </w:pPr>
+      <w:rPr>
+        <w:rFonts w:ascii="Courier New" w:hAnsi="Courier New" w:cs="Courier New" w:hint="default"/>
+      </w:rPr>
+    </w:lvl>
+    <w:lvl w:ilvl="2" w:tplc="04090005" w:tentative="1">
+      <w:start w:val="1"/>
+      <w:numFmt w:val="bullet"/>
+      <w:lvlText w:val=""/>
+      <w:lvlJc w:val="left"/>
+      <w:pPr>
+        <w:ind w:left="2160" w:hanging="360"/>
+      </w:pPr>
+      <w:rPr>
+        <w:rFonts w:ascii="Wingdings" w:hAnsi="Wingdings" w:hint="default"/>
+      </w:rPr>
+    </w:lvl>
+    <w:lvl w:ilvl="3" w:tplc="04090001" w:tentative="1">
+      <w:start w:val="1"/>
+      <w:numFmt w:val="bullet"/>
+      <w:lvlText w:val=""/>
+      <w:lvlJc w:val="left"/>
+      <w:pPr>
+        <w:ind w:left="2880" w:hanging="360"/>
+      </w:pPr>
+      <w:rPr>
+        <w:rFonts w:ascii="Symbol" w:hAnsi="Symbol" w:hint="default"/>
+      </w:rPr>
+    </w:lvl>
+    <w:lvl w:ilvl="4" w:tplc="04090003" w:tentative="1">
+      <w:start w:val="1"/>
+      <w:numFmt w:val="bullet"/>
+      <w:lvlText w:val="o"/>
+      <w:lvlJc w:val="left"/>
+      <w:pPr>
+        <w:ind w:left="3600" w:hanging="360"/>
+      </w:pPr>
+      <w:rPr>
+        <w:rFonts w:ascii="Courier New" w:hAnsi="Courier New" w:cs="Courier New" w:hint="default"/>
+      </w:rPr>
+    </w:lvl>
+    <w:lvl w:ilvl="5" w:tplc="04090005" w:tentative="1">
+      <w:start w:val="1"/>
+      <w:numFmt w:val="bullet"/>
+      <w:lvlText w:val=""/>
+      <w:lvlJc w:val="left"/>
+      <w:pPr>
+        <w:ind w:left="4320" w:hanging="360"/>
+      </w:pPr>
+      <w:rPr>
+        <w:rFonts w:ascii="Wingdings" w:hAnsi="Wingdings" w:hint="default"/>
+      </w:rPr>
+    </w:lvl>
+    <w:lvl w:ilvl="6" w:tplc="04090001" w:tentative="1">
+      <w:start w:val="1"/>
+      <w:numFmt w:val="bullet"/>
+      <w:lvlText w:val=""/>
+      <w:lvlJc w:val="left"/>
+      <w:pPr>
+        <w:ind w:left="5040" w:hanging="360"/>
+      </w:pPr>
+      <w:rPr>
+        <w:rFonts w:ascii="Symbol" w:hAnsi="Symbol" w:hint="default"/>
+      </w:rPr>
+    </w:lvl>
+    <w:lvl w:ilvl="7" w:tplc="04090003" w:tentative="1">
+      <w:start w:val="1"/>
+      <w:numFmt w:val="bullet"/>
+      <w:lvlText w:val="o"/>
+      <w:lvlJc w:val="left"/>
+      <w:pPr>
+        <w:ind w:left="5760" w:hanging="360"/>
+      </w:pPr>
+      <w:rPr>
+        <w:rFonts w:ascii="Courier New" w:hAnsi="Courier New" w:cs="Courier New" w:hint="default"/>
+      </w:rPr>
+    </w:lvl>
+    <w:lvl w:ilvl="8" w:tplc="04090005" w:tentative="1">
+      <w:start w:val="1"/>
+      <w:numFmt w:val="bullet"/>
+      <w:lvlText w:val=""/>
+      <w:lvlJc w:val="left"/>
+      <w:pPr>
+        <w:ind w:left="6480" w:hanging="360"/>
+      </w:pPr>
+      <w:rPr>
+        <w:rFonts w:ascii="Wingdings" w:hAnsi="Wingdings" w:hint="default"/>
+      </w:rPr>
+    </w:lvl>
+  </w:abstractNum>
+  <w:abstractNum w:abstractNumId="18" w15:restartNumberingAfterBreak="0">
     <w:nsid w:val="13501266"/>
     <w:multiLevelType w:val="hybridMultilevel"/>
     <w:tmpl w:val="22323E9E"/>
@@ -16978,7 +23359,7 @@
       </w:rPr>
     </w:lvl>
   </w:abstractNum>
-  <w:abstractNum w:abstractNumId="16" w15:restartNumberingAfterBreak="0">
+  <w:abstractNum w:abstractNumId="19" w15:restartNumberingAfterBreak="0">
     <w:nsid w:val="17EF63FD"/>
     <w:multiLevelType w:val="hybridMultilevel"/>
     <w:tmpl w:val="7C7C1D2A"/>
@@ -17091,7 +23472,7 @@
       </w:rPr>
     </w:lvl>
   </w:abstractNum>
-  <w:abstractNum w:abstractNumId="17" w15:restartNumberingAfterBreak="0">
+  <w:abstractNum w:abstractNumId="20" w15:restartNumberingAfterBreak="0">
     <w:nsid w:val="19482396"/>
     <w:multiLevelType w:val="hybridMultilevel"/>
     <w:tmpl w:val="CAD861FA"/>
@@ -17204,7 +23585,120 @@
       </w:rPr>
     </w:lvl>
   </w:abstractNum>
-  <w:abstractNum w:abstractNumId="18" w15:restartNumberingAfterBreak="0">
+  <w:abstractNum w:abstractNumId="21" w15:restartNumberingAfterBreak="0">
+    <w:nsid w:val="1955112D"/>
+    <w:multiLevelType w:val="hybridMultilevel"/>
+    <w:tmpl w:val="3E3E3F64"/>
+    <w:lvl w:ilvl="0" w:tplc="04090001">
+      <w:start w:val="1"/>
+      <w:numFmt w:val="bullet"/>
+      <w:lvlText w:val=""/>
+      <w:lvlJc w:val="left"/>
+      <w:pPr>
+        <w:ind w:left="720" w:hanging="360"/>
+      </w:pPr>
+      <w:rPr>
+        <w:rFonts w:ascii="Symbol" w:hAnsi="Symbol" w:hint="default"/>
+      </w:rPr>
+    </w:lvl>
+    <w:lvl w:ilvl="1" w:tplc="04090003" w:tentative="1">
+      <w:start w:val="1"/>
+      <w:numFmt w:val="bullet"/>
+      <w:lvlText w:val="o"/>
+      <w:lvlJc w:val="left"/>
+      <w:pPr>
+        <w:ind w:left="1440" w:hanging="360"/>
+      </w:pPr>
+      <w:rPr>
+        <w:rFonts w:ascii="Courier New" w:hAnsi="Courier New" w:cs="Courier New" w:hint="default"/>
+      </w:rPr>
+    </w:lvl>
+    <w:lvl w:ilvl="2" w:tplc="04090005" w:tentative="1">
+      <w:start w:val="1"/>
+      <w:numFmt w:val="bullet"/>
+      <w:lvlText w:val=""/>
+      <w:lvlJc w:val="left"/>
+      <w:pPr>
+        <w:ind w:left="2160" w:hanging="360"/>
+      </w:pPr>
+      <w:rPr>
+        <w:rFonts w:ascii="Wingdings" w:hAnsi="Wingdings" w:hint="default"/>
+      </w:rPr>
+    </w:lvl>
+    <w:lvl w:ilvl="3" w:tplc="04090001" w:tentative="1">
+      <w:start w:val="1"/>
+      <w:numFmt w:val="bullet"/>
+      <w:lvlText w:val=""/>
+      <w:lvlJc w:val="left"/>
+      <w:pPr>
+        <w:ind w:left="2880" w:hanging="360"/>
+      </w:pPr>
+      <w:rPr>
+        <w:rFonts w:ascii="Symbol" w:hAnsi="Symbol" w:hint="default"/>
+      </w:rPr>
+    </w:lvl>
+    <w:lvl w:ilvl="4" w:tplc="04090003" w:tentative="1">
+      <w:start w:val="1"/>
+      <w:numFmt w:val="bullet"/>
+      <w:lvlText w:val="o"/>
+      <w:lvlJc w:val="left"/>
+      <w:pPr>
+        <w:ind w:left="3600" w:hanging="360"/>
+      </w:pPr>
+      <w:rPr>
+        <w:rFonts w:ascii="Courier New" w:hAnsi="Courier New" w:cs="Courier New" w:hint="default"/>
+      </w:rPr>
+    </w:lvl>
+    <w:lvl w:ilvl="5" w:tplc="04090005" w:tentative="1">
+      <w:start w:val="1"/>
+      <w:numFmt w:val="bullet"/>
+      <w:lvlText w:val=""/>
+      <w:lvlJc w:val="left"/>
+      <w:pPr>
+        <w:ind w:left="4320" w:hanging="360"/>
+      </w:pPr>
+      <w:rPr>
+        <w:rFonts w:ascii="Wingdings" w:hAnsi="Wingdings" w:hint="default"/>
+      </w:rPr>
+    </w:lvl>
+    <w:lvl w:ilvl="6" w:tplc="04090001" w:tentative="1">
+      <w:start w:val="1"/>
+      <w:numFmt w:val="bullet"/>
+      <w:lvlText w:val=""/>
+      <w:lvlJc w:val="left"/>
+      <w:pPr>
+        <w:ind w:left="5040" w:hanging="360"/>
+      </w:pPr>
+      <w:rPr>
+        <w:rFonts w:ascii="Symbol" w:hAnsi="Symbol" w:hint="default"/>
+      </w:rPr>
+    </w:lvl>
+    <w:lvl w:ilvl="7" w:tplc="04090003" w:tentative="1">
+      <w:start w:val="1"/>
+      <w:numFmt w:val="bullet"/>
+      <w:lvlText w:val="o"/>
+      <w:lvlJc w:val="left"/>
+      <w:pPr>
+        <w:ind w:left="5760" w:hanging="360"/>
+      </w:pPr>
+      <w:rPr>
+        <w:rFonts w:ascii="Courier New" w:hAnsi="Courier New" w:cs="Courier New" w:hint="default"/>
+      </w:rPr>
+    </w:lvl>
+    <w:lvl w:ilvl="8" w:tplc="04090005" w:tentative="1">
+      <w:start w:val="1"/>
+      <w:numFmt w:val="bullet"/>
+      <w:lvlText w:val=""/>
+      <w:lvlJc w:val="left"/>
+      <w:pPr>
+        <w:ind w:left="6480" w:hanging="360"/>
+      </w:pPr>
+      <w:rPr>
+        <w:rFonts w:ascii="Wingdings" w:hAnsi="Wingdings" w:hint="default"/>
+      </w:rPr>
+    </w:lvl>
+  </w:abstractNum>
+  <w:abstractNum w:abstractNumId="22" w15:restartNumberingAfterBreak="0">
     <w:nsid w:val="19BE4E2A"/>
     <w:multiLevelType w:val="hybridMultilevel"/>
     <w:tmpl w:val="AFFE4FA2"/>
@@ -17317,7 +23811,120 @@
       </w:rPr>
     </w:lvl>
   </w:abstractNum>
-  <w:abstractNum w:abstractNumId="19" w15:restartNumberingAfterBreak="0">
+  <w:abstractNum w:abstractNumId="23" w15:restartNumberingAfterBreak="0">
+    <w:nsid w:val="1BC76021"/>
+    <w:multiLevelType w:val="hybridMultilevel"/>
+    <w:tmpl w:val="1722C7DA"/>
+    <w:lvl w:ilvl="0" w:tplc="04090001">
+      <w:start w:val="1"/>
+      <w:numFmt w:val="bullet"/>
+      <w:lvlText w:val=""/>
+      <w:lvlJc w:val="left"/>
+      <w:pPr>
+        <w:ind w:left="720" w:hanging="360"/>
+      </w:pPr>
+      <w:rPr>
+        <w:rFonts w:ascii="Symbol" w:hAnsi="Symbol" w:hint="default"/>
+      </w:rPr>
+    </w:lvl>
+    <w:lvl w:ilvl="1" w:tplc="04090003" w:tentative="1">
+      <w:start w:val="1"/>
+      <w:numFmt w:val="bullet"/>
+      <w:lvlText w:val="o"/>
+      <w:lvlJc w:val="left"/>
+      <w:pPr>
+        <w:ind w:left="1440" w:hanging="360"/>
+      </w:pPr>
+      <w:rPr>
+        <w:rFonts w:ascii="Courier New" w:hAnsi="Courier New" w:cs="Courier New" w:hint="default"/>
+      </w:rPr>
+    </w:lvl>
+    <w:lvl w:ilvl="2" w:tplc="04090005" w:tentative="1">
+      <w:start w:val="1"/>
+      <w:numFmt w:val="bullet"/>
+      <w:lvlText w:val=""/>
+      <w:lvlJc w:val="left"/>
+      <w:pPr>
+        <w:ind w:left="2160" w:hanging="360"/>
+      </w:pPr>
+      <w:rPr>
+        <w:rFonts w:ascii="Wingdings" w:hAnsi="Wingdings" w:hint="default"/>
+      </w:rPr>
+    </w:lvl>
+    <w:lvl w:ilvl="3" w:tplc="04090001" w:tentative="1">
+      <w:start w:val="1"/>
+      <w:numFmt w:val="bullet"/>
+      <w:lvlText w:val=""/>
+      <w:lvlJc w:val="left"/>
+      <w:pPr>
+        <w:ind w:left="2880" w:hanging="360"/>
+      </w:pPr>
+      <w:rPr>
+        <w:rFonts w:ascii="Symbol" w:hAnsi="Symbol" w:hint="default"/>
+      </w:rPr>
+    </w:lvl>
+    <w:lvl w:ilvl="4" w:tplc="04090003" w:tentative="1">
+      <w:start w:val="1"/>
+      <w:numFmt w:val="bullet"/>
+      <w:lvlText w:val="o"/>
+      <w:lvlJc w:val="left"/>
+      <w:pPr>
+        <w:ind w:left="3600" w:hanging="360"/>
+      </w:pPr>
+      <w:rPr>
+        <w:rFonts w:ascii="Courier New" w:hAnsi="Courier New" w:cs="Courier New" w:hint="default"/>
+      </w:rPr>
+    </w:lvl>
+    <w:lvl w:ilvl="5" w:tplc="04090005" w:tentative="1">
+      <w:start w:val="1"/>
+      <w:numFmt w:val="bullet"/>
+      <w:lvlText w:val=""/>
+      <w:lvlJc w:val="left"/>
+      <w:pPr>
+        <w:ind w:left="4320" w:hanging="360"/>
+      </w:pPr>
+      <w:rPr>
+        <w:rFonts w:ascii="Wingdings" w:hAnsi="Wingdings" w:hint="default"/>
+      </w:rPr>
+    </w:lvl>
+    <w:lvl w:ilvl="6" w:tplc="04090001" w:tentative="1">
+      <w:start w:val="1"/>
+      <w:numFmt w:val="bullet"/>
+      <w:lvlText w:val=""/>
+      <w:lvlJc w:val="left"/>
+      <w:pPr>
+        <w:ind w:left="5040" w:hanging="360"/>
+      </w:pPr>
+      <w:rPr>
+        <w:rFonts w:ascii="Symbol" w:hAnsi="Symbol" w:hint="default"/>
+      </w:rPr>
+    </w:lvl>
+    <w:lvl w:ilvl="7" w:tplc="04090003" w:tentative="1">
+      <w:start w:val="1"/>
+      <w:numFmt w:val="bullet"/>
+      <w:lvlText w:val="o"/>
+      <w:lvlJc w:val="left"/>
+      <w:pPr>
+        <w:ind w:left="5760" w:hanging="360"/>
+      </w:pPr>
+      <w:rPr>
+        <w:rFonts w:ascii="Courier New" w:hAnsi="Courier New" w:cs="Courier New" w:hint="default"/>
+      </w:rPr>
+    </w:lvl>
+    <w:lvl w:ilvl="8" w:tplc="04090005" w:tentative="1">
+      <w:start w:val="1"/>
+      <w:numFmt w:val="bullet"/>
+      <w:lvlText w:val=""/>
+      <w:lvlJc w:val="left"/>
+      <w:pPr>
+        <w:ind w:left="6480" w:hanging="360"/>
+      </w:pPr>
+      <w:rPr>
+        <w:rFonts w:ascii="Wingdings" w:hAnsi="Wingdings" w:hint="default"/>
+      </w:rPr>
+    </w:lvl>
+  </w:abstractNum>
+  <w:abstractNum w:abstractNumId="24" w15:restartNumberingAfterBreak="0">
     <w:nsid w:val="1C46582F"/>
     <w:multiLevelType w:val="hybridMultilevel"/>
     <w:tmpl w:val="8982AC5E"/>
@@ -17430,7 +24037,7 @@
       </w:rPr>
     </w:lvl>
   </w:abstractNum>
-  <w:abstractNum w:abstractNumId="20" w15:restartNumberingAfterBreak="0">
+  <w:abstractNum w:abstractNumId="25" w15:restartNumberingAfterBreak="0">
     <w:nsid w:val="1EE1672D"/>
     <w:multiLevelType w:val="hybridMultilevel"/>
     <w:tmpl w:val="666A65B8"/>
@@ -17543,7 +24150,7 @@
       </w:rPr>
     </w:lvl>
   </w:abstractNum>
-  <w:abstractNum w:abstractNumId="21" w15:restartNumberingAfterBreak="0">
+  <w:abstractNum w:abstractNumId="26" w15:restartNumberingAfterBreak="0">
     <w:nsid w:val="1FD26B08"/>
     <w:multiLevelType w:val="hybridMultilevel"/>
     <w:tmpl w:val="E332A25A"/>
@@ -17656,7 +24263,7 @@
       </w:rPr>
     </w:lvl>
   </w:abstractNum>
-  <w:abstractNum w:abstractNumId="22" w15:restartNumberingAfterBreak="0">
+  <w:abstractNum w:abstractNumId="27" w15:restartNumberingAfterBreak="0">
     <w:nsid w:val="22413F68"/>
     <w:multiLevelType w:val="hybridMultilevel"/>
     <w:tmpl w:val="96CECF9C"/>
@@ -17769,7 +24376,7 @@
       </w:rPr>
     </w:lvl>
   </w:abstractNum>
-  <w:abstractNum w:abstractNumId="23" w15:restartNumberingAfterBreak="0">
+  <w:abstractNum w:abstractNumId="28" w15:restartNumberingAfterBreak="0">
     <w:nsid w:val="228A48D8"/>
     <w:multiLevelType w:val="hybridMultilevel"/>
     <w:tmpl w:val="95CC6086"/>
@@ -17882,7 +24489,93 @@
       </w:rPr>
     </w:lvl>
   </w:abstractNum>
-  <w:abstractNum w:abstractNumId="24" w15:restartNumberingAfterBreak="0">
+  <w:abstractNum w:abstractNumId="29" w15:restartNumberingAfterBreak="0">
+    <w:nsid w:val="254F7E9C"/>
+    <w:multiLevelType w:val="hybridMultilevel"/>
+    <w:tmpl w:val="E998F048"/>
+    <w:lvl w:ilvl="0" w:tplc="0409000F">
+      <w:start w:val="1"/>
+      <w:numFmt w:val="decimal"/>
+      <w:lvlText w:val="%1."/>
+      <w:lvlJc w:val="left"/>
+      <w:pPr>
+        <w:ind w:left="720" w:hanging="360"/>
+      </w:pPr>
+    </w:lvl>
+    <w:lvl w:ilvl="1" w:tplc="04090019" w:tentative="1">
+      <w:start w:val="1"/>
+      <w:numFmt w:val="lowerLetter"/>
+      <w:lvlText w:val="%2."/>
+      <w:lvlJc w:val="left"/>
+      <w:pPr>
+        <w:ind w:left="1440" w:hanging="360"/>
+      </w:pPr>
+    </w:lvl>
+    <w:lvl w:ilvl="2" w:tplc="0409001B" w:tentative="1">
+      <w:start w:val="1"/>
+      <w:numFmt w:val="lowerRoman"/>
+      <w:lvlText w:val="%3."/>
+      <w:lvlJc w:val="right"/>
+      <w:pPr>
+        <w:ind w:left="2160" w:hanging="180"/>
+      </w:pPr>
+    </w:lvl>
+    <w:lvl w:ilvl="3" w:tplc="0409000F" w:tentative="1">
+      <w:start w:val="1"/>
+      <w:numFmt w:val="decimal"/>
+      <w:lvlText w:val="%4."/>
+      <w:lvlJc w:val="left"/>
+      <w:pPr>
+        <w:ind w:left="2880" w:hanging="360"/>
+      </w:pPr>
+    </w:lvl>
+    <w:lvl w:ilvl="4" w:tplc="04090019" w:tentative="1">
+      <w:start w:val="1"/>
+      <w:numFmt w:val="lowerLetter"/>
+      <w:lvlText w:val="%5."/>
+      <w:lvlJc w:val="left"/>
+      <w:pPr>
+        <w:ind w:left="3600" w:hanging="360"/>
+      </w:pPr>
+    </w:lvl>
+    <w:lvl w:ilvl="5" w:tplc="0409001B" w:tentative="1">
+      <w:start w:val="1"/>
+      <w:numFmt w:val="lowerRoman"/>
+      <w:lvlText w:val="%6."/>
+      <w:lvlJc w:val="right"/>
+      <w:pPr>
+        <w:ind w:left="4320" w:hanging="180"/>
+      </w:pPr>
+    </w:lvl>
+    <w:lvl w:ilvl="6" w:tplc="0409000F" w:tentative="1">
+      <w:start w:val="1"/>
+      <w:numFmt w:val="decimal"/>
+      <w:lvlText w:val="%7."/>
+      <w:lvlJc w:val="left"/>
+      <w:pPr>
+        <w:ind w:left="5040" w:hanging="360"/>
+      </w:pPr>
+    </w:lvl>
+    <w:lvl w:ilvl="7" w:tplc="04090019" w:tentative="1">
+      <w:start w:val="1"/>
+      <w:numFmt w:val="lowerLetter"/>
+      <w:lvlText w:val="%8."/>
+      <w:lvlJc w:val="left"/>
+      <w:pPr>
+        <w:ind w:left="5760" w:hanging="360"/>
+      </w:pPr>
+    </w:lvl>
+    <w:lvl w:ilvl="8" w:tplc="0409001B" w:tentative="1">
+      <w:start w:val="1"/>
+      <w:numFmt w:val="lowerRoman"/>
+      <w:lvlText w:val="%9."/>
+      <w:lvlJc w:val="right"/>
+      <w:pPr>
+        <w:ind w:left="6480" w:hanging="180"/>
+      </w:pPr>
+    </w:lvl>
+  </w:abstractNum>
+  <w:abstractNum w:abstractNumId="30" w15:restartNumberingAfterBreak="0">
     <w:nsid w:val="2697179A"/>
     <w:multiLevelType w:val="hybridMultilevel"/>
     <w:tmpl w:val="60C8722A"/>
@@ -17995,7 +24688,7 @@
       </w:rPr>
     </w:lvl>
   </w:abstractNum>
-  <w:abstractNum w:abstractNumId="25" w15:restartNumberingAfterBreak="0">
+  <w:abstractNum w:abstractNumId="31" w15:restartNumberingAfterBreak="0">
     <w:nsid w:val="26D904B8"/>
     <w:multiLevelType w:val="hybridMultilevel"/>
     <w:tmpl w:val="54F6E89E"/>
@@ -18108,7 +24801,7 @@
       </w:rPr>
     </w:lvl>
   </w:abstractNum>
-  <w:abstractNum w:abstractNumId="26" w15:restartNumberingAfterBreak="0">
+  <w:abstractNum w:abstractNumId="32" w15:restartNumberingAfterBreak="0">
     <w:nsid w:val="28AB6556"/>
     <w:multiLevelType w:val="hybridMultilevel"/>
     <w:tmpl w:val="8514BF68"/>
@@ -18221,7 +24914,7 @@
       </w:rPr>
     </w:lvl>
   </w:abstractNum>
-  <w:abstractNum w:abstractNumId="27" w15:restartNumberingAfterBreak="0">
+  <w:abstractNum w:abstractNumId="33" w15:restartNumberingAfterBreak="0">
     <w:nsid w:val="2F0C2AB5"/>
     <w:multiLevelType w:val="hybridMultilevel"/>
     <w:tmpl w:val="3F503026"/>
@@ -18334,7 +25027,7 @@
       </w:rPr>
     </w:lvl>
   </w:abstractNum>
-  <w:abstractNum w:abstractNumId="28" w15:restartNumberingAfterBreak="0">
+  <w:abstractNum w:abstractNumId="34" w15:restartNumberingAfterBreak="0">
     <w:nsid w:val="30375830"/>
     <w:multiLevelType w:val="hybridMultilevel"/>
     <w:tmpl w:val="B98A8A82"/>
@@ -18447,7 +25140,7 @@
       </w:rPr>
     </w:lvl>
   </w:abstractNum>
-  <w:abstractNum w:abstractNumId="29" w15:restartNumberingAfterBreak="0">
+  <w:abstractNum w:abstractNumId="35" w15:restartNumberingAfterBreak="0">
     <w:nsid w:val="323F4C83"/>
     <w:multiLevelType w:val="hybridMultilevel"/>
     <w:tmpl w:val="F7AE6460"/>
@@ -18560,7 +25253,346 @@
       </w:rPr>
     </w:lvl>
   </w:abstractNum>
-  <w:abstractNum w:abstractNumId="30" w15:restartNumberingAfterBreak="0">
+  <w:abstractNum w:abstractNumId="36" w15:restartNumberingAfterBreak="0">
+    <w:nsid w:val="32837FF0"/>
+    <w:multiLevelType w:val="hybridMultilevel"/>
+    <w:tmpl w:val="EED2A7F4"/>
+    <w:lvl w:ilvl="0" w:tplc="04090001">
+      <w:start w:val="1"/>
+      <w:numFmt w:val="bullet"/>
+      <w:lvlText w:val=""/>
+      <w:lvlJc w:val="left"/>
+      <w:pPr>
+        <w:ind w:left="720" w:hanging="360"/>
+      </w:pPr>
+      <w:rPr>
+        <w:rFonts w:ascii="Symbol" w:hAnsi="Symbol" w:hint="default"/>
+      </w:rPr>
+    </w:lvl>
+    <w:lvl w:ilvl="1" w:tplc="04090003" w:tentative="1">
+      <w:start w:val="1"/>
+      <w:numFmt w:val="bullet"/>
+      <w:lvlText w:val="o"/>
+      <w:lvlJc w:val="left"/>
+      <w:pPr>
+        <w:ind w:left="1440" w:hanging="360"/>
+      </w:pPr>
+      <w:rPr>
+        <w:rFonts w:ascii="Courier New" w:hAnsi="Courier New" w:cs="Courier New" w:hint="default"/>
+      </w:rPr>
+    </w:lvl>
+    <w:lvl w:ilvl="2" w:tplc="04090005" w:tentative="1">
+      <w:start w:val="1"/>
+      <w:numFmt w:val="bullet"/>
+      <w:lvlText w:val=""/>
+      <w:lvlJc w:val="left"/>
+      <w:pPr>
+        <w:ind w:left="2160" w:hanging="360"/>
+      </w:pPr>
+      <w:rPr>
+        <w:rFonts w:ascii="Wingdings" w:hAnsi="Wingdings" w:hint="default"/>
+      </w:rPr>
+    </w:lvl>
+    <w:lvl w:ilvl="3" w:tplc="04090001" w:tentative="1">
+      <w:start w:val="1"/>
+      <w:numFmt w:val="bullet"/>
+      <w:lvlText w:val=""/>
+      <w:lvlJc w:val="left"/>
+      <w:pPr>
+        <w:ind w:left="2880" w:hanging="360"/>
+      </w:pPr>
+      <w:rPr>
+        <w:rFonts w:ascii="Symbol" w:hAnsi="Symbol" w:hint="default"/>
+      </w:rPr>
+    </w:lvl>
+    <w:lvl w:ilvl="4" w:tplc="04090003" w:tentative="1">
+      <w:start w:val="1"/>
+      <w:numFmt w:val="bullet"/>
+      <w:lvlText w:val="o"/>
+      <w:lvlJc w:val="left"/>
+      <w:pPr>
+        <w:ind w:left="3600" w:hanging="360"/>
+      </w:pPr>
+      <w:rPr>
+        <w:rFonts w:ascii="Courier New" w:hAnsi="Courier New" w:cs="Courier New" w:hint="default"/>
+      </w:rPr>
+    </w:lvl>
+    <w:lvl w:ilvl="5" w:tplc="04090005" w:tentative="1">
+      <w:start w:val="1"/>
+      <w:numFmt w:val="bullet"/>
+      <w:lvlText w:val=""/>
+      <w:lvlJc w:val="left"/>
+      <w:pPr>
+        <w:ind w:left="4320" w:hanging="360"/>
+      </w:pPr>
+      <w:rPr>
+        <w:rFonts w:ascii="Wingdings" w:hAnsi="Wingdings" w:hint="default"/>
+      </w:rPr>
+    </w:lvl>
+    <w:lvl w:ilvl="6" w:tplc="04090001" w:tentative="1">
+      <w:start w:val="1"/>
+      <w:numFmt w:val="bullet"/>
+      <w:lvlText w:val=""/>
+      <w:lvlJc w:val="left"/>
+      <w:pPr>
+        <w:ind w:left="5040" w:hanging="360"/>
+      </w:pPr>
+      <w:rPr>
+        <w:rFonts w:ascii="Symbol" w:hAnsi="Symbol" w:hint="default"/>
+      </w:rPr>
+    </w:lvl>
+    <w:lvl w:ilvl="7" w:tplc="04090003" w:tentative="1">
+      <w:start w:val="1"/>
+      <w:numFmt w:val="bullet"/>
+      <w:lvlText w:val="o"/>
+      <w:lvlJc w:val="left"/>
+      <w:pPr>
+        <w:ind w:left="5760" w:hanging="360"/>
+      </w:pPr>
+      <w:rPr>
+        <w:rFonts w:ascii="Courier New" w:hAnsi="Courier New" w:cs="Courier New" w:hint="default"/>
+      </w:rPr>
+    </w:lvl>
+    <w:lvl w:ilvl="8" w:tplc="04090005" w:tentative="1">
+      <w:start w:val="1"/>
+      <w:numFmt w:val="bullet"/>
+      <w:lvlText w:val=""/>
+      <w:lvlJc w:val="left"/>
+      <w:pPr>
+        <w:ind w:left="6480" w:hanging="360"/>
+      </w:pPr>
+      <w:rPr>
+        <w:rFonts w:ascii="Wingdings" w:hAnsi="Wingdings" w:hint="default"/>
+      </w:rPr>
+    </w:lvl>
+  </w:abstractNum>
+  <w:abstractNum w:abstractNumId="37" w15:restartNumberingAfterBreak="0">
+    <w:nsid w:val="34C077AB"/>
+    <w:multiLevelType w:val="hybridMultilevel"/>
+    <w:tmpl w:val="6CEC2AB2"/>
+    <w:lvl w:ilvl="0" w:tplc="04090001">
+      <w:start w:val="1"/>
+      <w:numFmt w:val="bullet"/>
+      <w:lvlText w:val=""/>
+      <w:lvlJc w:val="left"/>
+      <w:pPr>
+        <w:ind w:left="720" w:hanging="360"/>
+      </w:pPr>
+      <w:rPr>
+        <w:rFonts w:ascii="Symbol" w:hAnsi="Symbol" w:hint="default"/>
+      </w:rPr>
+    </w:lvl>
+    <w:lvl w:ilvl="1" w:tplc="04090003" w:tentative="1">
+      <w:start w:val="1"/>
+      <w:numFmt w:val="bullet"/>
+      <w:lvlText w:val="o"/>
+      <w:lvlJc w:val="left"/>
+      <w:pPr>
+        <w:ind w:left="1440" w:hanging="360"/>
+      </w:pPr>
+      <w:rPr>
+        <w:rFonts w:ascii="Courier New" w:hAnsi="Courier New" w:cs="Courier New" w:hint="default"/>
+      </w:rPr>
+    </w:lvl>
+    <w:lvl w:ilvl="2" w:tplc="04090005" w:tentative="1">
+      <w:start w:val="1"/>
+      <w:numFmt w:val="bullet"/>
+      <w:lvlText w:val=""/>
+      <w:lvlJc w:val="left"/>
+      <w:pPr>
+        <w:ind w:left="2160" w:hanging="360"/>
+      </w:pPr>
+      <w:rPr>
+        <w:rFonts w:ascii="Wingdings" w:hAnsi="Wingdings" w:hint="default"/>
+      </w:rPr>
+    </w:lvl>
+    <w:lvl w:ilvl="3" w:tplc="04090001" w:tentative="1">
+      <w:start w:val="1"/>
+      <w:numFmt w:val="bullet"/>
+      <w:lvlText w:val=""/>
+      <w:lvlJc w:val="left"/>
+      <w:pPr>
+        <w:ind w:left="2880" w:hanging="360"/>
+      </w:pPr>
+      <w:rPr>
+        <w:rFonts w:ascii="Symbol" w:hAnsi="Symbol" w:hint="default"/>
+      </w:rPr>
+    </w:lvl>
+    <w:lvl w:ilvl="4" w:tplc="04090003" w:tentative="1">
+      <w:start w:val="1"/>
+      <w:numFmt w:val="bullet"/>
+      <w:lvlText w:val="o"/>
+      <w:lvlJc w:val="left"/>
+      <w:pPr>
+        <w:ind w:left="3600" w:hanging="360"/>
+      </w:pPr>
+      <w:rPr>
+        <w:rFonts w:ascii="Courier New" w:hAnsi="Courier New" w:cs="Courier New" w:hint="default"/>
+      </w:rPr>
+    </w:lvl>
+    <w:lvl w:ilvl="5" w:tplc="04090005" w:tentative="1">
+      <w:start w:val="1"/>
+      <w:numFmt w:val="bullet"/>
+      <w:lvlText w:val=""/>
+      <w:lvlJc w:val="left"/>
+      <w:pPr>
+        <w:ind w:left="4320" w:hanging="360"/>
+      </w:pPr>
+      <w:rPr>
+        <w:rFonts w:ascii="Wingdings" w:hAnsi="Wingdings" w:hint="default"/>
+      </w:rPr>
+    </w:lvl>
+    <w:lvl w:ilvl="6" w:tplc="04090001" w:tentative="1">
+      <w:start w:val="1"/>
+      <w:numFmt w:val="bullet"/>
+      <w:lvlText w:val=""/>
+      <w:lvlJc w:val="left"/>
+      <w:pPr>
+        <w:ind w:left="5040" w:hanging="360"/>
+      </w:pPr>
+      <w:rPr>
+        <w:rFonts w:ascii="Symbol" w:hAnsi="Symbol" w:hint="default"/>
+      </w:rPr>
+    </w:lvl>
+    <w:lvl w:ilvl="7" w:tplc="04090003" w:tentative="1">
+      <w:start w:val="1"/>
+      <w:numFmt w:val="bullet"/>
+      <w:lvlText w:val="o"/>
+      <w:lvlJc w:val="left"/>
+      <w:pPr>
+        <w:ind w:left="5760" w:hanging="360"/>
+      </w:pPr>
+      <w:rPr>
+        <w:rFonts w:ascii="Courier New" w:hAnsi="Courier New" w:cs="Courier New" w:hint="default"/>
+      </w:rPr>
+    </w:lvl>
+    <w:lvl w:ilvl="8" w:tplc="04090005" w:tentative="1">
+      <w:start w:val="1"/>
+      <w:numFmt w:val="bullet"/>
+      <w:lvlText w:val=""/>
+      <w:lvlJc w:val="left"/>
+      <w:pPr>
+        <w:ind w:left="6480" w:hanging="360"/>
+      </w:pPr>
+      <w:rPr>
+        <w:rFonts w:ascii="Wingdings" w:hAnsi="Wingdings" w:hint="default"/>
+      </w:rPr>
+    </w:lvl>
+  </w:abstractNum>
+  <w:abstractNum w:abstractNumId="38" w15:restartNumberingAfterBreak="0">
+    <w:nsid w:val="36395A68"/>
+    <w:multiLevelType w:val="hybridMultilevel"/>
+    <w:tmpl w:val="11CAAE94"/>
+    <w:lvl w:ilvl="0" w:tplc="04090001">
+      <w:start w:val="1"/>
+      <w:numFmt w:val="bullet"/>
+      <w:lvlText w:val=""/>
+      <w:lvlJc w:val="left"/>
+      <w:pPr>
+        <w:ind w:left="720" w:hanging="360"/>
+      </w:pPr>
+      <w:rPr>
+        <w:rFonts w:ascii="Symbol" w:hAnsi="Symbol" w:hint="default"/>
+      </w:rPr>
+    </w:lvl>
+    <w:lvl w:ilvl="1" w:tplc="04090003" w:tentative="1">
+      <w:start w:val="1"/>
+      <w:numFmt w:val="bullet"/>
+      <w:lvlText w:val="o"/>
+      <w:lvlJc w:val="left"/>
+      <w:pPr>
+        <w:ind w:left="1440" w:hanging="360"/>
+      </w:pPr>
+      <w:rPr>
+        <w:rFonts w:ascii="Courier New" w:hAnsi="Courier New" w:cs="Courier New" w:hint="default"/>
+      </w:rPr>
+    </w:lvl>
+    <w:lvl w:ilvl="2" w:tplc="04090005" w:tentative="1">
+      <w:start w:val="1"/>
+      <w:numFmt w:val="bullet"/>
+      <w:lvlText w:val=""/>
+      <w:lvlJc w:val="left"/>
+      <w:pPr>
+        <w:ind w:left="2160" w:hanging="360"/>
+      </w:pPr>
+      <w:rPr>
+        <w:rFonts w:ascii="Wingdings" w:hAnsi="Wingdings" w:hint="default"/>
+      </w:rPr>
+    </w:lvl>
+    <w:lvl w:ilvl="3" w:tplc="04090001" w:tentative="1">
+      <w:start w:val="1"/>
+      <w:numFmt w:val="bullet"/>
+      <w:lvlText w:val=""/>
+      <w:lvlJc w:val="left"/>
+      <w:pPr>
+        <w:ind w:left="2880" w:hanging="360"/>
+      </w:pPr>
+      <w:rPr>
+        <w:rFonts w:ascii="Symbol" w:hAnsi="Symbol" w:hint="default"/>
+      </w:rPr>
+    </w:lvl>
+    <w:lvl w:ilvl="4" w:tplc="04090003" w:tentative="1">
+      <w:start w:val="1"/>
+      <w:numFmt w:val="bullet"/>
+      <w:lvlText w:val="o"/>
+      <w:lvlJc w:val="left"/>
+      <w:pPr>
+        <w:ind w:left="3600" w:hanging="360"/>
+      </w:pPr>
+      <w:rPr>
+        <w:rFonts w:ascii="Courier New" w:hAnsi="Courier New" w:cs="Courier New" w:hint="default"/>
+      </w:rPr>
+    </w:lvl>
+    <w:lvl w:ilvl="5" w:tplc="04090005" w:tentative="1">
+      <w:start w:val="1"/>
+      <w:numFmt w:val="bullet"/>
+      <w:lvlText w:val=""/>
+      <w:lvlJc w:val="left"/>
+      <w:pPr>
+        <w:ind w:left="4320" w:hanging="360"/>
+      </w:pPr>
+      <w:rPr>
+        <w:rFonts w:ascii="Wingdings" w:hAnsi="Wingdings" w:hint="default"/>
+      </w:rPr>
+    </w:lvl>
+    <w:lvl w:ilvl="6" w:tplc="04090001" w:tentative="1">
+      <w:start w:val="1"/>
+      <w:numFmt w:val="bullet"/>
+      <w:lvlText w:val=""/>
+      <w:lvlJc w:val="left"/>
+      <w:pPr>
+        <w:ind w:left="5040" w:hanging="360"/>
+      </w:pPr>
+      <w:rPr>
+        <w:rFonts w:ascii="Symbol" w:hAnsi="Symbol" w:hint="default"/>
+      </w:rPr>
+    </w:lvl>
+    <w:lvl w:ilvl="7" w:tplc="04090003" w:tentative="1">
+      <w:start w:val="1"/>
+      <w:numFmt w:val="bullet"/>
+      <w:lvlText w:val="o"/>
+      <w:lvlJc w:val="left"/>
+      <w:pPr>
+        <w:ind w:left="5760" w:hanging="360"/>
+      </w:pPr>
+      <w:rPr>
+        <w:rFonts w:ascii="Courier New" w:hAnsi="Courier New" w:cs="Courier New" w:hint="default"/>
+      </w:rPr>
+    </w:lvl>
+    <w:lvl w:ilvl="8" w:tplc="04090005" w:tentative="1">
+      <w:start w:val="1"/>
+      <w:numFmt w:val="bullet"/>
+      <w:lvlText w:val=""/>
+      <w:lvlJc w:val="left"/>
+      <w:pPr>
+        <w:ind w:left="6480" w:hanging="360"/>
+      </w:pPr>
+      <w:rPr>
+        <w:rFonts w:ascii="Wingdings" w:hAnsi="Wingdings" w:hint="default"/>
+      </w:rPr>
+    </w:lvl>
+  </w:abstractNum>
+  <w:abstractNum w:abstractNumId="39" w15:restartNumberingAfterBreak="0">
     <w:nsid w:val="396C16B0"/>
     <w:multiLevelType w:val="hybridMultilevel"/>
     <w:tmpl w:val="19289018"/>
@@ -18673,7 +25705,7 @@
       </w:rPr>
     </w:lvl>
   </w:abstractNum>
-  <w:abstractNum w:abstractNumId="31" w15:restartNumberingAfterBreak="0">
+  <w:abstractNum w:abstractNumId="40" w15:restartNumberingAfterBreak="0">
     <w:nsid w:val="3A242734"/>
     <w:multiLevelType w:val="hybridMultilevel"/>
     <w:tmpl w:val="3B5CB518"/>
@@ -18786,7 +25818,7 @@
       </w:rPr>
     </w:lvl>
   </w:abstractNum>
-  <w:abstractNum w:abstractNumId="32" w15:restartNumberingAfterBreak="0">
+  <w:abstractNum w:abstractNumId="41" w15:restartNumberingAfterBreak="0">
     <w:nsid w:val="3A28526A"/>
     <w:multiLevelType w:val="hybridMultilevel"/>
     <w:tmpl w:val="C2FA6FF0"/>
@@ -18899,7 +25931,7 @@
       </w:rPr>
     </w:lvl>
   </w:abstractNum>
-  <w:abstractNum w:abstractNumId="33" w15:restartNumberingAfterBreak="0">
+  <w:abstractNum w:abstractNumId="42" w15:restartNumberingAfterBreak="0">
     <w:nsid w:val="3B9E4E5C"/>
     <w:multiLevelType w:val="hybridMultilevel"/>
     <w:tmpl w:val="E2A0D4EC"/>
@@ -19012,7 +26044,7 @@
       </w:rPr>
     </w:lvl>
   </w:abstractNum>
-  <w:abstractNum w:abstractNumId="34" w15:restartNumberingAfterBreak="0">
+  <w:abstractNum w:abstractNumId="43" w15:restartNumberingAfterBreak="0">
     <w:nsid w:val="3C2508E3"/>
     <w:multiLevelType w:val="hybridMultilevel"/>
     <w:tmpl w:val="8480AFB8"/>
@@ -19125,7 +26157,7 @@
       </w:rPr>
     </w:lvl>
   </w:abstractNum>
-  <w:abstractNum w:abstractNumId="35" w15:restartNumberingAfterBreak="0">
+  <w:abstractNum w:abstractNumId="44" w15:restartNumberingAfterBreak="0">
     <w:nsid w:val="3FAE3184"/>
     <w:multiLevelType w:val="hybridMultilevel"/>
     <w:tmpl w:val="9ACE5CFE"/>
@@ -19238,7 +26270,7 @@
       </w:rPr>
     </w:lvl>
   </w:abstractNum>
-  <w:abstractNum w:abstractNumId="36" w15:restartNumberingAfterBreak="0">
+  <w:abstractNum w:abstractNumId="45" w15:restartNumberingAfterBreak="0">
     <w:nsid w:val="446A5E6F"/>
     <w:multiLevelType w:val="hybridMultilevel"/>
     <w:tmpl w:val="3D2C40C8"/>
@@ -19351,7 +26383,7 @@
       </w:rPr>
     </w:lvl>
   </w:abstractNum>
-  <w:abstractNum w:abstractNumId="37" w15:restartNumberingAfterBreak="0">
+  <w:abstractNum w:abstractNumId="46" w15:restartNumberingAfterBreak="0">
     <w:nsid w:val="462A6C09"/>
     <w:multiLevelType w:val="hybridMultilevel"/>
     <w:tmpl w:val="CF14C31C"/>
@@ -19464,7 +26496,7 @@
       </w:rPr>
     </w:lvl>
   </w:abstractNum>
-  <w:abstractNum w:abstractNumId="38" w15:restartNumberingAfterBreak="0">
+  <w:abstractNum w:abstractNumId="47" w15:restartNumberingAfterBreak="0">
     <w:nsid w:val="47B40C5E"/>
     <w:multiLevelType w:val="hybridMultilevel"/>
     <w:tmpl w:val="6430F76E"/>
@@ -19577,7 +26609,7 @@
       </w:rPr>
     </w:lvl>
   </w:abstractNum>
-  <w:abstractNum w:abstractNumId="39" w15:restartNumberingAfterBreak="0">
+  <w:abstractNum w:abstractNumId="48" w15:restartNumberingAfterBreak="0">
     <w:nsid w:val="48D83BE0"/>
     <w:multiLevelType w:val="hybridMultilevel"/>
     <w:tmpl w:val="960A97EE"/>
@@ -19690,7 +26722,7 @@
       </w:rPr>
     </w:lvl>
   </w:abstractNum>
-  <w:abstractNum w:abstractNumId="40" w15:restartNumberingAfterBreak="0">
+  <w:abstractNum w:abstractNumId="49" w15:restartNumberingAfterBreak="0">
     <w:nsid w:val="49F20AD7"/>
     <w:multiLevelType w:val="hybridMultilevel"/>
     <w:tmpl w:val="3B3E2452"/>
@@ -19803,7 +26835,7 @@
       </w:rPr>
     </w:lvl>
   </w:abstractNum>
-  <w:abstractNum w:abstractNumId="41" w15:restartNumberingAfterBreak="0">
+  <w:abstractNum w:abstractNumId="50" w15:restartNumberingAfterBreak="0">
     <w:nsid w:val="4EF37595"/>
     <w:multiLevelType w:val="hybridMultilevel"/>
     <w:tmpl w:val="35DED0D2"/>
@@ -19916,7 +26948,120 @@
       </w:rPr>
     </w:lvl>
   </w:abstractNum>
-  <w:abstractNum w:abstractNumId="42" w15:restartNumberingAfterBreak="0">
+  <w:abstractNum w:abstractNumId="51" w15:restartNumberingAfterBreak="0">
+    <w:nsid w:val="51AF5FC1"/>
+    <w:multiLevelType w:val="hybridMultilevel"/>
+    <w:tmpl w:val="50B6DB0C"/>
+    <w:lvl w:ilvl="0" w:tplc="04090001">
+      <w:start w:val="1"/>
+      <w:numFmt w:val="bullet"/>
+      <w:lvlText w:val=""/>
+      <w:lvlJc w:val="left"/>
+      <w:pPr>
+        <w:ind w:left="720" w:hanging="360"/>
+      </w:pPr>
+      <w:rPr>
+        <w:rFonts w:ascii="Symbol" w:hAnsi="Symbol" w:hint="default"/>
+      </w:rPr>
+    </w:lvl>
+    <w:lvl w:ilvl="1" w:tplc="04090003" w:tentative="1">
+      <w:start w:val="1"/>
+      <w:numFmt w:val="bullet"/>
+      <w:lvlText w:val="o"/>
+      <w:lvlJc w:val="left"/>
+      <w:pPr>
+        <w:ind w:left="1440" w:hanging="360"/>
+      </w:pPr>
+      <w:rPr>
+        <w:rFonts w:ascii="Courier New" w:hAnsi="Courier New" w:cs="Courier New" w:hint="default"/>
+      </w:rPr>
+    </w:lvl>
+    <w:lvl w:ilvl="2" w:tplc="04090005" w:tentative="1">
+      <w:start w:val="1"/>
+      <w:numFmt w:val="bullet"/>
+      <w:lvlText w:val=""/>
+      <w:lvlJc w:val="left"/>
+      <w:pPr>
+        <w:ind w:left="2160" w:hanging="360"/>
+      </w:pPr>
+      <w:rPr>
+        <w:rFonts w:ascii="Wingdings" w:hAnsi="Wingdings" w:hint="default"/>
+      </w:rPr>
+    </w:lvl>
+    <w:lvl w:ilvl="3" w:tplc="04090001" w:tentative="1">
+      <w:start w:val="1"/>
+      <w:numFmt w:val="bullet"/>
+      <w:lvlText w:val=""/>
+      <w:lvlJc w:val="left"/>
+      <w:pPr>
+        <w:ind w:left="2880" w:hanging="360"/>
+      </w:pPr>
+      <w:rPr>
+        <w:rFonts w:ascii="Symbol" w:hAnsi="Symbol" w:hint="default"/>
+      </w:rPr>
+    </w:lvl>
+    <w:lvl w:ilvl="4" w:tplc="04090003" w:tentative="1">
+      <w:start w:val="1"/>
+      <w:numFmt w:val="bullet"/>
+      <w:lvlText w:val="o"/>
+      <w:lvlJc w:val="left"/>
+      <w:pPr>
+        <w:ind w:left="3600" w:hanging="360"/>
+      </w:pPr>
+      <w:rPr>
+        <w:rFonts w:ascii="Courier New" w:hAnsi="Courier New" w:cs="Courier New" w:hint="default"/>
+      </w:rPr>
+    </w:lvl>
+    <w:lvl w:ilvl="5" w:tplc="04090005" w:tentative="1">
+      <w:start w:val="1"/>
+      <w:numFmt w:val="bullet"/>
+      <w:lvlText w:val=""/>
+      <w:lvlJc w:val="left"/>
+      <w:pPr>
+        <w:ind w:left="4320" w:hanging="360"/>
+      </w:pPr>
+      <w:rPr>
+        <w:rFonts w:ascii="Wingdings" w:hAnsi="Wingdings" w:hint="default"/>
+      </w:rPr>
+    </w:lvl>
+    <w:lvl w:ilvl="6" w:tplc="04090001" w:tentative="1">
+      <w:start w:val="1"/>
+      <w:numFmt w:val="bullet"/>
+      <w:lvlText w:val=""/>
+      <w:lvlJc w:val="left"/>
+      <w:pPr>
+        <w:ind w:left="5040" w:hanging="360"/>
+      </w:pPr>
+      <w:rPr>
+        <w:rFonts w:ascii="Symbol" w:hAnsi="Symbol" w:hint="default"/>
+      </w:rPr>
+    </w:lvl>
+    <w:lvl w:ilvl="7" w:tplc="04090003" w:tentative="1">
+      <w:start w:val="1"/>
+      <w:numFmt w:val="bullet"/>
+      <w:lvlText w:val="o"/>
+      <w:lvlJc w:val="left"/>
+      <w:pPr>
+        <w:ind w:left="5760" w:hanging="360"/>
+      </w:pPr>
+      <w:rPr>
+        <w:rFonts w:ascii="Courier New" w:hAnsi="Courier New" w:cs="Courier New" w:hint="default"/>
+      </w:rPr>
+    </w:lvl>
+    <w:lvl w:ilvl="8" w:tplc="04090005" w:tentative="1">
+      <w:start w:val="1"/>
+      <w:numFmt w:val="bullet"/>
+      <w:lvlText w:val=""/>
+      <w:lvlJc w:val="left"/>
+      <w:pPr>
+        <w:ind w:left="6480" w:hanging="360"/>
+      </w:pPr>
+      <w:rPr>
+        <w:rFonts w:ascii="Wingdings" w:hAnsi="Wingdings" w:hint="default"/>
+      </w:rPr>
+    </w:lvl>
+  </w:abstractNum>
+  <w:abstractNum w:abstractNumId="52" w15:restartNumberingAfterBreak="0">
     <w:nsid w:val="551E1EB9"/>
     <w:multiLevelType w:val="hybridMultilevel"/>
     <w:tmpl w:val="9A96FFE4"/>
@@ -20029,7 +27174,7 @@
       </w:rPr>
     </w:lvl>
   </w:abstractNum>
-  <w:abstractNum w:abstractNumId="43" w15:restartNumberingAfterBreak="0">
+  <w:abstractNum w:abstractNumId="53" w15:restartNumberingAfterBreak="0">
     <w:nsid w:val="55696DD4"/>
     <w:multiLevelType w:val="hybridMultilevel"/>
     <w:tmpl w:val="D0C47C6C"/>
@@ -20142,7 +27287,7 @@
       </w:rPr>
     </w:lvl>
   </w:abstractNum>
-  <w:abstractNum w:abstractNumId="44" w15:restartNumberingAfterBreak="0">
+  <w:abstractNum w:abstractNumId="54" w15:restartNumberingAfterBreak="0">
     <w:nsid w:val="58B608AA"/>
     <w:multiLevelType w:val="hybridMultilevel"/>
     <w:tmpl w:val="E2D6AA0C"/>
@@ -20255,7 +27400,7 @@
       </w:rPr>
     </w:lvl>
   </w:abstractNum>
-  <w:abstractNum w:abstractNumId="45" w15:restartNumberingAfterBreak="0">
+  <w:abstractNum w:abstractNumId="55" w15:restartNumberingAfterBreak="0">
     <w:nsid w:val="5B230B0C"/>
     <w:multiLevelType w:val="hybridMultilevel"/>
     <w:tmpl w:val="07F80D84"/>
@@ -20368,7 +27513,120 @@
       </w:rPr>
     </w:lvl>
   </w:abstractNum>
-  <w:abstractNum w:abstractNumId="46" w15:restartNumberingAfterBreak="0">
+  <w:abstractNum w:abstractNumId="56" w15:restartNumberingAfterBreak="0">
+    <w:nsid w:val="5CA72CA7"/>
+    <w:multiLevelType w:val="hybridMultilevel"/>
+    <w:tmpl w:val="62BE882A"/>
+    <w:lvl w:ilvl="0" w:tplc="04090003">
+      <w:start w:val="1"/>
+      <w:numFmt w:val="bullet"/>
+      <w:lvlText w:val="o"/>
+      <w:lvlJc w:val="left"/>
+      <w:pPr>
+        <w:ind w:left="720" w:hanging="360"/>
+      </w:pPr>
+      <w:rPr>
+        <w:rFonts w:ascii="Courier New" w:hAnsi="Courier New" w:cs="Courier New" w:hint="default"/>
+      </w:rPr>
+    </w:lvl>
+    <w:lvl w:ilvl="1" w:tplc="04090003" w:tentative="1">
+      <w:start w:val="1"/>
+      <w:numFmt w:val="bullet"/>
+      <w:lvlText w:val="o"/>
+      <w:lvlJc w:val="left"/>
+      <w:pPr>
+        <w:ind w:left="1440" w:hanging="360"/>
+      </w:pPr>
+      <w:rPr>
+        <w:rFonts w:ascii="Courier New" w:hAnsi="Courier New" w:cs="Courier New" w:hint="default"/>
+      </w:rPr>
+    </w:lvl>
+    <w:lvl w:ilvl="2" w:tplc="04090005" w:tentative="1">
+      <w:start w:val="1"/>
+      <w:numFmt w:val="bullet"/>
+      <w:lvlText w:val=""/>
+      <w:lvlJc w:val="left"/>
+      <w:pPr>
+        <w:ind w:left="2160" w:hanging="360"/>
+      </w:pPr>
+      <w:rPr>
+        <w:rFonts w:ascii="Wingdings" w:hAnsi="Wingdings" w:hint="default"/>
+      </w:rPr>
+    </w:lvl>
+    <w:lvl w:ilvl="3" w:tplc="04090001" w:tentative="1">
+      <w:start w:val="1"/>
+      <w:numFmt w:val="bullet"/>
+      <w:lvlText w:val=""/>
+      <w:lvlJc w:val="left"/>
+      <w:pPr>
+        <w:ind w:left="2880" w:hanging="360"/>
+      </w:pPr>
+      <w:rPr>
+        <w:rFonts w:ascii="Symbol" w:hAnsi="Symbol" w:hint="default"/>
+      </w:rPr>
+    </w:lvl>
+    <w:lvl w:ilvl="4" w:tplc="04090003" w:tentative="1">
+      <w:start w:val="1"/>
+      <w:numFmt w:val="bullet"/>
+      <w:lvlText w:val="o"/>
+      <w:lvlJc w:val="left"/>
+      <w:pPr>
+        <w:ind w:left="3600" w:hanging="360"/>
+      </w:pPr>
+      <w:rPr>
+        <w:rFonts w:ascii="Courier New" w:hAnsi="Courier New" w:cs="Courier New" w:hint="default"/>
+      </w:rPr>
+    </w:lvl>
+    <w:lvl w:ilvl="5" w:tplc="04090005" w:tentative="1">
+      <w:start w:val="1"/>
+      <w:numFmt w:val="bullet"/>
+      <w:lvlText w:val=""/>
+      <w:lvlJc w:val="left"/>
+      <w:pPr>
+        <w:ind w:left="4320" w:hanging="360"/>
+      </w:pPr>
+      <w:rPr>
+        <w:rFonts w:ascii="Wingdings" w:hAnsi="Wingdings" w:hint="default"/>
+      </w:rPr>
+    </w:lvl>
+    <w:lvl w:ilvl="6" w:tplc="04090001" w:tentative="1">
+      <w:start w:val="1"/>
+      <w:numFmt w:val="bullet"/>
+      <w:lvlText w:val=""/>
+      <w:lvlJc w:val="left"/>
+      <w:pPr>
+        <w:ind w:left="5040" w:hanging="360"/>
+      </w:pPr>
+      <w:rPr>
+        <w:rFonts w:ascii="Symbol" w:hAnsi="Symbol" w:hint="default"/>
+      </w:rPr>
+    </w:lvl>
+    <w:lvl w:ilvl="7" w:tplc="04090003" w:tentative="1">
+      <w:start w:val="1"/>
+      <w:numFmt w:val="bullet"/>
+      <w:lvlText w:val="o"/>
+      <w:lvlJc w:val="left"/>
+      <w:pPr>
+        <w:ind w:left="5760" w:hanging="360"/>
+      </w:pPr>
+      <w:rPr>
+        <w:rFonts w:ascii="Courier New" w:hAnsi="Courier New" w:cs="Courier New" w:hint="default"/>
+      </w:rPr>
+    </w:lvl>
+    <w:lvl w:ilvl="8" w:tplc="04090005" w:tentative="1">
+      <w:start w:val="1"/>
+      <w:numFmt w:val="bullet"/>
+      <w:lvlText w:val=""/>
+      <w:lvlJc w:val="left"/>
+      <w:pPr>
+        <w:ind w:left="6480" w:hanging="360"/>
+      </w:pPr>
+      <w:rPr>
+        <w:rFonts w:ascii="Wingdings" w:hAnsi="Wingdings" w:hint="default"/>
+      </w:rPr>
+    </w:lvl>
+  </w:abstractNum>
+  <w:abstractNum w:abstractNumId="57" w15:restartNumberingAfterBreak="0">
     <w:nsid w:val="5EC56FB9"/>
     <w:multiLevelType w:val="hybridMultilevel"/>
     <w:tmpl w:val="A7F6F450"/>
@@ -20481,7 +27739,7 @@
       </w:rPr>
     </w:lvl>
   </w:abstractNum>
-  <w:abstractNum w:abstractNumId="47" w15:restartNumberingAfterBreak="0">
+  <w:abstractNum w:abstractNumId="58" w15:restartNumberingAfterBreak="0">
     <w:nsid w:val="607E17D6"/>
     <w:multiLevelType w:val="hybridMultilevel"/>
     <w:tmpl w:val="5CA23714"/>
@@ -20594,7 +27852,7 @@
       </w:rPr>
     </w:lvl>
   </w:abstractNum>
-  <w:abstractNum w:abstractNumId="48" w15:restartNumberingAfterBreak="0">
+  <w:abstractNum w:abstractNumId="59" w15:restartNumberingAfterBreak="0">
     <w:nsid w:val="60992837"/>
     <w:multiLevelType w:val="hybridMultilevel"/>
     <w:tmpl w:val="FBFCA7EC"/>
@@ -20707,7 +27965,7 @@
       </w:rPr>
     </w:lvl>
   </w:abstractNum>
-  <w:abstractNum w:abstractNumId="49" w15:restartNumberingAfterBreak="0">
+  <w:abstractNum w:abstractNumId="60" w15:restartNumberingAfterBreak="0">
     <w:nsid w:val="61C043FF"/>
     <w:multiLevelType w:val="hybridMultilevel"/>
     <w:tmpl w:val="C2EC4964"/>
@@ -20820,7 +28078,120 @@
       </w:rPr>
     </w:lvl>
   </w:abstractNum>
-  <w:abstractNum w:abstractNumId="50" w15:restartNumberingAfterBreak="0">
+  <w:abstractNum w:abstractNumId="61" w15:restartNumberingAfterBreak="0">
+    <w:nsid w:val="64D4679A"/>
+    <w:multiLevelType w:val="hybridMultilevel"/>
+    <w:tmpl w:val="9C48F5F2"/>
+    <w:lvl w:ilvl="0" w:tplc="04090001">
+      <w:start w:val="1"/>
+      <w:numFmt w:val="bullet"/>
+      <w:lvlText w:val=""/>
+      <w:lvlJc w:val="left"/>
+      <w:pPr>
+        <w:ind w:left="720" w:hanging="360"/>
+      </w:pPr>
+      <w:rPr>
+        <w:rFonts w:ascii="Symbol" w:hAnsi="Symbol" w:hint="default"/>
+      </w:rPr>
+    </w:lvl>
+    <w:lvl w:ilvl="1" w:tplc="04090003" w:tentative="1">
+      <w:start w:val="1"/>
+      <w:numFmt w:val="bullet"/>
+      <w:lvlText w:val="o"/>
+      <w:lvlJc w:val="left"/>
+      <w:pPr>
+        <w:ind w:left="1440" w:hanging="360"/>
+      </w:pPr>
+      <w:rPr>
+        <w:rFonts w:ascii="Courier New" w:hAnsi="Courier New" w:cs="Courier New" w:hint="default"/>
+      </w:rPr>
+    </w:lvl>
+    <w:lvl w:ilvl="2" w:tplc="04090005" w:tentative="1">
+      <w:start w:val="1"/>
+      <w:numFmt w:val="bullet"/>
+      <w:lvlText w:val=""/>
+      <w:lvlJc w:val="left"/>
+      <w:pPr>
+        <w:ind w:left="2160" w:hanging="360"/>
+      </w:pPr>
+      <w:rPr>
+        <w:rFonts w:ascii="Wingdings" w:hAnsi="Wingdings" w:hint="default"/>
+      </w:rPr>
+    </w:lvl>
+    <w:lvl w:ilvl="3" w:tplc="04090001" w:tentative="1">
+      <w:start w:val="1"/>
+      <w:numFmt w:val="bullet"/>
+      <w:lvlText w:val=""/>
+      <w:lvlJc w:val="left"/>
+      <w:pPr>
+        <w:ind w:left="2880" w:hanging="360"/>
+      </w:pPr>
+      <w:rPr>
+        <w:rFonts w:ascii="Symbol" w:hAnsi="Symbol" w:hint="default"/>
+      </w:rPr>
+    </w:lvl>
+    <w:lvl w:ilvl="4" w:tplc="04090003" w:tentative="1">
+      <w:start w:val="1"/>
+      <w:numFmt w:val="bullet"/>
+      <w:lvlText w:val="o"/>
+      <w:lvlJc w:val="left"/>
+      <w:pPr>
+        <w:ind w:left="3600" w:hanging="360"/>
+      </w:pPr>
+      <w:rPr>
+        <w:rFonts w:ascii="Courier New" w:hAnsi="Courier New" w:cs="Courier New" w:hint="default"/>
+      </w:rPr>
+    </w:lvl>
+    <w:lvl w:ilvl="5" w:tplc="04090005" w:tentative="1">
+      <w:start w:val="1"/>
+      <w:numFmt w:val="bullet"/>
+      <w:lvlText w:val=""/>
+      <w:lvlJc w:val="left"/>
+      <w:pPr>
+        <w:ind w:left="4320" w:hanging="360"/>
+      </w:pPr>
+      <w:rPr>
+        <w:rFonts w:ascii="Wingdings" w:hAnsi="Wingdings" w:hint="default"/>
+      </w:rPr>
+    </w:lvl>
+    <w:lvl w:ilvl="6" w:tplc="04090001" w:tentative="1">
+      <w:start w:val="1"/>
+      <w:numFmt w:val="bullet"/>
+      <w:lvlText w:val=""/>
+      <w:lvlJc w:val="left"/>
+      <w:pPr>
+        <w:ind w:left="5040" w:hanging="360"/>
+      </w:pPr>
+      <w:rPr>
+        <w:rFonts w:ascii="Symbol" w:hAnsi="Symbol" w:hint="default"/>
+      </w:rPr>
+    </w:lvl>
+    <w:lvl w:ilvl="7" w:tplc="04090003" w:tentative="1">
+      <w:start w:val="1"/>
+      <w:numFmt w:val="bullet"/>
+      <w:lvlText w:val="o"/>
+      <w:lvlJc w:val="left"/>
+      <w:pPr>
+        <w:ind w:left="5760" w:hanging="360"/>
+      </w:pPr>
+      <w:rPr>
+        <w:rFonts w:ascii="Courier New" w:hAnsi="Courier New" w:cs="Courier New" w:hint="default"/>
+      </w:rPr>
+    </w:lvl>
+    <w:lvl w:ilvl="8" w:tplc="04090005" w:tentative="1">
+      <w:start w:val="1"/>
+      <w:numFmt w:val="bullet"/>
+      <w:lvlText w:val=""/>
+      <w:lvlJc w:val="left"/>
+      <w:pPr>
+        <w:ind w:left="6480" w:hanging="360"/>
+      </w:pPr>
+      <w:rPr>
+        <w:rFonts w:ascii="Wingdings" w:hAnsi="Wingdings" w:hint="default"/>
+      </w:rPr>
+    </w:lvl>
+  </w:abstractNum>
+  <w:abstractNum w:abstractNumId="62" w15:restartNumberingAfterBreak="0">
     <w:nsid w:val="67656C52"/>
     <w:multiLevelType w:val="hybridMultilevel"/>
     <w:tmpl w:val="856AD2B6"/>
@@ -20933,7 +28304,7 @@
       </w:rPr>
     </w:lvl>
   </w:abstractNum>
-  <w:abstractNum w:abstractNumId="51" w15:restartNumberingAfterBreak="0">
+  <w:abstractNum w:abstractNumId="63" w15:restartNumberingAfterBreak="0">
     <w:nsid w:val="691C2A77"/>
     <w:multiLevelType w:val="hybridMultilevel"/>
     <w:tmpl w:val="B3042A5C"/>
@@ -21046,7 +28417,7 @@
       </w:rPr>
     </w:lvl>
   </w:abstractNum>
-  <w:abstractNum w:abstractNumId="52" w15:restartNumberingAfterBreak="0">
+  <w:abstractNum w:abstractNumId="64" w15:restartNumberingAfterBreak="0">
     <w:nsid w:val="6BEB689B"/>
     <w:multiLevelType w:val="hybridMultilevel"/>
     <w:tmpl w:val="AE660B76"/>
@@ -21159,7 +28530,7 @@
       </w:rPr>
     </w:lvl>
   </w:abstractNum>
-  <w:abstractNum w:abstractNumId="53" w15:restartNumberingAfterBreak="0">
+  <w:abstractNum w:abstractNumId="65" w15:restartNumberingAfterBreak="0">
     <w:nsid w:val="6D1508F0"/>
     <w:multiLevelType w:val="hybridMultilevel"/>
     <w:tmpl w:val="8542CE7C"/>
@@ -21272,7 +28643,7 @@
       </w:rPr>
     </w:lvl>
   </w:abstractNum>
-  <w:abstractNum w:abstractNumId="54" w15:restartNumberingAfterBreak="0">
+  <w:abstractNum w:abstractNumId="66" w15:restartNumberingAfterBreak="0">
     <w:nsid w:val="6F0F6A4F"/>
     <w:multiLevelType w:val="hybridMultilevel"/>
     <w:tmpl w:val="4986E9C8"/>
@@ -21385,7 +28756,7 @@
       </w:rPr>
     </w:lvl>
   </w:abstractNum>
-  <w:abstractNum w:abstractNumId="55" w15:restartNumberingAfterBreak="0">
+  <w:abstractNum w:abstractNumId="67" w15:restartNumberingAfterBreak="0">
     <w:nsid w:val="6FA726BE"/>
     <w:multiLevelType w:val="hybridMultilevel"/>
     <w:tmpl w:val="12D86B0A"/>
@@ -21498,7 +28869,7 @@
       </w:rPr>
     </w:lvl>
   </w:abstractNum>
-  <w:abstractNum w:abstractNumId="56" w15:restartNumberingAfterBreak="0">
+  <w:abstractNum w:abstractNumId="68" w15:restartNumberingAfterBreak="0">
     <w:nsid w:val="7213112F"/>
     <w:multiLevelType w:val="hybridMultilevel"/>
     <w:tmpl w:val="B14058A0"/>
@@ -21611,7 +28982,7 @@
       </w:rPr>
     </w:lvl>
   </w:abstractNum>
-  <w:abstractNum w:abstractNumId="57" w15:restartNumberingAfterBreak="0">
+  <w:abstractNum w:abstractNumId="69" w15:restartNumberingAfterBreak="0">
     <w:nsid w:val="726A2DD6"/>
     <w:multiLevelType w:val="hybridMultilevel"/>
     <w:tmpl w:val="4732E050"/>
@@ -21724,7 +29095,7 @@
       </w:rPr>
     </w:lvl>
   </w:abstractNum>
-  <w:abstractNum w:abstractNumId="58" w15:restartNumberingAfterBreak="0">
+  <w:abstractNum w:abstractNumId="70" w15:restartNumberingAfterBreak="0">
     <w:nsid w:val="7961614B"/>
     <w:multiLevelType w:val="hybridMultilevel"/>
     <w:tmpl w:val="AFCA58EE"/>
@@ -21837,7 +29208,7 @@
       </w:rPr>
     </w:lvl>
   </w:abstractNum>
-  <w:abstractNum w:abstractNumId="59" w15:restartNumberingAfterBreak="0">
+  <w:abstractNum w:abstractNumId="71" w15:restartNumberingAfterBreak="0">
     <w:nsid w:val="7A1A0B97"/>
     <w:multiLevelType w:val="hybridMultilevel"/>
     <w:tmpl w:val="A97A3DCC"/>
@@ -21950,7 +29321,7 @@
       </w:rPr>
     </w:lvl>
   </w:abstractNum>
-  <w:abstractNum w:abstractNumId="60" w15:restartNumberingAfterBreak="0">
+  <w:abstractNum w:abstractNumId="72" w15:restartNumberingAfterBreak="0">
     <w:nsid w:val="7CFC33C7"/>
     <w:multiLevelType w:val="hybridMultilevel"/>
     <w:tmpl w:val="2CFAD560"/>
@@ -22063,7 +29434,7 @@
       </w:rPr>
     </w:lvl>
   </w:abstractNum>
-  <w:abstractNum w:abstractNumId="61" w15:restartNumberingAfterBreak="0">
+  <w:abstractNum w:abstractNumId="73" w15:restartNumberingAfterBreak="0">
     <w:nsid w:val="7D7F56B3"/>
     <w:multiLevelType w:val="hybridMultilevel"/>
     <w:tmpl w:val="C2026FA2"/>
@@ -22176,7 +29547,120 @@
       </w:rPr>
     </w:lvl>
   </w:abstractNum>
-  <w:abstractNum w:abstractNumId="62" w15:restartNumberingAfterBreak="0">
+  <w:abstractNum w:abstractNumId="74" w15:restartNumberingAfterBreak="0">
+    <w:nsid w:val="7DF5693C"/>
+    <w:multiLevelType w:val="hybridMultilevel"/>
+    <w:tmpl w:val="D416D55E"/>
+    <w:lvl w:ilvl="0" w:tplc="04090001">
+      <w:start w:val="1"/>
+      <w:numFmt w:val="bullet"/>
+      <w:lvlText w:val=""/>
+      <w:lvlJc w:val="left"/>
+      <w:pPr>
+        <w:ind w:left="720" w:hanging="360"/>
+      </w:pPr>
+      <w:rPr>
+        <w:rFonts w:ascii="Symbol" w:hAnsi="Symbol" w:hint="default"/>
+      </w:rPr>
+    </w:lvl>
+    <w:lvl w:ilvl="1" w:tplc="04090003" w:tentative="1">
+      <w:start w:val="1"/>
+      <w:numFmt w:val="bullet"/>
+      <w:lvlText w:val="o"/>
+      <w:lvlJc w:val="left"/>
+      <w:pPr>
+        <w:ind w:left="1440" w:hanging="360"/>
+      </w:pPr>
+      <w:rPr>
+        <w:rFonts w:ascii="Courier New" w:hAnsi="Courier New" w:cs="Courier New" w:hint="default"/>
+      </w:rPr>
+    </w:lvl>
+    <w:lvl w:ilvl="2" w:tplc="04090005" w:tentative="1">
+      <w:start w:val="1"/>
+      <w:numFmt w:val="bullet"/>
+      <w:lvlText w:val=""/>
+      <w:lvlJc w:val="left"/>
+      <w:pPr>
+        <w:ind w:left="2160" w:hanging="360"/>
+      </w:pPr>
+      <w:rPr>
+        <w:rFonts w:ascii="Wingdings" w:hAnsi="Wingdings" w:hint="default"/>
+      </w:rPr>
+    </w:lvl>
+    <w:lvl w:ilvl="3" w:tplc="04090001" w:tentative="1">
+      <w:start w:val="1"/>
+      <w:numFmt w:val="bullet"/>
+      <w:lvlText w:val=""/>
+      <w:lvlJc w:val="left"/>
+      <w:pPr>
+        <w:ind w:left="2880" w:hanging="360"/>
+      </w:pPr>
+      <w:rPr>
+        <w:rFonts w:ascii="Symbol" w:hAnsi="Symbol" w:hint="default"/>
+      </w:rPr>
+    </w:lvl>
+    <w:lvl w:ilvl="4" w:tplc="04090003" w:tentative="1">
+      <w:start w:val="1"/>
+      <w:numFmt w:val="bullet"/>
+      <w:lvlText w:val="o"/>
+      <w:lvlJc w:val="left"/>
+      <w:pPr>
+        <w:ind w:left="3600" w:hanging="360"/>
+      </w:pPr>
+      <w:rPr>
+        <w:rFonts w:ascii="Courier New" w:hAnsi="Courier New" w:cs="Courier New" w:hint="default"/>
+      </w:rPr>
+    </w:lvl>
+    <w:lvl w:ilvl="5" w:tplc="04090005" w:tentative="1">
+      <w:start w:val="1"/>
+      <w:numFmt w:val="bullet"/>
+      <w:lvlText w:val=""/>
+      <w:lvlJc w:val="left"/>
+      <w:pPr>
+        <w:ind w:left="4320" w:hanging="360"/>
+      </w:pPr>
+      <w:rPr>
+        <w:rFonts w:ascii="Wingdings" w:hAnsi="Wingdings" w:hint="default"/>
+      </w:rPr>
+    </w:lvl>
+    <w:lvl w:ilvl="6" w:tplc="04090001" w:tentative="1">
+      <w:start w:val="1"/>
+      <w:numFmt w:val="bullet"/>
+      <w:lvlText w:val=""/>
+      <w:lvlJc w:val="left"/>
+      <w:pPr>
+        <w:ind w:left="5040" w:hanging="360"/>
+      </w:pPr>
+      <w:rPr>
+        <w:rFonts w:ascii="Symbol" w:hAnsi="Symbol" w:hint="default"/>
+      </w:rPr>
+    </w:lvl>
+    <w:lvl w:ilvl="7" w:tplc="04090003" w:tentative="1">
+      <w:start w:val="1"/>
+      <w:numFmt w:val="bullet"/>
+      <w:lvlText w:val="o"/>
+      <w:lvlJc w:val="left"/>
+      <w:pPr>
+        <w:ind w:left="5760" w:hanging="360"/>
+      </w:pPr>
+      <w:rPr>
+        <w:rFonts w:ascii="Courier New" w:hAnsi="Courier New" w:cs="Courier New" w:hint="default"/>
+      </w:rPr>
+    </w:lvl>
+    <w:lvl w:ilvl="8" w:tplc="04090005" w:tentative="1">
+      <w:start w:val="1"/>
+      <w:numFmt w:val="bullet"/>
+      <w:lvlText w:val=""/>
+      <w:lvlJc w:val="left"/>
+      <w:pPr>
+        <w:ind w:left="6480" w:hanging="360"/>
+      </w:pPr>
+      <w:rPr>
+        <w:rFonts w:ascii="Wingdings" w:hAnsi="Wingdings" w:hint="default"/>
+      </w:rPr>
+    </w:lvl>
+  </w:abstractNum>
+  <w:abstractNum w:abstractNumId="75" w15:restartNumberingAfterBreak="0">
     <w:nsid w:val="7FAA66C4"/>
     <w:multiLevelType w:val="hybridMultilevel"/>
     <w:tmpl w:val="8D6833F8"/>
@@ -22290,195 +29774,234 @@
     </w:lvl>
   </w:abstractNum>
   <w:num w:numId="1" w16cid:durableId="1404445511">
-    <w:abstractNumId w:val="22"/>
+    <w:abstractNumId w:val="27"/>
   </w:num>
   <w:num w:numId="2" w16cid:durableId="135075702">
-    <w:abstractNumId w:val="31"/>
+    <w:abstractNumId w:val="40"/>
   </w:num>
   <w:num w:numId="3" w16cid:durableId="426999478">
-    <w:abstractNumId w:val="50"/>
+    <w:abstractNumId w:val="62"/>
   </w:num>
   <w:num w:numId="4" w16cid:durableId="759179344">
-    <w:abstractNumId w:val="40"/>
+    <w:abstractNumId w:val="49"/>
   </w:num>
   <w:num w:numId="5" w16cid:durableId="1533221845">
-    <w:abstractNumId w:val="49"/>
+    <w:abstractNumId w:val="60"/>
   </w:num>
   <w:num w:numId="6" w16cid:durableId="967665146">
     <w:abstractNumId w:val="4"/>
   </w:num>
   <w:num w:numId="7" w16cid:durableId="1211921095">
+    <w:abstractNumId w:val="8"/>
+  </w:num>
+  <w:num w:numId="8" w16cid:durableId="7949669">
+    <w:abstractNumId w:val="34"/>
+  </w:num>
+  <w:num w:numId="9" w16cid:durableId="627472917">
+    <w:abstractNumId w:val="55"/>
+  </w:num>
+  <w:num w:numId="10" w16cid:durableId="209466052">
+    <w:abstractNumId w:val="43"/>
+  </w:num>
+  <w:num w:numId="11" w16cid:durableId="820925520">
+    <w:abstractNumId w:val="42"/>
+  </w:num>
+  <w:num w:numId="12" w16cid:durableId="2109813136">
+    <w:abstractNumId w:val="19"/>
+  </w:num>
+  <w:num w:numId="13" w16cid:durableId="1727875702">
+    <w:abstractNumId w:val="47"/>
+  </w:num>
+  <w:num w:numId="14" w16cid:durableId="198209018">
+    <w:abstractNumId w:val="66"/>
+  </w:num>
+  <w:num w:numId="15" w16cid:durableId="156310306">
+    <w:abstractNumId w:val="30"/>
+  </w:num>
+  <w:num w:numId="16" w16cid:durableId="1739552430">
+    <w:abstractNumId w:val="50"/>
+  </w:num>
+  <w:num w:numId="17" w16cid:durableId="1876771666">
+    <w:abstractNumId w:val="63"/>
+  </w:num>
+  <w:num w:numId="18" w16cid:durableId="1382512560">
+    <w:abstractNumId w:val="75"/>
+  </w:num>
+  <w:num w:numId="19" w16cid:durableId="1473791295">
+    <w:abstractNumId w:val="35"/>
+  </w:num>
+  <w:num w:numId="20" w16cid:durableId="1857038387">
+    <w:abstractNumId w:val="53"/>
+  </w:num>
+  <w:num w:numId="21" w16cid:durableId="2059933351">
+    <w:abstractNumId w:val="39"/>
+  </w:num>
+  <w:num w:numId="22" w16cid:durableId="71464753">
+    <w:abstractNumId w:val="65"/>
+  </w:num>
+  <w:num w:numId="23" w16cid:durableId="219174063">
     <w:abstractNumId w:val="7"/>
   </w:num>
-  <w:num w:numId="8" w16cid:durableId="7949669">
-    <w:abstractNumId w:val="28"/>
-  </w:num>
-  <w:num w:numId="9" w16cid:durableId="627472917">
-    <w:abstractNumId w:val="45"/>
-  </w:num>
-  <w:num w:numId="10" w16cid:durableId="209466052">
-    <w:abstractNumId w:val="34"/>
-  </w:num>
-  <w:num w:numId="11" w16cid:durableId="820925520">
-    <w:abstractNumId w:val="33"/>
-  </w:num>
-  <w:num w:numId="12" w16cid:durableId="2109813136">
-    <w:abstractNumId w:val="16"/>
-  </w:num>
-  <w:num w:numId="13" w16cid:durableId="1727875702">
-    <w:abstractNumId w:val="38"/>
-  </w:num>
-  <w:num w:numId="14" w16cid:durableId="198209018">
-    <w:abstractNumId w:val="54"/>
-  </w:num>
-  <w:num w:numId="15" w16cid:durableId="156310306">
-    <w:abstractNumId w:val="24"/>
-  </w:num>
-  <w:num w:numId="16" w16cid:durableId="1739552430">
-    <w:abstractNumId w:val="41"/>
-  </w:num>
-  <w:num w:numId="17" w16cid:durableId="1876771666">
-    <w:abstractNumId w:val="51"/>
-  </w:num>
-  <w:num w:numId="18" w16cid:durableId="1382512560">
-    <w:abstractNumId w:val="62"/>
-  </w:num>
-  <w:num w:numId="19" w16cid:durableId="1473791295">
-    <w:abstractNumId w:val="29"/>
-  </w:num>
-  <w:num w:numId="20" w16cid:durableId="1857038387">
-    <w:abstractNumId w:val="43"/>
-  </w:num>
-  <w:num w:numId="21" w16cid:durableId="2059933351">
-    <w:abstractNumId w:val="30"/>
-  </w:num>
-  <w:num w:numId="22" w16cid:durableId="71464753">
-    <w:abstractNumId w:val="53"/>
-  </w:num>
-  <w:num w:numId="23" w16cid:durableId="219174063">
-    <w:abstractNumId w:val="6"/>
-  </w:num>
   <w:num w:numId="24" w16cid:durableId="606304463">
-    <w:abstractNumId w:val="47"/>
+    <w:abstractNumId w:val="58"/>
   </w:num>
   <w:num w:numId="25" w16cid:durableId="549995690">
-    <w:abstractNumId w:val="56"/>
+    <w:abstractNumId w:val="68"/>
   </w:num>
   <w:num w:numId="26" w16cid:durableId="807825198">
     <w:abstractNumId w:val="1"/>
   </w:num>
   <w:num w:numId="27" w16cid:durableId="1995333027">
-    <w:abstractNumId w:val="9"/>
+    <w:abstractNumId w:val="10"/>
   </w:num>
   <w:num w:numId="28" w16cid:durableId="149293805">
-    <w:abstractNumId w:val="46"/>
+    <w:abstractNumId w:val="57"/>
   </w:num>
   <w:num w:numId="29" w16cid:durableId="1184126508">
-    <w:abstractNumId w:val="18"/>
+    <w:abstractNumId w:val="22"/>
   </w:num>
   <w:num w:numId="30" w16cid:durableId="157502072">
-    <w:abstractNumId w:val="26"/>
+    <w:abstractNumId w:val="32"/>
   </w:num>
   <w:num w:numId="31" w16cid:durableId="65690779">
-    <w:abstractNumId w:val="44"/>
+    <w:abstractNumId w:val="54"/>
   </w:num>
   <w:num w:numId="32" w16cid:durableId="1335454861">
-    <w:abstractNumId w:val="27"/>
+    <w:abstractNumId w:val="33"/>
   </w:num>
   <w:num w:numId="33" w16cid:durableId="543180691">
-    <w:abstractNumId w:val="60"/>
+    <w:abstractNumId w:val="72"/>
   </w:num>
   <w:num w:numId="34" w16cid:durableId="946082220">
-    <w:abstractNumId w:val="32"/>
+    <w:abstractNumId w:val="41"/>
   </w:num>
   <w:num w:numId="35" w16cid:durableId="1817606919">
-    <w:abstractNumId w:val="5"/>
+    <w:abstractNumId w:val="6"/>
   </w:num>
   <w:num w:numId="36" w16cid:durableId="848300682">
-    <w:abstractNumId w:val="11"/>
+    <w:abstractNumId w:val="12"/>
   </w:num>
   <w:num w:numId="37" w16cid:durableId="1876304667">
-    <w:abstractNumId w:val="58"/>
+    <w:abstractNumId w:val="70"/>
   </w:num>
   <w:num w:numId="38" w16cid:durableId="1300644404">
-    <w:abstractNumId w:val="61"/>
+    <w:abstractNumId w:val="73"/>
   </w:num>
   <w:num w:numId="39" w16cid:durableId="1515611990">
-    <w:abstractNumId w:val="17"/>
+    <w:abstractNumId w:val="20"/>
   </w:num>
   <w:num w:numId="40" w16cid:durableId="258953808">
-    <w:abstractNumId w:val="19"/>
+    <w:abstractNumId w:val="24"/>
   </w:num>
   <w:num w:numId="41" w16cid:durableId="509485505">
-    <w:abstractNumId w:val="23"/>
+    <w:abstractNumId w:val="28"/>
   </w:num>
   <w:num w:numId="42" w16cid:durableId="1314410647">
-    <w:abstractNumId w:val="59"/>
+    <w:abstractNumId w:val="71"/>
   </w:num>
   <w:num w:numId="43" w16cid:durableId="1963148429">
     <w:abstractNumId w:val="3"/>
   </w:num>
   <w:num w:numId="44" w16cid:durableId="2108188315">
-    <w:abstractNumId w:val="12"/>
+    <w:abstractNumId w:val="13"/>
   </w:num>
   <w:num w:numId="45" w16cid:durableId="1073510357">
     <w:abstractNumId w:val="2"/>
   </w:num>
   <w:num w:numId="46" w16cid:durableId="1571574680">
-    <w:abstractNumId w:val="25"/>
+    <w:abstractNumId w:val="31"/>
   </w:num>
   <w:num w:numId="47" w16cid:durableId="888759922">
-    <w:abstractNumId w:val="48"/>
+    <w:abstractNumId w:val="59"/>
   </w:num>
   <w:num w:numId="48" w16cid:durableId="990334434">
-    <w:abstractNumId w:val="10"/>
+    <w:abstractNumId w:val="11"/>
   </w:num>
   <w:num w:numId="49" w16cid:durableId="267198762">
-    <w:abstractNumId w:val="57"/>
+    <w:abstractNumId w:val="69"/>
   </w:num>
   <w:num w:numId="50" w16cid:durableId="962268363">
     <w:abstractNumId w:val="0"/>
   </w:num>
   <w:num w:numId="51" w16cid:durableId="1000504362">
-    <w:abstractNumId w:val="20"/>
+    <w:abstractNumId w:val="25"/>
   </w:num>
   <w:num w:numId="52" w16cid:durableId="302581157">
-    <w:abstractNumId w:val="35"/>
+    <w:abstractNumId w:val="44"/>
   </w:num>
   <w:num w:numId="53" w16cid:durableId="363752166">
+    <w:abstractNumId w:val="45"/>
+  </w:num>
+  <w:num w:numId="54" w16cid:durableId="100032138">
+    <w:abstractNumId w:val="18"/>
+  </w:num>
+  <w:num w:numId="55" w16cid:durableId="740761563">
+    <w:abstractNumId w:val="52"/>
+  </w:num>
+  <w:num w:numId="56" w16cid:durableId="78867923">
+    <w:abstractNumId w:val="9"/>
+  </w:num>
+  <w:num w:numId="57" w16cid:durableId="1340428136">
+    <w:abstractNumId w:val="16"/>
+  </w:num>
+  <w:num w:numId="58" w16cid:durableId="304509812">
+    <w:abstractNumId w:val="64"/>
+  </w:num>
+  <w:num w:numId="59" w16cid:durableId="1811704700">
+    <w:abstractNumId w:val="46"/>
+  </w:num>
+  <w:num w:numId="60" w16cid:durableId="832336076">
+    <w:abstractNumId w:val="14"/>
+  </w:num>
+  <w:num w:numId="61" w16cid:durableId="1120346436">
+    <w:abstractNumId w:val="67"/>
+  </w:num>
+  <w:num w:numId="62" w16cid:durableId="820387105">
+    <w:abstractNumId w:val="26"/>
+  </w:num>
+  <w:num w:numId="63" w16cid:durableId="2115788040">
+    <w:abstractNumId w:val="48"/>
+  </w:num>
+  <w:num w:numId="64" w16cid:durableId="1570382690">
     <w:abstractNumId w:val="36"/>
   </w:num>
-  <w:num w:numId="54" w16cid:durableId="100032138">
+  <w:num w:numId="65" w16cid:durableId="1931962144">
+    <w:abstractNumId w:val="74"/>
+  </w:num>
+  <w:num w:numId="66" w16cid:durableId="1612976249">
+    <w:abstractNumId w:val="38"/>
+  </w:num>
+  <w:num w:numId="67" w16cid:durableId="1128281217">
+    <w:abstractNumId w:val="61"/>
+  </w:num>
+  <w:num w:numId="68" w16cid:durableId="1178429036">
+    <w:abstractNumId w:val="17"/>
+  </w:num>
+  <w:num w:numId="69" w16cid:durableId="532813732">
+    <w:abstractNumId w:val="29"/>
+  </w:num>
+  <w:num w:numId="70" w16cid:durableId="1998680912">
+    <w:abstractNumId w:val="23"/>
+  </w:num>
+  <w:num w:numId="71" w16cid:durableId="9378403">
     <w:abstractNumId w:val="15"/>
   </w:num>
-  <w:num w:numId="55" w16cid:durableId="740761563">
-    <w:abstractNumId w:val="42"/>
-  </w:num>
-  <w:num w:numId="56" w16cid:durableId="78867923">
-    <w:abstractNumId w:val="8"/>
-  </w:num>
-  <w:num w:numId="57" w16cid:durableId="1340428136">
-    <w:abstractNumId w:val="14"/>
-  </w:num>
-  <w:num w:numId="58" w16cid:durableId="304509812">
-    <w:abstractNumId w:val="52"/>
-  </w:num>
-  <w:num w:numId="59" w16cid:durableId="1811704700">
+  <w:num w:numId="72" w16cid:durableId="1229535803">
     <w:abstractNumId w:val="37"/>
   </w:num>
-  <w:num w:numId="60" w16cid:durableId="832336076">
-    <w:abstractNumId w:val="13"/>
-  </w:num>
-  <w:num w:numId="61" w16cid:durableId="1120346436">
-    <w:abstractNumId w:val="55"/>
-  </w:num>
-  <w:num w:numId="62" w16cid:durableId="820387105">
+  <w:num w:numId="73" w16cid:durableId="1749694788">
     <w:abstractNumId w:val="21"/>
   </w:num>
-  <w:num w:numId="63" w16cid:durableId="2115788040">
-    <w:abstractNumId w:val="39"/>
+  <w:num w:numId="74" w16cid:durableId="1086075105">
+    <w:abstractNumId w:val="51"/>
   </w:num>
-  <w:numIdMacAtCleanup w:val="63"/>
+  <w:num w:numId="75" w16cid:durableId="685399726">
+    <w:abstractNumId w:val="5"/>
+  </w:num>
+  <w:num w:numId="76" w16cid:durableId="1174764257">
+    <w:abstractNumId w:val="56"/>
+  </w:num>
+  <w:numIdMacAtCleanup w:val="76"/>
 </w:numbering>
 </file>
 
@@ -23085,7 +30608,6 @@
   <w:style w:type="character" w:default="1" w:styleId="DefaultParagraphFont">
     <w:name w:val="Default Paragraph Font"/>
     <w:uiPriority w:val="1"/>
-    <w:semiHidden/>
     <w:unhideWhenUsed/>
   </w:style>
   <w:style w:type="table" w:default="1" w:styleId="TableNormal">
@@ -23609,6 +31131,19 @@
     <w:uiPriority w:val="99"/>
     <w:rsid w:val="00DA2289"/>
   </w:style>
+  <w:style w:type="character" w:styleId="HTMLCode">
+    <w:name w:val="HTML Code"/>
+    <w:basedOn w:val="DefaultParagraphFont"/>
+    <w:uiPriority w:val="99"/>
+    <w:semiHidden/>
+    <w:unhideWhenUsed/>
+    <w:rsid w:val="00375968"/>
+    <w:rPr>
+      <w:rFonts w:ascii="Courier New" w:eastAsia="Times New Roman" w:hAnsi="Courier New" w:cs="Courier New"/>
+      <w:sz w:val="20"/>
+      <w:szCs w:val="20"/>
+    </w:rPr>
+  </w:style>
 </w:styles>
 </file>
 

--- a/Linux/LPIC-3/security/331.docx
+++ b/Linux/LPIC-3/security/331.docx
@@ -17019,23 +17019,7 @@
           <w:sz w:val="28"/>
           <w:szCs w:val="28"/>
         </w:rPr>
-        <w:t>SSL 2.0</w:t>
-      </w:r>
-      <w:r>
-        <w:rPr>
-          <w:rFonts w:asciiTheme="majorBidi" w:hAnsiTheme="majorBidi" w:cstheme="majorBidi"/>
-          <w:sz w:val="28"/>
-          <w:szCs w:val="28"/>
-        </w:rPr>
-        <w:t xml:space="preserve"> </w:t>
-      </w:r>
-      <w:r>
-        <w:rPr>
-          <w:rFonts w:asciiTheme="majorBidi" w:hAnsiTheme="majorBidi" w:cstheme="majorBidi"/>
-          <w:sz w:val="28"/>
-          <w:szCs w:val="28"/>
-        </w:rPr>
-        <w:t>→ Deprecated</w:t>
+        <w:t>SSL 2.0 → Deprecated</w:t>
       </w:r>
     </w:p>
     <w:p>
@@ -17059,23 +17043,7 @@
           <w:sz w:val="28"/>
           <w:szCs w:val="28"/>
         </w:rPr>
-        <w:t>SSL 3.0</w:t>
-      </w:r>
-      <w:r>
-        <w:rPr>
-          <w:rFonts w:asciiTheme="majorBidi" w:hAnsiTheme="majorBidi" w:cstheme="majorBidi"/>
-          <w:sz w:val="28"/>
-          <w:szCs w:val="28"/>
-        </w:rPr>
-        <w:t xml:space="preserve"> </w:t>
-      </w:r>
-      <w:r>
-        <w:rPr>
-          <w:rFonts w:asciiTheme="majorBidi" w:hAnsiTheme="majorBidi" w:cstheme="majorBidi"/>
-          <w:sz w:val="28"/>
-          <w:szCs w:val="28"/>
-        </w:rPr>
-        <w:t>→ Deprecated</w:t>
+        <w:t>SSL 3.0 → Deprecated</w:t>
       </w:r>
     </w:p>
     <w:p>
@@ -17099,23 +17067,7 @@
           <w:sz w:val="28"/>
           <w:szCs w:val="28"/>
         </w:rPr>
-        <w:t>TLS 1.0</w:t>
-      </w:r>
-      <w:r>
-        <w:rPr>
-          <w:rFonts w:asciiTheme="majorBidi" w:hAnsiTheme="majorBidi" w:cstheme="majorBidi"/>
-          <w:sz w:val="28"/>
-          <w:szCs w:val="28"/>
-        </w:rPr>
-        <w:t xml:space="preserve"> </w:t>
-      </w:r>
-      <w:r>
-        <w:rPr>
-          <w:rFonts w:asciiTheme="majorBidi" w:hAnsiTheme="majorBidi" w:cstheme="majorBidi"/>
-          <w:sz w:val="28"/>
-          <w:szCs w:val="28"/>
-        </w:rPr>
-        <w:t>→ Deprecated</w:t>
+        <w:t>TLS 1.0 → Deprecated</w:t>
       </w:r>
     </w:p>
     <w:p>
@@ -17139,23 +17091,7 @@
           <w:sz w:val="28"/>
           <w:szCs w:val="28"/>
         </w:rPr>
-        <w:t>TLS 1.1</w:t>
-      </w:r>
-      <w:r>
-        <w:rPr>
-          <w:rFonts w:asciiTheme="majorBidi" w:hAnsiTheme="majorBidi" w:cstheme="majorBidi"/>
-          <w:sz w:val="28"/>
-          <w:szCs w:val="28"/>
-        </w:rPr>
-        <w:t xml:space="preserve"> </w:t>
-      </w:r>
-      <w:r>
-        <w:rPr>
-          <w:rFonts w:asciiTheme="majorBidi" w:hAnsiTheme="majorBidi" w:cstheme="majorBidi"/>
-          <w:sz w:val="28"/>
-          <w:szCs w:val="28"/>
-        </w:rPr>
-        <w:t>→ Deprecated</w:t>
+        <w:t>TLS 1.1 → Deprecated</w:t>
       </w:r>
     </w:p>
     <w:p>
@@ -17179,23 +17115,7 @@
           <w:sz w:val="28"/>
           <w:szCs w:val="28"/>
         </w:rPr>
-        <w:t>TLS 1.2</w:t>
-      </w:r>
-      <w:r>
-        <w:rPr>
-          <w:rFonts w:asciiTheme="majorBidi" w:hAnsiTheme="majorBidi" w:cstheme="majorBidi"/>
-          <w:sz w:val="28"/>
-          <w:szCs w:val="28"/>
-        </w:rPr>
-        <w:t xml:space="preserve"> </w:t>
-      </w:r>
-      <w:r>
-        <w:rPr>
-          <w:rFonts w:asciiTheme="majorBidi" w:hAnsiTheme="majorBidi" w:cstheme="majorBidi"/>
-          <w:sz w:val="28"/>
-          <w:szCs w:val="28"/>
-        </w:rPr>
-        <w:t>→ Widely supported</w:t>
+        <w:t>TLS 1.2 → Widely supported</w:t>
       </w:r>
     </w:p>
     <w:p>
@@ -17219,23 +17139,7 @@
           <w:sz w:val="28"/>
           <w:szCs w:val="28"/>
         </w:rPr>
-        <w:t>TLS 1.3</w:t>
-      </w:r>
-      <w:r>
-        <w:rPr>
-          <w:rFonts w:asciiTheme="majorBidi" w:hAnsiTheme="majorBidi" w:cstheme="majorBidi"/>
-          <w:sz w:val="28"/>
-          <w:szCs w:val="28"/>
-        </w:rPr>
-        <w:t xml:space="preserve"> </w:t>
-      </w:r>
-      <w:r>
-        <w:rPr>
-          <w:rFonts w:asciiTheme="majorBidi" w:hAnsiTheme="majorBidi" w:cstheme="majorBidi"/>
-          <w:sz w:val="28"/>
-          <w:szCs w:val="28"/>
-        </w:rPr>
-        <w:t>→ Recommended</w:t>
+        <w:t>TLS 1.3 → Recommended</w:t>
       </w:r>
     </w:p>
     <w:p>
@@ -18250,17 +18154,7 @@
           <w:sz w:val="28"/>
           <w:szCs w:val="28"/>
         </w:rPr>
-        <w:t>Uses</w:t>
-      </w:r>
-      <w:r>
-        <w:rPr>
-          <w:rFonts w:asciiTheme="majorBidi" w:hAnsiTheme="majorBidi" w:cstheme="majorBidi"/>
-          <w:b/>
-          <w:bCs/>
-          <w:sz w:val="28"/>
-          <w:szCs w:val="28"/>
-        </w:rPr>
-        <w:t>:</w:t>
+        <w:t>Uses:</w:t>
       </w:r>
     </w:p>
     <w:p>
@@ -18532,15 +18426,7 @@
           <w:sz w:val="28"/>
           <w:szCs w:val="28"/>
         </w:rPr>
-        <w:t xml:space="preserve"> </w:t>
-      </w:r>
-      <w:r>
-        <w:rPr>
-          <w:rFonts w:asciiTheme="majorBidi" w:hAnsiTheme="majorBidi" w:cstheme="majorBidi"/>
-          <w:sz w:val="28"/>
-          <w:szCs w:val="28"/>
-        </w:rPr>
-        <w:t>→ RSA cryptography</w:t>
+        <w:t xml:space="preserve"> → RSA cryptography</w:t>
       </w:r>
     </w:p>
     <w:p>
@@ -18574,15 +18460,7 @@
           <w:sz w:val="28"/>
           <w:szCs w:val="28"/>
         </w:rPr>
-        <w:t xml:space="preserve"> </w:t>
-      </w:r>
-      <w:r>
-        <w:rPr>
-          <w:rFonts w:asciiTheme="majorBidi" w:hAnsiTheme="majorBidi" w:cstheme="majorBidi"/>
-          <w:sz w:val="28"/>
-          <w:szCs w:val="28"/>
-        </w:rPr>
-        <w:t>→ Cryptographically signed/encrypted messages (basis of CMS)</w:t>
+        <w:t xml:space="preserve"> → Cryptographically signed/encrypted messages (basis of CMS)</w:t>
       </w:r>
     </w:p>
     <w:p>
@@ -18616,15 +18494,7 @@
           <w:sz w:val="28"/>
           <w:szCs w:val="28"/>
         </w:rPr>
-        <w:t xml:space="preserve"> </w:t>
-      </w:r>
-      <w:r>
-        <w:rPr>
-          <w:rFonts w:asciiTheme="majorBidi" w:hAnsiTheme="majorBidi" w:cstheme="majorBidi"/>
-          <w:sz w:val="28"/>
-          <w:szCs w:val="28"/>
-        </w:rPr>
-        <w:t>→ Private key format</w:t>
+        <w:t xml:space="preserve"> → Private key format</w:t>
       </w:r>
     </w:p>
     <w:p>
@@ -18658,15 +18528,7 @@
           <w:sz w:val="28"/>
           <w:szCs w:val="28"/>
         </w:rPr>
-        <w:t xml:space="preserve"> </w:t>
-      </w:r>
-      <w:r>
-        <w:rPr>
-          <w:rFonts w:asciiTheme="majorBidi" w:hAnsiTheme="majorBidi" w:cstheme="majorBidi"/>
-          <w:sz w:val="28"/>
-          <w:szCs w:val="28"/>
-        </w:rPr>
-        <w:t>→ Certificate Signing Request (CSR) format</w:t>
+        <w:t xml:space="preserve"> → Certificate Signing Request (CSR) format</w:t>
       </w:r>
     </w:p>
     <w:p>
@@ -18701,15 +18563,7 @@
           <w:sz w:val="28"/>
           <w:szCs w:val="28"/>
         </w:rPr>
-        <w:t xml:space="preserve"> </w:t>
-      </w:r>
-      <w:r>
-        <w:rPr>
-          <w:rFonts w:asciiTheme="majorBidi" w:hAnsiTheme="majorBidi" w:cstheme="majorBidi"/>
-          <w:sz w:val="28"/>
-          <w:szCs w:val="28"/>
-        </w:rPr>
-        <w:t xml:space="preserve">→ Stores certificates and private keys together </w:t>
+        <w:t xml:space="preserve"> → Stores certificates and private keys together </w:t>
       </w:r>
       <w:proofErr w:type="gramStart"/>
       <w:r>
@@ -21002,50 +20856,4379 @@
         <w:jc w:val="both"/>
         <w:rPr>
           <w:rFonts w:asciiTheme="majorBidi" w:hAnsiTheme="majorBidi" w:cstheme="majorBidi"/>
-          <w:sz w:val="28"/>
-          <w:szCs w:val="28"/>
-        </w:rPr>
-      </w:pPr>
-    </w:p>
-    <w:p>
-      <w:pPr>
-        <w:jc w:val="both"/>
-        <w:rPr>
-          <w:rFonts w:asciiTheme="majorBidi" w:hAnsiTheme="majorBidi" w:cstheme="majorBidi"/>
-          <w:sz w:val="28"/>
-          <w:szCs w:val="28"/>
-        </w:rPr>
-      </w:pPr>
-    </w:p>
-    <w:p>
-      <w:pPr>
-        <w:jc w:val="both"/>
-        <w:rPr>
-          <w:rFonts w:asciiTheme="majorBidi" w:hAnsiTheme="majorBidi" w:cstheme="majorBidi"/>
-          <w:sz w:val="28"/>
-          <w:szCs w:val="28"/>
-        </w:rPr>
-      </w:pPr>
-    </w:p>
-    <w:p>
-      <w:pPr>
-        <w:jc w:val="both"/>
-        <w:rPr>
-          <w:rFonts w:asciiTheme="majorBidi" w:hAnsiTheme="majorBidi" w:cstheme="majorBidi"/>
-          <w:sz w:val="28"/>
-          <w:szCs w:val="28"/>
-        </w:rPr>
-      </w:pPr>
-    </w:p>
-    <w:p>
-      <w:pPr>
-        <w:jc w:val="both"/>
-        <w:rPr>
-          <w:rFonts w:asciiTheme="majorBidi" w:hAnsiTheme="majorBidi" w:cstheme="majorBidi"/>
-          <w:sz w:val="28"/>
-          <w:szCs w:val="28"/>
-        </w:rPr>
-      </w:pPr>
+          <w:b/>
+          <w:bCs/>
+          <w:sz w:val="40"/>
+          <w:szCs w:val="40"/>
+        </w:rPr>
+      </w:pPr>
+      <w:proofErr w:type="spellStart"/>
+      <w:r>
+        <w:rPr>
+          <w:rFonts w:asciiTheme="majorBidi" w:hAnsiTheme="majorBidi" w:cstheme="majorBidi"/>
+          <w:b/>
+          <w:bCs/>
+          <w:i/>
+          <w:iCs/>
+          <w:sz w:val="40"/>
+          <w:szCs w:val="40"/>
+        </w:rPr>
+        <w:t>openssl</w:t>
+      </w:r>
+      <w:proofErr w:type="spellEnd"/>
+      <w:r>
+        <w:rPr>
+          <w:rFonts w:asciiTheme="majorBidi" w:hAnsiTheme="majorBidi" w:cstheme="majorBidi"/>
+          <w:b/>
+          <w:bCs/>
+          <w:sz w:val="40"/>
+          <w:szCs w:val="40"/>
+        </w:rPr>
+        <w:t xml:space="preserve"> command:</w:t>
+      </w:r>
+    </w:p>
+    <w:p>
+      <w:pPr>
+        <w:spacing w:after="100"/>
+        <w:jc w:val="both"/>
+        <w:rPr>
+          <w:rFonts w:asciiTheme="majorBidi" w:hAnsiTheme="majorBidi" w:cstheme="majorBidi"/>
+          <w:sz w:val="28"/>
+          <w:szCs w:val="28"/>
+        </w:rPr>
+      </w:pPr>
+      <w:proofErr w:type="spellStart"/>
+      <w:r>
+        <w:rPr>
+          <w:rFonts w:asciiTheme="majorBidi" w:hAnsiTheme="majorBidi" w:cstheme="majorBidi"/>
+          <w:b/>
+          <w:bCs/>
+          <w:i/>
+          <w:iCs/>
+          <w:sz w:val="28"/>
+          <w:szCs w:val="28"/>
+        </w:rPr>
+        <w:t>openssl</w:t>
+      </w:r>
+      <w:proofErr w:type="spellEnd"/>
+      <w:r>
+        <w:rPr>
+          <w:rFonts w:asciiTheme="majorBidi" w:hAnsiTheme="majorBidi" w:cstheme="majorBidi"/>
+          <w:sz w:val="28"/>
+          <w:szCs w:val="28"/>
+        </w:rPr>
+        <w:t xml:space="preserve"> is the command-line interface for the OpenSSL library. It is one of the most widely used tools for working with cryptography, SSL/TLS, certificates, private keys, hashes, and encryption.</w:t>
+      </w:r>
+    </w:p>
+    <w:p>
+      <w:pPr>
+        <w:spacing w:after="80"/>
+        <w:rPr>
+          <w:rFonts w:asciiTheme="majorBidi" w:hAnsiTheme="majorBidi" w:cstheme="majorBidi"/>
+          <w:b/>
+          <w:bCs/>
+          <w:sz w:val="32"/>
+          <w:szCs w:val="32"/>
+        </w:rPr>
+      </w:pPr>
+      <w:r>
+        <w:rPr>
+          <w:rFonts w:asciiTheme="majorBidi" w:hAnsiTheme="majorBidi" w:cstheme="majorBidi"/>
+          <w:b/>
+          <w:bCs/>
+          <w:sz w:val="32"/>
+          <w:szCs w:val="32"/>
+        </w:rPr>
+        <w:t>Common Uses</w:t>
+      </w:r>
+      <w:r>
+        <w:rPr>
+          <w:rFonts w:asciiTheme="majorBidi" w:hAnsiTheme="majorBidi" w:cstheme="majorBidi"/>
+          <w:b/>
+          <w:bCs/>
+          <w:sz w:val="32"/>
+          <w:szCs w:val="32"/>
+        </w:rPr>
+        <w:t>:</w:t>
+      </w:r>
+    </w:p>
+    <w:p>
+      <w:pPr>
+        <w:pStyle w:val="ListParagraph"/>
+        <w:numPr>
+          <w:ilvl w:val="0"/>
+          <w:numId w:val="77"/>
+        </w:numPr>
+        <w:ind w:left="360"/>
+        <w:rPr>
+          <w:rFonts w:asciiTheme="majorBidi" w:hAnsiTheme="majorBidi" w:cstheme="majorBidi"/>
+          <w:sz w:val="28"/>
+          <w:szCs w:val="28"/>
+        </w:rPr>
+      </w:pPr>
+      <w:r>
+        <w:rPr>
+          <w:rFonts w:asciiTheme="majorBidi" w:hAnsiTheme="majorBidi" w:cstheme="majorBidi"/>
+          <w:sz w:val="28"/>
+          <w:szCs w:val="28"/>
+        </w:rPr>
+        <w:t>Generate private and public keys</w:t>
+      </w:r>
+    </w:p>
+    <w:p>
+      <w:pPr>
+        <w:pStyle w:val="ListParagraph"/>
+        <w:numPr>
+          <w:ilvl w:val="0"/>
+          <w:numId w:val="77"/>
+        </w:numPr>
+        <w:ind w:left="360"/>
+        <w:rPr>
+          <w:rFonts w:asciiTheme="majorBidi" w:hAnsiTheme="majorBidi" w:cstheme="majorBidi"/>
+          <w:sz w:val="28"/>
+          <w:szCs w:val="28"/>
+        </w:rPr>
+      </w:pPr>
+      <w:r>
+        <w:rPr>
+          <w:rFonts w:asciiTheme="majorBidi" w:hAnsiTheme="majorBidi" w:cstheme="majorBidi"/>
+          <w:sz w:val="28"/>
+          <w:szCs w:val="28"/>
+        </w:rPr>
+        <w:t>Create Certificate Signing Requests (CSRs)</w:t>
+      </w:r>
+    </w:p>
+    <w:p>
+      <w:pPr>
+        <w:pStyle w:val="ListParagraph"/>
+        <w:numPr>
+          <w:ilvl w:val="0"/>
+          <w:numId w:val="77"/>
+        </w:numPr>
+        <w:ind w:left="360"/>
+        <w:rPr>
+          <w:rFonts w:asciiTheme="majorBidi" w:hAnsiTheme="majorBidi" w:cstheme="majorBidi"/>
+          <w:sz w:val="28"/>
+          <w:szCs w:val="28"/>
+        </w:rPr>
+      </w:pPr>
+      <w:r>
+        <w:rPr>
+          <w:rFonts w:asciiTheme="majorBidi" w:hAnsiTheme="majorBidi" w:cstheme="majorBidi"/>
+          <w:sz w:val="28"/>
+          <w:szCs w:val="28"/>
+        </w:rPr>
+        <w:t>Generate self-signed certificates</w:t>
+      </w:r>
+    </w:p>
+    <w:p>
+      <w:pPr>
+        <w:pStyle w:val="ListParagraph"/>
+        <w:numPr>
+          <w:ilvl w:val="0"/>
+          <w:numId w:val="77"/>
+        </w:numPr>
+        <w:ind w:left="360"/>
+        <w:rPr>
+          <w:rFonts w:asciiTheme="majorBidi" w:hAnsiTheme="majorBidi" w:cstheme="majorBidi"/>
+          <w:sz w:val="28"/>
+          <w:szCs w:val="28"/>
+        </w:rPr>
+      </w:pPr>
+      <w:r>
+        <w:rPr>
+          <w:rFonts w:asciiTheme="majorBidi" w:hAnsiTheme="majorBidi" w:cstheme="majorBidi"/>
+          <w:sz w:val="28"/>
+          <w:szCs w:val="28"/>
+        </w:rPr>
+        <w:t>Inspect certificates and keys</w:t>
+      </w:r>
+    </w:p>
+    <w:p>
+      <w:pPr>
+        <w:pStyle w:val="ListParagraph"/>
+        <w:numPr>
+          <w:ilvl w:val="0"/>
+          <w:numId w:val="77"/>
+        </w:numPr>
+        <w:ind w:left="360"/>
+        <w:rPr>
+          <w:rFonts w:asciiTheme="majorBidi" w:hAnsiTheme="majorBidi" w:cstheme="majorBidi"/>
+          <w:sz w:val="28"/>
+          <w:szCs w:val="28"/>
+        </w:rPr>
+      </w:pPr>
+      <w:r>
+        <w:rPr>
+          <w:rFonts w:asciiTheme="majorBidi" w:hAnsiTheme="majorBidi" w:cstheme="majorBidi"/>
+          <w:sz w:val="28"/>
+          <w:szCs w:val="28"/>
+        </w:rPr>
+        <w:t>Verify certificate chains</w:t>
+      </w:r>
+    </w:p>
+    <w:p>
+      <w:pPr>
+        <w:pStyle w:val="ListParagraph"/>
+        <w:numPr>
+          <w:ilvl w:val="0"/>
+          <w:numId w:val="77"/>
+        </w:numPr>
+        <w:ind w:left="360"/>
+        <w:rPr>
+          <w:rFonts w:asciiTheme="majorBidi" w:hAnsiTheme="majorBidi" w:cstheme="majorBidi"/>
+          <w:sz w:val="28"/>
+          <w:szCs w:val="28"/>
+        </w:rPr>
+      </w:pPr>
+      <w:r>
+        <w:rPr>
+          <w:rFonts w:asciiTheme="majorBidi" w:hAnsiTheme="majorBidi" w:cstheme="majorBidi"/>
+          <w:sz w:val="28"/>
+          <w:szCs w:val="28"/>
+        </w:rPr>
+        <w:t>Test SSL/TLS connections</w:t>
+      </w:r>
+    </w:p>
+    <w:p>
+      <w:pPr>
+        <w:pStyle w:val="ListParagraph"/>
+        <w:numPr>
+          <w:ilvl w:val="0"/>
+          <w:numId w:val="77"/>
+        </w:numPr>
+        <w:ind w:left="360"/>
+        <w:rPr>
+          <w:rFonts w:asciiTheme="majorBidi" w:hAnsiTheme="majorBidi" w:cstheme="majorBidi"/>
+          <w:sz w:val="28"/>
+          <w:szCs w:val="28"/>
+        </w:rPr>
+      </w:pPr>
+      <w:r>
+        <w:rPr>
+          <w:rFonts w:asciiTheme="majorBidi" w:hAnsiTheme="majorBidi" w:cstheme="majorBidi"/>
+          <w:sz w:val="28"/>
+          <w:szCs w:val="28"/>
+        </w:rPr>
+        <w:t>Encrypt and decrypt files</w:t>
+      </w:r>
+    </w:p>
+    <w:p>
+      <w:pPr>
+        <w:pStyle w:val="ListParagraph"/>
+        <w:numPr>
+          <w:ilvl w:val="0"/>
+          <w:numId w:val="77"/>
+        </w:numPr>
+        <w:ind w:left="360"/>
+        <w:rPr>
+          <w:rFonts w:asciiTheme="majorBidi" w:hAnsiTheme="majorBidi" w:cstheme="majorBidi"/>
+          <w:sz w:val="28"/>
+          <w:szCs w:val="28"/>
+        </w:rPr>
+      </w:pPr>
+      <w:r>
+        <w:rPr>
+          <w:rFonts w:asciiTheme="majorBidi" w:hAnsiTheme="majorBidi" w:cstheme="majorBidi"/>
+          <w:sz w:val="28"/>
+          <w:szCs w:val="28"/>
+        </w:rPr>
+        <w:t>Generate hashes</w:t>
+      </w:r>
+    </w:p>
+    <w:p>
+      <w:pPr>
+        <w:pStyle w:val="ListParagraph"/>
+        <w:numPr>
+          <w:ilvl w:val="0"/>
+          <w:numId w:val="77"/>
+        </w:numPr>
+        <w:spacing w:after="100"/>
+        <w:ind w:left="360"/>
+        <w:jc w:val="both"/>
+        <w:rPr>
+          <w:rFonts w:asciiTheme="majorBidi" w:hAnsiTheme="majorBidi" w:cstheme="majorBidi"/>
+          <w:sz w:val="28"/>
+          <w:szCs w:val="28"/>
+        </w:rPr>
+      </w:pPr>
+      <w:r>
+        <w:rPr>
+          <w:rFonts w:asciiTheme="majorBidi" w:hAnsiTheme="majorBidi" w:cstheme="majorBidi"/>
+          <w:sz w:val="28"/>
+          <w:szCs w:val="28"/>
+        </w:rPr>
+        <w:t>Convert certificate and key formats</w:t>
+      </w:r>
+    </w:p>
+    <w:p>
+      <w:pPr>
+        <w:spacing w:after="80"/>
+        <w:rPr>
+          <w:rFonts w:asciiTheme="majorBidi" w:hAnsiTheme="majorBidi" w:cstheme="majorBidi"/>
+          <w:b/>
+          <w:bCs/>
+          <w:sz w:val="32"/>
+          <w:szCs w:val="32"/>
+        </w:rPr>
+      </w:pPr>
+      <w:r>
+        <w:rPr>
+          <w:rFonts w:asciiTheme="majorBidi" w:hAnsiTheme="majorBidi" w:cstheme="majorBidi"/>
+          <w:b/>
+          <w:bCs/>
+          <w:sz w:val="32"/>
+          <w:szCs w:val="32"/>
+        </w:rPr>
+        <w:t>Command Structure</w:t>
+      </w:r>
+    </w:p>
+    <w:p>
+      <w:pPr>
+        <w:spacing w:after="100"/>
+        <w:rPr>
+          <w:rFonts w:asciiTheme="majorBidi" w:hAnsiTheme="majorBidi" w:cstheme="majorBidi"/>
+          <w:b/>
+          <w:bCs/>
+          <w:i/>
+          <w:iCs/>
+          <w:sz w:val="28"/>
+          <w:szCs w:val="28"/>
+        </w:rPr>
+      </w:pPr>
+      <w:proofErr w:type="spellStart"/>
+      <w:r>
+        <w:rPr>
+          <w:rFonts w:asciiTheme="majorBidi" w:hAnsiTheme="majorBidi" w:cstheme="majorBidi"/>
+          <w:b/>
+          <w:bCs/>
+          <w:i/>
+          <w:iCs/>
+          <w:sz w:val="28"/>
+          <w:szCs w:val="28"/>
+        </w:rPr>
+        <w:t>openssl</w:t>
+      </w:r>
+      <w:proofErr w:type="spellEnd"/>
+      <w:r>
+        <w:rPr>
+          <w:rFonts w:asciiTheme="majorBidi" w:hAnsiTheme="majorBidi" w:cstheme="majorBidi"/>
+          <w:b/>
+          <w:bCs/>
+          <w:i/>
+          <w:iCs/>
+          <w:sz w:val="28"/>
+          <w:szCs w:val="28"/>
+        </w:rPr>
+        <w:t xml:space="preserve"> &lt;command&gt; [options]</w:t>
+      </w:r>
+    </w:p>
+    <w:p>
+      <w:pPr>
+        <w:spacing w:after="80"/>
+        <w:rPr>
+          <w:rFonts w:asciiTheme="majorBidi" w:hAnsiTheme="majorBidi" w:cstheme="majorBidi"/>
+          <w:sz w:val="28"/>
+          <w:szCs w:val="28"/>
+          <w:u w:val="single"/>
+        </w:rPr>
+      </w:pPr>
+      <w:r>
+        <w:rPr>
+          <w:rFonts w:asciiTheme="majorBidi" w:hAnsiTheme="majorBidi" w:cstheme="majorBidi"/>
+          <w:sz w:val="28"/>
+          <w:szCs w:val="28"/>
+          <w:u w:val="single"/>
+        </w:rPr>
+        <w:t>Examples:</w:t>
+      </w:r>
+    </w:p>
+    <w:p>
+      <w:pPr>
+        <w:pStyle w:val="ListParagraph"/>
+        <w:numPr>
+          <w:ilvl w:val="0"/>
+          <w:numId w:val="78"/>
+        </w:numPr>
+        <w:ind w:left="360"/>
+        <w:rPr>
+          <w:rFonts w:asciiTheme="majorBidi" w:hAnsiTheme="majorBidi" w:cstheme="majorBidi"/>
+          <w:b/>
+          <w:bCs/>
+          <w:i/>
+          <w:iCs/>
+          <w:sz w:val="28"/>
+          <w:szCs w:val="28"/>
+        </w:rPr>
+      </w:pPr>
+      <w:proofErr w:type="spellStart"/>
+      <w:r>
+        <w:rPr>
+          <w:rFonts w:asciiTheme="majorBidi" w:hAnsiTheme="majorBidi" w:cstheme="majorBidi"/>
+          <w:b/>
+          <w:bCs/>
+          <w:i/>
+          <w:iCs/>
+          <w:sz w:val="28"/>
+          <w:szCs w:val="28"/>
+        </w:rPr>
+        <w:t>openssl</w:t>
+      </w:r>
+      <w:proofErr w:type="spellEnd"/>
+      <w:r>
+        <w:rPr>
+          <w:rFonts w:asciiTheme="majorBidi" w:hAnsiTheme="majorBidi" w:cstheme="majorBidi"/>
+          <w:b/>
+          <w:bCs/>
+          <w:i/>
+          <w:iCs/>
+          <w:sz w:val="28"/>
+          <w:szCs w:val="28"/>
+        </w:rPr>
+        <w:t xml:space="preserve"> version</w:t>
+      </w:r>
+    </w:p>
+    <w:p>
+      <w:pPr>
+        <w:pStyle w:val="ListParagraph"/>
+        <w:numPr>
+          <w:ilvl w:val="0"/>
+          <w:numId w:val="78"/>
+        </w:numPr>
+        <w:ind w:left="360"/>
+        <w:rPr>
+          <w:rFonts w:asciiTheme="majorBidi" w:hAnsiTheme="majorBidi" w:cstheme="majorBidi"/>
+          <w:b/>
+          <w:bCs/>
+          <w:i/>
+          <w:iCs/>
+          <w:sz w:val="28"/>
+          <w:szCs w:val="28"/>
+        </w:rPr>
+      </w:pPr>
+      <w:proofErr w:type="spellStart"/>
+      <w:r>
+        <w:rPr>
+          <w:rFonts w:asciiTheme="majorBidi" w:hAnsiTheme="majorBidi" w:cstheme="majorBidi"/>
+          <w:b/>
+          <w:bCs/>
+          <w:i/>
+          <w:iCs/>
+          <w:sz w:val="28"/>
+          <w:szCs w:val="28"/>
+        </w:rPr>
+        <w:t>openssl</w:t>
+      </w:r>
+      <w:proofErr w:type="spellEnd"/>
+      <w:r>
+        <w:rPr>
+          <w:rFonts w:asciiTheme="majorBidi" w:hAnsiTheme="majorBidi" w:cstheme="majorBidi"/>
+          <w:b/>
+          <w:bCs/>
+          <w:i/>
+          <w:iCs/>
+          <w:sz w:val="28"/>
+          <w:szCs w:val="28"/>
+        </w:rPr>
+        <w:t xml:space="preserve"> x509</w:t>
+      </w:r>
+    </w:p>
+    <w:p>
+      <w:pPr>
+        <w:pStyle w:val="ListParagraph"/>
+        <w:numPr>
+          <w:ilvl w:val="0"/>
+          <w:numId w:val="78"/>
+        </w:numPr>
+        <w:ind w:left="360"/>
+        <w:rPr>
+          <w:rFonts w:asciiTheme="majorBidi" w:hAnsiTheme="majorBidi" w:cstheme="majorBidi"/>
+          <w:b/>
+          <w:bCs/>
+          <w:i/>
+          <w:iCs/>
+          <w:sz w:val="28"/>
+          <w:szCs w:val="28"/>
+        </w:rPr>
+      </w:pPr>
+      <w:proofErr w:type="spellStart"/>
+      <w:r>
+        <w:rPr>
+          <w:rFonts w:asciiTheme="majorBidi" w:hAnsiTheme="majorBidi" w:cstheme="majorBidi"/>
+          <w:b/>
+          <w:bCs/>
+          <w:i/>
+          <w:iCs/>
+          <w:sz w:val="28"/>
+          <w:szCs w:val="28"/>
+        </w:rPr>
+        <w:t>openssl</w:t>
+      </w:r>
+      <w:proofErr w:type="spellEnd"/>
+      <w:r>
+        <w:rPr>
+          <w:rFonts w:asciiTheme="majorBidi" w:hAnsiTheme="majorBidi" w:cstheme="majorBidi"/>
+          <w:b/>
+          <w:bCs/>
+          <w:i/>
+          <w:iCs/>
+          <w:sz w:val="28"/>
+          <w:szCs w:val="28"/>
+        </w:rPr>
+        <w:t xml:space="preserve"> req</w:t>
+      </w:r>
+    </w:p>
+    <w:p>
+      <w:pPr>
+        <w:pStyle w:val="ListParagraph"/>
+        <w:numPr>
+          <w:ilvl w:val="0"/>
+          <w:numId w:val="78"/>
+        </w:numPr>
+        <w:ind w:left="360"/>
+        <w:rPr>
+          <w:rFonts w:asciiTheme="majorBidi" w:hAnsiTheme="majorBidi" w:cstheme="majorBidi"/>
+          <w:b/>
+          <w:bCs/>
+          <w:i/>
+          <w:iCs/>
+          <w:sz w:val="28"/>
+          <w:szCs w:val="28"/>
+        </w:rPr>
+      </w:pPr>
+      <w:proofErr w:type="spellStart"/>
+      <w:r>
+        <w:rPr>
+          <w:rFonts w:asciiTheme="majorBidi" w:hAnsiTheme="majorBidi" w:cstheme="majorBidi"/>
+          <w:b/>
+          <w:bCs/>
+          <w:i/>
+          <w:iCs/>
+          <w:sz w:val="28"/>
+          <w:szCs w:val="28"/>
+        </w:rPr>
+        <w:t>openssl</w:t>
+      </w:r>
+      <w:proofErr w:type="spellEnd"/>
+      <w:r>
+        <w:rPr>
+          <w:rFonts w:asciiTheme="majorBidi" w:hAnsiTheme="majorBidi" w:cstheme="majorBidi"/>
+          <w:b/>
+          <w:bCs/>
+          <w:i/>
+          <w:iCs/>
+          <w:sz w:val="28"/>
+          <w:szCs w:val="28"/>
+        </w:rPr>
+        <w:t xml:space="preserve"> </w:t>
+      </w:r>
+      <w:proofErr w:type="spellStart"/>
+      <w:r>
+        <w:rPr>
+          <w:rFonts w:asciiTheme="majorBidi" w:hAnsiTheme="majorBidi" w:cstheme="majorBidi"/>
+          <w:b/>
+          <w:bCs/>
+          <w:i/>
+          <w:iCs/>
+          <w:sz w:val="28"/>
+          <w:szCs w:val="28"/>
+        </w:rPr>
+        <w:t>rsa</w:t>
+      </w:r>
+      <w:proofErr w:type="spellEnd"/>
+    </w:p>
+    <w:p>
+      <w:pPr>
+        <w:pStyle w:val="ListParagraph"/>
+        <w:numPr>
+          <w:ilvl w:val="0"/>
+          <w:numId w:val="78"/>
+        </w:numPr>
+        <w:ind w:left="360"/>
+        <w:rPr>
+          <w:rFonts w:asciiTheme="majorBidi" w:hAnsiTheme="majorBidi" w:cstheme="majorBidi"/>
+          <w:b/>
+          <w:bCs/>
+          <w:i/>
+          <w:iCs/>
+          <w:sz w:val="28"/>
+          <w:szCs w:val="28"/>
+        </w:rPr>
+      </w:pPr>
+      <w:proofErr w:type="spellStart"/>
+      <w:r>
+        <w:rPr>
+          <w:rFonts w:asciiTheme="majorBidi" w:hAnsiTheme="majorBidi" w:cstheme="majorBidi"/>
+          <w:b/>
+          <w:bCs/>
+          <w:i/>
+          <w:iCs/>
+          <w:sz w:val="28"/>
+          <w:szCs w:val="28"/>
+        </w:rPr>
+        <w:t>openssl</w:t>
+      </w:r>
+      <w:proofErr w:type="spellEnd"/>
+      <w:r>
+        <w:rPr>
+          <w:rFonts w:asciiTheme="majorBidi" w:hAnsiTheme="majorBidi" w:cstheme="majorBidi"/>
+          <w:b/>
+          <w:bCs/>
+          <w:i/>
+          <w:iCs/>
+          <w:sz w:val="28"/>
+          <w:szCs w:val="28"/>
+        </w:rPr>
+        <w:t xml:space="preserve"> </w:t>
+      </w:r>
+      <w:proofErr w:type="spellStart"/>
+      <w:r>
+        <w:rPr>
+          <w:rFonts w:asciiTheme="majorBidi" w:hAnsiTheme="majorBidi" w:cstheme="majorBidi"/>
+          <w:b/>
+          <w:bCs/>
+          <w:i/>
+          <w:iCs/>
+          <w:sz w:val="28"/>
+          <w:szCs w:val="28"/>
+        </w:rPr>
+        <w:t>pkey</w:t>
+      </w:r>
+      <w:proofErr w:type="spellEnd"/>
+    </w:p>
+    <w:p>
+      <w:pPr>
+        <w:pStyle w:val="ListParagraph"/>
+        <w:numPr>
+          <w:ilvl w:val="0"/>
+          <w:numId w:val="78"/>
+        </w:numPr>
+        <w:ind w:left="360"/>
+        <w:rPr>
+          <w:rFonts w:asciiTheme="majorBidi" w:hAnsiTheme="majorBidi" w:cstheme="majorBidi"/>
+          <w:b/>
+          <w:bCs/>
+          <w:i/>
+          <w:iCs/>
+          <w:sz w:val="28"/>
+          <w:szCs w:val="28"/>
+        </w:rPr>
+      </w:pPr>
+      <w:proofErr w:type="spellStart"/>
+      <w:r>
+        <w:rPr>
+          <w:rFonts w:asciiTheme="majorBidi" w:hAnsiTheme="majorBidi" w:cstheme="majorBidi"/>
+          <w:b/>
+          <w:bCs/>
+          <w:i/>
+          <w:iCs/>
+          <w:sz w:val="28"/>
+          <w:szCs w:val="28"/>
+        </w:rPr>
+        <w:t>openssl</w:t>
+      </w:r>
+      <w:proofErr w:type="spellEnd"/>
+      <w:r>
+        <w:rPr>
+          <w:rFonts w:asciiTheme="majorBidi" w:hAnsiTheme="majorBidi" w:cstheme="majorBidi"/>
+          <w:b/>
+          <w:bCs/>
+          <w:i/>
+          <w:iCs/>
+          <w:sz w:val="28"/>
+          <w:szCs w:val="28"/>
+        </w:rPr>
+        <w:t xml:space="preserve"> </w:t>
+      </w:r>
+      <w:proofErr w:type="spellStart"/>
+      <w:r>
+        <w:rPr>
+          <w:rFonts w:asciiTheme="majorBidi" w:hAnsiTheme="majorBidi" w:cstheme="majorBidi"/>
+          <w:b/>
+          <w:bCs/>
+          <w:i/>
+          <w:iCs/>
+          <w:sz w:val="28"/>
+          <w:szCs w:val="28"/>
+        </w:rPr>
+        <w:t>s_client</w:t>
+      </w:r>
+      <w:proofErr w:type="spellEnd"/>
+    </w:p>
+    <w:p>
+      <w:pPr>
+        <w:pStyle w:val="ListParagraph"/>
+        <w:numPr>
+          <w:ilvl w:val="0"/>
+          <w:numId w:val="78"/>
+        </w:numPr>
+        <w:spacing w:after="100"/>
+        <w:ind w:left="360"/>
+        <w:jc w:val="both"/>
+        <w:rPr>
+          <w:rFonts w:asciiTheme="majorBidi" w:hAnsiTheme="majorBidi" w:cstheme="majorBidi"/>
+          <w:b/>
+          <w:bCs/>
+          <w:i/>
+          <w:iCs/>
+          <w:sz w:val="28"/>
+          <w:szCs w:val="28"/>
+        </w:rPr>
+      </w:pPr>
+      <w:proofErr w:type="spellStart"/>
+      <w:r>
+        <w:rPr>
+          <w:rFonts w:asciiTheme="majorBidi" w:hAnsiTheme="majorBidi" w:cstheme="majorBidi"/>
+          <w:b/>
+          <w:bCs/>
+          <w:i/>
+          <w:iCs/>
+          <w:sz w:val="28"/>
+          <w:szCs w:val="28"/>
+        </w:rPr>
+        <w:t>openssl</w:t>
+      </w:r>
+      <w:proofErr w:type="spellEnd"/>
+      <w:r>
+        <w:rPr>
+          <w:rFonts w:asciiTheme="majorBidi" w:hAnsiTheme="majorBidi" w:cstheme="majorBidi"/>
+          <w:b/>
+          <w:bCs/>
+          <w:i/>
+          <w:iCs/>
+          <w:sz w:val="28"/>
+          <w:szCs w:val="28"/>
+        </w:rPr>
+        <w:t xml:space="preserve"> </w:t>
+      </w:r>
+      <w:proofErr w:type="spellStart"/>
+      <w:r>
+        <w:rPr>
+          <w:rFonts w:asciiTheme="majorBidi" w:hAnsiTheme="majorBidi" w:cstheme="majorBidi"/>
+          <w:b/>
+          <w:bCs/>
+          <w:i/>
+          <w:iCs/>
+          <w:sz w:val="28"/>
+          <w:szCs w:val="28"/>
+        </w:rPr>
+        <w:t>dgst</w:t>
+      </w:r>
+      <w:proofErr w:type="spellEnd"/>
+    </w:p>
+    <w:p>
+      <w:pPr>
+        <w:spacing w:after="80"/>
+        <w:rPr>
+          <w:rFonts w:asciiTheme="majorBidi" w:hAnsiTheme="majorBidi" w:cstheme="majorBidi"/>
+          <w:b/>
+          <w:bCs/>
+          <w:sz w:val="36"/>
+          <w:szCs w:val="36"/>
+        </w:rPr>
+      </w:pPr>
+      <w:r>
+        <w:rPr>
+          <w:rFonts w:asciiTheme="majorBidi" w:hAnsiTheme="majorBidi" w:cstheme="majorBidi"/>
+          <w:b/>
+          <w:bCs/>
+          <w:sz w:val="36"/>
+          <w:szCs w:val="36"/>
+        </w:rPr>
+        <w:t>Frequently Used Commands</w:t>
+      </w:r>
+      <w:r>
+        <w:rPr>
+          <w:rFonts w:asciiTheme="majorBidi" w:hAnsiTheme="majorBidi" w:cstheme="majorBidi"/>
+          <w:b/>
+          <w:bCs/>
+          <w:sz w:val="36"/>
+          <w:szCs w:val="36"/>
+        </w:rPr>
+        <w:t>:</w:t>
+      </w:r>
+    </w:p>
+    <w:p>
+      <w:pPr>
+        <w:pStyle w:val="ListParagraph"/>
+        <w:numPr>
+          <w:ilvl w:val="0"/>
+          <w:numId w:val="79"/>
+        </w:numPr>
+        <w:ind w:left="360"/>
+        <w:rPr>
+          <w:rFonts w:asciiTheme="majorBidi" w:hAnsiTheme="majorBidi" w:cstheme="majorBidi"/>
+          <w:sz w:val="28"/>
+          <w:szCs w:val="28"/>
+        </w:rPr>
+      </w:pPr>
+      <w:proofErr w:type="spellStart"/>
+      <w:r>
+        <w:rPr>
+          <w:rFonts w:asciiTheme="majorBidi" w:hAnsiTheme="majorBidi" w:cstheme="majorBidi"/>
+          <w:b/>
+          <w:bCs/>
+          <w:i/>
+          <w:iCs/>
+          <w:sz w:val="28"/>
+          <w:szCs w:val="28"/>
+        </w:rPr>
+        <w:t>openssl</w:t>
+      </w:r>
+      <w:proofErr w:type="spellEnd"/>
+      <w:r>
+        <w:rPr>
+          <w:rFonts w:asciiTheme="majorBidi" w:hAnsiTheme="majorBidi" w:cstheme="majorBidi"/>
+          <w:b/>
+          <w:bCs/>
+          <w:i/>
+          <w:iCs/>
+          <w:sz w:val="28"/>
+          <w:szCs w:val="28"/>
+        </w:rPr>
+        <w:t xml:space="preserve"> version</w:t>
+      </w:r>
+      <w:r>
+        <w:rPr>
+          <w:rFonts w:asciiTheme="majorBidi" w:hAnsiTheme="majorBidi" w:cstheme="majorBidi"/>
+          <w:sz w:val="28"/>
+          <w:szCs w:val="28"/>
+        </w:rPr>
+        <w:t xml:space="preserve"> </w:t>
+      </w:r>
+      <w:r>
+        <w:rPr>
+          <w:rFonts w:asciiTheme="majorBidi" w:hAnsiTheme="majorBidi" w:cstheme="majorBidi"/>
+          <w:b/>
+          <w:bCs/>
+          <w:sz w:val="28"/>
+          <w:szCs w:val="28"/>
+        </w:rPr>
+        <w:t>→</w:t>
+      </w:r>
+      <w:r>
+        <w:rPr>
+          <w:rFonts w:asciiTheme="majorBidi" w:hAnsiTheme="majorBidi" w:cstheme="majorBidi"/>
+          <w:b/>
+          <w:bCs/>
+          <w:sz w:val="28"/>
+          <w:szCs w:val="28"/>
+        </w:rPr>
+        <w:t xml:space="preserve"> </w:t>
+      </w:r>
+      <w:r>
+        <w:rPr>
+          <w:rFonts w:asciiTheme="majorBidi" w:hAnsiTheme="majorBidi" w:cstheme="majorBidi"/>
+          <w:sz w:val="28"/>
+          <w:szCs w:val="28"/>
+        </w:rPr>
+        <w:t>Check OpenSSL Version</w:t>
+      </w:r>
+    </w:p>
+    <w:p>
+      <w:pPr>
+        <w:pStyle w:val="ListParagraph"/>
+        <w:numPr>
+          <w:ilvl w:val="0"/>
+          <w:numId w:val="79"/>
+        </w:numPr>
+        <w:ind w:left="360"/>
+        <w:rPr>
+          <w:rFonts w:asciiTheme="majorBidi" w:hAnsiTheme="majorBidi" w:cstheme="majorBidi"/>
+          <w:sz w:val="28"/>
+          <w:szCs w:val="28"/>
+        </w:rPr>
+      </w:pPr>
+      <w:proofErr w:type="spellStart"/>
+      <w:r>
+        <w:rPr>
+          <w:rFonts w:asciiTheme="majorBidi" w:hAnsiTheme="majorBidi" w:cstheme="majorBidi"/>
+          <w:b/>
+          <w:bCs/>
+          <w:i/>
+          <w:iCs/>
+          <w:sz w:val="28"/>
+          <w:szCs w:val="28"/>
+        </w:rPr>
+        <w:t>openssl</w:t>
+      </w:r>
+      <w:proofErr w:type="spellEnd"/>
+      <w:r>
+        <w:rPr>
+          <w:rFonts w:asciiTheme="majorBidi" w:hAnsiTheme="majorBidi" w:cstheme="majorBidi"/>
+          <w:b/>
+          <w:bCs/>
+          <w:i/>
+          <w:iCs/>
+          <w:sz w:val="28"/>
+          <w:szCs w:val="28"/>
+        </w:rPr>
+        <w:t xml:space="preserve"> </w:t>
+      </w:r>
+      <w:proofErr w:type="spellStart"/>
+      <w:r>
+        <w:rPr>
+          <w:rFonts w:asciiTheme="majorBidi" w:hAnsiTheme="majorBidi" w:cstheme="majorBidi"/>
+          <w:b/>
+          <w:bCs/>
+          <w:i/>
+          <w:iCs/>
+          <w:sz w:val="28"/>
+          <w:szCs w:val="28"/>
+        </w:rPr>
+        <w:t>genrsa</w:t>
+      </w:r>
+      <w:proofErr w:type="spellEnd"/>
+      <w:r>
+        <w:rPr>
+          <w:rFonts w:asciiTheme="majorBidi" w:hAnsiTheme="majorBidi" w:cstheme="majorBidi"/>
+          <w:b/>
+          <w:bCs/>
+          <w:i/>
+          <w:iCs/>
+          <w:sz w:val="28"/>
+          <w:szCs w:val="28"/>
+        </w:rPr>
+        <w:t xml:space="preserve"> -out </w:t>
+      </w:r>
+      <w:proofErr w:type="spellStart"/>
+      <w:r>
+        <w:rPr>
+          <w:rFonts w:asciiTheme="majorBidi" w:hAnsiTheme="majorBidi" w:cstheme="majorBidi"/>
+          <w:b/>
+          <w:bCs/>
+          <w:i/>
+          <w:iCs/>
+          <w:sz w:val="28"/>
+          <w:szCs w:val="28"/>
+        </w:rPr>
+        <w:t>private.key</w:t>
+      </w:r>
+      <w:proofErr w:type="spellEnd"/>
+      <w:r>
+        <w:rPr>
+          <w:rFonts w:asciiTheme="majorBidi" w:hAnsiTheme="majorBidi" w:cstheme="majorBidi"/>
+          <w:b/>
+          <w:bCs/>
+          <w:i/>
+          <w:iCs/>
+          <w:sz w:val="28"/>
+          <w:szCs w:val="28"/>
+        </w:rPr>
+        <w:t xml:space="preserve"> 2048</w:t>
+      </w:r>
+      <w:r>
+        <w:rPr>
+          <w:rFonts w:asciiTheme="majorBidi" w:hAnsiTheme="majorBidi" w:cstheme="majorBidi"/>
+          <w:sz w:val="28"/>
+          <w:szCs w:val="28"/>
+        </w:rPr>
+        <w:t xml:space="preserve"> </w:t>
+      </w:r>
+      <w:r>
+        <w:rPr>
+          <w:rFonts w:asciiTheme="majorBidi" w:hAnsiTheme="majorBidi" w:cstheme="majorBidi"/>
+          <w:b/>
+          <w:bCs/>
+          <w:sz w:val="28"/>
+          <w:szCs w:val="28"/>
+        </w:rPr>
+        <w:t>→</w:t>
+      </w:r>
+      <w:r>
+        <w:rPr>
+          <w:rFonts w:asciiTheme="majorBidi" w:hAnsiTheme="majorBidi" w:cstheme="majorBidi"/>
+          <w:b/>
+          <w:bCs/>
+          <w:sz w:val="28"/>
+          <w:szCs w:val="28"/>
+        </w:rPr>
+        <w:t xml:space="preserve"> </w:t>
+      </w:r>
+      <w:r>
+        <w:rPr>
+          <w:rFonts w:asciiTheme="majorBidi" w:hAnsiTheme="majorBidi" w:cstheme="majorBidi"/>
+          <w:sz w:val="28"/>
+          <w:szCs w:val="28"/>
+        </w:rPr>
+        <w:t>Generate a Private RSA Key</w:t>
+      </w:r>
+    </w:p>
+    <w:p>
+      <w:pPr>
+        <w:pStyle w:val="ListParagraph"/>
+        <w:numPr>
+          <w:ilvl w:val="0"/>
+          <w:numId w:val="80"/>
+        </w:numPr>
+        <w:rPr>
+          <w:rFonts w:asciiTheme="majorBidi" w:hAnsiTheme="majorBidi" w:cstheme="majorBidi"/>
+          <w:sz w:val="28"/>
+          <w:szCs w:val="28"/>
+        </w:rPr>
+      </w:pPr>
+      <w:proofErr w:type="spellStart"/>
+      <w:r>
+        <w:rPr>
+          <w:rFonts w:asciiTheme="majorBidi" w:hAnsiTheme="majorBidi" w:cstheme="majorBidi"/>
+          <w:b/>
+          <w:bCs/>
+          <w:i/>
+          <w:iCs/>
+          <w:sz w:val="28"/>
+          <w:szCs w:val="28"/>
+        </w:rPr>
+        <w:lastRenderedPageBreak/>
+        <w:t>genrsa</w:t>
+      </w:r>
+      <w:proofErr w:type="spellEnd"/>
+      <w:r>
+        <w:rPr>
+          <w:rFonts w:asciiTheme="majorBidi" w:hAnsiTheme="majorBidi" w:cstheme="majorBidi"/>
+          <w:sz w:val="28"/>
+          <w:szCs w:val="28"/>
+        </w:rPr>
+        <w:t xml:space="preserve"> → Generate an RSA private key.</w:t>
+      </w:r>
+    </w:p>
+    <w:p>
+      <w:pPr>
+        <w:pStyle w:val="ListParagraph"/>
+        <w:numPr>
+          <w:ilvl w:val="0"/>
+          <w:numId w:val="80"/>
+        </w:numPr>
+        <w:rPr>
+          <w:rFonts w:asciiTheme="majorBidi" w:hAnsiTheme="majorBidi" w:cstheme="majorBidi"/>
+          <w:sz w:val="28"/>
+          <w:szCs w:val="28"/>
+        </w:rPr>
+      </w:pPr>
+      <w:r>
+        <w:rPr>
+          <w:rFonts w:asciiTheme="majorBidi" w:hAnsiTheme="majorBidi" w:cstheme="majorBidi"/>
+          <w:b/>
+          <w:bCs/>
+          <w:i/>
+          <w:iCs/>
+          <w:sz w:val="28"/>
+          <w:szCs w:val="28"/>
+        </w:rPr>
+        <w:t>-out</w:t>
+      </w:r>
+      <w:r>
+        <w:rPr>
+          <w:rFonts w:asciiTheme="majorBidi" w:hAnsiTheme="majorBidi" w:cstheme="majorBidi"/>
+          <w:sz w:val="28"/>
+          <w:szCs w:val="28"/>
+        </w:rPr>
+        <w:t xml:space="preserve"> → Output file.</w:t>
+      </w:r>
+    </w:p>
+    <w:p>
+      <w:pPr>
+        <w:pStyle w:val="ListParagraph"/>
+        <w:numPr>
+          <w:ilvl w:val="0"/>
+          <w:numId w:val="80"/>
+        </w:numPr>
+        <w:rPr>
+          <w:rFonts w:asciiTheme="majorBidi" w:hAnsiTheme="majorBidi" w:cstheme="majorBidi"/>
+          <w:sz w:val="28"/>
+          <w:szCs w:val="28"/>
+        </w:rPr>
+      </w:pPr>
+      <w:r>
+        <w:rPr>
+          <w:rFonts w:asciiTheme="majorBidi" w:hAnsiTheme="majorBidi" w:cstheme="majorBidi"/>
+          <w:b/>
+          <w:bCs/>
+          <w:i/>
+          <w:iCs/>
+          <w:sz w:val="28"/>
+          <w:szCs w:val="28"/>
+        </w:rPr>
+        <w:t>2048</w:t>
+      </w:r>
+      <w:r>
+        <w:rPr>
+          <w:rFonts w:asciiTheme="majorBidi" w:hAnsiTheme="majorBidi" w:cstheme="majorBidi"/>
+          <w:sz w:val="28"/>
+          <w:szCs w:val="28"/>
+        </w:rPr>
+        <w:t xml:space="preserve"> → Key size in bits.</w:t>
+      </w:r>
+    </w:p>
+    <w:p>
+      <w:pPr>
+        <w:pStyle w:val="ListParagraph"/>
+        <w:rPr>
+          <w:rFonts w:asciiTheme="majorBidi" w:hAnsiTheme="majorBidi" w:cstheme="majorBidi"/>
+          <w:sz w:val="6"/>
+          <w:szCs w:val="6"/>
+        </w:rPr>
+      </w:pPr>
+    </w:p>
+    <w:p>
+      <w:pPr>
+        <w:pStyle w:val="ListParagraph"/>
+        <w:numPr>
+          <w:ilvl w:val="0"/>
+          <w:numId w:val="81"/>
+        </w:numPr>
+        <w:ind w:left="360"/>
+        <w:rPr>
+          <w:rFonts w:asciiTheme="majorBidi" w:hAnsiTheme="majorBidi" w:cstheme="majorBidi"/>
+          <w:sz w:val="28"/>
+          <w:szCs w:val="28"/>
+        </w:rPr>
+      </w:pPr>
+      <w:proofErr w:type="spellStart"/>
+      <w:r>
+        <w:rPr>
+          <w:rFonts w:asciiTheme="majorBidi" w:hAnsiTheme="majorBidi" w:cstheme="majorBidi"/>
+          <w:b/>
+          <w:bCs/>
+          <w:i/>
+          <w:iCs/>
+          <w:sz w:val="28"/>
+          <w:szCs w:val="28"/>
+        </w:rPr>
+        <w:t>openssl</w:t>
+      </w:r>
+      <w:proofErr w:type="spellEnd"/>
+      <w:r>
+        <w:rPr>
+          <w:rFonts w:asciiTheme="majorBidi" w:hAnsiTheme="majorBidi" w:cstheme="majorBidi"/>
+          <w:b/>
+          <w:bCs/>
+          <w:i/>
+          <w:iCs/>
+          <w:sz w:val="28"/>
+          <w:szCs w:val="28"/>
+        </w:rPr>
+        <w:t xml:space="preserve"> </w:t>
+      </w:r>
+      <w:proofErr w:type="spellStart"/>
+      <w:r>
+        <w:rPr>
+          <w:rFonts w:asciiTheme="majorBidi" w:hAnsiTheme="majorBidi" w:cstheme="majorBidi"/>
+          <w:b/>
+          <w:bCs/>
+          <w:i/>
+          <w:iCs/>
+          <w:sz w:val="28"/>
+          <w:szCs w:val="28"/>
+        </w:rPr>
+        <w:t>rsa</w:t>
+      </w:r>
+      <w:proofErr w:type="spellEnd"/>
+      <w:r>
+        <w:rPr>
+          <w:rFonts w:asciiTheme="majorBidi" w:hAnsiTheme="majorBidi" w:cstheme="majorBidi"/>
+          <w:b/>
+          <w:bCs/>
+          <w:i/>
+          <w:iCs/>
+          <w:sz w:val="28"/>
+          <w:szCs w:val="28"/>
+        </w:rPr>
+        <w:t xml:space="preserve"> -in </w:t>
+      </w:r>
+      <w:proofErr w:type="spellStart"/>
+      <w:r>
+        <w:rPr>
+          <w:rFonts w:asciiTheme="majorBidi" w:hAnsiTheme="majorBidi" w:cstheme="majorBidi"/>
+          <w:b/>
+          <w:bCs/>
+          <w:i/>
+          <w:iCs/>
+          <w:sz w:val="28"/>
+          <w:szCs w:val="28"/>
+        </w:rPr>
+        <w:t>private.key</w:t>
+      </w:r>
+      <w:proofErr w:type="spellEnd"/>
+      <w:r>
+        <w:rPr>
+          <w:rFonts w:asciiTheme="majorBidi" w:hAnsiTheme="majorBidi" w:cstheme="majorBidi"/>
+          <w:b/>
+          <w:bCs/>
+          <w:i/>
+          <w:iCs/>
+          <w:sz w:val="28"/>
+          <w:szCs w:val="28"/>
+        </w:rPr>
+        <w:t xml:space="preserve"> -</w:t>
+      </w:r>
+      <w:proofErr w:type="spellStart"/>
+      <w:r>
+        <w:rPr>
+          <w:rFonts w:asciiTheme="majorBidi" w:hAnsiTheme="majorBidi" w:cstheme="majorBidi"/>
+          <w:b/>
+          <w:bCs/>
+          <w:i/>
+          <w:iCs/>
+          <w:sz w:val="28"/>
+          <w:szCs w:val="28"/>
+        </w:rPr>
+        <w:t>pubout</w:t>
+      </w:r>
+      <w:proofErr w:type="spellEnd"/>
+      <w:r>
+        <w:rPr>
+          <w:rFonts w:asciiTheme="majorBidi" w:hAnsiTheme="majorBidi" w:cstheme="majorBidi"/>
+          <w:b/>
+          <w:bCs/>
+          <w:i/>
+          <w:iCs/>
+          <w:sz w:val="28"/>
+          <w:szCs w:val="28"/>
+        </w:rPr>
+        <w:t xml:space="preserve"> -out </w:t>
+      </w:r>
+      <w:proofErr w:type="spellStart"/>
+      <w:r>
+        <w:rPr>
+          <w:rFonts w:asciiTheme="majorBidi" w:hAnsiTheme="majorBidi" w:cstheme="majorBidi"/>
+          <w:b/>
+          <w:bCs/>
+          <w:i/>
+          <w:iCs/>
+          <w:sz w:val="28"/>
+          <w:szCs w:val="28"/>
+        </w:rPr>
+        <w:t>public.key</w:t>
+      </w:r>
+      <w:proofErr w:type="spellEnd"/>
+      <w:r>
+        <w:rPr>
+          <w:rFonts w:asciiTheme="majorBidi" w:hAnsiTheme="majorBidi" w:cstheme="majorBidi"/>
+          <w:sz w:val="28"/>
+          <w:szCs w:val="28"/>
+        </w:rPr>
+        <w:t xml:space="preserve"> </w:t>
+      </w:r>
+      <w:r>
+        <w:rPr>
+          <w:rFonts w:asciiTheme="majorBidi" w:hAnsiTheme="majorBidi" w:cstheme="majorBidi"/>
+          <w:b/>
+          <w:bCs/>
+          <w:sz w:val="28"/>
+          <w:szCs w:val="28"/>
+        </w:rPr>
+        <w:t>→</w:t>
+      </w:r>
+      <w:r>
+        <w:rPr>
+          <w:rFonts w:asciiTheme="majorBidi" w:hAnsiTheme="majorBidi" w:cstheme="majorBidi"/>
+          <w:b/>
+          <w:bCs/>
+          <w:sz w:val="28"/>
+          <w:szCs w:val="28"/>
+        </w:rPr>
+        <w:t xml:space="preserve"> </w:t>
+      </w:r>
+      <w:r>
+        <w:rPr>
+          <w:rFonts w:asciiTheme="majorBidi" w:hAnsiTheme="majorBidi" w:cstheme="majorBidi"/>
+          <w:sz w:val="28"/>
+          <w:szCs w:val="28"/>
+        </w:rPr>
+        <w:t>Extract the Public Key</w:t>
+      </w:r>
+      <w:r>
+        <w:rPr>
+          <w:rFonts w:asciiTheme="majorBidi" w:hAnsiTheme="majorBidi" w:cstheme="majorBidi"/>
+          <w:sz w:val="28"/>
+          <w:szCs w:val="28"/>
+        </w:rPr>
+        <w:t xml:space="preserve">. </w:t>
+      </w:r>
+      <w:r>
+        <w:rPr>
+          <w:rFonts w:asciiTheme="majorBidi" w:hAnsiTheme="majorBidi" w:cstheme="majorBidi"/>
+          <w:sz w:val="28"/>
+          <w:szCs w:val="28"/>
+        </w:rPr>
+        <w:t>The public key is mathematically derived from the private key.</w:t>
+      </w:r>
+    </w:p>
+    <w:p>
+      <w:pPr>
+        <w:pStyle w:val="ListParagraph"/>
+        <w:numPr>
+          <w:ilvl w:val="0"/>
+          <w:numId w:val="81"/>
+        </w:numPr>
+        <w:spacing w:after="80"/>
+        <w:ind w:left="360"/>
+        <w:rPr>
+          <w:rFonts w:asciiTheme="majorBidi" w:hAnsiTheme="majorBidi" w:cstheme="majorBidi"/>
+          <w:sz w:val="28"/>
+          <w:szCs w:val="28"/>
+        </w:rPr>
+      </w:pPr>
+      <w:proofErr w:type="spellStart"/>
+      <w:r>
+        <w:rPr>
+          <w:rFonts w:asciiTheme="majorBidi" w:hAnsiTheme="majorBidi" w:cstheme="majorBidi"/>
+          <w:b/>
+          <w:bCs/>
+          <w:i/>
+          <w:iCs/>
+          <w:sz w:val="28"/>
+          <w:szCs w:val="28"/>
+        </w:rPr>
+        <w:t>openssl</w:t>
+      </w:r>
+      <w:proofErr w:type="spellEnd"/>
+      <w:r>
+        <w:rPr>
+          <w:rFonts w:asciiTheme="majorBidi" w:hAnsiTheme="majorBidi" w:cstheme="majorBidi"/>
+          <w:b/>
+          <w:bCs/>
+          <w:i/>
+          <w:iCs/>
+          <w:sz w:val="28"/>
+          <w:szCs w:val="28"/>
+        </w:rPr>
+        <w:t xml:space="preserve"> req -new -key </w:t>
+      </w:r>
+      <w:proofErr w:type="spellStart"/>
+      <w:r>
+        <w:rPr>
+          <w:rFonts w:asciiTheme="majorBidi" w:hAnsiTheme="majorBidi" w:cstheme="majorBidi"/>
+          <w:b/>
+          <w:bCs/>
+          <w:i/>
+          <w:iCs/>
+          <w:sz w:val="28"/>
+          <w:szCs w:val="28"/>
+        </w:rPr>
+        <w:t>private.key</w:t>
+      </w:r>
+      <w:proofErr w:type="spellEnd"/>
+      <w:r>
+        <w:rPr>
+          <w:rFonts w:asciiTheme="majorBidi" w:hAnsiTheme="majorBidi" w:cstheme="majorBidi"/>
+          <w:b/>
+          <w:bCs/>
+          <w:i/>
+          <w:iCs/>
+          <w:sz w:val="28"/>
+          <w:szCs w:val="28"/>
+        </w:rPr>
+        <w:t xml:space="preserve"> -out </w:t>
+      </w:r>
+      <w:proofErr w:type="spellStart"/>
+      <w:r>
+        <w:rPr>
+          <w:rFonts w:asciiTheme="majorBidi" w:hAnsiTheme="majorBidi" w:cstheme="majorBidi"/>
+          <w:b/>
+          <w:bCs/>
+          <w:i/>
+          <w:iCs/>
+          <w:sz w:val="28"/>
+          <w:szCs w:val="28"/>
+        </w:rPr>
+        <w:t>server.csr</w:t>
+      </w:r>
+      <w:proofErr w:type="spellEnd"/>
+      <w:r>
+        <w:rPr>
+          <w:rFonts w:asciiTheme="majorBidi" w:hAnsiTheme="majorBidi" w:cstheme="majorBidi"/>
+          <w:sz w:val="28"/>
+          <w:szCs w:val="28"/>
+        </w:rPr>
+        <w:t xml:space="preserve"> </w:t>
+      </w:r>
+      <w:r>
+        <w:rPr>
+          <w:rFonts w:asciiTheme="majorBidi" w:hAnsiTheme="majorBidi" w:cstheme="majorBidi"/>
+          <w:b/>
+          <w:bCs/>
+          <w:sz w:val="28"/>
+          <w:szCs w:val="28"/>
+        </w:rPr>
+        <w:t>→</w:t>
+      </w:r>
+      <w:r>
+        <w:rPr>
+          <w:rFonts w:asciiTheme="majorBidi" w:hAnsiTheme="majorBidi" w:cstheme="majorBidi"/>
+          <w:b/>
+          <w:bCs/>
+          <w:sz w:val="28"/>
+          <w:szCs w:val="28"/>
+        </w:rPr>
+        <w:t xml:space="preserve"> </w:t>
+      </w:r>
+      <w:r>
+        <w:rPr>
+          <w:rFonts w:asciiTheme="majorBidi" w:hAnsiTheme="majorBidi" w:cstheme="majorBidi"/>
+          <w:sz w:val="28"/>
+          <w:szCs w:val="28"/>
+        </w:rPr>
+        <w:t>Create a CSR</w:t>
+      </w:r>
+    </w:p>
+    <w:p>
+      <w:pPr>
+        <w:spacing w:after="80"/>
+        <w:ind w:left="360"/>
+        <w:rPr>
+          <w:rFonts w:asciiTheme="majorBidi" w:hAnsiTheme="majorBidi" w:cstheme="majorBidi"/>
+          <w:sz w:val="28"/>
+          <w:szCs w:val="28"/>
+        </w:rPr>
+      </w:pPr>
+      <w:r>
+        <w:rPr>
+          <w:rFonts w:asciiTheme="majorBidi" w:hAnsiTheme="majorBidi" w:cstheme="majorBidi"/>
+          <w:sz w:val="28"/>
+          <w:szCs w:val="28"/>
+        </w:rPr>
+        <w:t>You will be prompted for:</w:t>
+      </w:r>
+    </w:p>
+    <w:p>
+      <w:pPr>
+        <w:pStyle w:val="ListParagraph"/>
+        <w:numPr>
+          <w:ilvl w:val="0"/>
+          <w:numId w:val="82"/>
+        </w:numPr>
+        <w:spacing w:after="80"/>
+        <w:rPr>
+          <w:rFonts w:asciiTheme="majorBidi" w:hAnsiTheme="majorBidi" w:cstheme="majorBidi"/>
+          <w:sz w:val="28"/>
+          <w:szCs w:val="28"/>
+        </w:rPr>
+      </w:pPr>
+      <w:r>
+        <w:rPr>
+          <w:rFonts w:asciiTheme="majorBidi" w:hAnsiTheme="majorBidi" w:cstheme="majorBidi"/>
+          <w:sz w:val="28"/>
+          <w:szCs w:val="28"/>
+        </w:rPr>
+        <w:t>Country</w:t>
+      </w:r>
+    </w:p>
+    <w:p>
+      <w:pPr>
+        <w:pStyle w:val="ListParagraph"/>
+        <w:numPr>
+          <w:ilvl w:val="0"/>
+          <w:numId w:val="82"/>
+        </w:numPr>
+        <w:spacing w:after="80"/>
+        <w:rPr>
+          <w:rFonts w:asciiTheme="majorBidi" w:hAnsiTheme="majorBidi" w:cstheme="majorBidi"/>
+          <w:sz w:val="28"/>
+          <w:szCs w:val="28"/>
+        </w:rPr>
+      </w:pPr>
+      <w:r>
+        <w:rPr>
+          <w:rFonts w:asciiTheme="majorBidi" w:hAnsiTheme="majorBidi" w:cstheme="majorBidi"/>
+          <w:sz w:val="28"/>
+          <w:szCs w:val="28"/>
+        </w:rPr>
+        <w:t>State</w:t>
+      </w:r>
+    </w:p>
+    <w:p>
+      <w:pPr>
+        <w:pStyle w:val="ListParagraph"/>
+        <w:numPr>
+          <w:ilvl w:val="0"/>
+          <w:numId w:val="82"/>
+        </w:numPr>
+        <w:spacing w:after="80"/>
+        <w:rPr>
+          <w:rFonts w:asciiTheme="majorBidi" w:hAnsiTheme="majorBidi" w:cstheme="majorBidi"/>
+          <w:sz w:val="28"/>
+          <w:szCs w:val="28"/>
+        </w:rPr>
+      </w:pPr>
+      <w:r>
+        <w:rPr>
+          <w:rFonts w:asciiTheme="majorBidi" w:hAnsiTheme="majorBidi" w:cstheme="majorBidi"/>
+          <w:sz w:val="28"/>
+          <w:szCs w:val="28"/>
+        </w:rPr>
+        <w:t>Organization</w:t>
+      </w:r>
+    </w:p>
+    <w:p>
+      <w:pPr>
+        <w:pStyle w:val="ListParagraph"/>
+        <w:numPr>
+          <w:ilvl w:val="0"/>
+          <w:numId w:val="82"/>
+        </w:numPr>
+        <w:spacing w:after="80"/>
+        <w:rPr>
+          <w:rFonts w:asciiTheme="majorBidi" w:hAnsiTheme="majorBidi" w:cstheme="majorBidi"/>
+          <w:sz w:val="28"/>
+          <w:szCs w:val="28"/>
+        </w:rPr>
+      </w:pPr>
+      <w:r>
+        <w:rPr>
+          <w:rFonts w:asciiTheme="majorBidi" w:hAnsiTheme="majorBidi" w:cstheme="majorBidi"/>
+          <w:sz w:val="28"/>
+          <w:szCs w:val="28"/>
+        </w:rPr>
+        <w:t>Organizational Unit (optional)</w:t>
+      </w:r>
+    </w:p>
+    <w:p>
+      <w:pPr>
+        <w:pStyle w:val="ListParagraph"/>
+        <w:numPr>
+          <w:ilvl w:val="0"/>
+          <w:numId w:val="82"/>
+        </w:numPr>
+        <w:spacing w:after="80"/>
+        <w:rPr>
+          <w:rFonts w:asciiTheme="majorBidi" w:hAnsiTheme="majorBidi" w:cstheme="majorBidi"/>
+          <w:sz w:val="28"/>
+          <w:szCs w:val="28"/>
+        </w:rPr>
+      </w:pPr>
+      <w:r>
+        <w:rPr>
+          <w:rFonts w:asciiTheme="majorBidi" w:hAnsiTheme="majorBidi" w:cstheme="majorBidi"/>
+          <w:sz w:val="28"/>
+          <w:szCs w:val="28"/>
+        </w:rPr>
+        <w:t>Common Name (domain)</w:t>
+      </w:r>
+    </w:p>
+    <w:p>
+      <w:pPr>
+        <w:pStyle w:val="ListParagraph"/>
+        <w:numPr>
+          <w:ilvl w:val="0"/>
+          <w:numId w:val="82"/>
+        </w:numPr>
+        <w:spacing w:after="80"/>
+        <w:rPr>
+          <w:rFonts w:asciiTheme="majorBidi" w:hAnsiTheme="majorBidi" w:cstheme="majorBidi"/>
+          <w:sz w:val="28"/>
+          <w:szCs w:val="28"/>
+        </w:rPr>
+      </w:pPr>
+      <w:r>
+        <w:rPr>
+          <w:rFonts w:asciiTheme="majorBidi" w:hAnsiTheme="majorBidi" w:cstheme="majorBidi"/>
+          <w:sz w:val="28"/>
+          <w:szCs w:val="28"/>
+        </w:rPr>
+        <w:t>Email (optional)</w:t>
+      </w:r>
+    </w:p>
+    <w:p>
+      <w:pPr>
+        <w:spacing w:after="80"/>
+        <w:ind w:left="360"/>
+        <w:rPr>
+          <w:rFonts w:asciiTheme="majorBidi" w:hAnsiTheme="majorBidi" w:cstheme="majorBidi"/>
+          <w:sz w:val="28"/>
+          <w:szCs w:val="28"/>
+        </w:rPr>
+      </w:pPr>
+      <w:r>
+        <w:rPr>
+          <w:rFonts w:asciiTheme="majorBidi" w:hAnsiTheme="majorBidi" w:cstheme="majorBidi"/>
+          <w:sz w:val="28"/>
+          <w:szCs w:val="28"/>
+        </w:rPr>
+        <w:t>The CSR contains your public key and identity information.</w:t>
+      </w:r>
+    </w:p>
+    <w:p>
+      <w:pPr>
+        <w:pStyle w:val="ListParagraph"/>
+        <w:numPr>
+          <w:ilvl w:val="0"/>
+          <w:numId w:val="83"/>
+        </w:numPr>
+        <w:spacing w:after="40"/>
+        <w:ind w:left="360"/>
+        <w:rPr>
+          <w:rFonts w:asciiTheme="majorBidi" w:hAnsiTheme="majorBidi" w:cstheme="majorBidi"/>
+          <w:sz w:val="28"/>
+          <w:szCs w:val="28"/>
+        </w:rPr>
+      </w:pPr>
+      <w:proofErr w:type="spellStart"/>
+      <w:r>
+        <w:rPr>
+          <w:rFonts w:asciiTheme="majorBidi" w:hAnsiTheme="majorBidi" w:cstheme="majorBidi"/>
+          <w:b/>
+          <w:bCs/>
+          <w:i/>
+          <w:iCs/>
+          <w:sz w:val="28"/>
+          <w:szCs w:val="28"/>
+        </w:rPr>
+        <w:t>openssl</w:t>
+      </w:r>
+      <w:proofErr w:type="spellEnd"/>
+      <w:r>
+        <w:rPr>
+          <w:rFonts w:asciiTheme="majorBidi" w:hAnsiTheme="majorBidi" w:cstheme="majorBidi"/>
+          <w:b/>
+          <w:bCs/>
+          <w:i/>
+          <w:iCs/>
+          <w:sz w:val="28"/>
+          <w:szCs w:val="28"/>
+        </w:rPr>
+        <w:t xml:space="preserve"> req -x509 -new -key </w:t>
+      </w:r>
+      <w:proofErr w:type="spellStart"/>
+      <w:r>
+        <w:rPr>
+          <w:rFonts w:asciiTheme="majorBidi" w:hAnsiTheme="majorBidi" w:cstheme="majorBidi"/>
+          <w:b/>
+          <w:bCs/>
+          <w:i/>
+          <w:iCs/>
+          <w:sz w:val="28"/>
+          <w:szCs w:val="28"/>
+        </w:rPr>
+        <w:t>private.key</w:t>
+      </w:r>
+      <w:proofErr w:type="spellEnd"/>
+      <w:r>
+        <w:rPr>
+          <w:rFonts w:asciiTheme="majorBidi" w:hAnsiTheme="majorBidi" w:cstheme="majorBidi"/>
+          <w:b/>
+          <w:bCs/>
+          <w:i/>
+          <w:iCs/>
+          <w:sz w:val="28"/>
+          <w:szCs w:val="28"/>
+        </w:rPr>
+        <w:t xml:space="preserve"> -days 365 -out server.crt</w:t>
+      </w:r>
+      <w:r>
+        <w:rPr>
+          <w:rFonts w:asciiTheme="majorBidi" w:hAnsiTheme="majorBidi" w:cstheme="majorBidi"/>
+          <w:sz w:val="28"/>
+          <w:szCs w:val="28"/>
+        </w:rPr>
+        <w:t xml:space="preserve"> </w:t>
+      </w:r>
+      <w:r>
+        <w:rPr>
+          <w:rFonts w:asciiTheme="majorBidi" w:hAnsiTheme="majorBidi" w:cstheme="majorBidi"/>
+          <w:b/>
+          <w:bCs/>
+          <w:sz w:val="28"/>
+          <w:szCs w:val="28"/>
+        </w:rPr>
+        <w:t>→</w:t>
+      </w:r>
+      <w:r>
+        <w:rPr>
+          <w:rFonts w:asciiTheme="majorBidi" w:hAnsiTheme="majorBidi" w:cstheme="majorBidi"/>
+          <w:b/>
+          <w:bCs/>
+          <w:sz w:val="28"/>
+          <w:szCs w:val="28"/>
+        </w:rPr>
+        <w:t xml:space="preserve"> </w:t>
+      </w:r>
+      <w:r>
+        <w:rPr>
+          <w:rFonts w:asciiTheme="majorBidi" w:hAnsiTheme="majorBidi" w:cstheme="majorBidi"/>
+          <w:sz w:val="28"/>
+          <w:szCs w:val="28"/>
+        </w:rPr>
+        <w:t>Generate a Self-Signed Certificate</w:t>
+      </w:r>
+      <w:r>
+        <w:rPr>
+          <w:rFonts w:asciiTheme="majorBidi" w:hAnsiTheme="majorBidi" w:cstheme="majorBidi"/>
+          <w:sz w:val="28"/>
+          <w:szCs w:val="28"/>
+        </w:rPr>
+        <w:t>. (</w:t>
+      </w:r>
+      <w:r>
+        <w:rPr>
+          <w:rFonts w:asciiTheme="majorBidi" w:hAnsiTheme="majorBidi" w:cstheme="majorBidi"/>
+          <w:sz w:val="28"/>
+          <w:szCs w:val="28"/>
+        </w:rPr>
+        <w:t>Useful for testing or internal environments.</w:t>
+      </w:r>
+      <w:r>
+        <w:rPr>
+          <w:rFonts w:asciiTheme="majorBidi" w:hAnsiTheme="majorBidi" w:cstheme="majorBidi"/>
+          <w:sz w:val="28"/>
+          <w:szCs w:val="28"/>
+        </w:rPr>
+        <w:t>)</w:t>
+      </w:r>
+    </w:p>
+    <w:p>
+      <w:pPr>
+        <w:ind w:left="360"/>
+        <w:rPr>
+          <w:rFonts w:asciiTheme="majorBidi" w:hAnsiTheme="majorBidi" w:cstheme="majorBidi"/>
+          <w:sz w:val="28"/>
+          <w:szCs w:val="28"/>
+        </w:rPr>
+      </w:pPr>
+      <w:r>
+        <w:rPr>
+          <w:rFonts w:asciiTheme="majorBidi" w:hAnsiTheme="majorBidi" w:cstheme="majorBidi"/>
+          <w:sz w:val="28"/>
+          <w:szCs w:val="28"/>
+        </w:rPr>
+        <w:t xml:space="preserve">The </w:t>
+      </w:r>
+      <w:proofErr w:type="spellStart"/>
+      <w:r>
+        <w:rPr>
+          <w:rFonts w:asciiTheme="majorBidi" w:hAnsiTheme="majorBidi" w:cstheme="majorBidi"/>
+          <w:b/>
+          <w:bCs/>
+          <w:i/>
+          <w:iCs/>
+          <w:sz w:val="28"/>
+          <w:szCs w:val="28"/>
+        </w:rPr>
+        <w:t>private.key</w:t>
+      </w:r>
+      <w:proofErr w:type="spellEnd"/>
+      <w:r>
+        <w:rPr>
+          <w:rFonts w:asciiTheme="majorBidi" w:hAnsiTheme="majorBidi" w:cstheme="majorBidi"/>
+          <w:sz w:val="28"/>
+          <w:szCs w:val="28"/>
+        </w:rPr>
+        <w:t xml:space="preserve"> should be the CA’s private key. But since we are generating a self-signed c</w:t>
+      </w:r>
+      <w:r>
+        <w:rPr>
+          <w:rFonts w:asciiTheme="majorBidi" w:hAnsiTheme="majorBidi" w:cstheme="majorBidi"/>
+          <w:sz w:val="28"/>
+          <w:szCs w:val="28"/>
+        </w:rPr>
+        <w:t>ertificate</w:t>
+      </w:r>
+      <w:r>
+        <w:rPr>
+          <w:rFonts w:asciiTheme="majorBidi" w:hAnsiTheme="majorBidi" w:cstheme="majorBidi"/>
+          <w:sz w:val="28"/>
+          <w:szCs w:val="28"/>
+        </w:rPr>
+        <w:t>, it could be ours.</w:t>
+      </w:r>
+    </w:p>
+    <w:p>
+      <w:pPr>
+        <w:pStyle w:val="ListParagraph"/>
+        <w:numPr>
+          <w:ilvl w:val="0"/>
+          <w:numId w:val="83"/>
+        </w:numPr>
+        <w:spacing w:after="80"/>
+        <w:ind w:left="360"/>
+        <w:rPr>
+          <w:rFonts w:asciiTheme="majorBidi" w:hAnsiTheme="majorBidi" w:cstheme="majorBidi"/>
+          <w:sz w:val="28"/>
+          <w:szCs w:val="28"/>
+        </w:rPr>
+      </w:pPr>
+      <w:proofErr w:type="spellStart"/>
+      <w:r>
+        <w:rPr>
+          <w:rFonts w:asciiTheme="majorBidi" w:hAnsiTheme="majorBidi" w:cstheme="majorBidi"/>
+          <w:b/>
+          <w:bCs/>
+          <w:i/>
+          <w:iCs/>
+          <w:sz w:val="28"/>
+          <w:szCs w:val="28"/>
+        </w:rPr>
+        <w:t>openssl</w:t>
+      </w:r>
+      <w:proofErr w:type="spellEnd"/>
+      <w:r>
+        <w:rPr>
+          <w:rFonts w:asciiTheme="majorBidi" w:hAnsiTheme="majorBidi" w:cstheme="majorBidi"/>
+          <w:b/>
+          <w:bCs/>
+          <w:i/>
+          <w:iCs/>
+          <w:sz w:val="28"/>
+          <w:szCs w:val="28"/>
+        </w:rPr>
+        <w:t xml:space="preserve"> x509 -in server.crt -text -</w:t>
+      </w:r>
+      <w:proofErr w:type="spellStart"/>
+      <w:r>
+        <w:rPr>
+          <w:rFonts w:asciiTheme="majorBidi" w:hAnsiTheme="majorBidi" w:cstheme="majorBidi"/>
+          <w:b/>
+          <w:bCs/>
+          <w:i/>
+          <w:iCs/>
+          <w:sz w:val="28"/>
+          <w:szCs w:val="28"/>
+        </w:rPr>
+        <w:t>noout</w:t>
+      </w:r>
+      <w:proofErr w:type="spellEnd"/>
+      <w:r>
+        <w:rPr>
+          <w:rFonts w:asciiTheme="majorBidi" w:hAnsiTheme="majorBidi" w:cstheme="majorBidi"/>
+          <w:sz w:val="28"/>
+          <w:szCs w:val="28"/>
+        </w:rPr>
+        <w:t xml:space="preserve"> </w:t>
+      </w:r>
+      <w:r>
+        <w:rPr>
+          <w:rFonts w:asciiTheme="majorBidi" w:hAnsiTheme="majorBidi" w:cstheme="majorBidi"/>
+          <w:b/>
+          <w:bCs/>
+          <w:sz w:val="28"/>
+          <w:szCs w:val="28"/>
+        </w:rPr>
+        <w:t>→</w:t>
+      </w:r>
+      <w:r>
+        <w:rPr>
+          <w:rFonts w:asciiTheme="majorBidi" w:hAnsiTheme="majorBidi" w:cstheme="majorBidi"/>
+          <w:b/>
+          <w:bCs/>
+          <w:sz w:val="28"/>
+          <w:szCs w:val="28"/>
+        </w:rPr>
+        <w:t xml:space="preserve"> </w:t>
+      </w:r>
+      <w:r>
+        <w:rPr>
+          <w:rFonts w:asciiTheme="majorBidi" w:hAnsiTheme="majorBidi" w:cstheme="majorBidi"/>
+          <w:sz w:val="28"/>
+          <w:szCs w:val="28"/>
+        </w:rPr>
+        <w:t>View Certificate Information</w:t>
+      </w:r>
+    </w:p>
+    <w:p>
+      <w:pPr>
+        <w:spacing w:after="80"/>
+        <w:ind w:left="360"/>
+        <w:rPr>
+          <w:rFonts w:asciiTheme="majorBidi" w:hAnsiTheme="majorBidi" w:cstheme="majorBidi"/>
+          <w:sz w:val="28"/>
+          <w:szCs w:val="28"/>
+        </w:rPr>
+      </w:pPr>
+      <w:r>
+        <w:rPr>
+          <w:rFonts w:asciiTheme="majorBidi" w:hAnsiTheme="majorBidi" w:cstheme="majorBidi"/>
+          <w:sz w:val="28"/>
+          <w:szCs w:val="28"/>
+        </w:rPr>
+        <w:t>Displays:</w:t>
+      </w:r>
+    </w:p>
+    <w:p>
+      <w:pPr>
+        <w:pStyle w:val="ListParagraph"/>
+        <w:numPr>
+          <w:ilvl w:val="0"/>
+          <w:numId w:val="84"/>
+        </w:numPr>
+        <w:rPr>
+          <w:rFonts w:asciiTheme="majorBidi" w:hAnsiTheme="majorBidi" w:cstheme="majorBidi"/>
+          <w:sz w:val="28"/>
+          <w:szCs w:val="28"/>
+        </w:rPr>
+      </w:pPr>
+      <w:r>
+        <w:rPr>
+          <w:rFonts w:asciiTheme="majorBidi" w:hAnsiTheme="majorBidi" w:cstheme="majorBidi"/>
+          <w:sz w:val="28"/>
+          <w:szCs w:val="28"/>
+        </w:rPr>
+        <w:t>Subject</w:t>
+      </w:r>
+    </w:p>
+    <w:p>
+      <w:pPr>
+        <w:pStyle w:val="ListParagraph"/>
+        <w:numPr>
+          <w:ilvl w:val="0"/>
+          <w:numId w:val="84"/>
+        </w:numPr>
+        <w:rPr>
+          <w:rFonts w:asciiTheme="majorBidi" w:hAnsiTheme="majorBidi" w:cstheme="majorBidi"/>
+          <w:sz w:val="28"/>
+          <w:szCs w:val="28"/>
+        </w:rPr>
+      </w:pPr>
+      <w:r>
+        <w:rPr>
+          <w:rFonts w:asciiTheme="majorBidi" w:hAnsiTheme="majorBidi" w:cstheme="majorBidi"/>
+          <w:sz w:val="28"/>
+          <w:szCs w:val="28"/>
+        </w:rPr>
+        <w:t>Issuer</w:t>
+      </w:r>
+    </w:p>
+    <w:p>
+      <w:pPr>
+        <w:pStyle w:val="ListParagraph"/>
+        <w:numPr>
+          <w:ilvl w:val="0"/>
+          <w:numId w:val="84"/>
+        </w:numPr>
+        <w:rPr>
+          <w:rFonts w:asciiTheme="majorBidi" w:hAnsiTheme="majorBidi" w:cstheme="majorBidi"/>
+          <w:sz w:val="28"/>
+          <w:szCs w:val="28"/>
+        </w:rPr>
+      </w:pPr>
+      <w:r>
+        <w:rPr>
+          <w:rFonts w:asciiTheme="majorBidi" w:hAnsiTheme="majorBidi" w:cstheme="majorBidi"/>
+          <w:sz w:val="28"/>
+          <w:szCs w:val="28"/>
+        </w:rPr>
+        <w:t>Validity period</w:t>
+      </w:r>
+    </w:p>
+    <w:p>
+      <w:pPr>
+        <w:pStyle w:val="ListParagraph"/>
+        <w:numPr>
+          <w:ilvl w:val="0"/>
+          <w:numId w:val="84"/>
+        </w:numPr>
+        <w:rPr>
+          <w:rFonts w:asciiTheme="majorBidi" w:hAnsiTheme="majorBidi" w:cstheme="majorBidi"/>
+          <w:sz w:val="28"/>
+          <w:szCs w:val="28"/>
+        </w:rPr>
+      </w:pPr>
+      <w:r>
+        <w:rPr>
+          <w:rFonts w:asciiTheme="majorBidi" w:hAnsiTheme="majorBidi" w:cstheme="majorBidi"/>
+          <w:sz w:val="28"/>
+          <w:szCs w:val="28"/>
+        </w:rPr>
+        <w:t>Public key</w:t>
+      </w:r>
+    </w:p>
+    <w:p>
+      <w:pPr>
+        <w:pStyle w:val="ListParagraph"/>
+        <w:numPr>
+          <w:ilvl w:val="0"/>
+          <w:numId w:val="84"/>
+        </w:numPr>
+        <w:rPr>
+          <w:rFonts w:asciiTheme="majorBidi" w:hAnsiTheme="majorBidi" w:cstheme="majorBidi"/>
+          <w:sz w:val="28"/>
+          <w:szCs w:val="28"/>
+        </w:rPr>
+      </w:pPr>
+      <w:r>
+        <w:rPr>
+          <w:rFonts w:asciiTheme="majorBidi" w:hAnsiTheme="majorBidi" w:cstheme="majorBidi"/>
+          <w:sz w:val="28"/>
+          <w:szCs w:val="28"/>
+        </w:rPr>
+        <w:t>Extensions</w:t>
+      </w:r>
+    </w:p>
+    <w:p>
+      <w:pPr>
+        <w:pStyle w:val="ListParagraph"/>
+        <w:numPr>
+          <w:ilvl w:val="0"/>
+          <w:numId w:val="84"/>
+        </w:numPr>
+        <w:rPr>
+          <w:rFonts w:asciiTheme="majorBidi" w:hAnsiTheme="majorBidi" w:cstheme="majorBidi"/>
+          <w:sz w:val="28"/>
+          <w:szCs w:val="28"/>
+        </w:rPr>
+      </w:pPr>
+      <w:r>
+        <w:rPr>
+          <w:rFonts w:asciiTheme="majorBidi" w:hAnsiTheme="majorBidi" w:cstheme="majorBidi"/>
+          <w:sz w:val="28"/>
+          <w:szCs w:val="28"/>
+        </w:rPr>
+        <w:t>Signature algorithm</w:t>
+      </w:r>
+    </w:p>
+    <w:p>
+      <w:pPr>
+        <w:pStyle w:val="ListParagraph"/>
+        <w:rPr>
+          <w:rFonts w:asciiTheme="majorBidi" w:hAnsiTheme="majorBidi" w:cstheme="majorBidi"/>
+          <w:sz w:val="6"/>
+          <w:szCs w:val="6"/>
+        </w:rPr>
+      </w:pPr>
+    </w:p>
+    <w:p>
+      <w:pPr>
+        <w:pStyle w:val="ListParagraph"/>
+        <w:numPr>
+          <w:ilvl w:val="0"/>
+          <w:numId w:val="85"/>
+        </w:numPr>
+        <w:ind w:left="360"/>
+        <w:rPr>
+          <w:rFonts w:asciiTheme="majorBidi" w:hAnsiTheme="majorBidi" w:cstheme="majorBidi"/>
+          <w:sz w:val="28"/>
+          <w:szCs w:val="28"/>
+        </w:rPr>
+      </w:pPr>
+      <w:proofErr w:type="spellStart"/>
+      <w:r>
+        <w:rPr>
+          <w:rFonts w:asciiTheme="majorBidi" w:hAnsiTheme="majorBidi" w:cstheme="majorBidi"/>
+          <w:b/>
+          <w:bCs/>
+          <w:i/>
+          <w:iCs/>
+          <w:sz w:val="28"/>
+          <w:szCs w:val="28"/>
+        </w:rPr>
+        <w:t>openssl</w:t>
+      </w:r>
+      <w:proofErr w:type="spellEnd"/>
+      <w:r>
+        <w:rPr>
+          <w:rFonts w:asciiTheme="majorBidi" w:hAnsiTheme="majorBidi" w:cstheme="majorBidi"/>
+          <w:b/>
+          <w:bCs/>
+          <w:i/>
+          <w:iCs/>
+          <w:sz w:val="28"/>
+          <w:szCs w:val="28"/>
+        </w:rPr>
+        <w:t xml:space="preserve"> req -in </w:t>
+      </w:r>
+      <w:proofErr w:type="spellStart"/>
+      <w:r>
+        <w:rPr>
+          <w:rFonts w:asciiTheme="majorBidi" w:hAnsiTheme="majorBidi" w:cstheme="majorBidi"/>
+          <w:b/>
+          <w:bCs/>
+          <w:i/>
+          <w:iCs/>
+          <w:sz w:val="28"/>
+          <w:szCs w:val="28"/>
+        </w:rPr>
+        <w:t>server.csr</w:t>
+      </w:r>
+      <w:proofErr w:type="spellEnd"/>
+      <w:r>
+        <w:rPr>
+          <w:rFonts w:asciiTheme="majorBidi" w:hAnsiTheme="majorBidi" w:cstheme="majorBidi"/>
+          <w:b/>
+          <w:bCs/>
+          <w:i/>
+          <w:iCs/>
+          <w:sz w:val="28"/>
+          <w:szCs w:val="28"/>
+        </w:rPr>
+        <w:t xml:space="preserve"> -text -</w:t>
+      </w:r>
+      <w:proofErr w:type="spellStart"/>
+      <w:r>
+        <w:rPr>
+          <w:rFonts w:asciiTheme="majorBidi" w:hAnsiTheme="majorBidi" w:cstheme="majorBidi"/>
+          <w:b/>
+          <w:bCs/>
+          <w:i/>
+          <w:iCs/>
+          <w:sz w:val="28"/>
+          <w:szCs w:val="28"/>
+        </w:rPr>
+        <w:t>noout</w:t>
+      </w:r>
+      <w:proofErr w:type="spellEnd"/>
+      <w:r>
+        <w:rPr>
+          <w:rFonts w:asciiTheme="majorBidi" w:hAnsiTheme="majorBidi" w:cstheme="majorBidi"/>
+          <w:sz w:val="28"/>
+          <w:szCs w:val="28"/>
+        </w:rPr>
+        <w:t xml:space="preserve"> </w:t>
+      </w:r>
+      <w:r>
+        <w:rPr>
+          <w:rFonts w:asciiTheme="majorBidi" w:hAnsiTheme="majorBidi" w:cstheme="majorBidi"/>
+          <w:b/>
+          <w:bCs/>
+          <w:sz w:val="28"/>
+          <w:szCs w:val="28"/>
+        </w:rPr>
+        <w:t>→</w:t>
+      </w:r>
+      <w:r>
+        <w:rPr>
+          <w:rFonts w:asciiTheme="majorBidi" w:hAnsiTheme="majorBidi" w:cstheme="majorBidi"/>
+          <w:b/>
+          <w:bCs/>
+          <w:sz w:val="28"/>
+          <w:szCs w:val="28"/>
+        </w:rPr>
+        <w:t xml:space="preserve"> </w:t>
+      </w:r>
+      <w:r>
+        <w:rPr>
+          <w:rFonts w:asciiTheme="majorBidi" w:hAnsiTheme="majorBidi" w:cstheme="majorBidi"/>
+          <w:sz w:val="28"/>
+          <w:szCs w:val="28"/>
+        </w:rPr>
+        <w:t>View CSR Contents</w:t>
+      </w:r>
+      <w:r>
+        <w:rPr>
+          <w:rFonts w:asciiTheme="majorBidi" w:hAnsiTheme="majorBidi" w:cstheme="majorBidi"/>
+          <w:sz w:val="28"/>
+          <w:szCs w:val="28"/>
+        </w:rPr>
+        <w:t xml:space="preserve">. </w:t>
+      </w:r>
+      <w:r>
+        <w:rPr>
+          <w:rFonts w:asciiTheme="majorBidi" w:hAnsiTheme="majorBidi" w:cstheme="majorBidi"/>
+          <w:sz w:val="28"/>
+          <w:szCs w:val="28"/>
+        </w:rPr>
+        <w:t>Displays the CSR's identity information and public key.</w:t>
+      </w:r>
+    </w:p>
+    <w:p>
+      <w:pPr>
+        <w:pStyle w:val="ListParagraph"/>
+        <w:numPr>
+          <w:ilvl w:val="0"/>
+          <w:numId w:val="85"/>
+        </w:numPr>
+        <w:ind w:left="360"/>
+        <w:rPr>
+          <w:rFonts w:asciiTheme="majorBidi" w:hAnsiTheme="majorBidi" w:cstheme="majorBidi"/>
+          <w:sz w:val="28"/>
+          <w:szCs w:val="28"/>
+        </w:rPr>
+      </w:pPr>
+      <w:proofErr w:type="spellStart"/>
+      <w:r>
+        <w:rPr>
+          <w:rFonts w:asciiTheme="majorBidi" w:hAnsiTheme="majorBidi" w:cstheme="majorBidi"/>
+          <w:b/>
+          <w:bCs/>
+          <w:i/>
+          <w:iCs/>
+          <w:sz w:val="28"/>
+          <w:szCs w:val="28"/>
+        </w:rPr>
+        <w:t>openssl</w:t>
+      </w:r>
+      <w:proofErr w:type="spellEnd"/>
+      <w:r>
+        <w:rPr>
+          <w:rFonts w:asciiTheme="majorBidi" w:hAnsiTheme="majorBidi" w:cstheme="majorBidi"/>
+          <w:b/>
+          <w:bCs/>
+          <w:i/>
+          <w:iCs/>
+          <w:sz w:val="28"/>
+          <w:szCs w:val="28"/>
+        </w:rPr>
+        <w:t xml:space="preserve"> </w:t>
+      </w:r>
+      <w:proofErr w:type="spellStart"/>
+      <w:r>
+        <w:rPr>
+          <w:rFonts w:asciiTheme="majorBidi" w:hAnsiTheme="majorBidi" w:cstheme="majorBidi"/>
+          <w:b/>
+          <w:bCs/>
+          <w:i/>
+          <w:iCs/>
+          <w:sz w:val="28"/>
+          <w:szCs w:val="28"/>
+        </w:rPr>
+        <w:t>pkey</w:t>
+      </w:r>
+      <w:proofErr w:type="spellEnd"/>
+      <w:r>
+        <w:rPr>
+          <w:rFonts w:asciiTheme="majorBidi" w:hAnsiTheme="majorBidi" w:cstheme="majorBidi"/>
+          <w:b/>
+          <w:bCs/>
+          <w:i/>
+          <w:iCs/>
+          <w:sz w:val="28"/>
+          <w:szCs w:val="28"/>
+        </w:rPr>
+        <w:t xml:space="preserve"> -in </w:t>
+      </w:r>
+      <w:proofErr w:type="spellStart"/>
+      <w:r>
+        <w:rPr>
+          <w:rFonts w:asciiTheme="majorBidi" w:hAnsiTheme="majorBidi" w:cstheme="majorBidi"/>
+          <w:b/>
+          <w:bCs/>
+          <w:i/>
+          <w:iCs/>
+          <w:sz w:val="28"/>
+          <w:szCs w:val="28"/>
+        </w:rPr>
+        <w:t>private.key</w:t>
+      </w:r>
+      <w:proofErr w:type="spellEnd"/>
+      <w:r>
+        <w:rPr>
+          <w:rFonts w:asciiTheme="majorBidi" w:hAnsiTheme="majorBidi" w:cstheme="majorBidi"/>
+          <w:b/>
+          <w:bCs/>
+          <w:i/>
+          <w:iCs/>
+          <w:sz w:val="28"/>
+          <w:szCs w:val="28"/>
+        </w:rPr>
+        <w:t xml:space="preserve"> -text -</w:t>
+      </w:r>
+      <w:proofErr w:type="spellStart"/>
+      <w:r>
+        <w:rPr>
+          <w:rFonts w:asciiTheme="majorBidi" w:hAnsiTheme="majorBidi" w:cstheme="majorBidi"/>
+          <w:b/>
+          <w:bCs/>
+          <w:i/>
+          <w:iCs/>
+          <w:sz w:val="28"/>
+          <w:szCs w:val="28"/>
+        </w:rPr>
+        <w:t>noout</w:t>
+      </w:r>
+      <w:proofErr w:type="spellEnd"/>
+      <w:r>
+        <w:rPr>
+          <w:rFonts w:asciiTheme="majorBidi" w:hAnsiTheme="majorBidi" w:cstheme="majorBidi"/>
+          <w:sz w:val="28"/>
+          <w:szCs w:val="28"/>
+        </w:rPr>
+        <w:t xml:space="preserve"> </w:t>
+      </w:r>
+      <w:r>
+        <w:rPr>
+          <w:rFonts w:asciiTheme="majorBidi" w:hAnsiTheme="majorBidi" w:cstheme="majorBidi"/>
+          <w:b/>
+          <w:bCs/>
+          <w:sz w:val="28"/>
+          <w:szCs w:val="28"/>
+        </w:rPr>
+        <w:t>→</w:t>
+      </w:r>
+      <w:r>
+        <w:rPr>
+          <w:rFonts w:asciiTheme="majorBidi" w:hAnsiTheme="majorBidi" w:cstheme="majorBidi"/>
+          <w:b/>
+          <w:bCs/>
+          <w:sz w:val="28"/>
+          <w:szCs w:val="28"/>
+        </w:rPr>
+        <w:t xml:space="preserve"> </w:t>
+      </w:r>
+      <w:r>
+        <w:rPr>
+          <w:rFonts w:asciiTheme="majorBidi" w:hAnsiTheme="majorBidi" w:cstheme="majorBidi"/>
+          <w:sz w:val="28"/>
+          <w:szCs w:val="28"/>
+        </w:rPr>
+        <w:t>View Private Key Information</w:t>
+      </w:r>
+    </w:p>
+    <w:p>
+      <w:pPr>
+        <w:pStyle w:val="ListParagraph"/>
+        <w:numPr>
+          <w:ilvl w:val="0"/>
+          <w:numId w:val="85"/>
+        </w:numPr>
+        <w:ind w:left="360"/>
+        <w:rPr>
+          <w:rFonts w:asciiTheme="majorBidi" w:hAnsiTheme="majorBidi" w:cstheme="majorBidi"/>
+          <w:sz w:val="28"/>
+          <w:szCs w:val="28"/>
+        </w:rPr>
+      </w:pPr>
+      <w:proofErr w:type="spellStart"/>
+      <w:r>
+        <w:rPr>
+          <w:rFonts w:asciiTheme="majorBidi" w:hAnsiTheme="majorBidi" w:cstheme="majorBidi"/>
+          <w:b/>
+          <w:bCs/>
+          <w:i/>
+          <w:iCs/>
+          <w:sz w:val="28"/>
+          <w:szCs w:val="28"/>
+        </w:rPr>
+        <w:t>openssl</w:t>
+      </w:r>
+      <w:proofErr w:type="spellEnd"/>
+      <w:r>
+        <w:rPr>
+          <w:rFonts w:asciiTheme="majorBidi" w:hAnsiTheme="majorBidi" w:cstheme="majorBidi"/>
+          <w:b/>
+          <w:bCs/>
+          <w:i/>
+          <w:iCs/>
+          <w:sz w:val="28"/>
+          <w:szCs w:val="28"/>
+        </w:rPr>
+        <w:t xml:space="preserve"> verify server.crt</w:t>
+      </w:r>
+      <w:r>
+        <w:rPr>
+          <w:rFonts w:asciiTheme="majorBidi" w:hAnsiTheme="majorBidi" w:cstheme="majorBidi"/>
+          <w:sz w:val="28"/>
+          <w:szCs w:val="28"/>
+        </w:rPr>
+        <w:t xml:space="preserve"> </w:t>
+      </w:r>
+      <w:r>
+        <w:rPr>
+          <w:rFonts w:asciiTheme="majorBidi" w:hAnsiTheme="majorBidi" w:cstheme="majorBidi"/>
+          <w:b/>
+          <w:bCs/>
+          <w:sz w:val="28"/>
+          <w:szCs w:val="28"/>
+        </w:rPr>
+        <w:t>→</w:t>
+      </w:r>
+      <w:r>
+        <w:rPr>
+          <w:rFonts w:asciiTheme="majorBidi" w:hAnsiTheme="majorBidi" w:cstheme="majorBidi"/>
+          <w:b/>
+          <w:bCs/>
+          <w:sz w:val="28"/>
+          <w:szCs w:val="28"/>
+        </w:rPr>
+        <w:t xml:space="preserve"> </w:t>
+      </w:r>
+      <w:r>
+        <w:rPr>
+          <w:rFonts w:asciiTheme="majorBidi" w:hAnsiTheme="majorBidi" w:cstheme="majorBidi"/>
+          <w:sz w:val="28"/>
+          <w:szCs w:val="28"/>
+        </w:rPr>
+        <w:t>Verify a Certificate</w:t>
+      </w:r>
+      <w:r>
+        <w:rPr>
+          <w:rFonts w:asciiTheme="majorBidi" w:hAnsiTheme="majorBidi" w:cstheme="majorBidi"/>
+          <w:sz w:val="28"/>
+          <w:szCs w:val="28"/>
+        </w:rPr>
+        <w:t xml:space="preserve">. </w:t>
+      </w:r>
+      <w:r>
+        <w:rPr>
+          <w:rFonts w:asciiTheme="majorBidi" w:hAnsiTheme="majorBidi" w:cstheme="majorBidi"/>
+          <w:sz w:val="28"/>
+          <w:szCs w:val="28"/>
+        </w:rPr>
+        <w:t>Checks whether the certificate can be validated against trusted CAs.</w:t>
+      </w:r>
+    </w:p>
+    <w:p>
+      <w:pPr>
+        <w:pStyle w:val="ListParagraph"/>
+        <w:numPr>
+          <w:ilvl w:val="0"/>
+          <w:numId w:val="85"/>
+        </w:numPr>
+        <w:spacing w:after="80"/>
+        <w:ind w:left="360"/>
+        <w:rPr>
+          <w:rFonts w:asciiTheme="majorBidi" w:hAnsiTheme="majorBidi" w:cstheme="majorBidi"/>
+          <w:sz w:val="28"/>
+          <w:szCs w:val="28"/>
+        </w:rPr>
+      </w:pPr>
+      <w:proofErr w:type="spellStart"/>
+      <w:r>
+        <w:rPr>
+          <w:rFonts w:asciiTheme="majorBidi" w:hAnsiTheme="majorBidi" w:cstheme="majorBidi"/>
+          <w:b/>
+          <w:bCs/>
+          <w:i/>
+          <w:iCs/>
+          <w:sz w:val="28"/>
+          <w:szCs w:val="28"/>
+        </w:rPr>
+        <w:t>openssl</w:t>
+      </w:r>
+      <w:proofErr w:type="spellEnd"/>
+      <w:r>
+        <w:rPr>
+          <w:rFonts w:asciiTheme="majorBidi" w:hAnsiTheme="majorBidi" w:cstheme="majorBidi"/>
+          <w:b/>
+          <w:bCs/>
+          <w:i/>
+          <w:iCs/>
+          <w:sz w:val="28"/>
+          <w:szCs w:val="28"/>
+        </w:rPr>
+        <w:t xml:space="preserve"> </w:t>
+      </w:r>
+      <w:proofErr w:type="spellStart"/>
+      <w:r>
+        <w:rPr>
+          <w:rFonts w:asciiTheme="majorBidi" w:hAnsiTheme="majorBidi" w:cstheme="majorBidi"/>
+          <w:b/>
+          <w:bCs/>
+          <w:i/>
+          <w:iCs/>
+          <w:sz w:val="28"/>
+          <w:szCs w:val="28"/>
+        </w:rPr>
+        <w:t>s_client</w:t>
+      </w:r>
+      <w:proofErr w:type="spellEnd"/>
+      <w:r>
+        <w:rPr>
+          <w:rFonts w:asciiTheme="majorBidi" w:hAnsiTheme="majorBidi" w:cstheme="majorBidi"/>
+          <w:b/>
+          <w:bCs/>
+          <w:i/>
+          <w:iCs/>
+          <w:sz w:val="28"/>
+          <w:szCs w:val="28"/>
+        </w:rPr>
+        <w:t xml:space="preserve"> -connect example.com:443</w:t>
+      </w:r>
+      <w:r>
+        <w:rPr>
+          <w:rFonts w:asciiTheme="majorBidi" w:hAnsiTheme="majorBidi" w:cstheme="majorBidi"/>
+          <w:sz w:val="28"/>
+          <w:szCs w:val="28"/>
+        </w:rPr>
+        <w:t xml:space="preserve"> </w:t>
+      </w:r>
+      <w:r>
+        <w:rPr>
+          <w:rFonts w:asciiTheme="majorBidi" w:hAnsiTheme="majorBidi" w:cstheme="majorBidi"/>
+          <w:b/>
+          <w:bCs/>
+          <w:sz w:val="28"/>
+          <w:szCs w:val="28"/>
+        </w:rPr>
+        <w:t>→</w:t>
+      </w:r>
+      <w:r>
+        <w:rPr>
+          <w:rFonts w:asciiTheme="majorBidi" w:hAnsiTheme="majorBidi" w:cstheme="majorBidi"/>
+          <w:b/>
+          <w:bCs/>
+          <w:sz w:val="28"/>
+          <w:szCs w:val="28"/>
+        </w:rPr>
+        <w:t xml:space="preserve"> </w:t>
+      </w:r>
+      <w:r>
+        <w:rPr>
+          <w:rFonts w:asciiTheme="majorBidi" w:hAnsiTheme="majorBidi" w:cstheme="majorBidi"/>
+          <w:sz w:val="28"/>
+          <w:szCs w:val="28"/>
+        </w:rPr>
+        <w:t>Test a TLS Connection</w:t>
+      </w:r>
+    </w:p>
+    <w:p>
+      <w:pPr>
+        <w:spacing w:after="80"/>
+        <w:ind w:left="360"/>
+        <w:rPr>
+          <w:rFonts w:asciiTheme="majorBidi" w:hAnsiTheme="majorBidi" w:cstheme="majorBidi"/>
+          <w:sz w:val="28"/>
+          <w:szCs w:val="28"/>
+        </w:rPr>
+      </w:pPr>
+      <w:r>
+        <w:rPr>
+          <w:rFonts w:asciiTheme="majorBidi" w:hAnsiTheme="majorBidi" w:cstheme="majorBidi"/>
+          <w:sz w:val="28"/>
+          <w:szCs w:val="28"/>
+        </w:rPr>
+        <w:t>Displays:</w:t>
+      </w:r>
+    </w:p>
+    <w:p>
+      <w:pPr>
+        <w:pStyle w:val="ListParagraph"/>
+        <w:numPr>
+          <w:ilvl w:val="0"/>
+          <w:numId w:val="86"/>
+        </w:numPr>
+        <w:rPr>
+          <w:rFonts w:asciiTheme="majorBidi" w:hAnsiTheme="majorBidi" w:cstheme="majorBidi"/>
+          <w:sz w:val="28"/>
+          <w:szCs w:val="28"/>
+        </w:rPr>
+      </w:pPr>
+      <w:r>
+        <w:rPr>
+          <w:rFonts w:asciiTheme="majorBidi" w:hAnsiTheme="majorBidi" w:cstheme="majorBidi"/>
+          <w:sz w:val="28"/>
+          <w:szCs w:val="28"/>
+        </w:rPr>
+        <w:t>Server certificate</w:t>
+      </w:r>
+    </w:p>
+    <w:p>
+      <w:pPr>
+        <w:pStyle w:val="ListParagraph"/>
+        <w:numPr>
+          <w:ilvl w:val="0"/>
+          <w:numId w:val="86"/>
+        </w:numPr>
+        <w:rPr>
+          <w:rFonts w:asciiTheme="majorBidi" w:hAnsiTheme="majorBidi" w:cstheme="majorBidi"/>
+          <w:sz w:val="28"/>
+          <w:szCs w:val="28"/>
+        </w:rPr>
+      </w:pPr>
+      <w:r>
+        <w:rPr>
+          <w:rFonts w:asciiTheme="majorBidi" w:hAnsiTheme="majorBidi" w:cstheme="majorBidi"/>
+          <w:sz w:val="28"/>
+          <w:szCs w:val="28"/>
+        </w:rPr>
+        <w:t>TLS version</w:t>
+      </w:r>
+    </w:p>
+    <w:p>
+      <w:pPr>
+        <w:pStyle w:val="ListParagraph"/>
+        <w:numPr>
+          <w:ilvl w:val="0"/>
+          <w:numId w:val="86"/>
+        </w:numPr>
+        <w:rPr>
+          <w:rFonts w:asciiTheme="majorBidi" w:hAnsiTheme="majorBidi" w:cstheme="majorBidi"/>
+          <w:sz w:val="28"/>
+          <w:szCs w:val="28"/>
+        </w:rPr>
+      </w:pPr>
+      <w:r>
+        <w:rPr>
+          <w:rFonts w:asciiTheme="majorBidi" w:hAnsiTheme="majorBidi" w:cstheme="majorBidi"/>
+          <w:sz w:val="28"/>
+          <w:szCs w:val="28"/>
+        </w:rPr>
+        <w:t>Cipher suite</w:t>
+      </w:r>
+    </w:p>
+    <w:p>
+      <w:pPr>
+        <w:pStyle w:val="ListParagraph"/>
+        <w:numPr>
+          <w:ilvl w:val="0"/>
+          <w:numId w:val="86"/>
+        </w:numPr>
+        <w:rPr>
+          <w:rFonts w:asciiTheme="majorBidi" w:hAnsiTheme="majorBidi" w:cstheme="majorBidi"/>
+          <w:sz w:val="28"/>
+          <w:szCs w:val="28"/>
+        </w:rPr>
+      </w:pPr>
+      <w:r>
+        <w:rPr>
+          <w:rFonts w:asciiTheme="majorBidi" w:hAnsiTheme="majorBidi" w:cstheme="majorBidi"/>
+          <w:sz w:val="28"/>
+          <w:szCs w:val="28"/>
+        </w:rPr>
+        <w:t>Certificate chain</w:t>
+      </w:r>
+    </w:p>
+    <w:p>
+      <w:pPr>
+        <w:pStyle w:val="ListParagraph"/>
+        <w:numPr>
+          <w:ilvl w:val="0"/>
+          <w:numId w:val="86"/>
+        </w:numPr>
+        <w:rPr>
+          <w:rFonts w:asciiTheme="majorBidi" w:hAnsiTheme="majorBidi" w:cstheme="majorBidi"/>
+          <w:sz w:val="28"/>
+          <w:szCs w:val="28"/>
+        </w:rPr>
+      </w:pPr>
+      <w:r>
+        <w:rPr>
+          <w:rFonts w:asciiTheme="majorBidi" w:hAnsiTheme="majorBidi" w:cstheme="majorBidi"/>
+          <w:sz w:val="28"/>
+          <w:szCs w:val="28"/>
+        </w:rPr>
+        <w:t>Handshake details</w:t>
+      </w:r>
+    </w:p>
+    <w:p>
+      <w:pPr>
+        <w:pStyle w:val="ListParagraph"/>
+        <w:numPr>
+          <w:ilvl w:val="0"/>
+          <w:numId w:val="88"/>
+        </w:numPr>
+        <w:spacing w:after="60"/>
+        <w:ind w:left="360"/>
+        <w:rPr>
+          <w:rFonts w:asciiTheme="majorBidi" w:hAnsiTheme="majorBidi" w:cstheme="majorBidi"/>
+          <w:sz w:val="28"/>
+          <w:szCs w:val="28"/>
+        </w:rPr>
+      </w:pPr>
+      <w:proofErr w:type="spellStart"/>
+      <w:r>
+        <w:rPr>
+          <w:rFonts w:asciiTheme="majorBidi" w:hAnsiTheme="majorBidi" w:cstheme="majorBidi"/>
+          <w:b/>
+          <w:bCs/>
+          <w:i/>
+          <w:iCs/>
+          <w:sz w:val="28"/>
+          <w:szCs w:val="28"/>
+        </w:rPr>
+        <w:lastRenderedPageBreak/>
+        <w:t>openssl</w:t>
+      </w:r>
+      <w:proofErr w:type="spellEnd"/>
+      <w:r>
+        <w:rPr>
+          <w:rFonts w:asciiTheme="majorBidi" w:hAnsiTheme="majorBidi" w:cstheme="majorBidi"/>
+          <w:b/>
+          <w:bCs/>
+          <w:i/>
+          <w:iCs/>
+          <w:sz w:val="28"/>
+          <w:szCs w:val="28"/>
+        </w:rPr>
+        <w:t xml:space="preserve"> </w:t>
+      </w:r>
+      <w:proofErr w:type="spellStart"/>
+      <w:r>
+        <w:rPr>
+          <w:rFonts w:asciiTheme="majorBidi" w:hAnsiTheme="majorBidi" w:cstheme="majorBidi"/>
+          <w:b/>
+          <w:bCs/>
+          <w:i/>
+          <w:iCs/>
+          <w:sz w:val="28"/>
+          <w:szCs w:val="28"/>
+        </w:rPr>
+        <w:t>dgst</w:t>
+      </w:r>
+      <w:proofErr w:type="spellEnd"/>
+      <w:r>
+        <w:rPr>
+          <w:rFonts w:asciiTheme="majorBidi" w:hAnsiTheme="majorBidi" w:cstheme="majorBidi"/>
+          <w:b/>
+          <w:bCs/>
+          <w:i/>
+          <w:iCs/>
+          <w:sz w:val="28"/>
+          <w:szCs w:val="28"/>
+        </w:rPr>
+        <w:t xml:space="preserve"> -sha256 file.txt</w:t>
+      </w:r>
+      <w:r>
+        <w:rPr>
+          <w:rFonts w:asciiTheme="majorBidi" w:hAnsiTheme="majorBidi" w:cstheme="majorBidi"/>
+          <w:sz w:val="28"/>
+          <w:szCs w:val="28"/>
+        </w:rPr>
+        <w:t xml:space="preserve"> </w:t>
+      </w:r>
+      <w:r>
+        <w:rPr>
+          <w:rFonts w:asciiTheme="majorBidi" w:hAnsiTheme="majorBidi" w:cstheme="majorBidi"/>
+          <w:b/>
+          <w:bCs/>
+          <w:sz w:val="28"/>
+          <w:szCs w:val="28"/>
+        </w:rPr>
+        <w:t>→</w:t>
+      </w:r>
+      <w:r>
+        <w:rPr>
+          <w:rFonts w:asciiTheme="majorBidi" w:hAnsiTheme="majorBidi" w:cstheme="majorBidi"/>
+          <w:b/>
+          <w:bCs/>
+          <w:sz w:val="28"/>
+          <w:szCs w:val="28"/>
+        </w:rPr>
+        <w:t xml:space="preserve"> </w:t>
+      </w:r>
+      <w:r>
+        <w:rPr>
+          <w:rFonts w:asciiTheme="majorBidi" w:hAnsiTheme="majorBidi" w:cstheme="majorBidi"/>
+          <w:sz w:val="28"/>
+          <w:szCs w:val="28"/>
+        </w:rPr>
+        <w:t>Generate a SHA-256 Hash</w:t>
+      </w:r>
+    </w:p>
+    <w:p>
+      <w:pPr>
+        <w:spacing w:after="80"/>
+        <w:ind w:left="360"/>
+        <w:rPr>
+          <w:rFonts w:asciiTheme="majorBidi" w:hAnsiTheme="majorBidi" w:cstheme="majorBidi"/>
+          <w:sz w:val="28"/>
+          <w:szCs w:val="28"/>
+        </w:rPr>
+      </w:pPr>
+      <w:r>
+        <w:rPr>
+          <w:rFonts w:asciiTheme="majorBidi" w:hAnsiTheme="majorBidi" w:cstheme="majorBidi"/>
+          <w:sz w:val="28"/>
+          <w:szCs w:val="28"/>
+        </w:rPr>
+        <w:t>Example output:</w:t>
+      </w:r>
+      <w:r>
+        <w:rPr>
+          <w:rFonts w:asciiTheme="majorBidi" w:hAnsiTheme="majorBidi" w:cstheme="majorBidi"/>
+          <w:sz w:val="28"/>
+          <w:szCs w:val="28"/>
+        </w:rPr>
+        <w:t xml:space="preserve"> </w:t>
+      </w:r>
+      <w:r>
+        <w:rPr>
+          <w:rFonts w:asciiTheme="majorBidi" w:hAnsiTheme="majorBidi" w:cstheme="majorBidi"/>
+          <w:sz w:val="28"/>
+          <w:szCs w:val="28"/>
+        </w:rPr>
+        <w:t>SHA256(</w:t>
+      </w:r>
+      <w:proofErr w:type="gramStart"/>
+      <w:r>
+        <w:rPr>
+          <w:rFonts w:asciiTheme="majorBidi" w:hAnsiTheme="majorBidi" w:cstheme="majorBidi"/>
+          <w:sz w:val="28"/>
+          <w:szCs w:val="28"/>
+        </w:rPr>
+        <w:t>file.txt)=</w:t>
+      </w:r>
+      <w:proofErr w:type="gramEnd"/>
+      <w:r>
+        <w:rPr>
+          <w:rFonts w:asciiTheme="majorBidi" w:hAnsiTheme="majorBidi" w:cstheme="majorBidi"/>
+          <w:sz w:val="28"/>
+          <w:szCs w:val="28"/>
+        </w:rPr>
+        <w:t xml:space="preserve"> a7b5...</w:t>
+      </w:r>
+    </w:p>
+    <w:p>
+      <w:pPr>
+        <w:pStyle w:val="ListParagraph"/>
+        <w:numPr>
+          <w:ilvl w:val="0"/>
+          <w:numId w:val="87"/>
+        </w:numPr>
+        <w:ind w:left="360"/>
+        <w:rPr>
+          <w:rFonts w:asciiTheme="majorBidi" w:hAnsiTheme="majorBidi" w:cstheme="majorBidi"/>
+          <w:sz w:val="28"/>
+          <w:szCs w:val="28"/>
+        </w:rPr>
+      </w:pPr>
+      <w:proofErr w:type="spellStart"/>
+      <w:r>
+        <w:rPr>
+          <w:rFonts w:asciiTheme="majorBidi" w:hAnsiTheme="majorBidi" w:cstheme="majorBidi"/>
+          <w:b/>
+          <w:bCs/>
+          <w:i/>
+          <w:iCs/>
+          <w:sz w:val="28"/>
+          <w:szCs w:val="28"/>
+        </w:rPr>
+        <w:t>openssl</w:t>
+      </w:r>
+      <w:proofErr w:type="spellEnd"/>
+      <w:r>
+        <w:rPr>
+          <w:rFonts w:asciiTheme="majorBidi" w:hAnsiTheme="majorBidi" w:cstheme="majorBidi"/>
+          <w:b/>
+          <w:bCs/>
+          <w:i/>
+          <w:iCs/>
+          <w:sz w:val="28"/>
+          <w:szCs w:val="28"/>
+        </w:rPr>
+        <w:t xml:space="preserve"> enc -aes-256-cbc -in file.txt -out </w:t>
+      </w:r>
+      <w:proofErr w:type="spellStart"/>
+      <w:r>
+        <w:rPr>
+          <w:rFonts w:asciiTheme="majorBidi" w:hAnsiTheme="majorBidi" w:cstheme="majorBidi"/>
+          <w:b/>
+          <w:bCs/>
+          <w:i/>
+          <w:iCs/>
+          <w:sz w:val="28"/>
+          <w:szCs w:val="28"/>
+        </w:rPr>
+        <w:t>file.enc</w:t>
+      </w:r>
+      <w:proofErr w:type="spellEnd"/>
+      <w:r>
+        <w:rPr>
+          <w:rFonts w:asciiTheme="majorBidi" w:hAnsiTheme="majorBidi" w:cstheme="majorBidi"/>
+          <w:sz w:val="28"/>
+          <w:szCs w:val="28"/>
+        </w:rPr>
+        <w:t xml:space="preserve"> </w:t>
+      </w:r>
+      <w:r>
+        <w:rPr>
+          <w:rFonts w:asciiTheme="majorBidi" w:hAnsiTheme="majorBidi" w:cstheme="majorBidi"/>
+          <w:b/>
+          <w:bCs/>
+          <w:sz w:val="28"/>
+          <w:szCs w:val="28"/>
+        </w:rPr>
+        <w:t>→</w:t>
+      </w:r>
+      <w:r>
+        <w:rPr>
+          <w:rFonts w:asciiTheme="majorBidi" w:hAnsiTheme="majorBidi" w:cstheme="majorBidi"/>
+          <w:b/>
+          <w:bCs/>
+          <w:sz w:val="28"/>
+          <w:szCs w:val="28"/>
+        </w:rPr>
+        <w:t xml:space="preserve"> </w:t>
+      </w:r>
+      <w:r>
+        <w:rPr>
+          <w:rFonts w:asciiTheme="majorBidi" w:hAnsiTheme="majorBidi" w:cstheme="majorBidi"/>
+          <w:sz w:val="28"/>
+          <w:szCs w:val="28"/>
+        </w:rPr>
+        <w:t>Encrypt a File</w:t>
+      </w:r>
+      <w:r>
+        <w:rPr>
+          <w:rFonts w:asciiTheme="majorBidi" w:hAnsiTheme="majorBidi" w:cstheme="majorBidi"/>
+          <w:sz w:val="28"/>
+          <w:szCs w:val="28"/>
+        </w:rPr>
+        <w:t xml:space="preserve">. </w:t>
+      </w:r>
+      <w:r>
+        <w:rPr>
+          <w:rFonts w:asciiTheme="majorBidi" w:hAnsiTheme="majorBidi" w:cstheme="majorBidi"/>
+          <w:sz w:val="28"/>
+          <w:szCs w:val="28"/>
+        </w:rPr>
+        <w:t>You will be prompted for a password.</w:t>
+      </w:r>
+    </w:p>
+    <w:p>
+      <w:pPr>
+        <w:pStyle w:val="ListParagraph"/>
+        <w:numPr>
+          <w:ilvl w:val="0"/>
+          <w:numId w:val="87"/>
+        </w:numPr>
+        <w:spacing w:after="120"/>
+        <w:ind w:left="360"/>
+        <w:jc w:val="both"/>
+        <w:rPr>
+          <w:rFonts w:asciiTheme="majorBidi" w:hAnsiTheme="majorBidi" w:cstheme="majorBidi"/>
+          <w:sz w:val="28"/>
+          <w:szCs w:val="28"/>
+        </w:rPr>
+      </w:pPr>
+      <w:proofErr w:type="spellStart"/>
+      <w:r>
+        <w:rPr>
+          <w:rFonts w:asciiTheme="majorBidi" w:hAnsiTheme="majorBidi" w:cstheme="majorBidi"/>
+          <w:b/>
+          <w:bCs/>
+          <w:i/>
+          <w:iCs/>
+          <w:sz w:val="28"/>
+          <w:szCs w:val="28"/>
+        </w:rPr>
+        <w:t>openssl</w:t>
+      </w:r>
+      <w:proofErr w:type="spellEnd"/>
+      <w:r>
+        <w:rPr>
+          <w:rFonts w:asciiTheme="majorBidi" w:hAnsiTheme="majorBidi" w:cstheme="majorBidi"/>
+          <w:b/>
+          <w:bCs/>
+          <w:i/>
+          <w:iCs/>
+          <w:sz w:val="28"/>
+          <w:szCs w:val="28"/>
+        </w:rPr>
+        <w:t xml:space="preserve"> enc -d -aes-256-cbc -in </w:t>
+      </w:r>
+      <w:proofErr w:type="spellStart"/>
+      <w:r>
+        <w:rPr>
+          <w:rFonts w:asciiTheme="majorBidi" w:hAnsiTheme="majorBidi" w:cstheme="majorBidi"/>
+          <w:b/>
+          <w:bCs/>
+          <w:i/>
+          <w:iCs/>
+          <w:sz w:val="28"/>
+          <w:szCs w:val="28"/>
+        </w:rPr>
+        <w:t>file.enc</w:t>
+      </w:r>
+      <w:proofErr w:type="spellEnd"/>
+      <w:r>
+        <w:rPr>
+          <w:rFonts w:asciiTheme="majorBidi" w:hAnsiTheme="majorBidi" w:cstheme="majorBidi"/>
+          <w:b/>
+          <w:bCs/>
+          <w:i/>
+          <w:iCs/>
+          <w:sz w:val="28"/>
+          <w:szCs w:val="28"/>
+        </w:rPr>
+        <w:t xml:space="preserve"> -out file.txt</w:t>
+      </w:r>
+      <w:r>
+        <w:rPr>
+          <w:rFonts w:asciiTheme="majorBidi" w:hAnsiTheme="majorBidi" w:cstheme="majorBidi"/>
+          <w:sz w:val="28"/>
+          <w:szCs w:val="28"/>
+        </w:rPr>
+        <w:t xml:space="preserve"> </w:t>
+      </w:r>
+      <w:r>
+        <w:rPr>
+          <w:rFonts w:asciiTheme="majorBidi" w:hAnsiTheme="majorBidi" w:cstheme="majorBidi"/>
+          <w:b/>
+          <w:bCs/>
+          <w:sz w:val="28"/>
+          <w:szCs w:val="28"/>
+        </w:rPr>
+        <w:t>→</w:t>
+      </w:r>
+      <w:r>
+        <w:rPr>
+          <w:rFonts w:asciiTheme="majorBidi" w:hAnsiTheme="majorBidi" w:cstheme="majorBidi"/>
+          <w:b/>
+          <w:bCs/>
+          <w:sz w:val="28"/>
+          <w:szCs w:val="28"/>
+        </w:rPr>
+        <w:t xml:space="preserve"> </w:t>
+      </w:r>
+      <w:r>
+        <w:rPr>
+          <w:rFonts w:asciiTheme="majorBidi" w:hAnsiTheme="majorBidi" w:cstheme="majorBidi"/>
+          <w:sz w:val="28"/>
+          <w:szCs w:val="28"/>
+        </w:rPr>
+        <w:t>Decrypt the File</w:t>
+      </w:r>
+    </w:p>
+    <w:p>
+      <w:pPr>
+        <w:spacing w:after="60"/>
+        <w:rPr>
+          <w:rFonts w:asciiTheme="majorBidi" w:hAnsiTheme="majorBidi" w:cstheme="majorBidi"/>
+          <w:b/>
+          <w:bCs/>
+          <w:sz w:val="32"/>
+          <w:szCs w:val="32"/>
+        </w:rPr>
+      </w:pPr>
+      <w:r>
+        <w:rPr>
+          <w:rFonts w:asciiTheme="majorBidi" w:hAnsiTheme="majorBidi" w:cstheme="majorBidi"/>
+          <w:b/>
+          <w:bCs/>
+          <w:sz w:val="32"/>
+          <w:szCs w:val="32"/>
+        </w:rPr>
+        <w:t>Common File Types</w:t>
+      </w:r>
+      <w:r>
+        <w:rPr>
+          <w:rFonts w:asciiTheme="majorBidi" w:hAnsiTheme="majorBidi" w:cstheme="majorBidi"/>
+          <w:b/>
+          <w:bCs/>
+          <w:sz w:val="32"/>
+          <w:szCs w:val="32"/>
+        </w:rPr>
+        <w:t>:</w:t>
+      </w:r>
+    </w:p>
+    <w:p>
+      <w:pPr>
+        <w:pStyle w:val="ListParagraph"/>
+        <w:numPr>
+          <w:ilvl w:val="0"/>
+          <w:numId w:val="89"/>
+        </w:numPr>
+        <w:spacing w:after="100"/>
+        <w:ind w:left="360"/>
+        <w:rPr>
+          <w:rFonts w:asciiTheme="majorBidi" w:hAnsiTheme="majorBidi" w:cstheme="majorBidi"/>
+          <w:sz w:val="28"/>
+          <w:szCs w:val="28"/>
+        </w:rPr>
+      </w:pPr>
+      <w:r>
+        <w:rPr>
+          <w:rFonts w:asciiTheme="majorBidi" w:hAnsiTheme="majorBidi" w:cstheme="majorBidi"/>
+          <w:b/>
+          <w:bCs/>
+          <w:i/>
+          <w:iCs/>
+          <w:sz w:val="28"/>
+          <w:szCs w:val="28"/>
+        </w:rPr>
+        <w:t>.key</w:t>
+      </w:r>
+      <w:r>
+        <w:rPr>
+          <w:rFonts w:asciiTheme="majorBidi" w:hAnsiTheme="majorBidi" w:cstheme="majorBidi"/>
+          <w:sz w:val="28"/>
+          <w:szCs w:val="28"/>
+        </w:rPr>
+        <w:t xml:space="preserve"> </w:t>
+      </w:r>
+      <w:r>
+        <w:rPr>
+          <w:rFonts w:asciiTheme="majorBidi" w:hAnsiTheme="majorBidi" w:cstheme="majorBidi"/>
+          <w:b/>
+          <w:bCs/>
+          <w:sz w:val="28"/>
+          <w:szCs w:val="28"/>
+        </w:rPr>
+        <w:t xml:space="preserve">→ </w:t>
+      </w:r>
+      <w:r>
+        <w:rPr>
+          <w:rFonts w:asciiTheme="majorBidi" w:hAnsiTheme="majorBidi" w:cstheme="majorBidi"/>
+          <w:sz w:val="28"/>
+          <w:szCs w:val="28"/>
+        </w:rPr>
+        <w:t>Private key</w:t>
+      </w:r>
+    </w:p>
+    <w:p>
+      <w:pPr>
+        <w:pStyle w:val="ListParagraph"/>
+        <w:numPr>
+          <w:ilvl w:val="0"/>
+          <w:numId w:val="89"/>
+        </w:numPr>
+        <w:spacing w:after="100"/>
+        <w:ind w:left="360"/>
+        <w:rPr>
+          <w:rFonts w:asciiTheme="majorBidi" w:hAnsiTheme="majorBidi" w:cstheme="majorBidi"/>
+          <w:sz w:val="28"/>
+          <w:szCs w:val="28"/>
+        </w:rPr>
+      </w:pPr>
+      <w:r>
+        <w:rPr>
+          <w:rFonts w:asciiTheme="majorBidi" w:hAnsiTheme="majorBidi" w:cstheme="majorBidi"/>
+          <w:b/>
+          <w:bCs/>
+          <w:i/>
+          <w:iCs/>
+          <w:sz w:val="28"/>
+          <w:szCs w:val="28"/>
+        </w:rPr>
+        <w:t>.pub</w:t>
+      </w:r>
+      <w:r>
+        <w:rPr>
+          <w:rFonts w:asciiTheme="majorBidi" w:hAnsiTheme="majorBidi" w:cstheme="majorBidi"/>
+          <w:sz w:val="28"/>
+          <w:szCs w:val="28"/>
+        </w:rPr>
+        <w:t xml:space="preserve"> </w:t>
+      </w:r>
+      <w:r>
+        <w:rPr>
+          <w:rFonts w:asciiTheme="majorBidi" w:hAnsiTheme="majorBidi" w:cstheme="majorBidi"/>
+          <w:b/>
+          <w:bCs/>
+          <w:sz w:val="28"/>
+          <w:szCs w:val="28"/>
+        </w:rPr>
+        <w:t xml:space="preserve">→ </w:t>
+      </w:r>
+      <w:r>
+        <w:rPr>
+          <w:rFonts w:asciiTheme="majorBidi" w:hAnsiTheme="majorBidi" w:cstheme="majorBidi"/>
+          <w:sz w:val="28"/>
+          <w:szCs w:val="28"/>
+        </w:rPr>
+        <w:t>Public key</w:t>
+      </w:r>
+    </w:p>
+    <w:p>
+      <w:pPr>
+        <w:pStyle w:val="ListParagraph"/>
+        <w:numPr>
+          <w:ilvl w:val="0"/>
+          <w:numId w:val="89"/>
+        </w:numPr>
+        <w:spacing w:after="100"/>
+        <w:ind w:left="360"/>
+        <w:rPr>
+          <w:rFonts w:asciiTheme="majorBidi" w:hAnsiTheme="majorBidi" w:cstheme="majorBidi"/>
+          <w:sz w:val="28"/>
+          <w:szCs w:val="28"/>
+        </w:rPr>
+      </w:pPr>
+      <w:r>
+        <w:rPr>
+          <w:rFonts w:asciiTheme="majorBidi" w:hAnsiTheme="majorBidi" w:cstheme="majorBidi"/>
+          <w:b/>
+          <w:bCs/>
+          <w:i/>
+          <w:iCs/>
+          <w:sz w:val="28"/>
+          <w:szCs w:val="28"/>
+        </w:rPr>
+        <w:t>.</w:t>
+      </w:r>
+      <w:proofErr w:type="spellStart"/>
+      <w:r>
+        <w:rPr>
+          <w:rFonts w:asciiTheme="majorBidi" w:hAnsiTheme="majorBidi" w:cstheme="majorBidi"/>
+          <w:b/>
+          <w:bCs/>
+          <w:i/>
+          <w:iCs/>
+          <w:sz w:val="28"/>
+          <w:szCs w:val="28"/>
+        </w:rPr>
+        <w:t>csr</w:t>
+      </w:r>
+      <w:proofErr w:type="spellEnd"/>
+      <w:r>
+        <w:rPr>
+          <w:rFonts w:asciiTheme="majorBidi" w:hAnsiTheme="majorBidi" w:cstheme="majorBidi"/>
+          <w:sz w:val="28"/>
+          <w:szCs w:val="28"/>
+        </w:rPr>
+        <w:t xml:space="preserve"> </w:t>
+      </w:r>
+      <w:r>
+        <w:rPr>
+          <w:rFonts w:asciiTheme="majorBidi" w:hAnsiTheme="majorBidi" w:cstheme="majorBidi"/>
+          <w:b/>
+          <w:bCs/>
+          <w:sz w:val="28"/>
+          <w:szCs w:val="28"/>
+        </w:rPr>
+        <w:t xml:space="preserve">→ </w:t>
+      </w:r>
+      <w:r>
+        <w:rPr>
+          <w:rFonts w:asciiTheme="majorBidi" w:hAnsiTheme="majorBidi" w:cstheme="majorBidi"/>
+          <w:sz w:val="28"/>
+          <w:szCs w:val="28"/>
+        </w:rPr>
+        <w:t>Certificate Signing Request</w:t>
+      </w:r>
+    </w:p>
+    <w:p>
+      <w:pPr>
+        <w:pStyle w:val="ListParagraph"/>
+        <w:numPr>
+          <w:ilvl w:val="0"/>
+          <w:numId w:val="89"/>
+        </w:numPr>
+        <w:spacing w:after="100"/>
+        <w:ind w:left="360"/>
+        <w:rPr>
+          <w:rFonts w:asciiTheme="majorBidi" w:hAnsiTheme="majorBidi" w:cstheme="majorBidi"/>
+          <w:sz w:val="28"/>
+          <w:szCs w:val="28"/>
+        </w:rPr>
+      </w:pPr>
+      <w:r>
+        <w:rPr>
+          <w:rFonts w:asciiTheme="majorBidi" w:hAnsiTheme="majorBidi" w:cstheme="majorBidi"/>
+          <w:b/>
+          <w:bCs/>
+          <w:i/>
+          <w:iCs/>
+          <w:sz w:val="28"/>
+          <w:szCs w:val="28"/>
+        </w:rPr>
+        <w:t>.</w:t>
+      </w:r>
+      <w:proofErr w:type="spellStart"/>
+      <w:r>
+        <w:rPr>
+          <w:rFonts w:asciiTheme="majorBidi" w:hAnsiTheme="majorBidi" w:cstheme="majorBidi"/>
+          <w:b/>
+          <w:bCs/>
+          <w:i/>
+          <w:iCs/>
+          <w:sz w:val="28"/>
+          <w:szCs w:val="28"/>
+        </w:rPr>
+        <w:t>crt</w:t>
+      </w:r>
+      <w:proofErr w:type="spellEnd"/>
+      <w:r>
+        <w:rPr>
+          <w:rFonts w:asciiTheme="majorBidi" w:hAnsiTheme="majorBidi" w:cstheme="majorBidi"/>
+          <w:b/>
+          <w:bCs/>
+          <w:i/>
+          <w:iCs/>
+          <w:sz w:val="28"/>
+          <w:szCs w:val="28"/>
+        </w:rPr>
+        <w:t xml:space="preserve"> / .</w:t>
+      </w:r>
+      <w:proofErr w:type="spellStart"/>
+      <w:r>
+        <w:rPr>
+          <w:rFonts w:asciiTheme="majorBidi" w:hAnsiTheme="majorBidi" w:cstheme="majorBidi"/>
+          <w:b/>
+          <w:bCs/>
+          <w:i/>
+          <w:iCs/>
+          <w:sz w:val="28"/>
+          <w:szCs w:val="28"/>
+        </w:rPr>
+        <w:t>cer</w:t>
+      </w:r>
+      <w:proofErr w:type="spellEnd"/>
+      <w:r>
+        <w:rPr>
+          <w:rFonts w:asciiTheme="majorBidi" w:hAnsiTheme="majorBidi" w:cstheme="majorBidi"/>
+          <w:sz w:val="28"/>
+          <w:szCs w:val="28"/>
+        </w:rPr>
+        <w:t xml:space="preserve"> </w:t>
+      </w:r>
+      <w:r>
+        <w:rPr>
+          <w:rFonts w:asciiTheme="majorBidi" w:hAnsiTheme="majorBidi" w:cstheme="majorBidi"/>
+          <w:b/>
+          <w:bCs/>
+          <w:sz w:val="28"/>
+          <w:szCs w:val="28"/>
+        </w:rPr>
+        <w:t xml:space="preserve">→ </w:t>
+      </w:r>
+      <w:r>
+        <w:rPr>
+          <w:rFonts w:asciiTheme="majorBidi" w:hAnsiTheme="majorBidi" w:cstheme="majorBidi"/>
+          <w:sz w:val="28"/>
+          <w:szCs w:val="28"/>
+        </w:rPr>
+        <w:t>X.509 certificate</w:t>
+      </w:r>
+    </w:p>
+    <w:p>
+      <w:pPr>
+        <w:pStyle w:val="ListParagraph"/>
+        <w:numPr>
+          <w:ilvl w:val="0"/>
+          <w:numId w:val="89"/>
+        </w:numPr>
+        <w:spacing w:after="100"/>
+        <w:ind w:left="360"/>
+        <w:rPr>
+          <w:rFonts w:asciiTheme="majorBidi" w:hAnsiTheme="majorBidi" w:cstheme="majorBidi"/>
+          <w:sz w:val="28"/>
+          <w:szCs w:val="28"/>
+        </w:rPr>
+      </w:pPr>
+      <w:proofErr w:type="gramStart"/>
+      <w:r>
+        <w:rPr>
+          <w:rFonts w:asciiTheme="majorBidi" w:hAnsiTheme="majorBidi" w:cstheme="majorBidi"/>
+          <w:b/>
+          <w:bCs/>
+          <w:i/>
+          <w:iCs/>
+          <w:sz w:val="28"/>
+          <w:szCs w:val="28"/>
+        </w:rPr>
+        <w:t>.</w:t>
+      </w:r>
+      <w:proofErr w:type="spellStart"/>
+      <w:r>
+        <w:rPr>
+          <w:rFonts w:asciiTheme="majorBidi" w:hAnsiTheme="majorBidi" w:cstheme="majorBidi"/>
+          <w:b/>
+          <w:bCs/>
+          <w:i/>
+          <w:iCs/>
+          <w:sz w:val="28"/>
+          <w:szCs w:val="28"/>
+        </w:rPr>
+        <w:t>pem</w:t>
+      </w:r>
+      <w:proofErr w:type="spellEnd"/>
+      <w:proofErr w:type="gramEnd"/>
+      <w:r>
+        <w:rPr>
+          <w:rFonts w:asciiTheme="majorBidi" w:hAnsiTheme="majorBidi" w:cstheme="majorBidi"/>
+          <w:sz w:val="28"/>
+          <w:szCs w:val="28"/>
+        </w:rPr>
+        <w:t xml:space="preserve"> </w:t>
+      </w:r>
+      <w:r>
+        <w:rPr>
+          <w:rFonts w:asciiTheme="majorBidi" w:hAnsiTheme="majorBidi" w:cstheme="majorBidi"/>
+          <w:b/>
+          <w:bCs/>
+          <w:sz w:val="28"/>
+          <w:szCs w:val="28"/>
+        </w:rPr>
+        <w:t xml:space="preserve">→ </w:t>
+      </w:r>
+      <w:r>
+        <w:rPr>
+          <w:rFonts w:asciiTheme="majorBidi" w:hAnsiTheme="majorBidi" w:cstheme="majorBidi"/>
+          <w:sz w:val="28"/>
+          <w:szCs w:val="28"/>
+        </w:rPr>
+        <w:t>Base64-encoded key or certificate</w:t>
+      </w:r>
+    </w:p>
+    <w:p>
+      <w:pPr>
+        <w:pStyle w:val="ListParagraph"/>
+        <w:numPr>
+          <w:ilvl w:val="0"/>
+          <w:numId w:val="89"/>
+        </w:numPr>
+        <w:spacing w:after="100"/>
+        <w:ind w:left="360"/>
+        <w:rPr>
+          <w:rFonts w:asciiTheme="majorBidi" w:hAnsiTheme="majorBidi" w:cstheme="majorBidi"/>
+          <w:sz w:val="28"/>
+          <w:szCs w:val="28"/>
+        </w:rPr>
+      </w:pPr>
+      <w:proofErr w:type="gramStart"/>
+      <w:r>
+        <w:rPr>
+          <w:rFonts w:asciiTheme="majorBidi" w:hAnsiTheme="majorBidi" w:cstheme="majorBidi"/>
+          <w:b/>
+          <w:bCs/>
+          <w:i/>
+          <w:iCs/>
+          <w:sz w:val="28"/>
+          <w:szCs w:val="28"/>
+        </w:rPr>
+        <w:t>.der</w:t>
+      </w:r>
+      <w:proofErr w:type="gramEnd"/>
+      <w:r>
+        <w:rPr>
+          <w:rFonts w:asciiTheme="majorBidi" w:hAnsiTheme="majorBidi" w:cstheme="majorBidi"/>
+          <w:sz w:val="28"/>
+          <w:szCs w:val="28"/>
+        </w:rPr>
+        <w:t xml:space="preserve"> </w:t>
+      </w:r>
+      <w:r>
+        <w:rPr>
+          <w:rFonts w:asciiTheme="majorBidi" w:hAnsiTheme="majorBidi" w:cstheme="majorBidi"/>
+          <w:b/>
+          <w:bCs/>
+          <w:sz w:val="28"/>
+          <w:szCs w:val="28"/>
+        </w:rPr>
+        <w:t xml:space="preserve">→ </w:t>
+      </w:r>
+      <w:r>
+        <w:rPr>
+          <w:rFonts w:asciiTheme="majorBidi" w:hAnsiTheme="majorBidi" w:cstheme="majorBidi"/>
+          <w:sz w:val="28"/>
+          <w:szCs w:val="28"/>
+        </w:rPr>
+        <w:t>Binary certificate</w:t>
+      </w:r>
+    </w:p>
+    <w:p>
+      <w:pPr>
+        <w:pStyle w:val="ListParagraph"/>
+        <w:numPr>
+          <w:ilvl w:val="0"/>
+          <w:numId w:val="89"/>
+        </w:numPr>
+        <w:spacing w:after="100"/>
+        <w:ind w:left="360"/>
+        <w:rPr>
+          <w:rFonts w:asciiTheme="majorBidi" w:hAnsiTheme="majorBidi" w:cstheme="majorBidi"/>
+          <w:sz w:val="28"/>
+          <w:szCs w:val="28"/>
+        </w:rPr>
+      </w:pPr>
+      <w:proofErr w:type="gramStart"/>
+      <w:r>
+        <w:rPr>
+          <w:rFonts w:asciiTheme="majorBidi" w:hAnsiTheme="majorBidi" w:cstheme="majorBidi"/>
+          <w:b/>
+          <w:bCs/>
+          <w:i/>
+          <w:iCs/>
+          <w:sz w:val="28"/>
+          <w:szCs w:val="28"/>
+        </w:rPr>
+        <w:t>.p</w:t>
+      </w:r>
+      <w:proofErr w:type="gramEnd"/>
+      <w:r>
+        <w:rPr>
+          <w:rFonts w:asciiTheme="majorBidi" w:hAnsiTheme="majorBidi" w:cstheme="majorBidi"/>
+          <w:b/>
+          <w:bCs/>
+          <w:i/>
+          <w:iCs/>
+          <w:sz w:val="28"/>
+          <w:szCs w:val="28"/>
+        </w:rPr>
+        <w:t>12 / .</w:t>
+      </w:r>
+      <w:proofErr w:type="spellStart"/>
+      <w:r>
+        <w:rPr>
+          <w:rFonts w:asciiTheme="majorBidi" w:hAnsiTheme="majorBidi" w:cstheme="majorBidi"/>
+          <w:b/>
+          <w:bCs/>
+          <w:i/>
+          <w:iCs/>
+          <w:sz w:val="28"/>
+          <w:szCs w:val="28"/>
+        </w:rPr>
+        <w:t>pfx</w:t>
+      </w:r>
+      <w:proofErr w:type="spellEnd"/>
+      <w:r>
+        <w:rPr>
+          <w:rFonts w:asciiTheme="majorBidi" w:hAnsiTheme="majorBidi" w:cstheme="majorBidi"/>
+          <w:sz w:val="28"/>
+          <w:szCs w:val="28"/>
+        </w:rPr>
+        <w:t xml:space="preserve"> </w:t>
+      </w:r>
+      <w:r>
+        <w:rPr>
+          <w:rFonts w:asciiTheme="majorBidi" w:hAnsiTheme="majorBidi" w:cstheme="majorBidi"/>
+          <w:b/>
+          <w:bCs/>
+          <w:sz w:val="28"/>
+          <w:szCs w:val="28"/>
+        </w:rPr>
+        <w:t xml:space="preserve">→ </w:t>
+      </w:r>
+      <w:r>
+        <w:rPr>
+          <w:rFonts w:asciiTheme="majorBidi" w:hAnsiTheme="majorBidi" w:cstheme="majorBidi"/>
+          <w:sz w:val="28"/>
+          <w:szCs w:val="28"/>
+        </w:rPr>
+        <w:t>PKCS #12 bundle (certificate + private key)</w:t>
+      </w:r>
+    </w:p>
+    <w:p>
+      <w:pPr>
+        <w:spacing w:after="60"/>
+        <w:rPr>
+          <w:rFonts w:asciiTheme="majorBidi" w:hAnsiTheme="majorBidi" w:cstheme="majorBidi"/>
+          <w:b/>
+          <w:bCs/>
+          <w:sz w:val="32"/>
+          <w:szCs w:val="32"/>
+        </w:rPr>
+      </w:pPr>
+      <w:r>
+        <w:rPr>
+          <w:rFonts w:asciiTheme="majorBidi" w:hAnsiTheme="majorBidi" w:cstheme="majorBidi"/>
+          <w:b/>
+          <w:bCs/>
+          <w:sz w:val="32"/>
+          <w:szCs w:val="32"/>
+        </w:rPr>
+        <w:t>Common Subcommands</w:t>
+      </w:r>
+      <w:r>
+        <w:rPr>
+          <w:rFonts w:asciiTheme="majorBidi" w:hAnsiTheme="majorBidi" w:cstheme="majorBidi"/>
+          <w:b/>
+          <w:bCs/>
+          <w:sz w:val="32"/>
+          <w:szCs w:val="32"/>
+        </w:rPr>
+        <w:t>:</w:t>
+      </w:r>
+    </w:p>
+    <w:p>
+      <w:pPr>
+        <w:pStyle w:val="ListParagraph"/>
+        <w:numPr>
+          <w:ilvl w:val="0"/>
+          <w:numId w:val="90"/>
+        </w:numPr>
+        <w:ind w:left="360"/>
+        <w:rPr>
+          <w:rFonts w:asciiTheme="majorBidi" w:hAnsiTheme="majorBidi" w:cstheme="majorBidi"/>
+          <w:sz w:val="28"/>
+          <w:szCs w:val="28"/>
+        </w:rPr>
+      </w:pPr>
+      <w:r>
+        <w:rPr>
+          <w:rFonts w:asciiTheme="majorBidi" w:hAnsiTheme="majorBidi" w:cstheme="majorBidi"/>
+          <w:b/>
+          <w:bCs/>
+          <w:i/>
+          <w:iCs/>
+          <w:sz w:val="28"/>
+          <w:szCs w:val="28"/>
+        </w:rPr>
+        <w:t>version</w:t>
+      </w:r>
+      <w:r>
+        <w:rPr>
+          <w:rFonts w:asciiTheme="majorBidi" w:hAnsiTheme="majorBidi" w:cstheme="majorBidi"/>
+          <w:sz w:val="28"/>
+          <w:szCs w:val="28"/>
+        </w:rPr>
+        <w:t xml:space="preserve"> </w:t>
+      </w:r>
+      <w:r>
+        <w:rPr>
+          <w:rFonts w:asciiTheme="majorBidi" w:hAnsiTheme="majorBidi" w:cstheme="majorBidi"/>
+          <w:b/>
+          <w:bCs/>
+          <w:sz w:val="28"/>
+          <w:szCs w:val="28"/>
+        </w:rPr>
+        <w:t xml:space="preserve">→ </w:t>
+      </w:r>
+      <w:r>
+        <w:rPr>
+          <w:rFonts w:asciiTheme="majorBidi" w:hAnsiTheme="majorBidi" w:cstheme="majorBidi"/>
+          <w:sz w:val="28"/>
+          <w:szCs w:val="28"/>
+        </w:rPr>
+        <w:t>Show OpenSSL version</w:t>
+      </w:r>
+    </w:p>
+    <w:p>
+      <w:pPr>
+        <w:pStyle w:val="ListParagraph"/>
+        <w:numPr>
+          <w:ilvl w:val="0"/>
+          <w:numId w:val="90"/>
+        </w:numPr>
+        <w:ind w:left="360"/>
+        <w:rPr>
+          <w:rFonts w:asciiTheme="majorBidi" w:hAnsiTheme="majorBidi" w:cstheme="majorBidi"/>
+          <w:sz w:val="28"/>
+          <w:szCs w:val="28"/>
+        </w:rPr>
+      </w:pPr>
+      <w:proofErr w:type="spellStart"/>
+      <w:r>
+        <w:rPr>
+          <w:rFonts w:asciiTheme="majorBidi" w:hAnsiTheme="majorBidi" w:cstheme="majorBidi"/>
+          <w:b/>
+          <w:bCs/>
+          <w:i/>
+          <w:iCs/>
+          <w:sz w:val="28"/>
+          <w:szCs w:val="28"/>
+        </w:rPr>
+        <w:t>genrsa</w:t>
+      </w:r>
+      <w:proofErr w:type="spellEnd"/>
+      <w:r>
+        <w:rPr>
+          <w:rFonts w:asciiTheme="majorBidi" w:hAnsiTheme="majorBidi" w:cstheme="majorBidi"/>
+          <w:sz w:val="28"/>
+          <w:szCs w:val="28"/>
+        </w:rPr>
+        <w:t xml:space="preserve"> </w:t>
+      </w:r>
+      <w:r>
+        <w:rPr>
+          <w:rFonts w:asciiTheme="majorBidi" w:hAnsiTheme="majorBidi" w:cstheme="majorBidi"/>
+          <w:b/>
+          <w:bCs/>
+          <w:sz w:val="28"/>
+          <w:szCs w:val="28"/>
+        </w:rPr>
+        <w:t xml:space="preserve">→ </w:t>
+      </w:r>
+      <w:r>
+        <w:rPr>
+          <w:rFonts w:asciiTheme="majorBidi" w:hAnsiTheme="majorBidi" w:cstheme="majorBidi"/>
+          <w:sz w:val="28"/>
+          <w:szCs w:val="28"/>
+        </w:rPr>
+        <w:t>Generate RSA private key</w:t>
+      </w:r>
+    </w:p>
+    <w:p>
+      <w:pPr>
+        <w:pStyle w:val="ListParagraph"/>
+        <w:numPr>
+          <w:ilvl w:val="0"/>
+          <w:numId w:val="90"/>
+        </w:numPr>
+        <w:ind w:left="360"/>
+        <w:rPr>
+          <w:rFonts w:asciiTheme="majorBidi" w:hAnsiTheme="majorBidi" w:cstheme="majorBidi"/>
+          <w:sz w:val="28"/>
+          <w:szCs w:val="28"/>
+        </w:rPr>
+      </w:pPr>
+      <w:proofErr w:type="spellStart"/>
+      <w:r>
+        <w:rPr>
+          <w:rFonts w:asciiTheme="majorBidi" w:hAnsiTheme="majorBidi" w:cstheme="majorBidi"/>
+          <w:b/>
+          <w:bCs/>
+          <w:i/>
+          <w:iCs/>
+          <w:sz w:val="28"/>
+          <w:szCs w:val="28"/>
+        </w:rPr>
+        <w:t>rsa</w:t>
+      </w:r>
+      <w:proofErr w:type="spellEnd"/>
+      <w:r>
+        <w:rPr>
+          <w:rFonts w:asciiTheme="majorBidi" w:hAnsiTheme="majorBidi" w:cstheme="majorBidi"/>
+          <w:sz w:val="28"/>
+          <w:szCs w:val="28"/>
+        </w:rPr>
+        <w:t xml:space="preserve"> </w:t>
+      </w:r>
+      <w:r>
+        <w:rPr>
+          <w:rFonts w:asciiTheme="majorBidi" w:hAnsiTheme="majorBidi" w:cstheme="majorBidi"/>
+          <w:b/>
+          <w:bCs/>
+          <w:sz w:val="28"/>
+          <w:szCs w:val="28"/>
+        </w:rPr>
+        <w:t xml:space="preserve">→ </w:t>
+      </w:r>
+      <w:r>
+        <w:rPr>
+          <w:rFonts w:asciiTheme="majorBidi" w:hAnsiTheme="majorBidi" w:cstheme="majorBidi"/>
+          <w:sz w:val="28"/>
+          <w:szCs w:val="28"/>
+        </w:rPr>
+        <w:t>Manage RSA keys</w:t>
+      </w:r>
+    </w:p>
+    <w:p>
+      <w:pPr>
+        <w:pStyle w:val="ListParagraph"/>
+        <w:numPr>
+          <w:ilvl w:val="0"/>
+          <w:numId w:val="90"/>
+        </w:numPr>
+        <w:ind w:left="360"/>
+        <w:rPr>
+          <w:rFonts w:asciiTheme="majorBidi" w:hAnsiTheme="majorBidi" w:cstheme="majorBidi"/>
+          <w:sz w:val="28"/>
+          <w:szCs w:val="28"/>
+        </w:rPr>
+      </w:pPr>
+      <w:proofErr w:type="spellStart"/>
+      <w:r>
+        <w:rPr>
+          <w:rFonts w:asciiTheme="majorBidi" w:hAnsiTheme="majorBidi" w:cstheme="majorBidi"/>
+          <w:b/>
+          <w:bCs/>
+          <w:i/>
+          <w:iCs/>
+          <w:sz w:val="28"/>
+          <w:szCs w:val="28"/>
+        </w:rPr>
+        <w:t>pkey</w:t>
+      </w:r>
+      <w:proofErr w:type="spellEnd"/>
+      <w:r>
+        <w:rPr>
+          <w:rFonts w:asciiTheme="majorBidi" w:hAnsiTheme="majorBidi" w:cstheme="majorBidi"/>
+          <w:sz w:val="28"/>
+          <w:szCs w:val="28"/>
+        </w:rPr>
+        <w:t xml:space="preserve"> </w:t>
+      </w:r>
+      <w:r>
+        <w:rPr>
+          <w:rFonts w:asciiTheme="majorBidi" w:hAnsiTheme="majorBidi" w:cstheme="majorBidi"/>
+          <w:b/>
+          <w:bCs/>
+          <w:sz w:val="28"/>
+          <w:szCs w:val="28"/>
+        </w:rPr>
+        <w:t xml:space="preserve">→ </w:t>
+      </w:r>
+      <w:r>
+        <w:rPr>
+          <w:rFonts w:asciiTheme="majorBidi" w:hAnsiTheme="majorBidi" w:cstheme="majorBidi"/>
+          <w:sz w:val="28"/>
+          <w:szCs w:val="28"/>
+        </w:rPr>
+        <w:t>Manage private/public keys</w:t>
+      </w:r>
+    </w:p>
+    <w:p>
+      <w:pPr>
+        <w:pStyle w:val="ListParagraph"/>
+        <w:numPr>
+          <w:ilvl w:val="0"/>
+          <w:numId w:val="90"/>
+        </w:numPr>
+        <w:ind w:left="360"/>
+        <w:rPr>
+          <w:rFonts w:asciiTheme="majorBidi" w:hAnsiTheme="majorBidi" w:cstheme="majorBidi"/>
+          <w:sz w:val="28"/>
+          <w:szCs w:val="28"/>
+        </w:rPr>
+      </w:pPr>
+      <w:r>
+        <w:rPr>
+          <w:rFonts w:asciiTheme="majorBidi" w:hAnsiTheme="majorBidi" w:cstheme="majorBidi"/>
+          <w:b/>
+          <w:bCs/>
+          <w:i/>
+          <w:iCs/>
+          <w:sz w:val="28"/>
+          <w:szCs w:val="28"/>
+        </w:rPr>
+        <w:t>req</w:t>
+      </w:r>
+      <w:r>
+        <w:rPr>
+          <w:rFonts w:asciiTheme="majorBidi" w:hAnsiTheme="majorBidi" w:cstheme="majorBidi"/>
+          <w:sz w:val="28"/>
+          <w:szCs w:val="28"/>
+        </w:rPr>
+        <w:t xml:space="preserve"> </w:t>
+      </w:r>
+      <w:r>
+        <w:rPr>
+          <w:rFonts w:asciiTheme="majorBidi" w:hAnsiTheme="majorBidi" w:cstheme="majorBidi"/>
+          <w:b/>
+          <w:bCs/>
+          <w:sz w:val="28"/>
+          <w:szCs w:val="28"/>
+        </w:rPr>
+        <w:t xml:space="preserve">→ </w:t>
+      </w:r>
+      <w:r>
+        <w:rPr>
+          <w:rFonts w:asciiTheme="majorBidi" w:hAnsiTheme="majorBidi" w:cstheme="majorBidi"/>
+          <w:sz w:val="28"/>
+          <w:szCs w:val="28"/>
+        </w:rPr>
+        <w:t>Create or inspect CSRs and certificates</w:t>
+      </w:r>
+    </w:p>
+    <w:p>
+      <w:pPr>
+        <w:pStyle w:val="ListParagraph"/>
+        <w:numPr>
+          <w:ilvl w:val="0"/>
+          <w:numId w:val="90"/>
+        </w:numPr>
+        <w:ind w:left="360"/>
+        <w:rPr>
+          <w:rFonts w:asciiTheme="majorBidi" w:hAnsiTheme="majorBidi" w:cstheme="majorBidi"/>
+          <w:sz w:val="28"/>
+          <w:szCs w:val="28"/>
+        </w:rPr>
+      </w:pPr>
+      <w:r>
+        <w:rPr>
+          <w:rFonts w:asciiTheme="majorBidi" w:hAnsiTheme="majorBidi" w:cstheme="majorBidi"/>
+          <w:b/>
+          <w:bCs/>
+          <w:i/>
+          <w:iCs/>
+          <w:sz w:val="28"/>
+          <w:szCs w:val="28"/>
+        </w:rPr>
+        <w:t>x509</w:t>
+      </w:r>
+      <w:r>
+        <w:rPr>
+          <w:rFonts w:asciiTheme="majorBidi" w:hAnsiTheme="majorBidi" w:cstheme="majorBidi"/>
+          <w:sz w:val="28"/>
+          <w:szCs w:val="28"/>
+        </w:rPr>
+        <w:t xml:space="preserve"> </w:t>
+      </w:r>
+      <w:r>
+        <w:rPr>
+          <w:rFonts w:asciiTheme="majorBidi" w:hAnsiTheme="majorBidi" w:cstheme="majorBidi"/>
+          <w:b/>
+          <w:bCs/>
+          <w:sz w:val="28"/>
+          <w:szCs w:val="28"/>
+        </w:rPr>
+        <w:t xml:space="preserve">→ </w:t>
+      </w:r>
+      <w:r>
+        <w:rPr>
+          <w:rFonts w:asciiTheme="majorBidi" w:hAnsiTheme="majorBidi" w:cstheme="majorBidi"/>
+          <w:sz w:val="28"/>
+          <w:szCs w:val="28"/>
+        </w:rPr>
+        <w:t>Inspect X.509 certificates</w:t>
+      </w:r>
+    </w:p>
+    <w:p>
+      <w:pPr>
+        <w:pStyle w:val="ListParagraph"/>
+        <w:numPr>
+          <w:ilvl w:val="0"/>
+          <w:numId w:val="90"/>
+        </w:numPr>
+        <w:ind w:left="360"/>
+        <w:rPr>
+          <w:rFonts w:asciiTheme="majorBidi" w:hAnsiTheme="majorBidi" w:cstheme="majorBidi"/>
+          <w:sz w:val="28"/>
+          <w:szCs w:val="28"/>
+        </w:rPr>
+      </w:pPr>
+      <w:r>
+        <w:rPr>
+          <w:rFonts w:asciiTheme="majorBidi" w:hAnsiTheme="majorBidi" w:cstheme="majorBidi"/>
+          <w:b/>
+          <w:bCs/>
+          <w:i/>
+          <w:iCs/>
+          <w:sz w:val="28"/>
+          <w:szCs w:val="28"/>
+        </w:rPr>
+        <w:t>verify</w:t>
+      </w:r>
+      <w:r>
+        <w:rPr>
+          <w:rFonts w:asciiTheme="majorBidi" w:hAnsiTheme="majorBidi" w:cstheme="majorBidi"/>
+          <w:sz w:val="28"/>
+          <w:szCs w:val="28"/>
+        </w:rPr>
+        <w:t xml:space="preserve"> </w:t>
+      </w:r>
+      <w:r>
+        <w:rPr>
+          <w:rFonts w:asciiTheme="majorBidi" w:hAnsiTheme="majorBidi" w:cstheme="majorBidi"/>
+          <w:b/>
+          <w:bCs/>
+          <w:sz w:val="28"/>
+          <w:szCs w:val="28"/>
+        </w:rPr>
+        <w:t xml:space="preserve">→ </w:t>
+      </w:r>
+      <w:r>
+        <w:rPr>
+          <w:rFonts w:asciiTheme="majorBidi" w:hAnsiTheme="majorBidi" w:cstheme="majorBidi"/>
+          <w:sz w:val="28"/>
+          <w:szCs w:val="28"/>
+        </w:rPr>
+        <w:t>Verify certificates</w:t>
+      </w:r>
+    </w:p>
+    <w:p>
+      <w:pPr>
+        <w:pStyle w:val="ListParagraph"/>
+        <w:numPr>
+          <w:ilvl w:val="0"/>
+          <w:numId w:val="90"/>
+        </w:numPr>
+        <w:ind w:left="360"/>
+        <w:rPr>
+          <w:rFonts w:asciiTheme="majorBidi" w:hAnsiTheme="majorBidi" w:cstheme="majorBidi"/>
+          <w:sz w:val="28"/>
+          <w:szCs w:val="28"/>
+        </w:rPr>
+      </w:pPr>
+      <w:proofErr w:type="spellStart"/>
+      <w:r>
+        <w:rPr>
+          <w:rFonts w:asciiTheme="majorBidi" w:hAnsiTheme="majorBidi" w:cstheme="majorBidi"/>
+          <w:b/>
+          <w:bCs/>
+          <w:i/>
+          <w:iCs/>
+          <w:sz w:val="28"/>
+          <w:szCs w:val="28"/>
+        </w:rPr>
+        <w:t>s_client</w:t>
+      </w:r>
+      <w:proofErr w:type="spellEnd"/>
+      <w:r>
+        <w:rPr>
+          <w:rFonts w:asciiTheme="majorBidi" w:hAnsiTheme="majorBidi" w:cstheme="majorBidi"/>
+          <w:sz w:val="28"/>
+          <w:szCs w:val="28"/>
+        </w:rPr>
+        <w:t xml:space="preserve"> </w:t>
+      </w:r>
+      <w:r>
+        <w:rPr>
+          <w:rFonts w:asciiTheme="majorBidi" w:hAnsiTheme="majorBidi" w:cstheme="majorBidi"/>
+          <w:b/>
+          <w:bCs/>
+          <w:sz w:val="28"/>
+          <w:szCs w:val="28"/>
+        </w:rPr>
+        <w:t xml:space="preserve">→ </w:t>
+      </w:r>
+      <w:r>
+        <w:rPr>
+          <w:rFonts w:asciiTheme="majorBidi" w:hAnsiTheme="majorBidi" w:cstheme="majorBidi"/>
+          <w:sz w:val="28"/>
+          <w:szCs w:val="28"/>
+        </w:rPr>
+        <w:t>Connect to a TLS server</w:t>
+      </w:r>
+    </w:p>
+    <w:p>
+      <w:pPr>
+        <w:pStyle w:val="ListParagraph"/>
+        <w:numPr>
+          <w:ilvl w:val="0"/>
+          <w:numId w:val="90"/>
+        </w:numPr>
+        <w:ind w:left="360"/>
+        <w:rPr>
+          <w:rFonts w:asciiTheme="majorBidi" w:hAnsiTheme="majorBidi" w:cstheme="majorBidi"/>
+          <w:sz w:val="28"/>
+          <w:szCs w:val="28"/>
+        </w:rPr>
+      </w:pPr>
+      <w:proofErr w:type="spellStart"/>
+      <w:r>
+        <w:rPr>
+          <w:rFonts w:asciiTheme="majorBidi" w:hAnsiTheme="majorBidi" w:cstheme="majorBidi"/>
+          <w:b/>
+          <w:bCs/>
+          <w:i/>
+          <w:iCs/>
+          <w:sz w:val="28"/>
+          <w:szCs w:val="28"/>
+        </w:rPr>
+        <w:t>dgst</w:t>
+      </w:r>
+      <w:proofErr w:type="spellEnd"/>
+      <w:r>
+        <w:rPr>
+          <w:rFonts w:asciiTheme="majorBidi" w:hAnsiTheme="majorBidi" w:cstheme="majorBidi"/>
+          <w:sz w:val="28"/>
+          <w:szCs w:val="28"/>
+        </w:rPr>
+        <w:t xml:space="preserve"> </w:t>
+      </w:r>
+      <w:r>
+        <w:rPr>
+          <w:rFonts w:asciiTheme="majorBidi" w:hAnsiTheme="majorBidi" w:cstheme="majorBidi"/>
+          <w:b/>
+          <w:bCs/>
+          <w:sz w:val="28"/>
+          <w:szCs w:val="28"/>
+        </w:rPr>
+        <w:t xml:space="preserve">→ </w:t>
+      </w:r>
+      <w:r>
+        <w:rPr>
+          <w:rFonts w:asciiTheme="majorBidi" w:hAnsiTheme="majorBidi" w:cstheme="majorBidi"/>
+          <w:sz w:val="28"/>
+          <w:szCs w:val="28"/>
+        </w:rPr>
+        <w:t>Generate hashes</w:t>
+      </w:r>
+    </w:p>
+    <w:p>
+      <w:pPr>
+        <w:pStyle w:val="ListParagraph"/>
+        <w:numPr>
+          <w:ilvl w:val="0"/>
+          <w:numId w:val="90"/>
+        </w:numPr>
+        <w:spacing w:after="120"/>
+        <w:ind w:left="360"/>
+        <w:rPr>
+          <w:rFonts w:asciiTheme="majorBidi" w:hAnsiTheme="majorBidi" w:cstheme="majorBidi"/>
+          <w:sz w:val="28"/>
+          <w:szCs w:val="28"/>
+        </w:rPr>
+      </w:pPr>
+      <w:r>
+        <w:rPr>
+          <w:rFonts w:asciiTheme="majorBidi" w:hAnsiTheme="majorBidi" w:cstheme="majorBidi"/>
+          <w:b/>
+          <w:bCs/>
+          <w:i/>
+          <w:iCs/>
+          <w:sz w:val="28"/>
+          <w:szCs w:val="28"/>
+        </w:rPr>
+        <w:t>enc</w:t>
+      </w:r>
+      <w:r>
+        <w:rPr>
+          <w:rFonts w:asciiTheme="majorBidi" w:hAnsiTheme="majorBidi" w:cstheme="majorBidi"/>
+          <w:sz w:val="28"/>
+          <w:szCs w:val="28"/>
+        </w:rPr>
+        <w:t xml:space="preserve"> </w:t>
+      </w:r>
+      <w:r>
+        <w:rPr>
+          <w:rFonts w:asciiTheme="majorBidi" w:hAnsiTheme="majorBidi" w:cstheme="majorBidi"/>
+          <w:b/>
+          <w:bCs/>
+          <w:sz w:val="28"/>
+          <w:szCs w:val="28"/>
+        </w:rPr>
+        <w:t xml:space="preserve">→ </w:t>
+      </w:r>
+      <w:r>
+        <w:rPr>
+          <w:rFonts w:asciiTheme="majorBidi" w:hAnsiTheme="majorBidi" w:cstheme="majorBidi"/>
+          <w:sz w:val="28"/>
+          <w:szCs w:val="28"/>
+        </w:rPr>
+        <w:t>Encrypt/decrypt files</w:t>
+      </w:r>
+    </w:p>
+    <w:p>
+      <w:pPr>
+        <w:spacing w:after="80"/>
+        <w:rPr>
+          <w:rFonts w:asciiTheme="majorBidi" w:hAnsiTheme="majorBidi" w:cstheme="majorBidi"/>
+          <w:b/>
+          <w:bCs/>
+          <w:sz w:val="32"/>
+          <w:szCs w:val="32"/>
+        </w:rPr>
+      </w:pPr>
+      <w:r>
+        <w:rPr>
+          <w:rFonts w:asciiTheme="majorBidi" w:hAnsiTheme="majorBidi" w:cstheme="majorBidi"/>
+          <w:b/>
+          <w:bCs/>
+          <w:sz w:val="32"/>
+          <w:szCs w:val="32"/>
+        </w:rPr>
+        <w:t>Real-World Workflow</w:t>
+      </w:r>
+      <w:r>
+        <w:rPr>
+          <w:rFonts w:asciiTheme="majorBidi" w:hAnsiTheme="majorBidi" w:cstheme="majorBidi"/>
+          <w:b/>
+          <w:bCs/>
+          <w:sz w:val="32"/>
+          <w:szCs w:val="32"/>
+        </w:rPr>
+        <w:t>:</w:t>
+      </w:r>
+    </w:p>
+    <w:p>
+      <w:pPr>
+        <w:spacing w:after="80"/>
+        <w:rPr>
+          <w:rFonts w:asciiTheme="majorBidi" w:hAnsiTheme="majorBidi" w:cstheme="majorBidi"/>
+          <w:sz w:val="28"/>
+          <w:szCs w:val="28"/>
+        </w:rPr>
+      </w:pPr>
+      <w:r>
+        <w:rPr>
+          <w:rFonts w:asciiTheme="majorBidi" w:hAnsiTheme="majorBidi" w:cstheme="majorBidi"/>
+          <w:sz w:val="28"/>
+          <w:szCs w:val="28"/>
+        </w:rPr>
+        <w:t>Generate Private Key</w:t>
+      </w:r>
+      <w:r>
+        <w:rPr>
+          <w:rFonts w:asciiTheme="majorBidi" w:hAnsiTheme="majorBidi" w:cstheme="majorBidi"/>
+          <w:sz w:val="28"/>
+          <w:szCs w:val="28"/>
+        </w:rPr>
+        <w:t xml:space="preserve"> </w:t>
+      </w:r>
+      <w:r>
+        <w:rPr>
+          <w:rFonts w:asciiTheme="majorBidi" w:hAnsiTheme="majorBidi" w:cstheme="majorBidi"/>
+          <w:b/>
+          <w:bCs/>
+          <w:sz w:val="28"/>
+          <w:szCs w:val="28"/>
+        </w:rPr>
+        <w:t xml:space="preserve">→ </w:t>
+      </w:r>
+      <w:r>
+        <w:rPr>
+          <w:rFonts w:asciiTheme="majorBidi" w:hAnsiTheme="majorBidi" w:cstheme="majorBidi"/>
+          <w:sz w:val="28"/>
+          <w:szCs w:val="28"/>
+        </w:rPr>
+        <w:t>Create CSR</w:t>
+      </w:r>
+      <w:r>
+        <w:rPr>
+          <w:rFonts w:asciiTheme="majorBidi" w:hAnsiTheme="majorBidi" w:cstheme="majorBidi"/>
+          <w:sz w:val="28"/>
+          <w:szCs w:val="28"/>
+        </w:rPr>
+        <w:t xml:space="preserve"> </w:t>
+      </w:r>
+      <w:r>
+        <w:rPr>
+          <w:rFonts w:asciiTheme="majorBidi" w:hAnsiTheme="majorBidi" w:cstheme="majorBidi"/>
+          <w:b/>
+          <w:bCs/>
+          <w:sz w:val="28"/>
+          <w:szCs w:val="28"/>
+        </w:rPr>
+        <w:t xml:space="preserve">→ </w:t>
+      </w:r>
+      <w:r>
+        <w:rPr>
+          <w:rFonts w:asciiTheme="majorBidi" w:hAnsiTheme="majorBidi" w:cstheme="majorBidi"/>
+          <w:sz w:val="28"/>
+          <w:szCs w:val="28"/>
+        </w:rPr>
+        <w:t>Send CSR to CA</w:t>
+      </w:r>
+      <w:r>
+        <w:rPr>
+          <w:rFonts w:asciiTheme="majorBidi" w:hAnsiTheme="majorBidi" w:cstheme="majorBidi"/>
+          <w:sz w:val="28"/>
+          <w:szCs w:val="28"/>
+        </w:rPr>
+        <w:t xml:space="preserve"> </w:t>
+      </w:r>
+      <w:r>
+        <w:rPr>
+          <w:rFonts w:asciiTheme="majorBidi" w:hAnsiTheme="majorBidi" w:cstheme="majorBidi"/>
+          <w:b/>
+          <w:bCs/>
+          <w:sz w:val="28"/>
+          <w:szCs w:val="28"/>
+        </w:rPr>
+        <w:t xml:space="preserve">→ </w:t>
+      </w:r>
+      <w:r>
+        <w:rPr>
+          <w:rFonts w:asciiTheme="majorBidi" w:hAnsiTheme="majorBidi" w:cstheme="majorBidi"/>
+          <w:sz w:val="28"/>
+          <w:szCs w:val="28"/>
+        </w:rPr>
+        <w:t>Receive Certificate</w:t>
+      </w:r>
+      <w:r>
+        <w:rPr>
+          <w:rFonts w:asciiTheme="majorBidi" w:hAnsiTheme="majorBidi" w:cstheme="majorBidi"/>
+          <w:sz w:val="28"/>
+          <w:szCs w:val="28"/>
+        </w:rPr>
+        <w:t xml:space="preserve"> </w:t>
+      </w:r>
+      <w:r>
+        <w:rPr>
+          <w:rFonts w:asciiTheme="majorBidi" w:hAnsiTheme="majorBidi" w:cstheme="majorBidi"/>
+          <w:b/>
+          <w:bCs/>
+          <w:sz w:val="28"/>
+          <w:szCs w:val="28"/>
+        </w:rPr>
+        <w:t xml:space="preserve">→ </w:t>
+      </w:r>
+      <w:r>
+        <w:rPr>
+          <w:rFonts w:asciiTheme="majorBidi" w:hAnsiTheme="majorBidi" w:cstheme="majorBidi"/>
+          <w:sz w:val="28"/>
+          <w:szCs w:val="28"/>
+        </w:rPr>
+        <w:t>Install Certificate + Private Key on Server</w:t>
+      </w:r>
+      <w:r>
+        <w:rPr>
+          <w:rFonts w:asciiTheme="majorBidi" w:hAnsiTheme="majorBidi" w:cstheme="majorBidi"/>
+          <w:sz w:val="28"/>
+          <w:szCs w:val="28"/>
+        </w:rPr>
+        <w:t xml:space="preserve"> </w:t>
+      </w:r>
+      <w:r>
+        <w:rPr>
+          <w:rFonts w:asciiTheme="majorBidi" w:hAnsiTheme="majorBidi" w:cstheme="majorBidi"/>
+          <w:b/>
+          <w:bCs/>
+          <w:sz w:val="28"/>
+          <w:szCs w:val="28"/>
+        </w:rPr>
+        <w:t xml:space="preserve">→ </w:t>
+      </w:r>
+      <w:r>
+        <w:rPr>
+          <w:rFonts w:asciiTheme="majorBidi" w:hAnsiTheme="majorBidi" w:cstheme="majorBidi"/>
+          <w:sz w:val="28"/>
+          <w:szCs w:val="28"/>
+        </w:rPr>
+        <w:t>Clients Connect via HTTPS</w:t>
+      </w:r>
+    </w:p>
+    <w:p>
+      <w:pPr>
+        <w:spacing w:after="120"/>
+        <w:rPr>
+          <w:rFonts w:asciiTheme="majorBidi" w:hAnsiTheme="majorBidi" w:cstheme="majorBidi"/>
+          <w:sz w:val="28"/>
+          <w:szCs w:val="28"/>
+        </w:rPr>
+      </w:pPr>
+      <w:r>
+        <w:rPr>
+          <w:rFonts w:asciiTheme="majorBidi" w:hAnsiTheme="majorBidi" w:cstheme="majorBidi"/>
+          <w:sz w:val="28"/>
+          <w:szCs w:val="28"/>
+        </w:rPr>
+        <w:t>OpenSSL is involved in nearly every step of this process.</w:t>
+      </w:r>
+    </w:p>
+    <w:p>
+      <w:pPr>
+        <w:spacing w:after="80"/>
+        <w:rPr>
+          <w:rFonts w:asciiTheme="majorBidi" w:hAnsiTheme="majorBidi" w:cstheme="majorBidi"/>
+          <w:b/>
+          <w:bCs/>
+          <w:sz w:val="28"/>
+          <w:szCs w:val="28"/>
+        </w:rPr>
+      </w:pPr>
+      <w:r>
+        <w:rPr>
+          <w:rFonts w:asciiTheme="majorBidi" w:hAnsiTheme="majorBidi" w:cstheme="majorBidi"/>
+          <w:b/>
+          <w:bCs/>
+          <w:sz w:val="28"/>
+          <w:szCs w:val="28"/>
+        </w:rPr>
+        <w:t>Key Takeaways</w:t>
+      </w:r>
+      <w:r>
+        <w:rPr>
+          <w:rFonts w:asciiTheme="majorBidi" w:hAnsiTheme="majorBidi" w:cstheme="majorBidi"/>
+          <w:b/>
+          <w:bCs/>
+          <w:sz w:val="28"/>
+          <w:szCs w:val="28"/>
+        </w:rPr>
+        <w:t>:</w:t>
+      </w:r>
+    </w:p>
+    <w:p>
+      <w:pPr>
+        <w:pStyle w:val="ListParagraph"/>
+        <w:numPr>
+          <w:ilvl w:val="0"/>
+          <w:numId w:val="91"/>
+        </w:numPr>
+        <w:ind w:left="360"/>
+        <w:rPr>
+          <w:rFonts w:asciiTheme="majorBidi" w:hAnsiTheme="majorBidi" w:cstheme="majorBidi"/>
+          <w:sz w:val="28"/>
+          <w:szCs w:val="28"/>
+        </w:rPr>
+      </w:pPr>
+      <w:proofErr w:type="spellStart"/>
+      <w:r>
+        <w:rPr>
+          <w:rFonts w:asciiTheme="majorBidi" w:hAnsiTheme="majorBidi" w:cstheme="majorBidi"/>
+          <w:b/>
+          <w:bCs/>
+          <w:i/>
+          <w:iCs/>
+          <w:sz w:val="28"/>
+          <w:szCs w:val="28"/>
+        </w:rPr>
+        <w:t>openssl</w:t>
+      </w:r>
+      <w:proofErr w:type="spellEnd"/>
+      <w:r>
+        <w:rPr>
+          <w:rFonts w:asciiTheme="majorBidi" w:hAnsiTheme="majorBidi" w:cstheme="majorBidi"/>
+          <w:sz w:val="28"/>
+          <w:szCs w:val="28"/>
+        </w:rPr>
+        <w:t xml:space="preserve"> is the standard Linux tool for cryptography and SSL/TLS management.</w:t>
+      </w:r>
+    </w:p>
+    <w:p>
+      <w:pPr>
+        <w:pStyle w:val="ListParagraph"/>
+        <w:numPr>
+          <w:ilvl w:val="0"/>
+          <w:numId w:val="91"/>
+        </w:numPr>
+        <w:ind w:left="360"/>
+        <w:rPr>
+          <w:rFonts w:asciiTheme="majorBidi" w:hAnsiTheme="majorBidi" w:cstheme="majorBidi"/>
+          <w:sz w:val="28"/>
+          <w:szCs w:val="28"/>
+        </w:rPr>
+      </w:pPr>
+      <w:r>
+        <w:rPr>
+          <w:rFonts w:asciiTheme="majorBidi" w:hAnsiTheme="majorBidi" w:cstheme="majorBidi"/>
+          <w:sz w:val="28"/>
+          <w:szCs w:val="28"/>
+        </w:rPr>
+        <w:t>It can generate keys, create CSRs, inspect certificates, test TLS connections, encrypt data, and compute hashes.</w:t>
+      </w:r>
     </w:p>
     <w:p>
       <w:pPr>
@@ -21805,6 +25988,119 @@
     </w:lvl>
   </w:abstractNum>
   <w:abstractNum w:abstractNumId="5" w15:restartNumberingAfterBreak="0">
+    <w:nsid w:val="06B92A04"/>
+    <w:multiLevelType w:val="hybridMultilevel"/>
+    <w:tmpl w:val="1010BA14"/>
+    <w:lvl w:ilvl="0" w:tplc="04090001">
+      <w:start w:val="1"/>
+      <w:numFmt w:val="bullet"/>
+      <w:lvlText w:val=""/>
+      <w:lvlJc w:val="left"/>
+      <w:pPr>
+        <w:ind w:left="720" w:hanging="360"/>
+      </w:pPr>
+      <w:rPr>
+        <w:rFonts w:ascii="Symbol" w:hAnsi="Symbol" w:hint="default"/>
+      </w:rPr>
+    </w:lvl>
+    <w:lvl w:ilvl="1" w:tplc="04090003" w:tentative="1">
+      <w:start w:val="1"/>
+      <w:numFmt w:val="bullet"/>
+      <w:lvlText w:val="o"/>
+      <w:lvlJc w:val="left"/>
+      <w:pPr>
+        <w:ind w:left="1440" w:hanging="360"/>
+      </w:pPr>
+      <w:rPr>
+        <w:rFonts w:ascii="Courier New" w:hAnsi="Courier New" w:cs="Courier New" w:hint="default"/>
+      </w:rPr>
+    </w:lvl>
+    <w:lvl w:ilvl="2" w:tplc="04090005" w:tentative="1">
+      <w:start w:val="1"/>
+      <w:numFmt w:val="bullet"/>
+      <w:lvlText w:val=""/>
+      <w:lvlJc w:val="left"/>
+      <w:pPr>
+        <w:ind w:left="2160" w:hanging="360"/>
+      </w:pPr>
+      <w:rPr>
+        <w:rFonts w:ascii="Wingdings" w:hAnsi="Wingdings" w:hint="default"/>
+      </w:rPr>
+    </w:lvl>
+    <w:lvl w:ilvl="3" w:tplc="04090001" w:tentative="1">
+      <w:start w:val="1"/>
+      <w:numFmt w:val="bullet"/>
+      <w:lvlText w:val=""/>
+      <w:lvlJc w:val="left"/>
+      <w:pPr>
+        <w:ind w:left="2880" w:hanging="360"/>
+      </w:pPr>
+      <w:rPr>
+        <w:rFonts w:ascii="Symbol" w:hAnsi="Symbol" w:hint="default"/>
+      </w:rPr>
+    </w:lvl>
+    <w:lvl w:ilvl="4" w:tplc="04090003" w:tentative="1">
+      <w:start w:val="1"/>
+      <w:numFmt w:val="bullet"/>
+      <w:lvlText w:val="o"/>
+      <w:lvlJc w:val="left"/>
+      <w:pPr>
+        <w:ind w:left="3600" w:hanging="360"/>
+      </w:pPr>
+      <w:rPr>
+        <w:rFonts w:ascii="Courier New" w:hAnsi="Courier New" w:cs="Courier New" w:hint="default"/>
+      </w:rPr>
+    </w:lvl>
+    <w:lvl w:ilvl="5" w:tplc="04090005" w:tentative="1">
+      <w:start w:val="1"/>
+      <w:numFmt w:val="bullet"/>
+      <w:lvlText w:val=""/>
+      <w:lvlJc w:val="left"/>
+      <w:pPr>
+        <w:ind w:left="4320" w:hanging="360"/>
+      </w:pPr>
+      <w:rPr>
+        <w:rFonts w:ascii="Wingdings" w:hAnsi="Wingdings" w:hint="default"/>
+      </w:rPr>
+    </w:lvl>
+    <w:lvl w:ilvl="6" w:tplc="04090001" w:tentative="1">
+      <w:start w:val="1"/>
+      <w:numFmt w:val="bullet"/>
+      <w:lvlText w:val=""/>
+      <w:lvlJc w:val="left"/>
+      <w:pPr>
+        <w:ind w:left="5040" w:hanging="360"/>
+      </w:pPr>
+      <w:rPr>
+        <w:rFonts w:ascii="Symbol" w:hAnsi="Symbol" w:hint="default"/>
+      </w:rPr>
+    </w:lvl>
+    <w:lvl w:ilvl="7" w:tplc="04090003" w:tentative="1">
+      <w:start w:val="1"/>
+      <w:numFmt w:val="bullet"/>
+      <w:lvlText w:val="o"/>
+      <w:lvlJc w:val="left"/>
+      <w:pPr>
+        <w:ind w:left="5760" w:hanging="360"/>
+      </w:pPr>
+      <w:rPr>
+        <w:rFonts w:ascii="Courier New" w:hAnsi="Courier New" w:cs="Courier New" w:hint="default"/>
+      </w:rPr>
+    </w:lvl>
+    <w:lvl w:ilvl="8" w:tplc="04090005" w:tentative="1">
+      <w:start w:val="1"/>
+      <w:numFmt w:val="bullet"/>
+      <w:lvlText w:val=""/>
+      <w:lvlJc w:val="left"/>
+      <w:pPr>
+        <w:ind w:left="6480" w:hanging="360"/>
+      </w:pPr>
+      <w:rPr>
+        <w:rFonts w:ascii="Wingdings" w:hAnsi="Wingdings" w:hint="default"/>
+      </w:rPr>
+    </w:lvl>
+  </w:abstractNum>
+  <w:abstractNum w:abstractNumId="6" w15:restartNumberingAfterBreak="0">
     <w:nsid w:val="09176493"/>
     <w:multiLevelType w:val="hybridMultilevel"/>
     <w:tmpl w:val="649049E6"/>
@@ -21917,7 +26213,7 @@
       </w:rPr>
     </w:lvl>
   </w:abstractNum>
-  <w:abstractNum w:abstractNumId="6" w15:restartNumberingAfterBreak="0">
+  <w:abstractNum w:abstractNumId="7" w15:restartNumberingAfterBreak="0">
     <w:nsid w:val="09BC1F3E"/>
     <w:multiLevelType w:val="hybridMultilevel"/>
     <w:tmpl w:val="79FC3F92"/>
@@ -22030,7 +26326,7 @@
       </w:rPr>
     </w:lvl>
   </w:abstractNum>
-  <w:abstractNum w:abstractNumId="7" w15:restartNumberingAfterBreak="0">
+  <w:abstractNum w:abstractNumId="8" w15:restartNumberingAfterBreak="0">
     <w:nsid w:val="0A0354D9"/>
     <w:multiLevelType w:val="hybridMultilevel"/>
     <w:tmpl w:val="9A6CD030"/>
@@ -22143,7 +26439,7 @@
       </w:rPr>
     </w:lvl>
   </w:abstractNum>
-  <w:abstractNum w:abstractNumId="8" w15:restartNumberingAfterBreak="0">
+  <w:abstractNum w:abstractNumId="9" w15:restartNumberingAfterBreak="0">
     <w:nsid w:val="0A242CE1"/>
     <w:multiLevelType w:val="hybridMultilevel"/>
     <w:tmpl w:val="ED14A576"/>
@@ -22256,7 +26552,7 @@
       </w:rPr>
     </w:lvl>
   </w:abstractNum>
-  <w:abstractNum w:abstractNumId="9" w15:restartNumberingAfterBreak="0">
+  <w:abstractNum w:abstractNumId="10" w15:restartNumberingAfterBreak="0">
     <w:nsid w:val="0A6C7C20"/>
     <w:multiLevelType w:val="hybridMultilevel"/>
     <w:tmpl w:val="6FB0164A"/>
@@ -22369,7 +26665,7 @@
       </w:rPr>
     </w:lvl>
   </w:abstractNum>
-  <w:abstractNum w:abstractNumId="10" w15:restartNumberingAfterBreak="0">
+  <w:abstractNum w:abstractNumId="11" w15:restartNumberingAfterBreak="0">
     <w:nsid w:val="0A72601A"/>
     <w:multiLevelType w:val="hybridMultilevel"/>
     <w:tmpl w:val="CC86EBD6"/>
@@ -22482,7 +26778,7 @@
       </w:rPr>
     </w:lvl>
   </w:abstractNum>
-  <w:abstractNum w:abstractNumId="11" w15:restartNumberingAfterBreak="0">
+  <w:abstractNum w:abstractNumId="12" w15:restartNumberingAfterBreak="0">
     <w:nsid w:val="0BCD5FCD"/>
     <w:multiLevelType w:val="hybridMultilevel"/>
     <w:tmpl w:val="FE72F30C"/>
@@ -22595,7 +26891,7 @@
       </w:rPr>
     </w:lvl>
   </w:abstractNum>
-  <w:abstractNum w:abstractNumId="12" w15:restartNumberingAfterBreak="0">
+  <w:abstractNum w:abstractNumId="13" w15:restartNumberingAfterBreak="0">
     <w:nsid w:val="0ED71287"/>
     <w:multiLevelType w:val="hybridMultilevel"/>
     <w:tmpl w:val="EF74FD9E"/>
@@ -22708,7 +27004,7 @@
       </w:rPr>
     </w:lvl>
   </w:abstractNum>
-  <w:abstractNum w:abstractNumId="13" w15:restartNumberingAfterBreak="0">
+  <w:abstractNum w:abstractNumId="14" w15:restartNumberingAfterBreak="0">
     <w:nsid w:val="0EEE045D"/>
     <w:multiLevelType w:val="hybridMultilevel"/>
     <w:tmpl w:val="25CEA2C8"/>
@@ -22794,7 +27090,7 @@
       </w:pPr>
     </w:lvl>
   </w:abstractNum>
-  <w:abstractNum w:abstractNumId="14" w15:restartNumberingAfterBreak="0">
+  <w:abstractNum w:abstractNumId="15" w15:restartNumberingAfterBreak="0">
     <w:nsid w:val="0F4D2FD8"/>
     <w:multiLevelType w:val="hybridMultilevel"/>
     <w:tmpl w:val="427CF02E"/>
@@ -22907,7 +27203,7 @@
       </w:rPr>
     </w:lvl>
   </w:abstractNum>
-  <w:abstractNum w:abstractNumId="15" w15:restartNumberingAfterBreak="0">
+  <w:abstractNum w:abstractNumId="16" w15:restartNumberingAfterBreak="0">
     <w:nsid w:val="0F79465A"/>
     <w:multiLevelType w:val="hybridMultilevel"/>
     <w:tmpl w:val="39827F06"/>
@@ -23020,7 +27316,7 @@
       </w:rPr>
     </w:lvl>
   </w:abstractNum>
-  <w:abstractNum w:abstractNumId="16" w15:restartNumberingAfterBreak="0">
+  <w:abstractNum w:abstractNumId="17" w15:restartNumberingAfterBreak="0">
     <w:nsid w:val="110D54E6"/>
     <w:multiLevelType w:val="hybridMultilevel"/>
     <w:tmpl w:val="7EF60E92"/>
@@ -23133,7 +27429,7 @@
       </w:rPr>
     </w:lvl>
   </w:abstractNum>
-  <w:abstractNum w:abstractNumId="17" w15:restartNumberingAfterBreak="0">
+  <w:abstractNum w:abstractNumId="18" w15:restartNumberingAfterBreak="0">
     <w:nsid w:val="110E6FC3"/>
     <w:multiLevelType w:val="hybridMultilevel"/>
     <w:tmpl w:val="95E27784"/>
@@ -23246,7 +27542,120 @@
       </w:rPr>
     </w:lvl>
   </w:abstractNum>
-  <w:abstractNum w:abstractNumId="18" w15:restartNumberingAfterBreak="0">
+  <w:abstractNum w:abstractNumId="19" w15:restartNumberingAfterBreak="0">
+    <w:nsid w:val="12783318"/>
+    <w:multiLevelType w:val="hybridMultilevel"/>
+    <w:tmpl w:val="E5DCE758"/>
+    <w:lvl w:ilvl="0" w:tplc="04090001">
+      <w:start w:val="1"/>
+      <w:numFmt w:val="bullet"/>
+      <w:lvlText w:val=""/>
+      <w:lvlJc w:val="left"/>
+      <w:pPr>
+        <w:ind w:left="720" w:hanging="360"/>
+      </w:pPr>
+      <w:rPr>
+        <w:rFonts w:ascii="Symbol" w:hAnsi="Symbol" w:hint="default"/>
+      </w:rPr>
+    </w:lvl>
+    <w:lvl w:ilvl="1" w:tplc="FFFFFFFF" w:tentative="1">
+      <w:start w:val="1"/>
+      <w:numFmt w:val="bullet"/>
+      <w:lvlText w:val="o"/>
+      <w:lvlJc w:val="left"/>
+      <w:pPr>
+        <w:ind w:left="1440" w:hanging="360"/>
+      </w:pPr>
+      <w:rPr>
+        <w:rFonts w:ascii="Courier New" w:hAnsi="Courier New" w:cs="Courier New" w:hint="default"/>
+      </w:rPr>
+    </w:lvl>
+    <w:lvl w:ilvl="2" w:tplc="FFFFFFFF" w:tentative="1">
+      <w:start w:val="1"/>
+      <w:numFmt w:val="bullet"/>
+      <w:lvlText w:val=""/>
+      <w:lvlJc w:val="left"/>
+      <w:pPr>
+        <w:ind w:left="2160" w:hanging="360"/>
+      </w:pPr>
+      <w:rPr>
+        <w:rFonts w:ascii="Wingdings" w:hAnsi="Wingdings" w:hint="default"/>
+      </w:rPr>
+    </w:lvl>
+    <w:lvl w:ilvl="3" w:tplc="FFFFFFFF" w:tentative="1">
+      <w:start w:val="1"/>
+      <w:numFmt w:val="bullet"/>
+      <w:lvlText w:val=""/>
+      <w:lvlJc w:val="left"/>
+      <w:pPr>
+        <w:ind w:left="2880" w:hanging="360"/>
+      </w:pPr>
+      <w:rPr>
+        <w:rFonts w:ascii="Symbol" w:hAnsi="Symbol" w:hint="default"/>
+      </w:rPr>
+    </w:lvl>
+    <w:lvl w:ilvl="4" w:tplc="FFFFFFFF" w:tentative="1">
+      <w:start w:val="1"/>
+      <w:numFmt w:val="bullet"/>
+      <w:lvlText w:val="o"/>
+      <w:lvlJc w:val="left"/>
+      <w:pPr>
+        <w:ind w:left="3600" w:hanging="360"/>
+      </w:pPr>
+      <w:rPr>
+        <w:rFonts w:ascii="Courier New" w:hAnsi="Courier New" w:cs="Courier New" w:hint="default"/>
+      </w:rPr>
+    </w:lvl>
+    <w:lvl w:ilvl="5" w:tplc="FFFFFFFF" w:tentative="1">
+      <w:start w:val="1"/>
+      <w:numFmt w:val="bullet"/>
+      <w:lvlText w:val=""/>
+      <w:lvlJc w:val="left"/>
+      <w:pPr>
+        <w:ind w:left="4320" w:hanging="360"/>
+      </w:pPr>
+      <w:rPr>
+        <w:rFonts w:ascii="Wingdings" w:hAnsi="Wingdings" w:hint="default"/>
+      </w:rPr>
+    </w:lvl>
+    <w:lvl w:ilvl="6" w:tplc="FFFFFFFF" w:tentative="1">
+      <w:start w:val="1"/>
+      <w:numFmt w:val="bullet"/>
+      <w:lvlText w:val=""/>
+      <w:lvlJc w:val="left"/>
+      <w:pPr>
+        <w:ind w:left="5040" w:hanging="360"/>
+      </w:pPr>
+      <w:rPr>
+        <w:rFonts w:ascii="Symbol" w:hAnsi="Symbol" w:hint="default"/>
+      </w:rPr>
+    </w:lvl>
+    <w:lvl w:ilvl="7" w:tplc="FFFFFFFF" w:tentative="1">
+      <w:start w:val="1"/>
+      <w:numFmt w:val="bullet"/>
+      <w:lvlText w:val="o"/>
+      <w:lvlJc w:val="left"/>
+      <w:pPr>
+        <w:ind w:left="5760" w:hanging="360"/>
+      </w:pPr>
+      <w:rPr>
+        <w:rFonts w:ascii="Courier New" w:hAnsi="Courier New" w:cs="Courier New" w:hint="default"/>
+      </w:rPr>
+    </w:lvl>
+    <w:lvl w:ilvl="8" w:tplc="FFFFFFFF" w:tentative="1">
+      <w:start w:val="1"/>
+      <w:numFmt w:val="bullet"/>
+      <w:lvlText w:val=""/>
+      <w:lvlJc w:val="left"/>
+      <w:pPr>
+        <w:ind w:left="6480" w:hanging="360"/>
+      </w:pPr>
+      <w:rPr>
+        <w:rFonts w:ascii="Wingdings" w:hAnsi="Wingdings" w:hint="default"/>
+      </w:rPr>
+    </w:lvl>
+  </w:abstractNum>
+  <w:abstractNum w:abstractNumId="20" w15:restartNumberingAfterBreak="0">
     <w:nsid w:val="13501266"/>
     <w:multiLevelType w:val="hybridMultilevel"/>
     <w:tmpl w:val="22323E9E"/>
@@ -23359,7 +27768,7 @@
       </w:rPr>
     </w:lvl>
   </w:abstractNum>
-  <w:abstractNum w:abstractNumId="19" w15:restartNumberingAfterBreak="0">
+  <w:abstractNum w:abstractNumId="21" w15:restartNumberingAfterBreak="0">
     <w:nsid w:val="17EF63FD"/>
     <w:multiLevelType w:val="hybridMultilevel"/>
     <w:tmpl w:val="7C7C1D2A"/>
@@ -23472,7 +27881,120 @@
       </w:rPr>
     </w:lvl>
   </w:abstractNum>
-  <w:abstractNum w:abstractNumId="20" w15:restartNumberingAfterBreak="0">
+  <w:abstractNum w:abstractNumId="22" w15:restartNumberingAfterBreak="0">
+    <w:nsid w:val="184A74F5"/>
+    <w:multiLevelType w:val="hybridMultilevel"/>
+    <w:tmpl w:val="63E6EA68"/>
+    <w:lvl w:ilvl="0" w:tplc="04090001">
+      <w:start w:val="1"/>
+      <w:numFmt w:val="bullet"/>
+      <w:lvlText w:val=""/>
+      <w:lvlJc w:val="left"/>
+      <w:pPr>
+        <w:ind w:left="720" w:hanging="360"/>
+      </w:pPr>
+      <w:rPr>
+        <w:rFonts w:ascii="Symbol" w:hAnsi="Symbol" w:hint="default"/>
+      </w:rPr>
+    </w:lvl>
+    <w:lvl w:ilvl="1" w:tplc="04090003" w:tentative="1">
+      <w:start w:val="1"/>
+      <w:numFmt w:val="bullet"/>
+      <w:lvlText w:val="o"/>
+      <w:lvlJc w:val="left"/>
+      <w:pPr>
+        <w:ind w:left="1440" w:hanging="360"/>
+      </w:pPr>
+      <w:rPr>
+        <w:rFonts w:ascii="Courier New" w:hAnsi="Courier New" w:cs="Courier New" w:hint="default"/>
+      </w:rPr>
+    </w:lvl>
+    <w:lvl w:ilvl="2" w:tplc="04090005" w:tentative="1">
+      <w:start w:val="1"/>
+      <w:numFmt w:val="bullet"/>
+      <w:lvlText w:val=""/>
+      <w:lvlJc w:val="left"/>
+      <w:pPr>
+        <w:ind w:left="2160" w:hanging="360"/>
+      </w:pPr>
+      <w:rPr>
+        <w:rFonts w:ascii="Wingdings" w:hAnsi="Wingdings" w:hint="default"/>
+      </w:rPr>
+    </w:lvl>
+    <w:lvl w:ilvl="3" w:tplc="04090001" w:tentative="1">
+      <w:start w:val="1"/>
+      <w:numFmt w:val="bullet"/>
+      <w:lvlText w:val=""/>
+      <w:lvlJc w:val="left"/>
+      <w:pPr>
+        <w:ind w:left="2880" w:hanging="360"/>
+      </w:pPr>
+      <w:rPr>
+        <w:rFonts w:ascii="Symbol" w:hAnsi="Symbol" w:hint="default"/>
+      </w:rPr>
+    </w:lvl>
+    <w:lvl w:ilvl="4" w:tplc="04090003" w:tentative="1">
+      <w:start w:val="1"/>
+      <w:numFmt w:val="bullet"/>
+      <w:lvlText w:val="o"/>
+      <w:lvlJc w:val="left"/>
+      <w:pPr>
+        <w:ind w:left="3600" w:hanging="360"/>
+      </w:pPr>
+      <w:rPr>
+        <w:rFonts w:ascii="Courier New" w:hAnsi="Courier New" w:cs="Courier New" w:hint="default"/>
+      </w:rPr>
+    </w:lvl>
+    <w:lvl w:ilvl="5" w:tplc="04090005" w:tentative="1">
+      <w:start w:val="1"/>
+      <w:numFmt w:val="bullet"/>
+      <w:lvlText w:val=""/>
+      <w:lvlJc w:val="left"/>
+      <w:pPr>
+        <w:ind w:left="4320" w:hanging="360"/>
+      </w:pPr>
+      <w:rPr>
+        <w:rFonts w:ascii="Wingdings" w:hAnsi="Wingdings" w:hint="default"/>
+      </w:rPr>
+    </w:lvl>
+    <w:lvl w:ilvl="6" w:tplc="04090001" w:tentative="1">
+      <w:start w:val="1"/>
+      <w:numFmt w:val="bullet"/>
+      <w:lvlText w:val=""/>
+      <w:lvlJc w:val="left"/>
+      <w:pPr>
+        <w:ind w:left="5040" w:hanging="360"/>
+      </w:pPr>
+      <w:rPr>
+        <w:rFonts w:ascii="Symbol" w:hAnsi="Symbol" w:hint="default"/>
+      </w:rPr>
+    </w:lvl>
+    <w:lvl w:ilvl="7" w:tplc="04090003" w:tentative="1">
+      <w:start w:val="1"/>
+      <w:numFmt w:val="bullet"/>
+      <w:lvlText w:val="o"/>
+      <w:lvlJc w:val="left"/>
+      <w:pPr>
+        <w:ind w:left="5760" w:hanging="360"/>
+      </w:pPr>
+      <w:rPr>
+        <w:rFonts w:ascii="Courier New" w:hAnsi="Courier New" w:cs="Courier New" w:hint="default"/>
+      </w:rPr>
+    </w:lvl>
+    <w:lvl w:ilvl="8" w:tplc="04090005" w:tentative="1">
+      <w:start w:val="1"/>
+      <w:numFmt w:val="bullet"/>
+      <w:lvlText w:val=""/>
+      <w:lvlJc w:val="left"/>
+      <w:pPr>
+        <w:ind w:left="6480" w:hanging="360"/>
+      </w:pPr>
+      <w:rPr>
+        <w:rFonts w:ascii="Wingdings" w:hAnsi="Wingdings" w:hint="default"/>
+      </w:rPr>
+    </w:lvl>
+  </w:abstractNum>
+  <w:abstractNum w:abstractNumId="23" w15:restartNumberingAfterBreak="0">
     <w:nsid w:val="19482396"/>
     <w:multiLevelType w:val="hybridMultilevel"/>
     <w:tmpl w:val="CAD861FA"/>
@@ -23585,7 +28107,7 @@
       </w:rPr>
     </w:lvl>
   </w:abstractNum>
-  <w:abstractNum w:abstractNumId="21" w15:restartNumberingAfterBreak="0">
+  <w:abstractNum w:abstractNumId="24" w15:restartNumberingAfterBreak="0">
     <w:nsid w:val="1955112D"/>
     <w:multiLevelType w:val="hybridMultilevel"/>
     <w:tmpl w:val="3E3E3F64"/>
@@ -23698,7 +28220,7 @@
       </w:rPr>
     </w:lvl>
   </w:abstractNum>
-  <w:abstractNum w:abstractNumId="22" w15:restartNumberingAfterBreak="0">
+  <w:abstractNum w:abstractNumId="25" w15:restartNumberingAfterBreak="0">
     <w:nsid w:val="19BE4E2A"/>
     <w:multiLevelType w:val="hybridMultilevel"/>
     <w:tmpl w:val="AFFE4FA2"/>
@@ -23811,7 +28333,7 @@
       </w:rPr>
     </w:lvl>
   </w:abstractNum>
-  <w:abstractNum w:abstractNumId="23" w15:restartNumberingAfterBreak="0">
+  <w:abstractNum w:abstractNumId="26" w15:restartNumberingAfterBreak="0">
     <w:nsid w:val="1BC76021"/>
     <w:multiLevelType w:val="hybridMultilevel"/>
     <w:tmpl w:val="1722C7DA"/>
@@ -23924,7 +28446,7 @@
       </w:rPr>
     </w:lvl>
   </w:abstractNum>
-  <w:abstractNum w:abstractNumId="24" w15:restartNumberingAfterBreak="0">
+  <w:abstractNum w:abstractNumId="27" w15:restartNumberingAfterBreak="0">
     <w:nsid w:val="1C46582F"/>
     <w:multiLevelType w:val="hybridMultilevel"/>
     <w:tmpl w:val="8982AC5E"/>
@@ -24037,7 +28559,7 @@
       </w:rPr>
     </w:lvl>
   </w:abstractNum>
-  <w:abstractNum w:abstractNumId="25" w15:restartNumberingAfterBreak="0">
+  <w:abstractNum w:abstractNumId="28" w15:restartNumberingAfterBreak="0">
     <w:nsid w:val="1EE1672D"/>
     <w:multiLevelType w:val="hybridMultilevel"/>
     <w:tmpl w:val="666A65B8"/>
@@ -24150,7 +28672,7 @@
       </w:rPr>
     </w:lvl>
   </w:abstractNum>
-  <w:abstractNum w:abstractNumId="26" w15:restartNumberingAfterBreak="0">
+  <w:abstractNum w:abstractNumId="29" w15:restartNumberingAfterBreak="0">
     <w:nsid w:val="1FD26B08"/>
     <w:multiLevelType w:val="hybridMultilevel"/>
     <w:tmpl w:val="E332A25A"/>
@@ -24263,7 +28785,7 @@
       </w:rPr>
     </w:lvl>
   </w:abstractNum>
-  <w:abstractNum w:abstractNumId="27" w15:restartNumberingAfterBreak="0">
+  <w:abstractNum w:abstractNumId="30" w15:restartNumberingAfterBreak="0">
     <w:nsid w:val="22413F68"/>
     <w:multiLevelType w:val="hybridMultilevel"/>
     <w:tmpl w:val="96CECF9C"/>
@@ -24376,7 +28898,7 @@
       </w:rPr>
     </w:lvl>
   </w:abstractNum>
-  <w:abstractNum w:abstractNumId="28" w15:restartNumberingAfterBreak="0">
+  <w:abstractNum w:abstractNumId="31" w15:restartNumberingAfterBreak="0">
     <w:nsid w:val="228A48D8"/>
     <w:multiLevelType w:val="hybridMultilevel"/>
     <w:tmpl w:val="95CC6086"/>
@@ -24489,7 +29011,7 @@
       </w:rPr>
     </w:lvl>
   </w:abstractNum>
-  <w:abstractNum w:abstractNumId="29" w15:restartNumberingAfterBreak="0">
+  <w:abstractNum w:abstractNumId="32" w15:restartNumberingAfterBreak="0">
     <w:nsid w:val="254F7E9C"/>
     <w:multiLevelType w:val="hybridMultilevel"/>
     <w:tmpl w:val="E998F048"/>
@@ -24575,7 +29097,7 @@
       </w:pPr>
     </w:lvl>
   </w:abstractNum>
-  <w:abstractNum w:abstractNumId="30" w15:restartNumberingAfterBreak="0">
+  <w:abstractNum w:abstractNumId="33" w15:restartNumberingAfterBreak="0">
     <w:nsid w:val="2697179A"/>
     <w:multiLevelType w:val="hybridMultilevel"/>
     <w:tmpl w:val="60C8722A"/>
@@ -24688,7 +29210,7 @@
       </w:rPr>
     </w:lvl>
   </w:abstractNum>
-  <w:abstractNum w:abstractNumId="31" w15:restartNumberingAfterBreak="0">
+  <w:abstractNum w:abstractNumId="34" w15:restartNumberingAfterBreak="0">
     <w:nsid w:val="26D904B8"/>
     <w:multiLevelType w:val="hybridMultilevel"/>
     <w:tmpl w:val="54F6E89E"/>
@@ -24801,7 +29323,120 @@
       </w:rPr>
     </w:lvl>
   </w:abstractNum>
-  <w:abstractNum w:abstractNumId="32" w15:restartNumberingAfterBreak="0">
+  <w:abstractNum w:abstractNumId="35" w15:restartNumberingAfterBreak="0">
+    <w:nsid w:val="27BC7F75"/>
+    <w:multiLevelType w:val="hybridMultilevel"/>
+    <w:tmpl w:val="CB74A810"/>
+    <w:lvl w:ilvl="0" w:tplc="04090001">
+      <w:start w:val="1"/>
+      <w:numFmt w:val="bullet"/>
+      <w:lvlText w:val=""/>
+      <w:lvlJc w:val="left"/>
+      <w:pPr>
+        <w:ind w:left="720" w:hanging="360"/>
+      </w:pPr>
+      <w:rPr>
+        <w:rFonts w:ascii="Symbol" w:hAnsi="Symbol" w:hint="default"/>
+      </w:rPr>
+    </w:lvl>
+    <w:lvl w:ilvl="1" w:tplc="FFFFFFFF" w:tentative="1">
+      <w:start w:val="1"/>
+      <w:numFmt w:val="bullet"/>
+      <w:lvlText w:val="o"/>
+      <w:lvlJc w:val="left"/>
+      <w:pPr>
+        <w:ind w:left="1440" w:hanging="360"/>
+      </w:pPr>
+      <w:rPr>
+        <w:rFonts w:ascii="Courier New" w:hAnsi="Courier New" w:cs="Courier New" w:hint="default"/>
+      </w:rPr>
+    </w:lvl>
+    <w:lvl w:ilvl="2" w:tplc="FFFFFFFF" w:tentative="1">
+      <w:start w:val="1"/>
+      <w:numFmt w:val="bullet"/>
+      <w:lvlText w:val=""/>
+      <w:lvlJc w:val="left"/>
+      <w:pPr>
+        <w:ind w:left="2160" w:hanging="360"/>
+      </w:pPr>
+      <w:rPr>
+        <w:rFonts w:ascii="Wingdings" w:hAnsi="Wingdings" w:hint="default"/>
+      </w:rPr>
+    </w:lvl>
+    <w:lvl w:ilvl="3" w:tplc="FFFFFFFF" w:tentative="1">
+      <w:start w:val="1"/>
+      <w:numFmt w:val="bullet"/>
+      <w:lvlText w:val=""/>
+      <w:lvlJc w:val="left"/>
+      <w:pPr>
+        <w:ind w:left="2880" w:hanging="360"/>
+      </w:pPr>
+      <w:rPr>
+        <w:rFonts w:ascii="Symbol" w:hAnsi="Symbol" w:hint="default"/>
+      </w:rPr>
+    </w:lvl>
+    <w:lvl w:ilvl="4" w:tplc="FFFFFFFF" w:tentative="1">
+      <w:start w:val="1"/>
+      <w:numFmt w:val="bullet"/>
+      <w:lvlText w:val="o"/>
+      <w:lvlJc w:val="left"/>
+      <w:pPr>
+        <w:ind w:left="3600" w:hanging="360"/>
+      </w:pPr>
+      <w:rPr>
+        <w:rFonts w:ascii="Courier New" w:hAnsi="Courier New" w:cs="Courier New" w:hint="default"/>
+      </w:rPr>
+    </w:lvl>
+    <w:lvl w:ilvl="5" w:tplc="FFFFFFFF" w:tentative="1">
+      <w:start w:val="1"/>
+      <w:numFmt w:val="bullet"/>
+      <w:lvlText w:val=""/>
+      <w:lvlJc w:val="left"/>
+      <w:pPr>
+        <w:ind w:left="4320" w:hanging="360"/>
+      </w:pPr>
+      <w:rPr>
+        <w:rFonts w:ascii="Wingdings" w:hAnsi="Wingdings" w:hint="default"/>
+      </w:rPr>
+    </w:lvl>
+    <w:lvl w:ilvl="6" w:tplc="FFFFFFFF" w:tentative="1">
+      <w:start w:val="1"/>
+      <w:numFmt w:val="bullet"/>
+      <w:lvlText w:val=""/>
+      <w:lvlJc w:val="left"/>
+      <w:pPr>
+        <w:ind w:left="5040" w:hanging="360"/>
+      </w:pPr>
+      <w:rPr>
+        <w:rFonts w:ascii="Symbol" w:hAnsi="Symbol" w:hint="default"/>
+      </w:rPr>
+    </w:lvl>
+    <w:lvl w:ilvl="7" w:tplc="FFFFFFFF" w:tentative="1">
+      <w:start w:val="1"/>
+      <w:numFmt w:val="bullet"/>
+      <w:lvlText w:val="o"/>
+      <w:lvlJc w:val="left"/>
+      <w:pPr>
+        <w:ind w:left="5760" w:hanging="360"/>
+      </w:pPr>
+      <w:rPr>
+        <w:rFonts w:ascii="Courier New" w:hAnsi="Courier New" w:cs="Courier New" w:hint="default"/>
+      </w:rPr>
+    </w:lvl>
+    <w:lvl w:ilvl="8" w:tplc="FFFFFFFF" w:tentative="1">
+      <w:start w:val="1"/>
+      <w:numFmt w:val="bullet"/>
+      <w:lvlText w:val=""/>
+      <w:lvlJc w:val="left"/>
+      <w:pPr>
+        <w:ind w:left="6480" w:hanging="360"/>
+      </w:pPr>
+      <w:rPr>
+        <w:rFonts w:ascii="Wingdings" w:hAnsi="Wingdings" w:hint="default"/>
+      </w:rPr>
+    </w:lvl>
+  </w:abstractNum>
+  <w:abstractNum w:abstractNumId="36" w15:restartNumberingAfterBreak="0">
     <w:nsid w:val="28AB6556"/>
     <w:multiLevelType w:val="hybridMultilevel"/>
     <w:tmpl w:val="8514BF68"/>
@@ -24914,7 +29549,346 @@
       </w:rPr>
     </w:lvl>
   </w:abstractNum>
-  <w:abstractNum w:abstractNumId="33" w15:restartNumberingAfterBreak="0">
+  <w:abstractNum w:abstractNumId="37" w15:restartNumberingAfterBreak="0">
+    <w:nsid w:val="2A5941F1"/>
+    <w:multiLevelType w:val="hybridMultilevel"/>
+    <w:tmpl w:val="F6723A2C"/>
+    <w:lvl w:ilvl="0" w:tplc="04090001">
+      <w:start w:val="1"/>
+      <w:numFmt w:val="bullet"/>
+      <w:lvlText w:val=""/>
+      <w:lvlJc w:val="left"/>
+      <w:pPr>
+        <w:ind w:left="720" w:hanging="360"/>
+      </w:pPr>
+      <w:rPr>
+        <w:rFonts w:ascii="Symbol" w:hAnsi="Symbol" w:hint="default"/>
+      </w:rPr>
+    </w:lvl>
+    <w:lvl w:ilvl="1" w:tplc="04090003" w:tentative="1">
+      <w:start w:val="1"/>
+      <w:numFmt w:val="bullet"/>
+      <w:lvlText w:val="o"/>
+      <w:lvlJc w:val="left"/>
+      <w:pPr>
+        <w:ind w:left="1440" w:hanging="360"/>
+      </w:pPr>
+      <w:rPr>
+        <w:rFonts w:ascii="Courier New" w:hAnsi="Courier New" w:cs="Courier New" w:hint="default"/>
+      </w:rPr>
+    </w:lvl>
+    <w:lvl w:ilvl="2" w:tplc="04090005" w:tentative="1">
+      <w:start w:val="1"/>
+      <w:numFmt w:val="bullet"/>
+      <w:lvlText w:val=""/>
+      <w:lvlJc w:val="left"/>
+      <w:pPr>
+        <w:ind w:left="2160" w:hanging="360"/>
+      </w:pPr>
+      <w:rPr>
+        <w:rFonts w:ascii="Wingdings" w:hAnsi="Wingdings" w:hint="default"/>
+      </w:rPr>
+    </w:lvl>
+    <w:lvl w:ilvl="3" w:tplc="04090001" w:tentative="1">
+      <w:start w:val="1"/>
+      <w:numFmt w:val="bullet"/>
+      <w:lvlText w:val=""/>
+      <w:lvlJc w:val="left"/>
+      <w:pPr>
+        <w:ind w:left="2880" w:hanging="360"/>
+      </w:pPr>
+      <w:rPr>
+        <w:rFonts w:ascii="Symbol" w:hAnsi="Symbol" w:hint="default"/>
+      </w:rPr>
+    </w:lvl>
+    <w:lvl w:ilvl="4" w:tplc="04090003" w:tentative="1">
+      <w:start w:val="1"/>
+      <w:numFmt w:val="bullet"/>
+      <w:lvlText w:val="o"/>
+      <w:lvlJc w:val="left"/>
+      <w:pPr>
+        <w:ind w:left="3600" w:hanging="360"/>
+      </w:pPr>
+      <w:rPr>
+        <w:rFonts w:ascii="Courier New" w:hAnsi="Courier New" w:cs="Courier New" w:hint="default"/>
+      </w:rPr>
+    </w:lvl>
+    <w:lvl w:ilvl="5" w:tplc="04090005" w:tentative="1">
+      <w:start w:val="1"/>
+      <w:numFmt w:val="bullet"/>
+      <w:lvlText w:val=""/>
+      <w:lvlJc w:val="left"/>
+      <w:pPr>
+        <w:ind w:left="4320" w:hanging="360"/>
+      </w:pPr>
+      <w:rPr>
+        <w:rFonts w:ascii="Wingdings" w:hAnsi="Wingdings" w:hint="default"/>
+      </w:rPr>
+    </w:lvl>
+    <w:lvl w:ilvl="6" w:tplc="04090001" w:tentative="1">
+      <w:start w:val="1"/>
+      <w:numFmt w:val="bullet"/>
+      <w:lvlText w:val=""/>
+      <w:lvlJc w:val="left"/>
+      <w:pPr>
+        <w:ind w:left="5040" w:hanging="360"/>
+      </w:pPr>
+      <w:rPr>
+        <w:rFonts w:ascii="Symbol" w:hAnsi="Symbol" w:hint="default"/>
+      </w:rPr>
+    </w:lvl>
+    <w:lvl w:ilvl="7" w:tplc="04090003" w:tentative="1">
+      <w:start w:val="1"/>
+      <w:numFmt w:val="bullet"/>
+      <w:lvlText w:val="o"/>
+      <w:lvlJc w:val="left"/>
+      <w:pPr>
+        <w:ind w:left="5760" w:hanging="360"/>
+      </w:pPr>
+      <w:rPr>
+        <w:rFonts w:ascii="Courier New" w:hAnsi="Courier New" w:cs="Courier New" w:hint="default"/>
+      </w:rPr>
+    </w:lvl>
+    <w:lvl w:ilvl="8" w:tplc="04090005" w:tentative="1">
+      <w:start w:val="1"/>
+      <w:numFmt w:val="bullet"/>
+      <w:lvlText w:val=""/>
+      <w:lvlJc w:val="left"/>
+      <w:pPr>
+        <w:ind w:left="6480" w:hanging="360"/>
+      </w:pPr>
+      <w:rPr>
+        <w:rFonts w:ascii="Wingdings" w:hAnsi="Wingdings" w:hint="default"/>
+      </w:rPr>
+    </w:lvl>
+  </w:abstractNum>
+  <w:abstractNum w:abstractNumId="38" w15:restartNumberingAfterBreak="0">
+    <w:nsid w:val="2A9C665C"/>
+    <w:multiLevelType w:val="hybridMultilevel"/>
+    <w:tmpl w:val="6E9AA886"/>
+    <w:lvl w:ilvl="0" w:tplc="04090001">
+      <w:start w:val="1"/>
+      <w:numFmt w:val="bullet"/>
+      <w:lvlText w:val=""/>
+      <w:lvlJc w:val="left"/>
+      <w:pPr>
+        <w:ind w:left="720" w:hanging="360"/>
+      </w:pPr>
+      <w:rPr>
+        <w:rFonts w:ascii="Symbol" w:hAnsi="Symbol" w:hint="default"/>
+      </w:rPr>
+    </w:lvl>
+    <w:lvl w:ilvl="1" w:tplc="04090003" w:tentative="1">
+      <w:start w:val="1"/>
+      <w:numFmt w:val="bullet"/>
+      <w:lvlText w:val="o"/>
+      <w:lvlJc w:val="left"/>
+      <w:pPr>
+        <w:ind w:left="1440" w:hanging="360"/>
+      </w:pPr>
+      <w:rPr>
+        <w:rFonts w:ascii="Courier New" w:hAnsi="Courier New" w:cs="Courier New" w:hint="default"/>
+      </w:rPr>
+    </w:lvl>
+    <w:lvl w:ilvl="2" w:tplc="04090005" w:tentative="1">
+      <w:start w:val="1"/>
+      <w:numFmt w:val="bullet"/>
+      <w:lvlText w:val=""/>
+      <w:lvlJc w:val="left"/>
+      <w:pPr>
+        <w:ind w:left="2160" w:hanging="360"/>
+      </w:pPr>
+      <w:rPr>
+        <w:rFonts w:ascii="Wingdings" w:hAnsi="Wingdings" w:hint="default"/>
+      </w:rPr>
+    </w:lvl>
+    <w:lvl w:ilvl="3" w:tplc="04090001" w:tentative="1">
+      <w:start w:val="1"/>
+      <w:numFmt w:val="bullet"/>
+      <w:lvlText w:val=""/>
+      <w:lvlJc w:val="left"/>
+      <w:pPr>
+        <w:ind w:left="2880" w:hanging="360"/>
+      </w:pPr>
+      <w:rPr>
+        <w:rFonts w:ascii="Symbol" w:hAnsi="Symbol" w:hint="default"/>
+      </w:rPr>
+    </w:lvl>
+    <w:lvl w:ilvl="4" w:tplc="04090003" w:tentative="1">
+      <w:start w:val="1"/>
+      <w:numFmt w:val="bullet"/>
+      <w:lvlText w:val="o"/>
+      <w:lvlJc w:val="left"/>
+      <w:pPr>
+        <w:ind w:left="3600" w:hanging="360"/>
+      </w:pPr>
+      <w:rPr>
+        <w:rFonts w:ascii="Courier New" w:hAnsi="Courier New" w:cs="Courier New" w:hint="default"/>
+      </w:rPr>
+    </w:lvl>
+    <w:lvl w:ilvl="5" w:tplc="04090005" w:tentative="1">
+      <w:start w:val="1"/>
+      <w:numFmt w:val="bullet"/>
+      <w:lvlText w:val=""/>
+      <w:lvlJc w:val="left"/>
+      <w:pPr>
+        <w:ind w:left="4320" w:hanging="360"/>
+      </w:pPr>
+      <w:rPr>
+        <w:rFonts w:ascii="Wingdings" w:hAnsi="Wingdings" w:hint="default"/>
+      </w:rPr>
+    </w:lvl>
+    <w:lvl w:ilvl="6" w:tplc="04090001" w:tentative="1">
+      <w:start w:val="1"/>
+      <w:numFmt w:val="bullet"/>
+      <w:lvlText w:val=""/>
+      <w:lvlJc w:val="left"/>
+      <w:pPr>
+        <w:ind w:left="5040" w:hanging="360"/>
+      </w:pPr>
+      <w:rPr>
+        <w:rFonts w:ascii="Symbol" w:hAnsi="Symbol" w:hint="default"/>
+      </w:rPr>
+    </w:lvl>
+    <w:lvl w:ilvl="7" w:tplc="04090003" w:tentative="1">
+      <w:start w:val="1"/>
+      <w:numFmt w:val="bullet"/>
+      <w:lvlText w:val="o"/>
+      <w:lvlJc w:val="left"/>
+      <w:pPr>
+        <w:ind w:left="5760" w:hanging="360"/>
+      </w:pPr>
+      <w:rPr>
+        <w:rFonts w:ascii="Courier New" w:hAnsi="Courier New" w:cs="Courier New" w:hint="default"/>
+      </w:rPr>
+    </w:lvl>
+    <w:lvl w:ilvl="8" w:tplc="04090005" w:tentative="1">
+      <w:start w:val="1"/>
+      <w:numFmt w:val="bullet"/>
+      <w:lvlText w:val=""/>
+      <w:lvlJc w:val="left"/>
+      <w:pPr>
+        <w:ind w:left="6480" w:hanging="360"/>
+      </w:pPr>
+      <w:rPr>
+        <w:rFonts w:ascii="Wingdings" w:hAnsi="Wingdings" w:hint="default"/>
+      </w:rPr>
+    </w:lvl>
+  </w:abstractNum>
+  <w:abstractNum w:abstractNumId="39" w15:restartNumberingAfterBreak="0">
+    <w:nsid w:val="2F0516D1"/>
+    <w:multiLevelType w:val="hybridMultilevel"/>
+    <w:tmpl w:val="20A0E916"/>
+    <w:lvl w:ilvl="0" w:tplc="04090001">
+      <w:start w:val="1"/>
+      <w:numFmt w:val="bullet"/>
+      <w:lvlText w:val=""/>
+      <w:lvlJc w:val="left"/>
+      <w:pPr>
+        <w:ind w:left="720" w:hanging="360"/>
+      </w:pPr>
+      <w:rPr>
+        <w:rFonts w:ascii="Symbol" w:hAnsi="Symbol" w:hint="default"/>
+      </w:rPr>
+    </w:lvl>
+    <w:lvl w:ilvl="1" w:tplc="04090003" w:tentative="1">
+      <w:start w:val="1"/>
+      <w:numFmt w:val="bullet"/>
+      <w:lvlText w:val="o"/>
+      <w:lvlJc w:val="left"/>
+      <w:pPr>
+        <w:ind w:left="1440" w:hanging="360"/>
+      </w:pPr>
+      <w:rPr>
+        <w:rFonts w:ascii="Courier New" w:hAnsi="Courier New" w:cs="Courier New" w:hint="default"/>
+      </w:rPr>
+    </w:lvl>
+    <w:lvl w:ilvl="2" w:tplc="04090005" w:tentative="1">
+      <w:start w:val="1"/>
+      <w:numFmt w:val="bullet"/>
+      <w:lvlText w:val=""/>
+      <w:lvlJc w:val="left"/>
+      <w:pPr>
+        <w:ind w:left="2160" w:hanging="360"/>
+      </w:pPr>
+      <w:rPr>
+        <w:rFonts w:ascii="Wingdings" w:hAnsi="Wingdings" w:hint="default"/>
+      </w:rPr>
+    </w:lvl>
+    <w:lvl w:ilvl="3" w:tplc="04090001" w:tentative="1">
+      <w:start w:val="1"/>
+      <w:numFmt w:val="bullet"/>
+      <w:lvlText w:val=""/>
+      <w:lvlJc w:val="left"/>
+      <w:pPr>
+        <w:ind w:left="2880" w:hanging="360"/>
+      </w:pPr>
+      <w:rPr>
+        <w:rFonts w:ascii="Symbol" w:hAnsi="Symbol" w:hint="default"/>
+      </w:rPr>
+    </w:lvl>
+    <w:lvl w:ilvl="4" w:tplc="04090003" w:tentative="1">
+      <w:start w:val="1"/>
+      <w:numFmt w:val="bullet"/>
+      <w:lvlText w:val="o"/>
+      <w:lvlJc w:val="left"/>
+      <w:pPr>
+        <w:ind w:left="3600" w:hanging="360"/>
+      </w:pPr>
+      <w:rPr>
+        <w:rFonts w:ascii="Courier New" w:hAnsi="Courier New" w:cs="Courier New" w:hint="default"/>
+      </w:rPr>
+    </w:lvl>
+    <w:lvl w:ilvl="5" w:tplc="04090005" w:tentative="1">
+      <w:start w:val="1"/>
+      <w:numFmt w:val="bullet"/>
+      <w:lvlText w:val=""/>
+      <w:lvlJc w:val="left"/>
+      <w:pPr>
+        <w:ind w:left="4320" w:hanging="360"/>
+      </w:pPr>
+      <w:rPr>
+        <w:rFonts w:ascii="Wingdings" w:hAnsi="Wingdings" w:hint="default"/>
+      </w:rPr>
+    </w:lvl>
+    <w:lvl w:ilvl="6" w:tplc="04090001" w:tentative="1">
+      <w:start w:val="1"/>
+      <w:numFmt w:val="bullet"/>
+      <w:lvlText w:val=""/>
+      <w:lvlJc w:val="left"/>
+      <w:pPr>
+        <w:ind w:left="5040" w:hanging="360"/>
+      </w:pPr>
+      <w:rPr>
+        <w:rFonts w:ascii="Symbol" w:hAnsi="Symbol" w:hint="default"/>
+      </w:rPr>
+    </w:lvl>
+    <w:lvl w:ilvl="7" w:tplc="04090003" w:tentative="1">
+      <w:start w:val="1"/>
+      <w:numFmt w:val="bullet"/>
+      <w:lvlText w:val="o"/>
+      <w:lvlJc w:val="left"/>
+      <w:pPr>
+        <w:ind w:left="5760" w:hanging="360"/>
+      </w:pPr>
+      <w:rPr>
+        <w:rFonts w:ascii="Courier New" w:hAnsi="Courier New" w:cs="Courier New" w:hint="default"/>
+      </w:rPr>
+    </w:lvl>
+    <w:lvl w:ilvl="8" w:tplc="04090005" w:tentative="1">
+      <w:start w:val="1"/>
+      <w:numFmt w:val="bullet"/>
+      <w:lvlText w:val=""/>
+      <w:lvlJc w:val="left"/>
+      <w:pPr>
+        <w:ind w:left="6480" w:hanging="360"/>
+      </w:pPr>
+      <w:rPr>
+        <w:rFonts w:ascii="Wingdings" w:hAnsi="Wingdings" w:hint="default"/>
+      </w:rPr>
+    </w:lvl>
+  </w:abstractNum>
+  <w:abstractNum w:abstractNumId="40" w15:restartNumberingAfterBreak="0">
     <w:nsid w:val="2F0C2AB5"/>
     <w:multiLevelType w:val="hybridMultilevel"/>
     <w:tmpl w:val="3F503026"/>
@@ -25027,7 +30001,7 @@
       </w:rPr>
     </w:lvl>
   </w:abstractNum>
-  <w:abstractNum w:abstractNumId="34" w15:restartNumberingAfterBreak="0">
+  <w:abstractNum w:abstractNumId="41" w15:restartNumberingAfterBreak="0">
     <w:nsid w:val="30375830"/>
     <w:multiLevelType w:val="hybridMultilevel"/>
     <w:tmpl w:val="B98A8A82"/>
@@ -25140,7 +30114,120 @@
       </w:rPr>
     </w:lvl>
   </w:abstractNum>
-  <w:abstractNum w:abstractNumId="35" w15:restartNumberingAfterBreak="0">
+  <w:abstractNum w:abstractNumId="42" w15:restartNumberingAfterBreak="0">
+    <w:nsid w:val="31611F07"/>
+    <w:multiLevelType w:val="hybridMultilevel"/>
+    <w:tmpl w:val="1E445972"/>
+    <w:lvl w:ilvl="0" w:tplc="04090003">
+      <w:start w:val="1"/>
+      <w:numFmt w:val="bullet"/>
+      <w:lvlText w:val="o"/>
+      <w:lvlJc w:val="left"/>
+      <w:pPr>
+        <w:ind w:left="720" w:hanging="360"/>
+      </w:pPr>
+      <w:rPr>
+        <w:rFonts w:ascii="Courier New" w:hAnsi="Courier New" w:cs="Courier New" w:hint="default"/>
+      </w:rPr>
+    </w:lvl>
+    <w:lvl w:ilvl="1" w:tplc="04090003" w:tentative="1">
+      <w:start w:val="1"/>
+      <w:numFmt w:val="bullet"/>
+      <w:lvlText w:val="o"/>
+      <w:lvlJc w:val="left"/>
+      <w:pPr>
+        <w:ind w:left="1440" w:hanging="360"/>
+      </w:pPr>
+      <w:rPr>
+        <w:rFonts w:ascii="Courier New" w:hAnsi="Courier New" w:cs="Courier New" w:hint="default"/>
+      </w:rPr>
+    </w:lvl>
+    <w:lvl w:ilvl="2" w:tplc="04090005" w:tentative="1">
+      <w:start w:val="1"/>
+      <w:numFmt w:val="bullet"/>
+      <w:lvlText w:val=""/>
+      <w:lvlJc w:val="left"/>
+      <w:pPr>
+        <w:ind w:left="2160" w:hanging="360"/>
+      </w:pPr>
+      <w:rPr>
+        <w:rFonts w:ascii="Wingdings" w:hAnsi="Wingdings" w:hint="default"/>
+      </w:rPr>
+    </w:lvl>
+    <w:lvl w:ilvl="3" w:tplc="04090001" w:tentative="1">
+      <w:start w:val="1"/>
+      <w:numFmt w:val="bullet"/>
+      <w:lvlText w:val=""/>
+      <w:lvlJc w:val="left"/>
+      <w:pPr>
+        <w:ind w:left="2880" w:hanging="360"/>
+      </w:pPr>
+      <w:rPr>
+        <w:rFonts w:ascii="Symbol" w:hAnsi="Symbol" w:hint="default"/>
+      </w:rPr>
+    </w:lvl>
+    <w:lvl w:ilvl="4" w:tplc="04090003" w:tentative="1">
+      <w:start w:val="1"/>
+      <w:numFmt w:val="bullet"/>
+      <w:lvlText w:val="o"/>
+      <w:lvlJc w:val="left"/>
+      <w:pPr>
+        <w:ind w:left="3600" w:hanging="360"/>
+      </w:pPr>
+      <w:rPr>
+        <w:rFonts w:ascii="Courier New" w:hAnsi="Courier New" w:cs="Courier New" w:hint="default"/>
+      </w:rPr>
+    </w:lvl>
+    <w:lvl w:ilvl="5" w:tplc="04090005" w:tentative="1">
+      <w:start w:val="1"/>
+      <w:numFmt w:val="bullet"/>
+      <w:lvlText w:val=""/>
+      <w:lvlJc w:val="left"/>
+      <w:pPr>
+        <w:ind w:left="4320" w:hanging="360"/>
+      </w:pPr>
+      <w:rPr>
+        <w:rFonts w:ascii="Wingdings" w:hAnsi="Wingdings" w:hint="default"/>
+      </w:rPr>
+    </w:lvl>
+    <w:lvl w:ilvl="6" w:tplc="04090001" w:tentative="1">
+      <w:start w:val="1"/>
+      <w:numFmt w:val="bullet"/>
+      <w:lvlText w:val=""/>
+      <w:lvlJc w:val="left"/>
+      <w:pPr>
+        <w:ind w:left="5040" w:hanging="360"/>
+      </w:pPr>
+      <w:rPr>
+        <w:rFonts w:ascii="Symbol" w:hAnsi="Symbol" w:hint="default"/>
+      </w:rPr>
+    </w:lvl>
+    <w:lvl w:ilvl="7" w:tplc="04090003" w:tentative="1">
+      <w:start w:val="1"/>
+      <w:numFmt w:val="bullet"/>
+      <w:lvlText w:val="o"/>
+      <w:lvlJc w:val="left"/>
+      <w:pPr>
+        <w:ind w:left="5760" w:hanging="360"/>
+      </w:pPr>
+      <w:rPr>
+        <w:rFonts w:ascii="Courier New" w:hAnsi="Courier New" w:cs="Courier New" w:hint="default"/>
+      </w:rPr>
+    </w:lvl>
+    <w:lvl w:ilvl="8" w:tplc="04090005" w:tentative="1">
+      <w:start w:val="1"/>
+      <w:numFmt w:val="bullet"/>
+      <w:lvlText w:val=""/>
+      <w:lvlJc w:val="left"/>
+      <w:pPr>
+        <w:ind w:left="6480" w:hanging="360"/>
+      </w:pPr>
+      <w:rPr>
+        <w:rFonts w:ascii="Wingdings" w:hAnsi="Wingdings" w:hint="default"/>
+      </w:rPr>
+    </w:lvl>
+  </w:abstractNum>
+  <w:abstractNum w:abstractNumId="43" w15:restartNumberingAfterBreak="0">
     <w:nsid w:val="323F4C83"/>
     <w:multiLevelType w:val="hybridMultilevel"/>
     <w:tmpl w:val="F7AE6460"/>
@@ -25253,7 +30340,7 @@
       </w:rPr>
     </w:lvl>
   </w:abstractNum>
-  <w:abstractNum w:abstractNumId="36" w15:restartNumberingAfterBreak="0">
+  <w:abstractNum w:abstractNumId="44" w15:restartNumberingAfterBreak="0">
     <w:nsid w:val="32837FF0"/>
     <w:multiLevelType w:val="hybridMultilevel"/>
     <w:tmpl w:val="EED2A7F4"/>
@@ -25366,7 +30453,120 @@
       </w:rPr>
     </w:lvl>
   </w:abstractNum>
-  <w:abstractNum w:abstractNumId="37" w15:restartNumberingAfterBreak="0">
+  <w:abstractNum w:abstractNumId="45" w15:restartNumberingAfterBreak="0">
+    <w:nsid w:val="33574552"/>
+    <w:multiLevelType w:val="hybridMultilevel"/>
+    <w:tmpl w:val="1BBEA3E6"/>
+    <w:lvl w:ilvl="0" w:tplc="04090001">
+      <w:start w:val="1"/>
+      <w:numFmt w:val="bullet"/>
+      <w:lvlText w:val=""/>
+      <w:lvlJc w:val="left"/>
+      <w:pPr>
+        <w:ind w:left="720" w:hanging="360"/>
+      </w:pPr>
+      <w:rPr>
+        <w:rFonts w:ascii="Symbol" w:hAnsi="Symbol" w:hint="default"/>
+      </w:rPr>
+    </w:lvl>
+    <w:lvl w:ilvl="1" w:tplc="04090003" w:tentative="1">
+      <w:start w:val="1"/>
+      <w:numFmt w:val="bullet"/>
+      <w:lvlText w:val="o"/>
+      <w:lvlJc w:val="left"/>
+      <w:pPr>
+        <w:ind w:left="1440" w:hanging="360"/>
+      </w:pPr>
+      <w:rPr>
+        <w:rFonts w:ascii="Courier New" w:hAnsi="Courier New" w:cs="Courier New" w:hint="default"/>
+      </w:rPr>
+    </w:lvl>
+    <w:lvl w:ilvl="2" w:tplc="04090005" w:tentative="1">
+      <w:start w:val="1"/>
+      <w:numFmt w:val="bullet"/>
+      <w:lvlText w:val=""/>
+      <w:lvlJc w:val="left"/>
+      <w:pPr>
+        <w:ind w:left="2160" w:hanging="360"/>
+      </w:pPr>
+      <w:rPr>
+        <w:rFonts w:ascii="Wingdings" w:hAnsi="Wingdings" w:hint="default"/>
+      </w:rPr>
+    </w:lvl>
+    <w:lvl w:ilvl="3" w:tplc="04090001" w:tentative="1">
+      <w:start w:val="1"/>
+      <w:numFmt w:val="bullet"/>
+      <w:lvlText w:val=""/>
+      <w:lvlJc w:val="left"/>
+      <w:pPr>
+        <w:ind w:left="2880" w:hanging="360"/>
+      </w:pPr>
+      <w:rPr>
+        <w:rFonts w:ascii="Symbol" w:hAnsi="Symbol" w:hint="default"/>
+      </w:rPr>
+    </w:lvl>
+    <w:lvl w:ilvl="4" w:tplc="04090003" w:tentative="1">
+      <w:start w:val="1"/>
+      <w:numFmt w:val="bullet"/>
+      <w:lvlText w:val="o"/>
+      <w:lvlJc w:val="left"/>
+      <w:pPr>
+        <w:ind w:left="3600" w:hanging="360"/>
+      </w:pPr>
+      <w:rPr>
+        <w:rFonts w:ascii="Courier New" w:hAnsi="Courier New" w:cs="Courier New" w:hint="default"/>
+      </w:rPr>
+    </w:lvl>
+    <w:lvl w:ilvl="5" w:tplc="04090005" w:tentative="1">
+      <w:start w:val="1"/>
+      <w:numFmt w:val="bullet"/>
+      <w:lvlText w:val=""/>
+      <w:lvlJc w:val="left"/>
+      <w:pPr>
+        <w:ind w:left="4320" w:hanging="360"/>
+      </w:pPr>
+      <w:rPr>
+        <w:rFonts w:ascii="Wingdings" w:hAnsi="Wingdings" w:hint="default"/>
+      </w:rPr>
+    </w:lvl>
+    <w:lvl w:ilvl="6" w:tplc="04090001" w:tentative="1">
+      <w:start w:val="1"/>
+      <w:numFmt w:val="bullet"/>
+      <w:lvlText w:val=""/>
+      <w:lvlJc w:val="left"/>
+      <w:pPr>
+        <w:ind w:left="5040" w:hanging="360"/>
+      </w:pPr>
+      <w:rPr>
+        <w:rFonts w:ascii="Symbol" w:hAnsi="Symbol" w:hint="default"/>
+      </w:rPr>
+    </w:lvl>
+    <w:lvl w:ilvl="7" w:tplc="04090003" w:tentative="1">
+      <w:start w:val="1"/>
+      <w:numFmt w:val="bullet"/>
+      <w:lvlText w:val="o"/>
+      <w:lvlJc w:val="left"/>
+      <w:pPr>
+        <w:ind w:left="5760" w:hanging="360"/>
+      </w:pPr>
+      <w:rPr>
+        <w:rFonts w:ascii="Courier New" w:hAnsi="Courier New" w:cs="Courier New" w:hint="default"/>
+      </w:rPr>
+    </w:lvl>
+    <w:lvl w:ilvl="8" w:tplc="04090005" w:tentative="1">
+      <w:start w:val="1"/>
+      <w:numFmt w:val="bullet"/>
+      <w:lvlText w:val=""/>
+      <w:lvlJc w:val="left"/>
+      <w:pPr>
+        <w:ind w:left="6480" w:hanging="360"/>
+      </w:pPr>
+      <w:rPr>
+        <w:rFonts w:ascii="Wingdings" w:hAnsi="Wingdings" w:hint="default"/>
+      </w:rPr>
+    </w:lvl>
+  </w:abstractNum>
+  <w:abstractNum w:abstractNumId="46" w15:restartNumberingAfterBreak="0">
     <w:nsid w:val="34C077AB"/>
     <w:multiLevelType w:val="hybridMultilevel"/>
     <w:tmpl w:val="6CEC2AB2"/>
@@ -25479,7 +30679,7 @@
       </w:rPr>
     </w:lvl>
   </w:abstractNum>
-  <w:abstractNum w:abstractNumId="38" w15:restartNumberingAfterBreak="0">
+  <w:abstractNum w:abstractNumId="47" w15:restartNumberingAfterBreak="0">
     <w:nsid w:val="36395A68"/>
     <w:multiLevelType w:val="hybridMultilevel"/>
     <w:tmpl w:val="11CAAE94"/>
@@ -25592,7 +30792,7 @@
       </w:rPr>
     </w:lvl>
   </w:abstractNum>
-  <w:abstractNum w:abstractNumId="39" w15:restartNumberingAfterBreak="0">
+  <w:abstractNum w:abstractNumId="48" w15:restartNumberingAfterBreak="0">
     <w:nsid w:val="396C16B0"/>
     <w:multiLevelType w:val="hybridMultilevel"/>
     <w:tmpl w:val="19289018"/>
@@ -25705,7 +30905,7 @@
       </w:rPr>
     </w:lvl>
   </w:abstractNum>
-  <w:abstractNum w:abstractNumId="40" w15:restartNumberingAfterBreak="0">
+  <w:abstractNum w:abstractNumId="49" w15:restartNumberingAfterBreak="0">
     <w:nsid w:val="3A242734"/>
     <w:multiLevelType w:val="hybridMultilevel"/>
     <w:tmpl w:val="3B5CB518"/>
@@ -25818,7 +31018,7 @@
       </w:rPr>
     </w:lvl>
   </w:abstractNum>
-  <w:abstractNum w:abstractNumId="41" w15:restartNumberingAfterBreak="0">
+  <w:abstractNum w:abstractNumId="50" w15:restartNumberingAfterBreak="0">
     <w:nsid w:val="3A28526A"/>
     <w:multiLevelType w:val="hybridMultilevel"/>
     <w:tmpl w:val="C2FA6FF0"/>
@@ -25931,7 +31131,7 @@
       </w:rPr>
     </w:lvl>
   </w:abstractNum>
-  <w:abstractNum w:abstractNumId="42" w15:restartNumberingAfterBreak="0">
+  <w:abstractNum w:abstractNumId="51" w15:restartNumberingAfterBreak="0">
     <w:nsid w:val="3B9E4E5C"/>
     <w:multiLevelType w:val="hybridMultilevel"/>
     <w:tmpl w:val="E2A0D4EC"/>
@@ -26044,7 +31244,7 @@
       </w:rPr>
     </w:lvl>
   </w:abstractNum>
-  <w:abstractNum w:abstractNumId="43" w15:restartNumberingAfterBreak="0">
+  <w:abstractNum w:abstractNumId="52" w15:restartNumberingAfterBreak="0">
     <w:nsid w:val="3C2508E3"/>
     <w:multiLevelType w:val="hybridMultilevel"/>
     <w:tmpl w:val="8480AFB8"/>
@@ -26157,7 +31357,7 @@
       </w:rPr>
     </w:lvl>
   </w:abstractNum>
-  <w:abstractNum w:abstractNumId="44" w15:restartNumberingAfterBreak="0">
+  <w:abstractNum w:abstractNumId="53" w15:restartNumberingAfterBreak="0">
     <w:nsid w:val="3FAE3184"/>
     <w:multiLevelType w:val="hybridMultilevel"/>
     <w:tmpl w:val="9ACE5CFE"/>
@@ -26270,7 +31470,7 @@
       </w:rPr>
     </w:lvl>
   </w:abstractNum>
-  <w:abstractNum w:abstractNumId="45" w15:restartNumberingAfterBreak="0">
+  <w:abstractNum w:abstractNumId="54" w15:restartNumberingAfterBreak="0">
     <w:nsid w:val="446A5E6F"/>
     <w:multiLevelType w:val="hybridMultilevel"/>
     <w:tmpl w:val="3D2C40C8"/>
@@ -26383,7 +31583,7 @@
       </w:rPr>
     </w:lvl>
   </w:abstractNum>
-  <w:abstractNum w:abstractNumId="46" w15:restartNumberingAfterBreak="0">
+  <w:abstractNum w:abstractNumId="55" w15:restartNumberingAfterBreak="0">
     <w:nsid w:val="462A6C09"/>
     <w:multiLevelType w:val="hybridMultilevel"/>
     <w:tmpl w:val="CF14C31C"/>
@@ -26496,7 +31696,7 @@
       </w:rPr>
     </w:lvl>
   </w:abstractNum>
-  <w:abstractNum w:abstractNumId="47" w15:restartNumberingAfterBreak="0">
+  <w:abstractNum w:abstractNumId="56" w15:restartNumberingAfterBreak="0">
     <w:nsid w:val="47B40C5E"/>
     <w:multiLevelType w:val="hybridMultilevel"/>
     <w:tmpl w:val="6430F76E"/>
@@ -26609,7 +31809,120 @@
       </w:rPr>
     </w:lvl>
   </w:abstractNum>
-  <w:abstractNum w:abstractNumId="48" w15:restartNumberingAfterBreak="0">
+  <w:abstractNum w:abstractNumId="57" w15:restartNumberingAfterBreak="0">
+    <w:nsid w:val="48477DE6"/>
+    <w:multiLevelType w:val="hybridMultilevel"/>
+    <w:tmpl w:val="43986CE2"/>
+    <w:lvl w:ilvl="0" w:tplc="04090001">
+      <w:start w:val="1"/>
+      <w:numFmt w:val="bullet"/>
+      <w:lvlText w:val=""/>
+      <w:lvlJc w:val="left"/>
+      <w:pPr>
+        <w:ind w:left="720" w:hanging="360"/>
+      </w:pPr>
+      <w:rPr>
+        <w:rFonts w:ascii="Symbol" w:hAnsi="Symbol" w:hint="default"/>
+      </w:rPr>
+    </w:lvl>
+    <w:lvl w:ilvl="1" w:tplc="04090003" w:tentative="1">
+      <w:start w:val="1"/>
+      <w:numFmt w:val="bullet"/>
+      <w:lvlText w:val="o"/>
+      <w:lvlJc w:val="left"/>
+      <w:pPr>
+        <w:ind w:left="1440" w:hanging="360"/>
+      </w:pPr>
+      <w:rPr>
+        <w:rFonts w:ascii="Courier New" w:hAnsi="Courier New" w:cs="Courier New" w:hint="default"/>
+      </w:rPr>
+    </w:lvl>
+    <w:lvl w:ilvl="2" w:tplc="04090005" w:tentative="1">
+      <w:start w:val="1"/>
+      <w:numFmt w:val="bullet"/>
+      <w:lvlText w:val=""/>
+      <w:lvlJc w:val="left"/>
+      <w:pPr>
+        <w:ind w:left="2160" w:hanging="360"/>
+      </w:pPr>
+      <w:rPr>
+        <w:rFonts w:ascii="Wingdings" w:hAnsi="Wingdings" w:hint="default"/>
+      </w:rPr>
+    </w:lvl>
+    <w:lvl w:ilvl="3" w:tplc="04090001" w:tentative="1">
+      <w:start w:val="1"/>
+      <w:numFmt w:val="bullet"/>
+      <w:lvlText w:val=""/>
+      <w:lvlJc w:val="left"/>
+      <w:pPr>
+        <w:ind w:left="2880" w:hanging="360"/>
+      </w:pPr>
+      <w:rPr>
+        <w:rFonts w:ascii="Symbol" w:hAnsi="Symbol" w:hint="default"/>
+      </w:rPr>
+    </w:lvl>
+    <w:lvl w:ilvl="4" w:tplc="04090003" w:tentative="1">
+      <w:start w:val="1"/>
+      <w:numFmt w:val="bullet"/>
+      <w:lvlText w:val="o"/>
+      <w:lvlJc w:val="left"/>
+      <w:pPr>
+        <w:ind w:left="3600" w:hanging="360"/>
+      </w:pPr>
+      <w:rPr>
+        <w:rFonts w:ascii="Courier New" w:hAnsi="Courier New" w:cs="Courier New" w:hint="default"/>
+      </w:rPr>
+    </w:lvl>
+    <w:lvl w:ilvl="5" w:tplc="04090005" w:tentative="1">
+      <w:start w:val="1"/>
+      <w:numFmt w:val="bullet"/>
+      <w:lvlText w:val=""/>
+      <w:lvlJc w:val="left"/>
+      <w:pPr>
+        <w:ind w:left="4320" w:hanging="360"/>
+      </w:pPr>
+      <w:rPr>
+        <w:rFonts w:ascii="Wingdings" w:hAnsi="Wingdings" w:hint="default"/>
+      </w:rPr>
+    </w:lvl>
+    <w:lvl w:ilvl="6" w:tplc="04090001" w:tentative="1">
+      <w:start w:val="1"/>
+      <w:numFmt w:val="bullet"/>
+      <w:lvlText w:val=""/>
+      <w:lvlJc w:val="left"/>
+      <w:pPr>
+        <w:ind w:left="5040" w:hanging="360"/>
+      </w:pPr>
+      <w:rPr>
+        <w:rFonts w:ascii="Symbol" w:hAnsi="Symbol" w:hint="default"/>
+      </w:rPr>
+    </w:lvl>
+    <w:lvl w:ilvl="7" w:tplc="04090003" w:tentative="1">
+      <w:start w:val="1"/>
+      <w:numFmt w:val="bullet"/>
+      <w:lvlText w:val="o"/>
+      <w:lvlJc w:val="left"/>
+      <w:pPr>
+        <w:ind w:left="5760" w:hanging="360"/>
+      </w:pPr>
+      <w:rPr>
+        <w:rFonts w:ascii="Courier New" w:hAnsi="Courier New" w:cs="Courier New" w:hint="default"/>
+      </w:rPr>
+    </w:lvl>
+    <w:lvl w:ilvl="8" w:tplc="04090005" w:tentative="1">
+      <w:start w:val="1"/>
+      <w:numFmt w:val="bullet"/>
+      <w:lvlText w:val=""/>
+      <w:lvlJc w:val="left"/>
+      <w:pPr>
+        <w:ind w:left="6480" w:hanging="360"/>
+      </w:pPr>
+      <w:rPr>
+        <w:rFonts w:ascii="Wingdings" w:hAnsi="Wingdings" w:hint="default"/>
+      </w:rPr>
+    </w:lvl>
+  </w:abstractNum>
+  <w:abstractNum w:abstractNumId="58" w15:restartNumberingAfterBreak="0">
     <w:nsid w:val="48D83BE0"/>
     <w:multiLevelType w:val="hybridMultilevel"/>
     <w:tmpl w:val="960A97EE"/>
@@ -26722,7 +32035,7 @@
       </w:rPr>
     </w:lvl>
   </w:abstractNum>
-  <w:abstractNum w:abstractNumId="49" w15:restartNumberingAfterBreak="0">
+  <w:abstractNum w:abstractNumId="59" w15:restartNumberingAfterBreak="0">
     <w:nsid w:val="49F20AD7"/>
     <w:multiLevelType w:val="hybridMultilevel"/>
     <w:tmpl w:val="3B3E2452"/>
@@ -26835,7 +32148,120 @@
       </w:rPr>
     </w:lvl>
   </w:abstractNum>
-  <w:abstractNum w:abstractNumId="50" w15:restartNumberingAfterBreak="0">
+  <w:abstractNum w:abstractNumId="60" w15:restartNumberingAfterBreak="0">
+    <w:nsid w:val="4AD3505C"/>
+    <w:multiLevelType w:val="hybridMultilevel"/>
+    <w:tmpl w:val="6D08663A"/>
+    <w:lvl w:ilvl="0" w:tplc="04090003">
+      <w:start w:val="1"/>
+      <w:numFmt w:val="bullet"/>
+      <w:lvlText w:val="o"/>
+      <w:lvlJc w:val="left"/>
+      <w:pPr>
+        <w:ind w:left="720" w:hanging="360"/>
+      </w:pPr>
+      <w:rPr>
+        <w:rFonts w:ascii="Courier New" w:hAnsi="Courier New" w:cs="Courier New" w:hint="default"/>
+      </w:rPr>
+    </w:lvl>
+    <w:lvl w:ilvl="1" w:tplc="04090003" w:tentative="1">
+      <w:start w:val="1"/>
+      <w:numFmt w:val="bullet"/>
+      <w:lvlText w:val="o"/>
+      <w:lvlJc w:val="left"/>
+      <w:pPr>
+        <w:ind w:left="1440" w:hanging="360"/>
+      </w:pPr>
+      <w:rPr>
+        <w:rFonts w:ascii="Courier New" w:hAnsi="Courier New" w:cs="Courier New" w:hint="default"/>
+      </w:rPr>
+    </w:lvl>
+    <w:lvl w:ilvl="2" w:tplc="04090005" w:tentative="1">
+      <w:start w:val="1"/>
+      <w:numFmt w:val="bullet"/>
+      <w:lvlText w:val=""/>
+      <w:lvlJc w:val="left"/>
+      <w:pPr>
+        <w:ind w:left="2160" w:hanging="360"/>
+      </w:pPr>
+      <w:rPr>
+        <w:rFonts w:ascii="Wingdings" w:hAnsi="Wingdings" w:hint="default"/>
+      </w:rPr>
+    </w:lvl>
+    <w:lvl w:ilvl="3" w:tplc="04090001" w:tentative="1">
+      <w:start w:val="1"/>
+      <w:numFmt w:val="bullet"/>
+      <w:lvlText w:val=""/>
+      <w:lvlJc w:val="left"/>
+      <w:pPr>
+        <w:ind w:left="2880" w:hanging="360"/>
+      </w:pPr>
+      <w:rPr>
+        <w:rFonts w:ascii="Symbol" w:hAnsi="Symbol" w:hint="default"/>
+      </w:rPr>
+    </w:lvl>
+    <w:lvl w:ilvl="4" w:tplc="04090003" w:tentative="1">
+      <w:start w:val="1"/>
+      <w:numFmt w:val="bullet"/>
+      <w:lvlText w:val="o"/>
+      <w:lvlJc w:val="left"/>
+      <w:pPr>
+        <w:ind w:left="3600" w:hanging="360"/>
+      </w:pPr>
+      <w:rPr>
+        <w:rFonts w:ascii="Courier New" w:hAnsi="Courier New" w:cs="Courier New" w:hint="default"/>
+      </w:rPr>
+    </w:lvl>
+    <w:lvl w:ilvl="5" w:tplc="04090005" w:tentative="1">
+      <w:start w:val="1"/>
+      <w:numFmt w:val="bullet"/>
+      <w:lvlText w:val=""/>
+      <w:lvlJc w:val="left"/>
+      <w:pPr>
+        <w:ind w:left="4320" w:hanging="360"/>
+      </w:pPr>
+      <w:rPr>
+        <w:rFonts w:ascii="Wingdings" w:hAnsi="Wingdings" w:hint="default"/>
+      </w:rPr>
+    </w:lvl>
+    <w:lvl w:ilvl="6" w:tplc="04090001" w:tentative="1">
+      <w:start w:val="1"/>
+      <w:numFmt w:val="bullet"/>
+      <w:lvlText w:val=""/>
+      <w:lvlJc w:val="left"/>
+      <w:pPr>
+        <w:ind w:left="5040" w:hanging="360"/>
+      </w:pPr>
+      <w:rPr>
+        <w:rFonts w:ascii="Symbol" w:hAnsi="Symbol" w:hint="default"/>
+      </w:rPr>
+    </w:lvl>
+    <w:lvl w:ilvl="7" w:tplc="04090003" w:tentative="1">
+      <w:start w:val="1"/>
+      <w:numFmt w:val="bullet"/>
+      <w:lvlText w:val="o"/>
+      <w:lvlJc w:val="left"/>
+      <w:pPr>
+        <w:ind w:left="5760" w:hanging="360"/>
+      </w:pPr>
+      <w:rPr>
+        <w:rFonts w:ascii="Courier New" w:hAnsi="Courier New" w:cs="Courier New" w:hint="default"/>
+      </w:rPr>
+    </w:lvl>
+    <w:lvl w:ilvl="8" w:tplc="04090005" w:tentative="1">
+      <w:start w:val="1"/>
+      <w:numFmt w:val="bullet"/>
+      <w:lvlText w:val=""/>
+      <w:lvlJc w:val="left"/>
+      <w:pPr>
+        <w:ind w:left="6480" w:hanging="360"/>
+      </w:pPr>
+      <w:rPr>
+        <w:rFonts w:ascii="Wingdings" w:hAnsi="Wingdings" w:hint="default"/>
+      </w:rPr>
+    </w:lvl>
+  </w:abstractNum>
+  <w:abstractNum w:abstractNumId="61" w15:restartNumberingAfterBreak="0">
     <w:nsid w:val="4EF37595"/>
     <w:multiLevelType w:val="hybridMultilevel"/>
     <w:tmpl w:val="35DED0D2"/>
@@ -26948,7 +32374,7 @@
       </w:rPr>
     </w:lvl>
   </w:abstractNum>
-  <w:abstractNum w:abstractNumId="51" w15:restartNumberingAfterBreak="0">
+  <w:abstractNum w:abstractNumId="62" w15:restartNumberingAfterBreak="0">
     <w:nsid w:val="51AF5FC1"/>
     <w:multiLevelType w:val="hybridMultilevel"/>
     <w:tmpl w:val="50B6DB0C"/>
@@ -27061,7 +32487,7 @@
       </w:rPr>
     </w:lvl>
   </w:abstractNum>
-  <w:abstractNum w:abstractNumId="52" w15:restartNumberingAfterBreak="0">
+  <w:abstractNum w:abstractNumId="63" w15:restartNumberingAfterBreak="0">
     <w:nsid w:val="551E1EB9"/>
     <w:multiLevelType w:val="hybridMultilevel"/>
     <w:tmpl w:val="9A96FFE4"/>
@@ -27174,7 +32600,7 @@
       </w:rPr>
     </w:lvl>
   </w:abstractNum>
-  <w:abstractNum w:abstractNumId="53" w15:restartNumberingAfterBreak="0">
+  <w:abstractNum w:abstractNumId="64" w15:restartNumberingAfterBreak="0">
     <w:nsid w:val="55696DD4"/>
     <w:multiLevelType w:val="hybridMultilevel"/>
     <w:tmpl w:val="D0C47C6C"/>
@@ -27287,7 +32713,120 @@
       </w:rPr>
     </w:lvl>
   </w:abstractNum>
-  <w:abstractNum w:abstractNumId="54" w15:restartNumberingAfterBreak="0">
+  <w:abstractNum w:abstractNumId="65" w15:restartNumberingAfterBreak="0">
+    <w:nsid w:val="566103C6"/>
+    <w:multiLevelType w:val="hybridMultilevel"/>
+    <w:tmpl w:val="D9C2A780"/>
+    <w:lvl w:ilvl="0" w:tplc="04090003">
+      <w:start w:val="1"/>
+      <w:numFmt w:val="bullet"/>
+      <w:lvlText w:val="o"/>
+      <w:lvlJc w:val="left"/>
+      <w:pPr>
+        <w:ind w:left="720" w:hanging="360"/>
+      </w:pPr>
+      <w:rPr>
+        <w:rFonts w:ascii="Courier New" w:hAnsi="Courier New" w:cs="Courier New" w:hint="default"/>
+      </w:rPr>
+    </w:lvl>
+    <w:lvl w:ilvl="1" w:tplc="04090003" w:tentative="1">
+      <w:start w:val="1"/>
+      <w:numFmt w:val="bullet"/>
+      <w:lvlText w:val="o"/>
+      <w:lvlJc w:val="left"/>
+      <w:pPr>
+        <w:ind w:left="1440" w:hanging="360"/>
+      </w:pPr>
+      <w:rPr>
+        <w:rFonts w:ascii="Courier New" w:hAnsi="Courier New" w:cs="Courier New" w:hint="default"/>
+      </w:rPr>
+    </w:lvl>
+    <w:lvl w:ilvl="2" w:tplc="04090005" w:tentative="1">
+      <w:start w:val="1"/>
+      <w:numFmt w:val="bullet"/>
+      <w:lvlText w:val=""/>
+      <w:lvlJc w:val="left"/>
+      <w:pPr>
+        <w:ind w:left="2160" w:hanging="360"/>
+      </w:pPr>
+      <w:rPr>
+        <w:rFonts w:ascii="Wingdings" w:hAnsi="Wingdings" w:hint="default"/>
+      </w:rPr>
+    </w:lvl>
+    <w:lvl w:ilvl="3" w:tplc="04090001" w:tentative="1">
+      <w:start w:val="1"/>
+      <w:numFmt w:val="bullet"/>
+      <w:lvlText w:val=""/>
+      <w:lvlJc w:val="left"/>
+      <w:pPr>
+        <w:ind w:left="2880" w:hanging="360"/>
+      </w:pPr>
+      <w:rPr>
+        <w:rFonts w:ascii="Symbol" w:hAnsi="Symbol" w:hint="default"/>
+      </w:rPr>
+    </w:lvl>
+    <w:lvl w:ilvl="4" w:tplc="04090003" w:tentative="1">
+      <w:start w:val="1"/>
+      <w:numFmt w:val="bullet"/>
+      <w:lvlText w:val="o"/>
+      <w:lvlJc w:val="left"/>
+      <w:pPr>
+        <w:ind w:left="3600" w:hanging="360"/>
+      </w:pPr>
+      <w:rPr>
+        <w:rFonts w:ascii="Courier New" w:hAnsi="Courier New" w:cs="Courier New" w:hint="default"/>
+      </w:rPr>
+    </w:lvl>
+    <w:lvl w:ilvl="5" w:tplc="04090005" w:tentative="1">
+      <w:start w:val="1"/>
+      <w:numFmt w:val="bullet"/>
+      <w:lvlText w:val=""/>
+      <w:lvlJc w:val="left"/>
+      <w:pPr>
+        <w:ind w:left="4320" w:hanging="360"/>
+      </w:pPr>
+      <w:rPr>
+        <w:rFonts w:ascii="Wingdings" w:hAnsi="Wingdings" w:hint="default"/>
+      </w:rPr>
+    </w:lvl>
+    <w:lvl w:ilvl="6" w:tplc="04090001" w:tentative="1">
+      <w:start w:val="1"/>
+      <w:numFmt w:val="bullet"/>
+      <w:lvlText w:val=""/>
+      <w:lvlJc w:val="left"/>
+      <w:pPr>
+        <w:ind w:left="5040" w:hanging="360"/>
+      </w:pPr>
+      <w:rPr>
+        <w:rFonts w:ascii="Symbol" w:hAnsi="Symbol" w:hint="default"/>
+      </w:rPr>
+    </w:lvl>
+    <w:lvl w:ilvl="7" w:tplc="04090003" w:tentative="1">
+      <w:start w:val="1"/>
+      <w:numFmt w:val="bullet"/>
+      <w:lvlText w:val="o"/>
+      <w:lvlJc w:val="left"/>
+      <w:pPr>
+        <w:ind w:left="5760" w:hanging="360"/>
+      </w:pPr>
+      <w:rPr>
+        <w:rFonts w:ascii="Courier New" w:hAnsi="Courier New" w:cs="Courier New" w:hint="default"/>
+      </w:rPr>
+    </w:lvl>
+    <w:lvl w:ilvl="8" w:tplc="04090005" w:tentative="1">
+      <w:start w:val="1"/>
+      <w:numFmt w:val="bullet"/>
+      <w:lvlText w:val=""/>
+      <w:lvlJc w:val="left"/>
+      <w:pPr>
+        <w:ind w:left="6480" w:hanging="360"/>
+      </w:pPr>
+      <w:rPr>
+        <w:rFonts w:ascii="Wingdings" w:hAnsi="Wingdings" w:hint="default"/>
+      </w:rPr>
+    </w:lvl>
+  </w:abstractNum>
+  <w:abstractNum w:abstractNumId="66" w15:restartNumberingAfterBreak="0">
     <w:nsid w:val="58B608AA"/>
     <w:multiLevelType w:val="hybridMultilevel"/>
     <w:tmpl w:val="E2D6AA0C"/>
@@ -27400,7 +32939,7 @@
       </w:rPr>
     </w:lvl>
   </w:abstractNum>
-  <w:abstractNum w:abstractNumId="55" w15:restartNumberingAfterBreak="0">
+  <w:abstractNum w:abstractNumId="67" w15:restartNumberingAfterBreak="0">
     <w:nsid w:val="5B230B0C"/>
     <w:multiLevelType w:val="hybridMultilevel"/>
     <w:tmpl w:val="07F80D84"/>
@@ -27513,7 +33052,7 @@
       </w:rPr>
     </w:lvl>
   </w:abstractNum>
-  <w:abstractNum w:abstractNumId="56" w15:restartNumberingAfterBreak="0">
+  <w:abstractNum w:abstractNumId="68" w15:restartNumberingAfterBreak="0">
     <w:nsid w:val="5CA72CA7"/>
     <w:multiLevelType w:val="hybridMultilevel"/>
     <w:tmpl w:val="62BE882A"/>
@@ -27626,7 +33165,7 @@
       </w:rPr>
     </w:lvl>
   </w:abstractNum>
-  <w:abstractNum w:abstractNumId="57" w15:restartNumberingAfterBreak="0">
+  <w:abstractNum w:abstractNumId="69" w15:restartNumberingAfterBreak="0">
     <w:nsid w:val="5EC56FB9"/>
     <w:multiLevelType w:val="hybridMultilevel"/>
     <w:tmpl w:val="A7F6F450"/>
@@ -27739,7 +33278,7 @@
       </w:rPr>
     </w:lvl>
   </w:abstractNum>
-  <w:abstractNum w:abstractNumId="58" w15:restartNumberingAfterBreak="0">
+  <w:abstractNum w:abstractNumId="70" w15:restartNumberingAfterBreak="0">
     <w:nsid w:val="607E17D6"/>
     <w:multiLevelType w:val="hybridMultilevel"/>
     <w:tmpl w:val="5CA23714"/>
@@ -27852,7 +33391,7 @@
       </w:rPr>
     </w:lvl>
   </w:abstractNum>
-  <w:abstractNum w:abstractNumId="59" w15:restartNumberingAfterBreak="0">
+  <w:abstractNum w:abstractNumId="71" w15:restartNumberingAfterBreak="0">
     <w:nsid w:val="60992837"/>
     <w:multiLevelType w:val="hybridMultilevel"/>
     <w:tmpl w:val="FBFCA7EC"/>
@@ -27965,7 +33504,7 @@
       </w:rPr>
     </w:lvl>
   </w:abstractNum>
-  <w:abstractNum w:abstractNumId="60" w15:restartNumberingAfterBreak="0">
+  <w:abstractNum w:abstractNumId="72" w15:restartNumberingAfterBreak="0">
     <w:nsid w:val="61C043FF"/>
     <w:multiLevelType w:val="hybridMultilevel"/>
     <w:tmpl w:val="C2EC4964"/>
@@ -28078,7 +33617,7 @@
       </w:rPr>
     </w:lvl>
   </w:abstractNum>
-  <w:abstractNum w:abstractNumId="61" w15:restartNumberingAfterBreak="0">
+  <w:abstractNum w:abstractNumId="73" w15:restartNumberingAfterBreak="0">
     <w:nsid w:val="64D4679A"/>
     <w:multiLevelType w:val="hybridMultilevel"/>
     <w:tmpl w:val="9C48F5F2"/>
@@ -28191,7 +33730,7 @@
       </w:rPr>
     </w:lvl>
   </w:abstractNum>
-  <w:abstractNum w:abstractNumId="62" w15:restartNumberingAfterBreak="0">
+  <w:abstractNum w:abstractNumId="74" w15:restartNumberingAfterBreak="0">
     <w:nsid w:val="67656C52"/>
     <w:multiLevelType w:val="hybridMultilevel"/>
     <w:tmpl w:val="856AD2B6"/>
@@ -28304,7 +33843,7 @@
       </w:rPr>
     </w:lvl>
   </w:abstractNum>
-  <w:abstractNum w:abstractNumId="63" w15:restartNumberingAfterBreak="0">
+  <w:abstractNum w:abstractNumId="75" w15:restartNumberingAfterBreak="0">
     <w:nsid w:val="691C2A77"/>
     <w:multiLevelType w:val="hybridMultilevel"/>
     <w:tmpl w:val="B3042A5C"/>
@@ -28417,7 +33956,7 @@
       </w:rPr>
     </w:lvl>
   </w:abstractNum>
-  <w:abstractNum w:abstractNumId="64" w15:restartNumberingAfterBreak="0">
+  <w:abstractNum w:abstractNumId="76" w15:restartNumberingAfterBreak="0">
     <w:nsid w:val="6BEB689B"/>
     <w:multiLevelType w:val="hybridMultilevel"/>
     <w:tmpl w:val="AE660B76"/>
@@ -28530,7 +34069,7 @@
       </w:rPr>
     </w:lvl>
   </w:abstractNum>
-  <w:abstractNum w:abstractNumId="65" w15:restartNumberingAfterBreak="0">
+  <w:abstractNum w:abstractNumId="77" w15:restartNumberingAfterBreak="0">
     <w:nsid w:val="6D1508F0"/>
     <w:multiLevelType w:val="hybridMultilevel"/>
     <w:tmpl w:val="8542CE7C"/>
@@ -28643,7 +34182,7 @@
       </w:rPr>
     </w:lvl>
   </w:abstractNum>
-  <w:abstractNum w:abstractNumId="66" w15:restartNumberingAfterBreak="0">
+  <w:abstractNum w:abstractNumId="78" w15:restartNumberingAfterBreak="0">
     <w:nsid w:val="6F0F6A4F"/>
     <w:multiLevelType w:val="hybridMultilevel"/>
     <w:tmpl w:val="4986E9C8"/>
@@ -28756,7 +34295,120 @@
       </w:rPr>
     </w:lvl>
   </w:abstractNum>
-  <w:abstractNum w:abstractNumId="67" w15:restartNumberingAfterBreak="0">
+  <w:abstractNum w:abstractNumId="79" w15:restartNumberingAfterBreak="0">
+    <w:nsid w:val="6F5F500C"/>
+    <w:multiLevelType w:val="hybridMultilevel"/>
+    <w:tmpl w:val="109688B2"/>
+    <w:lvl w:ilvl="0" w:tplc="04090001">
+      <w:start w:val="1"/>
+      <w:numFmt w:val="bullet"/>
+      <w:lvlText w:val=""/>
+      <w:lvlJc w:val="left"/>
+      <w:pPr>
+        <w:ind w:left="720" w:hanging="360"/>
+      </w:pPr>
+      <w:rPr>
+        <w:rFonts w:ascii="Symbol" w:hAnsi="Symbol" w:hint="default"/>
+      </w:rPr>
+    </w:lvl>
+    <w:lvl w:ilvl="1" w:tplc="FFFFFFFF" w:tentative="1">
+      <w:start w:val="1"/>
+      <w:numFmt w:val="bullet"/>
+      <w:lvlText w:val="o"/>
+      <w:lvlJc w:val="left"/>
+      <w:pPr>
+        <w:ind w:left="1440" w:hanging="360"/>
+      </w:pPr>
+      <w:rPr>
+        <w:rFonts w:ascii="Courier New" w:hAnsi="Courier New" w:cs="Courier New" w:hint="default"/>
+      </w:rPr>
+    </w:lvl>
+    <w:lvl w:ilvl="2" w:tplc="FFFFFFFF" w:tentative="1">
+      <w:start w:val="1"/>
+      <w:numFmt w:val="bullet"/>
+      <w:lvlText w:val=""/>
+      <w:lvlJc w:val="left"/>
+      <w:pPr>
+        <w:ind w:left="2160" w:hanging="360"/>
+      </w:pPr>
+      <w:rPr>
+        <w:rFonts w:ascii="Wingdings" w:hAnsi="Wingdings" w:hint="default"/>
+      </w:rPr>
+    </w:lvl>
+    <w:lvl w:ilvl="3" w:tplc="FFFFFFFF" w:tentative="1">
+      <w:start w:val="1"/>
+      <w:numFmt w:val="bullet"/>
+      <w:lvlText w:val=""/>
+      <w:lvlJc w:val="left"/>
+      <w:pPr>
+        <w:ind w:left="2880" w:hanging="360"/>
+      </w:pPr>
+      <w:rPr>
+        <w:rFonts w:ascii="Symbol" w:hAnsi="Symbol" w:hint="default"/>
+      </w:rPr>
+    </w:lvl>
+    <w:lvl w:ilvl="4" w:tplc="FFFFFFFF" w:tentative="1">
+      <w:start w:val="1"/>
+      <w:numFmt w:val="bullet"/>
+      <w:lvlText w:val="o"/>
+      <w:lvlJc w:val="left"/>
+      <w:pPr>
+        <w:ind w:left="3600" w:hanging="360"/>
+      </w:pPr>
+      <w:rPr>
+        <w:rFonts w:ascii="Courier New" w:hAnsi="Courier New" w:cs="Courier New" w:hint="default"/>
+      </w:rPr>
+    </w:lvl>
+    <w:lvl w:ilvl="5" w:tplc="FFFFFFFF" w:tentative="1">
+      <w:start w:val="1"/>
+      <w:numFmt w:val="bullet"/>
+      <w:lvlText w:val=""/>
+      <w:lvlJc w:val="left"/>
+      <w:pPr>
+        <w:ind w:left="4320" w:hanging="360"/>
+      </w:pPr>
+      <w:rPr>
+        <w:rFonts w:ascii="Wingdings" w:hAnsi="Wingdings" w:hint="default"/>
+      </w:rPr>
+    </w:lvl>
+    <w:lvl w:ilvl="6" w:tplc="FFFFFFFF" w:tentative="1">
+      <w:start w:val="1"/>
+      <w:numFmt w:val="bullet"/>
+      <w:lvlText w:val=""/>
+      <w:lvlJc w:val="left"/>
+      <w:pPr>
+        <w:ind w:left="5040" w:hanging="360"/>
+      </w:pPr>
+      <w:rPr>
+        <w:rFonts w:ascii="Symbol" w:hAnsi="Symbol" w:hint="default"/>
+      </w:rPr>
+    </w:lvl>
+    <w:lvl w:ilvl="7" w:tplc="FFFFFFFF" w:tentative="1">
+      <w:start w:val="1"/>
+      <w:numFmt w:val="bullet"/>
+      <w:lvlText w:val="o"/>
+      <w:lvlJc w:val="left"/>
+      <w:pPr>
+        <w:ind w:left="5760" w:hanging="360"/>
+      </w:pPr>
+      <w:rPr>
+        <w:rFonts w:ascii="Courier New" w:hAnsi="Courier New" w:cs="Courier New" w:hint="default"/>
+      </w:rPr>
+    </w:lvl>
+    <w:lvl w:ilvl="8" w:tplc="FFFFFFFF" w:tentative="1">
+      <w:start w:val="1"/>
+      <w:numFmt w:val="bullet"/>
+      <w:lvlText w:val=""/>
+      <w:lvlJc w:val="left"/>
+      <w:pPr>
+        <w:ind w:left="6480" w:hanging="360"/>
+      </w:pPr>
+      <w:rPr>
+        <w:rFonts w:ascii="Wingdings" w:hAnsi="Wingdings" w:hint="default"/>
+      </w:rPr>
+    </w:lvl>
+  </w:abstractNum>
+  <w:abstractNum w:abstractNumId="80" w15:restartNumberingAfterBreak="0">
     <w:nsid w:val="6FA726BE"/>
     <w:multiLevelType w:val="hybridMultilevel"/>
     <w:tmpl w:val="12D86B0A"/>
@@ -28869,7 +34521,7 @@
       </w:rPr>
     </w:lvl>
   </w:abstractNum>
-  <w:abstractNum w:abstractNumId="68" w15:restartNumberingAfterBreak="0">
+  <w:abstractNum w:abstractNumId="81" w15:restartNumberingAfterBreak="0">
     <w:nsid w:val="7213112F"/>
     <w:multiLevelType w:val="hybridMultilevel"/>
     <w:tmpl w:val="B14058A0"/>
@@ -28982,7 +34634,120 @@
       </w:rPr>
     </w:lvl>
   </w:abstractNum>
-  <w:abstractNum w:abstractNumId="69" w15:restartNumberingAfterBreak="0">
+  <w:abstractNum w:abstractNumId="82" w15:restartNumberingAfterBreak="0">
+    <w:nsid w:val="72156271"/>
+    <w:multiLevelType w:val="hybridMultilevel"/>
+    <w:tmpl w:val="A5ECE848"/>
+    <w:lvl w:ilvl="0" w:tplc="04090001">
+      <w:start w:val="1"/>
+      <w:numFmt w:val="bullet"/>
+      <w:lvlText w:val=""/>
+      <w:lvlJc w:val="left"/>
+      <w:pPr>
+        <w:ind w:left="720" w:hanging="360"/>
+      </w:pPr>
+      <w:rPr>
+        <w:rFonts w:ascii="Symbol" w:hAnsi="Symbol" w:hint="default"/>
+      </w:rPr>
+    </w:lvl>
+    <w:lvl w:ilvl="1" w:tplc="04090003" w:tentative="1">
+      <w:start w:val="1"/>
+      <w:numFmt w:val="bullet"/>
+      <w:lvlText w:val="o"/>
+      <w:lvlJc w:val="left"/>
+      <w:pPr>
+        <w:ind w:left="1440" w:hanging="360"/>
+      </w:pPr>
+      <w:rPr>
+        <w:rFonts w:ascii="Courier New" w:hAnsi="Courier New" w:cs="Courier New" w:hint="default"/>
+      </w:rPr>
+    </w:lvl>
+    <w:lvl w:ilvl="2" w:tplc="04090005" w:tentative="1">
+      <w:start w:val="1"/>
+      <w:numFmt w:val="bullet"/>
+      <w:lvlText w:val=""/>
+      <w:lvlJc w:val="left"/>
+      <w:pPr>
+        <w:ind w:left="2160" w:hanging="360"/>
+      </w:pPr>
+      <w:rPr>
+        <w:rFonts w:ascii="Wingdings" w:hAnsi="Wingdings" w:hint="default"/>
+      </w:rPr>
+    </w:lvl>
+    <w:lvl w:ilvl="3" w:tplc="04090001" w:tentative="1">
+      <w:start w:val="1"/>
+      <w:numFmt w:val="bullet"/>
+      <w:lvlText w:val=""/>
+      <w:lvlJc w:val="left"/>
+      <w:pPr>
+        <w:ind w:left="2880" w:hanging="360"/>
+      </w:pPr>
+      <w:rPr>
+        <w:rFonts w:ascii="Symbol" w:hAnsi="Symbol" w:hint="default"/>
+      </w:rPr>
+    </w:lvl>
+    <w:lvl w:ilvl="4" w:tplc="04090003" w:tentative="1">
+      <w:start w:val="1"/>
+      <w:numFmt w:val="bullet"/>
+      <w:lvlText w:val="o"/>
+      <w:lvlJc w:val="left"/>
+      <w:pPr>
+        <w:ind w:left="3600" w:hanging="360"/>
+      </w:pPr>
+      <w:rPr>
+        <w:rFonts w:ascii="Courier New" w:hAnsi="Courier New" w:cs="Courier New" w:hint="default"/>
+      </w:rPr>
+    </w:lvl>
+    <w:lvl w:ilvl="5" w:tplc="04090005" w:tentative="1">
+      <w:start w:val="1"/>
+      <w:numFmt w:val="bullet"/>
+      <w:lvlText w:val=""/>
+      <w:lvlJc w:val="left"/>
+      <w:pPr>
+        <w:ind w:left="4320" w:hanging="360"/>
+      </w:pPr>
+      <w:rPr>
+        <w:rFonts w:ascii="Wingdings" w:hAnsi="Wingdings" w:hint="default"/>
+      </w:rPr>
+    </w:lvl>
+    <w:lvl w:ilvl="6" w:tplc="04090001" w:tentative="1">
+      <w:start w:val="1"/>
+      <w:numFmt w:val="bullet"/>
+      <w:lvlText w:val=""/>
+      <w:lvlJc w:val="left"/>
+      <w:pPr>
+        <w:ind w:left="5040" w:hanging="360"/>
+      </w:pPr>
+      <w:rPr>
+        <w:rFonts w:ascii="Symbol" w:hAnsi="Symbol" w:hint="default"/>
+      </w:rPr>
+    </w:lvl>
+    <w:lvl w:ilvl="7" w:tplc="04090003" w:tentative="1">
+      <w:start w:val="1"/>
+      <w:numFmt w:val="bullet"/>
+      <w:lvlText w:val="o"/>
+      <w:lvlJc w:val="left"/>
+      <w:pPr>
+        <w:ind w:left="5760" w:hanging="360"/>
+      </w:pPr>
+      <w:rPr>
+        <w:rFonts w:ascii="Courier New" w:hAnsi="Courier New" w:cs="Courier New" w:hint="default"/>
+      </w:rPr>
+    </w:lvl>
+    <w:lvl w:ilvl="8" w:tplc="04090005" w:tentative="1">
+      <w:start w:val="1"/>
+      <w:numFmt w:val="bullet"/>
+      <w:lvlText w:val=""/>
+      <w:lvlJc w:val="left"/>
+      <w:pPr>
+        <w:ind w:left="6480" w:hanging="360"/>
+      </w:pPr>
+      <w:rPr>
+        <w:rFonts w:ascii="Wingdings" w:hAnsi="Wingdings" w:hint="default"/>
+      </w:rPr>
+    </w:lvl>
+  </w:abstractNum>
+  <w:abstractNum w:abstractNumId="83" w15:restartNumberingAfterBreak="0">
     <w:nsid w:val="726A2DD6"/>
     <w:multiLevelType w:val="hybridMultilevel"/>
     <w:tmpl w:val="4732E050"/>
@@ -29095,7 +34860,7 @@
       </w:rPr>
     </w:lvl>
   </w:abstractNum>
-  <w:abstractNum w:abstractNumId="70" w15:restartNumberingAfterBreak="0">
+  <w:abstractNum w:abstractNumId="84" w15:restartNumberingAfterBreak="0">
     <w:nsid w:val="7961614B"/>
     <w:multiLevelType w:val="hybridMultilevel"/>
     <w:tmpl w:val="AFCA58EE"/>
@@ -29208,7 +34973,7 @@
       </w:rPr>
     </w:lvl>
   </w:abstractNum>
-  <w:abstractNum w:abstractNumId="71" w15:restartNumberingAfterBreak="0">
+  <w:abstractNum w:abstractNumId="85" w15:restartNumberingAfterBreak="0">
     <w:nsid w:val="7A1A0B97"/>
     <w:multiLevelType w:val="hybridMultilevel"/>
     <w:tmpl w:val="A97A3DCC"/>
@@ -29321,7 +35086,120 @@
       </w:rPr>
     </w:lvl>
   </w:abstractNum>
-  <w:abstractNum w:abstractNumId="72" w15:restartNumberingAfterBreak="0">
+  <w:abstractNum w:abstractNumId="86" w15:restartNumberingAfterBreak="0">
+    <w:nsid w:val="7C96684D"/>
+    <w:multiLevelType w:val="hybridMultilevel"/>
+    <w:tmpl w:val="1DC68A84"/>
+    <w:lvl w:ilvl="0" w:tplc="04090003">
+      <w:start w:val="1"/>
+      <w:numFmt w:val="bullet"/>
+      <w:lvlText w:val="o"/>
+      <w:lvlJc w:val="left"/>
+      <w:pPr>
+        <w:ind w:left="720" w:hanging="360"/>
+      </w:pPr>
+      <w:rPr>
+        <w:rFonts w:ascii="Courier New" w:hAnsi="Courier New" w:cs="Courier New" w:hint="default"/>
+      </w:rPr>
+    </w:lvl>
+    <w:lvl w:ilvl="1" w:tplc="04090003" w:tentative="1">
+      <w:start w:val="1"/>
+      <w:numFmt w:val="bullet"/>
+      <w:lvlText w:val="o"/>
+      <w:lvlJc w:val="left"/>
+      <w:pPr>
+        <w:ind w:left="1440" w:hanging="360"/>
+      </w:pPr>
+      <w:rPr>
+        <w:rFonts w:ascii="Courier New" w:hAnsi="Courier New" w:cs="Courier New" w:hint="default"/>
+      </w:rPr>
+    </w:lvl>
+    <w:lvl w:ilvl="2" w:tplc="04090005" w:tentative="1">
+      <w:start w:val="1"/>
+      <w:numFmt w:val="bullet"/>
+      <w:lvlText w:val=""/>
+      <w:lvlJc w:val="left"/>
+      <w:pPr>
+        <w:ind w:left="2160" w:hanging="360"/>
+      </w:pPr>
+      <w:rPr>
+        <w:rFonts w:ascii="Wingdings" w:hAnsi="Wingdings" w:hint="default"/>
+      </w:rPr>
+    </w:lvl>
+    <w:lvl w:ilvl="3" w:tplc="04090001" w:tentative="1">
+      <w:start w:val="1"/>
+      <w:numFmt w:val="bullet"/>
+      <w:lvlText w:val=""/>
+      <w:lvlJc w:val="left"/>
+      <w:pPr>
+        <w:ind w:left="2880" w:hanging="360"/>
+      </w:pPr>
+      <w:rPr>
+        <w:rFonts w:ascii="Symbol" w:hAnsi="Symbol" w:hint="default"/>
+      </w:rPr>
+    </w:lvl>
+    <w:lvl w:ilvl="4" w:tplc="04090003" w:tentative="1">
+      <w:start w:val="1"/>
+      <w:numFmt w:val="bullet"/>
+      <w:lvlText w:val="o"/>
+      <w:lvlJc w:val="left"/>
+      <w:pPr>
+        <w:ind w:left="3600" w:hanging="360"/>
+      </w:pPr>
+      <w:rPr>
+        <w:rFonts w:ascii="Courier New" w:hAnsi="Courier New" w:cs="Courier New" w:hint="default"/>
+      </w:rPr>
+    </w:lvl>
+    <w:lvl w:ilvl="5" w:tplc="04090005" w:tentative="1">
+      <w:start w:val="1"/>
+      <w:numFmt w:val="bullet"/>
+      <w:lvlText w:val=""/>
+      <w:lvlJc w:val="left"/>
+      <w:pPr>
+        <w:ind w:left="4320" w:hanging="360"/>
+      </w:pPr>
+      <w:rPr>
+        <w:rFonts w:ascii="Wingdings" w:hAnsi="Wingdings" w:hint="default"/>
+      </w:rPr>
+    </w:lvl>
+    <w:lvl w:ilvl="6" w:tplc="04090001" w:tentative="1">
+      <w:start w:val="1"/>
+      <w:numFmt w:val="bullet"/>
+      <w:lvlText w:val=""/>
+      <w:lvlJc w:val="left"/>
+      <w:pPr>
+        <w:ind w:left="5040" w:hanging="360"/>
+      </w:pPr>
+      <w:rPr>
+        <w:rFonts w:ascii="Symbol" w:hAnsi="Symbol" w:hint="default"/>
+      </w:rPr>
+    </w:lvl>
+    <w:lvl w:ilvl="7" w:tplc="04090003" w:tentative="1">
+      <w:start w:val="1"/>
+      <w:numFmt w:val="bullet"/>
+      <w:lvlText w:val="o"/>
+      <w:lvlJc w:val="left"/>
+      <w:pPr>
+        <w:ind w:left="5760" w:hanging="360"/>
+      </w:pPr>
+      <w:rPr>
+        <w:rFonts w:ascii="Courier New" w:hAnsi="Courier New" w:cs="Courier New" w:hint="default"/>
+      </w:rPr>
+    </w:lvl>
+    <w:lvl w:ilvl="8" w:tplc="04090005" w:tentative="1">
+      <w:start w:val="1"/>
+      <w:numFmt w:val="bullet"/>
+      <w:lvlText w:val=""/>
+      <w:lvlJc w:val="left"/>
+      <w:pPr>
+        <w:ind w:left="6480" w:hanging="360"/>
+      </w:pPr>
+      <w:rPr>
+        <w:rFonts w:ascii="Wingdings" w:hAnsi="Wingdings" w:hint="default"/>
+      </w:rPr>
+    </w:lvl>
+  </w:abstractNum>
+  <w:abstractNum w:abstractNumId="87" w15:restartNumberingAfterBreak="0">
     <w:nsid w:val="7CFC33C7"/>
     <w:multiLevelType w:val="hybridMultilevel"/>
     <w:tmpl w:val="2CFAD560"/>
@@ -29434,7 +35312,7 @@
       </w:rPr>
     </w:lvl>
   </w:abstractNum>
-  <w:abstractNum w:abstractNumId="73" w15:restartNumberingAfterBreak="0">
+  <w:abstractNum w:abstractNumId="88" w15:restartNumberingAfterBreak="0">
     <w:nsid w:val="7D7F56B3"/>
     <w:multiLevelType w:val="hybridMultilevel"/>
     <w:tmpl w:val="C2026FA2"/>
@@ -29547,7 +35425,7 @@
       </w:rPr>
     </w:lvl>
   </w:abstractNum>
-  <w:abstractNum w:abstractNumId="74" w15:restartNumberingAfterBreak="0">
+  <w:abstractNum w:abstractNumId="89" w15:restartNumberingAfterBreak="0">
     <w:nsid w:val="7DF5693C"/>
     <w:multiLevelType w:val="hybridMultilevel"/>
     <w:tmpl w:val="D416D55E"/>
@@ -29660,7 +35538,7 @@
       </w:rPr>
     </w:lvl>
   </w:abstractNum>
-  <w:abstractNum w:abstractNumId="75" w15:restartNumberingAfterBreak="0">
+  <w:abstractNum w:abstractNumId="90" w15:restartNumberingAfterBreak="0">
     <w:nsid w:val="7FAA66C4"/>
     <w:multiLevelType w:val="hybridMultilevel"/>
     <w:tmpl w:val="8D6833F8"/>
@@ -29774,234 +35652,279 @@
     </w:lvl>
   </w:abstractNum>
   <w:num w:numId="1" w16cid:durableId="1404445511">
-    <w:abstractNumId w:val="27"/>
+    <w:abstractNumId w:val="30"/>
   </w:num>
   <w:num w:numId="2" w16cid:durableId="135075702">
-    <w:abstractNumId w:val="40"/>
+    <w:abstractNumId w:val="49"/>
   </w:num>
   <w:num w:numId="3" w16cid:durableId="426999478">
-    <w:abstractNumId w:val="62"/>
+    <w:abstractNumId w:val="74"/>
   </w:num>
   <w:num w:numId="4" w16cid:durableId="759179344">
-    <w:abstractNumId w:val="49"/>
+    <w:abstractNumId w:val="59"/>
   </w:num>
   <w:num w:numId="5" w16cid:durableId="1533221845">
-    <w:abstractNumId w:val="60"/>
+    <w:abstractNumId w:val="72"/>
   </w:num>
   <w:num w:numId="6" w16cid:durableId="967665146">
     <w:abstractNumId w:val="4"/>
   </w:num>
   <w:num w:numId="7" w16cid:durableId="1211921095">
+    <w:abstractNumId w:val="9"/>
+  </w:num>
+  <w:num w:numId="8" w16cid:durableId="7949669">
+    <w:abstractNumId w:val="41"/>
+  </w:num>
+  <w:num w:numId="9" w16cid:durableId="627472917">
+    <w:abstractNumId w:val="67"/>
+  </w:num>
+  <w:num w:numId="10" w16cid:durableId="209466052">
+    <w:abstractNumId w:val="52"/>
+  </w:num>
+  <w:num w:numId="11" w16cid:durableId="820925520">
+    <w:abstractNumId w:val="51"/>
+  </w:num>
+  <w:num w:numId="12" w16cid:durableId="2109813136">
+    <w:abstractNumId w:val="21"/>
+  </w:num>
+  <w:num w:numId="13" w16cid:durableId="1727875702">
+    <w:abstractNumId w:val="56"/>
+  </w:num>
+  <w:num w:numId="14" w16cid:durableId="198209018">
+    <w:abstractNumId w:val="78"/>
+  </w:num>
+  <w:num w:numId="15" w16cid:durableId="156310306">
+    <w:abstractNumId w:val="33"/>
+  </w:num>
+  <w:num w:numId="16" w16cid:durableId="1739552430">
+    <w:abstractNumId w:val="61"/>
+  </w:num>
+  <w:num w:numId="17" w16cid:durableId="1876771666">
+    <w:abstractNumId w:val="75"/>
+  </w:num>
+  <w:num w:numId="18" w16cid:durableId="1382512560">
+    <w:abstractNumId w:val="90"/>
+  </w:num>
+  <w:num w:numId="19" w16cid:durableId="1473791295">
+    <w:abstractNumId w:val="43"/>
+  </w:num>
+  <w:num w:numId="20" w16cid:durableId="1857038387">
+    <w:abstractNumId w:val="64"/>
+  </w:num>
+  <w:num w:numId="21" w16cid:durableId="2059933351">
+    <w:abstractNumId w:val="48"/>
+  </w:num>
+  <w:num w:numId="22" w16cid:durableId="71464753">
+    <w:abstractNumId w:val="77"/>
+  </w:num>
+  <w:num w:numId="23" w16cid:durableId="219174063">
     <w:abstractNumId w:val="8"/>
   </w:num>
-  <w:num w:numId="8" w16cid:durableId="7949669">
-    <w:abstractNumId w:val="34"/>
-  </w:num>
-  <w:num w:numId="9" w16cid:durableId="627472917">
-    <w:abstractNumId w:val="55"/>
-  </w:num>
-  <w:num w:numId="10" w16cid:durableId="209466052">
-    <w:abstractNumId w:val="43"/>
-  </w:num>
-  <w:num w:numId="11" w16cid:durableId="820925520">
-    <w:abstractNumId w:val="42"/>
-  </w:num>
-  <w:num w:numId="12" w16cid:durableId="2109813136">
-    <w:abstractNumId w:val="19"/>
-  </w:num>
-  <w:num w:numId="13" w16cid:durableId="1727875702">
-    <w:abstractNumId w:val="47"/>
-  </w:num>
-  <w:num w:numId="14" w16cid:durableId="198209018">
-    <w:abstractNumId w:val="66"/>
-  </w:num>
-  <w:num w:numId="15" w16cid:durableId="156310306">
-    <w:abstractNumId w:val="30"/>
-  </w:num>
-  <w:num w:numId="16" w16cid:durableId="1739552430">
-    <w:abstractNumId w:val="50"/>
-  </w:num>
-  <w:num w:numId="17" w16cid:durableId="1876771666">
-    <w:abstractNumId w:val="63"/>
-  </w:num>
-  <w:num w:numId="18" w16cid:durableId="1382512560">
-    <w:abstractNumId w:val="75"/>
-  </w:num>
-  <w:num w:numId="19" w16cid:durableId="1473791295">
-    <w:abstractNumId w:val="35"/>
-  </w:num>
-  <w:num w:numId="20" w16cid:durableId="1857038387">
-    <w:abstractNumId w:val="53"/>
-  </w:num>
-  <w:num w:numId="21" w16cid:durableId="2059933351">
-    <w:abstractNumId w:val="39"/>
-  </w:num>
-  <w:num w:numId="22" w16cid:durableId="71464753">
-    <w:abstractNumId w:val="65"/>
-  </w:num>
-  <w:num w:numId="23" w16cid:durableId="219174063">
-    <w:abstractNumId w:val="7"/>
-  </w:num>
   <w:num w:numId="24" w16cid:durableId="606304463">
-    <w:abstractNumId w:val="58"/>
+    <w:abstractNumId w:val="70"/>
   </w:num>
   <w:num w:numId="25" w16cid:durableId="549995690">
-    <w:abstractNumId w:val="68"/>
+    <w:abstractNumId w:val="81"/>
   </w:num>
   <w:num w:numId="26" w16cid:durableId="807825198">
     <w:abstractNumId w:val="1"/>
   </w:num>
   <w:num w:numId="27" w16cid:durableId="1995333027">
-    <w:abstractNumId w:val="10"/>
+    <w:abstractNumId w:val="11"/>
   </w:num>
   <w:num w:numId="28" w16cid:durableId="149293805">
-    <w:abstractNumId w:val="57"/>
+    <w:abstractNumId w:val="69"/>
   </w:num>
   <w:num w:numId="29" w16cid:durableId="1184126508">
-    <w:abstractNumId w:val="22"/>
+    <w:abstractNumId w:val="25"/>
   </w:num>
   <w:num w:numId="30" w16cid:durableId="157502072">
-    <w:abstractNumId w:val="32"/>
+    <w:abstractNumId w:val="36"/>
   </w:num>
   <w:num w:numId="31" w16cid:durableId="65690779">
-    <w:abstractNumId w:val="54"/>
+    <w:abstractNumId w:val="66"/>
   </w:num>
   <w:num w:numId="32" w16cid:durableId="1335454861">
-    <w:abstractNumId w:val="33"/>
+    <w:abstractNumId w:val="40"/>
   </w:num>
   <w:num w:numId="33" w16cid:durableId="543180691">
-    <w:abstractNumId w:val="72"/>
+    <w:abstractNumId w:val="87"/>
   </w:num>
   <w:num w:numId="34" w16cid:durableId="946082220">
-    <w:abstractNumId w:val="41"/>
+    <w:abstractNumId w:val="50"/>
   </w:num>
   <w:num w:numId="35" w16cid:durableId="1817606919">
-    <w:abstractNumId w:val="6"/>
+    <w:abstractNumId w:val="7"/>
   </w:num>
   <w:num w:numId="36" w16cid:durableId="848300682">
-    <w:abstractNumId w:val="12"/>
+    <w:abstractNumId w:val="13"/>
   </w:num>
   <w:num w:numId="37" w16cid:durableId="1876304667">
-    <w:abstractNumId w:val="70"/>
+    <w:abstractNumId w:val="84"/>
   </w:num>
   <w:num w:numId="38" w16cid:durableId="1300644404">
-    <w:abstractNumId w:val="73"/>
+    <w:abstractNumId w:val="88"/>
   </w:num>
   <w:num w:numId="39" w16cid:durableId="1515611990">
-    <w:abstractNumId w:val="20"/>
+    <w:abstractNumId w:val="23"/>
   </w:num>
   <w:num w:numId="40" w16cid:durableId="258953808">
-    <w:abstractNumId w:val="24"/>
+    <w:abstractNumId w:val="27"/>
   </w:num>
   <w:num w:numId="41" w16cid:durableId="509485505">
-    <w:abstractNumId w:val="28"/>
+    <w:abstractNumId w:val="31"/>
   </w:num>
   <w:num w:numId="42" w16cid:durableId="1314410647">
-    <w:abstractNumId w:val="71"/>
+    <w:abstractNumId w:val="85"/>
   </w:num>
   <w:num w:numId="43" w16cid:durableId="1963148429">
     <w:abstractNumId w:val="3"/>
   </w:num>
   <w:num w:numId="44" w16cid:durableId="2108188315">
-    <w:abstractNumId w:val="13"/>
+    <w:abstractNumId w:val="14"/>
   </w:num>
   <w:num w:numId="45" w16cid:durableId="1073510357">
     <w:abstractNumId w:val="2"/>
   </w:num>
   <w:num w:numId="46" w16cid:durableId="1571574680">
-    <w:abstractNumId w:val="31"/>
+    <w:abstractNumId w:val="34"/>
   </w:num>
   <w:num w:numId="47" w16cid:durableId="888759922">
-    <w:abstractNumId w:val="59"/>
+    <w:abstractNumId w:val="71"/>
   </w:num>
   <w:num w:numId="48" w16cid:durableId="990334434">
-    <w:abstractNumId w:val="11"/>
+    <w:abstractNumId w:val="12"/>
   </w:num>
   <w:num w:numId="49" w16cid:durableId="267198762">
-    <w:abstractNumId w:val="69"/>
+    <w:abstractNumId w:val="83"/>
   </w:num>
   <w:num w:numId="50" w16cid:durableId="962268363">
     <w:abstractNumId w:val="0"/>
   </w:num>
   <w:num w:numId="51" w16cid:durableId="1000504362">
-    <w:abstractNumId w:val="25"/>
+    <w:abstractNumId w:val="28"/>
   </w:num>
   <w:num w:numId="52" w16cid:durableId="302581157">
+    <w:abstractNumId w:val="53"/>
+  </w:num>
+  <w:num w:numId="53" w16cid:durableId="363752166">
+    <w:abstractNumId w:val="54"/>
+  </w:num>
+  <w:num w:numId="54" w16cid:durableId="100032138">
+    <w:abstractNumId w:val="20"/>
+  </w:num>
+  <w:num w:numId="55" w16cid:durableId="740761563">
+    <w:abstractNumId w:val="63"/>
+  </w:num>
+  <w:num w:numId="56" w16cid:durableId="78867923">
+    <w:abstractNumId w:val="10"/>
+  </w:num>
+  <w:num w:numId="57" w16cid:durableId="1340428136">
+    <w:abstractNumId w:val="17"/>
+  </w:num>
+  <w:num w:numId="58" w16cid:durableId="304509812">
+    <w:abstractNumId w:val="76"/>
+  </w:num>
+  <w:num w:numId="59" w16cid:durableId="1811704700">
+    <w:abstractNumId w:val="55"/>
+  </w:num>
+  <w:num w:numId="60" w16cid:durableId="832336076">
+    <w:abstractNumId w:val="15"/>
+  </w:num>
+  <w:num w:numId="61" w16cid:durableId="1120346436">
+    <w:abstractNumId w:val="80"/>
+  </w:num>
+  <w:num w:numId="62" w16cid:durableId="820387105">
+    <w:abstractNumId w:val="29"/>
+  </w:num>
+  <w:num w:numId="63" w16cid:durableId="2115788040">
+    <w:abstractNumId w:val="58"/>
+  </w:num>
+  <w:num w:numId="64" w16cid:durableId="1570382690">
     <w:abstractNumId w:val="44"/>
   </w:num>
-  <w:num w:numId="53" w16cid:durableId="363752166">
+  <w:num w:numId="65" w16cid:durableId="1931962144">
+    <w:abstractNumId w:val="89"/>
+  </w:num>
+  <w:num w:numId="66" w16cid:durableId="1612976249">
+    <w:abstractNumId w:val="47"/>
+  </w:num>
+  <w:num w:numId="67" w16cid:durableId="1128281217">
+    <w:abstractNumId w:val="73"/>
+  </w:num>
+  <w:num w:numId="68" w16cid:durableId="1178429036">
+    <w:abstractNumId w:val="18"/>
+  </w:num>
+  <w:num w:numId="69" w16cid:durableId="532813732">
+    <w:abstractNumId w:val="32"/>
+  </w:num>
+  <w:num w:numId="70" w16cid:durableId="1998680912">
+    <w:abstractNumId w:val="26"/>
+  </w:num>
+  <w:num w:numId="71" w16cid:durableId="9378403">
+    <w:abstractNumId w:val="16"/>
+  </w:num>
+  <w:num w:numId="72" w16cid:durableId="1229535803">
+    <w:abstractNumId w:val="46"/>
+  </w:num>
+  <w:num w:numId="73" w16cid:durableId="1749694788">
+    <w:abstractNumId w:val="24"/>
+  </w:num>
+  <w:num w:numId="74" w16cid:durableId="1086075105">
+    <w:abstractNumId w:val="62"/>
+  </w:num>
+  <w:num w:numId="75" w16cid:durableId="685399726">
+    <w:abstractNumId w:val="6"/>
+  </w:num>
+  <w:num w:numId="76" w16cid:durableId="1174764257">
+    <w:abstractNumId w:val="68"/>
+  </w:num>
+  <w:num w:numId="77" w16cid:durableId="1110315236">
     <w:abstractNumId w:val="45"/>
   </w:num>
-  <w:num w:numId="54" w16cid:durableId="100032138">
-    <w:abstractNumId w:val="18"/>
+  <w:num w:numId="78" w16cid:durableId="1055348418">
+    <w:abstractNumId w:val="22"/>
   </w:num>
-  <w:num w:numId="55" w16cid:durableId="740761563">
-    <w:abstractNumId w:val="52"/>
+  <w:num w:numId="79" w16cid:durableId="1469869">
+    <w:abstractNumId w:val="57"/>
   </w:num>
-  <w:num w:numId="56" w16cid:durableId="78867923">
-    <w:abstractNumId w:val="9"/>
+  <w:num w:numId="80" w16cid:durableId="102843370">
+    <w:abstractNumId w:val="42"/>
   </w:num>
-  <w:num w:numId="57" w16cid:durableId="1340428136">
-    <w:abstractNumId w:val="16"/>
+  <w:num w:numId="81" w16cid:durableId="1022784006">
+    <w:abstractNumId w:val="39"/>
   </w:num>
-  <w:num w:numId="58" w16cid:durableId="304509812">
-    <w:abstractNumId w:val="64"/>
+  <w:num w:numId="82" w16cid:durableId="1638684353">
+    <w:abstractNumId w:val="86"/>
   </w:num>
-  <w:num w:numId="59" w16cid:durableId="1811704700">
-    <w:abstractNumId w:val="46"/>
+  <w:num w:numId="83" w16cid:durableId="1602881764">
+    <w:abstractNumId w:val="19"/>
   </w:num>
-  <w:num w:numId="60" w16cid:durableId="832336076">
-    <w:abstractNumId w:val="14"/>
+  <w:num w:numId="84" w16cid:durableId="1683169450">
+    <w:abstractNumId w:val="65"/>
   </w:num>
-  <w:num w:numId="61" w16cid:durableId="1120346436">
-    <w:abstractNumId w:val="67"/>
+  <w:num w:numId="85" w16cid:durableId="2117406084">
+    <w:abstractNumId w:val="35"/>
   </w:num>
-  <w:num w:numId="62" w16cid:durableId="820387105">
-    <w:abstractNumId w:val="26"/>
+  <w:num w:numId="86" w16cid:durableId="928730986">
+    <w:abstractNumId w:val="60"/>
   </w:num>
-  <w:num w:numId="63" w16cid:durableId="2115788040">
-    <w:abstractNumId w:val="48"/>
-  </w:num>
-  <w:num w:numId="64" w16cid:durableId="1570382690">
-    <w:abstractNumId w:val="36"/>
-  </w:num>
-  <w:num w:numId="65" w16cid:durableId="1931962144">
-    <w:abstractNumId w:val="74"/>
-  </w:num>
-  <w:num w:numId="66" w16cid:durableId="1612976249">
+  <w:num w:numId="87" w16cid:durableId="333261153">
     <w:abstractNumId w:val="38"/>
   </w:num>
-  <w:num w:numId="67" w16cid:durableId="1128281217">
-    <w:abstractNumId w:val="61"/>
+  <w:num w:numId="88" w16cid:durableId="406458865">
+    <w:abstractNumId w:val="79"/>
   </w:num>
-  <w:num w:numId="68" w16cid:durableId="1178429036">
-    <w:abstractNumId w:val="17"/>
+  <w:num w:numId="89" w16cid:durableId="1765035449">
+    <w:abstractNumId w:val="5"/>
   </w:num>
-  <w:num w:numId="69" w16cid:durableId="532813732">
-    <w:abstractNumId w:val="29"/>
-  </w:num>
-  <w:num w:numId="70" w16cid:durableId="1998680912">
-    <w:abstractNumId w:val="23"/>
-  </w:num>
-  <w:num w:numId="71" w16cid:durableId="9378403">
-    <w:abstractNumId w:val="15"/>
-  </w:num>
-  <w:num w:numId="72" w16cid:durableId="1229535803">
+  <w:num w:numId="90" w16cid:durableId="1247609706">
     <w:abstractNumId w:val="37"/>
   </w:num>
-  <w:num w:numId="73" w16cid:durableId="1749694788">
-    <w:abstractNumId w:val="21"/>
+  <w:num w:numId="91" w16cid:durableId="1936477872">
+    <w:abstractNumId w:val="82"/>
   </w:num>
-  <w:num w:numId="74" w16cid:durableId="1086075105">
-    <w:abstractNumId w:val="51"/>
-  </w:num>
-  <w:num w:numId="75" w16cid:durableId="685399726">
-    <w:abstractNumId w:val="5"/>
-  </w:num>
-  <w:num w:numId="76" w16cid:durableId="1174764257">
-    <w:abstractNumId w:val="56"/>
-  </w:num>
-  <w:numIdMacAtCleanup w:val="76"/>
+  <w:numIdMacAtCleanup w:val="91"/>
 </w:numbering>
 </file>
 
@@ -30608,6 +36531,7 @@
   <w:style w:type="character" w:default="1" w:styleId="DefaultParagraphFont">
     <w:name w:val="Default Paragraph Font"/>
     <w:uiPriority w:val="1"/>
+    <w:semiHidden/>
     <w:unhideWhenUsed/>
   </w:style>
   <w:style w:type="table" w:default="1" w:styleId="TableNormal">
